--- a/Thesis/docx_export/BAB_1_PENDAHULUAN.docx
+++ b/Thesis/docx_export/BAB_1_PENDAHULUAN.docx
@@ -4,3407 +4,6616 @@
   <w:body>
     <w:p>
       <w:pPr>
-        <w:pStyle w:val="Heading1"/>
+        <w:spacing w:before="240" w:after="240"/>
+        <w:jc w:val="center"/>
       </w:pPr>
       <w:r>
-        <w:t>BAB I: PENDAHULUAN</w:t>
-      </w:r>
-      <w:r/>
-    </w:p>
-    <w:p>
-      <w:r/>
-      <w:r>
-        <w:rPr>
+        <w:rPr>
+          <w:rFonts w:ascii="Arial" w:hAnsi="Arial"/>
           <w:b/>
-        </w:rPr>
-        <w:t>Judul Tugas Akhir</w:t>
-      </w:r>
-      <w:r>
-        <w:t>:</w:t>
+          <w:sz w:val="22"/>
+        </w:rPr>
+        <w:t>BAB I</w:t>
         <w:br/>
-      </w:r>
-      <w:r/>
-      <w:r>
-        <w:rPr>
-          <w:i/>
-        </w:rPr>
-        <w:t>Analisis Kinematika, Dinamika, dan Estimasi Keadaan Optimal Kalman Filter untuk Pelacakan Berbasis Visi pada AUV Vectored 6-DOF Over-Actuated 8-Pendorong</w:t>
-      </w:r>
-      <w:r/>
+        <w:t>PENDAHULUAN</w:t>
+      </w:r>
     </w:p>
     <w:p>
       <w:pPr>
-        <w:pBdr>
-          <w:bottom w:val="single" w:sz="6" w:space="1" w:color="auto"/>
-        </w:pBdr>
+        <w:spacing w:after="80" w:line="276" w:lineRule="auto"/>
+        <w:ind w:firstLine="567"/>
+        <w:jc w:val="both"/>
       </w:pPr>
-      <w:r/>
+      <w:r>
+        <w:rPr>
+          <w:rFonts w:ascii="Arial" w:hAnsi="Arial"/>
+          <w:b/>
+          <w:sz w:val="20"/>
+        </w:rPr>
+        <w:t>Judul Tugas Akhir</w:t>
+      </w:r>
+      <w:r>
+        <w:rPr>
+          <w:rFonts w:ascii="Arial" w:hAnsi="Arial"/>
+          <w:sz w:val="20"/>
+        </w:rPr>
+        <w:t>:</w:t>
+      </w:r>
     </w:p>
     <w:p>
       <w:pPr>
-        <w:pStyle w:val="Heading2"/>
+        <w:spacing w:after="80" w:line="276" w:lineRule="auto"/>
+        <w:ind w:firstLine="567"/>
+        <w:jc w:val="both"/>
       </w:pPr>
       <w:r>
-        <w:t>1.1 Latar Belakang</w:t>
-      </w:r>
-      <w:r/>
-    </w:p>
-    <w:p>
-      <w:r/>
-      <w:r>
-        <w:t xml:space="preserve">Indonesia adalah negara kepulauan terbesar di dunia, memiliki lebih dari 17.000 pulau, garis pantai sepanjang kurang lebih 108.000 kilometer, serta wilayah maritim yang membentang seluas 6,4 juta kilometer persegi. Di dalam domain bawah air yang sangat luas ini, terdapat aset infrastruktur laut yang sangat penting—seperti fasilitas produksi minyak dan gas lepas pantai, jaringan kabel telekomunikasi bawah laut, pipa minyak bawah laut, dan instalasi energi laut terbarukan—serta habitat laut yang peka secara ekologis seperti terumbu karang dan ekosistem bentik [2], [14]. Inspeksi rutin, pemantauan kesehatan struktural, dan pemeliharaan instalasi bawah laut ini secara tradisional sangat bergantung pada penyelam komersial manusia atau wahana kelas berat seperti </w:t>
-      </w:r>
-      <w:r>
-        <w:rPr>
+        <w:rPr>
+          <w:rFonts w:ascii="Arial" w:hAnsi="Arial"/>
           <w:i/>
-        </w:rPr>
-        <w:t>Work-Class Remotely Operated Vehicles</w:t>
-      </w:r>
-      <w:r>
-        <w:t xml:space="preserve"> (WROVs) [14], [18], [31]. Namun, intervensi bawah air bertenaga manusia sangat dibatasi oleh bahaya fisiologis hiperbarik, penyakit dekompresi, dan batas kedalaman operasi yang ketat. Sementara itu, ROV </w:t>
-      </w:r>
-      <w:r>
-        <w:rPr>
-          <w:i/>
-        </w:rPr>
-        <w:t>work-class</w:t>
-      </w:r>
-      <w:r>
-        <w:t xml:space="preserve"> memerlukan kapal pendukung permukaan yang besar, kerekan hidrolik pengatur umbilikal yang masif, dan biaya operasional (OPEX) yang sangat besar, sehingga membuat inspeksi yang sering menjadi tidak berkelanjutan secara ekonomi [2], [14], [31].</w:t>
-      </w:r>
-      <w:r/>
-    </w:p>
-    <w:p>
-      <w:r/>
-      <w:r>
-        <w:t xml:space="preserve">Untuk mengatasi keterbatasan operasional tersebut, teknologi robotika laut telah beralih secara cepat menuju wahana otonom yang ringkas dan lincah, yaitu </w:t>
-      </w:r>
-      <w:r>
-        <w:rPr>
-          <w:i/>
-        </w:rPr>
-        <w:t>Autonomous Underwater Vehicles</w:t>
-      </w:r>
-      <w:r>
-        <w:t xml:space="preserve"> (AUVs) dan </w:t>
-      </w:r>
-      <w:r>
-        <w:rPr>
-          <w:i/>
-        </w:rPr>
-        <w:t>Hovering Autonomous Underwater Vehicles</w:t>
-      </w:r>
-      <w:r>
-        <w:t xml:space="preserve"> (HAUVs) [2], [14], [31]. Berbeda dengan AUV konvensional berbentuk torpedo kelas survei—yang bergantung pada kecepatan jelajah maju dan gaya angkat hidrodinamika (</w:t>
-      </w:r>
-      <w:r>
-        <w:rPr>
-          <w:i/>
-        </w:rPr>
-        <w:t>hydrodynamic lift</w:t>
-      </w:r>
-      <w:r>
-        <w:t xml:space="preserve">) yang dihasilkan oleh sirip kendali untuk menjaga keseimbangan—AUV kelas inspeksi dan </w:t>
-      </w:r>
-      <w:r>
-        <w:rPr>
-          <w:i/>
-        </w:rPr>
-        <w:t>hovering</w:t>
-      </w:r>
-      <w:r>
-        <w:t xml:space="preserve"> memerlukan kemampuan manuver pada kecepatan nol (</w:t>
-      </w:r>
-      <w:r>
-        <w:rPr>
-          <w:i/>
-        </w:rPr>
-        <w:t>zero-speed maneuverability</w:t>
-      </w:r>
-      <w:r>
-        <w:t xml:space="preserve">), </w:t>
-      </w:r>
-      <w:r>
-        <w:rPr>
-          <w:i/>
-        </w:rPr>
-        <w:t>station-keeping</w:t>
-      </w:r>
-      <w:r>
-        <w:t xml:space="preserve"> omnidireksional, dan pelacakan lintasan multi-sumbu di lingkungan bawah laut yang sangat terbatas [7], [14], [18], [31].</w:t>
-      </w:r>
-      <w:r/>
-    </w:p>
-    <w:p>
-      <w:r/>
-      <w:r>
-        <w:t xml:space="preserve">Meskipun memiliki berbagai keuntungan, mayoritas kapal selam mikro komersial dan akademik beroperasi di bawah kondisi kinematika dan dinamika yang </w:t>
-      </w:r>
-      <w:r>
-        <w:rPr>
-          <w:i/>
-        </w:rPr>
-        <w:t>underactuated</w:t>
-      </w:r>
-      <w:r>
-        <w:t xml:space="preserve"> [7], [31], [6], [32], [40]. Platform BlueROV2 standar, misalnya, menggunakan tata letak 6 pendorong (</w:t>
-      </w:r>
-      <w:r>
-        <w:rPr>
-          <w:i/>
-        </w:rPr>
-        <w:t>thrusters</w:t>
-      </w:r>
-      <w:r>
-        <w:t xml:space="preserve">) yang terdiri dari empat pendorong bervektor horizontal yang dipasang pada sudut $$45^\circ$$ di bidang horizontal dan dua pendorong vertikal yang dipasang sejajar [3], [31]. Meskipun konfigurasi ini menyediakan otoritas kendali aktif pada empat </w:t>
-      </w:r>
-      <w:r>
-        <w:rPr>
-          <w:i/>
-        </w:rPr>
-        <w:t>Degree of Freedom</w:t>
-      </w:r>
-      <w:r>
-        <w:t xml:space="preserve"> (Surge, Sway, Heave, dan Yaw) beserta pemerataan </w:t>
-      </w:r>
-      <w:r>
-        <w:rPr>
-          <w:i/>
-        </w:rPr>
-        <w:t>roll</w:t>
-      </w:r>
-      <w:r>
-        <w:t xml:space="preserve"> parsial, konfigurasi ini membiarkan derajat kebebasan </w:t>
-      </w:r>
-      <w:r>
-        <w:rPr>
-          <w:i/>
-        </w:rPr>
-        <w:t>pitch</w:t>
-      </w:r>
-      <w:r>
-        <w:t xml:space="preserve"> ($$\theta$$) pada wahana sepenuhnya tidak teraktuasi (</w:t>
-      </w:r>
-      <w:r>
-        <w:rPr>
-          <w:i/>
-        </w:rPr>
-        <w:t>unactuated</w:t>
-      </w:r>
-      <w:r>
-        <w:t xml:space="preserve">) [3], [21], [31]. Pada sistem </w:t>
-      </w:r>
-      <w:r>
-        <w:rPr>
-          <w:i/>
-        </w:rPr>
-        <w:t>underactuated</w:t>
-      </w:r>
-      <w:r>
-        <w:t xml:space="preserve"> seperti ini, stabilisasi </w:t>
-      </w:r>
-      <w:r>
-        <w:rPr>
-          <w:i/>
-        </w:rPr>
-        <w:t>pitch</w:t>
-      </w:r>
-      <w:r>
-        <w:t xml:space="preserve"> bergantung secara eksklusif pada kekakuan penyeimbang metasentris pasif (</w:t>
-      </w:r>
-      <w:r>
-        <w:rPr>
-          <w:i/>
-        </w:rPr>
-        <w:t>passive metacentric righting stiffness</w:t>
-      </w:r>
-      <w:r>
-        <w:t>) yang dihasilkan oleh pemisahan vertikal antara titik pusat gaya apung (</w:t>
-      </w:r>
-      <w:r>
-        <w:rPr>
-          <w:i/>
-        </w:rPr>
-        <w:t>Center of Buoyancy</w:t>
-      </w:r>
-      <w:r>
-        <w:t>, $$CB$$) dan titik pusat gravitasi massa (</w:t>
-      </w:r>
-      <w:r>
-        <w:rPr>
-          <w:i/>
-        </w:rPr>
-        <w:t>Center of Gravity</w:t>
-      </w:r>
-      <w:r>
-        <w:t>, $$CG$$): $$GM_T = z_g - z_b &gt; 0$$ \quad [7], [31]</w:t>
-      </w:r>
-      <w:r/>
-    </w:p>
-    <w:p>
-      <w:r/>
-      <w:r>
-        <w:t xml:space="preserve">Walaupun torsi pemulih hidrostatis pasif ini mencegah wahana terbalik di air yang tenang [7], [31], hal ini memunculkan kendala operasional mendasar dalam tugas-tugas inspeksi yang kompleks: 1. </w:t>
-      </w:r>
-      <w:r>
-        <w:rPr>
-          <w:b/>
-        </w:rPr>
-        <w:t>Ketidakmampuan Mengeksekusi Postur Pitch Secara Acak</w:t>
-      </w:r>
-      <w:r>
-        <w:t xml:space="preserve">: Wahana </w:t>
-      </w:r>
-      <w:r>
-        <w:rPr>
-          <w:i/>
-        </w:rPr>
-        <w:t>underactuated</w:t>
-      </w:r>
-      <w:r>
-        <w:t xml:space="preserve"> tidak dapat secara aktif memiringkan hidungnya (melakukan </w:t>
-      </w:r>
-      <w:r>
-        <w:rPr>
-          <w:i/>
-        </w:rPr>
-        <w:t>pitch</w:t>
-      </w:r>
-      <w:r>
-        <w:t xml:space="preserve">) ke atas atau ke bawah untuk menginspeksi lambung kapal yang miring, tiang pancang bawah laut vertikal, batimetri dasar laut yang menanjak, atau pipa bawah laut sembari mempertahankan stasiun dan kedalaman yang tetap [3], [21], [31]. 2. </w:t>
-      </w:r>
-      <w:r>
-        <w:rPr>
-          <w:b/>
-        </w:rPr>
-        <w:t>Rentan Terhadap Torsi Reaksi Payload dan Gangguan Eksternal</w:t>
-      </w:r>
-      <w:r>
-        <w:t xml:space="preserve">: Ketika dilengkapi dengan lengan manipulator robotik, sensor akustik, atau alat pengambilan sampel, torsi reaksi eksternal secara langsung menginduksi defleksi sudut </w:t>
-      </w:r>
-      <w:r>
-        <w:rPr>
-          <w:i/>
-        </w:rPr>
-        <w:t>pitch</w:t>
-      </w:r>
-      <w:r>
-        <w:t xml:space="preserve"> dan </w:t>
-      </w:r>
-      <w:r>
-        <w:rPr>
-          <w:i/>
-        </w:rPr>
-        <w:t>roll</w:t>
-      </w:r>
-      <w:r>
-        <w:t xml:space="preserve">, yang mengakibatkan </w:t>
-      </w:r>
-      <w:r>
-        <w:rPr>
-          <w:i/>
-        </w:rPr>
-        <w:t>attitude offsets</w:t>
-      </w:r>
-      <w:r>
-        <w:t xml:space="preserve"> persisten dan galat pelacakan [18], [21], [31]. 3. </w:t>
-      </w:r>
-      <w:r>
-        <w:rPr>
-          <w:b/>
-        </w:rPr>
-        <w:t>Kopling Silang Hidrodinamika yang Parah (</w:t>
-      </w:r>
-      <w:r>
-        <w:rPr>
-          <w:b/>
-          <w:i/>
-        </w:rPr>
-        <w:t>Severe Hydrodynamic Cross-Coupling</w:t>
-      </w:r>
-      <w:r>
-        <w:rPr>
-          <w:b/>
-        </w:rPr>
-        <w:t>)</w:t>
-      </w:r>
-      <w:r>
-        <w:t>: Dalam manuver bawah laut multi-sumbu, interaksi fluida-struktur menghasilkan momen kopling silang non-linier [7], [34]. Secara khusus, momen Munk hidrodinamika (</w:t>
-      </w:r>
-      <w:r>
-        <w:rPr>
-          <w:i/>
-        </w:rPr>
-        <w:t>hydrodynamic Munk moment</w:t>
-      </w:r>
-      <w:r>
-        <w:t xml:space="preserve">)—yang disebabkan oleh asimetri antara </w:t>
-      </w:r>
-      <w:r>
-        <w:rPr>
-          <w:i/>
-        </w:rPr>
-        <w:t>transverse added mass</w:t>
-      </w:r>
-      <w:r>
-        <w:t xml:space="preserve"> ($$Y_{\dot{v}}$$) dan </w:t>
-      </w:r>
-      <w:r>
-        <w:rPr>
-          <w:i/>
-        </w:rPr>
-        <w:t>longitudinal added mass</w:t>
-      </w:r>
-      <w:r>
-        <w:t xml:space="preserve"> ($$X_{\dot{u}}$$)—menghasilkan torsi </w:t>
-      </w:r>
-      <w:r>
-        <w:rPr>
-          <w:i/>
-        </w:rPr>
-        <w:t>yawing</w:t>
-      </w:r>
-      <w:r>
-        <w:t xml:space="preserve"> yang tidak stabil sebesar $$(X_{\dot{u}} - Y_{\dot{v}})u_r v_r$$ setiap kali kecepatan maju dan lateral terjadi secara bersamaan [7]. Pada wahana </w:t>
-      </w:r>
-      <w:r>
-        <w:rPr>
-          <w:i/>
-        </w:rPr>
-        <w:t>underactuated</w:t>
-      </w:r>
-      <w:r>
-        <w:t>, torsi kopling silang ini tidak dapat diimbangi secara aktif oleh gaya dari pendorong.</w:t>
-      </w:r>
-      <w:r/>
-    </w:p>
-    <w:p>
-      <w:r/>
-      <w:r>
-        <w:t xml:space="preserve">Untuk mengatasi batasan struktural tersebut, penelitian ini mengkaji konfigurasi wahana </w:t>
-      </w:r>
-      <w:r>
-        <w:rPr>
-          <w:b/>
-        </w:rPr>
-        <w:t>AUV vectored 6-DOF over-actuated 8-pendorong</w:t>
-      </w:r>
-      <w:r>
-        <w:t>, yang dimodelkan berdasarkan arsitektur rangka BlueROV2 Heavy [3], [21], [31], [32]. Dengan mengintegrasikan empat pendorong bervektor horizontal yang diatur pada sudut $$45^\circ$$ dan empat pendorong sudut vertikal (</w:t>
-      </w:r>
-      <w:r>
-        <w:rPr>
-          <w:i/>
-        </w:rPr>
-        <w:t>port-fore</w:t>
-      </w:r>
-      <w:r>
-        <w:t xml:space="preserve">, </w:t>
-      </w:r>
-      <w:r>
-        <w:rPr>
-          <w:i/>
-        </w:rPr>
-        <w:t>starboard-fore</w:t>
-      </w:r>
-      <w:r>
-        <w:t xml:space="preserve">, </w:t>
-      </w:r>
-      <w:r>
-        <w:rPr>
-          <w:i/>
-        </w:rPr>
-        <w:t>port-aft</w:t>
-      </w:r>
-      <w:r>
-        <w:t xml:space="preserve">, </w:t>
-      </w:r>
-      <w:r>
-        <w:rPr>
-          <w:i/>
-        </w:rPr>
-        <w:t>starboard-aft</w:t>
-      </w:r>
-      <w:r>
-        <w:t xml:space="preserve">), wahana ini mencapai otoritas kendali aktif dan independen pada seluruh enam </w:t>
-      </w:r>
-      <w:r>
-        <w:rPr>
-          <w:i/>
-        </w:rPr>
-        <w:t>Degree of Freedom</w:t>
-      </w:r>
-      <w:r>
-        <w:t xml:space="preserve"> (6-DOF) spasial: Surge ($$u$$), Sway ($$v$$), Heave ($$w$$), Roll ($$p$$), Pitch ($$q$$), dan Yaw ($$r$$) [3], [7], [21], [32].</w:t>
-      </w:r>
-      <w:r/>
-    </w:p>
-    <w:p>
-      <w:r/>
-      <w:r>
-        <w:t xml:space="preserve">Karena wahana tersebut memiliki delapan aktuator kendali ($$m = 8$$) untuk mengatur enam derajat kebebasan spasial ($$n = 6$$), sistem ini secara matematis bersifat </w:t>
-      </w:r>
-      <w:r>
-        <w:rPr>
-          <w:b/>
-        </w:rPr>
-        <w:t>over-actuated</w:t>
-      </w:r>
-      <w:r>
-        <w:t xml:space="preserve"> ($$m &gt; n$$) [7], [21], [32]. Redundansi aktuasi ini memberikan kapabilitas mekatronika yang sangat vital: * Kendali translasi dan </w:t>
-      </w:r>
-      <w:r>
-        <w:rPr>
-          <w:i/>
-        </w:rPr>
-        <w:t>attitude</w:t>
-      </w:r>
-      <w:r>
-        <w:t xml:space="preserve"> yang terpisah (</w:t>
-      </w:r>
-      <w:r>
-        <w:rPr>
-          <w:i/>
-        </w:rPr>
-        <w:t>decoupled</w:t>
-      </w:r>
-      <w:r>
-        <w:t xml:space="preserve">), memungkinkan </w:t>
-      </w:r>
-      <w:r>
-        <w:rPr>
-          <w:i/>
-        </w:rPr>
-        <w:t>pitch-angle holding</w:t>
-      </w:r>
-      <w:r>
-        <w:t xml:space="preserve"> secara aktif (inspeksi kemiringan vertikal $$\pm 90^\circ$$) serta stabilisasi </w:t>
-      </w:r>
-      <w:r>
-        <w:rPr>
-          <w:i/>
-        </w:rPr>
-        <w:t>roll</w:t>
-      </w:r>
-      <w:r>
-        <w:t xml:space="preserve"> aktif [3], [21]. * Alokasi gaya dorong optimal (</w:t>
-      </w:r>
-      <w:r>
-        <w:rPr>
-          <w:i/>
-        </w:rPr>
-        <w:t>optimal thrust allocation</w:t>
-      </w:r>
-      <w:r>
-        <w:t>) untuk meminimalkan konsumsi daya listrik total dan mencegah saturasi pada masing-masing motor [7], [32]. * Redundansi aktuator dan toleransi kesalahan (</w:t>
-      </w:r>
-      <w:r>
-        <w:rPr>
-          <w:i/>
-        </w:rPr>
-        <w:t>fault tolerance</w:t>
-      </w:r>
-      <w:r>
-        <w:t>), memungkinkan wahana merealokasikan vektor gaya dorong apabila terjadi kegagalan aktuator [21], [32].</w:t>
-      </w:r>
-      <w:r/>
-    </w:p>
-    <w:p>
-      <w:r/>
-      <w:r>
-        <w:t xml:space="preserve">Akan tetapi, pencapaian operasi otonom dengan AUV 6-DOF </w:t>
-      </w:r>
-      <w:r>
-        <w:rPr>
-          <w:i/>
-        </w:rPr>
-        <w:t>over-actuated</w:t>
-      </w:r>
-      <w:r>
-        <w:t xml:space="preserve"> menghadirkan dua rintangan teknis utama: </w:t>
-      </w:r>
-      <w:r>
-        <w:rPr>
-          <w:b/>
-        </w:rPr>
-        <w:t>pemodelan hidrodinamika non-linier yang kompleks</w:t>
-      </w:r>
-      <w:r>
-        <w:t xml:space="preserve"> dan </w:t>
-      </w:r>
-      <w:r>
-        <w:rPr>
-          <w:b/>
-        </w:rPr>
-        <w:t>umpan balik sensor yang dipenuhi derau (noisy) selama pelacakan target berbasis visi</w:t>
-      </w:r>
-      <w:r>
-        <w:t xml:space="preserve"> [2], [7], [18], [31].</w:t>
-      </w:r>
-      <w:r/>
-    </w:p>
-    <w:p>
-      <w:r/>
-      <w:r>
-        <w:t xml:space="preserve">Pertama, dinamika wahana laut diatur oleh mekanika fluida Navier-Stokes non-linier, yang menghasilkan momen massa </w:t>
-      </w:r>
-      <w:r>
-        <w:rPr>
-          <w:i/>
-        </w:rPr>
-        <w:t>rigid body dynamics</w:t>
-      </w:r>
-      <w:r>
-        <w:t xml:space="preserve"> yang terangkai, </w:t>
-      </w:r>
-      <w:r>
-        <w:rPr>
-          <w:i/>
-        </w:rPr>
-        <w:t>hydrodynamic added mass tensors</w:t>
-      </w:r>
-      <w:r>
-        <w:t xml:space="preserve"> penuh berukuran $$6 \times 6$$ ($$M_A$$), </w:t>
-      </w:r>
-      <w:r>
-        <w:rPr>
-          <w:i/>
-        </w:rPr>
-        <w:t>Coriolis-centripetal matrices</w:t>
-      </w:r>
-      <w:r>
-        <w:t xml:space="preserve"> yang bergantung pada status ($$C_{RB}, C_A$$), redaman Morison kuadratik non-linier ($$D_{NL}$$), dan vektor pemulih ruang keadaan ($$g(\eta)$$) [7], [31], [34]. Selain itu, pemetaan gaya dan momen kendali generalisasi tingkat tinggi ($$\tau \in \mathbb{R}^6$$) menjadi delapan input pendorong individu ($$f \in \mathbb{R}^8$$) mengharuskan derivasi matriks alokasi gaya dorong berukuran $$6 \times 8$$ yang presisi ($$T_{6 \times 8}$$) dan komputasi pseudo-invers Moore-Penrose terkonstraint-nya ($$T_{6 \times 8}^+$$) [7], [21], [32].</w:t>
-      </w:r>
-      <w:r/>
-    </w:p>
-    <w:p>
-      <w:r/>
-      <w:r>
-        <w:t xml:space="preserve">Kedua, inspeksi bawah laut otonom mengharuskan wahana untuk melacak target visual (seperti pipa bawah laut, stasiun </w:t>
-      </w:r>
-      <w:r>
-        <w:rPr>
-          <w:i/>
-        </w:rPr>
-        <w:t>docking</w:t>
-      </w:r>
-      <w:r>
-        <w:t>, atau struktur bawah air) menggunakan kamera bawaan (</w:t>
-      </w:r>
-      <w:r>
-        <w:rPr>
-          <w:i/>
-        </w:rPr>
-        <w:t>onboard camera</w:t>
-      </w:r>
-      <w:r>
-        <w:t>) [2], [14]. Di lingkungan bawah air, persepsi optik menurun drastis akibat atenuasi cahaya, hamburan balik (</w:t>
-      </w:r>
-      <w:r>
-        <w:rPr>
-          <w:i/>
-        </w:rPr>
-        <w:t>backscattering</w:t>
-      </w:r>
-      <w:r>
-        <w:t xml:space="preserve">), turbiditas suspensi, dan perubahan pencahayaan yang dinamis [2], [14]. Jaringan pendeteksi objek (seperti YOLO) yang berjalan pada </w:t>
-      </w:r>
-      <w:r>
-        <w:rPr>
-          <w:i/>
-        </w:rPr>
-        <w:t>stream</w:t>
-      </w:r>
-      <w:r>
-        <w:t xml:space="preserve"> kamera monokuler menghasilkan koordinat kotak pembatas (</w:t>
-      </w:r>
-      <w:r>
-        <w:rPr>
-          <w:i/>
-        </w:rPr>
-        <w:t>bounding box</w:t>
-      </w:r>
-      <w:r>
-        <w:t>) dengan derau (</w:t>
-      </w:r>
-      <w:r>
-        <w:rPr>
-          <w:i/>
-        </w:rPr>
-        <w:t>noise</w:t>
-      </w:r>
-      <w:r>
-        <w:t xml:space="preserve">) yang tinggi, </w:t>
-      </w:r>
-      <w:r>
-        <w:rPr>
-          <w:i/>
-        </w:rPr>
-        <w:t>jitter</w:t>
-      </w:r>
-      <w:r>
-        <w:t xml:space="preserve"> sentroid frekuensi tinggi, kegagalan deteksi sesaat (</w:t>
-      </w:r>
-      <w:r>
-        <w:rPr>
-          <w:i/>
-        </w:rPr>
-        <w:t>dropouts</w:t>
-      </w:r>
-      <w:r>
-        <w:t xml:space="preserve">), dan oklusi target sementara [2], [16], [17]. Selanjutnya, sensor inersia bawaan mentah (IMU) dan sensor tekanan kedalaman (DVL/Barometer) menunjukkan derau pengukuran, getaran frekuensi tinggi dari pendorong, dan fenomena penyimpangan atau </w:t>
-      </w:r>
-      <w:r>
-        <w:rPr>
-          <w:i/>
-        </w:rPr>
-        <w:t>drift</w:t>
-      </w:r>
-      <w:r>
-        <w:t xml:space="preserve"> [14], [21], [31].</w:t>
-      </w:r>
-      <w:r/>
-    </w:p>
-    <w:p>
-      <w:r/>
-      <w:r>
-        <w:t xml:space="preserve">Untuk menyelesaikan tantangan estimasi keadaan dan pelacakan ini, </w:t>
-      </w:r>
-      <w:r>
-        <w:rPr>
-          <w:b/>
-        </w:rPr>
-        <w:t>Suite Optimal Kalman Filter</w:t>
-      </w:r>
-      <w:r>
-        <w:t xml:space="preserve"> diimplementasikan [16], [17], [25], [29]: 1. </w:t>
-      </w:r>
-      <w:r>
-        <w:rPr>
-          <w:b/>
-        </w:rPr>
-        <w:t>Kalman Filter Target Visual Topside/Onboard (</w:t>
-      </w:r>
-      <w:r>
-        <w:rPr>
-          <w:rFonts w:ascii="Courier" w:hAnsi="Courier"/>
-          <w:b/>
-        </w:rPr>
-        <w:t>AUVVisualKalmanFilter</w:t>
-      </w:r>
-      <w:r>
-        <w:rPr>
-          <w:b/>
-        </w:rPr>
-        <w:t>)</w:t>
-      </w:r>
-      <w:r>
-        <w:t xml:space="preserve">: Sebuah Kalman Filter diskrit linier 8-dimensi yang memformulasikan vektor keadaan $$\mathbf{x} = [x, y, s, r, \dot{x}, \dot{y}, \dot{s}, \dot{r}]^T$$ (sentroid kotak pembatas $$x, y$$, area skala $$s$$, rasio aspek $$r$$, dan kecepatan masing-masing). Dibangun berdasarkan model </w:t>
-      </w:r>
-      <w:r>
-        <w:rPr>
-          <w:i/>
-        </w:rPr>
-        <w:t>Continuous White Noise Acceleration</w:t>
-      </w:r>
-      <w:r>
-        <w:t xml:space="preserve"> (CWNA), filter ini melakukan pembaruan kovariansi berbobot keyakinan adaptif ($$R(\text{conf})$$), </w:t>
-      </w:r>
-      <w:r>
-        <w:rPr>
-          <w:i/>
-        </w:rPr>
-        <w:t>outlier gating</w:t>
-      </w:r>
-      <w:r>
-        <w:t xml:space="preserve"> jarak Mahalanobis, dan propagasi keadaan </w:t>
-      </w:r>
-      <w:r>
-        <w:rPr>
-          <w:i/>
-        </w:rPr>
-        <w:t>dead-reckoning</w:t>
-      </w:r>
-      <w:r>
-        <w:t xml:space="preserve"> untuk menjembatani oklusi visual [2], [16], [17], [25]. 2. </w:t>
-      </w:r>
-      <w:r>
-        <w:rPr>
-          <w:b/>
-        </w:rPr>
-        <w:t>Extended Kalman Filter Dinamika Hidrodinamika Subsea (</w:t>
-      </w:r>
-      <w:r>
-        <w:rPr>
-          <w:rFonts w:ascii="Courier" w:hAnsi="Courier"/>
-          <w:b/>
-        </w:rPr>
-        <w:t>AUVDynamicsKalmanFilter</w:t>
-      </w:r>
-      <w:r>
-        <w:rPr>
-          <w:b/>
-        </w:rPr>
-        <w:t>)</w:t>
-      </w:r>
-      <w:r>
-        <w:t xml:space="preserve">: Sebuah </w:t>
-      </w:r>
-      <w:r>
-        <w:rPr>
-          <w:i/>
-        </w:rPr>
-        <w:t>Extended Kalman Filter</w:t>
-      </w:r>
-      <w:r>
-        <w:t xml:space="preserve"> (EKF) non-linier yang melakukan </w:t>
-      </w:r>
-      <w:r>
-        <w:rPr>
-          <w:i/>
-        </w:rPr>
-        <w:t>sensor fusion</w:t>
-      </w:r>
-      <w:r>
-        <w:t xml:space="preserve"> atas sinyal akselerometer/giroskop IMU berkecepatan tinggi, kedalaman sensor tekanan MS5837, serta persamaan gerak hidrodinamika Fossen 6-DOF. Filter ini memberikan estimasi keadaan yang tersaring dan bertindak sebagai pengamat gangguan arus laut (</w:t>
-      </w:r>
-      <w:r>
-        <w:rPr>
-          <w:i/>
-        </w:rPr>
-        <w:t>disturbance observer</w:t>
-      </w:r>
-      <w:r>
-        <w:t xml:space="preserve">) secara </w:t>
-      </w:r>
-      <w:r>
-        <w:rPr>
-          <w:i/>
-        </w:rPr>
-        <w:t>real-time</w:t>
-      </w:r>
-      <w:r>
-        <w:t xml:space="preserve"> [7], [18], [29], [31].</w:t>
-      </w:r>
-      <w:r/>
-    </w:p>
-    <w:p>
-      <w:r/>
-      <w:r>
-        <w:t xml:space="preserve">Untuk menjembatani simulasi dan realitas fisik, arsitektur ini diimplementasikan di seluruh kerangka kerja terdistribusi </w:t>
-      </w:r>
-      <w:r>
-        <w:rPr>
-          <w:b/>
-        </w:rPr>
-        <w:t>Software-In-The-Loop (SITL)</w:t>
-      </w:r>
-      <w:r>
-        <w:t xml:space="preserve"> dan </w:t>
-      </w:r>
-      <w:r>
-        <w:rPr>
-          <w:b/>
-        </w:rPr>
-        <w:t>Hardware-In-The-Loop (HITL)</w:t>
-      </w:r>
-      <w:r>
-        <w:t>. Aliran data kamera dan Kalman Filter visual berjalan pada komputer pendamping (</w:t>
-      </w:r>
-      <w:r>
-        <w:rPr>
-          <w:i/>
-        </w:rPr>
-        <w:t>Raspberry Pi 4B</w:t>
-      </w:r>
-      <w:r>
-        <w:t xml:space="preserve"> yang menjalankan BlueOS dan </w:t>
-      </w:r>
-      <w:r>
-        <w:rPr>
-          <w:i/>
-        </w:rPr>
-        <w:t>node</w:t>
-      </w:r>
-      <w:r>
-        <w:t xml:space="preserve"> Python HIL kustom), dan berinteraksi secara langsung dengan </w:t>
-      </w:r>
-      <w:r>
-        <w:rPr>
-          <w:i/>
-        </w:rPr>
-        <w:t>flight controller</w:t>
-      </w:r>
-      <w:r>
-        <w:t xml:space="preserve"> (</w:t>
-      </w:r>
-      <w:r>
-        <w:rPr>
-          <w:i/>
-        </w:rPr>
-        <w:t>Pixhawk 2.4.8</w:t>
-      </w:r>
-      <w:r>
-        <w:t xml:space="preserve"> yang menjalankan </w:t>
-      </w:r>
-      <w:r>
-        <w:rPr>
-          <w:i/>
-        </w:rPr>
-        <w:t>firmware</w:t>
-      </w:r>
-      <w:r>
-        <w:t xml:space="preserve"> ArduSub </w:t>
-      </w:r>
-      <w:r>
-        <w:rPr>
-          <w:rFonts w:ascii="Courier" w:hAnsi="Courier"/>
-        </w:rPr>
-        <w:t>vectored_6dof</w:t>
-      </w:r>
-      <w:r>
-        <w:t>) melalui telemetri MAVLink pada 50 Hz, yang kesemuanya divalidasi di dalam simulasi fisika Gazebo Harmonic dan ROS 2 Jazzy [14], [21], [31].</w:t>
-      </w:r>
-      <w:r/>
-    </w:p>
-    <w:p>
-      <w:r/>
-      <w:r>
-        <w:t xml:space="preserve">Oleh karena itu, penelitian ini menyajikan </w:t>
-      </w:r>
-      <w:r>
-        <w:rPr>
-          <w:b/>
-        </w:rPr>
-        <w:t>"Analisis Kinematika, Dinamika, dan Estimasi Keadaan Optimal Kalman Filter untuk Pelacakan Berbasis Visi pada AUV Vectored 6-DOF Over-Actuated 8-Pendorong"</w:t>
-      </w:r>
-      <w:r>
-        <w:t>, untuk membangun derivasi teoretis yang tak terpotong (</w:t>
-      </w:r>
-      <w:r>
-        <w:rPr>
-          <w:i/>
-        </w:rPr>
-        <w:t>unabridged</w:t>
-      </w:r>
-      <w:r>
-        <w:t>), parameterisasi fisik, dan validasi eksperimental HITL/SITL.</w:t>
-      </w:r>
-      <w:r/>
+          <w:sz w:val="20"/>
+        </w:rPr>
+        <w:t>Analisis Kinematika, Dinamika, dan Estimasi Keadaan Optimal Kalman Filter untuk Pelacakan Berbasis Visi pada AUV Vectored 6-DOF Over-Actuated 8-Pendorong</w:t>
+      </w:r>
     </w:p>
     <w:p>
       <w:pPr>
-        <w:pBdr>
-          <w:bottom w:val="single" w:sz="6" w:space="1" w:color="auto"/>
-        </w:pBdr>
+        <w:spacing w:before="200" w:after="80"/>
       </w:pPr>
-      <w:r/>
-    </w:p>
-    <w:p>
-      <w:r/>
-      <w:r>
-        <w:t>Perkembangan pesat riset wahana bawah air tanpa awak (</w:t>
-      </w:r>
-      <w:r>
-        <w:rPr>
-          <w:i/>
-        </w:rPr>
-        <w:t>unmanned underwater vehicles</w:t>
-      </w:r>
-      <w:r>
-        <w:t>) dalam rentang tahun 2021 hingga 2026 menuntut keterpaduan antara modularitas perangkat keras, arsitektur perangkat lunak fleksibel, serta akurasi komputasi hidrodinamika fluida [1], [11], [14], [20], [30], [35], [36], [41]. Zuluaga dkk. (2022) serta Gieraths dkk. (2023) mengemukakan pentingnya rekayasa sistem terstruktur (</w:t>
-      </w:r>
-      <w:r>
-        <w:rPr>
-          <w:i/>
-        </w:rPr>
-        <w:t>systems engineering</w:t>
-      </w:r>
-      <w:r>
-        <w:t xml:space="preserve">) dalam perancangan arsitektur perangkat keras dan perangkat lunak modular agar wahana mampu dikonfigurasi ulang secara cepat sesuai misi operasional [11], [41]. Lebih jauh, McIvor dkk. (2024) memperkenalkan arsitektur </w:t>
-      </w:r>
-      <w:r>
-        <w:rPr>
-          <w:i/>
-        </w:rPr>
-        <w:t>Entity-Component-System</w:t>
-      </w:r>
-      <w:r>
-        <w:t xml:space="preserve"> (ECS) yang memisahkan data komponen aktuator dari perilaku sistem, memungkinkan integrasi alokasi kendali invers semu Moore-Penrose pada sembarang orientasi pendorong [20]. Pada ranah wahana berbiaya terjangkau (</w:t>
-      </w:r>
-      <w:r>
-        <w:rPr>
-          <w:i/>
-        </w:rPr>
-        <w:t>low-cost accessibility</w:t>
-      </w:r>
-      <w:r>
-        <w:t>), platform seperti MeCO oleh Widhalm dkk. (2025), struktur cetak 3D oleh Rusu dkk. (2023), serta Modularis oleh Vögele dkk. (2022) membuktikan bahwa wahana berdimensi kompak dapat mencapai kapabilitas manuver tinggi apabila ditopang oleh simulasi dan pemodelan dinamika yang presisi [23], [30], [35], [36].</w:t>
-      </w:r>
-      <w:r/>
-    </w:p>
-    <w:p>
-      <w:r/>
-      <w:r>
-        <w:t xml:space="preserve">Di sisi hidrodinamika fluida, survei komprehensif oleh Hong dkk. (2024) mengenai </w:t>
-      </w:r>
-      <w:r>
-        <w:rPr>
-          <w:i/>
-        </w:rPr>
-        <w:t>Computational Fluid Dynamics</w:t>
-      </w:r>
-      <w:r>
-        <w:t xml:space="preserve"> (CFD) serta Song dkk. (2023) mengenai optimasi bentuk multi-objektif menegaskan bahwa interaksi fluida non-linier antara lambung dan propulsi memegang peranan krusial terhadap efisiensi dorong wahana [12], [26]. Xia dkk. (2025) secara eksperimental dan numerik membuktikan efek kopling dua arah antara lambung dan baling-baling (</w:t>
-      </w:r>
-      <w:r>
-        <w:rPr>
-          <w:i/>
-        </w:rPr>
-        <w:t>hull-propeller coupled effect</w:t>
-      </w:r>
-      <w:r>
-        <w:t xml:space="preserve">) pada wahana </w:t>
-      </w:r>
-      <w:r>
-        <w:rPr>
-          <w:i/>
-        </w:rPr>
-        <w:t>fully-actuated</w:t>
-      </w:r>
-      <w:r>
-        <w:t xml:space="preserve">, sementara de Moraes dkk. (2025) menggunakan fasilitas </w:t>
-      </w:r>
-      <w:r>
-        <w:rPr>
-          <w:i/>
-        </w:rPr>
-        <w:t>Planar Motion Mechanism</w:t>
-      </w:r>
-      <w:r>
-        <w:t xml:space="preserve"> (PMM) untuk memvalidasi fluktuasi koefisien hidrodinamika di dekat batas permukaan bebas [4], [37]. Sun dkk. (2022) menunjukkan bahwa pemodelan dinamika non-linier yang menggabungkan estimasi analitis dan simulasi CFD sangat penting untuk memprediksi stabilitas gerak terkopling [28].</w:t>
-      </w:r>
-      <w:r/>
-    </w:p>
-    <w:p>
-      <w:r/>
-      <w:r>
-        <w:t>Terkait aspek navigasi otonom dan perencanaan jalur (</w:t>
-      </w:r>
-      <w:r>
-        <w:rPr>
-          <w:i/>
-        </w:rPr>
-        <w:t>path planning</w:t>
-      </w:r>
-      <w:r>
-        <w:t xml:space="preserve">), Zhang dkk. (2023) serta Pandian dkk. (2023) menggarisbawahi bahwa ketiadaan sinyal GPS di bawah air mewajibkan sistem estimasi mengandalkan fusi sensor inersia dan persepsi visual secara deterministik [22], [39]. Mari dkk. (2026) mendemonstrasikan bahwa pendekatan </w:t>
-      </w:r>
-      <w:r>
-        <w:rPr>
-          <w:i/>
-        </w:rPr>
-        <w:t>Deep Reinforcement Learning</w:t>
-      </w:r>
-      <w:r>
-        <w:t xml:space="preserve"> (PPO) yang divalidasi dengan </w:t>
-      </w:r>
-      <w:r>
-        <w:rPr>
-          <w:i/>
-        </w:rPr>
-        <w:t>digital twin</w:t>
-      </w:r>
-      <w:r>
-        <w:t xml:space="preserve"> 3D pada platform BlueROV2 mampu mengungguli metode navigasi konvensional (</w:t>
-      </w:r>
-      <w:r>
-        <w:rPr>
-          <w:i/>
-        </w:rPr>
-        <w:t>Dynamic Window Approach</w:t>
-      </w:r>
-      <w:r>
-        <w:t>) di lingkungan perairan padat rintangan [19]. Untuk aplikasi inspeksi jaring budidaya perikanan (</w:t>
-      </w:r>
-      <w:r>
-        <w:rPr>
-          <w:i/>
-        </w:rPr>
-        <w:t>aquaculture net pens</w:t>
-      </w:r>
-      <w:r>
-        <w:t>), Ge dkk. (2025) serta Saad dkk. (2026) memanfaatkan wahana BlueROV2 dengan koordinasi cerdas dan toleransi kegagalan pendorong (</w:t>
-      </w:r>
-      <w:r>
-        <w:rPr>
-          <w:i/>
-        </w:rPr>
-        <w:t>thruster fault tolerance</w:t>
-      </w:r>
-      <w:r>
-        <w:t xml:space="preserve">) [10], [24]. Di samping itu, dinamika kabel tether subsea yang diinvestigasi oleh Franchi dkk. (2022) dan Gaggero dkk. (2024) serta pendekatan simulasi terpadu oleh Karras dkk. (2024) memperkuat urgensi pengujian </w:t>
-      </w:r>
-      <w:r>
-        <w:rPr>
-          <w:i/>
-        </w:rPr>
-        <w:t>Software-In-The-Loop</w:t>
-      </w:r>
-      <w:r>
-        <w:t xml:space="preserve"> (SITL) dan </w:t>
-      </w:r>
-      <w:r>
-        <w:rPr>
-          <w:i/>
-        </w:rPr>
-        <w:t>Hardware-In-The-Loop</w:t>
-      </w:r>
-      <w:r>
-        <w:t xml:space="preserve"> (HITL) untuk menjembatani kesenjangan antara simulasi virtual (</w:t>
-      </w:r>
-      <w:r>
-        <w:rPr>
-          <w:i/>
-        </w:rPr>
-        <w:t>virtual waters</w:t>
-      </w:r>
-      <w:r>
-        <w:t>) dan dinamika perairan nyata (</w:t>
-      </w:r>
-      <w:r>
-        <w:rPr>
-          <w:i/>
-        </w:rPr>
-        <w:t>real oceans</w:t>
-      </w:r>
-      <w:r>
-        <w:t>) [8], [9], [15]. Pada aspek regulasi kendali kokoh di bawah gangguan arus laut, Huang dkk. (2026) dan Yang dkk. (2021) membuktikan bahwa mekanisme kendali berbasis pemicu kejadian (</w:t>
-      </w:r>
-      <w:r>
-        <w:rPr>
-          <w:i/>
-        </w:rPr>
-        <w:t>event-triggered</w:t>
-      </w:r>
-      <w:r>
-        <w:t>) dengan pengamat gangguan (</w:t>
-      </w:r>
-      <w:r>
-        <w:rPr>
-          <w:i/>
-        </w:rPr>
-        <w:t>disturbance observer</w:t>
-      </w:r>
-      <w:r>
-        <w:t>) optimal mampu menolak osilasi hidrodinamika secara efisien [13], [38].</w:t>
-      </w:r>
-      <w:r/>
+      <w:r>
+        <w:rPr>
+          <w:rFonts w:ascii="Arial" w:hAnsi="Arial"/>
+          <w:b/>
+          <w:sz w:val="20"/>
+        </w:rPr>
+        <w:t>1.1 Latar Belakang</w:t>
+      </w:r>
     </w:p>
     <w:p>
       <w:pPr>
-        <w:pStyle w:val="Heading2"/>
+        <w:spacing w:after="80" w:line="276" w:lineRule="auto"/>
+        <w:ind w:firstLine="567"/>
+        <w:jc w:val="both"/>
       </w:pPr>
       <w:r>
-        <w:t>1.2 Rumusan Masalah</w:t>
-      </w:r>
-      <w:r/>
-    </w:p>
-    <w:p>
-      <w:r/>
-      <w:r>
-        <w:t>Berdasarkan latar belakang teknis yang telah diuraikan di atas, rumusan masalah penelitian ditetapkan sebagai berikut:</w:t>
-      </w:r>
-      <w:r/>
-      <w:r/>
+        <w:rPr>
+          <w:rFonts w:ascii="Arial" w:hAnsi="Arial"/>
+          <w:sz w:val="20"/>
+        </w:rPr>
+        <w:t xml:space="preserve">Indonesia adalah negara kepulauan terbesar di dunia, memiliki lebih dari 17.000 pulau, garis pantai sepanjang kurang lebih 108.000 kilometer, serta wilayah maritim yang membentang seluas 6,4 juta kilometer persegi. Di dalam domain bawah air yang sangat luas ini, terdapat aset infrastruktur laut yang sangat penting—seperti fasilitas produksi minyak dan gas lepas pantai, jaringan kabel telekomunikasi bawah laut, pipa minyak bawah laut, dan instalasi energi laut terbarukan—serta habitat laut yang peka secara ekologis seperti terumbu karang dan ekosistem bentik [2], [14]. Inspeksi rutin, pemantauan kesehatan struktural, dan pemeliharaan instalasi bawah laut ini secara tradisional sangat bergantung pada penyelam komersial manusia atau wahana kelas berat seperti </w:t>
+      </w:r>
+      <w:r>
+        <w:rPr>
+          <w:rFonts w:ascii="Arial" w:hAnsi="Arial"/>
+          <w:i/>
+          <w:sz w:val="20"/>
+        </w:rPr>
+        <w:t>Work-Class Remotely Operated Vehicles</w:t>
+      </w:r>
+      <w:r>
+        <w:rPr>
+          <w:rFonts w:ascii="Arial" w:hAnsi="Arial"/>
+          <w:sz w:val="20"/>
+        </w:rPr>
+        <w:t xml:space="preserve"> (WROVs) [14], [18], [31]. Namun, intervensi bawah air bertenaga manusia sangat dibatasi oleh bahaya fisiologis hiperbarik, penyakit dekompresi, dan batas kedalaman operasi yang ketat. Sementara itu, ROV </w:t>
+      </w:r>
+      <w:r>
+        <w:rPr>
+          <w:rFonts w:ascii="Arial" w:hAnsi="Arial"/>
+          <w:i/>
+          <w:sz w:val="20"/>
+        </w:rPr>
+        <w:t>work-class</w:t>
+      </w:r>
+      <w:r>
+        <w:rPr>
+          <w:rFonts w:ascii="Arial" w:hAnsi="Arial"/>
+          <w:sz w:val="20"/>
+        </w:rPr>
+        <w:t xml:space="preserve"> memerlukan kapal pendukung permukaan yang besar, kerekan hidrolik pengatur umbilikal yang masif, dan biaya operasional (OPEX) yang sangat besar, sehingga membuat inspeksi yang sering menjadi tidak berkelanjutan secara ekonomi [2], [14], [31].</w:t>
+      </w:r>
     </w:p>
     <w:p>
       <w:pPr>
-        <w:pStyle w:val="ListNumber"/>
-        <w:spacing w:line="240" w:lineRule="auto"/>
-        <w:ind w:left="720"/>
+        <w:spacing w:after="80" w:line="276" w:lineRule="auto"/>
+        <w:ind w:firstLine="567"/>
+        <w:jc w:val="both"/>
       </w:pPr>
-      <w:r/>
-      <w:r/>
-    </w:p>
-    <w:p>
-      <w:r/>
-      <w:r>
-        <w:rPr>
-          <w:b/>
-        </w:rPr>
-        <w:t>Bagaimana model kinematika 6-DOF lengkap dari AUV vectored 8-pendorong diturunkan dari prinsip pertama (</w:t>
-      </w:r>
-      <w:r>
-        <w:rPr>
-          <w:b/>
+      <w:r>
+        <w:rPr>
+          <w:rFonts w:ascii="Arial" w:hAnsi="Arial"/>
+          <w:sz w:val="20"/>
+        </w:rPr>
+        <w:t xml:space="preserve">Untuk mengatasi keterbatasan operasional tersebut, teknologi robotika laut telah beralih secara cepat menuju wahana otonom yang ringkas dan lincah, yaitu </w:t>
+      </w:r>
+      <w:r>
+        <w:rPr>
+          <w:rFonts w:ascii="Arial" w:hAnsi="Arial"/>
           <w:i/>
-        </w:rPr>
-        <w:t>first principles</w:t>
-      </w:r>
-      <w:r>
-        <w:rPr>
-          <w:b/>
-        </w:rPr>
-        <w:t>)?</w:t>
-        <w:br/>
-      </w:r>
-      <w:r>
-        <w:t>Secara khusus, bagaimana matriks transformasi koordinat linier $$R_b^n(\eta_2) \in SO(3)$$ dan matriks transformasi kecepatan sudut $$T_\Theta(\eta_2)$$ diturunkan antara Kerangka Referensi Inersia Bumi ($$\mathcal{F}^n$$) dan Kerangka Referensi Bodi Wahana ($$\mathcal{F}^b$$) [7], bagaimana singularitas representasi kinematik (</w:t>
-      </w:r>
-      <w:r>
-        <w:rPr>
+          <w:sz w:val="20"/>
+        </w:rPr>
+        <w:t>Autonomous Underwater Vehicles</w:t>
+      </w:r>
+      <w:r>
+        <w:rPr>
+          <w:rFonts w:ascii="Arial" w:hAnsi="Arial"/>
+          <w:sz w:val="20"/>
+        </w:rPr>
+        <w:t xml:space="preserve"> (AUVs) dan </w:t>
+      </w:r>
+      <w:r>
+        <w:rPr>
+          <w:rFonts w:ascii="Arial" w:hAnsi="Arial"/>
           <w:i/>
-        </w:rPr>
-        <w:t>gimbal lock</w:t>
-      </w:r>
-      <w:r>
-        <w:t xml:space="preserve"> pada pitch $$\theta = \pm 90^\circ$$) diselesaikan menggunakan kinematika </w:t>
-      </w:r>
-      <w:r>
-        <w:rPr>
+          <w:sz w:val="20"/>
+        </w:rPr>
+        <w:t>Hovering Autonomous Underwater Vehicles</w:t>
+      </w:r>
+      <w:r>
+        <w:rPr>
+          <w:rFonts w:ascii="Arial" w:hAnsi="Arial"/>
+          <w:sz w:val="20"/>
+        </w:rPr>
+        <w:t xml:space="preserve"> (HAUVs) [2], [14], [31]. Berbeda dengan AUV konvensional berbentuk torpedo kelas survei—yang bergantung pada kecepatan jelajah maju dan gaya angkat hidrodinamika (</w:t>
+      </w:r>
+      <w:r>
+        <w:rPr>
+          <w:rFonts w:ascii="Arial" w:hAnsi="Arial"/>
           <w:i/>
-        </w:rPr>
-        <w:t>unit quaternion</w:t>
-      </w:r>
-      <w:r>
-        <w:t xml:space="preserve"> [7], [27], dan bagaimana matriks Jacobian kinematika terpadu $$6 \times 6$$ yaitu $$J(\eta_2)$$ dikonstruksi [7]?</w:t>
-      </w:r>
-      <w:r/>
-      <w:r/>
+          <w:sz w:val="20"/>
+        </w:rPr>
+        <w:t>hydrodynamic lift</w:t>
+      </w:r>
+      <w:r>
+        <w:rPr>
+          <w:rFonts w:ascii="Arial" w:hAnsi="Arial"/>
+          <w:sz w:val="20"/>
+        </w:rPr>
+        <w:t xml:space="preserve">) yang dihasilkan oleh sirip kendali untuk menjaga keseimbangan—AUV kelas inspeksi dan </w:t>
+      </w:r>
+      <w:r>
+        <w:rPr>
+          <w:rFonts w:ascii="Arial" w:hAnsi="Arial"/>
+          <w:i/>
+          <w:sz w:val="20"/>
+        </w:rPr>
+        <w:t>hovering</w:t>
+      </w:r>
+      <w:r>
+        <w:rPr>
+          <w:rFonts w:ascii="Arial" w:hAnsi="Arial"/>
+          <w:sz w:val="20"/>
+        </w:rPr>
+        <w:t xml:space="preserve"> memerlukan kemampuan manuver pada kecepatan nol (</w:t>
+      </w:r>
+      <w:r>
+        <w:rPr>
+          <w:rFonts w:ascii="Arial" w:hAnsi="Arial"/>
+          <w:i/>
+          <w:sz w:val="20"/>
+        </w:rPr>
+        <w:t>zero-speed maneuverability</w:t>
+      </w:r>
+      <w:r>
+        <w:rPr>
+          <w:rFonts w:ascii="Arial" w:hAnsi="Arial"/>
+          <w:sz w:val="20"/>
+        </w:rPr>
+        <w:t xml:space="preserve">), </w:t>
+      </w:r>
+      <w:r>
+        <w:rPr>
+          <w:rFonts w:ascii="Arial" w:hAnsi="Arial"/>
+          <w:i/>
+          <w:sz w:val="20"/>
+        </w:rPr>
+        <w:t>station-keeping</w:t>
+      </w:r>
+      <w:r>
+        <w:rPr>
+          <w:rFonts w:ascii="Arial" w:hAnsi="Arial"/>
+          <w:sz w:val="20"/>
+        </w:rPr>
+        <w:t xml:space="preserve"> omnidireksional, dan pelacakan lintasan multi-sumbu di lingkungan bawah laut yang sangat terbatas [7], [14], [18], [31].</w:t>
+      </w:r>
     </w:p>
     <w:p>
       <w:pPr>
-        <w:pStyle w:val="ListNumber"/>
-        <w:spacing w:line="240" w:lineRule="auto"/>
-        <w:ind w:left="720"/>
+        <w:spacing w:after="80" w:line="276" w:lineRule="auto"/>
+        <w:ind w:firstLine="567"/>
+        <w:jc w:val="both"/>
       </w:pPr>
-      <w:r/>
-      <w:r/>
-    </w:p>
-    <w:p>
-      <w:r/>
-      <w:r>
-        <w:rPr>
-          <w:b/>
-        </w:rPr>
-        <w:t>Bagaimana persamaan gerak dinamis non-linier 6-DOF diturunkan dan diparameterisasi menggunakan model plant hidrodinamika Fossen?</w:t>
-        <w:br/>
-      </w:r>
-      <w:r>
-        <w:t xml:space="preserve">Secara khusus, bagaimana matriks massa </w:t>
-      </w:r>
-      <w:r>
-        <w:rPr>
+      <w:r>
+        <w:rPr>
+          <w:rFonts w:ascii="Arial" w:hAnsi="Arial"/>
+          <w:sz w:val="20"/>
+        </w:rPr>
+        <w:t xml:space="preserve">Meskipun memiliki berbagai keuntungan, mayoritas kapal selam mikro komersial dan akademik beroperasi di bawah kondisi kinematika dan dinamika yang </w:t>
+      </w:r>
+      <w:r>
+        <w:rPr>
+          <w:rFonts w:ascii="Arial" w:hAnsi="Arial"/>
           <w:i/>
-        </w:rPr>
-        <w:t>rigid-body</w:t>
-      </w:r>
-      <w:r>
-        <w:t xml:space="preserve"> $$M_{RB}$$, matriks </w:t>
-      </w:r>
-      <w:r>
-        <w:rPr>
+          <w:sz w:val="20"/>
+        </w:rPr>
+        <w:t>underactuated</w:t>
+      </w:r>
+      <w:r>
+        <w:rPr>
+          <w:rFonts w:ascii="Arial" w:hAnsi="Arial"/>
+          <w:sz w:val="20"/>
+        </w:rPr>
+        <w:t xml:space="preserve"> [7], [31], [6], [32], [40]. Platform BlueROV2 standar, misalnya, menggunakan tata letak 6 pendorong (</w:t>
+      </w:r>
+      <w:r>
+        <w:rPr>
+          <w:rFonts w:ascii="Arial" w:hAnsi="Arial"/>
           <w:i/>
-        </w:rPr>
-        <w:t>added mass</w:t>
-      </w:r>
-      <w:r>
-        <w:t xml:space="preserve"> hidrodinamika $$M_A$$, matriks </w:t>
-      </w:r>
-      <w:r>
-        <w:rPr>
+          <w:sz w:val="20"/>
+        </w:rPr>
+        <w:t>thrusters</w:t>
+      </w:r>
+      <w:r>
+        <w:rPr>
+          <w:rFonts w:ascii="Arial" w:hAnsi="Arial"/>
+          <w:sz w:val="20"/>
+        </w:rPr>
+        <w:t xml:space="preserve">) yang terdiri dari empat pendorong bervektor horizontal yang dipasang pada sudut </w:t>
+      </w:r>
+      <w:r>
+        <w:rPr>
+          <w:rFonts w:ascii="Arial" w:hAnsi="Arial"/>
+          <w:sz w:val="20"/>
+        </w:rPr>
+        <w:t>$$45^\circ$$</w:t>
+      </w:r>
+      <w:r>
+        <w:rPr>
+          <w:rFonts w:ascii="Arial" w:hAnsi="Arial"/>
+          <w:sz w:val="20"/>
+        </w:rPr>
+        <w:t xml:space="preserve"> di bidang horizontal dan dua pendorong vertikal yang dipasang sejajar [3], [31]. Meskipun konfigurasi ini menyediakan otoritas kendali aktif pada empat </w:t>
+      </w:r>
+      <w:r>
+        <w:rPr>
+          <w:rFonts w:ascii="Arial" w:hAnsi="Arial"/>
           <w:i/>
-        </w:rPr>
-        <w:t>Coriolis-centripetal</w:t>
-      </w:r>
-      <w:r>
-        <w:t xml:space="preserve"> dari </w:t>
-      </w:r>
-      <w:r>
-        <w:rPr>
+          <w:sz w:val="20"/>
+        </w:rPr>
+        <w:t>Degree of Freedom</w:t>
+      </w:r>
+      <w:r>
+        <w:rPr>
+          <w:rFonts w:ascii="Arial" w:hAnsi="Arial"/>
+          <w:sz w:val="20"/>
+        </w:rPr>
+        <w:t xml:space="preserve"> (Surge, Sway, Heave, dan Yaw) beserta pemerataan </w:t>
+      </w:r>
+      <w:r>
+        <w:rPr>
+          <w:rFonts w:ascii="Arial" w:hAnsi="Arial"/>
           <w:i/>
-        </w:rPr>
-        <w:t>rigid-body</w:t>
-      </w:r>
-      <w:r>
-        <w:t xml:space="preserve"> $$C_{RB}(\nu)$$, matriks Coriolis </w:t>
-      </w:r>
-      <w:r>
-        <w:rPr>
+          <w:sz w:val="20"/>
+        </w:rPr>
+        <w:t>roll</w:t>
+      </w:r>
+      <w:r>
+        <w:rPr>
+          <w:rFonts w:ascii="Arial" w:hAnsi="Arial"/>
+          <w:sz w:val="20"/>
+        </w:rPr>
+        <w:t xml:space="preserve"> parsial, konfigurasi ini membiarkan derajat kebebasan </w:t>
+      </w:r>
+      <w:r>
+        <w:rPr>
+          <w:rFonts w:ascii="Arial" w:hAnsi="Arial"/>
           <w:i/>
-        </w:rPr>
-        <w:t>added mass</w:t>
-      </w:r>
-      <w:r>
-        <w:t xml:space="preserve"> $$C_A(\nu_r)$$, tensor redaman gesekan linier dan Morison kuadratik yang tergabung $$D(\nu_r)$$, serta vektor gaya/momen pemulih hidrostatis $$g(\eta)$$ disusun dan dikuantifikasi secara matematis untuk wahana 8-pendorong tersebut [7], [21], [31], [34]?</w:t>
-      </w:r>
-      <w:r/>
-      <w:r/>
+          <w:sz w:val="20"/>
+        </w:rPr>
+        <w:t>pitch</w:t>
+      </w:r>
+      <w:r>
+        <w:rPr>
+          <w:rFonts w:ascii="Arial" w:hAnsi="Arial"/>
+          <w:sz w:val="20"/>
+        </w:rPr>
+        <w:t xml:space="preserve"> (</w:t>
+      </w:r>
+      <w:r>
+        <w:rPr>
+          <w:rFonts w:ascii="Arial" w:hAnsi="Arial"/>
+          <w:sz w:val="20"/>
+        </w:rPr>
+        <w:t>$$\theta$$</w:t>
+      </w:r>
+      <w:r>
+        <w:rPr>
+          <w:rFonts w:ascii="Arial" w:hAnsi="Arial"/>
+          <w:sz w:val="20"/>
+        </w:rPr>
+        <w:t>) pada wahana sepenuhnya tidak teraktuasi (</w:t>
+      </w:r>
+      <w:r>
+        <w:rPr>
+          <w:rFonts w:ascii="Arial" w:hAnsi="Arial"/>
+          <w:i/>
+          <w:sz w:val="20"/>
+        </w:rPr>
+        <w:t>unactuated</w:t>
+      </w:r>
+      <w:r>
+        <w:rPr>
+          <w:rFonts w:ascii="Arial" w:hAnsi="Arial"/>
+          <w:sz w:val="20"/>
+        </w:rPr>
+        <w:t xml:space="preserve">) [3], [21], [31]. Pada sistem </w:t>
+      </w:r>
+      <w:r>
+        <w:rPr>
+          <w:rFonts w:ascii="Arial" w:hAnsi="Arial"/>
+          <w:i/>
+          <w:sz w:val="20"/>
+        </w:rPr>
+        <w:t>underactuated</w:t>
+      </w:r>
+      <w:r>
+        <w:rPr>
+          <w:rFonts w:ascii="Arial" w:hAnsi="Arial"/>
+          <w:sz w:val="20"/>
+        </w:rPr>
+        <w:t xml:space="preserve"> seperti ini, stabilisasi </w:t>
+      </w:r>
+      <w:r>
+        <w:rPr>
+          <w:rFonts w:ascii="Arial" w:hAnsi="Arial"/>
+          <w:i/>
+          <w:sz w:val="20"/>
+        </w:rPr>
+        <w:t>pitch</w:t>
+      </w:r>
+      <w:r>
+        <w:rPr>
+          <w:rFonts w:ascii="Arial" w:hAnsi="Arial"/>
+          <w:sz w:val="20"/>
+        </w:rPr>
+        <w:t xml:space="preserve"> bergantung secara eksklusif pada kekakuan penyeimbang metasentris pasif (</w:t>
+      </w:r>
+      <w:r>
+        <w:rPr>
+          <w:rFonts w:ascii="Arial" w:hAnsi="Arial"/>
+          <w:i/>
+          <w:sz w:val="20"/>
+        </w:rPr>
+        <w:t>passive metacentric righting stiffness</w:t>
+      </w:r>
+      <w:r>
+        <w:rPr>
+          <w:rFonts w:ascii="Arial" w:hAnsi="Arial"/>
+          <w:sz w:val="20"/>
+        </w:rPr>
+        <w:t>) yang dihasilkan oleh pemisahan vertikal antara titik pusat gaya apung (</w:t>
+      </w:r>
+      <w:r>
+        <w:rPr>
+          <w:rFonts w:ascii="Arial" w:hAnsi="Arial"/>
+          <w:i/>
+          <w:sz w:val="20"/>
+        </w:rPr>
+        <w:t>Center of Buoyancy</w:t>
+      </w:r>
+      <w:r>
+        <w:rPr>
+          <w:rFonts w:ascii="Arial" w:hAnsi="Arial"/>
+          <w:sz w:val="20"/>
+        </w:rPr>
+        <w:t xml:space="preserve">, </w:t>
+      </w:r>
+      <w:r>
+        <w:rPr>
+          <w:rFonts w:ascii="Arial" w:hAnsi="Arial"/>
+          <w:sz w:val="20"/>
+        </w:rPr>
+        <w:t>$$CB$$</w:t>
+      </w:r>
+      <w:r>
+        <w:rPr>
+          <w:rFonts w:ascii="Arial" w:hAnsi="Arial"/>
+          <w:sz w:val="20"/>
+        </w:rPr>
+        <w:t>) dan titik pusat gravitasi massa (</w:t>
+      </w:r>
+      <w:r>
+        <w:rPr>
+          <w:rFonts w:ascii="Arial" w:hAnsi="Arial"/>
+          <w:i/>
+          <w:sz w:val="20"/>
+        </w:rPr>
+        <w:t>Center of Gravity</w:t>
+      </w:r>
+      <w:r>
+        <w:rPr>
+          <w:rFonts w:ascii="Arial" w:hAnsi="Arial"/>
+          <w:sz w:val="20"/>
+        </w:rPr>
+        <w:t xml:space="preserve">, </w:t>
+      </w:r>
+      <w:r>
+        <w:rPr>
+          <w:rFonts w:ascii="Arial" w:hAnsi="Arial"/>
+          <w:sz w:val="20"/>
+        </w:rPr>
+        <w:t>$$CG$$</w:t>
+      </w:r>
+      <w:r>
+        <w:rPr>
+          <w:rFonts w:ascii="Arial" w:hAnsi="Arial"/>
+          <w:sz w:val="20"/>
+        </w:rPr>
+        <w:t>):</w:t>
+      </w:r>
     </w:p>
     <w:p>
       <w:pPr>
-        <w:pStyle w:val="ListNumber"/>
-        <w:spacing w:line="240" w:lineRule="auto"/>
-        <w:ind w:left="720"/>
+        <w:spacing w:after="80" w:line="276" w:lineRule="auto"/>
+        <w:ind w:firstLine="567"/>
+        <w:jc w:val="both"/>
       </w:pPr>
-      <w:r/>
-      <w:r/>
-    </w:p>
-    <w:p>
-      <w:r/>
-      <w:r>
-        <w:rPr>
-          <w:b/>
-        </w:rPr>
-        <w:t>Bagaimana matriks alokasi gaya dorong 6x8 over-actuated diformulasikan dan diselesaikan?</w:t>
-        <w:br/>
-      </w:r>
-      <w:r>
-        <w:t xml:space="preserve">Mengingat terdapat delapan pendorong fisik yang mengendalikan enam </w:t>
-      </w:r>
-      <w:r>
-        <w:rPr>
-          <w:i/>
-        </w:rPr>
-        <w:t>Degree of Freedom</w:t>
-      </w:r>
-      <w:r>
-        <w:t xml:space="preserve"> spasial, bagaimana matriks geometris alokasi gaya dorong ukuran $$6 \times 8$$ ($$T_{6 \times 8}$$) disusun berdasarkan posisi spasial dan vektor satuan orientasi masing-masing pendorong, dan bagaimana problem alokasi kendali </w:t>
-      </w:r>
-      <w:r>
-        <w:rPr>
-          <w:i/>
-        </w:rPr>
-        <w:t>over-actuated</w:t>
-      </w:r>
-      <w:r>
-        <w:t xml:space="preserve"> diselesaikan menggunakan </w:t>
-      </w:r>
-      <w:r>
-        <w:rPr>
-          <w:i/>
-        </w:rPr>
-        <w:t>Moore-Penrose pseudo-inverse</w:t>
-      </w:r>
-      <w:r>
-        <w:t xml:space="preserve"> $$T_{6 \times 8}^+$$ untuk mencapai distribusi gaya dorong dengan energi minimum (</w:t>
-      </w:r>
-      <w:r>
-        <w:rPr>
-          <w:i/>
-        </w:rPr>
-        <w:t>minimum-energy thrust distribution</w:t>
-      </w:r>
-      <w:r>
-        <w:t>) [7], [21], [32]?</w:t>
-      </w:r>
-      <w:r/>
-      <w:r/>
+      <w:r>
+        <w:rPr>
+          <w:rFonts w:ascii="Arial" w:hAnsi="Arial"/>
+          <w:sz w:val="20"/>
+        </w:rPr>
+        <w:t>$$GM_T = z_g - z_b &gt; 0$$</w:t>
+      </w:r>
+      <w:r>
+        <w:rPr>
+          <w:rFonts w:ascii="Arial" w:hAnsi="Arial"/>
+          <w:sz w:val="20"/>
+        </w:rPr>
+        <w:t xml:space="preserve"> \quad [7], [31]</w:t>
+      </w:r>
     </w:p>
     <w:p>
       <w:pPr>
-        <w:pStyle w:val="ListNumber"/>
-        <w:spacing w:line="240" w:lineRule="auto"/>
-        <w:ind w:left="720"/>
+        <w:spacing w:after="80" w:line="276" w:lineRule="auto"/>
+        <w:ind w:firstLine="567"/>
+        <w:jc w:val="both"/>
       </w:pPr>
-      <w:r/>
-      <w:r/>
-    </w:p>
-    <w:p>
-      <w:r/>
-      <w:r>
-        <w:rPr>
-          <w:b/>
-        </w:rPr>
-        <w:t>Bagaimana suite Optimal Kalman Filter dirancang dan diformulasikan baik untuk pelacakan target visual maupun estimasi keadaan hidrodinamika?</w:t>
-        <w:br/>
-      </w:r>
-      <w:r>
-        <w:t xml:space="preserve">Secara spesifik, bagaimana Kalman Filter visual 8D diformulasikan dengan transisi keadaan CWNA, kovariansi pengukuran adaptif $$R(\text{conf})$$, dan </w:t>
-      </w:r>
-      <w:r>
-        <w:rPr>
-          <w:i/>
-        </w:rPr>
-        <w:t>Mahalanobis gating</w:t>
-      </w:r>
-      <w:r>
-        <w:t xml:space="preserve"> untuk melacak kotak pembatas dan mengatasi oklusi [2], [16], [17], [25], serta bagaimana </w:t>
-      </w:r>
-      <w:r>
-        <w:rPr>
-          <w:i/>
-        </w:rPr>
-        <w:t>Extended Kalman Filter</w:t>
-      </w:r>
-      <w:r>
-        <w:t xml:space="preserve"> (EKF) non-linier diturunkan untuk melakukan fusi data sensor IMU/tekanan kedalaman dengan dinamika Fossen 6-DOF untuk mengestimasi keadaan wahana dan gangguan arus laut [7], [18], [29]?</w:t>
-      </w:r>
-      <w:r/>
-      <w:r/>
+      <w:r>
+        <w:rPr>
+          <w:rFonts w:ascii="Arial" w:hAnsi="Arial"/>
+          <w:sz w:val="20"/>
+        </w:rPr>
+        <w:t>Walaupun torsi pemulih hidrostatis pasif ini mencegah wahana terbalik di air yang tenang [7], [31], hal ini memunculkan kendala operasional mendasar dalam tugas-tugas inspeksi yang kompleks:</w:t>
+      </w:r>
     </w:p>
     <w:p>
       <w:pPr>
-        <w:pStyle w:val="ListNumber"/>
-        <w:spacing w:line="240" w:lineRule="auto"/>
-        <w:ind w:left="720"/>
+        <w:spacing w:after="60"/>
+        <w:ind w:left="567" w:hanging="340"/>
       </w:pPr>
-      <w:r/>
-      <w:r/>
-    </w:p>
-    <w:p>
-      <w:r/>
       <w:r>
         <w:rPr>
           <w:b/>
         </w:rPr>
-        <w:t>Bagaimana sistem yang telah terintegrasi divalidasi melintasi arsitektur Software-In-The-Loop (SITL) dan Hardware-In-The-Loop (HITL)?</w:t>
-        <w:br/>
-      </w:r>
-      <w:r>
-        <w:t xml:space="preserve">Bagaimana perbandingan antara respons simulasi di dalam Gazebo Harmonic (ROS 2) dan eksekusi telemetri perangkat keras secara langsung antara kamera monokuler, komputer pendamping Raspberry Pi 4B, serta Pixhawk 2.4.8 yang menjalankan ArduSub </w:t>
-      </w:r>
-      <w:r>
-        <w:rPr>
-          <w:rFonts w:ascii="Courier" w:hAnsi="Courier"/>
-        </w:rPr>
-        <w:t>vectored_6dof</w:t>
-      </w:r>
-      <w:r>
-        <w:t xml:space="preserve"> berbasis MAVLink pada 50 Hz [14], [21], [31]?</w:t>
-      </w:r>
-      <w:r/>
-      <w:r/>
-      <w:r/>
+        <w:t xml:space="preserve">1.  </w:t>
+      </w:r>
+      <w:r>
+        <w:rPr>
+          <w:rFonts w:ascii="Arial" w:hAnsi="Arial"/>
+          <w:b/>
+          <w:sz w:val="20"/>
+        </w:rPr>
+        <w:t>Ketidakmampuan Mengeksekusi Postur Pitch Secara Acak</w:t>
+      </w:r>
+      <w:r>
+        <w:rPr>
+          <w:rFonts w:ascii="Arial" w:hAnsi="Arial"/>
+          <w:sz w:val="20"/>
+        </w:rPr>
+        <w:t xml:space="preserve">: Wahana </w:t>
+      </w:r>
+      <w:r>
+        <w:rPr>
+          <w:rFonts w:ascii="Arial" w:hAnsi="Arial"/>
+          <w:i/>
+          <w:sz w:val="20"/>
+        </w:rPr>
+        <w:t>underactuated</w:t>
+      </w:r>
+      <w:r>
+        <w:rPr>
+          <w:rFonts w:ascii="Arial" w:hAnsi="Arial"/>
+          <w:sz w:val="20"/>
+        </w:rPr>
+        <w:t xml:space="preserve"> tidak dapat secara aktif memiringkan hidungnya (melakukan </w:t>
+      </w:r>
+      <w:r>
+        <w:rPr>
+          <w:rFonts w:ascii="Arial" w:hAnsi="Arial"/>
+          <w:i/>
+          <w:sz w:val="20"/>
+        </w:rPr>
+        <w:t>pitch</w:t>
+      </w:r>
+      <w:r>
+        <w:rPr>
+          <w:rFonts w:ascii="Arial" w:hAnsi="Arial"/>
+          <w:sz w:val="20"/>
+        </w:rPr>
+        <w:t>) ke atas atau ke bawah untuk menginspeksi lambung kapal yang miring, tiang pancang bawah laut vertikal, batimetri dasar laut yang menanjak, atau pipa bawah laut sembari mempertahankan stasiun dan kedalaman yang tetap [3], [21], [31].</w:t>
+      </w:r>
     </w:p>
     <w:p>
       <w:pPr>
-        <w:pBdr>
-          <w:bottom w:val="single" w:sz="6" w:space="1" w:color="auto"/>
-        </w:pBdr>
+        <w:spacing w:after="60"/>
+        <w:ind w:left="567" w:hanging="340"/>
       </w:pPr>
-      <w:r/>
+      <w:r>
+        <w:rPr>
+          <w:b/>
+        </w:rPr>
+        <w:t xml:space="preserve">2.  </w:t>
+      </w:r>
+      <w:r>
+        <w:rPr>
+          <w:rFonts w:ascii="Arial" w:hAnsi="Arial"/>
+          <w:b/>
+          <w:sz w:val="20"/>
+        </w:rPr>
+        <w:t>Rentan Terhadap Torsi Reaksi Payload dan Gangguan Eksternal</w:t>
+      </w:r>
+      <w:r>
+        <w:rPr>
+          <w:rFonts w:ascii="Arial" w:hAnsi="Arial"/>
+          <w:sz w:val="20"/>
+        </w:rPr>
+        <w:t xml:space="preserve">: Ketika dilengkapi dengan lengan manipulator robotik, sensor akustik, atau alat pengambilan sampel, torsi reaksi eksternal secara langsung menginduksi defleksi sudut </w:t>
+      </w:r>
+      <w:r>
+        <w:rPr>
+          <w:rFonts w:ascii="Arial" w:hAnsi="Arial"/>
+          <w:i/>
+          <w:sz w:val="20"/>
+        </w:rPr>
+        <w:t>pitch</w:t>
+      </w:r>
+      <w:r>
+        <w:rPr>
+          <w:rFonts w:ascii="Arial" w:hAnsi="Arial"/>
+          <w:sz w:val="20"/>
+        </w:rPr>
+        <w:t xml:space="preserve"> dan </w:t>
+      </w:r>
+      <w:r>
+        <w:rPr>
+          <w:rFonts w:ascii="Arial" w:hAnsi="Arial"/>
+          <w:i/>
+          <w:sz w:val="20"/>
+        </w:rPr>
+        <w:t>roll</w:t>
+      </w:r>
+      <w:r>
+        <w:rPr>
+          <w:rFonts w:ascii="Arial" w:hAnsi="Arial"/>
+          <w:sz w:val="20"/>
+        </w:rPr>
+        <w:t xml:space="preserve">, yang mengakibatkan </w:t>
+      </w:r>
+      <w:r>
+        <w:rPr>
+          <w:rFonts w:ascii="Arial" w:hAnsi="Arial"/>
+          <w:i/>
+          <w:sz w:val="20"/>
+        </w:rPr>
+        <w:t>attitude offsets</w:t>
+      </w:r>
+      <w:r>
+        <w:rPr>
+          <w:rFonts w:ascii="Arial" w:hAnsi="Arial"/>
+          <w:sz w:val="20"/>
+        </w:rPr>
+        <w:t xml:space="preserve"> persisten dan galat pelacakan [18], [21], [31].</w:t>
+      </w:r>
     </w:p>
     <w:p>
       <w:pPr>
-        <w:pStyle w:val="Heading2"/>
+        <w:spacing w:after="60"/>
+        <w:ind w:left="567" w:hanging="340"/>
       </w:pPr>
       <w:r>
-        <w:t>1.3 Tujuan Penelitian</w:t>
-      </w:r>
-      <w:r/>
-    </w:p>
-    <w:p>
-      <w:r/>
-      <w:r>
-        <w:t>Tujuan utama dari penelitian tugas akhir ini adalah:</w:t>
-      </w:r>
-      <w:r/>
-      <w:r/>
+        <w:rPr>
+          <w:b/>
+        </w:rPr>
+        <w:t xml:space="preserve">3.  </w:t>
+      </w:r>
+      <w:r>
+        <w:rPr>
+          <w:rFonts w:ascii="Arial" w:hAnsi="Arial"/>
+          <w:i/>
+          <w:sz w:val="20"/>
+        </w:rPr>
+      </w:r>
+      <w:r>
+        <w:rPr>
+          <w:rFonts w:ascii="Arial" w:hAnsi="Arial"/>
+          <w:i/>
+          <w:sz w:val="20"/>
+        </w:rPr>
+        <w:t>Kopling Silang Hidrodinamika yang Parah (</w:t>
+      </w:r>
+      <w:r>
+        <w:rPr>
+          <w:rFonts w:ascii="Arial" w:hAnsi="Arial"/>
+          <w:sz w:val="20"/>
+        </w:rPr>
+        <w:t>Severe Hydrodynamic Cross-Coupling</w:t>
+      </w:r>
+      <w:r>
+        <w:rPr>
+          <w:rFonts w:ascii="Arial" w:hAnsi="Arial"/>
+          <w:i/>
+          <w:sz w:val="20"/>
+        </w:rPr>
+        <w:t>)</w:t>
+      </w:r>
+      <w:r>
+        <w:rPr>
+          <w:rFonts w:ascii="Arial" w:hAnsi="Arial"/>
+          <w:i/>
+          <w:sz w:val="20"/>
+        </w:rPr>
+        <w:t>: Dalam manuver bawah laut multi-sumbu, interaksi fluida-struktur menghasilkan momen kopling silang non-linier [7], [34]. Secara khusus, momen Munk hidrodinamika (</w:t>
+      </w:r>
+      <w:r>
+        <w:rPr>
+          <w:rFonts w:ascii="Arial" w:hAnsi="Arial"/>
+          <w:sz w:val="20"/>
+        </w:rPr>
+        <w:t>hydrodynamic Munk moment</w:t>
+      </w:r>
+      <w:r>
+        <w:rPr>
+          <w:rFonts w:ascii="Arial" w:hAnsi="Arial"/>
+          <w:i/>
+          <w:sz w:val="20"/>
+        </w:rPr>
+        <w:t xml:space="preserve">)—yang disebabkan oleh asimetri antara </w:t>
+      </w:r>
+      <w:r>
+        <w:rPr>
+          <w:rFonts w:ascii="Arial" w:hAnsi="Arial"/>
+          <w:sz w:val="20"/>
+        </w:rPr>
+        <w:t>transverse added mass</w:t>
+      </w:r>
+      <w:r>
+        <w:rPr>
+          <w:rFonts w:ascii="Arial" w:hAnsi="Arial"/>
+          <w:i/>
+          <w:sz w:val="20"/>
+        </w:rPr>
+        <w:t xml:space="preserve"> ($$Y_{\dot{v}}$$) dan </w:t>
+      </w:r>
+      <w:r>
+        <w:rPr>
+          <w:rFonts w:ascii="Arial" w:hAnsi="Arial"/>
+          <w:sz w:val="20"/>
+        </w:rPr>
+        <w:t>longitudinal added mass</w:t>
+      </w:r>
+      <w:r>
+        <w:rPr>
+          <w:rFonts w:ascii="Arial" w:hAnsi="Arial"/>
+          <w:i/>
+          <w:sz w:val="20"/>
+        </w:rPr>
+        <w:t xml:space="preserve"> ($$X_{\dot{u}}$$)—menghasilkan torsi </w:t>
+      </w:r>
+      <w:r>
+        <w:rPr>
+          <w:rFonts w:ascii="Arial" w:hAnsi="Arial"/>
+          <w:sz w:val="20"/>
+        </w:rPr>
+        <w:t>yawing</w:t>
+      </w:r>
+      <w:r>
+        <w:rPr>
+          <w:rFonts w:ascii="Arial" w:hAnsi="Arial"/>
+          <w:i/>
+          <w:sz w:val="20"/>
+        </w:rPr>
+        <w:t xml:space="preserve"> yang tidak stabil sebesar $$(X_{\dot{u}} - Y_{\dot{v}})u_r v_r$$ setiap kali kecepatan maju dan lateral terjadi secara bersamaan [7]. Pada wahana </w:t>
+      </w:r>
+      <w:r>
+        <w:rPr>
+          <w:rFonts w:ascii="Arial" w:hAnsi="Arial"/>
+          <w:sz w:val="20"/>
+        </w:rPr>
+        <w:t>underactuated*, torsi kopling silang ini tidak dapat diimbangi secara aktif oleh gaya dari pendorong.</w:t>
+      </w:r>
     </w:p>
     <w:p>
       <w:pPr>
-        <w:pStyle w:val="ListNumber"/>
-        <w:spacing w:line="240" w:lineRule="auto"/>
-        <w:ind w:left="720"/>
+        <w:spacing w:after="80" w:line="276" w:lineRule="auto"/>
+        <w:ind w:firstLine="567"/>
+        <w:jc w:val="both"/>
       </w:pPr>
-      <w:r/>
-      <w:r>
-        <w:rPr>
+      <w:r>
+        <w:rPr>
+          <w:rFonts w:ascii="Arial" w:hAnsi="Arial"/>
+          <w:sz w:val="20"/>
+        </w:rPr>
+        <w:t xml:space="preserve">Untuk mengatasi batasan struktural tersebut, penelitian ini mengkaji konfigurasi wahana </w:t>
+      </w:r>
+      <w:r>
+        <w:rPr>
+          <w:rFonts w:ascii="Arial" w:hAnsi="Arial"/>
           <w:b/>
-        </w:rPr>
-        <w:t>Memformulasikan dan memverifikasi secara matematis model kinematika 6-DOF yang komprehensif</w:t>
-      </w:r>
-      <w:r>
-        <w:t xml:space="preserve"> dari AUV </w:t>
-      </w:r>
-      <w:r>
-        <w:rPr>
+          <w:sz w:val="20"/>
+        </w:rPr>
+        <w:t>AUV vectored 6-DOF over-actuated 8-pendorong</w:t>
+      </w:r>
+      <w:r>
+        <w:rPr>
+          <w:rFonts w:ascii="Arial" w:hAnsi="Arial"/>
+          <w:sz w:val="20"/>
+        </w:rPr>
+        <w:t xml:space="preserve">, yang dimodelkan berdasarkan arsitektur rangka BlueROV2 Heavy [3], [21], [31], [32]. Dengan mengintegrasikan empat pendorong bervektor horizontal yang diatur pada sudut </w:t>
+      </w:r>
+      <w:r>
+        <w:rPr>
+          <w:rFonts w:ascii="Arial" w:hAnsi="Arial"/>
+          <w:sz w:val="20"/>
+        </w:rPr>
+        <w:t>$$45^\circ$$</w:t>
+      </w:r>
+      <w:r>
+        <w:rPr>
+          <w:rFonts w:ascii="Arial" w:hAnsi="Arial"/>
+          <w:sz w:val="20"/>
+        </w:rPr>
+        <w:t xml:space="preserve"> dan empat pendorong sudut vertikal (</w:t>
+      </w:r>
+      <w:r>
+        <w:rPr>
+          <w:rFonts w:ascii="Arial" w:hAnsi="Arial"/>
           <w:i/>
-        </w:rPr>
-        <w:t>vectored</w:t>
-      </w:r>
-      <w:r>
-        <w:t xml:space="preserve"> 8-pendorong, menurunkan matriks rotasi linier $$SO(3)$$ yakni $$R_b^n$$ langkah demi langkah, pembalikan invers matriks kofaktor-adjoin dari transformasi sudut $$T_\Theta$$, persamaan kinematik bebas singularitas dari </w:t>
-      </w:r>
-      <w:r>
-        <w:rPr>
+          <w:sz w:val="20"/>
+        </w:rPr>
+        <w:t>port-fore</w:t>
+      </w:r>
+      <w:r>
+        <w:rPr>
+          <w:rFonts w:ascii="Arial" w:hAnsi="Arial"/>
+          <w:sz w:val="20"/>
+        </w:rPr>
+        <w:t xml:space="preserve">, </w:t>
+      </w:r>
+      <w:r>
+        <w:rPr>
+          <w:rFonts w:ascii="Arial" w:hAnsi="Arial"/>
           <w:i/>
-        </w:rPr>
-        <w:t>unit quaternion</w:t>
-      </w:r>
-      <w:r>
-        <w:t>, dan matriks Jacobian kinematika $$6 \times 6$$ penuh $$J(\eta_2)$$ [7], [27].</w:t>
-      </w:r>
-      <w:r/>
+          <w:sz w:val="20"/>
+        </w:rPr>
+        <w:t>starboard-fore</w:t>
+      </w:r>
+      <w:r>
+        <w:rPr>
+          <w:rFonts w:ascii="Arial" w:hAnsi="Arial"/>
+          <w:sz w:val="20"/>
+        </w:rPr>
+        <w:t xml:space="preserve">, </w:t>
+      </w:r>
+      <w:r>
+        <w:rPr>
+          <w:rFonts w:ascii="Arial" w:hAnsi="Arial"/>
+          <w:i/>
+          <w:sz w:val="20"/>
+        </w:rPr>
+        <w:t>port-aft</w:t>
+      </w:r>
+      <w:r>
+        <w:rPr>
+          <w:rFonts w:ascii="Arial" w:hAnsi="Arial"/>
+          <w:sz w:val="20"/>
+        </w:rPr>
+        <w:t xml:space="preserve">, </w:t>
+      </w:r>
+      <w:r>
+        <w:rPr>
+          <w:rFonts w:ascii="Arial" w:hAnsi="Arial"/>
+          <w:i/>
+          <w:sz w:val="20"/>
+        </w:rPr>
+        <w:t>starboard-aft</w:t>
+      </w:r>
+      <w:r>
+        <w:rPr>
+          <w:rFonts w:ascii="Arial" w:hAnsi="Arial"/>
+          <w:sz w:val="20"/>
+        </w:rPr>
+        <w:t xml:space="preserve">), wahana ini mencapai otoritas kendali aktif dan independen pada seluruh enam </w:t>
+      </w:r>
+      <w:r>
+        <w:rPr>
+          <w:rFonts w:ascii="Arial" w:hAnsi="Arial"/>
+          <w:i/>
+          <w:sz w:val="20"/>
+        </w:rPr>
+        <w:t>Degree of Freedom</w:t>
+      </w:r>
+      <w:r>
+        <w:rPr>
+          <w:rFonts w:ascii="Arial" w:hAnsi="Arial"/>
+          <w:sz w:val="20"/>
+        </w:rPr>
+        <w:t xml:space="preserve"> (6-DOF) spasial: Surge (</w:t>
+      </w:r>
+      <w:r>
+        <w:rPr>
+          <w:rFonts w:ascii="Arial" w:hAnsi="Arial"/>
+          <w:sz w:val="20"/>
+        </w:rPr>
+        <w:t>$$u$$</w:t>
+      </w:r>
+      <w:r>
+        <w:rPr>
+          <w:rFonts w:ascii="Arial" w:hAnsi="Arial"/>
+          <w:sz w:val="20"/>
+        </w:rPr>
+        <w:t>), Sway (</w:t>
+      </w:r>
+      <w:r>
+        <w:rPr>
+          <w:rFonts w:ascii="Arial" w:hAnsi="Arial"/>
+          <w:sz w:val="20"/>
+        </w:rPr>
+        <w:t>$$v$$</w:t>
+      </w:r>
+      <w:r>
+        <w:rPr>
+          <w:rFonts w:ascii="Arial" w:hAnsi="Arial"/>
+          <w:sz w:val="20"/>
+        </w:rPr>
+        <w:t>), Heave (</w:t>
+      </w:r>
+      <w:r>
+        <w:rPr>
+          <w:rFonts w:ascii="Arial" w:hAnsi="Arial"/>
+          <w:sz w:val="20"/>
+        </w:rPr>
+        <w:t>$$w$$</w:t>
+      </w:r>
+      <w:r>
+        <w:rPr>
+          <w:rFonts w:ascii="Arial" w:hAnsi="Arial"/>
+          <w:sz w:val="20"/>
+        </w:rPr>
+        <w:t>), Roll (</w:t>
+      </w:r>
+      <w:r>
+        <w:rPr>
+          <w:rFonts w:ascii="Arial" w:hAnsi="Arial"/>
+          <w:sz w:val="20"/>
+        </w:rPr>
+        <w:t>$$p$$</w:t>
+      </w:r>
+      <w:r>
+        <w:rPr>
+          <w:rFonts w:ascii="Arial" w:hAnsi="Arial"/>
+          <w:sz w:val="20"/>
+        </w:rPr>
+        <w:t>), Pitch (</w:t>
+      </w:r>
+      <w:r>
+        <w:rPr>
+          <w:rFonts w:ascii="Arial" w:hAnsi="Arial"/>
+          <w:sz w:val="20"/>
+        </w:rPr>
+        <w:t>$$q$$</w:t>
+      </w:r>
+      <w:r>
+        <w:rPr>
+          <w:rFonts w:ascii="Arial" w:hAnsi="Arial"/>
+          <w:sz w:val="20"/>
+        </w:rPr>
+        <w:t>), dan Yaw (</w:t>
+      </w:r>
+      <w:r>
+        <w:rPr>
+          <w:rFonts w:ascii="Arial" w:hAnsi="Arial"/>
+          <w:sz w:val="20"/>
+        </w:rPr>
+        <w:t>$$r$$</w:t>
+      </w:r>
+      <w:r>
+        <w:rPr>
+          <w:rFonts w:ascii="Arial" w:hAnsi="Arial"/>
+          <w:sz w:val="20"/>
+        </w:rPr>
+        <w:t>) [3], [7], [21], [32].</w:t>
+      </w:r>
     </w:p>
     <w:p>
       <w:pPr>
-        <w:pStyle w:val="ListNumber"/>
-        <w:spacing w:line="240" w:lineRule="auto"/>
-        <w:ind w:left="720"/>
+        <w:spacing w:after="80" w:line="276" w:lineRule="auto"/>
+        <w:ind w:firstLine="567"/>
+        <w:jc w:val="both"/>
       </w:pPr>
-      <w:r/>
-      <w:r>
-        <w:rPr>
+      <w:r>
+        <w:rPr>
+          <w:rFonts w:ascii="Arial" w:hAnsi="Arial"/>
+          <w:sz w:val="20"/>
+        </w:rPr>
+        <w:t>Karena wahana tersebut memiliki delapan aktuator kendali (</w:t>
+      </w:r>
+      <w:r>
+        <w:rPr>
+          <w:rFonts w:ascii="Arial" w:hAnsi="Arial"/>
+          <w:sz w:val="20"/>
+        </w:rPr>
+        <w:t>$$m = 8$$</w:t>
+      </w:r>
+      <w:r>
+        <w:rPr>
+          <w:rFonts w:ascii="Arial" w:hAnsi="Arial"/>
+          <w:sz w:val="20"/>
+        </w:rPr>
+        <w:t>) untuk mengatur enam derajat kebebasan spasial (</w:t>
+      </w:r>
+      <w:r>
+        <w:rPr>
+          <w:rFonts w:ascii="Arial" w:hAnsi="Arial"/>
+          <w:sz w:val="20"/>
+        </w:rPr>
+        <w:t>$$n = 6$$</w:t>
+      </w:r>
+      <w:r>
+        <w:rPr>
+          <w:rFonts w:ascii="Arial" w:hAnsi="Arial"/>
+          <w:sz w:val="20"/>
+        </w:rPr>
+        <w:t xml:space="preserve">), sistem ini secara matematis bersifat </w:t>
+      </w:r>
+      <w:r>
+        <w:rPr>
+          <w:rFonts w:ascii="Arial" w:hAnsi="Arial"/>
           <w:b/>
-        </w:rPr>
-        <w:t>Menurunkan dan memparameterisasi persamaan gerak dinamika non-linier 6-DOF tanpa pemotongan (unabridged)</w:t>
-      </w:r>
-      <w:r>
-        <w:t xml:space="preserve"> berdasarkan kerangka matematika Fossen, memperluas secara eksplisit tensor massa sistem $$M = M_{RB} + M_A$$, tensor </w:t>
-      </w:r>
-      <w:r>
-        <w:rPr>
-          <w:i/>
-        </w:rPr>
-        <w:t>Coriolis-centripetal skew-symmetric</w:t>
-      </w:r>
-      <w:r>
-        <w:t xml:space="preserve"> $$C_{RB}(\nu)$$ dan $$C_A(\nu_r)$$, tensor redaman gabungan linier dan kuadratik $$D(\nu_r)$$, dan vektor pemulih hidrostatis 6-DOF penuh $$g(\eta)$$ [7], [21], [31], [34].</w:t>
-      </w:r>
-      <w:r/>
+          <w:sz w:val="20"/>
+        </w:rPr>
+        <w:t>over-actuated</w:t>
+      </w:r>
+      <w:r>
+        <w:rPr>
+          <w:rFonts w:ascii="Arial" w:hAnsi="Arial"/>
+          <w:sz w:val="20"/>
+        </w:rPr>
+        <w:t xml:space="preserve"> (</w:t>
+      </w:r>
+      <w:r>
+        <w:rPr>
+          <w:rFonts w:ascii="Arial" w:hAnsi="Arial"/>
+          <w:sz w:val="20"/>
+        </w:rPr>
+        <w:t>$$m &gt; n$$</w:t>
+      </w:r>
+      <w:r>
+        <w:rPr>
+          <w:rFonts w:ascii="Arial" w:hAnsi="Arial"/>
+          <w:sz w:val="20"/>
+        </w:rPr>
+        <w:t>) [7], [21], [32]. Redundansi aktuasi ini memberikan kapabilitas mekatronika yang sangat vital:</w:t>
+      </w:r>
     </w:p>
     <w:p>
       <w:pPr>
-        <w:pStyle w:val="ListNumber"/>
-        <w:spacing w:line="240" w:lineRule="auto"/>
-        <w:ind w:left="720"/>
+        <w:spacing w:after="60"/>
+        <w:ind w:left="567" w:hanging="283"/>
       </w:pPr>
-      <w:r/>
-      <w:r>
-        <w:rPr>
-          <w:b/>
-        </w:rPr>
-        <w:t>Mengkonstruksi matriks alokasi gaya dorong geometris $$6 \times 8$$ ($$T_{6 \times 8}$$) serta mengimplementasikan algoritma alokasi Moore-Penrose pseudo-inverse</w:t>
-      </w:r>
-      <w:r>
-        <w:t>, yang memungkinkan pemetaan gaya optimal dengan meminimalkan energi dari permintaan kendali generalisasi $$\tau \in \mathbb{R}^6$$ menuju gaya aktuator individu $$f \in \mathbb{R}^8$$ [7], [21], [32].</w:t>
-      </w:r>
-      <w:r/>
+      <w:r>
+        <w:rPr>
+          <w:rFonts w:ascii="Arial" w:hAnsi="Arial"/>
+        </w:rPr>
+        <w:t xml:space="preserve">•  </w:t>
+      </w:r>
+      <w:r>
+        <w:rPr>
+          <w:rFonts w:ascii="Arial" w:hAnsi="Arial"/>
+          <w:sz w:val="20"/>
+        </w:rPr>
+        <w:t xml:space="preserve">Kendali translasi dan </w:t>
+      </w:r>
+      <w:r>
+        <w:rPr>
+          <w:rFonts w:ascii="Arial" w:hAnsi="Arial"/>
+          <w:i/>
+          <w:sz w:val="20"/>
+        </w:rPr>
+        <w:t>attitude</w:t>
+      </w:r>
+      <w:r>
+        <w:rPr>
+          <w:rFonts w:ascii="Arial" w:hAnsi="Arial"/>
+          <w:sz w:val="20"/>
+        </w:rPr>
+        <w:t xml:space="preserve"> yang terpisah (</w:t>
+      </w:r>
+      <w:r>
+        <w:rPr>
+          <w:rFonts w:ascii="Arial" w:hAnsi="Arial"/>
+          <w:i/>
+          <w:sz w:val="20"/>
+        </w:rPr>
+        <w:t>decoupled</w:t>
+      </w:r>
+      <w:r>
+        <w:rPr>
+          <w:rFonts w:ascii="Arial" w:hAnsi="Arial"/>
+          <w:sz w:val="20"/>
+        </w:rPr>
+        <w:t xml:space="preserve">), memungkinkan </w:t>
+      </w:r>
+      <w:r>
+        <w:rPr>
+          <w:rFonts w:ascii="Arial" w:hAnsi="Arial"/>
+          <w:i/>
+          <w:sz w:val="20"/>
+        </w:rPr>
+        <w:t>pitch-angle holding</w:t>
+      </w:r>
+      <w:r>
+        <w:rPr>
+          <w:rFonts w:ascii="Arial" w:hAnsi="Arial"/>
+          <w:sz w:val="20"/>
+        </w:rPr>
+        <w:t xml:space="preserve"> secara aktif (inspeksi kemiringan vertikal </w:t>
+      </w:r>
+      <w:r>
+        <w:rPr>
+          <w:rFonts w:ascii="Arial" w:hAnsi="Arial"/>
+          <w:sz w:val="20"/>
+        </w:rPr>
+        <w:t>$$\pm 90^\circ$$</w:t>
+      </w:r>
+      <w:r>
+        <w:rPr>
+          <w:rFonts w:ascii="Arial" w:hAnsi="Arial"/>
+          <w:sz w:val="20"/>
+        </w:rPr>
+        <w:t xml:space="preserve">) serta stabilisasi </w:t>
+      </w:r>
+      <w:r>
+        <w:rPr>
+          <w:rFonts w:ascii="Arial" w:hAnsi="Arial"/>
+          <w:i/>
+          <w:sz w:val="20"/>
+        </w:rPr>
+        <w:t>roll</w:t>
+      </w:r>
+      <w:r>
+        <w:rPr>
+          <w:rFonts w:ascii="Arial" w:hAnsi="Arial"/>
+          <w:sz w:val="20"/>
+        </w:rPr>
+        <w:t xml:space="preserve"> aktif [3], [21].</w:t>
+      </w:r>
     </w:p>
     <w:p>
       <w:pPr>
-        <w:pStyle w:val="ListNumber"/>
-        <w:spacing w:line="240" w:lineRule="auto"/>
-        <w:ind w:left="720"/>
+        <w:spacing w:after="60"/>
+        <w:ind w:left="567" w:hanging="283"/>
       </w:pPr>
-      <w:r/>
-      <w:r>
-        <w:rPr>
-          <w:b/>
-        </w:rPr>
-        <w:t>Merancang, menurunkan, dan mengimplementasikan suite Optimal Kalman Filter dua-tahap (dual-stage)</w:t>
-      </w:r>
-      <w:r>
-        <w:t>, menetapkan: * Kalman Filter Target Visual 8D (</w:t>
-      </w:r>
-      <w:r>
-        <w:rPr>
-          <w:rFonts w:ascii="Courier" w:hAnsi="Courier"/>
-        </w:rPr>
-        <w:t>AUVVisualKalmanFilter</w:t>
-      </w:r>
-      <w:r>
-        <w:t xml:space="preserve">) untuk meratakan secara </w:t>
-      </w:r>
-      <w:r>
-        <w:rPr>
+      <w:r>
+        <w:rPr>
+          <w:rFonts w:ascii="Arial" w:hAnsi="Arial"/>
+        </w:rPr>
+        <w:t xml:space="preserve">•  </w:t>
+      </w:r>
+      <w:r>
+        <w:rPr>
+          <w:rFonts w:ascii="Arial" w:hAnsi="Arial"/>
+          <w:sz w:val="20"/>
+        </w:rPr>
+        <w:t>Alokasi gaya dorong optimal (</w:t>
+      </w:r>
+      <w:r>
+        <w:rPr>
+          <w:rFonts w:ascii="Arial" w:hAnsi="Arial"/>
           <w:i/>
-        </w:rPr>
-        <w:t>real-time</w:t>
-      </w:r>
-      <w:r>
-        <w:t xml:space="preserve"> deteksi kotak pembatas YOLO, estimasi jangkauan laju ($$\dot{s}$$), dan penanganan oklusi target [2], [16], [17], [25]. * </w:t>
-      </w:r>
-      <w:r>
-        <w:rPr>
-          <w:i/>
-        </w:rPr>
-        <w:t>Extended Kalman Filter</w:t>
-      </w:r>
-      <w:r>
-        <w:t xml:space="preserve"> Hidrodinamika (</w:t>
-      </w:r>
-      <w:r>
-        <w:rPr>
-          <w:rFonts w:ascii="Courier" w:hAnsi="Courier"/>
-        </w:rPr>
-        <w:t>AUVDynamicsKalmanFilter</w:t>
-      </w:r>
-      <w:r>
-        <w:t xml:space="preserve">) untuk melakukan fungsi </w:t>
-      </w:r>
-      <w:r>
-        <w:rPr>
-          <w:i/>
-        </w:rPr>
-        <w:t>sensor fusion</w:t>
-      </w:r>
-      <w:r>
-        <w:t xml:space="preserve"> terhadap pengukuran IMU dan kedalaman dengan dinamika 6-DOF Fossen serta pendugaan arus laut [7], [18], [29].</w:t>
-      </w:r>
-      <w:r/>
+          <w:sz w:val="20"/>
+        </w:rPr>
+        <w:t>optimal thrust allocation</w:t>
+      </w:r>
+      <w:r>
+        <w:rPr>
+          <w:rFonts w:ascii="Arial" w:hAnsi="Arial"/>
+          <w:sz w:val="20"/>
+        </w:rPr>
+        <w:t>) untuk meminimalkan konsumsi daya listrik total dan mencegah saturasi pada masing-masing motor [7], [32].</w:t>
+      </w:r>
     </w:p>
     <w:p>
       <w:pPr>
-        <w:pStyle w:val="ListNumber"/>
-        <w:spacing w:line="240" w:lineRule="auto"/>
-        <w:ind w:left="720"/>
+        <w:spacing w:after="60"/>
+        <w:ind w:left="567" w:hanging="283"/>
       </w:pPr>
-      <w:r/>
-      <w:r>
-        <w:rPr>
-          <w:b/>
-        </w:rPr>
-        <w:t>Mengimplementasikan dan mengevaluasi arsitektur perangkat keras maupun perangkat lunak secara keseluruhan melalui platform Software-In-The-Loop (SITL) dan Hardware-In-The-Loop (HITL)</w:t>
-      </w:r>
-      <w:r>
-        <w:t xml:space="preserve">, memvalidasi pelacakan </w:t>
-      </w:r>
-      <w:r>
-        <w:rPr>
+      <w:r>
+        <w:rPr>
+          <w:rFonts w:ascii="Arial" w:hAnsi="Arial"/>
+        </w:rPr>
+        <w:t xml:space="preserve">•  </w:t>
+      </w:r>
+      <w:r>
+        <w:rPr>
+          <w:rFonts w:ascii="Arial" w:hAnsi="Arial"/>
+          <w:sz w:val="20"/>
+        </w:rPr>
+        <w:t>Redundansi aktuator dan toleransi kesalahan (</w:t>
+      </w:r>
+      <w:r>
+        <w:rPr>
+          <w:rFonts w:ascii="Arial" w:hAnsi="Arial"/>
           <w:i/>
-        </w:rPr>
-        <w:t>attitude</w:t>
-      </w:r>
-      <w:r>
-        <w:t xml:space="preserve"> 6-DOF aktif, stabilitas visual, dan eksekusi </w:t>
-      </w:r>
-      <w:r>
-        <w:rPr>
-          <w:i/>
-        </w:rPr>
-        <w:t>real-time</w:t>
-      </w:r>
-      <w:r>
-        <w:t xml:space="preserve"> melintasi kamera, Raspberry Pi 4B, dan Pixhawk 2.4.8 yang menjalankan ArduSub melalui protokol MAVLink [14], [21], [31].</w:t>
-      </w:r>
-      <w:r/>
-      <w:r/>
+          <w:sz w:val="20"/>
+        </w:rPr>
+        <w:t>fault tolerance</w:t>
+      </w:r>
+      <w:r>
+        <w:rPr>
+          <w:rFonts w:ascii="Arial" w:hAnsi="Arial"/>
+          <w:sz w:val="20"/>
+        </w:rPr>
+        <w:t>), memungkinkan wahana merealokasikan vektor gaya dorong apabila terjadi kegagalan aktuator [21], [32].</w:t>
+      </w:r>
     </w:p>
     <w:p>
       <w:pPr>
-        <w:pBdr>
-          <w:bottom w:val="single" w:sz="6" w:space="1" w:color="auto"/>
-        </w:pBdr>
+        <w:spacing w:after="80" w:line="276" w:lineRule="auto"/>
+        <w:ind w:firstLine="567"/>
+        <w:jc w:val="both"/>
       </w:pPr>
-      <w:r/>
+      <w:r>
+        <w:rPr>
+          <w:rFonts w:ascii="Arial" w:hAnsi="Arial"/>
+          <w:sz w:val="20"/>
+        </w:rPr>
+        <w:t xml:space="preserve">Akan tetapi, pencapaian operasi otonom dengan AUV 6-DOF </w:t>
+      </w:r>
+      <w:r>
+        <w:rPr>
+          <w:rFonts w:ascii="Arial" w:hAnsi="Arial"/>
+          <w:i/>
+          <w:sz w:val="20"/>
+        </w:rPr>
+        <w:t>over-actuated</w:t>
+      </w:r>
+      <w:r>
+        <w:rPr>
+          <w:rFonts w:ascii="Arial" w:hAnsi="Arial"/>
+          <w:sz w:val="20"/>
+        </w:rPr>
+        <w:t xml:space="preserve"> menghadirkan dua rintangan teknis utama: </w:t>
+      </w:r>
+      <w:r>
+        <w:rPr>
+          <w:rFonts w:ascii="Arial" w:hAnsi="Arial"/>
+          <w:b/>
+          <w:sz w:val="20"/>
+        </w:rPr>
+        <w:t>pemodelan hidrodinamika non-linier yang kompleks</w:t>
+      </w:r>
+      <w:r>
+        <w:rPr>
+          <w:rFonts w:ascii="Arial" w:hAnsi="Arial"/>
+          <w:sz w:val="20"/>
+        </w:rPr>
+        <w:t xml:space="preserve"> dan </w:t>
+      </w:r>
+      <w:r>
+        <w:rPr>
+          <w:rFonts w:ascii="Arial" w:hAnsi="Arial"/>
+          <w:b/>
+          <w:sz w:val="20"/>
+        </w:rPr>
+        <w:t>umpan balik sensor yang dipenuhi derau (noisy) selama pelacakan target berbasis visi</w:t>
+      </w:r>
+      <w:r>
+        <w:rPr>
+          <w:rFonts w:ascii="Arial" w:hAnsi="Arial"/>
+          <w:sz w:val="20"/>
+        </w:rPr>
+        <w:t xml:space="preserve"> [2], [7], [18], [31].</w:t>
+      </w:r>
     </w:p>
     <w:p>
       <w:pPr>
-        <w:pStyle w:val="Heading2"/>
+        <w:spacing w:after="80" w:line="276" w:lineRule="auto"/>
+        <w:ind w:firstLine="567"/>
+        <w:jc w:val="both"/>
       </w:pPr>
       <w:r>
-        <w:t>1.4 Batasan Masalah</w:t>
-      </w:r>
-      <w:r/>
-    </w:p>
-    <w:p>
-      <w:r/>
-      <w:r>
-        <w:t>Untuk menjaga ketelitian akademis (</w:t>
-      </w:r>
-      <w:r>
-        <w:rPr>
+        <w:rPr>
+          <w:rFonts w:ascii="Arial" w:hAnsi="Arial"/>
+          <w:sz w:val="20"/>
+        </w:rPr>
+        <w:t xml:space="preserve">Pertama, dinamika wahana laut diatur oleh mekanika fluida Navier-Stokes non-linier, yang menghasilkan momen massa </w:t>
+      </w:r>
+      <w:r>
+        <w:rPr>
+          <w:rFonts w:ascii="Arial" w:hAnsi="Arial"/>
           <w:i/>
-        </w:rPr>
-        <w:t>academic rigor</w:t>
-      </w:r>
-      <w:r>
-        <w:t>) dan kedalaman analisis yang difokuskan, batasan masalah penelitian ini didefinisikan sebagai berikut:</w:t>
-      </w:r>
-      <w:r/>
-      <w:r/>
+          <w:sz w:val="20"/>
+        </w:rPr>
+        <w:t>rigid body dynamics</w:t>
+      </w:r>
+      <w:r>
+        <w:rPr>
+          <w:rFonts w:ascii="Arial" w:hAnsi="Arial"/>
+          <w:sz w:val="20"/>
+        </w:rPr>
+        <w:t xml:space="preserve"> yang terangkai, </w:t>
+      </w:r>
+      <w:r>
+        <w:rPr>
+          <w:rFonts w:ascii="Arial" w:hAnsi="Arial"/>
+          <w:i/>
+          <w:sz w:val="20"/>
+        </w:rPr>
+        <w:t>hydrodynamic added mass tensors</w:t>
+      </w:r>
+      <w:r>
+        <w:rPr>
+          <w:rFonts w:ascii="Arial" w:hAnsi="Arial"/>
+          <w:sz w:val="20"/>
+        </w:rPr>
+        <w:t xml:space="preserve"> penuh berukuran </w:t>
+      </w:r>
+      <w:r>
+        <w:rPr>
+          <w:rFonts w:ascii="Arial" w:hAnsi="Arial"/>
+          <w:sz w:val="20"/>
+        </w:rPr>
+        <w:t>$$6 \times 6$$</w:t>
+      </w:r>
+      <w:r>
+        <w:rPr>
+          <w:rFonts w:ascii="Arial" w:hAnsi="Arial"/>
+          <w:sz w:val="20"/>
+        </w:rPr>
+        <w:t xml:space="preserve"> (</w:t>
+      </w:r>
+      <w:r>
+        <w:rPr>
+          <w:rFonts w:ascii="Arial" w:hAnsi="Arial"/>
+          <w:sz w:val="20"/>
+        </w:rPr>
+        <w:t>$$M_A$$</w:t>
+      </w:r>
+      <w:r>
+        <w:rPr>
+          <w:rFonts w:ascii="Arial" w:hAnsi="Arial"/>
+          <w:sz w:val="20"/>
+        </w:rPr>
+        <w:t xml:space="preserve">), </w:t>
+      </w:r>
+      <w:r>
+        <w:rPr>
+          <w:rFonts w:ascii="Arial" w:hAnsi="Arial"/>
+          <w:i/>
+          <w:sz w:val="20"/>
+        </w:rPr>
+        <w:t>Coriolis-centripetal matrices</w:t>
+      </w:r>
+      <w:r>
+        <w:rPr>
+          <w:rFonts w:ascii="Arial" w:hAnsi="Arial"/>
+          <w:sz w:val="20"/>
+        </w:rPr>
+        <w:t xml:space="preserve"> yang bergantung pada status (</w:t>
+      </w:r>
+      <w:r>
+        <w:rPr>
+          <w:rFonts w:ascii="Arial" w:hAnsi="Arial"/>
+          <w:sz w:val="20"/>
+        </w:rPr>
+        <w:t>$$C_{RB}, C_A$$</w:t>
+      </w:r>
+      <w:r>
+        <w:rPr>
+          <w:rFonts w:ascii="Arial" w:hAnsi="Arial"/>
+          <w:sz w:val="20"/>
+        </w:rPr>
+        <w:t>), redaman Morison kuadratik non-linier (</w:t>
+      </w:r>
+      <w:r>
+        <w:rPr>
+          <w:rFonts w:ascii="Arial" w:hAnsi="Arial"/>
+          <w:sz w:val="20"/>
+        </w:rPr>
+        <w:t>$$D_{NL}$$</w:t>
+      </w:r>
+      <w:r>
+        <w:rPr>
+          <w:rFonts w:ascii="Arial" w:hAnsi="Arial"/>
+          <w:sz w:val="20"/>
+        </w:rPr>
+        <w:t>), dan vektor pemulih ruang keadaan (</w:t>
+      </w:r>
+      <w:r>
+        <w:rPr>
+          <w:rFonts w:ascii="Arial" w:hAnsi="Arial"/>
+          <w:sz w:val="20"/>
+        </w:rPr>
+        <w:t>$$g(\eta)$$</w:t>
+      </w:r>
+      <w:r>
+        <w:rPr>
+          <w:rFonts w:ascii="Arial" w:hAnsi="Arial"/>
+          <w:sz w:val="20"/>
+        </w:rPr>
+        <w:t>) [7], [31], [34]. Selain itu, pemetaan gaya dan momen kendali generalisasi tingkat tinggi (</w:t>
+      </w:r>
+      <w:r>
+        <w:rPr>
+          <w:rFonts w:ascii="Arial" w:hAnsi="Arial"/>
+          <w:sz w:val="20"/>
+        </w:rPr>
+        <w:t>$$\tau \in \mathbb{R}^6$$</w:t>
+      </w:r>
+      <w:r>
+        <w:rPr>
+          <w:rFonts w:ascii="Arial" w:hAnsi="Arial"/>
+          <w:sz w:val="20"/>
+        </w:rPr>
+        <w:t>) menjadi delapan input pendorong individu (</w:t>
+      </w:r>
+      <w:r>
+        <w:rPr>
+          <w:rFonts w:ascii="Arial" w:hAnsi="Arial"/>
+          <w:sz w:val="20"/>
+        </w:rPr>
+        <w:t>$$f \in \mathbb{R}^8$$</w:t>
+      </w:r>
+      <w:r>
+        <w:rPr>
+          <w:rFonts w:ascii="Arial" w:hAnsi="Arial"/>
+          <w:sz w:val="20"/>
+        </w:rPr>
+        <w:t xml:space="preserve">) mengharuskan derivasi matriks alokasi gaya dorong berukuran </w:t>
+      </w:r>
+      <w:r>
+        <w:rPr>
+          <w:rFonts w:ascii="Arial" w:hAnsi="Arial"/>
+          <w:sz w:val="20"/>
+        </w:rPr>
+        <w:t>$$6 \times 8$$</w:t>
+      </w:r>
+      <w:r>
+        <w:rPr>
+          <w:rFonts w:ascii="Arial" w:hAnsi="Arial"/>
+          <w:sz w:val="20"/>
+        </w:rPr>
+        <w:t xml:space="preserve"> yang presisi (</w:t>
+      </w:r>
+      <w:r>
+        <w:rPr>
+          <w:rFonts w:ascii="Arial" w:hAnsi="Arial"/>
+          <w:sz w:val="20"/>
+        </w:rPr>
+        <w:t>$$T_{6 \times 8}$$</w:t>
+      </w:r>
+      <w:r>
+        <w:rPr>
+          <w:rFonts w:ascii="Arial" w:hAnsi="Arial"/>
+          <w:sz w:val="20"/>
+        </w:rPr>
+        <w:t>) dan komputasi pseudo-invers Moore-Penrose terkonstraint-nya (</w:t>
+      </w:r>
+      <w:r>
+        <w:rPr>
+          <w:rFonts w:ascii="Arial" w:hAnsi="Arial"/>
+          <w:sz w:val="20"/>
+        </w:rPr>
+        <w:t>$$T_{6 \times 8}^+$$</w:t>
+      </w:r>
+      <w:r>
+        <w:rPr>
+          <w:rFonts w:ascii="Arial" w:hAnsi="Arial"/>
+          <w:sz w:val="20"/>
+        </w:rPr>
+        <w:t>) [7], [21], [32].</w:t>
+      </w:r>
     </w:p>
     <w:p>
       <w:pPr>
-        <w:pStyle w:val="ListNumber"/>
-        <w:spacing w:line="240" w:lineRule="auto"/>
-        <w:ind w:left="720"/>
+        <w:spacing w:after="80" w:line="276" w:lineRule="auto"/>
+        <w:ind w:firstLine="567"/>
+        <w:jc w:val="both"/>
       </w:pPr>
-      <w:r/>
-      <w:r>
-        <w:rPr>
-          <w:b/>
-        </w:rPr>
-        <w:t>Konfigurasi Mekanis Wahana</w:t>
-      </w:r>
-      <w:r>
-        <w:t xml:space="preserve">: Platform fisik yang dianalisis adalah AUV </w:t>
-      </w:r>
-      <w:r>
-        <w:rPr>
+      <w:r>
+        <w:rPr>
+          <w:rFonts w:ascii="Arial" w:hAnsi="Arial"/>
+          <w:sz w:val="20"/>
+        </w:rPr>
+        <w:t xml:space="preserve">Kedua, inspeksi bawah laut otonom mengharuskan wahana untuk melacak target visual (seperti pipa bawah laut, stasiun </w:t>
+      </w:r>
+      <w:r>
+        <w:rPr>
+          <w:rFonts w:ascii="Arial" w:hAnsi="Arial"/>
           <w:i/>
-        </w:rPr>
-        <w:t>vectored</w:t>
-      </w:r>
-      <w:r>
-        <w:t xml:space="preserve"> 8-pendorong dengan </w:t>
-      </w:r>
-      <w:r>
-        <w:rPr>
+          <w:sz w:val="20"/>
+        </w:rPr>
+        <w:t>docking</w:t>
+      </w:r>
+      <w:r>
+        <w:rPr>
+          <w:rFonts w:ascii="Arial" w:hAnsi="Arial"/>
+          <w:sz w:val="20"/>
+        </w:rPr>
+        <w:t>, atau struktur bawah air) menggunakan kamera bawaan (</w:t>
+      </w:r>
+      <w:r>
+        <w:rPr>
+          <w:rFonts w:ascii="Arial" w:hAnsi="Arial"/>
           <w:i/>
-        </w:rPr>
-        <w:t>open-frame over-actuated</w:t>
-      </w:r>
-      <w:r>
-        <w:t xml:space="preserve"> yang berbasis pada geometri rangka BlueROV2 Heavy, dilengkapi dengan empat pendorong horizontal bervektor pada sudut $$45^\circ$$ di bidang horizontal dan empat pendorong di sudut vertikal [3], [21], [31].</w:t>
-      </w:r>
-      <w:r/>
+          <w:sz w:val="20"/>
+        </w:rPr>
+        <w:t>onboard camera</w:t>
+      </w:r>
+      <w:r>
+        <w:rPr>
+          <w:rFonts w:ascii="Arial" w:hAnsi="Arial"/>
+          <w:sz w:val="20"/>
+        </w:rPr>
+        <w:t>) [2], [14]. Di lingkungan bawah air, persepsi optik menurun drastis akibat atenuasi cahaya, hamburan balik (</w:t>
+      </w:r>
+      <w:r>
+        <w:rPr>
+          <w:rFonts w:ascii="Arial" w:hAnsi="Arial"/>
+          <w:i/>
+          <w:sz w:val="20"/>
+        </w:rPr>
+        <w:t>backscattering</w:t>
+      </w:r>
+      <w:r>
+        <w:rPr>
+          <w:rFonts w:ascii="Arial" w:hAnsi="Arial"/>
+          <w:sz w:val="20"/>
+        </w:rPr>
+        <w:t xml:space="preserve">), turbiditas suspensi, dan perubahan pencahayaan yang dinamis [2], [14]. Jaringan pendeteksi objek (seperti YOLO) yang berjalan pada </w:t>
+      </w:r>
+      <w:r>
+        <w:rPr>
+          <w:rFonts w:ascii="Arial" w:hAnsi="Arial"/>
+          <w:i/>
+          <w:sz w:val="20"/>
+        </w:rPr>
+        <w:t>stream</w:t>
+      </w:r>
+      <w:r>
+        <w:rPr>
+          <w:rFonts w:ascii="Arial" w:hAnsi="Arial"/>
+          <w:sz w:val="20"/>
+        </w:rPr>
+        <w:t xml:space="preserve"> kamera monokuler menghasilkan koordinat kotak pembatas (</w:t>
+      </w:r>
+      <w:r>
+        <w:rPr>
+          <w:rFonts w:ascii="Arial" w:hAnsi="Arial"/>
+          <w:i/>
+          <w:sz w:val="20"/>
+        </w:rPr>
+        <w:t>bounding box</w:t>
+      </w:r>
+      <w:r>
+        <w:rPr>
+          <w:rFonts w:ascii="Arial" w:hAnsi="Arial"/>
+          <w:sz w:val="20"/>
+        </w:rPr>
+        <w:t>) dengan derau (</w:t>
+      </w:r>
+      <w:r>
+        <w:rPr>
+          <w:rFonts w:ascii="Arial" w:hAnsi="Arial"/>
+          <w:i/>
+          <w:sz w:val="20"/>
+        </w:rPr>
+        <w:t>noise</w:t>
+      </w:r>
+      <w:r>
+        <w:rPr>
+          <w:rFonts w:ascii="Arial" w:hAnsi="Arial"/>
+          <w:sz w:val="20"/>
+        </w:rPr>
+        <w:t xml:space="preserve">) yang tinggi, </w:t>
+      </w:r>
+      <w:r>
+        <w:rPr>
+          <w:rFonts w:ascii="Arial" w:hAnsi="Arial"/>
+          <w:i/>
+          <w:sz w:val="20"/>
+        </w:rPr>
+        <w:t>jitter</w:t>
+      </w:r>
+      <w:r>
+        <w:rPr>
+          <w:rFonts w:ascii="Arial" w:hAnsi="Arial"/>
+          <w:sz w:val="20"/>
+        </w:rPr>
+        <w:t xml:space="preserve"> sentroid frekuensi tinggi, kegagalan deteksi sesaat (</w:t>
+      </w:r>
+      <w:r>
+        <w:rPr>
+          <w:rFonts w:ascii="Arial" w:hAnsi="Arial"/>
+          <w:i/>
+          <w:sz w:val="20"/>
+        </w:rPr>
+        <w:t>dropouts</w:t>
+      </w:r>
+      <w:r>
+        <w:rPr>
+          <w:rFonts w:ascii="Arial" w:hAnsi="Arial"/>
+          <w:sz w:val="20"/>
+        </w:rPr>
+        <w:t xml:space="preserve">), dan oklusi target sementara [2], [16], [17]. Selanjutnya, sensor inersia bawaan mentah (IMU) dan sensor tekanan kedalaman (DVL/Barometer) menunjukkan derau pengukuran, getaran frekuensi tinggi dari pendorong, dan fenomena penyimpangan atau </w:t>
+      </w:r>
+      <w:r>
+        <w:rPr>
+          <w:rFonts w:ascii="Arial" w:hAnsi="Arial"/>
+          <w:i/>
+          <w:sz w:val="20"/>
+        </w:rPr>
+        <w:t>drift</w:t>
+      </w:r>
+      <w:r>
+        <w:rPr>
+          <w:rFonts w:ascii="Arial" w:hAnsi="Arial"/>
+          <w:sz w:val="20"/>
+        </w:rPr>
+        <w:t xml:space="preserve"> [14], [21], [31].</w:t>
+      </w:r>
     </w:p>
     <w:p>
       <w:pPr>
-        <w:pStyle w:val="ListNumber"/>
-        <w:spacing w:line="240" w:lineRule="auto"/>
-        <w:ind w:left="720"/>
+        <w:spacing w:after="80" w:line="276" w:lineRule="auto"/>
+        <w:ind w:firstLine="567"/>
+        <w:jc w:val="both"/>
       </w:pPr>
-      <w:r/>
-      <w:r>
-        <w:rPr>
+      <w:r>
+        <w:rPr>
+          <w:rFonts w:ascii="Arial" w:hAnsi="Arial"/>
+          <w:sz w:val="20"/>
+        </w:rPr>
+        <w:t xml:space="preserve">Untuk menyelesaikan tantangan estimasi keadaan dan pelacakan ini, </w:t>
+      </w:r>
+      <w:r>
+        <w:rPr>
+          <w:rFonts w:ascii="Arial" w:hAnsi="Arial"/>
           <w:b/>
-        </w:rPr>
-        <w:t>Lingkungan Fluida &amp; Arus Laut</w:t>
-      </w:r>
-      <w:r>
-        <w:t xml:space="preserve">: Fluida sekitarnya dimodelkan sebagai air tawar/laut dengan kerapatan fluida konstan ($$\rho = 1000 - 1025 \text{ kg/m}^3$$). Arus fluida </w:t>
-      </w:r>
-      <w:r>
-        <w:rPr>
-          <w:i/>
-        </w:rPr>
-        <w:t>ambient</w:t>
-      </w:r>
-      <w:r>
-        <w:t xml:space="preserve"> dimodelkan sebagai vektor aliran yang bervariasi lambat serta </w:t>
-      </w:r>
-      <w:r>
-        <w:rPr>
-          <w:i/>
-        </w:rPr>
-        <w:t>irrotational</w:t>
-      </w:r>
-      <w:r>
-        <w:t xml:space="preserve"> dalam kerangka inersia ($$V_c^n \in \mathbb{R}^3$$, $$\dot{V}_c^n = 0$$) [5], [7], [31]. Hambatan pembentukan gelombang permukaan (</w:t>
-      </w:r>
-      <w:r>
-        <w:rPr>
-          <w:i/>
-        </w:rPr>
-        <w:t>wave-making resistance</w:t>
-      </w:r>
-      <w:r>
-        <w:t>) dan interaksi batas permukaan bebas (</w:t>
-      </w:r>
-      <w:r>
-        <w:rPr>
-          <w:i/>
-        </w:rPr>
-        <w:t>free-surface boundary</w:t>
-      </w:r>
-      <w:r>
-        <w:t>) diabaikan dengan asumsi penyelaman dalam (kedalaman wahana $$&gt; 3 \times$$ ketinggian wahana) [7], [31].</w:t>
-      </w:r>
-      <w:r/>
+          <w:sz w:val="20"/>
+        </w:rPr>
+        <w:t>Suite Optimal Kalman Filter</w:t>
+      </w:r>
+      <w:r>
+        <w:rPr>
+          <w:rFonts w:ascii="Arial" w:hAnsi="Arial"/>
+          <w:sz w:val="20"/>
+        </w:rPr>
+        <w:t xml:space="preserve"> diimplementasikan [16], [17], [25], [29]:</w:t>
+      </w:r>
     </w:p>
     <w:p>
       <w:pPr>
-        <w:pStyle w:val="ListNumber"/>
-        <w:spacing w:line="240" w:lineRule="auto"/>
-        <w:ind w:left="720"/>
+        <w:spacing w:after="60"/>
+        <w:ind w:left="567" w:hanging="340"/>
       </w:pPr>
-      <w:r/>
       <w:r>
         <w:rPr>
           <w:b/>
         </w:rPr>
-        <w:t>Parameterisasi Hidrodinamika</w:t>
-      </w:r>
-      <w:r>
-        <w:t>: Massa, massa tambahan (</w:t>
-      </w:r>
-      <w:r>
-        <w:rPr>
+        <w:t xml:space="preserve">1.  </w:t>
+      </w:r>
+      <w:r>
+        <w:rPr>
+          <w:rFonts w:ascii="Arial" w:hAnsi="Arial"/>
+          <w:b/>
+          <w:sz w:val="20"/>
+        </w:rPr>
+        <w:t>Kalman Filter Target Visual Topside/Onboard (`AUVVisualKalmanFilter`)</w:t>
+      </w:r>
+      <w:r>
+        <w:rPr>
+          <w:rFonts w:ascii="Arial" w:hAnsi="Arial"/>
+          <w:sz w:val="20"/>
+        </w:rPr>
+        <w:t xml:space="preserve">: Sebuah Kalman Filter diskrit linier 8-dimensi yang memformulasikan vektor keadaan </w:t>
+      </w:r>
+      <w:r>
+        <w:rPr>
+          <w:rFonts w:ascii="Arial" w:hAnsi="Arial"/>
+          <w:sz w:val="20"/>
+        </w:rPr>
+        <w:t>$$\mathbf{x} = [x, y, s, r, \dot{x}, \dot{y}, \dot{s}, \dot{r}]^T$$</w:t>
+      </w:r>
+      <w:r>
+        <w:rPr>
+          <w:rFonts w:ascii="Arial" w:hAnsi="Arial"/>
+          <w:sz w:val="20"/>
+        </w:rPr>
+        <w:t xml:space="preserve"> (sentroid kotak pembatas </w:t>
+      </w:r>
+      <w:r>
+        <w:rPr>
+          <w:rFonts w:ascii="Arial" w:hAnsi="Arial"/>
+          <w:sz w:val="20"/>
+        </w:rPr>
+        <w:t>$$x, y$$</w:t>
+      </w:r>
+      <w:r>
+        <w:rPr>
+          <w:rFonts w:ascii="Arial" w:hAnsi="Arial"/>
+          <w:sz w:val="20"/>
+        </w:rPr>
+        <w:t xml:space="preserve">, area skala </w:t>
+      </w:r>
+      <w:r>
+        <w:rPr>
+          <w:rFonts w:ascii="Arial" w:hAnsi="Arial"/>
+          <w:sz w:val="20"/>
+        </w:rPr>
+        <w:t>$$s$$</w:t>
+      </w:r>
+      <w:r>
+        <w:rPr>
+          <w:rFonts w:ascii="Arial" w:hAnsi="Arial"/>
+          <w:sz w:val="20"/>
+        </w:rPr>
+        <w:t xml:space="preserve">, rasio aspek </w:t>
+      </w:r>
+      <w:r>
+        <w:rPr>
+          <w:rFonts w:ascii="Arial" w:hAnsi="Arial"/>
+          <w:sz w:val="20"/>
+        </w:rPr>
+        <w:t>$$r$$</w:t>
+      </w:r>
+      <w:r>
+        <w:rPr>
+          <w:rFonts w:ascii="Arial" w:hAnsi="Arial"/>
+          <w:sz w:val="20"/>
+        </w:rPr>
+        <w:t xml:space="preserve">, dan kecepatan masing-masing). Dibangun berdasarkan model </w:t>
+      </w:r>
+      <w:r>
+        <w:rPr>
+          <w:rFonts w:ascii="Arial" w:hAnsi="Arial"/>
           <w:i/>
-        </w:rPr>
-        <w:t>added mass</w:t>
-      </w:r>
-      <w:r>
-        <w:t>), dan turunan redaman (</w:t>
-      </w:r>
-      <w:r>
-        <w:rPr>
+          <w:sz w:val="20"/>
+        </w:rPr>
+        <w:t>Continuous White Noise Acceleration</w:t>
+      </w:r>
+      <w:r>
+        <w:rPr>
+          <w:rFonts w:ascii="Arial" w:hAnsi="Arial"/>
+          <w:sz w:val="20"/>
+        </w:rPr>
+        <w:t xml:space="preserve"> (CWNA), filter ini melakukan pembaruan kovariansi berbobot keyakinan adaptif (</w:t>
+      </w:r>
+      <w:r>
+        <w:rPr>
+          <w:rFonts w:ascii="Arial" w:hAnsi="Arial"/>
+          <w:sz w:val="20"/>
+        </w:rPr>
+        <w:t>$$R(\text{conf})$$</w:t>
+      </w:r>
+      <w:r>
+        <w:rPr>
+          <w:rFonts w:ascii="Arial" w:hAnsi="Arial"/>
+          <w:sz w:val="20"/>
+        </w:rPr>
+        <w:t xml:space="preserve">), </w:t>
+      </w:r>
+      <w:r>
+        <w:rPr>
+          <w:rFonts w:ascii="Arial" w:hAnsi="Arial"/>
           <w:i/>
-        </w:rPr>
-        <w:t>damping derivatives</w:t>
-      </w:r>
-      <w:r>
-        <w:t xml:space="preserve">) diparameterisasi menggunakan </w:t>
-      </w:r>
-      <w:r>
-        <w:rPr>
+          <w:sz w:val="20"/>
+        </w:rPr>
+        <w:t>outlier gating</w:t>
+      </w:r>
+      <w:r>
+        <w:rPr>
+          <w:rFonts w:ascii="Arial" w:hAnsi="Arial"/>
+          <w:sz w:val="20"/>
+        </w:rPr>
+        <w:t xml:space="preserve"> jarak Mahalanobis, dan propagasi keadaan </w:t>
+      </w:r>
+      <w:r>
+        <w:rPr>
+          <w:rFonts w:ascii="Arial" w:hAnsi="Arial"/>
           <w:i/>
-        </w:rPr>
-        <w:t>potential flow theory</w:t>
-      </w:r>
-      <w:r>
-        <w:t xml:space="preserve">, </w:t>
-      </w:r>
-      <w:r>
-        <w:rPr>
-          <w:i/>
-        </w:rPr>
-        <w:t>strip theory</w:t>
-      </w:r>
-      <w:r>
-        <w:t xml:space="preserve">, serta dataset eksperimental yang divalidasi secara empiris untuk wahana </w:t>
-      </w:r>
-      <w:r>
-        <w:rPr>
-          <w:i/>
-        </w:rPr>
-        <w:t>open-frame</w:t>
-      </w:r>
-      <w:r>
-        <w:t xml:space="preserve"> [1], [21], [31], [34].</w:t>
-      </w:r>
-      <w:r/>
+          <w:sz w:val="20"/>
+        </w:rPr>
+        <w:t>dead-reckoning</w:t>
+      </w:r>
+      <w:r>
+        <w:rPr>
+          <w:rFonts w:ascii="Arial" w:hAnsi="Arial"/>
+          <w:sz w:val="20"/>
+        </w:rPr>
+        <w:t xml:space="preserve"> untuk menjembatani oklusi visual [2], [16], [17], [25].</w:t>
+      </w:r>
     </w:p>
     <w:p>
       <w:pPr>
-        <w:pStyle w:val="ListNumber"/>
-        <w:spacing w:line="240" w:lineRule="auto"/>
-        <w:ind w:left="720"/>
+        <w:spacing w:after="60"/>
+        <w:ind w:left="567" w:hanging="340"/>
       </w:pPr>
-      <w:r/>
       <w:r>
         <w:rPr>
           <w:b/>
         </w:rPr>
-        <w:t>Asumsi Visi &amp; Kalman Filter</w:t>
-      </w:r>
-      <w:r>
-        <w:t xml:space="preserve">: Pelacakan visual berfokus pada deteksi kamera monokuler target tunggal dengan menggunakan model </w:t>
-      </w:r>
-      <w:r>
-        <w:rPr>
+        <w:t xml:space="preserve">2.  </w:t>
+      </w:r>
+      <w:r>
+        <w:rPr>
+          <w:rFonts w:ascii="Arial" w:hAnsi="Arial"/>
+          <w:b/>
+          <w:sz w:val="20"/>
+        </w:rPr>
+        <w:t>Extended Kalman Filter Dinamika Hidrodinamika Subsea (`AUVDynamicsKalmanFilter`)</w:t>
+      </w:r>
+      <w:r>
+        <w:rPr>
+          <w:rFonts w:ascii="Arial" w:hAnsi="Arial"/>
+          <w:sz w:val="20"/>
+        </w:rPr>
+        <w:t xml:space="preserve">: Sebuah </w:t>
+      </w:r>
+      <w:r>
+        <w:rPr>
+          <w:rFonts w:ascii="Arial" w:hAnsi="Arial"/>
           <w:i/>
-        </w:rPr>
-        <w:t>deep learning</w:t>
-      </w:r>
-      <w:r>
-        <w:t xml:space="preserve"> YOLO yang telah dilatih. Pergerakan target dalam koordinat gambar 2D diasumsikan mengikuti model kinematik </w:t>
-      </w:r>
-      <w:r>
-        <w:rPr>
+          <w:sz w:val="20"/>
+        </w:rPr>
+        <w:t>Extended Kalman Filter</w:t>
+      </w:r>
+      <w:r>
+        <w:rPr>
+          <w:rFonts w:ascii="Arial" w:hAnsi="Arial"/>
+          <w:sz w:val="20"/>
+        </w:rPr>
+        <w:t xml:space="preserve"> (EKF) non-linier yang melakukan </w:t>
+      </w:r>
+      <w:r>
+        <w:rPr>
+          <w:rFonts w:ascii="Arial" w:hAnsi="Arial"/>
           <w:i/>
-        </w:rPr>
-        <w:t>Continuous White Noise Acceleration</w:t>
-      </w:r>
-      <w:r>
-        <w:t xml:space="preserve"> (CWNA) [2], [16], [17], [25]. Laju bingkai (</w:t>
-      </w:r>
-      <w:r>
-        <w:rPr>
+          <w:sz w:val="20"/>
+        </w:rPr>
+        <w:t>sensor fusion</w:t>
+      </w:r>
+      <w:r>
+        <w:rPr>
+          <w:rFonts w:ascii="Arial" w:hAnsi="Arial"/>
+          <w:sz w:val="20"/>
+        </w:rPr>
+        <w:t xml:space="preserve"> atas sinyal akselerometer/giroskop IMU berkecepatan tinggi, kedalaman sensor tekanan MS5837, serta persamaan gerak hidrodinamika Fossen 6-DOF. Filter ini memberikan estimasi keadaan yang tersaring dan bertindak sebagai pengamat gangguan arus laut (</w:t>
+      </w:r>
+      <w:r>
+        <w:rPr>
+          <w:rFonts w:ascii="Arial" w:hAnsi="Arial"/>
           <w:i/>
-        </w:rPr>
-        <w:t>frame rate</w:t>
-      </w:r>
-      <w:r>
-        <w:t>) kamera ditetapkan pada 30 FPS, sedangkan dinamika EKF berjalan secara sinkron pada 50 Hz [14], [21].</w:t>
-      </w:r>
-      <w:r/>
+          <w:sz w:val="20"/>
+        </w:rPr>
+        <w:t>disturbance observer</w:t>
+      </w:r>
+      <w:r>
+        <w:rPr>
+          <w:rFonts w:ascii="Arial" w:hAnsi="Arial"/>
+          <w:sz w:val="20"/>
+        </w:rPr>
+        <w:t xml:space="preserve">) secara </w:t>
+      </w:r>
+      <w:r>
+        <w:rPr>
+          <w:rFonts w:ascii="Arial" w:hAnsi="Arial"/>
+          <w:i/>
+          <w:sz w:val="20"/>
+        </w:rPr>
+        <w:t>real-time</w:t>
+      </w:r>
+      <w:r>
+        <w:rPr>
+          <w:rFonts w:ascii="Arial" w:hAnsi="Arial"/>
+          <w:sz w:val="20"/>
+        </w:rPr>
+        <w:t xml:space="preserve"> [7], [18], [29], [31].</w:t>
+      </w:r>
     </w:p>
     <w:p>
       <w:pPr>
-        <w:pStyle w:val="ListNumber"/>
-        <w:spacing w:line="240" w:lineRule="auto"/>
-        <w:ind w:left="720"/>
+        <w:spacing w:after="80" w:line="276" w:lineRule="auto"/>
+        <w:ind w:firstLine="567"/>
+        <w:jc w:val="both"/>
       </w:pPr>
-      <w:r/>
-      <w:r>
-        <w:rPr>
+      <w:r>
+        <w:rPr>
+          <w:rFonts w:ascii="Arial" w:hAnsi="Arial"/>
+          <w:sz w:val="20"/>
+        </w:rPr>
+        <w:t xml:space="preserve">Untuk menjembatani simulasi dan realitas fisik, arsitektur ini diimplementasikan di seluruh kerangka kerja terdistribusi </w:t>
+      </w:r>
+      <w:r>
+        <w:rPr>
+          <w:rFonts w:ascii="Arial" w:hAnsi="Arial"/>
           <w:b/>
-        </w:rPr>
-        <w:t>Kerangka Perangkat Lunak &amp; Keras (Software &amp; Hardware)</w:t>
-      </w:r>
-      <w:r>
-        <w:t>: Simulasi SITL dieksekusi di lingkungan Gazebo Harmonic dengan ROS 2 Jazzy dan ArduSub (</w:t>
-      </w:r>
-      <w:r>
-        <w:rPr>
-          <w:rFonts w:ascii="Courier" w:hAnsi="Courier"/>
-        </w:rPr>
-        <w:t>-f vectored_6dof</w:t>
-      </w:r>
-      <w:r>
-        <w:t xml:space="preserve">). Pengujian perangkat keras fisik dilakukan menggunakan konfigurasi Hardware-In-The-Loop (HITL) yang menghubungkan komputer pendamping Raspberry Pi 4B (berjalan dengan BlueOS dan </w:t>
-      </w:r>
-      <w:r>
-        <w:rPr>
+          <w:sz w:val="20"/>
+        </w:rPr>
+        <w:t>Software-In-The-Loop (SITL)</w:t>
+      </w:r>
+      <w:r>
+        <w:rPr>
+          <w:rFonts w:ascii="Arial" w:hAnsi="Arial"/>
+          <w:sz w:val="20"/>
+        </w:rPr>
+        <w:t xml:space="preserve"> dan </w:t>
+      </w:r>
+      <w:r>
+        <w:rPr>
+          <w:rFonts w:ascii="Arial" w:hAnsi="Arial"/>
+          <w:b/>
+          <w:sz w:val="20"/>
+        </w:rPr>
+        <w:t>Hardware-In-The-Loop (HITL)</w:t>
+      </w:r>
+      <w:r>
+        <w:rPr>
+          <w:rFonts w:ascii="Arial" w:hAnsi="Arial"/>
+          <w:sz w:val="20"/>
+        </w:rPr>
+        <w:t>. Aliran data kamera dan Kalman Filter visual berjalan pada komputer pendamping (</w:t>
+      </w:r>
+      <w:r>
+        <w:rPr>
+          <w:rFonts w:ascii="Arial" w:hAnsi="Arial"/>
           <w:i/>
+          <w:sz w:val="20"/>
+        </w:rPr>
+        <w:t>Raspberry Pi 4B</w:t>
+      </w:r>
+      <w:r>
+        <w:rPr>
+          <w:rFonts w:ascii="Arial" w:hAnsi="Arial"/>
+          <w:sz w:val="20"/>
+        </w:rPr>
+        <w:t xml:space="preserve"> yang menjalankan BlueOS dan </w:t>
+      </w:r>
+      <w:r>
+        <w:rPr>
+          <w:rFonts w:ascii="Arial" w:hAnsi="Arial"/>
+          <w:i/>
+          <w:sz w:val="20"/>
         </w:rPr>
         <w:t>node</w:t>
       </w:r>
       <w:r>
-        <w:t xml:space="preserve"> HIL Python </w:t>
-      </w:r>
-      <w:r>
-        <w:rPr>
-          <w:rFonts w:ascii="Courier" w:hAnsi="Courier"/>
-        </w:rPr>
-        <w:t>auv_dynamics_hil_node.py</w:t>
-      </w:r>
-      <w:r>
-        <w:t xml:space="preserve"> serta </w:t>
-      </w:r>
-      <w:r>
-        <w:rPr>
-          <w:rFonts w:ascii="Courier" w:hAnsi="Courier"/>
-        </w:rPr>
-        <w:t>auv_kinematics_dynamics_analyzer.py</w:t>
-      </w:r>
-      <w:r>
-        <w:t xml:space="preserve">) beserta </w:t>
-      </w:r>
-      <w:r>
-        <w:rPr>
+        <w:rPr>
+          <w:rFonts w:ascii="Arial" w:hAnsi="Arial"/>
+          <w:sz w:val="20"/>
+        </w:rPr>
+        <w:t xml:space="preserve"> Python HIL kustom), dan berinteraksi secara langsung dengan </w:t>
+      </w:r>
+      <w:r>
+        <w:rPr>
+          <w:rFonts w:ascii="Arial" w:hAnsi="Arial"/>
           <w:i/>
+          <w:sz w:val="20"/>
         </w:rPr>
         <w:t>flight controller</w:t>
       </w:r>
       <w:r>
-        <w:t xml:space="preserve"> Pixhawk 2.4.8 dan sensor tekanan barometrik bawah air MS5837 [14], [21], [31].</w:t>
-      </w:r>
-      <w:r/>
-      <w:r/>
+        <w:rPr>
+          <w:rFonts w:ascii="Arial" w:hAnsi="Arial"/>
+          <w:sz w:val="20"/>
+        </w:rPr>
+        <w:t xml:space="preserve"> (</w:t>
+      </w:r>
+      <w:r>
+        <w:rPr>
+          <w:rFonts w:ascii="Arial" w:hAnsi="Arial"/>
+          <w:i/>
+          <w:sz w:val="20"/>
+        </w:rPr>
+        <w:t>Pixhawk 2.4.8</w:t>
+      </w:r>
+      <w:r>
+        <w:rPr>
+          <w:rFonts w:ascii="Arial" w:hAnsi="Arial"/>
+          <w:sz w:val="20"/>
+        </w:rPr>
+        <w:t xml:space="preserve"> yang menjalankan </w:t>
+      </w:r>
+      <w:r>
+        <w:rPr>
+          <w:rFonts w:ascii="Arial" w:hAnsi="Arial"/>
+          <w:i/>
+          <w:sz w:val="20"/>
+        </w:rPr>
+        <w:t>firmware</w:t>
+      </w:r>
+      <w:r>
+        <w:rPr>
+          <w:rFonts w:ascii="Arial" w:hAnsi="Arial"/>
+          <w:sz w:val="20"/>
+        </w:rPr>
+        <w:t xml:space="preserve"> ArduSub </w:t>
+      </w:r>
+      <w:r>
+        <w:rPr>
+          <w:rFonts w:ascii="Consolas" w:hAnsi="Consolas"/>
+          <w:color w:val="333333"/>
+          <w:sz w:val="19"/>
+        </w:rPr>
+        <w:t>vectored_6dof</w:t>
+      </w:r>
+      <w:r>
+        <w:rPr>
+          <w:rFonts w:ascii="Arial" w:hAnsi="Arial"/>
+          <w:sz w:val="20"/>
+        </w:rPr>
+        <w:t>) melalui telemetri MAVLink pada 50 Hz, yang kesemuanya divalidasi di dalam simulasi fisika Gazebo Harmonic dan ROS 2 Jazzy [14], [21], [31].</w:t>
+      </w:r>
     </w:p>
     <w:p>
       <w:pPr>
-        <w:pBdr>
-          <w:bottom w:val="single" w:sz="6" w:space="1" w:color="auto"/>
-        </w:pBdr>
+        <w:spacing w:after="80" w:line="276" w:lineRule="auto"/>
+        <w:ind w:firstLine="567"/>
+        <w:jc w:val="both"/>
       </w:pPr>
-      <w:r/>
+      <w:r>
+        <w:rPr>
+          <w:rFonts w:ascii="Arial" w:hAnsi="Arial"/>
+          <w:sz w:val="20"/>
+        </w:rPr>
+        <w:t xml:space="preserve">Oleh karena itu, penelitian ini menyajikan </w:t>
+      </w:r>
+      <w:r>
+        <w:rPr>
+          <w:rFonts w:ascii="Arial" w:hAnsi="Arial"/>
+          <w:b/>
+          <w:sz w:val="20"/>
+        </w:rPr>
+        <w:t>"Analisis Kinematika, Dinamika, dan Estimasi Keadaan Optimal Kalman Filter untuk Pelacakan Berbasis Visi pada AUV Vectored 6-DOF Over-Actuated 8-Pendorong"</w:t>
+      </w:r>
+      <w:r>
+        <w:rPr>
+          <w:rFonts w:ascii="Arial" w:hAnsi="Arial"/>
+          <w:sz w:val="20"/>
+        </w:rPr>
+        <w:t>, untuk membangun derivasi teoretis yang tak terpotong (</w:t>
+      </w:r>
+      <w:r>
+        <w:rPr>
+          <w:rFonts w:ascii="Arial" w:hAnsi="Arial"/>
+          <w:i/>
+          <w:sz w:val="20"/>
+        </w:rPr>
+        <w:t>unabridged</w:t>
+      </w:r>
+      <w:r>
+        <w:rPr>
+          <w:rFonts w:ascii="Arial" w:hAnsi="Arial"/>
+          <w:sz w:val="20"/>
+        </w:rPr>
+        <w:t>), parameterisasi fisik, dan validasi eksperimental HITL/SITL.</w:t>
+      </w:r>
     </w:p>
     <w:p>
       <w:pPr>
-        <w:pStyle w:val="Heading2"/>
+        <w:spacing w:after="80" w:line="276" w:lineRule="auto"/>
+        <w:ind w:firstLine="567"/>
+        <w:jc w:val="both"/>
       </w:pPr>
       <w:r>
-        <w:t>1.5 Manfaat Penelitian</w:t>
-      </w:r>
-      <w:r/>
-    </w:p>
-    <w:p>
-      <w:r/>
-      <w:r>
-        <w:t>Hasil dari penelitian ini diharapkan memberikan kontribusi ilmiah, rekayasa mekanika, maupun kelembagaan secara nyata:</w:t>
-      </w:r>
-      <w:r/>
-      <w:r/>
+        <w:rPr>
+          <w:rFonts w:ascii="Arial" w:hAnsi="Arial"/>
+          <w:sz w:val="20"/>
+        </w:rPr>
+        <w:t>Perkembangan pesat riset wahana bawah air tanpa awak (</w:t>
+      </w:r>
+      <w:r>
+        <w:rPr>
+          <w:rFonts w:ascii="Arial" w:hAnsi="Arial"/>
+          <w:i/>
+          <w:sz w:val="20"/>
+        </w:rPr>
+        <w:t>unmanned underwater vehicles</w:t>
+      </w:r>
+      <w:r>
+        <w:rPr>
+          <w:rFonts w:ascii="Arial" w:hAnsi="Arial"/>
+          <w:sz w:val="20"/>
+        </w:rPr>
+        <w:t>) dalam rentang tahun 2021 hingga 2026 menuntut keterpaduan antara modularitas perangkat keras, arsitektur perangkat lunak fleksibel, serta akurasi komputasi hidrodinamika fluida [1], [11], [14], [20], [30], [35], [36], [41]. Zuluaga dkk. (2022) serta Gieraths dkk. (2023) mengemukakan pentingnya rekayasa sistem terstruktur (</w:t>
+      </w:r>
+      <w:r>
+        <w:rPr>
+          <w:rFonts w:ascii="Arial" w:hAnsi="Arial"/>
+          <w:i/>
+          <w:sz w:val="20"/>
+        </w:rPr>
+        <w:t>systems engineering</w:t>
+      </w:r>
+      <w:r>
+        <w:rPr>
+          <w:rFonts w:ascii="Arial" w:hAnsi="Arial"/>
+          <w:sz w:val="20"/>
+        </w:rPr>
+        <w:t xml:space="preserve">) dalam perancangan arsitektur perangkat keras dan perangkat lunak modular agar wahana mampu dikonfigurasi ulang secara cepat sesuai misi operasional [11], [41]. Lebih jauh, McIvor dkk. (2024) memperkenalkan arsitektur </w:t>
+      </w:r>
+      <w:r>
+        <w:rPr>
+          <w:rFonts w:ascii="Arial" w:hAnsi="Arial"/>
+          <w:i/>
+          <w:sz w:val="20"/>
+        </w:rPr>
+        <w:t>Entity-Component-System</w:t>
+      </w:r>
+      <w:r>
+        <w:rPr>
+          <w:rFonts w:ascii="Arial" w:hAnsi="Arial"/>
+          <w:sz w:val="20"/>
+        </w:rPr>
+        <w:t xml:space="preserve"> (ECS) yang memisahkan data komponen aktuator dari perilaku sistem, memungkinkan integrasi alokasi kendali invers semu Moore-Penrose pada sembarang orientasi pendorong [20]. Pada ranah wahana berbiaya terjangkau (</w:t>
+      </w:r>
+      <w:r>
+        <w:rPr>
+          <w:rFonts w:ascii="Arial" w:hAnsi="Arial"/>
+          <w:i/>
+          <w:sz w:val="20"/>
+        </w:rPr>
+        <w:t>low-cost accessibility</w:t>
+      </w:r>
+      <w:r>
+        <w:rPr>
+          <w:rFonts w:ascii="Arial" w:hAnsi="Arial"/>
+          <w:sz w:val="20"/>
+        </w:rPr>
+        <w:t>), platform seperti MeCO oleh Widhalm dkk. (2025), struktur cetak 3D oleh Rusu dkk. (2023), serta Modularis oleh Vögele dkk. (2022) membuktikan bahwa wahana berdimensi kompak dapat mencapai kapabilitas manuver tinggi apabila ditopang oleh simulasi dan pemodelan dinamika yang presisi [23], [30], [35], [36].</w:t>
+      </w:r>
     </w:p>
     <w:p>
       <w:pPr>
-        <w:pStyle w:val="ListNumber"/>
-        <w:spacing w:line="240" w:lineRule="auto"/>
-        <w:ind w:left="720"/>
+        <w:spacing w:after="80" w:line="276" w:lineRule="auto"/>
+        <w:ind w:firstLine="567"/>
+        <w:jc w:val="both"/>
       </w:pPr>
-      <w:r/>
-      <w:r>
-        <w:rPr>
-          <w:b/>
-        </w:rPr>
-        <w:t>Kontribusi Teoretis dan Ilmiah</w:t>
-      </w:r>
-      <w:r>
-        <w:t>: * Menyajikan monograf referensi matematis komprehensif yang tidak terpotong (</w:t>
-      </w:r>
-      <w:r>
-        <w:rPr>
+      <w:r>
+        <w:rPr>
+          <w:rFonts w:ascii="Arial" w:hAnsi="Arial"/>
+          <w:sz w:val="20"/>
+        </w:rPr>
+        <w:t xml:space="preserve">Di sisi hidrodinamika fluida, survei komprehensif oleh Hong dkk. (2024) mengenai </w:t>
+      </w:r>
+      <w:r>
+        <w:rPr>
+          <w:rFonts w:ascii="Arial" w:hAnsi="Arial"/>
           <w:i/>
-        </w:rPr>
-        <w:t>unabridged</w:t>
-      </w:r>
-      <w:r>
-        <w:t xml:space="preserve">) dan tersatukan dalam merinci kinematika 6-DOF, kinetika 6-DOF, alokasi gaya dorong </w:t>
-      </w:r>
-      <w:r>
-        <w:rPr>
+          <w:sz w:val="20"/>
+        </w:rPr>
+        <w:t>Computational Fluid Dynamics</w:t>
+      </w:r>
+      <w:r>
+        <w:rPr>
+          <w:rFonts w:ascii="Arial" w:hAnsi="Arial"/>
+          <w:sz w:val="20"/>
+        </w:rPr>
+        <w:t xml:space="preserve"> (CFD) serta Song dkk. (2023) mengenai optimasi bentuk multi-objektif menegaskan bahwa interaksi fluida non-linier antara lambung dan propulsi memegang peranan krusial terhadap efisiensi dorong wahana [12], [26]. Xia dkk. (2025) secara eksperimental dan numerik membuktikan efek kopling dua arah antara lambung dan baling-baling (</w:t>
+      </w:r>
+      <w:r>
+        <w:rPr>
+          <w:rFonts w:ascii="Arial" w:hAnsi="Arial"/>
           <w:i/>
-        </w:rPr>
-        <w:t>over-actuated</w:t>
-      </w:r>
-      <w:r>
-        <w:t xml:space="preserve"> $$6 \times 8$$, serta estimasi status Kalman Filter ganda dalam ilmu robotika kelautan [7], [16], [21]. * Memperjelas dan merangkum bukti analitis utama (pembuktian </w:t>
-      </w:r>
-      <w:r>
-        <w:rPr>
+          <w:sz w:val="20"/>
+        </w:rPr>
+        <w:t>hull-propeller coupled effect</w:t>
+      </w:r>
+      <w:r>
+        <w:rPr>
+          <w:rFonts w:ascii="Arial" w:hAnsi="Arial"/>
+          <w:sz w:val="20"/>
+        </w:rPr>
+        <w:t xml:space="preserve">) pada wahana </w:t>
+      </w:r>
+      <w:r>
+        <w:rPr>
+          <w:rFonts w:ascii="Arial" w:hAnsi="Arial"/>
           <w:i/>
-        </w:rPr>
-        <w:t>first-principles</w:t>
-      </w:r>
-      <w:r>
-        <w:t>) dalam literatur maritim, termasuk inversi kofaktor selangkah demi selangkah dari $$T_\Theta$$, bukti prinsip pertama momen Munk hidrodinamika tidak stabil sebesar $$(X_{\dot{u}} - Y_{\dot{v}})u_r v_r$$, dan diskritisasi eksak terhadap persamaan Riccati kontinu [7], [25], [29], [34].</w:t>
-      </w:r>
-      <w:r/>
+          <w:sz w:val="20"/>
+        </w:rPr>
+        <w:t>fully-actuated</w:t>
+      </w:r>
+      <w:r>
+        <w:rPr>
+          <w:rFonts w:ascii="Arial" w:hAnsi="Arial"/>
+          <w:sz w:val="20"/>
+        </w:rPr>
+        <w:t xml:space="preserve">, sementara de Moraes dkk. (2025) menggunakan fasilitas </w:t>
+      </w:r>
+      <w:r>
+        <w:rPr>
+          <w:rFonts w:ascii="Arial" w:hAnsi="Arial"/>
+          <w:i/>
+          <w:sz w:val="20"/>
+        </w:rPr>
+        <w:t>Planar Motion Mechanism</w:t>
+      </w:r>
+      <w:r>
+        <w:rPr>
+          <w:rFonts w:ascii="Arial" w:hAnsi="Arial"/>
+          <w:sz w:val="20"/>
+        </w:rPr>
+        <w:t xml:space="preserve"> (PMM) untuk memvalidasi fluktuasi koefisien hidrodinamika di dekat batas permukaan bebas [4], [37]. Sun dkk. (2022) menunjukkan bahwa pemodelan dinamika non-linier yang menggabungkan estimasi analitis dan simulasi CFD sangat penting untuk memprediksi stabilitas gerak terkopling [28].</w:t>
+      </w:r>
     </w:p>
     <w:p>
       <w:pPr>
-        <w:pStyle w:val="ListNumber"/>
-        <w:spacing w:line="240" w:lineRule="auto"/>
-        <w:ind w:left="720"/>
+        <w:spacing w:after="80" w:line="276" w:lineRule="auto"/>
+        <w:ind w:firstLine="567"/>
+        <w:jc w:val="both"/>
       </w:pPr>
-      <w:r/>
-      <w:r>
-        <w:rPr>
-          <w:b/>
-        </w:rPr>
-        <w:t>Kontribusi Praktis dan Teknologi</w:t>
-      </w:r>
-      <w:r>
-        <w:t xml:space="preserve">: * Menghadirkan sistem perangkat lunak yang terbuka dan terverifikasi untuk mengintegrasikan teknologi </w:t>
-      </w:r>
-      <w:r>
-        <w:rPr>
+      <w:r>
+        <w:rPr>
+          <w:rFonts w:ascii="Arial" w:hAnsi="Arial"/>
+          <w:sz w:val="20"/>
+        </w:rPr>
+        <w:t>Terkait aspek navigasi otonom dan perencanaan jalur (</w:t>
+      </w:r>
+      <w:r>
+        <w:rPr>
+          <w:rFonts w:ascii="Arial" w:hAnsi="Arial"/>
           <w:i/>
-        </w:rPr>
-        <w:t>computer vision deep learning</w:t>
-      </w:r>
-      <w:r>
-        <w:t xml:space="preserve"> (YOLO), </w:t>
-      </w:r>
-      <w:r>
-        <w:rPr>
+          <w:sz w:val="20"/>
+        </w:rPr>
+        <w:t>path planning</w:t>
+      </w:r>
+      <w:r>
+        <w:rPr>
+          <w:rFonts w:ascii="Arial" w:hAnsi="Arial"/>
+          <w:sz w:val="20"/>
+        </w:rPr>
+        <w:t xml:space="preserve">), Zhang dkk. (2023) serta Pandian dkk. (2023) menggarisbawahi bahwa ketiadaan sinyal GPS di bawah air mewajibkan sistem estimasi mengandalkan fusi sensor inersia dan persepsi visual secara deterministik [22], [39]. Mari dkk. (2026) mendemonstrasikan bahwa pendekatan </w:t>
+      </w:r>
+      <w:r>
+        <w:rPr>
+          <w:rFonts w:ascii="Arial" w:hAnsi="Arial"/>
           <w:i/>
-        </w:rPr>
-        <w:t>stochastic state filtering</w:t>
-      </w:r>
-      <w:r>
-        <w:t xml:space="preserve"> (Kalman Filter), dan </w:t>
-      </w:r>
-      <w:r>
-        <w:rPr>
+          <w:sz w:val="20"/>
+        </w:rPr>
+        <w:t>Deep Reinforcement Learning</w:t>
+      </w:r>
+      <w:r>
+        <w:rPr>
+          <w:rFonts w:ascii="Arial" w:hAnsi="Arial"/>
+          <w:sz w:val="20"/>
+        </w:rPr>
+        <w:t xml:space="preserve"> (PPO) yang divalidasi dengan </w:t>
+      </w:r>
+      <w:r>
+        <w:rPr>
+          <w:rFonts w:ascii="Arial" w:hAnsi="Arial"/>
           <w:i/>
-        </w:rPr>
-        <w:t>firmware</w:t>
-      </w:r>
-      <w:r>
-        <w:t xml:space="preserve"> kendali wahana (ArduSub </w:t>
-      </w:r>
-      <w:r>
-        <w:rPr>
-          <w:rFonts w:ascii="Courier" w:hAnsi="Courier"/>
-        </w:rPr>
-        <w:t>vectored_6dof</w:t>
-      </w:r>
-      <w:r>
-        <w:t xml:space="preserve">) dengan memanfaatkan </w:t>
-      </w:r>
-      <w:r>
-        <w:rPr>
+          <w:sz w:val="20"/>
+        </w:rPr>
+        <w:t>digital twin</w:t>
+      </w:r>
+      <w:r>
+        <w:rPr>
+          <w:rFonts w:ascii="Arial" w:hAnsi="Arial"/>
+          <w:sz w:val="20"/>
+        </w:rPr>
+        <w:t xml:space="preserve"> 3D pada platform BlueROV2 mampu mengungguli metode navigasi konvensional (</w:t>
+      </w:r>
+      <w:r>
+        <w:rPr>
+          <w:rFonts w:ascii="Arial" w:hAnsi="Arial"/>
           <w:i/>
-        </w:rPr>
-        <w:t>companion computer</w:t>
-      </w:r>
-      <w:r>
-        <w:t xml:space="preserve"> yang terjangkau (Raspberry Pi 4B) [2], [14], [21]. * Memungkinkan sistem kendali posisi dan pelacakan orientasi spasial (</w:t>
-      </w:r>
-      <w:r>
-        <w:rPr>
+          <w:sz w:val="20"/>
+        </w:rPr>
+        <w:t>Dynamic Window Approach</w:t>
+      </w:r>
+      <w:r>
+        <w:rPr>
+          <w:rFonts w:ascii="Arial" w:hAnsi="Arial"/>
+          <w:sz w:val="20"/>
+        </w:rPr>
+        <w:t>) di lingkungan perairan padat rintangan [19]. Untuk aplikasi inspeksi jaring budidaya perikanan (</w:t>
+      </w:r>
+      <w:r>
+        <w:rPr>
+          <w:rFonts w:ascii="Arial" w:hAnsi="Arial"/>
           <w:i/>
-        </w:rPr>
-        <w:t>attitude tracking</w:t>
-      </w:r>
-      <w:r>
-        <w:t xml:space="preserve">) 6-DOF yang aktif secara dinamis, sehingga stabilitas posisi selalu terjaga ketika mengoperasikan </w:t>
-      </w:r>
-      <w:r>
-        <w:rPr>
+          <w:sz w:val="20"/>
+        </w:rPr>
+        <w:t>aquaculture net pens</w:t>
+      </w:r>
+      <w:r>
+        <w:rPr>
+          <w:rFonts w:ascii="Arial" w:hAnsi="Arial"/>
+          <w:sz w:val="20"/>
+        </w:rPr>
+        <w:t>), Ge dkk. (2025) serta Saad dkk. (2026) memanfaatkan wahana BlueROV2 dengan koordinasi cerdas dan toleransi kegagalan pendorong (</w:t>
+      </w:r>
+      <w:r>
+        <w:rPr>
+          <w:rFonts w:ascii="Arial" w:hAnsi="Arial"/>
           <w:i/>
-        </w:rPr>
-        <w:t>subsea robotic manipulator arm</w:t>
-      </w:r>
-      <w:r>
-        <w:t xml:space="preserve"> (lengan robot) tanpa memiringkan postur wahana secara serampangan [18], [21], [31].</w:t>
-      </w:r>
-      <w:r/>
+          <w:sz w:val="20"/>
+        </w:rPr>
+        <w:t>thruster fault tolerance</w:t>
+      </w:r>
+      <w:r>
+        <w:rPr>
+          <w:rFonts w:ascii="Arial" w:hAnsi="Arial"/>
+          <w:sz w:val="20"/>
+        </w:rPr>
+        <w:t xml:space="preserve">) [10], [24]. Di samping itu, dinamika kabel tether subsea yang diinvestigasi oleh Franchi dkk. (2022) dan Gaggero dkk. (2024) serta pendekatan simulasi terpadu oleh Karras dkk. (2024) memperkuat urgensi pengujian </w:t>
+      </w:r>
+      <w:r>
+        <w:rPr>
+          <w:rFonts w:ascii="Arial" w:hAnsi="Arial"/>
+          <w:i/>
+          <w:sz w:val="20"/>
+        </w:rPr>
+        <w:t>Software-In-The-Loop</w:t>
+      </w:r>
+      <w:r>
+        <w:rPr>
+          <w:rFonts w:ascii="Arial" w:hAnsi="Arial"/>
+          <w:sz w:val="20"/>
+        </w:rPr>
+        <w:t xml:space="preserve"> (SITL) dan </w:t>
+      </w:r>
+      <w:r>
+        <w:rPr>
+          <w:rFonts w:ascii="Arial" w:hAnsi="Arial"/>
+          <w:i/>
+          <w:sz w:val="20"/>
+        </w:rPr>
+        <w:t>Hardware-In-The-Loop</w:t>
+      </w:r>
+      <w:r>
+        <w:rPr>
+          <w:rFonts w:ascii="Arial" w:hAnsi="Arial"/>
+          <w:sz w:val="20"/>
+        </w:rPr>
+        <w:t xml:space="preserve"> (HITL) untuk menjembatani kesenjangan antara simulasi virtual (</w:t>
+      </w:r>
+      <w:r>
+        <w:rPr>
+          <w:rFonts w:ascii="Arial" w:hAnsi="Arial"/>
+          <w:i/>
+          <w:sz w:val="20"/>
+        </w:rPr>
+        <w:t>virtual waters</w:t>
+      </w:r>
+      <w:r>
+        <w:rPr>
+          <w:rFonts w:ascii="Arial" w:hAnsi="Arial"/>
+          <w:sz w:val="20"/>
+        </w:rPr>
+        <w:t>) dan dinamika perairan nyata (</w:t>
+      </w:r>
+      <w:r>
+        <w:rPr>
+          <w:rFonts w:ascii="Arial" w:hAnsi="Arial"/>
+          <w:i/>
+          <w:sz w:val="20"/>
+        </w:rPr>
+        <w:t>real oceans</w:t>
+      </w:r>
+      <w:r>
+        <w:rPr>
+          <w:rFonts w:ascii="Arial" w:hAnsi="Arial"/>
+          <w:sz w:val="20"/>
+        </w:rPr>
+        <w:t>) [8], [9], [15]. Pada aspek regulasi kendali kokoh di bawah gangguan arus laut, Huang dkk. (2026) dan Yang dkk. (2021) membuktikan bahwa mekanisme kendali berbasis pemicu kejadian (</w:t>
+      </w:r>
+      <w:r>
+        <w:rPr>
+          <w:rFonts w:ascii="Arial" w:hAnsi="Arial"/>
+          <w:i/>
+          <w:sz w:val="20"/>
+        </w:rPr>
+        <w:t>event-triggered</w:t>
+      </w:r>
+      <w:r>
+        <w:rPr>
+          <w:rFonts w:ascii="Arial" w:hAnsi="Arial"/>
+          <w:sz w:val="20"/>
+        </w:rPr>
+        <w:t>) dengan pengamat gangguan (</w:t>
+      </w:r>
+      <w:r>
+        <w:rPr>
+          <w:rFonts w:ascii="Arial" w:hAnsi="Arial"/>
+          <w:i/>
+          <w:sz w:val="20"/>
+        </w:rPr>
+        <w:t>disturbance observer</w:t>
+      </w:r>
+      <w:r>
+        <w:rPr>
+          <w:rFonts w:ascii="Arial" w:hAnsi="Arial"/>
+          <w:sz w:val="20"/>
+        </w:rPr>
+        <w:t>) optimal mampu menolak osilasi hidrodinamika secara efisien [13], [38].</w:t>
+      </w:r>
     </w:p>
     <w:p>
       <w:pPr>
-        <w:pStyle w:val="ListNumber"/>
-        <w:spacing w:line="240" w:lineRule="auto"/>
-        <w:ind w:left="720"/>
+        <w:spacing w:before="200" w:after="80"/>
       </w:pPr>
-      <w:r/>
-      <w:r>
-        <w:rPr>
+      <w:r>
+        <w:rPr>
+          <w:rFonts w:ascii="Arial" w:hAnsi="Arial"/>
           <w:b/>
-        </w:rPr>
-        <w:t>Kontribusi Kelembagaan dan Publik</w:t>
-      </w:r>
-      <w:r>
-        <w:t>: * Memperkuat secara langsung program penelitian robotika bawah air (</w:t>
-      </w:r>
-      <w:r>
-        <w:rPr>
-          <w:i/>
-        </w:rPr>
-        <w:t>underwater robotics</w:t>
-      </w:r>
-      <w:r>
-        <w:t>) dan sistem otonom (</w:t>
-      </w:r>
-      <w:r>
-        <w:rPr>
-          <w:i/>
-        </w:rPr>
-        <w:t>autonomous systems</w:t>
-      </w:r>
-      <w:r>
-        <w:t>) di lingkungan Departemen Teknik Mesin / Program Studi Teknik Mekatronika, Universitas Hasanuddin. * Turut berkontribusi dalam mencari solusi teknologi praktis dan ramah lingkungan yang menunjang peta jalan ekonomi biru (</w:t>
-      </w:r>
-      <w:r>
-        <w:rPr>
-          <w:i/>
-        </w:rPr>
-        <w:t>Blue Economy</w:t>
-      </w:r>
-      <w:r>
-        <w:t>) Nasional, inspeksi integritas struktural aset lepas pantai, serta memajukan agenda konservasi laut dan terumbu karang di Indonesia, khususnya Kawasan Timur Indonesia.</w:t>
-      </w:r>
-      <w:r/>
-      <w:r/>
+          <w:sz w:val="20"/>
+        </w:rPr>
+        <w:t>1.2 Rumusan Masalah</w:t>
+      </w:r>
     </w:p>
     <w:p>
       <w:pPr>
-        <w:pBdr>
-          <w:bottom w:val="single" w:sz="6" w:space="1" w:color="auto"/>
-        </w:pBdr>
+        <w:spacing w:after="80" w:line="276" w:lineRule="auto"/>
+        <w:ind w:firstLine="567"/>
+        <w:jc w:val="both"/>
       </w:pPr>
-      <w:r/>
+      <w:r>
+        <w:rPr>
+          <w:rFonts w:ascii="Arial" w:hAnsi="Arial"/>
+          <w:sz w:val="20"/>
+        </w:rPr>
+        <w:t>Berdasarkan latar belakang teknis yang telah diuraikan di atas, rumusan masalah penelitian ditetapkan sebagai berikut:</w:t>
+      </w:r>
     </w:p>
     <w:p>
       <w:pPr>
-        <w:pStyle w:val="Heading2"/>
+        <w:spacing w:after="60"/>
+        <w:ind w:left="567" w:hanging="340"/>
       </w:pPr>
       <w:r>
-        <w:t>1.6 Sistematika Penulisan</w:t>
-      </w:r>
-      <w:r/>
-    </w:p>
-    <w:p>
-      <w:r/>
-      <w:r>
-        <w:t>Proposal tugas akhir ini diatur secara hierarkis ke dalam beberapa bab sebagai berikut:</w:t>
-      </w:r>
-      <w:r/>
-      <w:r/>
+        <w:rPr>
+          <w:b/>
+        </w:rPr>
+        <w:t xml:space="preserve">1.  </w:t>
+      </w:r>
+      <w:r>
+        <w:rPr>
+          <w:rFonts w:ascii="Arial" w:hAnsi="Arial"/>
+          <w:i/>
+          <w:sz w:val="20"/>
+        </w:rPr>
+      </w:r>
+      <w:r>
+        <w:rPr>
+          <w:rFonts w:ascii="Arial" w:hAnsi="Arial"/>
+          <w:i/>
+          <w:sz w:val="20"/>
+        </w:rPr>
+        <w:t>Bagaimana model kinematika 6-DOF lengkap dari AUV vectored 8-pendorong diturunkan dari prinsip pertama (</w:t>
+      </w:r>
+      <w:r>
+        <w:rPr>
+          <w:rFonts w:ascii="Arial" w:hAnsi="Arial"/>
+          <w:sz w:val="20"/>
+        </w:rPr>
+        <w:t>first principles</w:t>
+      </w:r>
+      <w:r>
+        <w:rPr>
+          <w:rFonts w:ascii="Arial" w:hAnsi="Arial"/>
+          <w:i/>
+          <w:sz w:val="20"/>
+        </w:rPr>
+        <w:t>)?</w:t>
+      </w:r>
+      <w:r>
+        <w:rPr>
+          <w:rFonts w:ascii="Arial" w:hAnsi="Arial"/>
+          <w:i/>
+          <w:sz w:val="20"/>
+        </w:rPr>
+      </w:r>
     </w:p>
     <w:p>
       <w:pPr>
-        <w:pStyle w:val="ListBullet"/>
-        <w:spacing w:line="240" w:lineRule="auto"/>
-        <w:ind w:left="720"/>
+        <w:spacing w:after="80" w:line="276" w:lineRule="auto"/>
+        <w:ind w:firstLine="567"/>
+        <w:jc w:val="both"/>
       </w:pPr>
-      <w:r/>
-      <w:r>
-        <w:rPr>
-          <w:b/>
-        </w:rPr>
-        <w:t>BAB I: PENDAHULUAN</w:t>
-        <w:br/>
-      </w:r>
-      <w:r>
-        <w:t xml:space="preserve">Menyajikan latar belakang penelitian maritim, landasan teknis peralihan menuju </w:t>
-      </w:r>
-      <w:r>
-        <w:rPr>
+      <w:r>
+        <w:rPr>
+          <w:rFonts w:ascii="Arial" w:hAnsi="Arial"/>
+          <w:sz w:val="20"/>
+        </w:rPr>
+        <w:t xml:space="preserve">Secara khusus, bagaimana matriks transformasi koordinat linier </w:t>
+      </w:r>
+      <w:r>
+        <w:rPr>
+          <w:rFonts w:ascii="Arial" w:hAnsi="Arial"/>
+          <w:sz w:val="20"/>
+        </w:rPr>
+        <w:t>$$R_b^n(\eta_2) \in SO(3)$$</w:t>
+      </w:r>
+      <w:r>
+        <w:rPr>
+          <w:rFonts w:ascii="Arial" w:hAnsi="Arial"/>
+          <w:sz w:val="20"/>
+        </w:rPr>
+        <w:t xml:space="preserve"> dan matriks transformasi kecepatan sudut </w:t>
+      </w:r>
+      <w:r>
+        <w:rPr>
+          <w:rFonts w:ascii="Arial" w:hAnsi="Arial"/>
+          <w:sz w:val="20"/>
+        </w:rPr>
+        <w:t>$$T_\Theta(\eta_2)$$</w:t>
+      </w:r>
+      <w:r>
+        <w:rPr>
+          <w:rFonts w:ascii="Arial" w:hAnsi="Arial"/>
+          <w:sz w:val="20"/>
+        </w:rPr>
+        <w:t xml:space="preserve"> diturunkan antara Kerangka Referensi Inersia Bumi (</w:t>
+      </w:r>
+      <w:r>
+        <w:rPr>
+          <w:rFonts w:ascii="Arial" w:hAnsi="Arial"/>
+          <w:sz w:val="20"/>
+        </w:rPr>
+        <w:t>$$\mathcal{F}^n$$</w:t>
+      </w:r>
+      <w:r>
+        <w:rPr>
+          <w:rFonts w:ascii="Arial" w:hAnsi="Arial"/>
+          <w:sz w:val="20"/>
+        </w:rPr>
+        <w:t>) dan Kerangka Referensi Bodi Wahana (</w:t>
+      </w:r>
+      <w:r>
+        <w:rPr>
+          <w:rFonts w:ascii="Arial" w:hAnsi="Arial"/>
+          <w:sz w:val="20"/>
+        </w:rPr>
+        <w:t>$$\mathcal{F}^b$$</w:t>
+      </w:r>
+      <w:r>
+        <w:rPr>
+          <w:rFonts w:ascii="Arial" w:hAnsi="Arial"/>
+          <w:sz w:val="20"/>
+        </w:rPr>
+        <w:t>) [7], bagaimana singularitas representasi kinematik (</w:t>
+      </w:r>
+      <w:r>
+        <w:rPr>
+          <w:rFonts w:ascii="Arial" w:hAnsi="Arial"/>
           <w:i/>
-        </w:rPr>
-        <w:t>6-DOF over-actuation</w:t>
-      </w:r>
-      <w:r>
-        <w:t>, masalah-masalah seputar estimasi keadaan (</w:t>
-      </w:r>
-      <w:r>
-        <w:rPr>
+          <w:sz w:val="20"/>
+        </w:rPr>
+        <w:t>gimbal lock</w:t>
+      </w:r>
+      <w:r>
+        <w:rPr>
+          <w:rFonts w:ascii="Arial" w:hAnsi="Arial"/>
+          <w:sz w:val="20"/>
+        </w:rPr>
+        <w:t xml:space="preserve"> pada pitch </w:t>
+      </w:r>
+      <w:r>
+        <w:rPr>
+          <w:rFonts w:ascii="Arial" w:hAnsi="Arial"/>
+          <w:sz w:val="20"/>
+        </w:rPr>
+        <w:t>$$\theta = \pm 90^\circ$$</w:t>
+      </w:r>
+      <w:r>
+        <w:rPr>
+          <w:rFonts w:ascii="Arial" w:hAnsi="Arial"/>
+          <w:sz w:val="20"/>
+        </w:rPr>
+        <w:t xml:space="preserve">) diselesaikan menggunakan kinematika </w:t>
+      </w:r>
+      <w:r>
+        <w:rPr>
+          <w:rFonts w:ascii="Arial" w:hAnsi="Arial"/>
           <w:i/>
-        </w:rPr>
-        <w:t>state estimation</w:t>
-      </w:r>
-      <w:r>
-        <w:t>) dan deteksi gangguan (</w:t>
-      </w:r>
-      <w:r>
-        <w:rPr>
-          <w:i/>
-        </w:rPr>
-        <w:t>noise</w:t>
-      </w:r>
-      <w:r>
-        <w:t>) penjejakan visual bawah laut, rumusan dan batasan masalah penelitian, tujuan serta manfaat teknis penelitian, hingga kerangka penyusunan seluruh naskah akademik.</w:t>
-      </w:r>
-      <w:r/>
+          <w:sz w:val="20"/>
+        </w:rPr>
+        <w:t>unit quaternion</w:t>
+      </w:r>
+      <w:r>
+        <w:rPr>
+          <w:rFonts w:ascii="Arial" w:hAnsi="Arial"/>
+          <w:sz w:val="20"/>
+        </w:rPr>
+        <w:t xml:space="preserve"> [7], [27], dan bagaimana matriks Jacobian kinematika terpadu </w:t>
+      </w:r>
+      <w:r>
+        <w:rPr>
+          <w:rFonts w:ascii="Arial" w:hAnsi="Arial"/>
+          <w:sz w:val="20"/>
+        </w:rPr>
+        <w:t>$$6 \times 6$$</w:t>
+      </w:r>
+      <w:r>
+        <w:rPr>
+          <w:rFonts w:ascii="Arial" w:hAnsi="Arial"/>
+          <w:sz w:val="20"/>
+        </w:rPr>
+        <w:t xml:space="preserve"> yaitu </w:t>
+      </w:r>
+      <w:r>
+        <w:rPr>
+          <w:rFonts w:ascii="Arial" w:hAnsi="Arial"/>
+          <w:sz w:val="20"/>
+        </w:rPr>
+        <w:t>$$J(\eta_2)$$</w:t>
+      </w:r>
+      <w:r>
+        <w:rPr>
+          <w:rFonts w:ascii="Arial" w:hAnsi="Arial"/>
+          <w:sz w:val="20"/>
+        </w:rPr>
+        <w:t xml:space="preserve"> dikonstruksi [7]?</w:t>
+      </w:r>
     </w:p>
     <w:p>
       <w:pPr>
-        <w:pStyle w:val="ListBullet"/>
-        <w:spacing w:line="240" w:lineRule="auto"/>
-        <w:ind w:left="720"/>
+        <w:spacing w:after="60"/>
+        <w:ind w:left="567" w:hanging="340"/>
       </w:pPr>
-      <w:r/>
       <w:r>
         <w:rPr>
           <w:b/>
         </w:rPr>
-        <w:t>BAB II: TINJAUAN PUSTAKA DAN LANDASAN TEORI</w:t>
-        <w:br/>
-      </w:r>
-      <w:r>
-        <w:t>Menyajikan tinjauan literatur (</w:t>
-      </w:r>
-      <w:r>
-        <w:rPr>
-          <w:i/>
-        </w:rPr>
-        <w:t>state-of-the-art</w:t>
-      </w:r>
-      <w:r>
-        <w:t xml:space="preserve">) terkini penelitian AUV ($$\ge 2021$$), alokasi pendorong </w:t>
-      </w:r>
-      <w:r>
-        <w:rPr>
-          <w:i/>
-        </w:rPr>
-        <w:t>over-actuated</w:t>
-      </w:r>
-      <w:r>
-        <w:t xml:space="preserve">, pelacakan target visual dan metode Kalman Filter. Menetapkan dasar-dasar matematis bagi bingkai acuan dan koordinat referensi sistem, derivasi </w:t>
-      </w:r>
-      <w:r>
-        <w:rPr>
-          <w:i/>
-        </w:rPr>
-        <w:t>first-principles</w:t>
-      </w:r>
-      <w:r>
-        <w:t xml:space="preserve"> kinematika 6-DOF (sudut Euler, </w:t>
-      </w:r>
-      <w:r>
-        <w:rPr>
-          <w:i/>
-        </w:rPr>
-        <w:t>quaternion</w:t>
-      </w:r>
-      <w:r>
-        <w:t xml:space="preserve">, </w:t>
-      </w:r>
-      <w:r>
-        <w:rPr>
-          <w:i/>
-        </w:rPr>
-        <w:t>Jacobian</w:t>
-      </w:r>
-      <w:r>
-        <w:t xml:space="preserve">), persamaan non-linier dinamis AUV berbasis Fossen 6-DOF, formulasi Moore-Penrose </w:t>
-      </w:r>
-      <w:r>
-        <w:rPr>
-          <w:i/>
-        </w:rPr>
-        <w:t>pseudo-inverse thrust allocation</w:t>
-      </w:r>
-      <w:r>
-        <w:t xml:space="preserve">, penurunan persamaan model matematika Target Visual Kalman Filter 8D, dan perluasan sistem Dinamika </w:t>
-      </w:r>
-      <w:r>
-        <w:rPr>
-          <w:i/>
-        </w:rPr>
-        <w:t>Hydrodynamic</w:t>
-      </w:r>
-      <w:r>
-        <w:t xml:space="preserve"> </w:t>
-      </w:r>
-      <w:r>
-        <w:rPr>
-          <w:i/>
-        </w:rPr>
-        <w:t>Extended Kalman Filter</w:t>
-      </w:r>
-      <w:r>
-        <w:t xml:space="preserve"> (EKF) 6-DOF.</w:t>
-      </w:r>
-      <w:r/>
+        <w:t xml:space="preserve">2.  </w:t>
+      </w:r>
+      <w:r>
+        <w:rPr>
+          <w:rFonts w:ascii="Arial" w:hAnsi="Arial"/>
+          <w:b/>
+          <w:sz w:val="20"/>
+        </w:rPr>
+        <w:t>Bagaimana persamaan gerak dinamis non-linier 6-DOF diturunkan dan diparameterisasi menggunakan model plant hidrodinamika Fossen?</w:t>
+      </w:r>
     </w:p>
     <w:p>
       <w:pPr>
-        <w:pStyle w:val="ListBullet"/>
-        <w:spacing w:line="240" w:lineRule="auto"/>
-        <w:ind w:left="720"/>
+        <w:spacing w:after="80" w:line="276" w:lineRule="auto"/>
+        <w:ind w:firstLine="567"/>
+        <w:jc w:val="both"/>
       </w:pPr>
-      <w:r/>
-      <w:r>
-        <w:rPr>
-          <w:b/>
-        </w:rPr>
-        <w:t>BAB III: METODOLOGI PENELITIAN</w:t>
-      </w:r>
-      <w:r>
+      <w:r>
+        <w:rPr>
+          <w:rFonts w:ascii="Arial" w:hAnsi="Arial"/>
+          <w:sz w:val="20"/>
+        </w:rPr>
+        <w:t xml:space="preserve">Secara khusus, bagaimana matriks massa </w:t>
+      </w:r>
+      <w:r>
+        <w:rPr>
+          <w:rFonts w:ascii="Arial" w:hAnsi="Arial"/>
+          <w:i/>
+          <w:sz w:val="20"/>
+        </w:rPr>
+        <w:t>rigid-body</w:t>
+      </w:r>
+      <w:r>
+        <w:rPr>
+          <w:rFonts w:ascii="Arial" w:hAnsi="Arial"/>
+          <w:sz w:val="20"/>
+        </w:rPr>
         <w:t xml:space="preserve"> </w:t>
       </w:r>
       <w:r>
         <w:rPr>
+          <w:rFonts w:ascii="Arial" w:hAnsi="Arial"/>
+          <w:sz w:val="20"/>
+        </w:rPr>
+        <w:t>$$M_{RB}$$</w:t>
+      </w:r>
+      <w:r>
+        <w:rPr>
+          <w:rFonts w:ascii="Arial" w:hAnsi="Arial"/>
+          <w:sz w:val="20"/>
+        </w:rPr>
+        <w:t xml:space="preserve">, matriks </w:t>
+      </w:r>
+      <w:r>
+        <w:rPr>
+          <w:rFonts w:ascii="Arial" w:hAnsi="Arial"/>
           <w:i/>
-        </w:rPr>
-        <w:t>(Menjadi target Sidang Seminar Proposal)</w:t>
-        <w:br/>
-      </w:r>
-      <w:r>
-        <w:t>Merincikan tahapan alur diagram metode (</w:t>
-      </w:r>
-      <w:r>
-        <w:rPr>
+          <w:sz w:val="20"/>
+        </w:rPr>
+        <w:t>added mass</w:t>
+      </w:r>
+      <w:r>
+        <w:rPr>
+          <w:rFonts w:ascii="Arial" w:hAnsi="Arial"/>
+          <w:sz w:val="20"/>
+        </w:rPr>
+        <w:t xml:space="preserve"> hidrodinamika </w:t>
+      </w:r>
+      <w:r>
+        <w:rPr>
+          <w:rFonts w:ascii="Arial" w:hAnsi="Arial"/>
+          <w:sz w:val="20"/>
+        </w:rPr>
+        <w:t>$$M_A$$</w:t>
+      </w:r>
+      <w:r>
+        <w:rPr>
+          <w:rFonts w:ascii="Arial" w:hAnsi="Arial"/>
+          <w:sz w:val="20"/>
+        </w:rPr>
+        <w:t xml:space="preserve">, matriks </w:t>
+      </w:r>
+      <w:r>
+        <w:rPr>
+          <w:rFonts w:ascii="Arial" w:hAnsi="Arial"/>
           <w:i/>
-        </w:rPr>
-        <w:t>flowchart</w:t>
-      </w:r>
-      <w:r>
-        <w:t xml:space="preserve">), kerangka desain arsitektur perangkat keras dan lunak, prosedur untuk melaksanakan identifikasi parameter hidrodinamika, konfigurasi lingkungan uji berbasis simulasi </w:t>
-      </w:r>
-      <w:r>
-        <w:rPr>
+          <w:sz w:val="20"/>
+        </w:rPr>
+        <w:t>Coriolis-centripetal</w:t>
+      </w:r>
+      <w:r>
+        <w:rPr>
+          <w:rFonts w:ascii="Arial" w:hAnsi="Arial"/>
+          <w:sz w:val="20"/>
+        </w:rPr>
+        <w:t xml:space="preserve"> dari </w:t>
+      </w:r>
+      <w:r>
+        <w:rPr>
+          <w:rFonts w:ascii="Arial" w:hAnsi="Arial"/>
           <w:i/>
-        </w:rPr>
-        <w:t>Software-In-The-Loop</w:t>
-      </w:r>
-      <w:r>
-        <w:t xml:space="preserve"> (SITL) dalam medium Gazebo Harmonic dan ROS 2 Jazzy, skema integrasi telemetri dalam </w:t>
-      </w:r>
-      <w:r>
-        <w:rPr>
+          <w:sz w:val="20"/>
+        </w:rPr>
+        <w:t>rigid-body</w:t>
+      </w:r>
+      <w:r>
+        <w:rPr>
+          <w:rFonts w:ascii="Arial" w:hAnsi="Arial"/>
+          <w:sz w:val="20"/>
+        </w:rPr>
+        <w:t xml:space="preserve"> </w:t>
+      </w:r>
+      <w:r>
+        <w:rPr>
+          <w:rFonts w:ascii="Arial" w:hAnsi="Arial"/>
+          <w:sz w:val="20"/>
+        </w:rPr>
+        <w:t>$$C_{RB}(\nu)$$</w:t>
+      </w:r>
+      <w:r>
+        <w:rPr>
+          <w:rFonts w:ascii="Arial" w:hAnsi="Arial"/>
+          <w:sz w:val="20"/>
+        </w:rPr>
+        <w:t xml:space="preserve">, matriks Coriolis </w:t>
+      </w:r>
+      <w:r>
+        <w:rPr>
+          <w:rFonts w:ascii="Arial" w:hAnsi="Arial"/>
           <w:i/>
-        </w:rPr>
-        <w:t>Hardware-In-The-Loop</w:t>
-      </w:r>
-      <w:r>
-        <w:t xml:space="preserve"> (HITL) antara sistem kamera RPi 4B - Pixhawk ArduSub MAVLink, hingga penjelasan menyeluruh tata laksana parameter eksperimen penjejakan objek visual, stabilitas wahana saat stasioner, serta prosedur analisis kinerja kendali optimal secara berulang dan ilmiah.</w:t>
-      </w:r>
-      <w:r/>
-      <w:r/>
+          <w:sz w:val="20"/>
+        </w:rPr>
+        <w:t>added mass</w:t>
+      </w:r>
+      <w:r>
+        <w:rPr>
+          <w:rFonts w:ascii="Arial" w:hAnsi="Arial"/>
+          <w:sz w:val="20"/>
+        </w:rPr>
+        <w:t xml:space="preserve"> </w:t>
+      </w:r>
+      <w:r>
+        <w:rPr>
+          <w:rFonts w:ascii="Arial" w:hAnsi="Arial"/>
+          <w:sz w:val="20"/>
+        </w:rPr>
+        <w:t>$$C_A(\nu_r)$$</w:t>
+      </w:r>
+      <w:r>
+        <w:rPr>
+          <w:rFonts w:ascii="Arial" w:hAnsi="Arial"/>
+          <w:sz w:val="20"/>
+        </w:rPr>
+        <w:t xml:space="preserve">, tensor redaman gesekan linier dan Morison kuadratik yang tergabung </w:t>
+      </w:r>
+      <w:r>
+        <w:rPr>
+          <w:rFonts w:ascii="Arial" w:hAnsi="Arial"/>
+          <w:sz w:val="20"/>
+        </w:rPr>
+        <w:t>$$D(\nu_r)$$</w:t>
+      </w:r>
+      <w:r>
+        <w:rPr>
+          <w:rFonts w:ascii="Arial" w:hAnsi="Arial"/>
+          <w:sz w:val="20"/>
+        </w:rPr>
+        <w:t xml:space="preserve">, serta vektor gaya/momen pemulih hidrostatis </w:t>
+      </w:r>
+      <w:r>
+        <w:rPr>
+          <w:rFonts w:ascii="Arial" w:hAnsi="Arial"/>
+          <w:sz w:val="20"/>
+        </w:rPr>
+        <w:t>$$g(\eta)$$</w:t>
+      </w:r>
+      <w:r>
+        <w:rPr>
+          <w:rFonts w:ascii="Arial" w:hAnsi="Arial"/>
+          <w:sz w:val="20"/>
+        </w:rPr>
+        <w:t xml:space="preserve"> disusun dan dikuantifikasi secara matematis untuk wahana 8-pendorong tersebut [7], [21], [31], [34]?</w:t>
+      </w:r>
     </w:p>
     <w:p>
       <w:pPr>
-        <w:pBdr>
-          <w:bottom w:val="single" w:sz="6" w:space="1" w:color="auto"/>
-        </w:pBdr>
+        <w:spacing w:after="60"/>
+        <w:ind w:left="567" w:hanging="340"/>
       </w:pPr>
-      <w:r/>
+      <w:r>
+        <w:rPr>
+          <w:b/>
+        </w:rPr>
+        <w:t xml:space="preserve">3.  </w:t>
+      </w:r>
+      <w:r>
+        <w:rPr>
+          <w:rFonts w:ascii="Arial" w:hAnsi="Arial"/>
+          <w:b/>
+          <w:sz w:val="20"/>
+        </w:rPr>
+        <w:t>Bagaimana matriks alokasi gaya dorong 6x8 over-actuated diformulasikan dan diselesaikan?</w:t>
+      </w:r>
     </w:p>
     <w:p>
       <w:pPr>
-        <w:pStyle w:val="Heading2"/>
+        <w:spacing w:after="80" w:line="276" w:lineRule="auto"/>
+        <w:ind w:firstLine="567"/>
+        <w:jc w:val="both"/>
       </w:pPr>
       <w:r>
-        <w:t>Daftar Pustaka (Bab I)</w:t>
-      </w:r>
-      <w:r/>
-      <w:r/>
+        <w:rPr>
+          <w:rFonts w:ascii="Arial" w:hAnsi="Arial"/>
+          <w:sz w:val="20"/>
+        </w:rPr>
+        <w:t xml:space="preserve">Mengingat terdapat delapan pendorong fisik yang mengendalikan enam </w:t>
+      </w:r>
+      <w:r>
+        <w:rPr>
+          <w:rFonts w:ascii="Arial" w:hAnsi="Arial"/>
+          <w:i/>
+          <w:sz w:val="20"/>
+        </w:rPr>
+        <w:t>Degree of Freedom</w:t>
+      </w:r>
+      <w:r>
+        <w:rPr>
+          <w:rFonts w:ascii="Arial" w:hAnsi="Arial"/>
+          <w:sz w:val="20"/>
+        </w:rPr>
+        <w:t xml:space="preserve"> spasial, bagaimana matriks geometris alokasi gaya dorong ukuran </w:t>
+      </w:r>
+      <w:r>
+        <w:rPr>
+          <w:rFonts w:ascii="Arial" w:hAnsi="Arial"/>
+          <w:sz w:val="20"/>
+        </w:rPr>
+        <w:t>$$6 \times 8$$</w:t>
+      </w:r>
+      <w:r>
+        <w:rPr>
+          <w:rFonts w:ascii="Arial" w:hAnsi="Arial"/>
+          <w:sz w:val="20"/>
+        </w:rPr>
+        <w:t xml:space="preserve"> (</w:t>
+      </w:r>
+      <w:r>
+        <w:rPr>
+          <w:rFonts w:ascii="Arial" w:hAnsi="Arial"/>
+          <w:sz w:val="20"/>
+        </w:rPr>
+        <w:t>$$T_{6 \times 8}$$</w:t>
+      </w:r>
+      <w:r>
+        <w:rPr>
+          <w:rFonts w:ascii="Arial" w:hAnsi="Arial"/>
+          <w:sz w:val="20"/>
+        </w:rPr>
+        <w:t xml:space="preserve">) disusun berdasarkan posisi spasial dan vektor satuan orientasi masing-masing pendorong, dan bagaimana problem alokasi kendali </w:t>
+      </w:r>
+      <w:r>
+        <w:rPr>
+          <w:rFonts w:ascii="Arial" w:hAnsi="Arial"/>
+          <w:i/>
+          <w:sz w:val="20"/>
+        </w:rPr>
+        <w:t>over-actuated</w:t>
+      </w:r>
+      <w:r>
+        <w:rPr>
+          <w:rFonts w:ascii="Arial" w:hAnsi="Arial"/>
+          <w:sz w:val="20"/>
+        </w:rPr>
+        <w:t xml:space="preserve"> diselesaikan menggunakan </w:t>
+      </w:r>
+      <w:r>
+        <w:rPr>
+          <w:rFonts w:ascii="Arial" w:hAnsi="Arial"/>
+          <w:i/>
+          <w:sz w:val="20"/>
+        </w:rPr>
+        <w:t>Moore-Penrose pseudo-inverse</w:t>
+      </w:r>
+      <w:r>
+        <w:rPr>
+          <w:rFonts w:ascii="Arial" w:hAnsi="Arial"/>
+          <w:sz w:val="20"/>
+        </w:rPr>
+        <w:t xml:space="preserve"> </w:t>
+      </w:r>
+      <w:r>
+        <w:rPr>
+          <w:rFonts w:ascii="Arial" w:hAnsi="Arial"/>
+          <w:sz w:val="20"/>
+        </w:rPr>
+        <w:t>$$T_{6 \times 8}^+$$</w:t>
+      </w:r>
+      <w:r>
+        <w:rPr>
+          <w:rFonts w:ascii="Arial" w:hAnsi="Arial"/>
+          <w:sz w:val="20"/>
+        </w:rPr>
+        <w:t xml:space="preserve"> untuk mencapai distribusi gaya dorong dengan energi minimum (</w:t>
+      </w:r>
+      <w:r>
+        <w:rPr>
+          <w:rFonts w:ascii="Arial" w:hAnsi="Arial"/>
+          <w:i/>
+          <w:sz w:val="20"/>
+        </w:rPr>
+        <w:t>minimum-energy thrust distribution</w:t>
+      </w:r>
+      <w:r>
+        <w:rPr>
+          <w:rFonts w:ascii="Arial" w:hAnsi="Arial"/>
+          <w:sz w:val="20"/>
+        </w:rPr>
+        <w:t>) [7], [21], [32]?</w:t>
+      </w:r>
     </w:p>
     <w:p>
       <w:pPr>
-        <w:pStyle w:val="ListBullet"/>
-        <w:spacing w:line="240" w:lineRule="auto"/>
-        <w:ind w:left="720"/>
+        <w:spacing w:after="60"/>
+        <w:ind w:left="567" w:hanging="340"/>
       </w:pPr>
-      <w:r/>
       <w:r>
         <w:rPr>
           <w:b/>
         </w:rPr>
-        <w:t>[1]</w:t>
-      </w:r>
-      <w:r>
-        <w:t xml:space="preserve"> Ahmed, F., Xiang, X., Jiang, C., &amp; Wang, Y. (2023). </w:t>
-      </w:r>
-      <w:r>
-        <w:rPr>
-          <w:i/>
-        </w:rPr>
-        <w:t>Survey on Traditional and AI-Based Estimation Techniques for Hydrodynamic Coefficients of Autonomous Underwater Vehicle</w:t>
-      </w:r>
-      <w:r>
-        <w:t>. Ocean Engineering, 268, 113300. https://doi.org/10.1016/j.oceaneng.2023.113300</w:t>
-      </w:r>
-      <w:r/>
+        <w:t xml:space="preserve">4.  </w:t>
+      </w:r>
+      <w:r>
+        <w:rPr>
+          <w:rFonts w:ascii="Arial" w:hAnsi="Arial"/>
+          <w:b/>
+          <w:sz w:val="20"/>
+        </w:rPr>
+        <w:t>Bagaimana suite Optimal Kalman Filter dirancang dan diformulasikan baik untuk pelacakan target visual maupun estimasi keadaan hidrodinamika?</w:t>
+      </w:r>
     </w:p>
     <w:p>
       <w:pPr>
-        <w:pStyle w:val="ListBullet"/>
-        <w:spacing w:line="240" w:lineRule="auto"/>
-        <w:ind w:left="720"/>
+        <w:spacing w:after="80" w:line="276" w:lineRule="auto"/>
+        <w:ind w:firstLine="567"/>
+        <w:jc w:val="both"/>
       </w:pPr>
-      <w:r/>
-      <w:r>
-        <w:rPr>
-          <w:b/>
-        </w:rPr>
-        <w:t>[2]</w:t>
-      </w:r>
-      <w:r>
-        <w:t xml:space="preserve"> Alinei-Poiană, T., Rețe, D., Martinovici, D., Maer, V. M., &amp; Bușoniu, L. (2024). </w:t>
-      </w:r>
-      <w:r>
-        <w:rPr>
+      <w:r>
+        <w:rPr>
+          <w:rFonts w:ascii="Arial" w:hAnsi="Arial"/>
+          <w:sz w:val="20"/>
+        </w:rPr>
+        <w:t xml:space="preserve">Secara spesifik, bagaimana Kalman Filter visual 8D diformulasikan dengan transisi keadaan CWNA, kovariansi pengukuran adaptif </w:t>
+      </w:r>
+      <w:r>
+        <w:rPr>
+          <w:rFonts w:ascii="Arial" w:hAnsi="Arial"/>
+          <w:sz w:val="20"/>
+        </w:rPr>
+        <w:t>$$R(\text{conf})$$</w:t>
+      </w:r>
+      <w:r>
+        <w:rPr>
+          <w:rFonts w:ascii="Arial" w:hAnsi="Arial"/>
+          <w:sz w:val="20"/>
+        </w:rPr>
+        <w:t xml:space="preserve">, dan </w:t>
+      </w:r>
+      <w:r>
+        <w:rPr>
+          <w:rFonts w:ascii="Arial" w:hAnsi="Arial"/>
           <w:i/>
-        </w:rPr>
-        <w:t>A BlueROV2-Based Platform for Underwater Mapping Experiments</w:t>
-      </w:r>
-      <w:r>
-        <w:t>. IFAC-PapersOnLine, 58(20), 470–475. https://doi.org/10.1016/j.ifacol.2024.10.098</w:t>
-      </w:r>
-      <w:r/>
+          <w:sz w:val="20"/>
+        </w:rPr>
+        <w:t>Mahalanobis gating</w:t>
+      </w:r>
+      <w:r>
+        <w:rPr>
+          <w:rFonts w:ascii="Arial" w:hAnsi="Arial"/>
+          <w:sz w:val="20"/>
+        </w:rPr>
+        <w:t xml:space="preserve"> untuk melacak kotak pembatas dan mengatasi oklusi [2], [16], [17], [25], serta bagaimana </w:t>
+      </w:r>
+      <w:r>
+        <w:rPr>
+          <w:rFonts w:ascii="Arial" w:hAnsi="Arial"/>
+          <w:i/>
+          <w:sz w:val="20"/>
+        </w:rPr>
+        <w:t>Extended Kalman Filter</w:t>
+      </w:r>
+      <w:r>
+        <w:rPr>
+          <w:rFonts w:ascii="Arial" w:hAnsi="Arial"/>
+          <w:sz w:val="20"/>
+        </w:rPr>
+        <w:t xml:space="preserve"> (EKF) non-linier diturunkan untuk melakukan fusi data sensor IMU/tekanan kedalaman dengan dinamika Fossen 6-DOF untuk mengestimasi keadaan wahana dan gangguan arus laut [7], [18], [29]?</w:t>
+      </w:r>
     </w:p>
     <w:p>
       <w:pPr>
-        <w:pStyle w:val="ListBullet"/>
-        <w:spacing w:line="240" w:lineRule="auto"/>
-        <w:ind w:left="720"/>
+        <w:spacing w:after="60"/>
+        <w:ind w:left="567" w:hanging="340"/>
       </w:pPr>
-      <w:r/>
       <w:r>
         <w:rPr>
           <w:b/>
         </w:rPr>
-        <w:t>[3]</w:t>
-      </w:r>
-      <w:r>
-        <w:t xml:space="preserve"> Blue Robotics (2024). </w:t>
-      </w:r>
-      <w:r>
-        <w:rPr>
-          <w:i/>
-        </w:rPr>
-        <w:t>BlueROV2 Heavy Configuration Retrofit Operating Guide and Technical Specifications</w:t>
-      </w:r>
-      <w:r>
-        <w:t>. Blue Robotics Inc., Torrance, CA, USA.</w:t>
-      </w:r>
-      <w:r/>
+        <w:t xml:space="preserve">5.  </w:t>
+      </w:r>
+      <w:r>
+        <w:rPr>
+          <w:rFonts w:ascii="Arial" w:hAnsi="Arial"/>
+          <w:b/>
+          <w:sz w:val="20"/>
+        </w:rPr>
+        <w:t>Bagaimana sistem yang telah terintegrasi divalidasi melintasi arsitektur Software-In-The-Loop (SITL) dan Hardware-In-The-Loop (HITL)?</w:t>
+      </w:r>
     </w:p>
     <w:p>
       <w:pPr>
-        <w:pStyle w:val="ListBullet"/>
-        <w:spacing w:line="240" w:lineRule="auto"/>
-        <w:ind w:left="720"/>
+        <w:spacing w:after="80" w:line="276" w:lineRule="auto"/>
+        <w:ind w:firstLine="567"/>
+        <w:jc w:val="both"/>
       </w:pPr>
-      <w:r/>
-      <w:r>
-        <w:rPr>
-          <w:b/>
-        </w:rPr>
-        <w:t>[4]</w:t>
-      </w:r>
-      <w:r>
-        <w:t xml:space="preserve"> de Moraes, C. C., Faltinsen, O. M., Esperança, P. T. T., Sphaier, S. H., &amp; Lugni, C. (2025). </w:t>
-      </w:r>
-      <w:r>
-        <w:rPr>
-          <w:i/>
-        </w:rPr>
-        <w:t>Free-Surface Interaction of a Fully Appendaged AUV: An Experimental Study Using the Planar Motion Mechanism Method for Calculating Hydrodynamic Coefficients</w:t>
-      </w:r>
-      <w:r>
-        <w:t>. Ocean Engineering, 324, 120562. https://doi.org/10.1016/j.oceaneng.2025.120562</w:t>
-      </w:r>
-      <w:r/>
+      <w:r>
+        <w:rPr>
+          <w:rFonts w:ascii="Arial" w:hAnsi="Arial"/>
+          <w:sz w:val="20"/>
+        </w:rPr>
+        <w:t xml:space="preserve">Bagaimana perbandingan antara respons simulasi di dalam Gazebo Harmonic (ROS 2) dan eksekusi telemetri perangkat keras secara langsung antara kamera monokuler, komputer pendamping Raspberry Pi 4B, serta Pixhawk 2.4.8 yang menjalankan ArduSub </w:t>
+      </w:r>
+      <w:r>
+        <w:rPr>
+          <w:rFonts w:ascii="Consolas" w:hAnsi="Consolas"/>
+          <w:color w:val="333333"/>
+          <w:sz w:val="19"/>
+        </w:rPr>
+        <w:t>vectored_6dof</w:t>
+      </w:r>
+      <w:r>
+        <w:rPr>
+          <w:rFonts w:ascii="Arial" w:hAnsi="Arial"/>
+          <w:sz w:val="20"/>
+        </w:rPr>
+        <w:t xml:space="preserve"> berbasis MAVLink pada 50 Hz [14], [21], [31]?</w:t>
+      </w:r>
     </w:p>
     <w:p>
       <w:pPr>
-        <w:pStyle w:val="ListBullet"/>
-        <w:spacing w:line="240" w:lineRule="auto"/>
-        <w:ind w:left="720"/>
+        <w:spacing w:before="200" w:after="80"/>
       </w:pPr>
-      <w:r/>
-      <w:r>
-        <w:rPr>
+      <w:r>
+        <w:rPr>
+          <w:rFonts w:ascii="Arial" w:hAnsi="Arial"/>
           <w:b/>
-        </w:rPr>
-        <w:t>[5]</w:t>
-      </w:r>
-      <w:r>
-        <w:t xml:space="preserve"> Det Norske Veritas (DNV) (2021). </w:t>
-      </w:r>
-      <w:r>
-        <w:rPr>
-          <w:i/>
-        </w:rPr>
-        <w:t>Environmental Conditions and Environmental Loads / Modelling and Analysis of Marine Operations</w:t>
-      </w:r>
-      <w:r>
-        <w:t>. Recommended Practice DNVGL-RP-N103, Oslo, Norway.</w:t>
-      </w:r>
-      <w:r/>
+          <w:sz w:val="20"/>
+        </w:rPr>
+        <w:t>1.3 Tujuan Penelitian</w:t>
+      </w:r>
     </w:p>
     <w:p>
       <w:pPr>
-        <w:pStyle w:val="ListBullet"/>
-        <w:spacing w:line="240" w:lineRule="auto"/>
-        <w:ind w:left="720"/>
+        <w:spacing w:after="80" w:line="276" w:lineRule="auto"/>
+        <w:ind w:firstLine="567"/>
+        <w:jc w:val="both"/>
       </w:pPr>
-      <w:r/>
-      <w:r>
-        <w:rPr>
-          <w:b/>
-        </w:rPr>
-        <w:t>[6]</w:t>
-      </w:r>
-      <w:r>
-        <w:t xml:space="preserve"> Fan, Y., Dong, H., Zhao, X., &amp; Denissenko, P. (2024). </w:t>
-      </w:r>
-      <w:r>
-        <w:rPr>
-          <w:i/>
-        </w:rPr>
-        <w:t>Path-Following Control of Unmanned Underwater Vehicle Based on an Improved TD3 Deep Reinforcement Learning</w:t>
-      </w:r>
-      <w:r>
-        <w:t>. IEEE Transactions on Control Systems Technology, 32(5), 1904–1919. https://doi.org/10.1109/TCST.2024.3382741</w:t>
-      </w:r>
-      <w:r/>
+      <w:r>
+        <w:rPr>
+          <w:rFonts w:ascii="Arial" w:hAnsi="Arial"/>
+          <w:sz w:val="20"/>
+        </w:rPr>
+        <w:t>Tujuan utama dari penelitian tugas akhir ini adalah:</w:t>
+      </w:r>
     </w:p>
     <w:p>
       <w:pPr>
-        <w:pStyle w:val="ListBullet"/>
-        <w:spacing w:line="240" w:lineRule="auto"/>
-        <w:ind w:left="720"/>
+        <w:spacing w:after="60"/>
+        <w:ind w:left="567" w:hanging="340"/>
       </w:pPr>
-      <w:r/>
       <w:r>
         <w:rPr>
           <w:b/>
         </w:rPr>
-        <w:t>[7]</w:t>
-      </w:r>
-      <w:r>
-        <w:t xml:space="preserve"> Fossen, T. I. (2021). </w:t>
-      </w:r>
-      <w:r>
-        <w:rPr>
+        <w:t xml:space="preserve">1.  </w:t>
+      </w:r>
+      <w:r>
+        <w:rPr>
+          <w:rFonts w:ascii="Arial" w:hAnsi="Arial"/>
+          <w:b/>
+          <w:sz w:val="20"/>
+        </w:rPr>
+        <w:t>Memformulasikan dan memverifikasi secara matematis model kinematika 6-DOF yang komprehensif</w:t>
+      </w:r>
+      <w:r>
+        <w:rPr>
+          <w:rFonts w:ascii="Arial" w:hAnsi="Arial"/>
+          <w:sz w:val="20"/>
+        </w:rPr>
+        <w:t xml:space="preserve"> dari AUV </w:t>
+      </w:r>
+      <w:r>
+        <w:rPr>
+          <w:rFonts w:ascii="Arial" w:hAnsi="Arial"/>
           <w:i/>
-        </w:rPr>
-        <w:t>Handbook of Marine Craft Hydrodynamics and Motion Control</w:t>
-      </w:r>
-      <w:r>
-        <w:t>. John Wiley &amp; Sons, 2nd Edition, Hoboken, NJ, USA.</w:t>
-      </w:r>
-      <w:r/>
+          <w:sz w:val="20"/>
+        </w:rPr>
+        <w:t>vectored</w:t>
+      </w:r>
+      <w:r>
+        <w:rPr>
+          <w:rFonts w:ascii="Arial" w:hAnsi="Arial"/>
+          <w:sz w:val="20"/>
+        </w:rPr>
+        <w:t xml:space="preserve"> 8-pendorong, menurunkan matriks rotasi linier </w:t>
+      </w:r>
+      <w:r>
+        <w:rPr>
+          <w:rFonts w:ascii="Arial" w:hAnsi="Arial"/>
+          <w:sz w:val="20"/>
+        </w:rPr>
+        <w:t>$$SO(3)$$</w:t>
+      </w:r>
+      <w:r>
+        <w:rPr>
+          <w:rFonts w:ascii="Arial" w:hAnsi="Arial"/>
+          <w:sz w:val="20"/>
+        </w:rPr>
+        <w:t xml:space="preserve"> yakni </w:t>
+      </w:r>
+      <w:r>
+        <w:rPr>
+          <w:rFonts w:ascii="Arial" w:hAnsi="Arial"/>
+          <w:sz w:val="20"/>
+        </w:rPr>
+        <w:t>$$R_b^n$$</w:t>
+      </w:r>
+      <w:r>
+        <w:rPr>
+          <w:rFonts w:ascii="Arial" w:hAnsi="Arial"/>
+          <w:sz w:val="20"/>
+        </w:rPr>
+        <w:t xml:space="preserve"> langkah demi langkah, pembalikan invers matriks kofaktor-adjoin dari transformasi sudut </w:t>
+      </w:r>
+      <w:r>
+        <w:rPr>
+          <w:rFonts w:ascii="Arial" w:hAnsi="Arial"/>
+          <w:sz w:val="20"/>
+        </w:rPr>
+        <w:t>$$T_\Theta$$</w:t>
+      </w:r>
+      <w:r>
+        <w:rPr>
+          <w:rFonts w:ascii="Arial" w:hAnsi="Arial"/>
+          <w:sz w:val="20"/>
+        </w:rPr>
+        <w:t xml:space="preserve">, persamaan kinematik bebas singularitas dari </w:t>
+      </w:r>
+      <w:r>
+        <w:rPr>
+          <w:rFonts w:ascii="Arial" w:hAnsi="Arial"/>
+          <w:i/>
+          <w:sz w:val="20"/>
+        </w:rPr>
+        <w:t>unit quaternion</w:t>
+      </w:r>
+      <w:r>
+        <w:rPr>
+          <w:rFonts w:ascii="Arial" w:hAnsi="Arial"/>
+          <w:sz w:val="20"/>
+        </w:rPr>
+        <w:t xml:space="preserve">, dan matriks Jacobian kinematika </w:t>
+      </w:r>
+      <w:r>
+        <w:rPr>
+          <w:rFonts w:ascii="Arial" w:hAnsi="Arial"/>
+          <w:sz w:val="20"/>
+        </w:rPr>
+        <w:t>$$6 \times 6$$</w:t>
+      </w:r>
+      <w:r>
+        <w:rPr>
+          <w:rFonts w:ascii="Arial" w:hAnsi="Arial"/>
+          <w:sz w:val="20"/>
+        </w:rPr>
+        <w:t xml:space="preserve"> penuh </w:t>
+      </w:r>
+      <w:r>
+        <w:rPr>
+          <w:rFonts w:ascii="Arial" w:hAnsi="Arial"/>
+          <w:sz w:val="20"/>
+        </w:rPr>
+        <w:t>$$J(\eta_2)$$</w:t>
+      </w:r>
+      <w:r>
+        <w:rPr>
+          <w:rFonts w:ascii="Arial" w:hAnsi="Arial"/>
+          <w:sz w:val="20"/>
+        </w:rPr>
+        <w:t xml:space="preserve"> [7], [27].</w:t>
+      </w:r>
     </w:p>
     <w:p>
       <w:pPr>
-        <w:pStyle w:val="ListBullet"/>
-        <w:spacing w:line="240" w:lineRule="auto"/>
-        <w:ind w:left="720"/>
+        <w:spacing w:after="60"/>
+        <w:ind w:left="567" w:hanging="340"/>
       </w:pPr>
-      <w:r/>
       <w:r>
         <w:rPr>
           <w:b/>
         </w:rPr>
-        <w:t>[8]</w:t>
-      </w:r>
-      <w:r>
-        <w:t xml:space="preserve"> Franchi, M., Ridolfi, A., &amp; Allotta, B. (2022). </w:t>
-      </w:r>
-      <w:r>
-        <w:rPr>
+        <w:t xml:space="preserve">2.  </w:t>
+      </w:r>
+      <w:r>
+        <w:rPr>
+          <w:rFonts w:ascii="Arial" w:hAnsi="Arial"/>
+          <w:b/>
+          <w:sz w:val="20"/>
+        </w:rPr>
+        <w:t>Menurunkan dan memparameterisasi persamaan gerak dinamika non-linier 6-DOF tanpa pemotongan (unabridged)</w:t>
+      </w:r>
+      <w:r>
+        <w:rPr>
+          <w:rFonts w:ascii="Arial" w:hAnsi="Arial"/>
+          <w:sz w:val="20"/>
+        </w:rPr>
+        <w:t xml:space="preserve"> berdasarkan kerangka matematika Fossen, memperluas secara eksplisit tensor massa sistem </w:t>
+      </w:r>
+      <w:r>
+        <w:rPr>
+          <w:rFonts w:ascii="Arial" w:hAnsi="Arial"/>
+          <w:sz w:val="20"/>
+        </w:rPr>
+        <w:t>$$M = M_{RB} + M_A$$</w:t>
+      </w:r>
+      <w:r>
+        <w:rPr>
+          <w:rFonts w:ascii="Arial" w:hAnsi="Arial"/>
+          <w:sz w:val="20"/>
+        </w:rPr>
+        <w:t xml:space="preserve">, tensor </w:t>
+      </w:r>
+      <w:r>
+        <w:rPr>
+          <w:rFonts w:ascii="Arial" w:hAnsi="Arial"/>
           <w:i/>
-        </w:rPr>
-        <w:t>Tethered Multi-Robot Systems in Marine Environments: A Review</w:t>
-      </w:r>
-      <w:r>
-        <w:t>. Current Robotics Reports, 3(4), 229–239. https://doi.org/10.1007/s43154-022-00091-x</w:t>
-      </w:r>
-      <w:r/>
+          <w:sz w:val="20"/>
+        </w:rPr>
+        <w:t>Coriolis-centripetal skew-symmetric</w:t>
+      </w:r>
+      <w:r>
+        <w:rPr>
+          <w:rFonts w:ascii="Arial" w:hAnsi="Arial"/>
+          <w:sz w:val="20"/>
+        </w:rPr>
+        <w:t xml:space="preserve"> </w:t>
+      </w:r>
+      <w:r>
+        <w:rPr>
+          <w:rFonts w:ascii="Arial" w:hAnsi="Arial"/>
+          <w:sz w:val="20"/>
+        </w:rPr>
+        <w:t>$$C_{RB}(\nu)$$</w:t>
+      </w:r>
+      <w:r>
+        <w:rPr>
+          <w:rFonts w:ascii="Arial" w:hAnsi="Arial"/>
+          <w:sz w:val="20"/>
+        </w:rPr>
+        <w:t xml:space="preserve"> dan </w:t>
+      </w:r>
+      <w:r>
+        <w:rPr>
+          <w:rFonts w:ascii="Arial" w:hAnsi="Arial"/>
+          <w:sz w:val="20"/>
+        </w:rPr>
+        <w:t>$$C_A(\nu_r)$$</w:t>
+      </w:r>
+      <w:r>
+        <w:rPr>
+          <w:rFonts w:ascii="Arial" w:hAnsi="Arial"/>
+          <w:sz w:val="20"/>
+        </w:rPr>
+        <w:t xml:space="preserve">, tensor redaman gabungan linier dan kuadratik </w:t>
+      </w:r>
+      <w:r>
+        <w:rPr>
+          <w:rFonts w:ascii="Arial" w:hAnsi="Arial"/>
+          <w:sz w:val="20"/>
+        </w:rPr>
+        <w:t>$$D(\nu_r)$$</w:t>
+      </w:r>
+      <w:r>
+        <w:rPr>
+          <w:rFonts w:ascii="Arial" w:hAnsi="Arial"/>
+          <w:sz w:val="20"/>
+        </w:rPr>
+        <w:t xml:space="preserve">, dan vektor pemulih hidrostatis 6-DOF penuh </w:t>
+      </w:r>
+      <w:r>
+        <w:rPr>
+          <w:rFonts w:ascii="Arial" w:hAnsi="Arial"/>
+          <w:sz w:val="20"/>
+        </w:rPr>
+        <w:t>$$g(\eta)$$</w:t>
+      </w:r>
+      <w:r>
+        <w:rPr>
+          <w:rFonts w:ascii="Arial" w:hAnsi="Arial"/>
+          <w:sz w:val="20"/>
+        </w:rPr>
+        <w:t xml:space="preserve"> [7], [21], [31], [34].</w:t>
+      </w:r>
     </w:p>
     <w:p>
       <w:pPr>
-        <w:pStyle w:val="ListBullet"/>
-        <w:spacing w:line="240" w:lineRule="auto"/>
-        <w:ind w:left="720"/>
+        <w:spacing w:after="60"/>
+        <w:ind w:left="567" w:hanging="340"/>
       </w:pPr>
-      <w:r/>
       <w:r>
         <w:rPr>
           <w:b/>
         </w:rPr>
-        <w:t>[9]</w:t>
-      </w:r>
-      <w:r>
-        <w:t xml:space="preserve"> Gaggero, P., Corradini, F., &amp; Fossen, T. I. (2024). </w:t>
-      </w:r>
-      <w:r>
-        <w:rPr>
-          <w:i/>
-        </w:rPr>
-        <w:t>Tracking Data of a Remotely Operated Vehicle and Its Tether Using a Motion Capture System and a Tension Sensor</w:t>
-      </w:r>
-      <w:r>
-        <w:t>. Scientific Data, 11, 482. https://doi.org/10.1038/s41597-024-03297-7</w:t>
-      </w:r>
-      <w:r/>
+        <w:t xml:space="preserve">3.  </w:t>
+      </w:r>
+      <w:r>
+        <w:rPr>
+          <w:rFonts w:ascii="Arial" w:hAnsi="Arial"/>
+          <w:b/>
+          <w:sz w:val="20"/>
+        </w:rPr>
+        <w:t>Mengkonstruksi matriks alokasi gaya dorong geometris $$6 \times 8$$ ($$T_{6 \times 8}$$) serta mengimplementasikan algoritma alokasi Moore-Penrose pseudo-inverse</w:t>
+      </w:r>
+      <w:r>
+        <w:rPr>
+          <w:rFonts w:ascii="Arial" w:hAnsi="Arial"/>
+          <w:sz w:val="20"/>
+        </w:rPr>
+        <w:t xml:space="preserve">, yang memungkinkan pemetaan gaya optimal dengan meminimalkan energi dari permintaan kendali generalisasi </w:t>
+      </w:r>
+      <w:r>
+        <w:rPr>
+          <w:rFonts w:ascii="Arial" w:hAnsi="Arial"/>
+          <w:sz w:val="20"/>
+        </w:rPr>
+        <w:t>$$\tau \in \mathbb{R}^6$$</w:t>
+      </w:r>
+      <w:r>
+        <w:rPr>
+          <w:rFonts w:ascii="Arial" w:hAnsi="Arial"/>
+          <w:sz w:val="20"/>
+        </w:rPr>
+        <w:t xml:space="preserve"> menuju gaya aktuator individu </w:t>
+      </w:r>
+      <w:r>
+        <w:rPr>
+          <w:rFonts w:ascii="Arial" w:hAnsi="Arial"/>
+          <w:sz w:val="20"/>
+        </w:rPr>
+        <w:t>$$f \in \mathbb{R}^8$$</w:t>
+      </w:r>
+      <w:r>
+        <w:rPr>
+          <w:rFonts w:ascii="Arial" w:hAnsi="Arial"/>
+          <w:sz w:val="20"/>
+        </w:rPr>
+        <w:t xml:space="preserve"> [7], [21], [32].</w:t>
+      </w:r>
     </w:p>
     <w:p>
       <w:pPr>
-        <w:pStyle w:val="ListBullet"/>
-        <w:spacing w:line="240" w:lineRule="auto"/>
-        <w:ind w:left="720"/>
+        <w:spacing w:after="60"/>
+        <w:ind w:left="567" w:hanging="340"/>
       </w:pPr>
-      <w:r/>
       <w:r>
         <w:rPr>
           <w:b/>
         </w:rPr>
-        <w:t>[10]</w:t>
-      </w:r>
-      <w:r>
-        <w:t xml:space="preserve"> Ge, Z., Yang, F., Lu, W., Wei, P., Ying, Y., &amp; Peng, C. (2025). </w:t>
-      </w:r>
-      <w:r>
-        <w:rPr>
-          <w:i/>
-        </w:rPr>
-        <w:t>A Navigation System for ROV's Inspection on Fish Net Cage</w:t>
-      </w:r>
-      <w:r>
-        <w:t>. IFAC-PapersOnLine, arXiv:2503.00482.</w:t>
-      </w:r>
-      <w:r/>
+        <w:t xml:space="preserve">4.  </w:t>
+      </w:r>
+      <w:r>
+        <w:rPr>
+          <w:rFonts w:ascii="Arial" w:hAnsi="Arial"/>
+          <w:b/>
+          <w:sz w:val="20"/>
+        </w:rPr>
+        <w:t>Merancang, menurunkan, dan mengimplementasikan suite Optimal Kalman Filter dua-tahap (dual-stage)</w:t>
+      </w:r>
+      <w:r>
+        <w:rPr>
+          <w:rFonts w:ascii="Arial" w:hAnsi="Arial"/>
+          <w:sz w:val="20"/>
+        </w:rPr>
+        <w:t>, menetapkan:</w:t>
+      </w:r>
     </w:p>
     <w:p>
       <w:pPr>
-        <w:pStyle w:val="ListBullet"/>
-        <w:spacing w:line="240" w:lineRule="auto"/>
-        <w:ind w:left="720"/>
+        <w:spacing w:after="60"/>
+        <w:ind w:left="567" w:hanging="283"/>
       </w:pPr>
-      <w:r/>
-      <w:r>
-        <w:rPr>
-          <w:b/>
-        </w:rPr>
-        <w:t>[11]</w:t>
-      </w:r>
-      <w:r>
-        <w:t xml:space="preserve"> Gieraths, M., Kuchelmeister, F., &amp; Albiez, J. (2023). </w:t>
-      </w:r>
-      <w:r>
-        <w:rPr>
+      <w:r>
+        <w:rPr>
+          <w:rFonts w:ascii="Arial" w:hAnsi="Arial"/>
+        </w:rPr>
+        <w:t xml:space="preserve">•  </w:t>
+      </w:r>
+      <w:r>
+        <w:rPr>
+          <w:rFonts w:ascii="Arial" w:hAnsi="Arial"/>
+          <w:sz w:val="20"/>
+        </w:rPr>
+        <w:t>Kalman Filter Target Visual 8D (</w:t>
+      </w:r>
+      <w:r>
+        <w:rPr>
+          <w:rFonts w:ascii="Consolas" w:hAnsi="Consolas"/>
+          <w:sz w:val="19"/>
+        </w:rPr>
+        <w:t>AUVVisualKalmanFilter</w:t>
+      </w:r>
+      <w:r>
+        <w:rPr>
+          <w:rFonts w:ascii="Arial" w:hAnsi="Arial"/>
+          <w:sz w:val="20"/>
+        </w:rPr>
+        <w:t xml:space="preserve">) untuk meratakan secara </w:t>
+      </w:r>
+      <w:r>
+        <w:rPr>
+          <w:rFonts w:ascii="Arial" w:hAnsi="Arial"/>
           <w:i/>
-        </w:rPr>
-        <w:t>Modular Hardware Architecture for the Development of Underwater Vehicles Based on Systems Engineering</w:t>
-      </w:r>
-      <w:r>
-        <w:t>. Sensors, 23(17), 7481. https://doi.org/10.3390/s23177481</w:t>
-      </w:r>
-      <w:r/>
+          <w:sz w:val="20"/>
+        </w:rPr>
+        <w:t>real-time</w:t>
+      </w:r>
+      <w:r>
+        <w:rPr>
+          <w:rFonts w:ascii="Arial" w:hAnsi="Arial"/>
+          <w:sz w:val="20"/>
+        </w:rPr>
+        <w:t xml:space="preserve"> deteksi kotak pembatas YOLO, estimasi jangkauan laju (</w:t>
+      </w:r>
+      <w:r>
+        <w:rPr>
+          <w:rFonts w:ascii="Arial" w:hAnsi="Arial"/>
+          <w:sz w:val="20"/>
+        </w:rPr>
+        <w:t>$$\dot{s}$$</w:t>
+      </w:r>
+      <w:r>
+        <w:rPr>
+          <w:rFonts w:ascii="Arial" w:hAnsi="Arial"/>
+          <w:sz w:val="20"/>
+        </w:rPr>
+        <w:t>), dan penanganan oklusi target [2], [16], [17], [25].</w:t>
+      </w:r>
     </w:p>
     <w:p>
       <w:pPr>
-        <w:pStyle w:val="ListBullet"/>
-        <w:spacing w:line="240" w:lineRule="auto"/>
-        <w:ind w:left="720"/>
+        <w:spacing w:after="60"/>
+        <w:ind w:left="567" w:hanging="283"/>
       </w:pPr>
-      <w:r/>
-      <w:r>
-        <w:rPr>
-          <w:b/>
-        </w:rPr>
-        <w:t>[12]</w:t>
-      </w:r>
-      <w:r>
-        <w:t xml:space="preserve"> Hong, L., Wang, X., &amp; Zhang, D. (2024). </w:t>
-      </w:r>
-      <w:r>
-        <w:rPr>
+      <w:r>
+        <w:rPr>
+          <w:rFonts w:ascii="Arial" w:hAnsi="Arial"/>
+        </w:rPr>
+        <w:t xml:space="preserve">•  </w:t>
+      </w:r>
+      <w:r>
+        <w:rPr>
+          <w:rFonts w:ascii="Arial" w:hAnsi="Arial"/>
           <w:i/>
-        </w:rPr>
-        <w:t>CFD-Based Hydrodynamic Performance Investigation of Autonomous Underwater Vehicles: A Survey</w:t>
-      </w:r>
-      <w:r>
-        <w:t>. Ocean Engineering, 305, 117911. https://doi.org/10.1016/j.oceaneng.2024.117911</w:t>
-      </w:r>
-      <w:r/>
+          <w:sz w:val="20"/>
+        </w:rPr>
+        <w:t>Extended Kalman Filter</w:t>
+      </w:r>
+      <w:r>
+        <w:rPr>
+          <w:rFonts w:ascii="Arial" w:hAnsi="Arial"/>
+          <w:sz w:val="20"/>
+        </w:rPr>
+        <w:t xml:space="preserve"> Hidrodinamika (</w:t>
+      </w:r>
+      <w:r>
+        <w:rPr>
+          <w:rFonts w:ascii="Consolas" w:hAnsi="Consolas"/>
+          <w:sz w:val="19"/>
+        </w:rPr>
+        <w:t>AUVDynamicsKalmanFilter</w:t>
+      </w:r>
+      <w:r>
+        <w:rPr>
+          <w:rFonts w:ascii="Arial" w:hAnsi="Arial"/>
+          <w:sz w:val="20"/>
+        </w:rPr>
+        <w:t xml:space="preserve">) untuk melakukan fungsi </w:t>
+      </w:r>
+      <w:r>
+        <w:rPr>
+          <w:rFonts w:ascii="Arial" w:hAnsi="Arial"/>
+          <w:i/>
+          <w:sz w:val="20"/>
+        </w:rPr>
+        <w:t>sensor fusion</w:t>
+      </w:r>
+      <w:r>
+        <w:rPr>
+          <w:rFonts w:ascii="Arial" w:hAnsi="Arial"/>
+          <w:sz w:val="20"/>
+        </w:rPr>
+        <w:t xml:space="preserve"> terhadap pengukuran IMU dan kedalaman dengan dinamika 6-DOF Fossen serta pendugaan arus laut [7], [18], [29].</w:t>
+      </w:r>
     </w:p>
     <w:p>
       <w:pPr>
-        <w:pStyle w:val="ListBullet"/>
-        <w:spacing w:line="240" w:lineRule="auto"/>
-        <w:ind w:left="720"/>
+        <w:spacing w:after="60"/>
+        <w:ind w:left="567" w:hanging="340"/>
       </w:pPr>
-      <w:r/>
       <w:r>
         <w:rPr>
           <w:b/>
         </w:rPr>
-        <w:t>[13]</w:t>
-      </w:r>
-      <w:r>
-        <w:t xml:space="preserve"> Huang, Z., Shen, Y., Du, Y., Yang, C., &amp; Wang, H. (2026). </w:t>
-      </w:r>
-      <w:r>
-        <w:rPr>
+        <w:t xml:space="preserve">5.  </w:t>
+      </w:r>
+      <w:r>
+        <w:rPr>
+          <w:rFonts w:ascii="Arial" w:hAnsi="Arial"/>
+          <w:b/>
+          <w:sz w:val="20"/>
+        </w:rPr>
+        <w:t>Mengimplementasikan dan mengevaluasi arsitektur perangkat keras maupun perangkat lunak secara keseluruhan melalui platform Software-In-The-Loop (SITL) dan Hardware-In-The-Loop (HITL)</w:t>
+      </w:r>
+      <w:r>
+        <w:rPr>
+          <w:rFonts w:ascii="Arial" w:hAnsi="Arial"/>
+          <w:sz w:val="20"/>
+        </w:rPr>
+        <w:t xml:space="preserve">, memvalidasi pelacakan </w:t>
+      </w:r>
+      <w:r>
+        <w:rPr>
+          <w:rFonts w:ascii="Arial" w:hAnsi="Arial"/>
           <w:i/>
-        </w:rPr>
-        <w:t>Event-Triggered Control for UUV Trajectory Tracking Based on Grey Wolf Optimized Disturbance Observation and Adaptive Sliding Mode</w:t>
-      </w:r>
-      <w:r>
-        <w:t>. Ocean Engineering, 345, 123102. https://doi.org/10.1016/j.oceaneng.2026.123102</w:t>
-      </w:r>
-      <w:r/>
+          <w:sz w:val="20"/>
+        </w:rPr>
+        <w:t>attitude</w:t>
+      </w:r>
+      <w:r>
+        <w:rPr>
+          <w:rFonts w:ascii="Arial" w:hAnsi="Arial"/>
+          <w:sz w:val="20"/>
+        </w:rPr>
+        <w:t xml:space="preserve"> 6-DOF aktif, stabilitas visual, dan eksekusi </w:t>
+      </w:r>
+      <w:r>
+        <w:rPr>
+          <w:rFonts w:ascii="Arial" w:hAnsi="Arial"/>
+          <w:i/>
+          <w:sz w:val="20"/>
+        </w:rPr>
+        <w:t>real-time</w:t>
+      </w:r>
+      <w:r>
+        <w:rPr>
+          <w:rFonts w:ascii="Arial" w:hAnsi="Arial"/>
+          <w:sz w:val="20"/>
+        </w:rPr>
+        <w:t xml:space="preserve"> melintasi kamera, Raspberry Pi 4B, dan Pixhawk 2.4.8 yang menjalankan ArduSub melalui protokol MAVLink [14], [21], [31].</w:t>
+      </w:r>
     </w:p>
     <w:p>
       <w:pPr>
-        <w:pStyle w:val="ListBullet"/>
-        <w:spacing w:line="240" w:lineRule="auto"/>
-        <w:ind w:left="720"/>
+        <w:spacing w:before="200" w:after="80"/>
       </w:pPr>
-      <w:r/>
-      <w:r>
-        <w:rPr>
+      <w:r>
+        <w:rPr>
+          <w:rFonts w:ascii="Arial" w:hAnsi="Arial"/>
           <w:b/>
-        </w:rPr>
-        <w:t>[14]</w:t>
-      </w:r>
-      <w:r>
-        <w:t xml:space="preserve"> Ismail, W. M., Hassan, A. E., Abdelhady, N. M., Hassan, N. A., Maged, S. A., &amp; Abdulhasieb, H. M. (2021). </w:t>
-      </w:r>
-      <w:r>
-        <w:rPr>
-          <w:i/>
-        </w:rPr>
-        <w:t>Design of Affordable Hybrid Underwater Vehicle Platform Using ArduSub &amp; Robot Operating System (ROS) for Marine Robotics Research</w:t>
-      </w:r>
-      <w:r>
-        <w:t>. In Proceedings of the 5th IUGRC International Undergraduate Research Conference, Cairo, Egypt, pp. 96–102.</w:t>
-      </w:r>
-      <w:r/>
+          <w:sz w:val="20"/>
+        </w:rPr>
+        <w:t>1.4 Batasan Masalah</w:t>
+      </w:r>
     </w:p>
     <w:p>
       <w:pPr>
-        <w:pStyle w:val="ListBullet"/>
-        <w:spacing w:line="240" w:lineRule="auto"/>
-        <w:ind w:left="720"/>
+        <w:spacing w:after="80" w:line="276" w:lineRule="auto"/>
+        <w:ind w:firstLine="567"/>
+        <w:jc w:val="both"/>
       </w:pPr>
-      <w:r/>
-      <w:r>
-        <w:rPr>
-          <w:b/>
-        </w:rPr>
-        <w:t>[15]</w:t>
-      </w:r>
-      <w:r>
-        <w:t xml:space="preserve"> Karras, A. A., Charalampous, K., &amp; Kyriakopoulos, K. J. (2024). </w:t>
-      </w:r>
-      <w:r>
-        <w:rPr>
+      <w:r>
+        <w:rPr>
+          <w:rFonts w:ascii="Arial" w:hAnsi="Arial"/>
+          <w:sz w:val="20"/>
+        </w:rPr>
+        <w:t>Untuk menjaga ketelitian akademis (</w:t>
+      </w:r>
+      <w:r>
+        <w:rPr>
+          <w:rFonts w:ascii="Arial" w:hAnsi="Arial"/>
           <w:i/>
-        </w:rPr>
-        <w:t>From Virtual Waters to Real Oceans: A Simulation-Driven Approach to ROV Control System Design</w:t>
-      </w:r>
-      <w:r>
-        <w:t>. Journal of Marine Science and Engineering, 12(11), 1957. https://doi.org/10.3390/jmse12111957</w:t>
-      </w:r>
-      <w:r/>
+          <w:sz w:val="20"/>
+        </w:rPr>
+        <w:t>academic rigor</w:t>
+      </w:r>
+      <w:r>
+        <w:rPr>
+          <w:rFonts w:ascii="Arial" w:hAnsi="Arial"/>
+          <w:sz w:val="20"/>
+        </w:rPr>
+        <w:t>) dan kedalaman analisis yang difokuskan, batasan masalah penelitian ini didefinisikan sebagai berikut:</w:t>
+      </w:r>
     </w:p>
     <w:p>
       <w:pPr>
-        <w:pStyle w:val="ListBullet"/>
-        <w:spacing w:line="240" w:lineRule="auto"/>
-        <w:ind w:left="720"/>
+        <w:spacing w:after="60"/>
+        <w:ind w:left="567" w:hanging="340"/>
       </w:pPr>
-      <w:r/>
       <w:r>
         <w:rPr>
           <w:b/>
         </w:rPr>
-        <w:t>[16]</w:t>
-      </w:r>
-      <w:r>
-        <w:t xml:space="preserve"> Khalid, A., Sarwat, A., &amp; Riggs, H. (Eds.). (2024). </w:t>
-      </w:r>
-      <w:r>
-        <w:rPr>
+        <w:t xml:space="preserve">1.  </w:t>
+      </w:r>
+      <w:r>
+        <w:rPr>
+          <w:rFonts w:ascii="Arial" w:hAnsi="Arial"/>
+          <w:b/>
+          <w:sz w:val="20"/>
+        </w:rPr>
+        <w:t>Konfigurasi Mekanis Wahana</w:t>
+      </w:r>
+      <w:r>
+        <w:rPr>
+          <w:rFonts w:ascii="Arial" w:hAnsi="Arial"/>
+          <w:sz w:val="20"/>
+        </w:rPr>
+        <w:t xml:space="preserve">: Platform fisik yang dianalisis adalah AUV </w:t>
+      </w:r>
+      <w:r>
+        <w:rPr>
+          <w:rFonts w:ascii="Arial" w:hAnsi="Arial"/>
           <w:i/>
-        </w:rPr>
-        <w:t>Applications and Optimizations of Kalman Filter and Their Variants</w:t>
-      </w:r>
-      <w:r>
-        <w:t>. IntechOpen, London, UK. https://doi.org/10.5772/intechopen.109154</w:t>
-      </w:r>
-      <w:r/>
+          <w:sz w:val="20"/>
+        </w:rPr>
+        <w:t>vectored</w:t>
+      </w:r>
+      <w:r>
+        <w:rPr>
+          <w:rFonts w:ascii="Arial" w:hAnsi="Arial"/>
+          <w:sz w:val="20"/>
+        </w:rPr>
+        <w:t xml:space="preserve"> 8-pendorong dengan </w:t>
+      </w:r>
+      <w:r>
+        <w:rPr>
+          <w:rFonts w:ascii="Arial" w:hAnsi="Arial"/>
+          <w:i/>
+          <w:sz w:val="20"/>
+        </w:rPr>
+        <w:t>open-frame over-actuated</w:t>
+      </w:r>
+      <w:r>
+        <w:rPr>
+          <w:rFonts w:ascii="Arial" w:hAnsi="Arial"/>
+          <w:sz w:val="20"/>
+        </w:rPr>
+        <w:t xml:space="preserve"> yang berbasis pada geometri rangka BlueROV2 Heavy, dilengkapi dengan empat pendorong horizontal bervektor pada sudut </w:t>
+      </w:r>
+      <w:r>
+        <w:rPr>
+          <w:rFonts w:ascii="Arial" w:hAnsi="Arial"/>
+          <w:sz w:val="20"/>
+        </w:rPr>
+        <w:t>$$45^\circ$$</w:t>
+      </w:r>
+      <w:r>
+        <w:rPr>
+          <w:rFonts w:ascii="Arial" w:hAnsi="Arial"/>
+          <w:sz w:val="20"/>
+        </w:rPr>
+        <w:t xml:space="preserve"> di bidang horizontal dan empat pendorong di sudut vertikal [3], [21], [31].</w:t>
+      </w:r>
     </w:p>
     <w:p>
       <w:pPr>
-        <w:pStyle w:val="ListBullet"/>
-        <w:spacing w:line="240" w:lineRule="auto"/>
-        <w:ind w:left="720"/>
+        <w:spacing w:after="60"/>
+        <w:ind w:left="567" w:hanging="340"/>
       </w:pPr>
-      <w:r/>
       <w:r>
         <w:rPr>
           <w:b/>
         </w:rPr>
-        <w:t>[17]</w:t>
-      </w:r>
-      <w:r>
-        <w:t xml:space="preserve"> Kim, Y. V. (Ed.). (2023). </w:t>
-      </w:r>
-      <w:r>
-        <w:rPr>
+        <w:t xml:space="preserve">2.  </w:t>
+      </w:r>
+      <w:r>
+        <w:rPr>
+          <w:rFonts w:ascii="Arial" w:hAnsi="Arial"/>
+          <w:b/>
+          <w:sz w:val="20"/>
+        </w:rPr>
+        <w:t>Lingkungan Fluida &amp; Arus Laut</w:t>
+      </w:r>
+      <w:r>
+        <w:rPr>
+          <w:rFonts w:ascii="Arial" w:hAnsi="Arial"/>
+          <w:sz w:val="20"/>
+        </w:rPr>
+        <w:t>: Fluida sekitarnya dimodelkan sebagai air tawar/laut dengan kerapatan fluida konstan (</w:t>
+      </w:r>
+      <w:r>
+        <w:rPr>
+          <w:rFonts w:ascii="Arial" w:hAnsi="Arial"/>
+          <w:sz w:val="20"/>
+        </w:rPr>
+        <w:t>$$\rho = 1000 - 1025 \text{ kg/m}^3$$</w:t>
+      </w:r>
+      <w:r>
+        <w:rPr>
+          <w:rFonts w:ascii="Arial" w:hAnsi="Arial"/>
+          <w:sz w:val="20"/>
+        </w:rPr>
+        <w:t xml:space="preserve">). Arus fluida </w:t>
+      </w:r>
+      <w:r>
+        <w:rPr>
+          <w:rFonts w:ascii="Arial" w:hAnsi="Arial"/>
           <w:i/>
-        </w:rPr>
-        <w:t>Kalman Filter - Engineering Applications</w:t>
-      </w:r>
-      <w:r>
-        <w:t>. IntechOpen, London, UK. https://doi.org/10.5772/intechopen.100722</w:t>
-      </w:r>
-      <w:r/>
+          <w:sz w:val="20"/>
+        </w:rPr>
+        <w:t>ambient</w:t>
+      </w:r>
+      <w:r>
+        <w:rPr>
+          <w:rFonts w:ascii="Arial" w:hAnsi="Arial"/>
+          <w:sz w:val="20"/>
+        </w:rPr>
+        <w:t xml:space="preserve"> dimodelkan sebagai vektor aliran yang bervariasi lambat serta </w:t>
+      </w:r>
+      <w:r>
+        <w:rPr>
+          <w:rFonts w:ascii="Arial" w:hAnsi="Arial"/>
+          <w:i/>
+          <w:sz w:val="20"/>
+        </w:rPr>
+        <w:t>irrotational</w:t>
+      </w:r>
+      <w:r>
+        <w:rPr>
+          <w:rFonts w:ascii="Arial" w:hAnsi="Arial"/>
+          <w:sz w:val="20"/>
+        </w:rPr>
+        <w:t xml:space="preserve"> dalam kerangka inersia (</w:t>
+      </w:r>
+      <w:r>
+        <w:rPr>
+          <w:rFonts w:ascii="Arial" w:hAnsi="Arial"/>
+          <w:sz w:val="20"/>
+        </w:rPr>
+        <w:t>$$V_c^n \in \mathbb{R}^3$$</w:t>
+      </w:r>
+      <w:r>
+        <w:rPr>
+          <w:rFonts w:ascii="Arial" w:hAnsi="Arial"/>
+          <w:sz w:val="20"/>
+        </w:rPr>
+        <w:t xml:space="preserve">, </w:t>
+      </w:r>
+      <w:r>
+        <w:rPr>
+          <w:rFonts w:ascii="Arial" w:hAnsi="Arial"/>
+          <w:sz w:val="20"/>
+        </w:rPr>
+        <w:t>$$\dot{V}_c^n = 0$$</w:t>
+      </w:r>
+      <w:r>
+        <w:rPr>
+          <w:rFonts w:ascii="Arial" w:hAnsi="Arial"/>
+          <w:sz w:val="20"/>
+        </w:rPr>
+        <w:t>) [5], [7], [31]. Hambatan pembentukan gelombang permukaan (</w:t>
+      </w:r>
+      <w:r>
+        <w:rPr>
+          <w:rFonts w:ascii="Arial" w:hAnsi="Arial"/>
+          <w:i/>
+          <w:sz w:val="20"/>
+        </w:rPr>
+        <w:t>wave-making resistance</w:t>
+      </w:r>
+      <w:r>
+        <w:rPr>
+          <w:rFonts w:ascii="Arial" w:hAnsi="Arial"/>
+          <w:sz w:val="20"/>
+        </w:rPr>
+        <w:t>) dan interaksi batas permukaan bebas (</w:t>
+      </w:r>
+      <w:r>
+        <w:rPr>
+          <w:rFonts w:ascii="Arial" w:hAnsi="Arial"/>
+          <w:i/>
+          <w:sz w:val="20"/>
+        </w:rPr>
+        <w:t>free-surface boundary</w:t>
+      </w:r>
+      <w:r>
+        <w:rPr>
+          <w:rFonts w:ascii="Arial" w:hAnsi="Arial"/>
+          <w:sz w:val="20"/>
+        </w:rPr>
+        <w:t xml:space="preserve">) diabaikan dengan asumsi penyelaman dalam (kedalaman wahana </w:t>
+      </w:r>
+      <w:r>
+        <w:rPr>
+          <w:rFonts w:ascii="Arial" w:hAnsi="Arial"/>
+          <w:sz w:val="20"/>
+        </w:rPr>
+        <w:t>$$&gt; 3 \times$$</w:t>
+      </w:r>
+      <w:r>
+        <w:rPr>
+          <w:rFonts w:ascii="Arial" w:hAnsi="Arial"/>
+          <w:sz w:val="20"/>
+        </w:rPr>
+        <w:t xml:space="preserve"> ketinggian wahana) [7], [31].</w:t>
+      </w:r>
     </w:p>
     <w:p>
       <w:pPr>
-        <w:pStyle w:val="ListBullet"/>
-        <w:spacing w:line="240" w:lineRule="auto"/>
-        <w:ind w:left="720"/>
+        <w:spacing w:after="60"/>
+        <w:ind w:left="567" w:hanging="340"/>
       </w:pPr>
-      <w:r/>
       <w:r>
         <w:rPr>
           <w:b/>
         </w:rPr>
-        <w:t>[18]</w:t>
-      </w:r>
-      <w:r>
-        <w:t xml:space="preserve"> Llorente-Vidrio, D., Chavez-Galaviz, J., Fuentes-Aguilar, R. Q., Chairez, I., &amp; Mahmoudian, N. (2025). </w:t>
-      </w:r>
-      <w:r>
-        <w:rPr>
+        <w:t xml:space="preserve">3.  </w:t>
+      </w:r>
+      <w:r>
+        <w:rPr>
+          <w:rFonts w:ascii="Arial" w:hAnsi="Arial"/>
+          <w:b/>
+          <w:sz w:val="20"/>
+        </w:rPr>
+        <w:t>Parameterisasi Hidrodinamika</w:t>
+      </w:r>
+      <w:r>
+        <w:rPr>
+          <w:rFonts w:ascii="Arial" w:hAnsi="Arial"/>
+          <w:sz w:val="20"/>
+        </w:rPr>
+        <w:t>: Massa, massa tambahan (</w:t>
+      </w:r>
+      <w:r>
+        <w:rPr>
+          <w:rFonts w:ascii="Arial" w:hAnsi="Arial"/>
           <w:i/>
-        </w:rPr>
-        <w:t>Robust Sliding-Mode Control of an Underwater ROV via Neural Differential Identification of Model Uncertainties</w:t>
-      </w:r>
-      <w:r>
-        <w:t>. Ocean Engineering, 341, 122728. https://doi.org/10.1016/j.oceaneng.2025.122728</w:t>
-      </w:r>
-      <w:r/>
+          <w:sz w:val="20"/>
+        </w:rPr>
+        <w:t>added mass</w:t>
+      </w:r>
+      <w:r>
+        <w:rPr>
+          <w:rFonts w:ascii="Arial" w:hAnsi="Arial"/>
+          <w:sz w:val="20"/>
+        </w:rPr>
+        <w:t>), dan turunan redaman (</w:t>
+      </w:r>
+      <w:r>
+        <w:rPr>
+          <w:rFonts w:ascii="Arial" w:hAnsi="Arial"/>
+          <w:i/>
+          <w:sz w:val="20"/>
+        </w:rPr>
+        <w:t>damping derivatives</w:t>
+      </w:r>
+      <w:r>
+        <w:rPr>
+          <w:rFonts w:ascii="Arial" w:hAnsi="Arial"/>
+          <w:sz w:val="20"/>
+        </w:rPr>
+        <w:t xml:space="preserve">) diparameterisasi menggunakan </w:t>
+      </w:r>
+      <w:r>
+        <w:rPr>
+          <w:rFonts w:ascii="Arial" w:hAnsi="Arial"/>
+          <w:i/>
+          <w:sz w:val="20"/>
+        </w:rPr>
+        <w:t>potential flow theory</w:t>
+      </w:r>
+      <w:r>
+        <w:rPr>
+          <w:rFonts w:ascii="Arial" w:hAnsi="Arial"/>
+          <w:sz w:val="20"/>
+        </w:rPr>
+        <w:t xml:space="preserve">, </w:t>
+      </w:r>
+      <w:r>
+        <w:rPr>
+          <w:rFonts w:ascii="Arial" w:hAnsi="Arial"/>
+          <w:i/>
+          <w:sz w:val="20"/>
+        </w:rPr>
+        <w:t>strip theory</w:t>
+      </w:r>
+      <w:r>
+        <w:rPr>
+          <w:rFonts w:ascii="Arial" w:hAnsi="Arial"/>
+          <w:sz w:val="20"/>
+        </w:rPr>
+        <w:t xml:space="preserve">, serta dataset eksperimental yang divalidasi secara empiris untuk wahana </w:t>
+      </w:r>
+      <w:r>
+        <w:rPr>
+          <w:rFonts w:ascii="Arial" w:hAnsi="Arial"/>
+          <w:i/>
+          <w:sz w:val="20"/>
+        </w:rPr>
+        <w:t>open-frame</w:t>
+      </w:r>
+      <w:r>
+        <w:rPr>
+          <w:rFonts w:ascii="Arial" w:hAnsi="Arial"/>
+          <w:sz w:val="20"/>
+        </w:rPr>
+        <w:t xml:space="preserve"> [1], [21], [31], [34].</w:t>
+      </w:r>
     </w:p>
     <w:p>
       <w:pPr>
-        <w:pStyle w:val="ListBullet"/>
-        <w:spacing w:line="240" w:lineRule="auto"/>
-        <w:ind w:left="720"/>
+        <w:spacing w:after="60"/>
+        <w:ind w:left="567" w:hanging="340"/>
       </w:pPr>
-      <w:r/>
       <w:r>
         <w:rPr>
           <w:b/>
         </w:rPr>
-        <w:t>[19]</w:t>
-      </w:r>
-      <w:r>
-        <w:t xml:space="preserve"> Mari, Z., Nawaf, M. M., &amp; Drap, P. (2026). </w:t>
-      </w:r>
-      <w:r>
-        <w:rPr>
+        <w:t xml:space="preserve">4.  </w:t>
+      </w:r>
+      <w:r>
+        <w:rPr>
+          <w:rFonts w:ascii="Arial" w:hAnsi="Arial"/>
+          <w:b/>
+          <w:sz w:val="20"/>
+        </w:rPr>
+        <w:t>Asumsi Visi &amp; Kalman Filter</w:t>
+      </w:r>
+      <w:r>
+        <w:rPr>
+          <w:rFonts w:ascii="Arial" w:hAnsi="Arial"/>
+          <w:sz w:val="20"/>
+        </w:rPr>
+        <w:t xml:space="preserve">: Pelacakan visual berfokus pada deteksi kamera monokuler target tunggal dengan menggunakan model </w:t>
+      </w:r>
+      <w:r>
+        <w:rPr>
+          <w:rFonts w:ascii="Arial" w:hAnsi="Arial"/>
           <w:i/>
-        </w:rPr>
-        <w:t>Deep Reinforcement Learning for Autonomous Underwater Navigation: A Comparative Study with DWA and Digital Twin Validation</w:t>
-      </w:r>
-      <w:r>
-        <w:t>. Sensors, 26(2), 512. https://doi.org/10.3390/s26020512</w:t>
-      </w:r>
-      <w:r/>
+          <w:sz w:val="20"/>
+        </w:rPr>
+        <w:t>deep learning</w:t>
+      </w:r>
+      <w:r>
+        <w:rPr>
+          <w:rFonts w:ascii="Arial" w:hAnsi="Arial"/>
+          <w:sz w:val="20"/>
+        </w:rPr>
+        <w:t xml:space="preserve"> YOLO yang telah dilatih. Pergerakan target dalam koordinat gambar 2D diasumsikan mengikuti model kinematik </w:t>
+      </w:r>
+      <w:r>
+        <w:rPr>
+          <w:rFonts w:ascii="Arial" w:hAnsi="Arial"/>
+          <w:i/>
+          <w:sz w:val="20"/>
+        </w:rPr>
+        <w:t>Continuous White Noise Acceleration</w:t>
+      </w:r>
+      <w:r>
+        <w:rPr>
+          <w:rFonts w:ascii="Arial" w:hAnsi="Arial"/>
+          <w:sz w:val="20"/>
+        </w:rPr>
+        <w:t xml:space="preserve"> (CWNA) [2], [16], [17], [25]. Laju bingkai (</w:t>
+      </w:r>
+      <w:r>
+        <w:rPr>
+          <w:rFonts w:ascii="Arial" w:hAnsi="Arial"/>
+          <w:i/>
+          <w:sz w:val="20"/>
+        </w:rPr>
+        <w:t>frame rate</w:t>
+      </w:r>
+      <w:r>
+        <w:rPr>
+          <w:rFonts w:ascii="Arial" w:hAnsi="Arial"/>
+          <w:sz w:val="20"/>
+        </w:rPr>
+        <w:t>) kamera ditetapkan pada 30 FPS, sedangkan dinamika EKF berjalan secara sinkron pada 50 Hz [14], [21].</w:t>
+      </w:r>
     </w:p>
     <w:p>
       <w:pPr>
-        <w:pStyle w:val="ListBullet"/>
-        <w:spacing w:line="240" w:lineRule="auto"/>
-        <w:ind w:left="720"/>
+        <w:spacing w:after="60"/>
+        <w:ind w:left="567" w:hanging="340"/>
       </w:pPr>
-      <w:r/>
       <w:r>
         <w:rPr>
           <w:b/>
         </w:rPr>
-        <w:t>[20]</w:t>
-      </w:r>
-      <w:r>
-        <w:t xml:space="preserve"> McIvor, E., Sklivanitis, G., &amp; Pados, D. A. (2024). </w:t>
-      </w:r>
-      <w:r>
-        <w:rPr>
+        <w:t xml:space="preserve">5.  </w:t>
+      </w:r>
+      <w:r>
+        <w:rPr>
+          <w:rFonts w:ascii="Arial" w:hAnsi="Arial"/>
+          <w:b/>
+          <w:sz w:val="20"/>
+        </w:rPr>
+        <w:t>Kerangka Perangkat Lunak &amp; Keras (Software &amp; Hardware)</w:t>
+      </w:r>
+      <w:r>
+        <w:rPr>
+          <w:rFonts w:ascii="Arial" w:hAnsi="Arial"/>
+          <w:sz w:val="20"/>
+        </w:rPr>
+        <w:t>: Simulasi SITL dieksekusi di lingkungan Gazebo Harmonic dengan ROS 2 Jazzy dan ArduSub (</w:t>
+      </w:r>
+      <w:r>
+        <w:rPr>
+          <w:rFonts w:ascii="Consolas" w:hAnsi="Consolas"/>
+          <w:sz w:val="19"/>
+        </w:rPr>
+        <w:t>-f vectored_6dof</w:t>
+      </w:r>
+      <w:r>
+        <w:rPr>
+          <w:rFonts w:ascii="Arial" w:hAnsi="Arial"/>
+          <w:sz w:val="20"/>
+        </w:rPr>
+        <w:t xml:space="preserve">). Pengujian perangkat keras fisik dilakukan menggunakan konfigurasi Hardware-In-The-Loop (HITL) yang menghubungkan komputer pendamping Raspberry Pi 4B (berjalan dengan BlueOS dan </w:t>
+      </w:r>
+      <w:r>
+        <w:rPr>
+          <w:rFonts w:ascii="Arial" w:hAnsi="Arial"/>
           <w:i/>
-        </w:rPr>
-        <w:t>A Generalizable Entity-Component-System Architecture for Underwater ROV Control</w:t>
-      </w:r>
-      <w:r>
-        <w:t>. In IEEE/OES OCEANS 2024 - Singapore, pp. 1–7. https://doi.org/10.1109/OCEANS51537.2024.10682121</w:t>
-      </w:r>
-      <w:r/>
+          <w:sz w:val="20"/>
+        </w:rPr>
+        <w:t>node</w:t>
+      </w:r>
+      <w:r>
+        <w:rPr>
+          <w:rFonts w:ascii="Arial" w:hAnsi="Arial"/>
+          <w:sz w:val="20"/>
+        </w:rPr>
+        <w:t xml:space="preserve"> HIL Python </w:t>
+      </w:r>
+      <w:r>
+        <w:rPr>
+          <w:rFonts w:ascii="Consolas" w:hAnsi="Consolas"/>
+          <w:sz w:val="19"/>
+        </w:rPr>
+        <w:t>auv_dynamics_hil_node.py</w:t>
+      </w:r>
+      <w:r>
+        <w:rPr>
+          <w:rFonts w:ascii="Arial" w:hAnsi="Arial"/>
+          <w:sz w:val="20"/>
+        </w:rPr>
+        <w:t xml:space="preserve"> serta </w:t>
+      </w:r>
+      <w:r>
+        <w:rPr>
+          <w:rFonts w:ascii="Consolas" w:hAnsi="Consolas"/>
+          <w:sz w:val="19"/>
+        </w:rPr>
+        <w:t>auv_kinematics_dynamics_analyzer.py</w:t>
+      </w:r>
+      <w:r>
+        <w:rPr>
+          <w:rFonts w:ascii="Arial" w:hAnsi="Arial"/>
+          <w:sz w:val="20"/>
+        </w:rPr>
+        <w:t xml:space="preserve">) beserta </w:t>
+      </w:r>
+      <w:r>
+        <w:rPr>
+          <w:rFonts w:ascii="Arial" w:hAnsi="Arial"/>
+          <w:i/>
+          <w:sz w:val="20"/>
+        </w:rPr>
+        <w:t>flight controller</w:t>
+      </w:r>
+      <w:r>
+        <w:rPr>
+          <w:rFonts w:ascii="Arial" w:hAnsi="Arial"/>
+          <w:sz w:val="20"/>
+        </w:rPr>
+        <w:t xml:space="preserve"> Pixhawk 2.4.8 dan sensor tekanan barometrik bawah air MS5837 [14], [21], [31].</w:t>
+      </w:r>
     </w:p>
     <w:p>
       <w:pPr>
-        <w:pStyle w:val="ListBullet"/>
-        <w:spacing w:line="240" w:lineRule="auto"/>
-        <w:ind w:left="720"/>
+        <w:spacing w:before="200" w:after="80"/>
       </w:pPr>
-      <w:r/>
-      <w:r>
-        <w:rPr>
+      <w:r>
+        <w:rPr>
+          <w:rFonts w:ascii="Arial" w:hAnsi="Arial"/>
           <w:b/>
-        </w:rPr>
-        <w:t>[21]</w:t>
-      </w:r>
-      <w:r>
-        <w:t xml:space="preserve"> Ng, P., &amp; Krieg, M. (2024). </w:t>
-      </w:r>
-      <w:r>
-        <w:rPr>
-          <w:i/>
-        </w:rPr>
-        <w:t>Modifications to ArduSub That Improve BlueROV SITL Accuracy and Design of Hybrid Autopilot</w:t>
-      </w:r>
-      <w:r>
-        <w:t>. Applied Sciences, 14(17), 7453. https://doi.org/10.3390/app14177453</w:t>
-      </w:r>
-      <w:r/>
+          <w:sz w:val="20"/>
+        </w:rPr>
+        <w:t>1.5 Manfaat Penelitian</w:t>
+      </w:r>
     </w:p>
     <w:p>
       <w:pPr>
-        <w:pStyle w:val="ListBullet"/>
-        <w:spacing w:line="240" w:lineRule="auto"/>
-        <w:ind w:left="720"/>
+        <w:spacing w:after="80" w:line="276" w:lineRule="auto"/>
+        <w:ind w:firstLine="567"/>
+        <w:jc w:val="both"/>
       </w:pPr>
-      <w:r/>
-      <w:r>
-        <w:rPr>
-          <w:b/>
-        </w:rPr>
-        <w:t>[22]</w:t>
-      </w:r>
-      <w:r>
-        <w:t xml:space="preserve"> Pandian, R. S., Sakthivel, P., &amp; Palanisamy, V. (2023). </w:t>
-      </w:r>
-      <w:r>
-        <w:rPr>
-          <w:i/>
-        </w:rPr>
-        <w:t>Path Planning and Obstacle Avoidance for AUV: A Review</w:t>
-      </w:r>
-      <w:r>
-        <w:t>. Ocean Engineering, 285, 115456. https://doi.org/10.1016/j.oceaneng.2023.115456</w:t>
-      </w:r>
-      <w:r/>
+      <w:r>
+        <w:rPr>
+          <w:rFonts w:ascii="Arial" w:hAnsi="Arial"/>
+          <w:sz w:val="20"/>
+        </w:rPr>
+        <w:t>Hasil dari penelitian ini diharapkan memberikan kontribusi ilmiah, rekayasa mekanika, maupun kelembagaan secara nyata:</w:t>
+      </w:r>
     </w:p>
     <w:p>
       <w:pPr>
-        <w:pStyle w:val="ListBullet"/>
-        <w:spacing w:line="240" w:lineRule="auto"/>
-        <w:ind w:left="720"/>
+        <w:spacing w:after="60"/>
+        <w:ind w:left="567" w:hanging="340"/>
       </w:pPr>
-      <w:r/>
       <w:r>
         <w:rPr>
           <w:b/>
         </w:rPr>
-        <w:t>[23]</w:t>
-      </w:r>
-      <w:r>
-        <w:t xml:space="preserve"> Rusu, C., Radu, V., &amp; Costanzi, R. (2023). </w:t>
-      </w:r>
-      <w:r>
-        <w:rPr>
-          <w:i/>
-        </w:rPr>
-        <w:t>Small Modular AUV Based on 3D Printing Technology: Design, Implementation and Experimental Validation</w:t>
-      </w:r>
-      <w:r>
-        <w:t>. Sensors, 23(14), 6331. https://doi.org/10.3390/s23146331</w:t>
-      </w:r>
-      <w:r/>
+        <w:t xml:space="preserve">1.  </w:t>
+      </w:r>
+      <w:r>
+        <w:rPr>
+          <w:rFonts w:ascii="Arial" w:hAnsi="Arial"/>
+          <w:b/>
+          <w:sz w:val="20"/>
+        </w:rPr>
+        <w:t>Kontribusi Teoretis dan Ilmiah</w:t>
+      </w:r>
+      <w:r>
+        <w:rPr>
+          <w:rFonts w:ascii="Arial" w:hAnsi="Arial"/>
+          <w:sz w:val="20"/>
+        </w:rPr>
+        <w:t>:</w:t>
+      </w:r>
     </w:p>
     <w:p>
       <w:pPr>
-        <w:pStyle w:val="ListBullet"/>
-        <w:spacing w:line="240" w:lineRule="auto"/>
-        <w:ind w:left="720"/>
+        <w:spacing w:after="60"/>
+        <w:ind w:left="567" w:hanging="283"/>
       </w:pPr>
-      <w:r/>
-      <w:r>
-        <w:rPr>
-          <w:b/>
-        </w:rPr>
-        <w:t>[24]</w:t>
-      </w:r>
-      <w:r>
-        <w:t xml:space="preserve"> Saad, A., Akram, W., &amp; Hussain, I. (2026). </w:t>
-      </w:r>
-      <w:r>
-        <w:rPr>
+      <w:r>
+        <w:rPr>
+          <w:rFonts w:ascii="Arial" w:hAnsi="Arial"/>
+        </w:rPr>
+        <w:t xml:space="preserve">•  </w:t>
+      </w:r>
+      <w:r>
+        <w:rPr>
+          <w:rFonts w:ascii="Arial" w:hAnsi="Arial"/>
+          <w:sz w:val="20"/>
+        </w:rPr>
+        <w:t>Menyajikan monograf referensi matematis komprehensif yang tidak terpotong (</w:t>
+      </w:r>
+      <w:r>
+        <w:rPr>
+          <w:rFonts w:ascii="Arial" w:hAnsi="Arial"/>
           <w:i/>
-        </w:rPr>
-        <w:t>AquaChat++: LLM-Assisted Multi-ROV Inspection for Aquaculture Net Pens with Integrated Battery Management and Thruster Fault Tolerance</w:t>
-      </w:r>
-      <w:r>
-        <w:t>. Ocean Engineering, 343, 122950. https://doi.org/10.1016/j.oceaneng.2026.122950</w:t>
-      </w:r>
-      <w:r/>
+          <w:sz w:val="20"/>
+        </w:rPr>
+        <w:t>unabridged</w:t>
+      </w:r>
+      <w:r>
+        <w:rPr>
+          <w:rFonts w:ascii="Arial" w:hAnsi="Arial"/>
+          <w:sz w:val="20"/>
+        </w:rPr>
+        <w:t xml:space="preserve">) dan tersatukan dalam merinci kinematika 6-DOF, kinetika 6-DOF, alokasi gaya dorong </w:t>
+      </w:r>
+      <w:r>
+        <w:rPr>
+          <w:rFonts w:ascii="Arial" w:hAnsi="Arial"/>
+          <w:i/>
+          <w:sz w:val="20"/>
+        </w:rPr>
+        <w:t>over-actuated</w:t>
+      </w:r>
+      <w:r>
+        <w:rPr>
+          <w:rFonts w:ascii="Arial" w:hAnsi="Arial"/>
+          <w:sz w:val="20"/>
+        </w:rPr>
+        <w:t xml:space="preserve"> </w:t>
+      </w:r>
+      <w:r>
+        <w:rPr>
+          <w:rFonts w:ascii="Arial" w:hAnsi="Arial"/>
+          <w:sz w:val="20"/>
+        </w:rPr>
+        <w:t>$$6 \times 8$$</w:t>
+      </w:r>
+      <w:r>
+        <w:rPr>
+          <w:rFonts w:ascii="Arial" w:hAnsi="Arial"/>
+          <w:sz w:val="20"/>
+        </w:rPr>
+        <w:t>, serta estimasi status Kalman Filter ganda dalam ilmu robotika kelautan [7], [16], [21].</w:t>
+      </w:r>
     </w:p>
     <w:p>
       <w:pPr>
-        <w:pStyle w:val="ListBullet"/>
-        <w:spacing w:line="240" w:lineRule="auto"/>
-        <w:ind w:left="720"/>
+        <w:spacing w:after="60"/>
+        <w:ind w:left="567" w:hanging="283"/>
       </w:pPr>
-      <w:r/>
-      <w:r>
-        <w:rPr>
-          <w:b/>
-        </w:rPr>
-        <w:t>[25]</w:t>
-      </w:r>
-      <w:r>
-        <w:t xml:space="preserve"> Särkkä, S., &amp; Svensson, L. (2023). </w:t>
-      </w:r>
-      <w:r>
-        <w:rPr>
+      <w:r>
+        <w:rPr>
+          <w:rFonts w:ascii="Arial" w:hAnsi="Arial"/>
+        </w:rPr>
+        <w:t xml:space="preserve">•  </w:t>
+      </w:r>
+      <w:r>
+        <w:rPr>
+          <w:rFonts w:ascii="Arial" w:hAnsi="Arial"/>
+          <w:sz w:val="20"/>
+        </w:rPr>
+        <w:t xml:space="preserve">Memperjelas dan merangkum bukti analitis utama (pembuktian </w:t>
+      </w:r>
+      <w:r>
+        <w:rPr>
+          <w:rFonts w:ascii="Arial" w:hAnsi="Arial"/>
           <w:i/>
-        </w:rPr>
-        <w:t>Bayesian Filtering and Smoothing</w:t>
-      </w:r>
-      <w:r>
-        <w:t>. Cambridge University Press, 2nd Edition, Cambridge, UK. https://doi.org/10.1017/9781108910002</w:t>
-      </w:r>
-      <w:r/>
+          <w:sz w:val="20"/>
+        </w:rPr>
+        <w:t>first-principles</w:t>
+      </w:r>
+      <w:r>
+        <w:rPr>
+          <w:rFonts w:ascii="Arial" w:hAnsi="Arial"/>
+          <w:sz w:val="20"/>
+        </w:rPr>
+        <w:t xml:space="preserve">) dalam literatur maritim, termasuk inversi kofaktor selangkah demi selangkah dari </w:t>
+      </w:r>
+      <w:r>
+        <w:rPr>
+          <w:rFonts w:ascii="Arial" w:hAnsi="Arial"/>
+          <w:sz w:val="20"/>
+        </w:rPr>
+        <w:t>$$T_\Theta$$</w:t>
+      </w:r>
+      <w:r>
+        <w:rPr>
+          <w:rFonts w:ascii="Arial" w:hAnsi="Arial"/>
+          <w:sz w:val="20"/>
+        </w:rPr>
+        <w:t xml:space="preserve">, bukti prinsip pertama momen Munk hidrodinamika tidak stabil sebesar </w:t>
+      </w:r>
+      <w:r>
+        <w:rPr>
+          <w:rFonts w:ascii="Arial" w:hAnsi="Arial"/>
+          <w:sz w:val="20"/>
+        </w:rPr>
+        <w:t>$$(X_{\dot{u}} - Y_{\dot{v}})u_r v_r$$</w:t>
+      </w:r>
+      <w:r>
+        <w:rPr>
+          <w:rFonts w:ascii="Arial" w:hAnsi="Arial"/>
+          <w:sz w:val="20"/>
+        </w:rPr>
+        <w:t>, dan diskritisasi eksak terhadap persamaan Riccati kontinu [7], [25], [29], [34].</w:t>
+      </w:r>
     </w:p>
     <w:p>
       <w:pPr>
-        <w:pStyle w:val="ListBullet"/>
-        <w:spacing w:line="240" w:lineRule="auto"/>
-        <w:ind w:left="720"/>
+        <w:spacing w:after="60"/>
+        <w:ind w:left="567" w:hanging="340"/>
       </w:pPr>
-      <w:r/>
       <w:r>
         <w:rPr>
           <w:b/>
         </w:rPr>
-        <w:t>[26]</w:t>
-      </w:r>
-      <w:r>
-        <w:t xml:space="preserve"> Song, P., Wei, Z., Zhang, J., &amp; Wang, X. (2023). </w:t>
-      </w:r>
-      <w:r>
-        <w:rPr>
-          <w:i/>
-        </w:rPr>
-        <w:t>Multi-Objective Shape Optimization of Autonomous Underwater Vehicle by Coupling CFD Simulation with Genetic Algorithm</w:t>
-      </w:r>
-      <w:r>
-        <w:t>. Ocean Engineering, 280, 114686. https://doi.org/10.1016/j.oceaneng.2023.114686</w:t>
-      </w:r>
-      <w:r/>
+        <w:t xml:space="preserve">2.  </w:t>
+      </w:r>
+      <w:r>
+        <w:rPr>
+          <w:rFonts w:ascii="Arial" w:hAnsi="Arial"/>
+          <w:b/>
+          <w:sz w:val="20"/>
+        </w:rPr>
+        <w:t>Kontribusi Praktis dan Teknologi</w:t>
+      </w:r>
+      <w:r>
+        <w:rPr>
+          <w:rFonts w:ascii="Arial" w:hAnsi="Arial"/>
+          <w:sz w:val="20"/>
+        </w:rPr>
+        <w:t>:</w:t>
+      </w:r>
     </w:p>
     <w:p>
       <w:pPr>
-        <w:pStyle w:val="ListBullet"/>
-        <w:spacing w:line="240" w:lineRule="auto"/>
-        <w:ind w:left="720"/>
+        <w:spacing w:after="60"/>
+        <w:ind w:left="567" w:hanging="283"/>
       </w:pPr>
-      <w:r/>
-      <w:r>
-        <w:rPr>
-          <w:b/>
-        </w:rPr>
-        <w:t>[27]</w:t>
-      </w:r>
-      <w:r>
-        <w:t xml:space="preserve"> Suárez, Á. E. Z., Palacios, F. M., Cruz, S. S., Leal, R. L., &amp; Zamora-Justo, J. A. (2024). </w:t>
-      </w:r>
-      <w:r>
-        <w:rPr>
+      <w:r>
+        <w:rPr>
+          <w:rFonts w:ascii="Arial" w:hAnsi="Arial"/>
+        </w:rPr>
+        <w:t xml:space="preserve">•  </w:t>
+      </w:r>
+      <w:r>
+        <w:rPr>
+          <w:rFonts w:ascii="Arial" w:hAnsi="Arial"/>
+          <w:sz w:val="20"/>
+        </w:rPr>
+        <w:t xml:space="preserve">Menghadirkan sistem perangkat lunak yang terbuka dan terverifikasi untuk mengintegrasikan teknologi </w:t>
+      </w:r>
+      <w:r>
+        <w:rPr>
+          <w:rFonts w:ascii="Arial" w:hAnsi="Arial"/>
           <w:i/>
-        </w:rPr>
-        <w:t>Dynamic Modeling and Robust Control for Underwater Vehicles by Using Dual Quaternions</w:t>
-      </w:r>
-      <w:r>
-        <w:t>. Ocean Engineering, 313, 119475. https://doi.org/10.1016/j.oceaneng.2024.119475</w:t>
-      </w:r>
-      <w:r/>
+          <w:sz w:val="20"/>
+        </w:rPr>
+        <w:t>computer vision deep learning</w:t>
+      </w:r>
+      <w:r>
+        <w:rPr>
+          <w:rFonts w:ascii="Arial" w:hAnsi="Arial"/>
+          <w:sz w:val="20"/>
+        </w:rPr>
+        <w:t xml:space="preserve"> (YOLO), </w:t>
+      </w:r>
+      <w:r>
+        <w:rPr>
+          <w:rFonts w:ascii="Arial" w:hAnsi="Arial"/>
+          <w:i/>
+          <w:sz w:val="20"/>
+        </w:rPr>
+        <w:t>stochastic state filtering</w:t>
+      </w:r>
+      <w:r>
+        <w:rPr>
+          <w:rFonts w:ascii="Arial" w:hAnsi="Arial"/>
+          <w:sz w:val="20"/>
+        </w:rPr>
+        <w:t xml:space="preserve"> (Kalman Filter), dan </w:t>
+      </w:r>
+      <w:r>
+        <w:rPr>
+          <w:rFonts w:ascii="Arial" w:hAnsi="Arial"/>
+          <w:i/>
+          <w:sz w:val="20"/>
+        </w:rPr>
+        <w:t>firmware</w:t>
+      </w:r>
+      <w:r>
+        <w:rPr>
+          <w:rFonts w:ascii="Arial" w:hAnsi="Arial"/>
+          <w:sz w:val="20"/>
+        </w:rPr>
+        <w:t xml:space="preserve"> kendali wahana (ArduSub </w:t>
+      </w:r>
+      <w:r>
+        <w:rPr>
+          <w:rFonts w:ascii="Consolas" w:hAnsi="Consolas"/>
+          <w:sz w:val="19"/>
+        </w:rPr>
+        <w:t>vectored_6dof</w:t>
+      </w:r>
+      <w:r>
+        <w:rPr>
+          <w:rFonts w:ascii="Arial" w:hAnsi="Arial"/>
+          <w:sz w:val="20"/>
+        </w:rPr>
+        <w:t xml:space="preserve">) dengan memanfaatkan </w:t>
+      </w:r>
+      <w:r>
+        <w:rPr>
+          <w:rFonts w:ascii="Arial" w:hAnsi="Arial"/>
+          <w:i/>
+          <w:sz w:val="20"/>
+        </w:rPr>
+        <w:t>companion computer</w:t>
+      </w:r>
+      <w:r>
+        <w:rPr>
+          <w:rFonts w:ascii="Arial" w:hAnsi="Arial"/>
+          <w:sz w:val="20"/>
+        </w:rPr>
+        <w:t xml:space="preserve"> yang terjangkau (Raspberry Pi 4B) [2], [14], [21].</w:t>
+      </w:r>
     </w:p>
     <w:p>
       <w:pPr>
-        <w:pStyle w:val="ListBullet"/>
-        <w:spacing w:line="240" w:lineRule="auto"/>
-        <w:ind w:left="720"/>
+        <w:spacing w:after="60"/>
+        <w:ind w:left="567" w:hanging="283"/>
       </w:pPr>
-      <w:r/>
-      <w:r>
-        <w:rPr>
-          <w:b/>
-        </w:rPr>
-        <w:t>[28]</w:t>
-      </w:r>
-      <w:r>
-        <w:t xml:space="preserve"> Sun, Y., Wang, X., Zhang, Y., &amp; Chen, G. (2022). </w:t>
-      </w:r>
-      <w:r>
-        <w:rPr>
+      <w:r>
+        <w:rPr>
+          <w:rFonts w:ascii="Arial" w:hAnsi="Arial"/>
+        </w:rPr>
+        <w:t xml:space="preserve">•  </w:t>
+      </w:r>
+      <w:r>
+        <w:rPr>
+          <w:rFonts w:ascii="Arial" w:hAnsi="Arial"/>
+          <w:sz w:val="20"/>
+        </w:rPr>
+        <w:t>Memungkinkan sistem kendali posisi dan pelacakan orientasi spasial (</w:t>
+      </w:r>
+      <w:r>
+        <w:rPr>
+          <w:rFonts w:ascii="Arial" w:hAnsi="Arial"/>
           <w:i/>
-        </w:rPr>
-        <w:t>Nonlinear Dynamics of Novel Flight-Style Autonomous Underwater Vehicle with Bow Wings, Part I: ASE and CFD Based Estimations of Hydrodynamic Coefficients; Part II: Nonlinear Dynamic Modeling and Experimental Validations</w:t>
-      </w:r>
-      <w:r>
-        <w:t>. Ocean Engineering, 266, 112836. https://doi.org/10.1016/j.oceaneng.2022.112836</w:t>
-      </w:r>
-      <w:r/>
+          <w:sz w:val="20"/>
+        </w:rPr>
+        <w:t>attitude tracking</w:t>
+      </w:r>
+      <w:r>
+        <w:rPr>
+          <w:rFonts w:ascii="Arial" w:hAnsi="Arial"/>
+          <w:sz w:val="20"/>
+        </w:rPr>
+        <w:t xml:space="preserve">) 6-DOF yang aktif secara dinamis, sehingga stabilitas posisi selalu terjaga ketika mengoperasikan </w:t>
+      </w:r>
+      <w:r>
+        <w:rPr>
+          <w:rFonts w:ascii="Arial" w:hAnsi="Arial"/>
+          <w:i/>
+          <w:sz w:val="20"/>
+        </w:rPr>
+        <w:t>subsea robotic manipulator arm</w:t>
+      </w:r>
+      <w:r>
+        <w:rPr>
+          <w:rFonts w:ascii="Arial" w:hAnsi="Arial"/>
+          <w:sz w:val="20"/>
+        </w:rPr>
+        <w:t xml:space="preserve"> (lengan robot) tanpa memiringkan postur wahana secara serampangan [18], [21], [31].</w:t>
+      </w:r>
     </w:p>
     <w:p>
       <w:pPr>
-        <w:pStyle w:val="ListBullet"/>
-        <w:spacing w:line="240" w:lineRule="auto"/>
-        <w:ind w:left="720"/>
+        <w:spacing w:after="60"/>
+        <w:ind w:left="567" w:hanging="340"/>
       </w:pPr>
-      <w:r/>
       <w:r>
         <w:rPr>
           <w:b/>
         </w:rPr>
-        <w:t>[29]</w:t>
-      </w:r>
-      <w:r>
-        <w:t xml:space="preserve"> Ulin-Avila, E., &amp; Ponce-Hernandez, J. (2021). </w:t>
-      </w:r>
-      <w:r>
-        <w:rPr>
-          <w:i/>
-        </w:rPr>
-        <w:t>Kalman Filter Estimation and Its Implementation</w:t>
-      </w:r>
-      <w:r>
-        <w:t xml:space="preserve">. In </w:t>
-      </w:r>
-      <w:r>
-        <w:rPr>
-          <w:i/>
-        </w:rPr>
-        <w:t>Adaptive Filtering - Recent Advances and Practical Implementation</w:t>
-      </w:r>
-      <w:r>
-        <w:t>, IntechOpen, London, UK. https://doi.org/10.5772/intechopen.97406</w:t>
-      </w:r>
-      <w:r/>
+        <w:t xml:space="preserve">3.  </w:t>
+      </w:r>
+      <w:r>
+        <w:rPr>
+          <w:rFonts w:ascii="Arial" w:hAnsi="Arial"/>
+          <w:b/>
+          <w:sz w:val="20"/>
+        </w:rPr>
+        <w:t>Kontribusi Kelembagaan dan Publik</w:t>
+      </w:r>
+      <w:r>
+        <w:rPr>
+          <w:rFonts w:ascii="Arial" w:hAnsi="Arial"/>
+          <w:sz w:val="20"/>
+        </w:rPr>
+        <w:t>:</w:t>
+      </w:r>
     </w:p>
     <w:p>
       <w:pPr>
-        <w:pStyle w:val="ListBullet"/>
-        <w:spacing w:line="240" w:lineRule="auto"/>
-        <w:ind w:left="720"/>
+        <w:spacing w:after="60"/>
+        <w:ind w:left="567" w:hanging="283"/>
       </w:pPr>
-      <w:r/>
-      <w:r>
-        <w:rPr>
-          <w:b/>
-        </w:rPr>
-        <w:t>[30]</w:t>
-      </w:r>
-      <w:r>
-        <w:t xml:space="preserve"> Vögele, C., Schilling, M., &amp; Hildebrandt, M. (2022). </w:t>
-      </w:r>
-      <w:r>
-        <w:rPr>
+      <w:r>
+        <w:rPr>
+          <w:rFonts w:ascii="Arial" w:hAnsi="Arial"/>
+        </w:rPr>
+        <w:t xml:space="preserve">•  </w:t>
+      </w:r>
+      <w:r>
+        <w:rPr>
+          <w:rFonts w:ascii="Arial" w:hAnsi="Arial"/>
+          <w:sz w:val="20"/>
+        </w:rPr>
+        <w:t>Memperkuat secara langsung program penelitian robotika bawah air (</w:t>
+      </w:r>
+      <w:r>
+        <w:rPr>
+          <w:rFonts w:ascii="Arial" w:hAnsi="Arial"/>
           <w:i/>
-        </w:rPr>
-        <w:t>Modularis: Modular Underwater Robot for Rapid Development and Validation of Autonomous Systems</w:t>
-      </w:r>
-      <w:r>
-        <w:t>. In 2022 IEEE International Conference on Robotics and Biomimetics (ROBIO), pp. 2004–2010. https://doi.org/10.1109/ROBIO54168.2022.10011985</w:t>
-      </w:r>
-      <w:r/>
+          <w:sz w:val="20"/>
+        </w:rPr>
+        <w:t>underwater robotics</w:t>
+      </w:r>
+      <w:r>
+        <w:rPr>
+          <w:rFonts w:ascii="Arial" w:hAnsi="Arial"/>
+          <w:sz w:val="20"/>
+        </w:rPr>
+        <w:t>) dan sistem otonom (</w:t>
+      </w:r>
+      <w:r>
+        <w:rPr>
+          <w:rFonts w:ascii="Arial" w:hAnsi="Arial"/>
+          <w:i/>
+          <w:sz w:val="20"/>
+        </w:rPr>
+        <w:t>autonomous systems</w:t>
+      </w:r>
+      <w:r>
+        <w:rPr>
+          <w:rFonts w:ascii="Arial" w:hAnsi="Arial"/>
+          <w:sz w:val="20"/>
+        </w:rPr>
+        <w:t>) di lingkungan Departemen Teknik Mesin / Program Studi Teknik Mekatronika, Universitas Hasanuddin.</w:t>
+      </w:r>
     </w:p>
     <w:p>
       <w:pPr>
-        <w:pStyle w:val="ListBullet"/>
-        <w:spacing w:line="240" w:lineRule="auto"/>
-        <w:ind w:left="720"/>
+        <w:spacing w:after="60"/>
+        <w:ind w:left="567" w:hanging="283"/>
       </w:pPr>
-      <w:r/>
-      <w:r>
-        <w:rPr>
-          <w:b/>
-        </w:rPr>
-        <w:t>[31]</w:t>
-      </w:r>
-      <w:r>
-        <w:t xml:space="preserve"> von Benzon, M., Sørensen, F. F., Uth, E., Jouffroy, J., Liniger, J., &amp; Pedersen, S. (2022). </w:t>
-      </w:r>
-      <w:r>
-        <w:rPr>
+      <w:r>
+        <w:rPr>
+          <w:rFonts w:ascii="Arial" w:hAnsi="Arial"/>
+        </w:rPr>
+        <w:t xml:space="preserve">•  </w:t>
+      </w:r>
+      <w:r>
+        <w:rPr>
+          <w:rFonts w:ascii="Arial" w:hAnsi="Arial"/>
+          <w:sz w:val="20"/>
+        </w:rPr>
+        <w:t>Turut berkontribusi dalam mencari solusi teknologi praktis dan ramah lingkungan yang menunjang peta jalan ekonomi biru (</w:t>
+      </w:r>
+      <w:r>
+        <w:rPr>
+          <w:rFonts w:ascii="Arial" w:hAnsi="Arial"/>
           <w:i/>
-        </w:rPr>
-        <w:t>An Open-Source Benchmark Simulator: Control of a BlueROV2 Underwater Robot</w:t>
-      </w:r>
-      <w:r>
-        <w:t>. Journal of Marine Science and Engineering, 10(12), 1898. https://doi.org/10.3390/jmse10121898</w:t>
-      </w:r>
-      <w:r/>
+          <w:sz w:val="20"/>
+        </w:rPr>
+        <w:t>Blue Economy</w:t>
+      </w:r>
+      <w:r>
+        <w:rPr>
+          <w:rFonts w:ascii="Arial" w:hAnsi="Arial"/>
+          <w:sz w:val="20"/>
+        </w:rPr>
+        <w:t>) Nasional, inspeksi integritas struktural aset lepas pantai, serta memajukan agenda konservasi laut dan terumbu karang di Indonesia, khususnya Kawasan Timur Indonesia.</w:t>
+      </w:r>
     </w:p>
     <w:p>
       <w:pPr>
-        <w:pStyle w:val="ListBullet"/>
-        <w:spacing w:line="240" w:lineRule="auto"/>
-        <w:ind w:left="720"/>
+        <w:spacing w:before="200" w:after="80"/>
       </w:pPr>
-      <w:r/>
-      <w:r>
-        <w:rPr>
+      <w:r>
+        <w:rPr>
+          <w:rFonts w:ascii="Arial" w:hAnsi="Arial"/>
           <w:b/>
-        </w:rPr>
-        <w:t>[32]</w:t>
-      </w:r>
-      <w:r>
-        <w:t xml:space="preserve"> Vu, M. T., Le, T. H., Thanh, H. L. N. N., Huynh, T. T., Van, M., Hoang, Q. D., &amp; Do, T. D. (2021). </w:t>
-      </w:r>
-      <w:r>
-        <w:rPr>
-          <w:i/>
-        </w:rPr>
-        <w:t>Robust Position Control of an Over-Actuated Underwater Vehicle Under Model Uncertainties and Ocean Current Effects Using Dynamic Sliding Mode Surface and Optimal Allocation Control</w:t>
-      </w:r>
-      <w:r>
-        <w:t>. Sensors, 21(3), 747. https://doi.org/10.3390/s21030747</w:t>
-      </w:r>
-      <w:r/>
+          <w:sz w:val="20"/>
+        </w:rPr>
+        <w:t>1.6 Sistematika Penulisan</w:t>
+      </w:r>
     </w:p>
     <w:p>
       <w:pPr>
-        <w:pStyle w:val="ListBullet"/>
-        <w:spacing w:line="240" w:lineRule="auto"/>
-        <w:ind w:left="720"/>
+        <w:spacing w:after="80" w:line="276" w:lineRule="auto"/>
+        <w:ind w:firstLine="567"/>
+        <w:jc w:val="both"/>
       </w:pPr>
-      <w:r/>
-      <w:r>
-        <w:rPr>
-          <w:b/>
-        </w:rPr>
-        <w:t>[34]</w:t>
-      </w:r>
-      <w:r>
-        <w:t xml:space="preserve"> Wei, X., Du, H., Yan, T., &amp; He, B. (2025). </w:t>
-      </w:r>
-      <w:r>
-        <w:rPr>
-          <w:i/>
-        </w:rPr>
-        <w:t>A Solution Method for Hydrodynamic Coefficients of Autonomous Underwater Vehicle Using Multi-Degree-of-Freedom Coupled Motion Data</w:t>
-      </w:r>
-      <w:r>
-        <w:t>. Ocean Engineering, 341, 122653. https://doi.org/10.1016/j.oceaneng.2025.122653</w:t>
-      </w:r>
-      <w:r/>
+      <w:r>
+        <w:rPr>
+          <w:rFonts w:ascii="Arial" w:hAnsi="Arial"/>
+          <w:sz w:val="20"/>
+        </w:rPr>
+        <w:t>Proposal tugas akhir ini diatur secara hierarkis ke dalam beberapa bab sebagai berikut:</w:t>
+      </w:r>
     </w:p>
     <w:p>
       <w:pPr>
-        <w:pStyle w:val="ListBullet"/>
-        <w:spacing w:line="240" w:lineRule="auto"/>
-        <w:ind w:left="720"/>
+        <w:spacing w:after="60"/>
+        <w:ind w:left="567" w:hanging="283"/>
       </w:pPr>
-      <w:r/>
-      <w:r>
-        <w:rPr>
+      <w:r>
+        <w:rPr>
+          <w:rFonts w:ascii="Arial" w:hAnsi="Arial"/>
+        </w:rPr>
+        <w:t xml:space="preserve">•  </w:t>
+      </w:r>
+      <w:r>
+        <w:rPr>
+          <w:rFonts w:ascii="Arial" w:hAnsi="Arial"/>
           <w:b/>
-        </w:rPr>
-        <w:t>[35]</w:t>
-      </w:r>
-      <w:r>
-        <w:t xml:space="preserve"> Westman, E., Kaess, M., &amp; Hollinger, G. A. (2021). </w:t>
-      </w:r>
-      <w:r>
-        <w:rPr>
-          <w:i/>
-        </w:rPr>
-        <w:t>Towards Modular and Accessible AUV Systems</w:t>
-      </w:r>
-      <w:r>
-        <w:t>. In 2021 IEEE Aerospace Conference (50100), pp. 1–10. https://doi.org/10.1109/AERO50100.2021.9438312</w:t>
-      </w:r>
-      <w:r/>
+          <w:sz w:val="20"/>
+        </w:rPr>
+        <w:t>BAB I: PENDAHULUAN</w:t>
+      </w:r>
     </w:p>
     <w:p>
       <w:pPr>
-        <w:pStyle w:val="ListBullet"/>
-        <w:spacing w:line="240" w:lineRule="auto"/>
-        <w:ind w:left="720"/>
+        <w:spacing w:after="80" w:line="276" w:lineRule="auto"/>
+        <w:ind w:firstLine="567"/>
+        <w:jc w:val="both"/>
       </w:pPr>
-      <w:r/>
-      <w:r>
-        <w:rPr>
-          <w:b/>
-        </w:rPr>
-        <w:t>[36]</w:t>
-      </w:r>
-      <w:r>
-        <w:t xml:space="preserve"> Widhalm, D., Ohnsted, C., Knutson, C., Kutzke, D., Singh, S., Mukherjee, R., Schwidder, G., Wu, Y.-K., &amp; Sattar, J. (2025). </w:t>
-      </w:r>
-      <w:r>
-        <w:rPr>
+      <w:r>
+        <w:rPr>
+          <w:rFonts w:ascii="Arial" w:hAnsi="Arial"/>
+          <w:sz w:val="20"/>
+        </w:rPr>
+        <w:t xml:space="preserve">Menyajikan latar belakang penelitian maritim, landasan teknis peralihan menuju </w:t>
+      </w:r>
+      <w:r>
+        <w:rPr>
+          <w:rFonts w:ascii="Arial" w:hAnsi="Arial"/>
           <w:i/>
-        </w:rPr>
-        <w:t>Design and Development of the MeCO Open-Source Autonomous Underwater Vehicle</w:t>
-      </w:r>
-      <w:r>
-        <w:t>. In IEEE/RSJ International Conference on Intelligent Robots and Systems (IROS).</w:t>
-      </w:r>
-      <w:r/>
+          <w:sz w:val="20"/>
+        </w:rPr>
+        <w:t>6-DOF over-actuation</w:t>
+      </w:r>
+      <w:r>
+        <w:rPr>
+          <w:rFonts w:ascii="Arial" w:hAnsi="Arial"/>
+          <w:sz w:val="20"/>
+        </w:rPr>
+        <w:t>, masalah-masalah seputar estimasi keadaan (</w:t>
+      </w:r>
+      <w:r>
+        <w:rPr>
+          <w:rFonts w:ascii="Arial" w:hAnsi="Arial"/>
+          <w:i/>
+          <w:sz w:val="20"/>
+        </w:rPr>
+        <w:t>state estimation</w:t>
+      </w:r>
+      <w:r>
+        <w:rPr>
+          <w:rFonts w:ascii="Arial" w:hAnsi="Arial"/>
+          <w:sz w:val="20"/>
+        </w:rPr>
+        <w:t>) dan deteksi gangguan (</w:t>
+      </w:r>
+      <w:r>
+        <w:rPr>
+          <w:rFonts w:ascii="Arial" w:hAnsi="Arial"/>
+          <w:i/>
+          <w:sz w:val="20"/>
+        </w:rPr>
+        <w:t>noise</w:t>
+      </w:r>
+      <w:r>
+        <w:rPr>
+          <w:rFonts w:ascii="Arial" w:hAnsi="Arial"/>
+          <w:sz w:val="20"/>
+        </w:rPr>
+        <w:t>) penjejakan visual bawah laut, rumusan dan batasan masalah penelitian, tujuan serta manfaat teknis penelitian, hingga kerangka penyusunan seluruh naskah akademik.</w:t>
+      </w:r>
     </w:p>
     <w:p>
       <w:pPr>
-        <w:pStyle w:val="ListBullet"/>
-        <w:spacing w:line="240" w:lineRule="auto"/>
-        <w:ind w:left="720"/>
+        <w:spacing w:after="60"/>
+        <w:ind w:left="567" w:hanging="283"/>
       </w:pPr>
-      <w:r/>
-      <w:r>
-        <w:rPr>
+      <w:r>
+        <w:rPr>
+          <w:rFonts w:ascii="Arial" w:hAnsi="Arial"/>
+        </w:rPr>
+        <w:t xml:space="preserve">•  </w:t>
+      </w:r>
+      <w:r>
+        <w:rPr>
+          <w:rFonts w:ascii="Arial" w:hAnsi="Arial"/>
           <w:b/>
-        </w:rPr>
-        <w:t>[37]</w:t>
-      </w:r>
-      <w:r>
-        <w:t xml:space="preserve"> Xia, T., Liu, S., Wang, T., Li, J., Lin, W., Zhang, B., Cai, Y., &amp; Xu, W. (2025). </w:t>
-      </w:r>
-      <w:r>
-        <w:rPr>
-          <w:i/>
-        </w:rPr>
-        <w:t>Experimental and Numerical Analysis on Two-Way Hull–Propeller Coupled Effect of a Fully-Actuated AUV</w:t>
-      </w:r>
-      <w:r>
-        <w:t>. Ocean Engineering, 321, 120288. https://doi.org/10.1016/j.oceaneng.2025.120288</w:t>
-      </w:r>
-      <w:r/>
+          <w:sz w:val="20"/>
+        </w:rPr>
+        <w:t>BAB II: TINJAUAN PUSTAKA DAN LANDASAN TEORI</w:t>
+      </w:r>
     </w:p>
     <w:p>
       <w:pPr>
-        <w:pStyle w:val="ListBullet"/>
-        <w:spacing w:line="240" w:lineRule="auto"/>
-        <w:ind w:left="720"/>
+        <w:spacing w:after="80" w:line="276" w:lineRule="auto"/>
+        <w:ind w:firstLine="567"/>
+        <w:jc w:val="both"/>
       </w:pPr>
-      <w:r/>
-      <w:r>
-        <w:rPr>
-          <w:b/>
-        </w:rPr>
-        <w:t>[38]</w:t>
-      </w:r>
-      <w:r>
-        <w:t xml:space="preserve"> Yang, Y., Xiao, Y., &amp; Li, T. (2021). </w:t>
-      </w:r>
-      <w:r>
-        <w:rPr>
+      <w:r>
+        <w:rPr>
+          <w:rFonts w:ascii="Arial" w:hAnsi="Arial"/>
+          <w:sz w:val="20"/>
+        </w:rPr>
+        <w:t>Menyajikan tinjauan literatur (</w:t>
+      </w:r>
+      <w:r>
+        <w:rPr>
+          <w:rFonts w:ascii="Arial" w:hAnsi="Arial"/>
           <w:i/>
-        </w:rPr>
-        <w:t>A Survey of Autonomous Underwater Vehicle Formation: Performance, Formation Control, and Communication Capability</w:t>
-      </w:r>
-      <w:r>
-        <w:t>. IEEE Communications Surveys &amp; Tutorials, 23(2), 1270–1304. https://doi.org/10.1109/COMST.2021.3059418</w:t>
-      </w:r>
-      <w:r/>
+          <w:sz w:val="20"/>
+        </w:rPr>
+        <w:t>state-of-the-art</w:t>
+      </w:r>
+      <w:r>
+        <w:rPr>
+          <w:rFonts w:ascii="Arial" w:hAnsi="Arial"/>
+          <w:sz w:val="20"/>
+        </w:rPr>
+        <w:t>) terkini penelitian AUV (</w:t>
+      </w:r>
+      <w:r>
+        <w:rPr>
+          <w:rFonts w:ascii="Arial" w:hAnsi="Arial"/>
+          <w:sz w:val="20"/>
+        </w:rPr>
+        <w:t>$$\ge 2021$$</w:t>
+      </w:r>
+      <w:r>
+        <w:rPr>
+          <w:rFonts w:ascii="Arial" w:hAnsi="Arial"/>
+          <w:sz w:val="20"/>
+        </w:rPr>
+        <w:t xml:space="preserve">), alokasi pendorong </w:t>
+      </w:r>
+      <w:r>
+        <w:rPr>
+          <w:rFonts w:ascii="Arial" w:hAnsi="Arial"/>
+          <w:i/>
+          <w:sz w:val="20"/>
+        </w:rPr>
+        <w:t>over-actuated</w:t>
+      </w:r>
+      <w:r>
+        <w:rPr>
+          <w:rFonts w:ascii="Arial" w:hAnsi="Arial"/>
+          <w:sz w:val="20"/>
+        </w:rPr>
+        <w:t xml:space="preserve">, pelacakan target visual dan metode Kalman Filter. Menetapkan dasar-dasar matematis bagi bingkai acuan dan koordinat referensi sistem, derivasi </w:t>
+      </w:r>
+      <w:r>
+        <w:rPr>
+          <w:rFonts w:ascii="Arial" w:hAnsi="Arial"/>
+          <w:i/>
+          <w:sz w:val="20"/>
+        </w:rPr>
+        <w:t>first-principles</w:t>
+      </w:r>
+      <w:r>
+        <w:rPr>
+          <w:rFonts w:ascii="Arial" w:hAnsi="Arial"/>
+          <w:sz w:val="20"/>
+        </w:rPr>
+        <w:t xml:space="preserve"> kinematika 6-DOF (sudut Euler, </w:t>
+      </w:r>
+      <w:r>
+        <w:rPr>
+          <w:rFonts w:ascii="Arial" w:hAnsi="Arial"/>
+          <w:i/>
+          <w:sz w:val="20"/>
+        </w:rPr>
+        <w:t>quaternion</w:t>
+      </w:r>
+      <w:r>
+        <w:rPr>
+          <w:rFonts w:ascii="Arial" w:hAnsi="Arial"/>
+          <w:sz w:val="20"/>
+        </w:rPr>
+        <w:t xml:space="preserve">, </w:t>
+      </w:r>
+      <w:r>
+        <w:rPr>
+          <w:rFonts w:ascii="Arial" w:hAnsi="Arial"/>
+          <w:i/>
+          <w:sz w:val="20"/>
+        </w:rPr>
+        <w:t>Jacobian</w:t>
+      </w:r>
+      <w:r>
+        <w:rPr>
+          <w:rFonts w:ascii="Arial" w:hAnsi="Arial"/>
+          <w:sz w:val="20"/>
+        </w:rPr>
+        <w:t xml:space="preserve">), persamaan non-linier dinamis AUV berbasis Fossen 6-DOF, formulasi Moore-Penrose </w:t>
+      </w:r>
+      <w:r>
+        <w:rPr>
+          <w:rFonts w:ascii="Arial" w:hAnsi="Arial"/>
+          <w:i/>
+          <w:sz w:val="20"/>
+        </w:rPr>
+        <w:t>pseudo-inverse thrust allocation</w:t>
+      </w:r>
+      <w:r>
+        <w:rPr>
+          <w:rFonts w:ascii="Arial" w:hAnsi="Arial"/>
+          <w:sz w:val="20"/>
+        </w:rPr>
+        <w:t xml:space="preserve">, penurunan persamaan model matematika Target Visual Kalman Filter 8D, dan perluasan sistem Dinamika </w:t>
+      </w:r>
+      <w:r>
+        <w:rPr>
+          <w:rFonts w:ascii="Arial" w:hAnsi="Arial"/>
+          <w:i/>
+          <w:sz w:val="20"/>
+        </w:rPr>
+        <w:t>Hydrodynamic</w:t>
+      </w:r>
+      <w:r>
+        <w:rPr>
+          <w:rFonts w:ascii="Arial" w:hAnsi="Arial"/>
+          <w:sz w:val="20"/>
+        </w:rPr>
+        <w:t xml:space="preserve"> </w:t>
+      </w:r>
+      <w:r>
+        <w:rPr>
+          <w:rFonts w:ascii="Arial" w:hAnsi="Arial"/>
+          <w:i/>
+          <w:sz w:val="20"/>
+        </w:rPr>
+        <w:t>Extended Kalman Filter</w:t>
+      </w:r>
+      <w:r>
+        <w:rPr>
+          <w:rFonts w:ascii="Arial" w:hAnsi="Arial"/>
+          <w:sz w:val="20"/>
+        </w:rPr>
+        <w:t xml:space="preserve"> (EKF) 6-DOF.</w:t>
+      </w:r>
     </w:p>
     <w:p>
       <w:pPr>
-        <w:pStyle w:val="ListBullet"/>
-        <w:spacing w:line="240" w:lineRule="auto"/>
-        <w:ind w:left="720"/>
+        <w:spacing w:after="60"/>
+        <w:ind w:left="567" w:hanging="283"/>
       </w:pPr>
-      <w:r/>
-      <w:r>
-        <w:rPr>
+      <w:r>
+        <w:rPr>
+          <w:rFonts w:ascii="Arial" w:hAnsi="Arial"/>
+        </w:rPr>
+        <w:t xml:space="preserve">•  </w:t>
+      </w:r>
+      <w:r>
+        <w:rPr>
+          <w:rFonts w:ascii="Arial" w:hAnsi="Arial"/>
           <w:b/>
-        </w:rPr>
-        <w:t>[39]</w:t>
-      </w:r>
-      <w:r>
-        <w:t xml:space="preserve"> Zhang, B., Ji, D., Liu, S., Zhu, X., &amp; Xu, W. (2023). </w:t>
-      </w:r>
-      <w:r>
-        <w:rPr>
+          <w:sz w:val="20"/>
+        </w:rPr>
+        <w:t>BAB III: METODOLOGI PENELITIAN</w:t>
+      </w:r>
+      <w:r>
+        <w:rPr>
+          <w:rFonts w:ascii="Arial" w:hAnsi="Arial"/>
+          <w:sz w:val="20"/>
+        </w:rPr>
+        <w:t xml:space="preserve"> </w:t>
+      </w:r>
+      <w:r>
+        <w:rPr>
+          <w:rFonts w:ascii="Arial" w:hAnsi="Arial"/>
           <w:i/>
-        </w:rPr>
-        <w:t>Autonomous Underwater Vehicle Navigation: A Review</w:t>
-      </w:r>
-      <w:r>
-        <w:t>. Ocean Engineering, 273, 113861. https://doi.org/10.1016/j.oceaneng.2023.113861</w:t>
-      </w:r>
-      <w:r/>
+          <w:sz w:val="20"/>
+        </w:rPr>
+        <w:t>(Menjadi target Sidang Seminar Proposal)</w:t>
+      </w:r>
     </w:p>
     <w:p>
       <w:pPr>
-        <w:pStyle w:val="ListBullet"/>
-        <w:spacing w:line="240" w:lineRule="auto"/>
-        <w:ind w:left="720"/>
+        <w:spacing w:after="80" w:line="276" w:lineRule="auto"/>
+        <w:ind w:firstLine="567"/>
+        <w:jc w:val="both"/>
       </w:pPr>
-      <w:r/>
-      <w:r>
-        <w:rPr>
-          <w:b/>
-        </w:rPr>
-        <w:t>[40]</w:t>
-      </w:r>
-      <w:r>
-        <w:t xml:space="preserve"> Zhang, Y., Zhang, J., Guo, Z., Zhang, L., &amp; Shang, Y. (2025). </w:t>
-      </w:r>
-      <w:r>
-        <w:rPr>
+      <w:r>
+        <w:rPr>
+          <w:rFonts w:ascii="Arial" w:hAnsi="Arial"/>
+          <w:sz w:val="20"/>
+        </w:rPr>
+        <w:t>Merincikan tahapan alur diagram metode (</w:t>
+      </w:r>
+      <w:r>
+        <w:rPr>
+          <w:rFonts w:ascii="Arial" w:hAnsi="Arial"/>
           <w:i/>
-        </w:rPr>
-        <w:t>An Adaptive NMPC for ROVs Trajectory Tracking with Environmental Disturbances and Model Uncertainties</w:t>
-      </w:r>
-      <w:r>
-        <w:t>. Brodogradnja, 76(1), 1–25. https://doi.org/10.21278/brod76101</w:t>
-      </w:r>
-      <w:r/>
+          <w:sz w:val="20"/>
+        </w:rPr>
+        <w:t>flowchart</w:t>
+      </w:r>
+      <w:r>
+        <w:rPr>
+          <w:rFonts w:ascii="Arial" w:hAnsi="Arial"/>
+          <w:sz w:val="20"/>
+        </w:rPr>
+        <w:t xml:space="preserve">), kerangka desain arsitektur perangkat keras dan lunak, prosedur untuk melaksanakan identifikasi parameter hidrodinamika, konfigurasi lingkungan uji berbasis simulasi </w:t>
+      </w:r>
+      <w:r>
+        <w:rPr>
+          <w:rFonts w:ascii="Arial" w:hAnsi="Arial"/>
+          <w:i/>
+          <w:sz w:val="20"/>
+        </w:rPr>
+        <w:t>Software-In-The-Loop</w:t>
+      </w:r>
+      <w:r>
+        <w:rPr>
+          <w:rFonts w:ascii="Arial" w:hAnsi="Arial"/>
+          <w:sz w:val="20"/>
+        </w:rPr>
+        <w:t xml:space="preserve"> (SITL) dalam medium Gazebo Harmonic dan ROS 2 Jazzy, skema integrasi telemetri dalam </w:t>
+      </w:r>
+      <w:r>
+        <w:rPr>
+          <w:rFonts w:ascii="Arial" w:hAnsi="Arial"/>
+          <w:i/>
+          <w:sz w:val="20"/>
+        </w:rPr>
+        <w:t>Hardware-In-The-Loop</w:t>
+      </w:r>
+      <w:r>
+        <w:rPr>
+          <w:rFonts w:ascii="Arial" w:hAnsi="Arial"/>
+          <w:sz w:val="20"/>
+        </w:rPr>
+        <w:t xml:space="preserve"> (HITL) antara sistem kamera RPi 4B - Pixhawk ArduSub MAVLink, hingga penjelasan menyeluruh tata laksana parameter eksperimen penjejakan objek visual, stabilitas wahana saat stasioner, serta prosedur analisis kinerja kendali optimal secara berulang dan ilmiah.</w:t>
+      </w:r>
     </w:p>
     <w:p>
       <w:pPr>
-        <w:pStyle w:val="ListBullet"/>
-        <w:spacing w:line="240" w:lineRule="auto"/>
-        <w:ind w:left="720"/>
+        <w:spacing w:before="200" w:after="80"/>
       </w:pPr>
-      <w:r/>
-      <w:r>
-        <w:rPr>
+      <w:r>
+        <w:rPr>
+          <w:rFonts w:ascii="Arial" w:hAnsi="Arial"/>
           <w:b/>
+          <w:sz w:val="20"/>
+        </w:rPr>
+        <w:t>Daftar Pustaka (Bab I)</w:t>
+      </w:r>
+    </w:p>
+    <w:p>
+      <w:pPr>
+        <w:spacing w:after="60"/>
+        <w:ind w:left="567" w:hanging="283"/>
+      </w:pPr>
+      <w:r>
+        <w:rPr>
+          <w:rFonts w:ascii="Arial" w:hAnsi="Arial"/>
+        </w:rPr>
+        <w:t xml:space="preserve">•  </w:t>
+      </w:r>
+      <w:r>
+        <w:rPr>
+          <w:rFonts w:ascii="Arial" w:hAnsi="Arial"/>
+          <w:b/>
+          <w:sz w:val="20"/>
+        </w:rPr>
+        <w:t>[1]</w:t>
+      </w:r>
+      <w:r>
+        <w:rPr>
+          <w:rFonts w:ascii="Arial" w:hAnsi="Arial"/>
+          <w:sz w:val="20"/>
+        </w:rPr>
+        <w:t xml:space="preserve"> Ahmed, F., Xiang, X., Jiang, C., &amp; Wang, Y. (2023). </w:t>
+      </w:r>
+      <w:r>
+        <w:rPr>
+          <w:rFonts w:ascii="Arial" w:hAnsi="Arial"/>
+          <w:i/>
+          <w:sz w:val="20"/>
+        </w:rPr>
+        <w:t>Survey on Traditional and AI-Based Estimation Techniques for Hydrodynamic Coefficients of Autonomous Underwater Vehicle</w:t>
+      </w:r>
+      <w:r>
+        <w:rPr>
+          <w:rFonts w:ascii="Arial" w:hAnsi="Arial"/>
+          <w:sz w:val="20"/>
+        </w:rPr>
+        <w:t>. Ocean Engineering, 268, 113300. https://doi.org/10.1016/j.oceaneng.2023.113300</w:t>
+      </w:r>
+    </w:p>
+    <w:p>
+      <w:pPr>
+        <w:spacing w:after="60"/>
+        <w:ind w:left="567" w:hanging="283"/>
+      </w:pPr>
+      <w:r>
+        <w:rPr>
+          <w:rFonts w:ascii="Arial" w:hAnsi="Arial"/>
+        </w:rPr>
+        <w:t xml:space="preserve">•  </w:t>
+      </w:r>
+      <w:r>
+        <w:rPr>
+          <w:rFonts w:ascii="Arial" w:hAnsi="Arial"/>
+          <w:b/>
+          <w:sz w:val="20"/>
+        </w:rPr>
+        <w:t>[2]</w:t>
+      </w:r>
+      <w:r>
+        <w:rPr>
+          <w:rFonts w:ascii="Arial" w:hAnsi="Arial"/>
+          <w:sz w:val="20"/>
+        </w:rPr>
+        <w:t xml:space="preserve"> Alinei-Poiană, T., Rețe, D., Martinovici, D., Maer, V. M., &amp; Bușoniu, L. (2024). </w:t>
+      </w:r>
+      <w:r>
+        <w:rPr>
+          <w:rFonts w:ascii="Arial" w:hAnsi="Arial"/>
+          <w:i/>
+          <w:sz w:val="20"/>
+        </w:rPr>
+        <w:t>A BlueROV2-Based Platform for Underwater Mapping Experiments</w:t>
+      </w:r>
+      <w:r>
+        <w:rPr>
+          <w:rFonts w:ascii="Arial" w:hAnsi="Arial"/>
+          <w:sz w:val="20"/>
+        </w:rPr>
+        <w:t>. IFAC-PapersOnLine, 58(20), 470–475. https://doi.org/10.1016/j.ifacol.2024.10.098</w:t>
+      </w:r>
+    </w:p>
+    <w:p>
+      <w:pPr>
+        <w:spacing w:after="60"/>
+        <w:ind w:left="567" w:hanging="283"/>
+      </w:pPr>
+      <w:r>
+        <w:rPr>
+          <w:rFonts w:ascii="Arial" w:hAnsi="Arial"/>
+        </w:rPr>
+        <w:t xml:space="preserve">•  </w:t>
+      </w:r>
+      <w:r>
+        <w:rPr>
+          <w:rFonts w:ascii="Arial" w:hAnsi="Arial"/>
+          <w:b/>
+          <w:sz w:val="20"/>
+        </w:rPr>
+        <w:t>[3]</w:t>
+      </w:r>
+      <w:r>
+        <w:rPr>
+          <w:rFonts w:ascii="Arial" w:hAnsi="Arial"/>
+          <w:sz w:val="20"/>
+        </w:rPr>
+        <w:t xml:space="preserve"> Blue Robotics (2024). </w:t>
+      </w:r>
+      <w:r>
+        <w:rPr>
+          <w:rFonts w:ascii="Arial" w:hAnsi="Arial"/>
+          <w:i/>
+          <w:sz w:val="20"/>
+        </w:rPr>
+        <w:t>BlueROV2 Heavy Configuration Retrofit Operating Guide and Technical Specifications</w:t>
+      </w:r>
+      <w:r>
+        <w:rPr>
+          <w:rFonts w:ascii="Arial" w:hAnsi="Arial"/>
+          <w:sz w:val="20"/>
+        </w:rPr>
+        <w:t>. Blue Robotics Inc., Torrance, CA, USA.</w:t>
+      </w:r>
+    </w:p>
+    <w:p>
+      <w:pPr>
+        <w:spacing w:after="60"/>
+        <w:ind w:left="567" w:hanging="283"/>
+      </w:pPr>
+      <w:r>
+        <w:rPr>
+          <w:rFonts w:ascii="Arial" w:hAnsi="Arial"/>
+        </w:rPr>
+        <w:t xml:space="preserve">•  </w:t>
+      </w:r>
+      <w:r>
+        <w:rPr>
+          <w:rFonts w:ascii="Arial" w:hAnsi="Arial"/>
+          <w:b/>
+          <w:sz w:val="20"/>
+        </w:rPr>
+        <w:t>[4]</w:t>
+      </w:r>
+      <w:r>
+        <w:rPr>
+          <w:rFonts w:ascii="Arial" w:hAnsi="Arial"/>
+          <w:sz w:val="20"/>
+        </w:rPr>
+        <w:t xml:space="preserve"> de Moraes, C. C., Faltinsen, O. M., Esperança, P. T. T., Sphaier, S. H., &amp; Lugni, C. (2025). </w:t>
+      </w:r>
+      <w:r>
+        <w:rPr>
+          <w:rFonts w:ascii="Arial" w:hAnsi="Arial"/>
+          <w:i/>
+          <w:sz w:val="20"/>
+        </w:rPr>
+        <w:t>Free-Surface Interaction of a Fully Appendaged AUV: An Experimental Study Using the Planar Motion Mechanism Method for Calculating Hydrodynamic Coefficients</w:t>
+      </w:r>
+      <w:r>
+        <w:rPr>
+          <w:rFonts w:ascii="Arial" w:hAnsi="Arial"/>
+          <w:sz w:val="20"/>
+        </w:rPr>
+        <w:t>. Ocean Engineering, 324, 120562. https://doi.org/10.1016/j.oceaneng.2025.120562</w:t>
+      </w:r>
+    </w:p>
+    <w:p>
+      <w:pPr>
+        <w:spacing w:after="60"/>
+        <w:ind w:left="567" w:hanging="283"/>
+      </w:pPr>
+      <w:r>
+        <w:rPr>
+          <w:rFonts w:ascii="Arial" w:hAnsi="Arial"/>
+        </w:rPr>
+        <w:t xml:space="preserve">•  </w:t>
+      </w:r>
+      <w:r>
+        <w:rPr>
+          <w:rFonts w:ascii="Arial" w:hAnsi="Arial"/>
+          <w:b/>
+          <w:sz w:val="20"/>
+        </w:rPr>
+        <w:t>[5]</w:t>
+      </w:r>
+      <w:r>
+        <w:rPr>
+          <w:rFonts w:ascii="Arial" w:hAnsi="Arial"/>
+          <w:sz w:val="20"/>
+        </w:rPr>
+        <w:t xml:space="preserve"> Det Norske Veritas (DNV) (2021). </w:t>
+      </w:r>
+      <w:r>
+        <w:rPr>
+          <w:rFonts w:ascii="Arial" w:hAnsi="Arial"/>
+          <w:i/>
+          <w:sz w:val="20"/>
+        </w:rPr>
+        <w:t>Environmental Conditions and Environmental Loads / Modelling and Analysis of Marine Operations</w:t>
+      </w:r>
+      <w:r>
+        <w:rPr>
+          <w:rFonts w:ascii="Arial" w:hAnsi="Arial"/>
+          <w:sz w:val="20"/>
+        </w:rPr>
+        <w:t>. Recommended Practice DNVGL-RP-N103, Oslo, Norway.</w:t>
+      </w:r>
+    </w:p>
+    <w:p>
+      <w:pPr>
+        <w:spacing w:after="60"/>
+        <w:ind w:left="567" w:hanging="283"/>
+      </w:pPr>
+      <w:r>
+        <w:rPr>
+          <w:rFonts w:ascii="Arial" w:hAnsi="Arial"/>
+        </w:rPr>
+        <w:t xml:space="preserve">•  </w:t>
+      </w:r>
+      <w:r>
+        <w:rPr>
+          <w:rFonts w:ascii="Arial" w:hAnsi="Arial"/>
+          <w:b/>
+          <w:sz w:val="20"/>
+        </w:rPr>
+        <w:t>[6]</w:t>
+      </w:r>
+      <w:r>
+        <w:rPr>
+          <w:rFonts w:ascii="Arial" w:hAnsi="Arial"/>
+          <w:sz w:val="20"/>
+        </w:rPr>
+        <w:t xml:space="preserve"> Fan, Y., Dong, H., Zhao, X., &amp; Denissenko, P. (2024). </w:t>
+      </w:r>
+      <w:r>
+        <w:rPr>
+          <w:rFonts w:ascii="Arial" w:hAnsi="Arial"/>
+          <w:i/>
+          <w:sz w:val="20"/>
+        </w:rPr>
+        <w:t>Path-Following Control of Unmanned Underwater Vehicle Based on an Improved TD3 Deep Reinforcement Learning</w:t>
+      </w:r>
+      <w:r>
+        <w:rPr>
+          <w:rFonts w:ascii="Arial" w:hAnsi="Arial"/>
+          <w:sz w:val="20"/>
+        </w:rPr>
+        <w:t>. IEEE Transactions on Control Systems Technology, 32(5), 1904–1919. https://doi.org/10.1109/TCST.2024.3382741</w:t>
+      </w:r>
+    </w:p>
+    <w:p>
+      <w:pPr>
+        <w:spacing w:after="60"/>
+        <w:ind w:left="567" w:hanging="283"/>
+      </w:pPr>
+      <w:r>
+        <w:rPr>
+          <w:rFonts w:ascii="Arial" w:hAnsi="Arial"/>
+        </w:rPr>
+        <w:t xml:space="preserve">•  </w:t>
+      </w:r>
+      <w:r>
+        <w:rPr>
+          <w:rFonts w:ascii="Arial" w:hAnsi="Arial"/>
+          <w:b/>
+          <w:sz w:val="20"/>
+        </w:rPr>
+        <w:t>[7]</w:t>
+      </w:r>
+      <w:r>
+        <w:rPr>
+          <w:rFonts w:ascii="Arial" w:hAnsi="Arial"/>
+          <w:sz w:val="20"/>
+        </w:rPr>
+        <w:t xml:space="preserve"> Fossen, T. I. (2021). </w:t>
+      </w:r>
+      <w:r>
+        <w:rPr>
+          <w:rFonts w:ascii="Arial" w:hAnsi="Arial"/>
+          <w:i/>
+          <w:sz w:val="20"/>
+        </w:rPr>
+        <w:t>Handbook of Marine Craft Hydrodynamics and Motion Control</w:t>
+      </w:r>
+      <w:r>
+        <w:rPr>
+          <w:rFonts w:ascii="Arial" w:hAnsi="Arial"/>
+          <w:sz w:val="20"/>
+        </w:rPr>
+        <w:t>. John Wiley &amp; Sons, 2nd Edition, Hoboken, NJ, USA.</w:t>
+      </w:r>
+    </w:p>
+    <w:p>
+      <w:pPr>
+        <w:spacing w:after="60"/>
+        <w:ind w:left="567" w:hanging="283"/>
+      </w:pPr>
+      <w:r>
+        <w:rPr>
+          <w:rFonts w:ascii="Arial" w:hAnsi="Arial"/>
+        </w:rPr>
+        <w:t xml:space="preserve">•  </w:t>
+      </w:r>
+      <w:r>
+        <w:rPr>
+          <w:rFonts w:ascii="Arial" w:hAnsi="Arial"/>
+          <w:b/>
+          <w:sz w:val="20"/>
+        </w:rPr>
+        <w:t>[8]</w:t>
+      </w:r>
+      <w:r>
+        <w:rPr>
+          <w:rFonts w:ascii="Arial" w:hAnsi="Arial"/>
+          <w:sz w:val="20"/>
+        </w:rPr>
+        <w:t xml:space="preserve"> Franchi, M., Ridolfi, A., &amp; Allotta, B. (2022). </w:t>
+      </w:r>
+      <w:r>
+        <w:rPr>
+          <w:rFonts w:ascii="Arial" w:hAnsi="Arial"/>
+          <w:i/>
+          <w:sz w:val="20"/>
+        </w:rPr>
+        <w:t>Tethered Multi-Robot Systems in Marine Environments: A Review</w:t>
+      </w:r>
+      <w:r>
+        <w:rPr>
+          <w:rFonts w:ascii="Arial" w:hAnsi="Arial"/>
+          <w:sz w:val="20"/>
+        </w:rPr>
+        <w:t>. Current Robotics Reports, 3(4), 229–239. https://doi.org/10.1007/s43154-022-00091-x</w:t>
+      </w:r>
+    </w:p>
+    <w:p>
+      <w:pPr>
+        <w:spacing w:after="60"/>
+        <w:ind w:left="567" w:hanging="283"/>
+      </w:pPr>
+      <w:r>
+        <w:rPr>
+          <w:rFonts w:ascii="Arial" w:hAnsi="Arial"/>
+        </w:rPr>
+        <w:t xml:space="preserve">•  </w:t>
+      </w:r>
+      <w:r>
+        <w:rPr>
+          <w:rFonts w:ascii="Arial" w:hAnsi="Arial"/>
+          <w:b/>
+          <w:sz w:val="20"/>
+        </w:rPr>
+        <w:t>[9]</w:t>
+      </w:r>
+      <w:r>
+        <w:rPr>
+          <w:rFonts w:ascii="Arial" w:hAnsi="Arial"/>
+          <w:sz w:val="20"/>
+        </w:rPr>
+        <w:t xml:space="preserve"> Gaggero, P., Corradini, F., &amp; Fossen, T. I. (2024). </w:t>
+      </w:r>
+      <w:r>
+        <w:rPr>
+          <w:rFonts w:ascii="Arial" w:hAnsi="Arial"/>
+          <w:i/>
+          <w:sz w:val="20"/>
+        </w:rPr>
+        <w:t>Tracking Data of a Remotely Operated Vehicle and Its Tether Using a Motion Capture System and a Tension Sensor</w:t>
+      </w:r>
+      <w:r>
+        <w:rPr>
+          <w:rFonts w:ascii="Arial" w:hAnsi="Arial"/>
+          <w:sz w:val="20"/>
+        </w:rPr>
+        <w:t>. Scientific Data, 11, 482. https://doi.org/10.1038/s41597-024-03297-7</w:t>
+      </w:r>
+    </w:p>
+    <w:p>
+      <w:pPr>
+        <w:spacing w:after="60"/>
+        <w:ind w:left="567" w:hanging="283"/>
+      </w:pPr>
+      <w:r>
+        <w:rPr>
+          <w:rFonts w:ascii="Arial" w:hAnsi="Arial"/>
+        </w:rPr>
+        <w:t xml:space="preserve">•  </w:t>
+      </w:r>
+      <w:r>
+        <w:rPr>
+          <w:rFonts w:ascii="Arial" w:hAnsi="Arial"/>
+          <w:b/>
+          <w:sz w:val="20"/>
+        </w:rPr>
+        <w:t>[10]</w:t>
+      </w:r>
+      <w:r>
+        <w:rPr>
+          <w:rFonts w:ascii="Arial" w:hAnsi="Arial"/>
+          <w:sz w:val="20"/>
+        </w:rPr>
+        <w:t xml:space="preserve"> Ge, Z., Yang, F., Lu, W., Wei, P., Ying, Y., &amp; Peng, C. (2025). </w:t>
+      </w:r>
+      <w:r>
+        <w:rPr>
+          <w:rFonts w:ascii="Arial" w:hAnsi="Arial"/>
+          <w:i/>
+          <w:sz w:val="20"/>
+        </w:rPr>
+        <w:t>A Navigation System for ROV's Inspection on Fish Net Cage</w:t>
+      </w:r>
+      <w:r>
+        <w:rPr>
+          <w:rFonts w:ascii="Arial" w:hAnsi="Arial"/>
+          <w:sz w:val="20"/>
+        </w:rPr>
+        <w:t>. IFAC-PapersOnLine, arXiv:2503.00482.</w:t>
+      </w:r>
+    </w:p>
+    <w:p>
+      <w:pPr>
+        <w:spacing w:after="60"/>
+        <w:ind w:left="567" w:hanging="283"/>
+      </w:pPr>
+      <w:r>
+        <w:rPr>
+          <w:rFonts w:ascii="Arial" w:hAnsi="Arial"/>
+        </w:rPr>
+        <w:t xml:space="preserve">•  </w:t>
+      </w:r>
+      <w:r>
+        <w:rPr>
+          <w:rFonts w:ascii="Arial" w:hAnsi="Arial"/>
+          <w:b/>
+          <w:sz w:val="20"/>
+        </w:rPr>
+        <w:t>[11]</w:t>
+      </w:r>
+      <w:r>
+        <w:rPr>
+          <w:rFonts w:ascii="Arial" w:hAnsi="Arial"/>
+          <w:sz w:val="20"/>
+        </w:rPr>
+        <w:t xml:space="preserve"> Gieraths, M., Kuchelmeister, F., &amp; Albiez, J. (2023). </w:t>
+      </w:r>
+      <w:r>
+        <w:rPr>
+          <w:rFonts w:ascii="Arial" w:hAnsi="Arial"/>
+          <w:i/>
+          <w:sz w:val="20"/>
+        </w:rPr>
+        <w:t>Modular Hardware Architecture for the Development of Underwater Vehicles Based on Systems Engineering</w:t>
+      </w:r>
+      <w:r>
+        <w:rPr>
+          <w:rFonts w:ascii="Arial" w:hAnsi="Arial"/>
+          <w:sz w:val="20"/>
+        </w:rPr>
+        <w:t>. Sensors, 23(17), 7481. https://doi.org/10.3390/s23177481</w:t>
+      </w:r>
+    </w:p>
+    <w:p>
+      <w:pPr>
+        <w:spacing w:after="60"/>
+        <w:ind w:left="567" w:hanging="283"/>
+      </w:pPr>
+      <w:r>
+        <w:rPr>
+          <w:rFonts w:ascii="Arial" w:hAnsi="Arial"/>
+        </w:rPr>
+        <w:t xml:space="preserve">•  </w:t>
+      </w:r>
+      <w:r>
+        <w:rPr>
+          <w:rFonts w:ascii="Arial" w:hAnsi="Arial"/>
+          <w:b/>
+          <w:sz w:val="20"/>
+        </w:rPr>
+        <w:t>[12]</w:t>
+      </w:r>
+      <w:r>
+        <w:rPr>
+          <w:rFonts w:ascii="Arial" w:hAnsi="Arial"/>
+          <w:sz w:val="20"/>
+        </w:rPr>
+        <w:t xml:space="preserve"> Hong, L., Wang, X., &amp; Zhang, D. (2024). </w:t>
+      </w:r>
+      <w:r>
+        <w:rPr>
+          <w:rFonts w:ascii="Arial" w:hAnsi="Arial"/>
+          <w:i/>
+          <w:sz w:val="20"/>
+        </w:rPr>
+        <w:t>CFD-Based Hydrodynamic Performance Investigation of Autonomous Underwater Vehicles: A Survey</w:t>
+      </w:r>
+      <w:r>
+        <w:rPr>
+          <w:rFonts w:ascii="Arial" w:hAnsi="Arial"/>
+          <w:sz w:val="20"/>
+        </w:rPr>
+        <w:t>. Ocean Engineering, 305, 117911. https://doi.org/10.1016/j.oceaneng.2024.117911</w:t>
+      </w:r>
+    </w:p>
+    <w:p>
+      <w:pPr>
+        <w:spacing w:after="60"/>
+        <w:ind w:left="567" w:hanging="283"/>
+      </w:pPr>
+      <w:r>
+        <w:rPr>
+          <w:rFonts w:ascii="Arial" w:hAnsi="Arial"/>
+        </w:rPr>
+        <w:t xml:space="preserve">•  </w:t>
+      </w:r>
+      <w:r>
+        <w:rPr>
+          <w:rFonts w:ascii="Arial" w:hAnsi="Arial"/>
+          <w:b/>
+          <w:sz w:val="20"/>
+        </w:rPr>
+        <w:t>[13]</w:t>
+      </w:r>
+      <w:r>
+        <w:rPr>
+          <w:rFonts w:ascii="Arial" w:hAnsi="Arial"/>
+          <w:sz w:val="20"/>
+        </w:rPr>
+        <w:t xml:space="preserve"> Huang, Z., Shen, Y., Du, Y., Yang, C., &amp; Wang, H. (2026). </w:t>
+      </w:r>
+      <w:r>
+        <w:rPr>
+          <w:rFonts w:ascii="Arial" w:hAnsi="Arial"/>
+          <w:i/>
+          <w:sz w:val="20"/>
+        </w:rPr>
+        <w:t>Event-Triggered Control for UUV Trajectory Tracking Based on Grey Wolf Optimized Disturbance Observation and Adaptive Sliding Mode</w:t>
+      </w:r>
+      <w:r>
+        <w:rPr>
+          <w:rFonts w:ascii="Arial" w:hAnsi="Arial"/>
+          <w:sz w:val="20"/>
+        </w:rPr>
+        <w:t>. Ocean Engineering, 345, 123102. https://doi.org/10.1016/j.oceaneng.2026.123102</w:t>
+      </w:r>
+    </w:p>
+    <w:p>
+      <w:pPr>
+        <w:spacing w:after="60"/>
+        <w:ind w:left="567" w:hanging="283"/>
+      </w:pPr>
+      <w:r>
+        <w:rPr>
+          <w:rFonts w:ascii="Arial" w:hAnsi="Arial"/>
+        </w:rPr>
+        <w:t xml:space="preserve">•  </w:t>
+      </w:r>
+      <w:r>
+        <w:rPr>
+          <w:rFonts w:ascii="Arial" w:hAnsi="Arial"/>
+          <w:b/>
+          <w:sz w:val="20"/>
+        </w:rPr>
+        <w:t>[14]</w:t>
+      </w:r>
+      <w:r>
+        <w:rPr>
+          <w:rFonts w:ascii="Arial" w:hAnsi="Arial"/>
+          <w:sz w:val="20"/>
+        </w:rPr>
+        <w:t xml:space="preserve"> Ismail, W. M., Hassan, A. E., Abdelhady, N. M., Hassan, N. A., Maged, S. A., &amp; Abdulhasieb, H. M. (2021). </w:t>
+      </w:r>
+      <w:r>
+        <w:rPr>
+          <w:rFonts w:ascii="Arial" w:hAnsi="Arial"/>
+          <w:i/>
+          <w:sz w:val="20"/>
+        </w:rPr>
+        <w:t>Design of Affordable Hybrid Underwater Vehicle Platform Using ArduSub &amp; Robot Operating System (ROS) for Marine Robotics Research</w:t>
+      </w:r>
+      <w:r>
+        <w:rPr>
+          <w:rFonts w:ascii="Arial" w:hAnsi="Arial"/>
+          <w:sz w:val="20"/>
+        </w:rPr>
+        <w:t>. In Proceedings of the 5th IUGRC International Undergraduate Research Conference, Cairo, Egypt, pp. 96–102.</w:t>
+      </w:r>
+    </w:p>
+    <w:p>
+      <w:pPr>
+        <w:spacing w:after="60"/>
+        <w:ind w:left="567" w:hanging="283"/>
+      </w:pPr>
+      <w:r>
+        <w:rPr>
+          <w:rFonts w:ascii="Arial" w:hAnsi="Arial"/>
+        </w:rPr>
+        <w:t xml:space="preserve">•  </w:t>
+      </w:r>
+      <w:r>
+        <w:rPr>
+          <w:rFonts w:ascii="Arial" w:hAnsi="Arial"/>
+          <w:b/>
+          <w:sz w:val="20"/>
+        </w:rPr>
+        <w:t>[15]</w:t>
+      </w:r>
+      <w:r>
+        <w:rPr>
+          <w:rFonts w:ascii="Arial" w:hAnsi="Arial"/>
+          <w:sz w:val="20"/>
+        </w:rPr>
+        <w:t xml:space="preserve"> Karras, A. A., Charalampous, K., &amp; Kyriakopoulos, K. J. (2024). </w:t>
+      </w:r>
+      <w:r>
+        <w:rPr>
+          <w:rFonts w:ascii="Arial" w:hAnsi="Arial"/>
+          <w:i/>
+          <w:sz w:val="20"/>
+        </w:rPr>
+        <w:t>From Virtual Waters to Real Oceans: A Simulation-Driven Approach to ROV Control System Design</w:t>
+      </w:r>
+      <w:r>
+        <w:rPr>
+          <w:rFonts w:ascii="Arial" w:hAnsi="Arial"/>
+          <w:sz w:val="20"/>
+        </w:rPr>
+        <w:t>. Journal of Marine Science and Engineering, 12(11), 1957. https://doi.org/10.3390/jmse12111957</w:t>
+      </w:r>
+    </w:p>
+    <w:p>
+      <w:pPr>
+        <w:spacing w:after="60"/>
+        <w:ind w:left="567" w:hanging="283"/>
+      </w:pPr>
+      <w:r>
+        <w:rPr>
+          <w:rFonts w:ascii="Arial" w:hAnsi="Arial"/>
+        </w:rPr>
+        <w:t xml:space="preserve">•  </w:t>
+      </w:r>
+      <w:r>
+        <w:rPr>
+          <w:rFonts w:ascii="Arial" w:hAnsi="Arial"/>
+          <w:b/>
+          <w:sz w:val="20"/>
+        </w:rPr>
+        <w:t>[16]</w:t>
+      </w:r>
+      <w:r>
+        <w:rPr>
+          <w:rFonts w:ascii="Arial" w:hAnsi="Arial"/>
+          <w:sz w:val="20"/>
+        </w:rPr>
+        <w:t xml:space="preserve"> Khalid, A., Sarwat, A., &amp; Riggs, H. (Eds.). (2024). </w:t>
+      </w:r>
+      <w:r>
+        <w:rPr>
+          <w:rFonts w:ascii="Arial" w:hAnsi="Arial"/>
+          <w:i/>
+          <w:sz w:val="20"/>
+        </w:rPr>
+        <w:t>Applications and Optimizations of Kalman Filter and Their Variants</w:t>
+      </w:r>
+      <w:r>
+        <w:rPr>
+          <w:rFonts w:ascii="Arial" w:hAnsi="Arial"/>
+          <w:sz w:val="20"/>
+        </w:rPr>
+        <w:t>. IntechOpen, London, UK. https://doi.org/10.5772/intechopen.109154</w:t>
+      </w:r>
+    </w:p>
+    <w:p>
+      <w:pPr>
+        <w:spacing w:after="60"/>
+        <w:ind w:left="567" w:hanging="283"/>
+      </w:pPr>
+      <w:r>
+        <w:rPr>
+          <w:rFonts w:ascii="Arial" w:hAnsi="Arial"/>
+        </w:rPr>
+        <w:t xml:space="preserve">•  </w:t>
+      </w:r>
+      <w:r>
+        <w:rPr>
+          <w:rFonts w:ascii="Arial" w:hAnsi="Arial"/>
+          <w:b/>
+          <w:sz w:val="20"/>
+        </w:rPr>
+        <w:t>[17]</w:t>
+      </w:r>
+      <w:r>
+        <w:rPr>
+          <w:rFonts w:ascii="Arial" w:hAnsi="Arial"/>
+          <w:sz w:val="20"/>
+        </w:rPr>
+        <w:t xml:space="preserve"> Kim, Y. V. (Ed.). (2023). </w:t>
+      </w:r>
+      <w:r>
+        <w:rPr>
+          <w:rFonts w:ascii="Arial" w:hAnsi="Arial"/>
+          <w:i/>
+          <w:sz w:val="20"/>
+        </w:rPr>
+        <w:t>Kalman Filter - Engineering Applications</w:t>
+      </w:r>
+      <w:r>
+        <w:rPr>
+          <w:rFonts w:ascii="Arial" w:hAnsi="Arial"/>
+          <w:sz w:val="20"/>
+        </w:rPr>
+        <w:t>. IntechOpen, London, UK. https://doi.org/10.5772/intechopen.100722</w:t>
+      </w:r>
+    </w:p>
+    <w:p>
+      <w:pPr>
+        <w:spacing w:after="60"/>
+        <w:ind w:left="567" w:hanging="283"/>
+      </w:pPr>
+      <w:r>
+        <w:rPr>
+          <w:rFonts w:ascii="Arial" w:hAnsi="Arial"/>
+        </w:rPr>
+        <w:t xml:space="preserve">•  </w:t>
+      </w:r>
+      <w:r>
+        <w:rPr>
+          <w:rFonts w:ascii="Arial" w:hAnsi="Arial"/>
+          <w:b/>
+          <w:sz w:val="20"/>
+        </w:rPr>
+        <w:t>[18]</w:t>
+      </w:r>
+      <w:r>
+        <w:rPr>
+          <w:rFonts w:ascii="Arial" w:hAnsi="Arial"/>
+          <w:sz w:val="20"/>
+        </w:rPr>
+        <w:t xml:space="preserve"> Llorente-Vidrio, D., Chavez-Galaviz, J., Fuentes-Aguilar, R. Q., Chairez, I., &amp; Mahmoudian, N. (2025). </w:t>
+      </w:r>
+      <w:r>
+        <w:rPr>
+          <w:rFonts w:ascii="Arial" w:hAnsi="Arial"/>
+          <w:i/>
+          <w:sz w:val="20"/>
+        </w:rPr>
+        <w:t>Robust Sliding-Mode Control of an Underwater ROV via Neural Differential Identification of Model Uncertainties</w:t>
+      </w:r>
+      <w:r>
+        <w:rPr>
+          <w:rFonts w:ascii="Arial" w:hAnsi="Arial"/>
+          <w:sz w:val="20"/>
+        </w:rPr>
+        <w:t>. Ocean Engineering, 341, 122728. https://doi.org/10.1016/j.oceaneng.2025.122728</w:t>
+      </w:r>
+    </w:p>
+    <w:p>
+      <w:pPr>
+        <w:spacing w:after="60"/>
+        <w:ind w:left="567" w:hanging="283"/>
+      </w:pPr>
+      <w:r>
+        <w:rPr>
+          <w:rFonts w:ascii="Arial" w:hAnsi="Arial"/>
+        </w:rPr>
+        <w:t xml:space="preserve">•  </w:t>
+      </w:r>
+      <w:r>
+        <w:rPr>
+          <w:rFonts w:ascii="Arial" w:hAnsi="Arial"/>
+          <w:b/>
+          <w:sz w:val="20"/>
+        </w:rPr>
+        <w:t>[19]</w:t>
+      </w:r>
+      <w:r>
+        <w:rPr>
+          <w:rFonts w:ascii="Arial" w:hAnsi="Arial"/>
+          <w:sz w:val="20"/>
+        </w:rPr>
+        <w:t xml:space="preserve"> Mari, Z., Nawaf, M. M., &amp; Drap, P. (2026). </w:t>
+      </w:r>
+      <w:r>
+        <w:rPr>
+          <w:rFonts w:ascii="Arial" w:hAnsi="Arial"/>
+          <w:i/>
+          <w:sz w:val="20"/>
+        </w:rPr>
+        <w:t>Deep Reinforcement Learning for Autonomous Underwater Navigation: A Comparative Study with DWA and Digital Twin Validation</w:t>
+      </w:r>
+      <w:r>
+        <w:rPr>
+          <w:rFonts w:ascii="Arial" w:hAnsi="Arial"/>
+          <w:sz w:val="20"/>
+        </w:rPr>
+        <w:t>. Sensors, 26(2), 512. https://doi.org/10.3390/s26020512</w:t>
+      </w:r>
+    </w:p>
+    <w:p>
+      <w:pPr>
+        <w:spacing w:after="60"/>
+        <w:ind w:left="567" w:hanging="283"/>
+      </w:pPr>
+      <w:r>
+        <w:rPr>
+          <w:rFonts w:ascii="Arial" w:hAnsi="Arial"/>
+        </w:rPr>
+        <w:t xml:space="preserve">•  </w:t>
+      </w:r>
+      <w:r>
+        <w:rPr>
+          <w:rFonts w:ascii="Arial" w:hAnsi="Arial"/>
+          <w:b/>
+          <w:sz w:val="20"/>
+        </w:rPr>
+        <w:t>[20]</w:t>
+      </w:r>
+      <w:r>
+        <w:rPr>
+          <w:rFonts w:ascii="Arial" w:hAnsi="Arial"/>
+          <w:sz w:val="20"/>
+        </w:rPr>
+        <w:t xml:space="preserve"> McIvor, E., Sklivanitis, G., &amp; Pados, D. A. (2024). </w:t>
+      </w:r>
+      <w:r>
+        <w:rPr>
+          <w:rFonts w:ascii="Arial" w:hAnsi="Arial"/>
+          <w:i/>
+          <w:sz w:val="20"/>
+        </w:rPr>
+        <w:t>A Generalizable Entity-Component-System Architecture for Underwater ROV Control</w:t>
+      </w:r>
+      <w:r>
+        <w:rPr>
+          <w:rFonts w:ascii="Arial" w:hAnsi="Arial"/>
+          <w:sz w:val="20"/>
+        </w:rPr>
+        <w:t>. In IEEE/OES OCEANS 2024 - Singapore, pp. 1–7. https://doi.org/10.1109/OCEANS51537.2024.10682121</w:t>
+      </w:r>
+    </w:p>
+    <w:p>
+      <w:pPr>
+        <w:spacing w:after="60"/>
+        <w:ind w:left="567" w:hanging="283"/>
+      </w:pPr>
+      <w:r>
+        <w:rPr>
+          <w:rFonts w:ascii="Arial" w:hAnsi="Arial"/>
+        </w:rPr>
+        <w:t xml:space="preserve">•  </w:t>
+      </w:r>
+      <w:r>
+        <w:rPr>
+          <w:rFonts w:ascii="Arial" w:hAnsi="Arial"/>
+          <w:b/>
+          <w:sz w:val="20"/>
+        </w:rPr>
+        <w:t>[21]</w:t>
+      </w:r>
+      <w:r>
+        <w:rPr>
+          <w:rFonts w:ascii="Arial" w:hAnsi="Arial"/>
+          <w:sz w:val="20"/>
+        </w:rPr>
+        <w:t xml:space="preserve"> Ng, P., &amp; Krieg, M. (2024). </w:t>
+      </w:r>
+      <w:r>
+        <w:rPr>
+          <w:rFonts w:ascii="Arial" w:hAnsi="Arial"/>
+          <w:i/>
+          <w:sz w:val="20"/>
+        </w:rPr>
+        <w:t>Modifications to ArduSub That Improve BlueROV SITL Accuracy and Design of Hybrid Autopilot</w:t>
+      </w:r>
+      <w:r>
+        <w:rPr>
+          <w:rFonts w:ascii="Arial" w:hAnsi="Arial"/>
+          <w:sz w:val="20"/>
+        </w:rPr>
+        <w:t>. Applied Sciences, 14(17), 7453. https://doi.org/10.3390/app14177453</w:t>
+      </w:r>
+    </w:p>
+    <w:p>
+      <w:pPr>
+        <w:spacing w:after="60"/>
+        <w:ind w:left="567" w:hanging="283"/>
+      </w:pPr>
+      <w:r>
+        <w:rPr>
+          <w:rFonts w:ascii="Arial" w:hAnsi="Arial"/>
+        </w:rPr>
+        <w:t xml:space="preserve">•  </w:t>
+      </w:r>
+      <w:r>
+        <w:rPr>
+          <w:rFonts w:ascii="Arial" w:hAnsi="Arial"/>
+          <w:b/>
+          <w:sz w:val="20"/>
+        </w:rPr>
+        <w:t>[22]</w:t>
+      </w:r>
+      <w:r>
+        <w:rPr>
+          <w:rFonts w:ascii="Arial" w:hAnsi="Arial"/>
+          <w:sz w:val="20"/>
+        </w:rPr>
+        <w:t xml:space="preserve"> Pandian, R. S., Sakthivel, P., &amp; Palanisamy, V. (2023). </w:t>
+      </w:r>
+      <w:r>
+        <w:rPr>
+          <w:rFonts w:ascii="Arial" w:hAnsi="Arial"/>
+          <w:i/>
+          <w:sz w:val="20"/>
+        </w:rPr>
+        <w:t>Path Planning and Obstacle Avoidance for AUV: A Review</w:t>
+      </w:r>
+      <w:r>
+        <w:rPr>
+          <w:rFonts w:ascii="Arial" w:hAnsi="Arial"/>
+          <w:sz w:val="20"/>
+        </w:rPr>
+        <w:t>. Ocean Engineering, 285, 115456. https://doi.org/10.1016/j.oceaneng.2023.115456</w:t>
+      </w:r>
+    </w:p>
+    <w:p>
+      <w:pPr>
+        <w:spacing w:after="60"/>
+        <w:ind w:left="567" w:hanging="283"/>
+      </w:pPr>
+      <w:r>
+        <w:rPr>
+          <w:rFonts w:ascii="Arial" w:hAnsi="Arial"/>
+        </w:rPr>
+        <w:t xml:space="preserve">•  </w:t>
+      </w:r>
+      <w:r>
+        <w:rPr>
+          <w:rFonts w:ascii="Arial" w:hAnsi="Arial"/>
+          <w:b/>
+          <w:sz w:val="20"/>
+        </w:rPr>
+        <w:t>[23]</w:t>
+      </w:r>
+      <w:r>
+        <w:rPr>
+          <w:rFonts w:ascii="Arial" w:hAnsi="Arial"/>
+          <w:sz w:val="20"/>
+        </w:rPr>
+        <w:t xml:space="preserve"> Rusu, C., Radu, V., &amp; Costanzi, R. (2023). </w:t>
+      </w:r>
+      <w:r>
+        <w:rPr>
+          <w:rFonts w:ascii="Arial" w:hAnsi="Arial"/>
+          <w:i/>
+          <w:sz w:val="20"/>
+        </w:rPr>
+        <w:t>Small Modular AUV Based on 3D Printing Technology: Design, Implementation and Experimental Validation</w:t>
+      </w:r>
+      <w:r>
+        <w:rPr>
+          <w:rFonts w:ascii="Arial" w:hAnsi="Arial"/>
+          <w:sz w:val="20"/>
+        </w:rPr>
+        <w:t>. Sensors, 23(14), 6331. https://doi.org/10.3390/s23146331</w:t>
+      </w:r>
+    </w:p>
+    <w:p>
+      <w:pPr>
+        <w:spacing w:after="60"/>
+        <w:ind w:left="567" w:hanging="283"/>
+      </w:pPr>
+      <w:r>
+        <w:rPr>
+          <w:rFonts w:ascii="Arial" w:hAnsi="Arial"/>
+        </w:rPr>
+        <w:t xml:space="preserve">•  </w:t>
+      </w:r>
+      <w:r>
+        <w:rPr>
+          <w:rFonts w:ascii="Arial" w:hAnsi="Arial"/>
+          <w:b/>
+          <w:sz w:val="20"/>
+        </w:rPr>
+        <w:t>[24]</w:t>
+      </w:r>
+      <w:r>
+        <w:rPr>
+          <w:rFonts w:ascii="Arial" w:hAnsi="Arial"/>
+          <w:sz w:val="20"/>
+        </w:rPr>
+        <w:t xml:space="preserve"> Saad, A., Akram, W., &amp; Hussain, I. (2026). </w:t>
+      </w:r>
+      <w:r>
+        <w:rPr>
+          <w:rFonts w:ascii="Arial" w:hAnsi="Arial"/>
+          <w:i/>
+          <w:sz w:val="20"/>
+        </w:rPr>
+        <w:t>AquaChat++: LLM-Assisted Multi-ROV Inspection for Aquaculture Net Pens with Integrated Battery Management and Thruster Fault Tolerance</w:t>
+      </w:r>
+      <w:r>
+        <w:rPr>
+          <w:rFonts w:ascii="Arial" w:hAnsi="Arial"/>
+          <w:sz w:val="20"/>
+        </w:rPr>
+        <w:t>. Ocean Engineering, 343, 122950. https://doi.org/10.1016/j.oceaneng.2026.122950</w:t>
+      </w:r>
+    </w:p>
+    <w:p>
+      <w:pPr>
+        <w:spacing w:after="60"/>
+        <w:ind w:left="567" w:hanging="283"/>
+      </w:pPr>
+      <w:r>
+        <w:rPr>
+          <w:rFonts w:ascii="Arial" w:hAnsi="Arial"/>
+        </w:rPr>
+        <w:t xml:space="preserve">•  </w:t>
+      </w:r>
+      <w:r>
+        <w:rPr>
+          <w:rFonts w:ascii="Arial" w:hAnsi="Arial"/>
+          <w:b/>
+          <w:sz w:val="20"/>
+        </w:rPr>
+        <w:t>[25]</w:t>
+      </w:r>
+      <w:r>
+        <w:rPr>
+          <w:rFonts w:ascii="Arial" w:hAnsi="Arial"/>
+          <w:sz w:val="20"/>
+        </w:rPr>
+        <w:t xml:space="preserve"> Särkkä, S., &amp; Svensson, L. (2023). </w:t>
+      </w:r>
+      <w:r>
+        <w:rPr>
+          <w:rFonts w:ascii="Arial" w:hAnsi="Arial"/>
+          <w:i/>
+          <w:sz w:val="20"/>
+        </w:rPr>
+        <w:t>Bayesian Filtering and Smoothing</w:t>
+      </w:r>
+      <w:r>
+        <w:rPr>
+          <w:rFonts w:ascii="Arial" w:hAnsi="Arial"/>
+          <w:sz w:val="20"/>
+        </w:rPr>
+        <w:t>. Cambridge University Press, 2nd Edition, Cambridge, UK. https://doi.org/10.1017/9781108910002</w:t>
+      </w:r>
+    </w:p>
+    <w:p>
+      <w:pPr>
+        <w:spacing w:after="60"/>
+        <w:ind w:left="567" w:hanging="283"/>
+      </w:pPr>
+      <w:r>
+        <w:rPr>
+          <w:rFonts w:ascii="Arial" w:hAnsi="Arial"/>
+        </w:rPr>
+        <w:t xml:space="preserve">•  </w:t>
+      </w:r>
+      <w:r>
+        <w:rPr>
+          <w:rFonts w:ascii="Arial" w:hAnsi="Arial"/>
+          <w:b/>
+          <w:sz w:val="20"/>
+        </w:rPr>
+        <w:t>[26]</w:t>
+      </w:r>
+      <w:r>
+        <w:rPr>
+          <w:rFonts w:ascii="Arial" w:hAnsi="Arial"/>
+          <w:sz w:val="20"/>
+        </w:rPr>
+        <w:t xml:space="preserve"> Song, P., Wei, Z., Zhang, J., &amp; Wang, X. (2023). </w:t>
+      </w:r>
+      <w:r>
+        <w:rPr>
+          <w:rFonts w:ascii="Arial" w:hAnsi="Arial"/>
+          <w:i/>
+          <w:sz w:val="20"/>
+        </w:rPr>
+        <w:t>Multi-Objective Shape Optimization of Autonomous Underwater Vehicle by Coupling CFD Simulation with Genetic Algorithm</w:t>
+      </w:r>
+      <w:r>
+        <w:rPr>
+          <w:rFonts w:ascii="Arial" w:hAnsi="Arial"/>
+          <w:sz w:val="20"/>
+        </w:rPr>
+        <w:t>. Ocean Engineering, 280, 114686. https://doi.org/10.1016/j.oceaneng.2023.114686</w:t>
+      </w:r>
+    </w:p>
+    <w:p>
+      <w:pPr>
+        <w:spacing w:after="60"/>
+        <w:ind w:left="567" w:hanging="283"/>
+      </w:pPr>
+      <w:r>
+        <w:rPr>
+          <w:rFonts w:ascii="Arial" w:hAnsi="Arial"/>
+        </w:rPr>
+        <w:t xml:space="preserve">•  </w:t>
+      </w:r>
+      <w:r>
+        <w:rPr>
+          <w:rFonts w:ascii="Arial" w:hAnsi="Arial"/>
+          <w:b/>
+          <w:sz w:val="20"/>
+        </w:rPr>
+        <w:t>[27]</w:t>
+      </w:r>
+      <w:r>
+        <w:rPr>
+          <w:rFonts w:ascii="Arial" w:hAnsi="Arial"/>
+          <w:sz w:val="20"/>
+        </w:rPr>
+        <w:t xml:space="preserve"> Suárez, Á. E. Z., Palacios, F. M., Cruz, S. S., Leal, R. L., &amp; Zamora-Justo, J. A. (2024). </w:t>
+      </w:r>
+      <w:r>
+        <w:rPr>
+          <w:rFonts w:ascii="Arial" w:hAnsi="Arial"/>
+          <w:i/>
+          <w:sz w:val="20"/>
+        </w:rPr>
+        <w:t>Dynamic Modeling and Robust Control for Underwater Vehicles by Using Dual Quaternions</w:t>
+      </w:r>
+      <w:r>
+        <w:rPr>
+          <w:rFonts w:ascii="Arial" w:hAnsi="Arial"/>
+          <w:sz w:val="20"/>
+        </w:rPr>
+        <w:t>. Ocean Engineering, 313, 119475. https://doi.org/10.1016/j.oceaneng.2024.119475</w:t>
+      </w:r>
+    </w:p>
+    <w:p>
+      <w:pPr>
+        <w:spacing w:after="60"/>
+        <w:ind w:left="567" w:hanging="283"/>
+      </w:pPr>
+      <w:r>
+        <w:rPr>
+          <w:rFonts w:ascii="Arial" w:hAnsi="Arial"/>
+        </w:rPr>
+        <w:t xml:space="preserve">•  </w:t>
+      </w:r>
+      <w:r>
+        <w:rPr>
+          <w:rFonts w:ascii="Arial" w:hAnsi="Arial"/>
+          <w:b/>
+          <w:sz w:val="20"/>
+        </w:rPr>
+        <w:t>[28]</w:t>
+      </w:r>
+      <w:r>
+        <w:rPr>
+          <w:rFonts w:ascii="Arial" w:hAnsi="Arial"/>
+          <w:sz w:val="20"/>
+        </w:rPr>
+        <w:t xml:space="preserve"> Sun, Y., Wang, X., Zhang, Y., &amp; Chen, G. (2022). </w:t>
+      </w:r>
+      <w:r>
+        <w:rPr>
+          <w:rFonts w:ascii="Arial" w:hAnsi="Arial"/>
+          <w:i/>
+          <w:sz w:val="20"/>
+        </w:rPr>
+        <w:t>Nonlinear Dynamics of Novel Flight-Style Autonomous Underwater Vehicle with Bow Wings, Part I: ASE and CFD Based Estimations of Hydrodynamic Coefficients; Part II: Nonlinear Dynamic Modeling and Experimental Validations</w:t>
+      </w:r>
+      <w:r>
+        <w:rPr>
+          <w:rFonts w:ascii="Arial" w:hAnsi="Arial"/>
+          <w:sz w:val="20"/>
+        </w:rPr>
+        <w:t>. Ocean Engineering, 266, 112836. https://doi.org/10.1016/j.oceaneng.2022.112836</w:t>
+      </w:r>
+    </w:p>
+    <w:p>
+      <w:pPr>
+        <w:spacing w:after="60"/>
+        <w:ind w:left="567" w:hanging="283"/>
+      </w:pPr>
+      <w:r>
+        <w:rPr>
+          <w:rFonts w:ascii="Arial" w:hAnsi="Arial"/>
+        </w:rPr>
+        <w:t xml:space="preserve">•  </w:t>
+      </w:r>
+      <w:r>
+        <w:rPr>
+          <w:rFonts w:ascii="Arial" w:hAnsi="Arial"/>
+          <w:b/>
+          <w:sz w:val="20"/>
+        </w:rPr>
+        <w:t>[29]</w:t>
+      </w:r>
+      <w:r>
+        <w:rPr>
+          <w:rFonts w:ascii="Arial" w:hAnsi="Arial"/>
+          <w:sz w:val="20"/>
+        </w:rPr>
+        <w:t xml:space="preserve"> Ulin-Avila, E., &amp; Ponce-Hernandez, J. (2021). </w:t>
+      </w:r>
+      <w:r>
+        <w:rPr>
+          <w:rFonts w:ascii="Arial" w:hAnsi="Arial"/>
+          <w:i/>
+          <w:sz w:val="20"/>
+        </w:rPr>
+        <w:t>Kalman Filter Estimation and Its Implementation</w:t>
+      </w:r>
+      <w:r>
+        <w:rPr>
+          <w:rFonts w:ascii="Arial" w:hAnsi="Arial"/>
+          <w:sz w:val="20"/>
+        </w:rPr>
+        <w:t xml:space="preserve">. In </w:t>
+      </w:r>
+      <w:r>
+        <w:rPr>
+          <w:rFonts w:ascii="Arial" w:hAnsi="Arial"/>
+          <w:i/>
+          <w:sz w:val="20"/>
+        </w:rPr>
+        <w:t>Adaptive Filtering - Recent Advances and Practical Implementation</w:t>
+      </w:r>
+      <w:r>
+        <w:rPr>
+          <w:rFonts w:ascii="Arial" w:hAnsi="Arial"/>
+          <w:sz w:val="20"/>
+        </w:rPr>
+        <w:t>, IntechOpen, London, UK. https://doi.org/10.5772/intechopen.97406</w:t>
+      </w:r>
+    </w:p>
+    <w:p>
+      <w:pPr>
+        <w:spacing w:after="60"/>
+        <w:ind w:left="567" w:hanging="283"/>
+      </w:pPr>
+      <w:r>
+        <w:rPr>
+          <w:rFonts w:ascii="Arial" w:hAnsi="Arial"/>
+        </w:rPr>
+        <w:t xml:space="preserve">•  </w:t>
+      </w:r>
+      <w:r>
+        <w:rPr>
+          <w:rFonts w:ascii="Arial" w:hAnsi="Arial"/>
+          <w:b/>
+          <w:sz w:val="20"/>
+        </w:rPr>
+        <w:t>[30]</w:t>
+      </w:r>
+      <w:r>
+        <w:rPr>
+          <w:rFonts w:ascii="Arial" w:hAnsi="Arial"/>
+          <w:sz w:val="20"/>
+        </w:rPr>
+        <w:t xml:space="preserve"> Vögele, C., Schilling, M., &amp; Hildebrandt, M. (2022). </w:t>
+      </w:r>
+      <w:r>
+        <w:rPr>
+          <w:rFonts w:ascii="Arial" w:hAnsi="Arial"/>
+          <w:i/>
+          <w:sz w:val="20"/>
+        </w:rPr>
+        <w:t>Modularis: Modular Underwater Robot for Rapid Development and Validation of Autonomous Systems</w:t>
+      </w:r>
+      <w:r>
+        <w:rPr>
+          <w:rFonts w:ascii="Arial" w:hAnsi="Arial"/>
+          <w:sz w:val="20"/>
+        </w:rPr>
+        <w:t>. In 2022 IEEE International Conference on Robotics and Biomimetics (ROBIO), pp. 2004–2010. https://doi.org/10.1109/ROBIO54168.2022.10011985</w:t>
+      </w:r>
+    </w:p>
+    <w:p>
+      <w:pPr>
+        <w:spacing w:after="60"/>
+        <w:ind w:left="567" w:hanging="283"/>
+      </w:pPr>
+      <w:r>
+        <w:rPr>
+          <w:rFonts w:ascii="Arial" w:hAnsi="Arial"/>
+        </w:rPr>
+        <w:t xml:space="preserve">•  </w:t>
+      </w:r>
+      <w:r>
+        <w:rPr>
+          <w:rFonts w:ascii="Arial" w:hAnsi="Arial"/>
+          <w:b/>
+          <w:sz w:val="20"/>
+        </w:rPr>
+        <w:t>[31]</w:t>
+      </w:r>
+      <w:r>
+        <w:rPr>
+          <w:rFonts w:ascii="Arial" w:hAnsi="Arial"/>
+          <w:sz w:val="20"/>
+        </w:rPr>
+        <w:t xml:space="preserve"> von Benzon, M., Sørensen, F. F., Uth, E., Jouffroy, J., Liniger, J., &amp; Pedersen, S. (2022). </w:t>
+      </w:r>
+      <w:r>
+        <w:rPr>
+          <w:rFonts w:ascii="Arial" w:hAnsi="Arial"/>
+          <w:i/>
+          <w:sz w:val="20"/>
+        </w:rPr>
+        <w:t>An Open-Source Benchmark Simulator: Control of a BlueROV2 Underwater Robot</w:t>
+      </w:r>
+      <w:r>
+        <w:rPr>
+          <w:rFonts w:ascii="Arial" w:hAnsi="Arial"/>
+          <w:sz w:val="20"/>
+        </w:rPr>
+        <w:t>. Journal of Marine Science and Engineering, 10(12), 1898. https://doi.org/10.3390/jmse10121898</w:t>
+      </w:r>
+    </w:p>
+    <w:p>
+      <w:pPr>
+        <w:spacing w:after="60"/>
+        <w:ind w:left="567" w:hanging="283"/>
+      </w:pPr>
+      <w:r>
+        <w:rPr>
+          <w:rFonts w:ascii="Arial" w:hAnsi="Arial"/>
+        </w:rPr>
+        <w:t xml:space="preserve">•  </w:t>
+      </w:r>
+      <w:r>
+        <w:rPr>
+          <w:rFonts w:ascii="Arial" w:hAnsi="Arial"/>
+          <w:b/>
+          <w:sz w:val="20"/>
+        </w:rPr>
+        <w:t>[32]</w:t>
+      </w:r>
+      <w:r>
+        <w:rPr>
+          <w:rFonts w:ascii="Arial" w:hAnsi="Arial"/>
+          <w:sz w:val="20"/>
+        </w:rPr>
+        <w:t xml:space="preserve"> Vu, M. T., Le, T. H., Thanh, H. L. N. N., Huynh, T. T., Van, M., Hoang, Q. D., &amp; Do, T. D. (2021). </w:t>
+      </w:r>
+      <w:r>
+        <w:rPr>
+          <w:rFonts w:ascii="Arial" w:hAnsi="Arial"/>
+          <w:i/>
+          <w:sz w:val="20"/>
+        </w:rPr>
+        <w:t>Robust Position Control of an Over-Actuated Underwater Vehicle Under Model Uncertainties and Ocean Current Effects Using Dynamic Sliding Mode Surface and Optimal Allocation Control</w:t>
+      </w:r>
+      <w:r>
+        <w:rPr>
+          <w:rFonts w:ascii="Arial" w:hAnsi="Arial"/>
+          <w:sz w:val="20"/>
+        </w:rPr>
+        <w:t>. Sensors, 21(3), 747. https://doi.org/10.3390/s21030747</w:t>
+      </w:r>
+    </w:p>
+    <w:p>
+      <w:pPr>
+        <w:spacing w:after="60"/>
+        <w:ind w:left="567" w:hanging="283"/>
+      </w:pPr>
+      <w:r>
+        <w:rPr>
+          <w:rFonts w:ascii="Arial" w:hAnsi="Arial"/>
+        </w:rPr>
+        <w:t xml:space="preserve">•  </w:t>
+      </w:r>
+      <w:r>
+        <w:rPr>
+          <w:rFonts w:ascii="Arial" w:hAnsi="Arial"/>
+          <w:b/>
+          <w:sz w:val="20"/>
+        </w:rPr>
+        <w:t>[34]</w:t>
+      </w:r>
+      <w:r>
+        <w:rPr>
+          <w:rFonts w:ascii="Arial" w:hAnsi="Arial"/>
+          <w:sz w:val="20"/>
+        </w:rPr>
+        <w:t xml:space="preserve"> Wei, X., Du, H., Yan, T., &amp; He, B. (2025). </w:t>
+      </w:r>
+      <w:r>
+        <w:rPr>
+          <w:rFonts w:ascii="Arial" w:hAnsi="Arial"/>
+          <w:i/>
+          <w:sz w:val="20"/>
+        </w:rPr>
+        <w:t>A Solution Method for Hydrodynamic Coefficients of Autonomous Underwater Vehicle Using Multi-Degree-of-Freedom Coupled Motion Data</w:t>
+      </w:r>
+      <w:r>
+        <w:rPr>
+          <w:rFonts w:ascii="Arial" w:hAnsi="Arial"/>
+          <w:sz w:val="20"/>
+        </w:rPr>
+        <w:t>. Ocean Engineering, 341, 122653. https://doi.org/10.1016/j.oceaneng.2025.122653</w:t>
+      </w:r>
+    </w:p>
+    <w:p>
+      <w:pPr>
+        <w:spacing w:after="60"/>
+        <w:ind w:left="567" w:hanging="283"/>
+      </w:pPr>
+      <w:r>
+        <w:rPr>
+          <w:rFonts w:ascii="Arial" w:hAnsi="Arial"/>
+        </w:rPr>
+        <w:t xml:space="preserve">•  </w:t>
+      </w:r>
+      <w:r>
+        <w:rPr>
+          <w:rFonts w:ascii="Arial" w:hAnsi="Arial"/>
+          <w:b/>
+          <w:sz w:val="20"/>
+        </w:rPr>
+        <w:t>[35]</w:t>
+      </w:r>
+      <w:r>
+        <w:rPr>
+          <w:rFonts w:ascii="Arial" w:hAnsi="Arial"/>
+          <w:sz w:val="20"/>
+        </w:rPr>
+        <w:t xml:space="preserve"> Westman, E., Kaess, M., &amp; Hollinger, G. A. (2021). </w:t>
+      </w:r>
+      <w:r>
+        <w:rPr>
+          <w:rFonts w:ascii="Arial" w:hAnsi="Arial"/>
+          <w:i/>
+          <w:sz w:val="20"/>
+        </w:rPr>
+        <w:t>Towards Modular and Accessible AUV Systems</w:t>
+      </w:r>
+      <w:r>
+        <w:rPr>
+          <w:rFonts w:ascii="Arial" w:hAnsi="Arial"/>
+          <w:sz w:val="20"/>
+        </w:rPr>
+        <w:t>. In 2021 IEEE Aerospace Conference (50100), pp. 1–10. https://doi.org/10.1109/AERO50100.2021.9438312</w:t>
+      </w:r>
+    </w:p>
+    <w:p>
+      <w:pPr>
+        <w:spacing w:after="60"/>
+        <w:ind w:left="567" w:hanging="283"/>
+      </w:pPr>
+      <w:r>
+        <w:rPr>
+          <w:rFonts w:ascii="Arial" w:hAnsi="Arial"/>
+        </w:rPr>
+        <w:t xml:space="preserve">•  </w:t>
+      </w:r>
+      <w:r>
+        <w:rPr>
+          <w:rFonts w:ascii="Arial" w:hAnsi="Arial"/>
+          <w:b/>
+          <w:sz w:val="20"/>
+        </w:rPr>
+        <w:t>[36]</w:t>
+      </w:r>
+      <w:r>
+        <w:rPr>
+          <w:rFonts w:ascii="Arial" w:hAnsi="Arial"/>
+          <w:sz w:val="20"/>
+        </w:rPr>
+        <w:t xml:space="preserve"> Widhalm, D., Ohnsted, C., Knutson, C., Kutzke, D., Singh, S., Mukherjee, R., Schwidder, G., Wu, Y.-K., &amp; Sattar, J. (2025). </w:t>
+      </w:r>
+      <w:r>
+        <w:rPr>
+          <w:rFonts w:ascii="Arial" w:hAnsi="Arial"/>
+          <w:i/>
+          <w:sz w:val="20"/>
+        </w:rPr>
+        <w:t>Design and Development of the MeCO Open-Source Autonomous Underwater Vehicle</w:t>
+      </w:r>
+      <w:r>
+        <w:rPr>
+          <w:rFonts w:ascii="Arial" w:hAnsi="Arial"/>
+          <w:sz w:val="20"/>
+        </w:rPr>
+        <w:t>. In IEEE/RSJ International Conference on Intelligent Robots and Systems (IROS).</w:t>
+      </w:r>
+    </w:p>
+    <w:p>
+      <w:pPr>
+        <w:spacing w:after="60"/>
+        <w:ind w:left="567" w:hanging="283"/>
+      </w:pPr>
+      <w:r>
+        <w:rPr>
+          <w:rFonts w:ascii="Arial" w:hAnsi="Arial"/>
+        </w:rPr>
+        <w:t xml:space="preserve">•  </w:t>
+      </w:r>
+      <w:r>
+        <w:rPr>
+          <w:rFonts w:ascii="Arial" w:hAnsi="Arial"/>
+          <w:b/>
+          <w:sz w:val="20"/>
+        </w:rPr>
+        <w:t>[37]</w:t>
+      </w:r>
+      <w:r>
+        <w:rPr>
+          <w:rFonts w:ascii="Arial" w:hAnsi="Arial"/>
+          <w:sz w:val="20"/>
+        </w:rPr>
+        <w:t xml:space="preserve"> Xia, T., Liu, S., Wang, T., Li, J., Lin, W., Zhang, B., Cai, Y., &amp; Xu, W. (2025). </w:t>
+      </w:r>
+      <w:r>
+        <w:rPr>
+          <w:rFonts w:ascii="Arial" w:hAnsi="Arial"/>
+          <w:i/>
+          <w:sz w:val="20"/>
+        </w:rPr>
+        <w:t>Experimental and Numerical Analysis on Two-Way Hull–Propeller Coupled Effect of a Fully-Actuated AUV</w:t>
+      </w:r>
+      <w:r>
+        <w:rPr>
+          <w:rFonts w:ascii="Arial" w:hAnsi="Arial"/>
+          <w:sz w:val="20"/>
+        </w:rPr>
+        <w:t>. Ocean Engineering, 321, 120288. https://doi.org/10.1016/j.oceaneng.2025.120288</w:t>
+      </w:r>
+    </w:p>
+    <w:p>
+      <w:pPr>
+        <w:spacing w:after="60"/>
+        <w:ind w:left="567" w:hanging="283"/>
+      </w:pPr>
+      <w:r>
+        <w:rPr>
+          <w:rFonts w:ascii="Arial" w:hAnsi="Arial"/>
+        </w:rPr>
+        <w:t xml:space="preserve">•  </w:t>
+      </w:r>
+      <w:r>
+        <w:rPr>
+          <w:rFonts w:ascii="Arial" w:hAnsi="Arial"/>
+          <w:b/>
+          <w:sz w:val="20"/>
+        </w:rPr>
+        <w:t>[38]</w:t>
+      </w:r>
+      <w:r>
+        <w:rPr>
+          <w:rFonts w:ascii="Arial" w:hAnsi="Arial"/>
+          <w:sz w:val="20"/>
+        </w:rPr>
+        <w:t xml:space="preserve"> Yang, Y., Xiao, Y., &amp; Li, T. (2021). </w:t>
+      </w:r>
+      <w:r>
+        <w:rPr>
+          <w:rFonts w:ascii="Arial" w:hAnsi="Arial"/>
+          <w:i/>
+          <w:sz w:val="20"/>
+        </w:rPr>
+        <w:t>A Survey of Autonomous Underwater Vehicle Formation: Performance, Formation Control, and Communication Capability</w:t>
+      </w:r>
+      <w:r>
+        <w:rPr>
+          <w:rFonts w:ascii="Arial" w:hAnsi="Arial"/>
+          <w:sz w:val="20"/>
+        </w:rPr>
+        <w:t>. IEEE Communications Surveys &amp; Tutorials, 23(2), 1270–1304. https://doi.org/10.1109/COMST.2021.3059418</w:t>
+      </w:r>
+    </w:p>
+    <w:p>
+      <w:pPr>
+        <w:spacing w:after="60"/>
+        <w:ind w:left="567" w:hanging="283"/>
+      </w:pPr>
+      <w:r>
+        <w:rPr>
+          <w:rFonts w:ascii="Arial" w:hAnsi="Arial"/>
+        </w:rPr>
+        <w:t xml:space="preserve">•  </w:t>
+      </w:r>
+      <w:r>
+        <w:rPr>
+          <w:rFonts w:ascii="Arial" w:hAnsi="Arial"/>
+          <w:b/>
+          <w:sz w:val="20"/>
+        </w:rPr>
+        <w:t>[39]</w:t>
+      </w:r>
+      <w:r>
+        <w:rPr>
+          <w:rFonts w:ascii="Arial" w:hAnsi="Arial"/>
+          <w:sz w:val="20"/>
+        </w:rPr>
+        <w:t xml:space="preserve"> Zhang, B., Ji, D., Liu, S., Zhu, X., &amp; Xu, W. (2023). </w:t>
+      </w:r>
+      <w:r>
+        <w:rPr>
+          <w:rFonts w:ascii="Arial" w:hAnsi="Arial"/>
+          <w:i/>
+          <w:sz w:val="20"/>
+        </w:rPr>
+        <w:t>Autonomous Underwater Vehicle Navigation: A Review</w:t>
+      </w:r>
+      <w:r>
+        <w:rPr>
+          <w:rFonts w:ascii="Arial" w:hAnsi="Arial"/>
+          <w:sz w:val="20"/>
+        </w:rPr>
+        <w:t>. Ocean Engineering, 273, 113861. https://doi.org/10.1016/j.oceaneng.2023.113861</w:t>
+      </w:r>
+    </w:p>
+    <w:p>
+      <w:pPr>
+        <w:spacing w:after="60"/>
+        <w:ind w:left="567" w:hanging="283"/>
+      </w:pPr>
+      <w:r>
+        <w:rPr>
+          <w:rFonts w:ascii="Arial" w:hAnsi="Arial"/>
+        </w:rPr>
+        <w:t xml:space="preserve">•  </w:t>
+      </w:r>
+      <w:r>
+        <w:rPr>
+          <w:rFonts w:ascii="Arial" w:hAnsi="Arial"/>
+          <w:b/>
+          <w:sz w:val="20"/>
+        </w:rPr>
+        <w:t>[40]</w:t>
+      </w:r>
+      <w:r>
+        <w:rPr>
+          <w:rFonts w:ascii="Arial" w:hAnsi="Arial"/>
+          <w:sz w:val="20"/>
+        </w:rPr>
+        <w:t xml:space="preserve"> Zhang, Y., Zhang, J., Guo, Z., Zhang, L., &amp; Shang, Y. (2025). </w:t>
+      </w:r>
+      <w:r>
+        <w:rPr>
+          <w:rFonts w:ascii="Arial" w:hAnsi="Arial"/>
+          <w:i/>
+          <w:sz w:val="20"/>
+        </w:rPr>
+        <w:t>An Adaptive NMPC for ROVs Trajectory Tracking with Environmental Disturbances and Model Uncertainties</w:t>
+      </w:r>
+      <w:r>
+        <w:rPr>
+          <w:rFonts w:ascii="Arial" w:hAnsi="Arial"/>
+          <w:sz w:val="20"/>
+        </w:rPr>
+        <w:t>. Brodogradnja, 76(1), 1–25. https://doi.org/10.21278/brod76101</w:t>
+      </w:r>
+    </w:p>
+    <w:p>
+      <w:pPr>
+        <w:spacing w:after="60"/>
+        <w:ind w:left="567" w:hanging="283"/>
+      </w:pPr>
+      <w:r>
+        <w:rPr>
+          <w:rFonts w:ascii="Arial" w:hAnsi="Arial"/>
+        </w:rPr>
+        <w:t xml:space="preserve">•  </w:t>
+      </w:r>
+      <w:r>
+        <w:rPr>
+          <w:rFonts w:ascii="Arial" w:hAnsi="Arial"/>
+          <w:b/>
+          <w:sz w:val="20"/>
         </w:rPr>
         <w:t>[41]</w:t>
       </w:r>
       <w:r>
+        <w:rPr>
+          <w:rFonts w:ascii="Arial" w:hAnsi="Arial"/>
+          <w:sz w:val="20"/>
+        </w:rPr>
         <w:t xml:space="preserve"> Zuluaga, C. A., Aristizábal, L. M., Rúa, S., Franco, D. A., Osorio, D. A., &amp; Vásquez, R. E. (2022). </w:t>
       </w:r>
       <w:r>
         <w:rPr>
+          <w:rFonts w:ascii="Arial" w:hAnsi="Arial"/>
           <w:i/>
+          <w:sz w:val="20"/>
         </w:rPr>
         <w:t>Development of a Modular Software Architecture for Underwater Vehicles Using Systems Engineering</w:t>
       </w:r>
       <w:r>
+        <w:rPr>
+          <w:rFonts w:ascii="Arial" w:hAnsi="Arial"/>
+          <w:sz w:val="20"/>
+        </w:rPr>
         <w:t>. Journal of Marine Science and Engineering, 10(9), 1276. https://doi.org/10.3390/jmse10091276</w:t>
       </w:r>
-      <w:r/>
     </w:p>
     <w:sectPr>
-      <w:pgSz w:w="12240" w:h="15840"/>
-      <w:pgMar w:top="1440" w:right="1440" w:bottom="1440" w:left="1728" w:header="720" w:footer="720" w:gutter="0"/>
+      <w:pgSz w:w="9978" w:h="14173"/>
+      <w:pgMar w:top="1276" w:right="1276" w:bottom="1276" w:left="1276" w:header="720" w:footer="720" w:gutter="0"/>
       <w:cols w:space="720"/>
       <w:docGrid w:linePitch="360"/>
     </w:sectPr>
@@ -3776,12 +6985,13 @@
     <w:qFormat/>
     <w:rsid w:val="00FC693F"/>
     <w:pPr>
-      <w:spacing w:line="276" w:lineRule="auto" w:after="120"/>
+      <w:spacing w:line="276" w:lineRule="auto" w:after="80"/>
+      <w:jc w:val="both"/>
     </w:pPr>
     <w:rPr>
       <w:rFonts w:ascii="Arial" w:hAnsi="Arial"/>
       <w:color w:val="111111"/>
-      <w:sz w:val="22"/>
+      <w:sz w:val="20"/>
     </w:rPr>
   </w:style>
   <w:style w:type="paragraph" w:styleId="Header">

--- a/Thesis/docx_export/BAB_1_PENDAHULUAN.docx
+++ b/Thesis/docx_export/BAB_1_PENDAHULUAN.docx
@@ -286,7 +286,67 @@
           <w:rFonts w:ascii="Arial" w:hAnsi="Arial"/>
           <w:sz w:val="20"/>
         </w:rPr>
-        <w:t xml:space="preserve"> (Surge, Sway, Heave, dan Yaw) beserta pemerataan </w:t>
+        <w:t xml:space="preserve"> (</w:t>
+      </w:r>
+      <w:r>
+        <w:rPr>
+          <w:rFonts w:ascii="Arial" w:hAnsi="Arial"/>
+          <w:i/>
+          <w:sz w:val="20"/>
+        </w:rPr>
+        <w:t>Surge</w:t>
+      </w:r>
+      <w:r>
+        <w:rPr>
+          <w:rFonts w:ascii="Arial" w:hAnsi="Arial"/>
+          <w:sz w:val="20"/>
+        </w:rPr>
+        <w:t xml:space="preserve">, </w:t>
+      </w:r>
+      <w:r>
+        <w:rPr>
+          <w:rFonts w:ascii="Arial" w:hAnsi="Arial"/>
+          <w:i/>
+          <w:sz w:val="20"/>
+        </w:rPr>
+        <w:t>Sway</w:t>
+      </w:r>
+      <w:r>
+        <w:rPr>
+          <w:rFonts w:ascii="Arial" w:hAnsi="Arial"/>
+          <w:sz w:val="20"/>
+        </w:rPr>
+        <w:t xml:space="preserve">, </w:t>
+      </w:r>
+      <w:r>
+        <w:rPr>
+          <w:rFonts w:ascii="Arial" w:hAnsi="Arial"/>
+          <w:i/>
+          <w:sz w:val="20"/>
+        </w:rPr>
+        <w:t>Heave</w:t>
+      </w:r>
+      <w:r>
+        <w:rPr>
+          <w:rFonts w:ascii="Arial" w:hAnsi="Arial"/>
+          <w:sz w:val="20"/>
+        </w:rPr>
+        <w:t xml:space="preserve">, dan </w:t>
+      </w:r>
+      <w:r>
+        <w:rPr>
+          <w:rFonts w:ascii="Arial" w:hAnsi="Arial"/>
+          <w:i/>
+          <w:sz w:val="20"/>
+        </w:rPr>
+        <w:t>Yaw</w:t>
+      </w:r>
+      <w:r>
+        <w:rPr>
+          <w:rFonts w:ascii="Arial" w:hAnsi="Arial"/>
+          <w:sz w:val="20"/>
+        </w:rPr>
+        <w:t xml:space="preserve">) beserta pemerataan </w:t>
       </w:r>
       <w:r>
         <w:rPr>
@@ -646,7 +706,7 @@
           <w:rFonts w:ascii="Arial" w:hAnsi="Arial"/>
           <w:sz w:val="20"/>
         </w:rPr>
-        <w:t>Severe Hydrodynamic Cross-Coupling</w:t>
+        <w:t xml:space="preserve">Severe Hydrodynamic </w:t>
       </w:r>
       <w:r>
         <w:rPr>
@@ -654,6 +714,14 @@
           <w:i/>
           <w:sz w:val="20"/>
         </w:rPr>
+        <w:t>Cross-Coupling</w:t>
+      </w:r>
+      <w:r>
+        <w:rPr>
+          <w:rFonts w:ascii="Arial" w:hAnsi="Arial"/>
+          <w:i/>
+          <w:sz w:val="20"/>
+        </w:rPr>
         <w:t>)</w:t>
       </w:r>
       <w:r>
@@ -669,7 +737,7 @@
           <w:rFonts w:ascii="Arial" w:hAnsi="Arial"/>
           <w:sz w:val="20"/>
         </w:rPr>
-        <w:t>hydrodynamic Munk moment</w:t>
+        <w:t xml:space="preserve">hydrodynamic </w:t>
       </w:r>
       <w:r>
         <w:rPr>
@@ -677,6 +745,14 @@
           <w:i/>
           <w:sz w:val="20"/>
         </w:rPr>
+        <w:t>Munk moment</w:t>
+      </w:r>
+      <w:r>
+        <w:rPr>
+          <w:rFonts w:ascii="Arial" w:hAnsi="Arial"/>
+          <w:i/>
+          <w:sz w:val="20"/>
+        </w:rPr>
         <w:t xml:space="preserve">)—yang disebabkan oleh asimetri antara </w:t>
       </w:r>
       <w:r>
@@ -684,7 +760,7 @@
           <w:rFonts w:ascii="Arial" w:hAnsi="Arial"/>
           <w:sz w:val="20"/>
         </w:rPr>
-        <w:t>transverse added mass</w:t>
+        <w:t xml:space="preserve">transverse </w:t>
       </w:r>
       <w:r>
         <w:rPr>
@@ -692,6 +768,14 @@
           <w:i/>
           <w:sz w:val="20"/>
         </w:rPr>
+        <w:t>added mass</w:t>
+      </w:r>
+      <w:r>
+        <w:rPr>
+          <w:rFonts w:ascii="Arial" w:hAnsi="Arial"/>
+          <w:i/>
+          <w:sz w:val="20"/>
+        </w:rPr>
         <w:t xml:space="preserve"> ($$Y_{\dot{v}}$$) dan </w:t>
       </w:r>
       <w:r>
@@ -699,7 +783,7 @@
           <w:rFonts w:ascii="Arial" w:hAnsi="Arial"/>
           <w:sz w:val="20"/>
         </w:rPr>
-        <w:t>longitudinal added mass</w:t>
+        <w:t xml:space="preserve">longitudinal </w:t>
       </w:r>
       <w:r>
         <w:rPr>
@@ -707,6 +791,14 @@
           <w:i/>
           <w:sz w:val="20"/>
         </w:rPr>
+        <w:t>added mass</w:t>
+      </w:r>
+      <w:r>
+        <w:rPr>
+          <w:rFonts w:ascii="Arial" w:hAnsi="Arial"/>
+          <w:i/>
+          <w:sz w:val="20"/>
+        </w:rPr>
         <w:t xml:space="preserve"> ($$X_{\dot{u}}$$)—menghasilkan torsi </w:t>
       </w:r>
       <w:r>
@@ -727,9 +819,17 @@
       <w:r>
         <w:rPr>
           <w:rFonts w:ascii="Arial" w:hAnsi="Arial"/>
-          <w:sz w:val="20"/>
-        </w:rPr>
-        <w:t>underactuated*, torsi kopling silang ini tidak dapat diimbangi secara aktif oleh gaya dari pendorong.</w:t>
+          <w:i/>
+          <w:sz w:val="20"/>
+        </w:rPr>
+        <w:t>underactuated</w:t>
+      </w:r>
+      <w:r>
+        <w:rPr>
+          <w:rFonts w:ascii="Arial" w:hAnsi="Arial"/>
+          <w:sz w:val="20"/>
+        </w:rPr>
+        <w:t>*, torsi kopling silang ini tidak dapat diimbangi secara aktif oleh gaya dari pendorong.</w:t>
       </w:r>
     </w:p>
     <w:p>
@@ -837,7 +937,7 @@
       <w:r>
         <w:rPr>
           <w:rFonts w:ascii="Arial" w:hAnsi="Arial"/>
-          <w:i/>
+          <w:b/>
           <w:sz w:val="20"/>
         </w:rPr>
         <w:t>Degree of Freedom</w:t>
@@ -1122,14 +1222,14 @@
           <w:i/>
           <w:sz w:val="20"/>
         </w:rPr>
-        <w:t>optimal thrust allocation</w:t>
-      </w:r>
-      <w:r>
-        <w:rPr>
-          <w:rFonts w:ascii="Arial" w:hAnsi="Arial"/>
-          <w:sz w:val="20"/>
-        </w:rPr>
-        <w:t>) untuk meminimalkan konsumsi daya listrik total dan mencegah saturasi pada masing-masing motor [7], [32].</w:t>
+        <w:t xml:space="preserve">optimal </w:t>
+      </w:r>
+      <w:r>
+        <w:rPr>
+          <w:rFonts w:ascii="Arial" w:hAnsi="Arial"/>
+          <w:sz w:val="20"/>
+        </w:rPr>
+        <w:t>thrust allocation**) untuk meminimalkan konsumsi daya listrik total dan mencegah saturasi pada masing-masing motor [7], [32].</w:t>
       </w:r>
     </w:p>
     <w:p>
@@ -1626,7 +1726,22 @@
           <w:rFonts w:ascii="Arial" w:hAnsi="Arial"/>
           <w:sz w:val="20"/>
         </w:rPr>
-        <w:t xml:space="preserve">: Sebuah Kalman Filter diskrit linier 8-dimensi yang memformulasikan vektor keadaan </w:t>
+        <w:t xml:space="preserve">: Sebuah </w:t>
+      </w:r>
+      <w:r>
+        <w:rPr>
+          <w:rFonts w:ascii="Arial" w:hAnsi="Arial"/>
+          <w:i/>
+          <w:sz w:val="20"/>
+        </w:rPr>
+        <w:t>Kalman Filter</w:t>
+      </w:r>
+      <w:r>
+        <w:rPr>
+          <w:rFonts w:ascii="Arial" w:hAnsi="Arial"/>
+          <w:sz w:val="20"/>
+        </w:rPr>
+        <w:t xml:space="preserve"> diskrit linier 8-dimensi yang memformulasikan vektor keadaan </w:t>
       </w:r>
       <w:r>
         <w:rPr>
@@ -1872,7 +1987,22 @@
           <w:rFonts w:ascii="Arial" w:hAnsi="Arial"/>
           <w:sz w:val="20"/>
         </w:rPr>
-        <w:t>. Aliran data kamera dan Kalman Filter visual berjalan pada komputer pendamping (</w:t>
+        <w:t xml:space="preserve">. Aliran data kamera dan </w:t>
+      </w:r>
+      <w:r>
+        <w:rPr>
+          <w:rFonts w:ascii="Arial" w:hAnsi="Arial"/>
+          <w:i/>
+          <w:sz w:val="20"/>
+        </w:rPr>
+        <w:t>Kalman Filter</w:t>
+      </w:r>
+      <w:r>
+        <w:rPr>
+          <w:rFonts w:ascii="Arial" w:hAnsi="Arial"/>
+          <w:sz w:val="20"/>
+        </w:rPr>
+        <w:t xml:space="preserve"> visual berjalan pada komputer pendamping (</w:t>
       </w:r>
       <w:r>
         <w:rPr>
@@ -2258,7 +2388,22 @@
           <w:rFonts w:ascii="Arial" w:hAnsi="Arial"/>
           <w:sz w:val="20"/>
         </w:rPr>
-        <w:t xml:space="preserve">) [10], [24]. Di samping itu, dinamika kabel tether subsea yang diinvestigasi oleh Franchi dkk. (2022) dan Gaggero dkk. (2024) serta pendekatan simulasi terpadu oleh Karras dkk. (2024) memperkuat urgensi pengujian </w:t>
+        <w:t xml:space="preserve">) [10], [24]. Di samping itu, dinamika kabel </w:t>
+      </w:r>
+      <w:r>
+        <w:rPr>
+          <w:rFonts w:ascii="Arial" w:hAnsi="Arial"/>
+          <w:i/>
+          <w:sz w:val="20"/>
+        </w:rPr>
+        <w:t>tether</w:t>
+      </w:r>
+      <w:r>
+        <w:rPr>
+          <w:rFonts w:ascii="Arial" w:hAnsi="Arial"/>
+          <w:sz w:val="20"/>
+        </w:rPr>
+        <w:t xml:space="preserve"> subsea yang diinvestigasi oleh Franchi dkk. (2022) dan Gaggero dkk. (2024) serta pendekatan simulasi terpadu oleh Karras dkk. (2024) memperkuat urgensi pengujian </w:t>
       </w:r>
       <w:r>
         <w:rPr>
@@ -2499,46 +2644,46 @@
       <w:r>
         <w:rPr>
           <w:rFonts w:ascii="Arial" w:hAnsi="Arial"/>
+          <w:b/>
+          <w:sz w:val="20"/>
+        </w:rPr>
+        <w:t>gimbal lock</w:t>
+      </w:r>
+      <w:r>
+        <w:rPr>
+          <w:rFonts w:ascii="Arial" w:hAnsi="Arial"/>
+          <w:sz w:val="20"/>
+        </w:rPr>
+        <w:t xml:space="preserve"> pada pitch </w:t>
+      </w:r>
+      <w:r>
+        <w:rPr>
+          <w:rFonts w:ascii="Arial" w:hAnsi="Arial"/>
+          <w:sz w:val="20"/>
+        </w:rPr>
+        <w:t>$$\theta = \pm 90^\circ$$</w:t>
+      </w:r>
+      <w:r>
+        <w:rPr>
+          <w:rFonts w:ascii="Arial" w:hAnsi="Arial"/>
+          <w:sz w:val="20"/>
+        </w:rPr>
+        <w:t xml:space="preserve">) diselesaikan menggunakan kinematika </w:t>
+      </w:r>
+      <w:r>
+        <w:rPr>
+          <w:rFonts w:ascii="Arial" w:hAnsi="Arial"/>
           <w:i/>
           <w:sz w:val="20"/>
         </w:rPr>
-        <w:t>gimbal lock</w:t>
-      </w:r>
-      <w:r>
-        <w:rPr>
-          <w:rFonts w:ascii="Arial" w:hAnsi="Arial"/>
-          <w:sz w:val="20"/>
-        </w:rPr>
-        <w:t xml:space="preserve"> pada pitch </w:t>
-      </w:r>
-      <w:r>
-        <w:rPr>
-          <w:rFonts w:ascii="Arial" w:hAnsi="Arial"/>
-          <w:sz w:val="20"/>
-        </w:rPr>
-        <w:t>$$\theta = \pm 90^\circ$$</w:t>
-      </w:r>
-      <w:r>
-        <w:rPr>
-          <w:rFonts w:ascii="Arial" w:hAnsi="Arial"/>
-          <w:sz w:val="20"/>
-        </w:rPr>
-        <w:t xml:space="preserve">) diselesaikan menggunakan kinematika </w:t>
-      </w:r>
-      <w:r>
-        <w:rPr>
-          <w:rFonts w:ascii="Arial" w:hAnsi="Arial"/>
-          <w:i/>
-          <w:sz w:val="20"/>
-        </w:rPr>
-        <w:t>unit quaternion</w:t>
-      </w:r>
-      <w:r>
-        <w:rPr>
-          <w:rFonts w:ascii="Arial" w:hAnsi="Arial"/>
-          <w:sz w:val="20"/>
-        </w:rPr>
-        <w:t xml:space="preserve"> [7], [27], dan bagaimana matriks Jacobian kinematika terpadu </w:t>
+        <w:t xml:space="preserve">unit </w:t>
+      </w:r>
+      <w:r>
+        <w:rPr>
+          <w:rFonts w:ascii="Arial" w:hAnsi="Arial"/>
+          <w:sz w:val="20"/>
+        </w:rPr>
+        <w:t xml:space="preserve">quaternion** [7], [27], dan bagaimana matriks Jacobian kinematika terpadu </w:t>
       </w:r>
       <w:r>
         <w:rPr>
@@ -2605,9 +2750,82 @@
       <w:r>
         <w:rPr>
           <w:rFonts w:ascii="Arial" w:hAnsi="Arial"/>
+          <w:b/>
+          <w:sz w:val="20"/>
+        </w:rPr>
+        <w:t>rigid-body</w:t>
+      </w:r>
+      <w:r>
+        <w:rPr>
+          <w:rFonts w:ascii="Arial" w:hAnsi="Arial"/>
+          <w:sz w:val="20"/>
+        </w:rPr>
+        <w:t xml:space="preserve"> </w:t>
+      </w:r>
+      <w:r>
+        <w:rPr>
+          <w:rFonts w:ascii="Arial" w:hAnsi="Arial"/>
+          <w:sz w:val="20"/>
+        </w:rPr>
+        <w:t>$$M_{RB}$$</w:t>
+      </w:r>
+      <w:r>
+        <w:rPr>
+          <w:rFonts w:ascii="Arial" w:hAnsi="Arial"/>
+          <w:sz w:val="20"/>
+        </w:rPr>
+        <w:t xml:space="preserve">, matriks </w:t>
+      </w:r>
+      <w:r>
+        <w:rPr>
+          <w:rFonts w:ascii="Arial" w:hAnsi="Arial"/>
+          <w:b/>
+          <w:sz w:val="20"/>
+        </w:rPr>
+        <w:t>added mass</w:t>
+      </w:r>
+      <w:r>
+        <w:rPr>
+          <w:rFonts w:ascii="Arial" w:hAnsi="Arial"/>
+          <w:sz w:val="20"/>
+        </w:rPr>
+        <w:t xml:space="preserve"> hidrodinamika </w:t>
+      </w:r>
+      <w:r>
+        <w:rPr>
+          <w:rFonts w:ascii="Arial" w:hAnsi="Arial"/>
+          <w:sz w:val="20"/>
+        </w:rPr>
+        <w:t>$$M_A$$</w:t>
+      </w:r>
+      <w:r>
+        <w:rPr>
+          <w:rFonts w:ascii="Arial" w:hAnsi="Arial"/>
+          <w:sz w:val="20"/>
+        </w:rPr>
+        <w:t xml:space="preserve">, matriks </w:t>
+      </w:r>
+      <w:r>
+        <w:rPr>
+          <w:rFonts w:ascii="Arial" w:hAnsi="Arial"/>
           <w:i/>
           <w:sz w:val="20"/>
         </w:rPr>
+        <w:t>Coriolis-centripetal</w:t>
+      </w:r>
+      <w:r>
+        <w:rPr>
+          <w:rFonts w:ascii="Arial" w:hAnsi="Arial"/>
+          <w:sz w:val="20"/>
+        </w:rPr>
+        <w:t xml:space="preserve"> dari </w:t>
+      </w:r>
+      <w:r>
+        <w:rPr>
+          <w:rFonts w:ascii="Arial" w:hAnsi="Arial"/>
+          <w:b/>
+          <w:sz w:val="20"/>
+        </w:rPr>
         <w:t>rigid-body</w:t>
       </w:r>
       <w:r>
@@ -2622,79 +2840,6 @@
           <w:rFonts w:ascii="Arial" w:hAnsi="Arial"/>
           <w:sz w:val="20"/>
         </w:rPr>
-        <w:t>$$M_{RB}$$</w:t>
-      </w:r>
-      <w:r>
-        <w:rPr>
-          <w:rFonts w:ascii="Arial" w:hAnsi="Arial"/>
-          <w:sz w:val="20"/>
-        </w:rPr>
-        <w:t xml:space="preserve">, matriks </w:t>
-      </w:r>
-      <w:r>
-        <w:rPr>
-          <w:rFonts w:ascii="Arial" w:hAnsi="Arial"/>
-          <w:i/>
-          <w:sz w:val="20"/>
-        </w:rPr>
-        <w:t>added mass</w:t>
-      </w:r>
-      <w:r>
-        <w:rPr>
-          <w:rFonts w:ascii="Arial" w:hAnsi="Arial"/>
-          <w:sz w:val="20"/>
-        </w:rPr>
-        <w:t xml:space="preserve"> hidrodinamika </w:t>
-      </w:r>
-      <w:r>
-        <w:rPr>
-          <w:rFonts w:ascii="Arial" w:hAnsi="Arial"/>
-          <w:sz w:val="20"/>
-        </w:rPr>
-        <w:t>$$M_A$$</w:t>
-      </w:r>
-      <w:r>
-        <w:rPr>
-          <w:rFonts w:ascii="Arial" w:hAnsi="Arial"/>
-          <w:sz w:val="20"/>
-        </w:rPr>
-        <w:t xml:space="preserve">, matriks </w:t>
-      </w:r>
-      <w:r>
-        <w:rPr>
-          <w:rFonts w:ascii="Arial" w:hAnsi="Arial"/>
-          <w:i/>
-          <w:sz w:val="20"/>
-        </w:rPr>
-        <w:t>Coriolis-centripetal</w:t>
-      </w:r>
-      <w:r>
-        <w:rPr>
-          <w:rFonts w:ascii="Arial" w:hAnsi="Arial"/>
-          <w:sz w:val="20"/>
-        </w:rPr>
-        <w:t xml:space="preserve"> dari </w:t>
-      </w:r>
-      <w:r>
-        <w:rPr>
-          <w:rFonts w:ascii="Arial" w:hAnsi="Arial"/>
-          <w:i/>
-          <w:sz w:val="20"/>
-        </w:rPr>
-        <w:t>rigid-body</w:t>
-      </w:r>
-      <w:r>
-        <w:rPr>
-          <w:rFonts w:ascii="Arial" w:hAnsi="Arial"/>
-          <w:sz w:val="20"/>
-        </w:rPr>
-        <w:t xml:space="preserve"> </w:t>
-      </w:r>
-      <w:r>
-        <w:rPr>
-          <w:rFonts w:ascii="Arial" w:hAnsi="Arial"/>
-          <w:sz w:val="20"/>
-        </w:rPr>
         <w:t>$$C_{RB}(\nu)$$</w:t>
       </w:r>
       <w:r>
@@ -2707,7 +2852,7 @@
       <w:r>
         <w:rPr>
           <w:rFonts w:ascii="Arial" w:hAnsi="Arial"/>
-          <w:i/>
+          <w:b/>
           <w:sz w:val="20"/>
         </w:rPr>
         <w:t>added mass</w:t>
@@ -2798,7 +2943,7 @@
       <w:r>
         <w:rPr>
           <w:rFonts w:ascii="Arial" w:hAnsi="Arial"/>
-          <w:i/>
+          <w:b/>
           <w:sz w:val="20"/>
         </w:rPr>
         <w:t>Degree of Freedom</w:t>
@@ -2841,7 +2986,7 @@
       <w:r>
         <w:rPr>
           <w:rFonts w:ascii="Arial" w:hAnsi="Arial"/>
-          <w:i/>
+          <w:b/>
           <w:sz w:val="20"/>
         </w:rPr>
         <w:t>over-actuated</w:t>
@@ -2856,7 +3001,7 @@
       <w:r>
         <w:rPr>
           <w:rFonts w:ascii="Arial" w:hAnsi="Arial"/>
-          <w:i/>
+          <w:b/>
           <w:sz w:val="20"/>
         </w:rPr>
         <w:t>Moore-Penrose pseudo-inverse</w:t>
@@ -2963,7 +3108,7 @@
       <w:r>
         <w:rPr>
           <w:rFonts w:ascii="Arial" w:hAnsi="Arial"/>
-          <w:i/>
+          <w:b/>
           <w:sz w:val="20"/>
         </w:rPr>
         <w:t>Extended Kalman Filter</w:t>
@@ -3141,14 +3286,14 @@
           <w:i/>
           <w:sz w:val="20"/>
         </w:rPr>
-        <w:t>unit quaternion</w:t>
-      </w:r>
-      <w:r>
-        <w:rPr>
-          <w:rFonts w:ascii="Arial" w:hAnsi="Arial"/>
-          <w:sz w:val="20"/>
-        </w:rPr>
-        <w:t xml:space="preserve">, dan matriks Jacobian kinematika </w:t>
+        <w:t xml:space="preserve">unit </w:t>
+      </w:r>
+      <w:r>
+        <w:rPr>
+          <w:rFonts w:ascii="Arial" w:hAnsi="Arial"/>
+          <w:sz w:val="20"/>
+        </w:rPr>
+        <w:t xml:space="preserve">quaternion**, dan matriks Jacobian kinematika </w:t>
       </w:r>
       <w:r>
         <w:rPr>
@@ -3387,9 +3532,17 @@
       <w:r>
         <w:rPr>
           <w:rFonts w:ascii="Arial" w:hAnsi="Arial"/>
-          <w:sz w:val="20"/>
-        </w:rPr>
-        <w:t>Kalman Filter Target Visual 8D (</w:t>
+          <w:i/>
+          <w:sz w:val="20"/>
+        </w:rPr>
+        <w:t>Kalman Filter</w:t>
+      </w:r>
+      <w:r>
+        <w:rPr>
+          <w:rFonts w:ascii="Arial" w:hAnsi="Arial"/>
+          <w:sz w:val="20"/>
+        </w:rPr>
+        <w:t xml:space="preserve"> Target Visual 8D (</w:t>
       </w:r>
       <w:r>
         <w:rPr>
@@ -3449,7 +3602,7 @@
       <w:r>
         <w:rPr>
           <w:rFonts w:ascii="Arial" w:hAnsi="Arial"/>
-          <w:i/>
+          <w:b/>
           <w:sz w:val="20"/>
         </w:rPr>
         <w:t>Extended Kalman Filter</w:t>
@@ -3520,7 +3673,7 @@
       <w:r>
         <w:rPr>
           <w:rFonts w:ascii="Arial" w:hAnsi="Arial"/>
-          <w:i/>
+          <w:b/>
           <w:sz w:val="20"/>
         </w:rPr>
         <w:t>attitude</w:t>
@@ -3535,7 +3688,7 @@
       <w:r>
         <w:rPr>
           <w:rFonts w:ascii="Arial" w:hAnsi="Arial"/>
-          <w:i/>
+          <w:b/>
           <w:sz w:val="20"/>
         </w:rPr>
         <w:t>real-time</w:t>
@@ -3637,14 +3790,14 @@
           <w:i/>
           <w:sz w:val="20"/>
         </w:rPr>
-        <w:t>open-frame over-actuated</w:t>
-      </w:r>
-      <w:r>
-        <w:rPr>
-          <w:rFonts w:ascii="Arial" w:hAnsi="Arial"/>
-          <w:sz w:val="20"/>
-        </w:rPr>
-        <w:t xml:space="preserve"> yang berbasis pada geometri rangka BlueROV2 Heavy, dilengkapi dengan empat pendorong horizontal bervektor pada sudut </w:t>
+        <w:t xml:space="preserve">open-frame </w:t>
+      </w:r>
+      <w:r>
+        <w:rPr>
+          <w:rFonts w:ascii="Arial" w:hAnsi="Arial"/>
+          <w:sz w:val="20"/>
+        </w:rPr>
+        <w:t xml:space="preserve">over-actuated** yang berbasis pada geometri rangka BlueROV2 Heavy, dilengkapi dengan empat pendorong horizontal bervektor pada sudut </w:t>
       </w:r>
       <w:r>
         <w:rPr>
@@ -3833,7 +3986,7 @@
       <w:r>
         <w:rPr>
           <w:rFonts w:ascii="Arial" w:hAnsi="Arial"/>
-          <w:i/>
+          <w:b/>
           <w:sz w:val="20"/>
         </w:rPr>
         <w:t>added mass</w:t>
@@ -3935,7 +4088,7 @@
       <w:r>
         <w:rPr>
           <w:rFonts w:ascii="Arial" w:hAnsi="Arial"/>
-          <w:i/>
+          <w:b/>
           <w:sz w:val="20"/>
         </w:rPr>
         <w:t>deep learning</w:t>
@@ -3950,7 +4103,7 @@
       <w:r>
         <w:rPr>
           <w:rFonts w:ascii="Arial" w:hAnsi="Arial"/>
-          <w:i/>
+          <w:b/>
           <w:sz w:val="20"/>
         </w:rPr>
         <w:t>Continuous White Noise Acceleration</w:t>
@@ -3965,7 +4118,7 @@
       <w:r>
         <w:rPr>
           <w:rFonts w:ascii="Arial" w:hAnsi="Arial"/>
-          <w:i/>
+          <w:b/>
           <w:sz w:val="20"/>
         </w:rPr>
         <w:t>frame rate</w:t>
@@ -4064,7 +4217,7 @@
       <w:r>
         <w:rPr>
           <w:rFonts w:ascii="Arial" w:hAnsi="Arial"/>
-          <w:i/>
+          <w:b/>
           <w:sz w:val="20"/>
         </w:rPr>
         <w:t>flight controller</w:t>
@@ -4191,7 +4344,22 @@
           <w:rFonts w:ascii="Arial" w:hAnsi="Arial"/>
           <w:sz w:val="20"/>
         </w:rPr>
-        <w:t>, serta estimasi status Kalman Filter ganda dalam ilmu robotika kelautan [7], [16], [21].</w:t>
+        <w:t xml:space="preserve">, serta estimasi status </w:t>
+      </w:r>
+      <w:r>
+        <w:rPr>
+          <w:rFonts w:ascii="Arial" w:hAnsi="Arial"/>
+          <w:i/>
+          <w:sz w:val="20"/>
+        </w:rPr>
+        <w:t>Kalman Filter</w:t>
+      </w:r>
+      <w:r>
+        <w:rPr>
+          <w:rFonts w:ascii="Arial" w:hAnsi="Arial"/>
+          <w:sz w:val="20"/>
+        </w:rPr>
+        <w:t xml:space="preserve"> ganda dalam ilmu robotika kelautan [7], [16], [21].</w:t>
       </w:r>
     </w:p>
     <w:p>
@@ -4329,7 +4497,22 @@
           <w:rFonts w:ascii="Arial" w:hAnsi="Arial"/>
           <w:sz w:val="20"/>
         </w:rPr>
-        <w:t xml:space="preserve"> (Kalman Filter), dan </w:t>
+        <w:t xml:space="preserve"> (</w:t>
+      </w:r>
+      <w:r>
+        <w:rPr>
+          <w:rFonts w:ascii="Arial" w:hAnsi="Arial"/>
+          <w:i/>
+          <w:sz w:val="20"/>
+        </w:rPr>
+        <w:t>Kalman Filter</w:t>
+      </w:r>
+      <w:r>
+        <w:rPr>
+          <w:rFonts w:ascii="Arial" w:hAnsi="Arial"/>
+          <w:sz w:val="20"/>
+        </w:rPr>
+        <w:t xml:space="preserve">), dan </w:t>
       </w:r>
       <w:r>
         <w:rPr>
@@ -4392,7 +4575,7 @@
           <w:rFonts w:ascii="Arial" w:hAnsi="Arial"/>
           <w:sz w:val="20"/>
         </w:rPr>
-        <w:t>Memungkinkan sistem kendali posisi dan pelacakan orientasi spasial (</w:t>
+        <w:t>Memungkinkan sistem kendali posisi dan pelacakan orientasi spasial (*</w:t>
       </w:r>
       <w:r>
         <w:rPr>
@@ -4400,11 +4583,19 @@
           <w:i/>
           <w:sz w:val="20"/>
         </w:rPr>
-        <w:t>attitude tracking</w:t>
-      </w:r>
-      <w:r>
-        <w:rPr>
-          <w:rFonts w:ascii="Arial" w:hAnsi="Arial"/>
+        <w:t>attitude</w:t>
+      </w:r>
+      <w:r>
+        <w:rPr>
+          <w:rFonts w:ascii="Arial" w:hAnsi="Arial"/>
+          <w:sz w:val="20"/>
+        </w:rPr>
+        <w:t xml:space="preserve"> tracking</w:t>
+      </w:r>
+      <w:r>
+        <w:rPr>
+          <w:rFonts w:ascii="Arial" w:hAnsi="Arial"/>
+          <w:i/>
           <w:sz w:val="20"/>
         </w:rPr>
         <w:t xml:space="preserve">) 6-DOF yang aktif secara dinamis, sehingga stabilitas posisi selalu terjaga ketika mengoperasikan </w:t>
@@ -4412,17 +4603,9 @@
       <w:r>
         <w:rPr>
           <w:rFonts w:ascii="Arial" w:hAnsi="Arial"/>
-          <w:i/>
-          <w:sz w:val="20"/>
-        </w:rPr>
-        <w:t>subsea robotic manipulator arm</w:t>
-      </w:r>
-      <w:r>
-        <w:rPr>
-          <w:rFonts w:ascii="Arial" w:hAnsi="Arial"/>
-          <w:sz w:val="20"/>
-        </w:rPr>
-        <w:t xml:space="preserve"> (lengan robot) tanpa memiringkan postur wahana secara serampangan [18], [21], [31].</w:t>
+          <w:sz w:val="20"/>
+        </w:rPr>
+        <w:t>subsea robotic manipulator arm* (lengan robot) tanpa memiringkan postur wahana secara serampangan [18], [21], [31].</w:t>
       </w:r>
     </w:p>
     <w:p>
@@ -4706,17 +4889,47 @@
       <w:r>
         <w:rPr>
           <w:rFonts w:ascii="Arial" w:hAnsi="Arial"/>
+          <w:b/>
+          <w:sz w:val="20"/>
+        </w:rPr>
+        <w:t>over-actuated</w:t>
+      </w:r>
+      <w:r>
+        <w:rPr>
+          <w:rFonts w:ascii="Arial" w:hAnsi="Arial"/>
+          <w:sz w:val="20"/>
+        </w:rPr>
+        <w:t xml:space="preserve">, pelacakan target visual dan metode Kalman Filter. Menetapkan dasar-dasar matematis bagi bingkai acuan dan koordinat referensi sistem, derivasi </w:t>
+      </w:r>
+      <w:r>
+        <w:rPr>
+          <w:rFonts w:ascii="Arial" w:hAnsi="Arial"/>
           <w:i/>
           <w:sz w:val="20"/>
         </w:rPr>
-        <w:t>over-actuated</w:t>
-      </w:r>
-      <w:r>
-        <w:rPr>
-          <w:rFonts w:ascii="Arial" w:hAnsi="Arial"/>
-          <w:sz w:val="20"/>
-        </w:rPr>
-        <w:t xml:space="preserve">, pelacakan target visual dan metode Kalman Filter. Menetapkan dasar-dasar matematis bagi bingkai acuan dan koordinat referensi sistem, derivasi </w:t>
+        <w:t>first-principles</w:t>
+      </w:r>
+      <w:r>
+        <w:rPr>
+          <w:rFonts w:ascii="Arial" w:hAnsi="Arial"/>
+          <w:sz w:val="20"/>
+        </w:rPr>
+        <w:t xml:space="preserve"> kinematika 6-DOF (sudut Euler, </w:t>
+      </w:r>
+      <w:r>
+        <w:rPr>
+          <w:rFonts w:ascii="Arial" w:hAnsi="Arial"/>
+          <w:b/>
+          <w:sz w:val="20"/>
+        </w:rPr>
+        <w:t>quaternion</w:t>
+      </w:r>
+      <w:r>
+        <w:rPr>
+          <w:rFonts w:ascii="Arial" w:hAnsi="Arial"/>
+          <w:sz w:val="20"/>
+        </w:rPr>
+        <w:t xml:space="preserve">, </w:t>
       </w:r>
       <w:r>
         <w:rPr>
@@ -4724,14 +4937,14 @@
           <w:i/>
           <w:sz w:val="20"/>
         </w:rPr>
-        <w:t>first-principles</w:t>
-      </w:r>
-      <w:r>
-        <w:rPr>
-          <w:rFonts w:ascii="Arial" w:hAnsi="Arial"/>
-          <w:sz w:val="20"/>
-        </w:rPr>
-        <w:t xml:space="preserve"> kinematika 6-DOF (sudut Euler, </w:t>
+        <w:t>Jacobian</w:t>
+      </w:r>
+      <w:r>
+        <w:rPr>
+          <w:rFonts w:ascii="Arial" w:hAnsi="Arial"/>
+          <w:sz w:val="20"/>
+        </w:rPr>
+        <w:t>), persamaan non-linier dinamis AUV berbasis Fossen 6-DOF, formulasi Moore-Penrose *</w:t>
       </w:r>
       <w:r>
         <w:rPr>
@@ -4739,14 +4952,14 @@
           <w:i/>
           <w:sz w:val="20"/>
         </w:rPr>
-        <w:t>quaternion</w:t>
-      </w:r>
-      <w:r>
-        <w:rPr>
-          <w:rFonts w:ascii="Arial" w:hAnsi="Arial"/>
-          <w:sz w:val="20"/>
-        </w:rPr>
-        <w:t xml:space="preserve">, </w:t>
+        <w:t>pseudo-inverse</w:t>
+      </w:r>
+      <w:r>
+        <w:rPr>
+          <w:rFonts w:ascii="Arial" w:hAnsi="Arial"/>
+          <w:sz w:val="20"/>
+        </w:rPr>
+        <w:t xml:space="preserve"> </w:t>
       </w:r>
       <w:r>
         <w:rPr>
@@ -4754,14 +4967,7 @@
           <w:i/>
           <w:sz w:val="20"/>
         </w:rPr>
-        <w:t>Jacobian</w:t>
-      </w:r>
-      <w:r>
-        <w:rPr>
-          <w:rFonts w:ascii="Arial" w:hAnsi="Arial"/>
-          <w:sz w:val="20"/>
-        </w:rPr>
-        <w:t xml:space="preserve">), persamaan non-linier dinamis AUV berbasis Fossen 6-DOF, formulasi Moore-Penrose </w:t>
+        <w:t>thrust allocation</w:t>
       </w:r>
       <w:r>
         <w:rPr>
@@ -4769,28 +4975,21 @@
           <w:i/>
           <w:sz w:val="20"/>
         </w:rPr>
-        <w:t>pseudo-inverse thrust allocation</w:t>
-      </w:r>
-      <w:r>
-        <w:rPr>
-          <w:rFonts w:ascii="Arial" w:hAnsi="Arial"/>
-          <w:sz w:val="20"/>
-        </w:rPr>
         <w:t xml:space="preserve">, penurunan persamaan model matematika Target Visual Kalman Filter 8D, dan perluasan sistem Dinamika </w:t>
       </w:r>
       <w:r>
         <w:rPr>
           <w:rFonts w:ascii="Arial" w:hAnsi="Arial"/>
+          <w:sz w:val="20"/>
+        </w:rPr>
+        <w:t>Hydrodynamic</w:t>
+      </w:r>
+      <w:r>
+        <w:rPr>
+          <w:rFonts w:ascii="Arial" w:hAnsi="Arial"/>
           <w:i/>
           <w:sz w:val="20"/>
         </w:rPr>
-        <w:t>Hydrodynamic</w:t>
-      </w:r>
-      <w:r>
-        <w:rPr>
-          <w:rFonts w:ascii="Arial" w:hAnsi="Arial"/>
-          <w:sz w:val="20"/>
-        </w:rPr>
         <w:t xml:space="preserve"> </w:t>
       </w:r>
       <w:r>
@@ -4806,7 +5005,7 @@
           <w:rFonts w:ascii="Arial" w:hAnsi="Arial"/>
           <w:sz w:val="20"/>
         </w:rPr>
-        <w:t xml:space="preserve"> (EKF) 6-DOF.</w:t>
+        <w:t>* (EKF) 6-DOF.</w:t>
       </w:r>
     </w:p>
     <w:p>

--- a/Thesis/docx_export/BAB_1_PENDAHULUAN.docx
+++ b/Thesis/docx_export/BAB_1_PENDAHULUAN.docx
@@ -52,7 +52,44 @@
           <w:i/>
           <w:sz w:val="20"/>
         </w:rPr>
-        <w:t>Analisis Kinematika, Dinamika, dan Estimasi Keadaan Optimal Kalman Filter untuk Pelacakan Berbasis Visi pada AUV Vectored 6-DOF Over-Actuated 8-Pendorong</w:t>
+        <w:t xml:space="preserve">Analisis Kinematika, Dinamika, dan Estimasi Keadaan Optimal </w:t>
+      </w:r>
+      <w:r>
+        <w:rPr>
+          <w:rFonts w:ascii="Arial" w:hAnsi="Arial"/>
+          <w:sz w:val="20"/>
+        </w:rPr>
+        <w:t>Kalman Filter</w:t>
+      </w:r>
+      <w:r>
+        <w:rPr>
+          <w:rFonts w:ascii="Arial" w:hAnsi="Arial"/>
+          <w:i/>
+          <w:sz w:val="20"/>
+        </w:rPr>
+        <w:t xml:space="preserve"> untuk </w:t>
+      </w:r>
+      <w:r>
+        <w:rPr>
+          <w:rFonts w:ascii="Arial" w:hAnsi="Arial"/>
+          <w:sz w:val="20"/>
+        </w:rPr>
+        <w:t>Vision-Based Tracking</w:t>
+      </w:r>
+      <w:r>
+        <w:rPr>
+          <w:rFonts w:ascii="Arial" w:hAnsi="Arial"/>
+          <w:i/>
+          <w:sz w:val="20"/>
+        </w:rPr>
+        <w:t xml:space="preserve"> pada </w:t>
+      </w:r>
+      <w:r>
+        <w:rPr>
+          <w:rFonts w:ascii="Arial" w:hAnsi="Arial"/>
+          <w:sz w:val="20"/>
+        </w:rPr>
+        <w:t>Over-Actuated 8-Thruster 6-DOF Vectored AUV**</w:t>
       </w:r>
     </w:p>
     <w:p>
@@ -2106,19 +2143,65 @@
           <w:rFonts w:ascii="Arial" w:hAnsi="Arial"/>
           <w:sz w:val="20"/>
         </w:rPr>
-        <w:t xml:space="preserve">Oleh karena itu, penelitian ini menyajikan </w:t>
-      </w:r>
-      <w:r>
-        <w:rPr>
-          <w:rFonts w:ascii="Arial" w:hAnsi="Arial"/>
-          <w:b/>
-          <w:sz w:val="20"/>
-        </w:rPr>
-        <w:t>"Analisis Kinematika, Dinamika, dan Estimasi Keadaan Optimal Kalman Filter untuk Pelacakan Berbasis Visi pada AUV Vectored 6-DOF Over-Actuated 8-Pendorong"</w:t>
-      </w:r>
-      <w:r>
-        <w:rPr>
-          <w:rFonts w:ascii="Arial" w:hAnsi="Arial"/>
+        <w:t>Oleh karena itu, penelitian ini menyajikan *</w:t>
+      </w:r>
+      <w:r>
+        <w:rPr>
+          <w:rFonts w:ascii="Arial" w:hAnsi="Arial"/>
+          <w:i/>
+          <w:sz w:val="20"/>
+        </w:rPr>
+        <w:t xml:space="preserve">"Analisis Kinematika, Dinamika, dan Estimasi Keadaan Optimal </w:t>
+      </w:r>
+      <w:r>
+        <w:rPr>
+          <w:rFonts w:ascii="Arial" w:hAnsi="Arial"/>
+          <w:sz w:val="20"/>
+        </w:rPr>
+        <w:t>Kalman Filter</w:t>
+      </w:r>
+      <w:r>
+        <w:rPr>
+          <w:rFonts w:ascii="Arial" w:hAnsi="Arial"/>
+          <w:i/>
+          <w:sz w:val="20"/>
+        </w:rPr>
+        <w:t xml:space="preserve"> untuk </w:t>
+      </w:r>
+      <w:r>
+        <w:rPr>
+          <w:rFonts w:ascii="Arial" w:hAnsi="Arial"/>
+          <w:sz w:val="20"/>
+        </w:rPr>
+        <w:t>Vision-Based Tracking</w:t>
+      </w:r>
+      <w:r>
+        <w:rPr>
+          <w:rFonts w:ascii="Arial" w:hAnsi="Arial"/>
+          <w:i/>
+          <w:sz w:val="20"/>
+        </w:rPr>
+        <w:t xml:space="preserve"> pada </w:t>
+      </w:r>
+      <w:r>
+        <w:rPr>
+          <w:rFonts w:ascii="Arial" w:hAnsi="Arial"/>
+          <w:sz w:val="20"/>
+        </w:rPr>
+        <w:t>Over-Actuated 8-Thruster 6-DOF Vectored AUV</w:t>
+      </w:r>
+      <w:r>
+        <w:rPr>
+          <w:rFonts w:ascii="Arial" w:hAnsi="Arial"/>
+          <w:i/>
+          <w:sz w:val="20"/>
+        </w:rPr>
+        <w:t>"</w:t>
+      </w:r>
+      <w:r>
+        <w:rPr>
+          <w:rFonts w:ascii="Arial" w:hAnsi="Arial"/>
+          <w:i/>
           <w:sz w:val="20"/>
         </w:rPr>
         <w:t>, untuk membangun derivasi teoretis yang tak terpotong (</w:t>
@@ -2126,17 +2209,9 @@
       <w:r>
         <w:rPr>
           <w:rFonts w:ascii="Arial" w:hAnsi="Arial"/>
-          <w:i/>
-          <w:sz w:val="20"/>
-        </w:rPr>
-        <w:t>unabridged</w:t>
-      </w:r>
-      <w:r>
-        <w:rPr>
-          <w:rFonts w:ascii="Arial" w:hAnsi="Arial"/>
-          <w:sz w:val="20"/>
-        </w:rPr>
-        <w:t>), parameterisasi fisik, dan validasi eksperimental HITL/SITL.</w:t>
+          <w:sz w:val="20"/>
+        </w:rPr>
+        <w:t>unabridged*), parameterisasi fisik, dan validasi eksperimental HITL/SITL.</w:t>
       </w:r>
     </w:p>
     <w:p>
@@ -4681,7 +4756,7 @@
           <w:rFonts w:ascii="Arial" w:hAnsi="Arial"/>
           <w:sz w:val="20"/>
         </w:rPr>
-        <w:t>) di lingkungan Departemen Teknik Mesin / Program Studi Teknik Mekatronika, Universitas Hasanuddin.</w:t>
+        <w:t>) di lingkungan Departemen Teknik Mesin / Program Studi Teknik Mesin, Universitas Hasanuddin.</w:t>
       </w:r>
     </w:p>
     <w:p>

--- a/Thesis/docx_export/BAB_1_PENDAHULUAN.docx
+++ b/Thesis/docx_export/BAB_1_PENDAHULUAN.docx
@@ -27,7 +27,7 @@
       <w:r>
         <w:rPr>
           <w:rFonts w:ascii="Arial" w:hAnsi="Arial"/>
-          <w:b/>
+          <w:i/>
           <w:sz w:val="20"/>
         </w:rPr>
         <w:t>Judul Tugas Akhir</w:t>
@@ -49,47 +49,39 @@
       <w:r>
         <w:rPr>
           <w:rFonts w:ascii="Arial" w:hAnsi="Arial"/>
+          <w:sz w:val="20"/>
+        </w:rPr>
+        <w:t xml:space="preserve">Analisis Kinematika, Dinamika, dan Estimasi Keadaan Optimal </w:t>
+      </w:r>
+      <w:r>
+        <w:rPr>
+          <w:rFonts w:ascii="Arial" w:hAnsi="Arial"/>
           <w:i/>
           <w:sz w:val="20"/>
         </w:rPr>
-        <w:t xml:space="preserve">Analisis Kinematika, Dinamika, dan Estimasi Keadaan Optimal </w:t>
-      </w:r>
-      <w:r>
-        <w:rPr>
-          <w:rFonts w:ascii="Arial" w:hAnsi="Arial"/>
-          <w:sz w:val="20"/>
-        </w:rPr>
         <w:t>Kalman Filter</w:t>
       </w:r>
       <w:r>
         <w:rPr>
           <w:rFonts w:ascii="Arial" w:hAnsi="Arial"/>
+          <w:sz w:val="20"/>
+        </w:rPr>
+        <w:t xml:space="preserve"> untuk </w:t>
+      </w:r>
+      <w:r>
+        <w:rPr>
+          <w:rFonts w:ascii="Arial" w:hAnsi="Arial"/>
           <w:i/>
           <w:sz w:val="20"/>
         </w:rPr>
-        <w:t xml:space="preserve"> untuk </w:t>
-      </w:r>
-      <w:r>
-        <w:rPr>
-          <w:rFonts w:ascii="Arial" w:hAnsi="Arial"/>
-          <w:sz w:val="20"/>
-        </w:rPr>
         <w:t>Vision-Based Tracking</w:t>
       </w:r>
       <w:r>
         <w:rPr>
           <w:rFonts w:ascii="Arial" w:hAnsi="Arial"/>
-          <w:i/>
-          <w:sz w:val="20"/>
-        </w:rPr>
-        <w:t xml:space="preserve"> pada </w:t>
-      </w:r>
-      <w:r>
-        <w:rPr>
-          <w:rFonts w:ascii="Arial" w:hAnsi="Arial"/>
-          <w:sz w:val="20"/>
-        </w:rPr>
-        <w:t>Over-Actuated 8-Thruster 6-DOF Vectored AUV**</w:t>
+          <w:sz w:val="20"/>
+        </w:rPr>
+        <w:t xml:space="preserve"> pada Over-Actuated 8-Thruster 6-DOF Vectored AUV</w:t>
       </w:r>
     </w:p>
     <w:p>
@@ -516,22 +508,7 @@
           <w:rFonts w:ascii="Arial" w:hAnsi="Arial"/>
           <w:sz w:val="20"/>
         </w:rPr>
-        <w:t>) dan titik pusat gravitasi massa (</w:t>
-      </w:r>
-      <w:r>
-        <w:rPr>
-          <w:rFonts w:ascii="Arial" w:hAnsi="Arial"/>
-          <w:i/>
-          <w:sz w:val="20"/>
-        </w:rPr>
-        <w:t>Center of Gravity</w:t>
-      </w:r>
-      <w:r>
-        <w:rPr>
-          <w:rFonts w:ascii="Arial" w:hAnsi="Arial"/>
-          <w:sz w:val="20"/>
-        </w:rPr>
-        <w:t xml:space="preserve">, </w:t>
+        <w:t xml:space="preserve">) dan titik pusat gravitasi massa (Center of Gravity, </w:t>
       </w:r>
       <w:r>
         <w:rPr>
@@ -597,7 +574,7 @@
       <w:r>
         <w:rPr>
           <w:rFonts w:ascii="Arial" w:hAnsi="Arial"/>
-          <w:b/>
+          <w:i/>
           <w:sz w:val="20"/>
         </w:rPr>
         <w:t>Ketidakmampuan Mengeksekusi Postur Pitch Secara Acak</w:t>
@@ -607,7 +584,7 @@
           <w:rFonts w:ascii="Arial" w:hAnsi="Arial"/>
           <w:sz w:val="20"/>
         </w:rPr>
-        <w:t xml:space="preserve">: Wahana </w:t>
+        <w:t>: Wahana underactuated</w:t>
       </w:r>
       <w:r>
         <w:rPr>
@@ -615,29 +592,14 @@
           <w:i/>
           <w:sz w:val="20"/>
         </w:rPr>
-        <w:t>underactuated</w:t>
-      </w:r>
-      <w:r>
-        <w:rPr>
-          <w:rFonts w:ascii="Arial" w:hAnsi="Arial"/>
-          <w:sz w:val="20"/>
-        </w:rPr>
-        <w:t xml:space="preserve"> tidak dapat secara aktif memiringkan hidungnya (melakukan </w:t>
-      </w:r>
-      <w:r>
-        <w:rPr>
-          <w:rFonts w:ascii="Arial" w:hAnsi="Arial"/>
-          <w:i/>
-          <w:sz w:val="20"/>
-        </w:rPr>
-        <w:t>pitch</w:t>
-      </w:r>
-      <w:r>
-        <w:rPr>
-          <w:rFonts w:ascii="Arial" w:hAnsi="Arial"/>
-          <w:sz w:val="20"/>
-        </w:rPr>
-        <w:t>) ke atas atau ke bawah untuk menginspeksi lambung kapal yang miring, tiang pancang bawah laut vertikal, batimetri dasar laut yang menanjak, atau pipa bawah laut sembari mempertahankan stasiun dan kedalaman yang tetap [3], [21], [31].</w:t>
+        <w:t>tidak dapat secara aktif memiringkan hidungnya (melakukan</w:t>
+      </w:r>
+      <w:r>
+        <w:rPr>
+          <w:rFonts w:ascii="Arial" w:hAnsi="Arial"/>
+          <w:sz w:val="20"/>
+        </w:rPr>
+        <w:t>pitch) ke atas atau ke bawah untuk menginspeksi lambung kapal yang miring, tiang pancang bawah laut vertikal, batimetri dasar laut yang menanjak, atau pipa bawah laut sembari mempertahankan stasiun dan kedalaman yang tetap [3], [21], [31].</w:t>
       </w:r>
     </w:p>
     <w:p>
@@ -654,7 +616,7 @@
       <w:r>
         <w:rPr>
           <w:rFonts w:ascii="Arial" w:hAnsi="Arial"/>
-          <w:b/>
+          <w:i/>
           <w:sz w:val="20"/>
         </w:rPr>
         <w:t>Rentan Terhadap Torsi Reaksi Payload dan Gangguan Eksternal</w:t>
@@ -664,7 +626,7 @@
           <w:rFonts w:ascii="Arial" w:hAnsi="Arial"/>
           <w:sz w:val="20"/>
         </w:rPr>
-        <w:t xml:space="preserve">: Ketika dilengkapi dengan lengan manipulator robotik, sensor akustik, atau alat pengambilan sampel, torsi reaksi eksternal secara langsung menginduksi defleksi sudut </w:t>
+        <w:t>: Ketika dilengkapi dengan lengan manipulator robotik, sensor akustik, atau alat pengambilan sampel, torsi reaksi eksternal secara langsung menginduksi defleksi sudut pitch</w:t>
       </w:r>
       <w:r>
         <w:rPr>
@@ -672,14 +634,14 @@
           <w:i/>
           <w:sz w:val="20"/>
         </w:rPr>
-        <w:t>pitch</w:t>
-      </w:r>
-      <w:r>
-        <w:rPr>
-          <w:rFonts w:ascii="Arial" w:hAnsi="Arial"/>
-          <w:sz w:val="20"/>
-        </w:rPr>
-        <w:t xml:space="preserve"> dan </w:t>
+        <w:t>dan</w:t>
+      </w:r>
+      <w:r>
+        <w:rPr>
+          <w:rFonts w:ascii="Arial" w:hAnsi="Arial"/>
+          <w:sz w:val="20"/>
+        </w:rPr>
+        <w:t>roll</w:t>
       </w:r>
       <w:r>
         <w:rPr>
@@ -687,29 +649,14 @@
           <w:i/>
           <w:sz w:val="20"/>
         </w:rPr>
-        <w:t>roll</w:t>
-      </w:r>
-      <w:r>
-        <w:rPr>
-          <w:rFonts w:ascii="Arial" w:hAnsi="Arial"/>
-          <w:sz w:val="20"/>
-        </w:rPr>
-        <w:t xml:space="preserve">, yang mengakibatkan </w:t>
-      </w:r>
-      <w:r>
-        <w:rPr>
-          <w:rFonts w:ascii="Arial" w:hAnsi="Arial"/>
-          <w:i/>
-          <w:sz w:val="20"/>
-        </w:rPr>
-        <w:t>attitude offsets</w:t>
-      </w:r>
-      <w:r>
-        <w:rPr>
-          <w:rFonts w:ascii="Arial" w:hAnsi="Arial"/>
-          <w:sz w:val="20"/>
-        </w:rPr>
-        <w:t xml:space="preserve"> persisten dan galat pelacakan [18], [21], [31].</w:t>
+        <w:t>, yang mengakibatkan</w:t>
+      </w:r>
+      <w:r>
+        <w:rPr>
+          <w:rFonts w:ascii="Arial" w:hAnsi="Arial"/>
+          <w:sz w:val="20"/>
+        </w:rPr>
+        <w:t>attitude offsets persisten dan galat pelacakan [18], [21], [31].</w:t>
       </w:r>
     </w:p>
     <w:p>
@@ -729,6 +676,14 @@
           <w:i/>
           <w:sz w:val="20"/>
         </w:rPr>
+        <w:t>Kopling Silang Hidrodinamika yang Parah (</w:t>
+      </w:r>
+      <w:r>
+        <w:rPr>
+          <w:rFonts w:ascii="Arial" w:hAnsi="Arial"/>
+          <w:sz w:val="20"/>
+        </w:rPr>
+        <w:t>Severe Hydrodynamic Cross-Coupling)</w:t>
       </w:r>
       <w:r>
         <w:rPr>
@@ -736,14 +691,14 @@
           <w:i/>
           <w:sz w:val="20"/>
         </w:rPr>
-        <w:t>Kopling Silang Hidrodinamika yang Parah (</w:t>
-      </w:r>
-      <w:r>
-        <w:rPr>
-          <w:rFonts w:ascii="Arial" w:hAnsi="Arial"/>
-          <w:sz w:val="20"/>
-        </w:rPr>
-        <w:t xml:space="preserve">Severe Hydrodynamic </w:t>
+        <w:t>: Dalam manuver bawah laut multi-sumbu, interaksi fluida-struktur menghasilkan momen kopling silang non-linier [7], [34]. Secara khusus, momen Munk hidrodinamika (</w:t>
+      </w:r>
+      <w:r>
+        <w:rPr>
+          <w:rFonts w:ascii="Arial" w:hAnsi="Arial"/>
+          <w:sz w:val="20"/>
+        </w:rPr>
+        <w:t>hydrodynamic Munk moment</w:t>
       </w:r>
       <w:r>
         <w:rPr>
@@ -751,7 +706,14 @@
           <w:i/>
           <w:sz w:val="20"/>
         </w:rPr>
-        <w:t>Cross-Coupling</w:t>
+        <w:t>)—yang disebabkan oleh asimetri antara</w:t>
+      </w:r>
+      <w:r>
+        <w:rPr>
+          <w:rFonts w:ascii="Arial" w:hAnsi="Arial"/>
+          <w:sz w:val="20"/>
+        </w:rPr>
+        <w:t>transverse added mass</w:t>
       </w:r>
       <w:r>
         <w:rPr>
@@ -759,7 +721,14 @@
           <w:i/>
           <w:sz w:val="20"/>
         </w:rPr>
-        <w:t>)</w:t>
+        <w:t>($$Y_{\dot{v}}$$) dan</w:t>
+      </w:r>
+      <w:r>
+        <w:rPr>
+          <w:rFonts w:ascii="Arial" w:hAnsi="Arial"/>
+          <w:sz w:val="20"/>
+        </w:rPr>
+        <w:t>longitudinal added mass</w:t>
       </w:r>
       <w:r>
         <w:rPr>
@@ -767,14 +736,28 @@
           <w:i/>
           <w:sz w:val="20"/>
         </w:rPr>
-        <w:t>: Dalam manuver bawah laut multi-sumbu, interaksi fluida-struktur menghasilkan momen kopling silang non-linier [7], [34]. Secara khusus, momen Munk hidrodinamika (</w:t>
-      </w:r>
-      <w:r>
-        <w:rPr>
-          <w:rFonts w:ascii="Arial" w:hAnsi="Arial"/>
-          <w:sz w:val="20"/>
-        </w:rPr>
-        <w:t xml:space="preserve">hydrodynamic </w:t>
+        <w:t>($$X_{\dot{u}}$$)—menghasilkan torsi</w:t>
+      </w:r>
+      <w:r>
+        <w:rPr>
+          <w:rFonts w:ascii="Arial" w:hAnsi="Arial"/>
+          <w:sz w:val="20"/>
+        </w:rPr>
+        <w:t xml:space="preserve">yawing yang tidak stabil sebesar </w:t>
+      </w:r>
+      <w:r>
+        <w:rPr>
+          <w:rFonts w:ascii="Arial" w:hAnsi="Arial"/>
+          <w:sz w:val="20"/>
+        </w:rPr>
+        <w:t>$$(X_{\dot{u}} - Y_{\dot{v}})u_r v_r$$</w:t>
+      </w:r>
+      <w:r>
+        <w:rPr>
+          <w:rFonts w:ascii="Arial" w:hAnsi="Arial"/>
+          <w:sz w:val="20"/>
+        </w:rPr>
+        <w:t xml:space="preserve"> setiap kali kecepatan maju dan lateral terjadi secara bersamaan [7]. Pada wahana </w:t>
       </w:r>
       <w:r>
         <w:rPr>
@@ -782,83 +765,6 @@
           <w:i/>
           <w:sz w:val="20"/>
         </w:rPr>
-        <w:t>Munk moment</w:t>
-      </w:r>
-      <w:r>
-        <w:rPr>
-          <w:rFonts w:ascii="Arial" w:hAnsi="Arial"/>
-          <w:i/>
-          <w:sz w:val="20"/>
-        </w:rPr>
-        <w:t xml:space="preserve">)—yang disebabkan oleh asimetri antara </w:t>
-      </w:r>
-      <w:r>
-        <w:rPr>
-          <w:rFonts w:ascii="Arial" w:hAnsi="Arial"/>
-          <w:sz w:val="20"/>
-        </w:rPr>
-        <w:t xml:space="preserve">transverse </w:t>
-      </w:r>
-      <w:r>
-        <w:rPr>
-          <w:rFonts w:ascii="Arial" w:hAnsi="Arial"/>
-          <w:i/>
-          <w:sz w:val="20"/>
-        </w:rPr>
-        <w:t>added mass</w:t>
-      </w:r>
-      <w:r>
-        <w:rPr>
-          <w:rFonts w:ascii="Arial" w:hAnsi="Arial"/>
-          <w:i/>
-          <w:sz w:val="20"/>
-        </w:rPr>
-        <w:t xml:space="preserve"> ($$Y_{\dot{v}}$$) dan </w:t>
-      </w:r>
-      <w:r>
-        <w:rPr>
-          <w:rFonts w:ascii="Arial" w:hAnsi="Arial"/>
-          <w:sz w:val="20"/>
-        </w:rPr>
-        <w:t xml:space="preserve">longitudinal </w:t>
-      </w:r>
-      <w:r>
-        <w:rPr>
-          <w:rFonts w:ascii="Arial" w:hAnsi="Arial"/>
-          <w:i/>
-          <w:sz w:val="20"/>
-        </w:rPr>
-        <w:t>added mass</w:t>
-      </w:r>
-      <w:r>
-        <w:rPr>
-          <w:rFonts w:ascii="Arial" w:hAnsi="Arial"/>
-          <w:i/>
-          <w:sz w:val="20"/>
-        </w:rPr>
-        <w:t xml:space="preserve"> ($$X_{\dot{u}}$$)—menghasilkan torsi </w:t>
-      </w:r>
-      <w:r>
-        <w:rPr>
-          <w:rFonts w:ascii="Arial" w:hAnsi="Arial"/>
-          <w:sz w:val="20"/>
-        </w:rPr>
-        <w:t>yawing</w:t>
-      </w:r>
-      <w:r>
-        <w:rPr>
-          <w:rFonts w:ascii="Arial" w:hAnsi="Arial"/>
-          <w:i/>
-          <w:sz w:val="20"/>
-        </w:rPr>
-        <w:t xml:space="preserve"> yang tidak stabil sebesar $$(X_{\dot{u}} - Y_{\dot{v}})u_r v_r$$ setiap kali kecepatan maju dan lateral terjadi secara bersamaan [7]. Pada wahana </w:t>
-      </w:r>
-      <w:r>
-        <w:rPr>
-          <w:rFonts w:ascii="Arial" w:hAnsi="Arial"/>
-          <w:i/>
-          <w:sz w:val="20"/>
-        </w:rPr>
         <w:t>underactuated</w:t>
       </w:r>
       <w:r>
@@ -866,7 +772,7 @@
           <w:rFonts w:ascii="Arial" w:hAnsi="Arial"/>
           <w:sz w:val="20"/>
         </w:rPr>
-        <w:t>*, torsi kopling silang ini tidak dapat diimbangi secara aktif oleh gaya dari pendorong.</w:t>
+        <w:t>, torsi kopling silang ini tidak dapat diimbangi secara aktif oleh gaya dari pendorong.</w:t>
       </w:r>
     </w:p>
     <w:p>
@@ -885,7 +791,7 @@
       <w:r>
         <w:rPr>
           <w:rFonts w:ascii="Arial" w:hAnsi="Arial"/>
-          <w:b/>
+          <w:i/>
           <w:sz w:val="20"/>
         </w:rPr>
         <w:t>AUV vectored 6-DOF over-actuated 8-pendorong</w:t>
@@ -909,7 +815,7 @@
           <w:rFonts w:ascii="Arial" w:hAnsi="Arial"/>
           <w:sz w:val="20"/>
         </w:rPr>
-        <w:t xml:space="preserve"> dan empat pendorong sudut vertikal (</w:t>
+        <w:t xml:space="preserve"> dan empat pendorong sudut vertikal (port-fore</w:t>
       </w:r>
       <w:r>
         <w:rPr>
@@ -917,14 +823,14 @@
           <w:i/>
           <w:sz w:val="20"/>
         </w:rPr>
-        <w:t>port-fore</w:t>
-      </w:r>
-      <w:r>
-        <w:rPr>
-          <w:rFonts w:ascii="Arial" w:hAnsi="Arial"/>
-          <w:sz w:val="20"/>
-        </w:rPr>
-        <w:t xml:space="preserve">, </w:t>
+        <w:t>,</w:t>
+      </w:r>
+      <w:r>
+        <w:rPr>
+          <w:rFonts w:ascii="Arial" w:hAnsi="Arial"/>
+          <w:sz w:val="20"/>
+        </w:rPr>
+        <w:t>starboard-fore</w:t>
       </w:r>
       <w:r>
         <w:rPr>
@@ -932,14 +838,14 @@
           <w:i/>
           <w:sz w:val="20"/>
         </w:rPr>
-        <w:t>starboard-fore</w:t>
-      </w:r>
-      <w:r>
-        <w:rPr>
-          <w:rFonts w:ascii="Arial" w:hAnsi="Arial"/>
-          <w:sz w:val="20"/>
-        </w:rPr>
-        <w:t xml:space="preserve">, </w:t>
+        <w:t>,</w:t>
+      </w:r>
+      <w:r>
+        <w:rPr>
+          <w:rFonts w:ascii="Arial" w:hAnsi="Arial"/>
+          <w:sz w:val="20"/>
+        </w:rPr>
+        <w:t>port-aft</w:t>
       </w:r>
       <w:r>
         <w:rPr>
@@ -947,34 +853,19 @@
           <w:i/>
           <w:sz w:val="20"/>
         </w:rPr>
-        <w:t>port-aft</w:t>
-      </w:r>
-      <w:r>
-        <w:rPr>
-          <w:rFonts w:ascii="Arial" w:hAnsi="Arial"/>
-          <w:sz w:val="20"/>
-        </w:rPr>
-        <w:t xml:space="preserve">, </w:t>
+        <w:t>,</w:t>
+      </w:r>
+      <w:r>
+        <w:rPr>
+          <w:rFonts w:ascii="Arial" w:hAnsi="Arial"/>
+          <w:sz w:val="20"/>
+        </w:rPr>
+        <w:t xml:space="preserve">starboard-aft), wahana ini mencapai otoritas kendali aktif dan independen pada seluruh enam </w:t>
       </w:r>
       <w:r>
         <w:rPr>
           <w:rFonts w:ascii="Arial" w:hAnsi="Arial"/>
           <w:i/>
-          <w:sz w:val="20"/>
-        </w:rPr>
-        <w:t>starboard-aft</w:t>
-      </w:r>
-      <w:r>
-        <w:rPr>
-          <w:rFonts w:ascii="Arial" w:hAnsi="Arial"/>
-          <w:sz w:val="20"/>
-        </w:rPr>
-        <w:t xml:space="preserve">), wahana ini mencapai otoritas kendali aktif dan independen pada seluruh enam </w:t>
-      </w:r>
-      <w:r>
-        <w:rPr>
-          <w:rFonts w:ascii="Arial" w:hAnsi="Arial"/>
-          <w:b/>
           <w:sz w:val="20"/>
         </w:rPr>
         <w:t>Degree of Freedom</w:t>
@@ -1115,7 +1006,7 @@
       <w:r>
         <w:rPr>
           <w:rFonts w:ascii="Arial" w:hAnsi="Arial"/>
-          <w:b/>
+          <w:i/>
           <w:sz w:val="20"/>
         </w:rPr>
         <w:t>over-actuated</w:t>
@@ -1140,167 +1031,6 @@
           <w:sz w:val="20"/>
         </w:rPr>
         <w:t>) [7], [21], [32]. Redundansi aktuasi ini memberikan kapabilitas mekatronika yang sangat vital:</w:t>
-      </w:r>
-    </w:p>
-    <w:p>
-      <w:pPr>
-        <w:spacing w:after="60"/>
-        <w:ind w:left="567" w:hanging="283"/>
-      </w:pPr>
-      <w:r>
-        <w:rPr>
-          <w:rFonts w:ascii="Arial" w:hAnsi="Arial"/>
-        </w:rPr>
-        <w:t xml:space="preserve">•  </w:t>
-      </w:r>
-      <w:r>
-        <w:rPr>
-          <w:rFonts w:ascii="Arial" w:hAnsi="Arial"/>
-          <w:sz w:val="20"/>
-        </w:rPr>
-        <w:t xml:space="preserve">Kendali translasi dan </w:t>
-      </w:r>
-      <w:r>
-        <w:rPr>
-          <w:rFonts w:ascii="Arial" w:hAnsi="Arial"/>
-          <w:i/>
-          <w:sz w:val="20"/>
-        </w:rPr>
-        <w:t>attitude</w:t>
-      </w:r>
-      <w:r>
-        <w:rPr>
-          <w:rFonts w:ascii="Arial" w:hAnsi="Arial"/>
-          <w:sz w:val="20"/>
-        </w:rPr>
-        <w:t xml:space="preserve"> yang terpisah (</w:t>
-      </w:r>
-      <w:r>
-        <w:rPr>
-          <w:rFonts w:ascii="Arial" w:hAnsi="Arial"/>
-          <w:i/>
-          <w:sz w:val="20"/>
-        </w:rPr>
-        <w:t>decoupled</w:t>
-      </w:r>
-      <w:r>
-        <w:rPr>
-          <w:rFonts w:ascii="Arial" w:hAnsi="Arial"/>
-          <w:sz w:val="20"/>
-        </w:rPr>
-        <w:t xml:space="preserve">), memungkinkan </w:t>
-      </w:r>
-      <w:r>
-        <w:rPr>
-          <w:rFonts w:ascii="Arial" w:hAnsi="Arial"/>
-          <w:i/>
-          <w:sz w:val="20"/>
-        </w:rPr>
-        <w:t>pitch-angle holding</w:t>
-      </w:r>
-      <w:r>
-        <w:rPr>
-          <w:rFonts w:ascii="Arial" w:hAnsi="Arial"/>
-          <w:sz w:val="20"/>
-        </w:rPr>
-        <w:t xml:space="preserve"> secara aktif (inspeksi kemiringan vertikal </w:t>
-      </w:r>
-      <w:r>
-        <w:rPr>
-          <w:rFonts w:ascii="Arial" w:hAnsi="Arial"/>
-          <w:sz w:val="20"/>
-        </w:rPr>
-        <w:t>$$\pm 90^\circ$$</w:t>
-      </w:r>
-      <w:r>
-        <w:rPr>
-          <w:rFonts w:ascii="Arial" w:hAnsi="Arial"/>
-          <w:sz w:val="20"/>
-        </w:rPr>
-        <w:t xml:space="preserve">) serta stabilisasi </w:t>
-      </w:r>
-      <w:r>
-        <w:rPr>
-          <w:rFonts w:ascii="Arial" w:hAnsi="Arial"/>
-          <w:i/>
-          <w:sz w:val="20"/>
-        </w:rPr>
-        <w:t>roll</w:t>
-      </w:r>
-      <w:r>
-        <w:rPr>
-          <w:rFonts w:ascii="Arial" w:hAnsi="Arial"/>
-          <w:sz w:val="20"/>
-        </w:rPr>
-        <w:t xml:space="preserve"> aktif [3], [21].</w:t>
-      </w:r>
-    </w:p>
-    <w:p>
-      <w:pPr>
-        <w:spacing w:after="60"/>
-        <w:ind w:left="567" w:hanging="283"/>
-      </w:pPr>
-      <w:r>
-        <w:rPr>
-          <w:rFonts w:ascii="Arial" w:hAnsi="Arial"/>
-        </w:rPr>
-        <w:t xml:space="preserve">•  </w:t>
-      </w:r>
-      <w:r>
-        <w:rPr>
-          <w:rFonts w:ascii="Arial" w:hAnsi="Arial"/>
-          <w:sz w:val="20"/>
-        </w:rPr>
-        <w:t>Alokasi gaya dorong optimal (</w:t>
-      </w:r>
-      <w:r>
-        <w:rPr>
-          <w:rFonts w:ascii="Arial" w:hAnsi="Arial"/>
-          <w:i/>
-          <w:sz w:val="20"/>
-        </w:rPr>
-        <w:t xml:space="preserve">optimal </w:t>
-      </w:r>
-      <w:r>
-        <w:rPr>
-          <w:rFonts w:ascii="Arial" w:hAnsi="Arial"/>
-          <w:sz w:val="20"/>
-        </w:rPr>
-        <w:t>thrust allocation**) untuk meminimalkan konsumsi daya listrik total dan mencegah saturasi pada masing-masing motor [7], [32].</w:t>
-      </w:r>
-    </w:p>
-    <w:p>
-      <w:pPr>
-        <w:spacing w:after="60"/>
-        <w:ind w:left="567" w:hanging="283"/>
-      </w:pPr>
-      <w:r>
-        <w:rPr>
-          <w:rFonts w:ascii="Arial" w:hAnsi="Arial"/>
-        </w:rPr>
-        <w:t xml:space="preserve">•  </w:t>
-      </w:r>
-      <w:r>
-        <w:rPr>
-          <w:rFonts w:ascii="Arial" w:hAnsi="Arial"/>
-          <w:sz w:val="20"/>
-        </w:rPr>
-        <w:t>Redundansi aktuator dan toleransi kesalahan (</w:t>
-      </w:r>
-      <w:r>
-        <w:rPr>
-          <w:rFonts w:ascii="Arial" w:hAnsi="Arial"/>
-          <w:i/>
-          <w:sz w:val="20"/>
-        </w:rPr>
-        <w:t>fault tolerance</w:t>
-      </w:r>
-      <w:r>
-        <w:rPr>
-          <w:rFonts w:ascii="Arial" w:hAnsi="Arial"/>
-          <w:sz w:val="20"/>
-        </w:rPr>
-        <w:t>), memungkinkan wahana merealokasikan vektor gaya dorong apabila terjadi kegagalan aktuator [21], [32].</w:t>
       </w:r>
     </w:p>
     <w:p>
@@ -1314,7 +1044,7 @@
           <w:rFonts w:ascii="Arial" w:hAnsi="Arial"/>
           <w:sz w:val="20"/>
         </w:rPr>
-        <w:t xml:space="preserve">Akan tetapi, pencapaian operasi otonom dengan AUV 6-DOF </w:t>
+        <w:t xml:space="preserve">Kendali translasi dan </w:t>
       </w:r>
       <w:r>
         <w:rPr>
@@ -1322,44 +1052,141 @@
           <w:i/>
           <w:sz w:val="20"/>
         </w:rPr>
-        <w:t>over-actuated</w:t>
-      </w:r>
-      <w:r>
-        <w:rPr>
-          <w:rFonts w:ascii="Arial" w:hAnsi="Arial"/>
-          <w:sz w:val="20"/>
-        </w:rPr>
-        <w:t xml:space="preserve"> menghadirkan dua rintangan teknis utama: </w:t>
-      </w:r>
-      <w:r>
-        <w:rPr>
-          <w:rFonts w:ascii="Arial" w:hAnsi="Arial"/>
-          <w:b/>
-          <w:sz w:val="20"/>
-        </w:rPr>
-        <w:t>pemodelan hidrodinamika non-linier yang kompleks</w:t>
-      </w:r>
-      <w:r>
-        <w:rPr>
-          <w:rFonts w:ascii="Arial" w:hAnsi="Arial"/>
-          <w:sz w:val="20"/>
-        </w:rPr>
-        <w:t xml:space="preserve"> dan </w:t>
-      </w:r>
-      <w:r>
-        <w:rPr>
-          <w:rFonts w:ascii="Arial" w:hAnsi="Arial"/>
-          <w:b/>
-          <w:sz w:val="20"/>
-        </w:rPr>
-        <w:t>umpan balik sensor yang dipenuhi derau (noisy) selama pelacakan target berbasis visi</w:t>
-      </w:r>
-      <w:r>
-        <w:rPr>
-          <w:rFonts w:ascii="Arial" w:hAnsi="Arial"/>
-          <w:sz w:val="20"/>
-        </w:rPr>
-        <w:t xml:space="preserve"> [2], [7], [18], [31].</w:t>
+        <w:t>attitude</w:t>
+      </w:r>
+      <w:r>
+        <w:rPr>
+          <w:rFonts w:ascii="Arial" w:hAnsi="Arial"/>
+          <w:sz w:val="20"/>
+        </w:rPr>
+        <w:t xml:space="preserve"> yang terpisah (</w:t>
+      </w:r>
+      <w:r>
+        <w:rPr>
+          <w:rFonts w:ascii="Arial" w:hAnsi="Arial"/>
+          <w:i/>
+          <w:sz w:val="20"/>
+        </w:rPr>
+        <w:t>decoupled</w:t>
+      </w:r>
+      <w:r>
+        <w:rPr>
+          <w:rFonts w:ascii="Arial" w:hAnsi="Arial"/>
+          <w:sz w:val="20"/>
+        </w:rPr>
+        <w:t xml:space="preserve">), memungkinkan </w:t>
+      </w:r>
+      <w:r>
+        <w:rPr>
+          <w:rFonts w:ascii="Arial" w:hAnsi="Arial"/>
+          <w:i/>
+          <w:sz w:val="20"/>
+        </w:rPr>
+        <w:t>pitch-angle holding</w:t>
+      </w:r>
+      <w:r>
+        <w:rPr>
+          <w:rFonts w:ascii="Arial" w:hAnsi="Arial"/>
+          <w:sz w:val="20"/>
+        </w:rPr>
+        <w:t xml:space="preserve"> secara aktif (inspeksi kemiringan vertikal </w:t>
+      </w:r>
+      <w:r>
+        <w:rPr>
+          <w:rFonts w:ascii="Arial" w:hAnsi="Arial"/>
+          <w:sz w:val="20"/>
+        </w:rPr>
+        <w:t>$$\pm 90^\circ$$</w:t>
+      </w:r>
+      <w:r>
+        <w:rPr>
+          <w:rFonts w:ascii="Arial" w:hAnsi="Arial"/>
+          <w:sz w:val="20"/>
+        </w:rPr>
+        <w:t xml:space="preserve">) serta stabilisasi </w:t>
+      </w:r>
+      <w:r>
+        <w:rPr>
+          <w:rFonts w:ascii="Arial" w:hAnsi="Arial"/>
+          <w:i/>
+          <w:sz w:val="20"/>
+        </w:rPr>
+        <w:t>roll</w:t>
+      </w:r>
+      <w:r>
+        <w:rPr>
+          <w:rFonts w:ascii="Arial" w:hAnsi="Arial"/>
+          <w:sz w:val="20"/>
+        </w:rPr>
+        <w:t xml:space="preserve"> aktif [3], [21].</w:t>
+      </w:r>
+    </w:p>
+    <w:p>
+      <w:pPr>
+        <w:spacing w:after="60"/>
+        <w:ind w:left="567" w:hanging="283"/>
+      </w:pPr>
+      <w:r>
+        <w:rPr>
+          <w:rFonts w:ascii="Arial" w:hAnsi="Arial"/>
+        </w:rPr>
+        <w:t xml:space="preserve">•  </w:t>
+      </w:r>
+      <w:r>
+        <w:rPr>
+          <w:rFonts w:ascii="Arial" w:hAnsi="Arial"/>
+          <w:sz w:val="20"/>
+        </w:rPr>
+        <w:t>Alokasi gaya dorong optimal (</w:t>
+      </w:r>
+      <w:r>
+        <w:rPr>
+          <w:rFonts w:ascii="Arial" w:hAnsi="Arial"/>
+          <w:i/>
+          <w:sz w:val="20"/>
+        </w:rPr>
+        <w:t>optimal thrust allocation</w:t>
+      </w:r>
+      <w:r>
+        <w:rPr>
+          <w:rFonts w:ascii="Arial" w:hAnsi="Arial"/>
+          <w:sz w:val="20"/>
+        </w:rPr>
+        <w:t>) untuk meminimalkan konsumsi daya listrik total dan mencegah saturasi pada masing-masing motor [7], [32].</w:t>
+      </w:r>
+    </w:p>
+    <w:p>
+      <w:pPr>
+        <w:spacing w:after="60"/>
+        <w:ind w:left="567" w:hanging="283"/>
+      </w:pPr>
+      <w:r>
+        <w:rPr>
+          <w:rFonts w:ascii="Arial" w:hAnsi="Arial"/>
+        </w:rPr>
+        <w:t xml:space="preserve">•  </w:t>
+      </w:r>
+      <w:r>
+        <w:rPr>
+          <w:rFonts w:ascii="Arial" w:hAnsi="Arial"/>
+          <w:sz w:val="20"/>
+        </w:rPr>
+        <w:t>Redundansi aktuator dan toleransi kesalahan (</w:t>
+      </w:r>
+      <w:r>
+        <w:rPr>
+          <w:rFonts w:ascii="Arial" w:hAnsi="Arial"/>
+          <w:i/>
+          <w:sz w:val="20"/>
+        </w:rPr>
+        <w:t>fault tolerance</w:t>
+      </w:r>
+      <w:r>
+        <w:rPr>
+          <w:rFonts w:ascii="Arial" w:hAnsi="Arial"/>
+          <w:sz w:val="20"/>
+        </w:rPr>
+        <w:t>), memungkinkan wahana merealokasikan vektor gaya dorong apabila terjadi kegagalan aktuator [21], [32].</w:t>
       </w:r>
     </w:p>
     <w:p>
@@ -1373,7 +1200,7 @@
           <w:rFonts w:ascii="Arial" w:hAnsi="Arial"/>
           <w:sz w:val="20"/>
         </w:rPr>
-        <w:t xml:space="preserve">Pertama, dinamika wahana laut diatur oleh mekanika fluida Navier-Stokes non-linier, yang menghasilkan momen massa </w:t>
+        <w:t xml:space="preserve">Akan tetapi, pencapaian operasi otonom dengan AUV 6-DOF </w:t>
       </w:r>
       <w:r>
         <w:rPr>
@@ -1381,184 +1208,29 @@
           <w:i/>
           <w:sz w:val="20"/>
         </w:rPr>
-        <w:t>rigid body dynamics</w:t>
-      </w:r>
-      <w:r>
-        <w:rPr>
-          <w:rFonts w:ascii="Arial" w:hAnsi="Arial"/>
-          <w:sz w:val="20"/>
-        </w:rPr>
-        <w:t xml:space="preserve"> yang terangkai, </w:t>
-      </w:r>
-      <w:r>
-        <w:rPr>
-          <w:rFonts w:ascii="Arial" w:hAnsi="Arial"/>
-          <w:i/>
-          <w:sz w:val="20"/>
-        </w:rPr>
-        <w:t>hydrodynamic added mass tensors</w:t>
-      </w:r>
-      <w:r>
-        <w:rPr>
-          <w:rFonts w:ascii="Arial" w:hAnsi="Arial"/>
-          <w:sz w:val="20"/>
-        </w:rPr>
-        <w:t xml:space="preserve"> penuh berukuran </w:t>
-      </w:r>
-      <w:r>
-        <w:rPr>
-          <w:rFonts w:ascii="Arial" w:hAnsi="Arial"/>
-          <w:sz w:val="20"/>
-        </w:rPr>
-        <w:t>$$6 \times 6$$</w:t>
-      </w:r>
-      <w:r>
-        <w:rPr>
-          <w:rFonts w:ascii="Arial" w:hAnsi="Arial"/>
-          <w:sz w:val="20"/>
-        </w:rPr>
-        <w:t xml:space="preserve"> (</w:t>
-      </w:r>
-      <w:r>
-        <w:rPr>
-          <w:rFonts w:ascii="Arial" w:hAnsi="Arial"/>
-          <w:sz w:val="20"/>
-        </w:rPr>
-        <w:t>$$M_A$$</w:t>
-      </w:r>
-      <w:r>
-        <w:rPr>
-          <w:rFonts w:ascii="Arial" w:hAnsi="Arial"/>
-          <w:sz w:val="20"/>
-        </w:rPr>
-        <w:t xml:space="preserve">), </w:t>
-      </w:r>
-      <w:r>
-        <w:rPr>
-          <w:rFonts w:ascii="Arial" w:hAnsi="Arial"/>
-          <w:i/>
-          <w:sz w:val="20"/>
-        </w:rPr>
-        <w:t>Coriolis-centripetal matrices</w:t>
-      </w:r>
-      <w:r>
-        <w:rPr>
-          <w:rFonts w:ascii="Arial" w:hAnsi="Arial"/>
-          <w:sz w:val="20"/>
-        </w:rPr>
-        <w:t xml:space="preserve"> yang bergantung pada status (</w:t>
-      </w:r>
-      <w:r>
-        <w:rPr>
-          <w:rFonts w:ascii="Arial" w:hAnsi="Arial"/>
-          <w:sz w:val="20"/>
-        </w:rPr>
-        <w:t>$$C_{RB}, C_A$$</w:t>
-      </w:r>
-      <w:r>
-        <w:rPr>
-          <w:rFonts w:ascii="Arial" w:hAnsi="Arial"/>
-          <w:sz w:val="20"/>
-        </w:rPr>
-        <w:t>), redaman Morison kuadratik non-linier (</w:t>
-      </w:r>
-      <w:r>
-        <w:rPr>
-          <w:rFonts w:ascii="Arial" w:hAnsi="Arial"/>
-          <w:sz w:val="20"/>
-        </w:rPr>
-        <w:t>$$D_{NL}$$</w:t>
-      </w:r>
-      <w:r>
-        <w:rPr>
-          <w:rFonts w:ascii="Arial" w:hAnsi="Arial"/>
-          <w:sz w:val="20"/>
-        </w:rPr>
-        <w:t>), dan vektor pemulih ruang keadaan (</w:t>
-      </w:r>
-      <w:r>
-        <w:rPr>
-          <w:rFonts w:ascii="Arial" w:hAnsi="Arial"/>
-          <w:sz w:val="20"/>
-        </w:rPr>
-        <w:t>$$g(\eta)$$</w:t>
-      </w:r>
-      <w:r>
-        <w:rPr>
-          <w:rFonts w:ascii="Arial" w:hAnsi="Arial"/>
-          <w:sz w:val="20"/>
-        </w:rPr>
-        <w:t>) [7], [31], [34]. Selain itu, pemetaan gaya dan momen kendali generalisasi tingkat tinggi (</w:t>
-      </w:r>
-      <w:r>
-        <w:rPr>
-          <w:rFonts w:ascii="Arial" w:hAnsi="Arial"/>
-          <w:sz w:val="20"/>
-        </w:rPr>
-        <w:t>$$\tau \in \mathbb{R}^6$$</w:t>
-      </w:r>
-      <w:r>
-        <w:rPr>
-          <w:rFonts w:ascii="Arial" w:hAnsi="Arial"/>
-          <w:sz w:val="20"/>
-        </w:rPr>
-        <w:t>) menjadi delapan input pendorong individu (</w:t>
-      </w:r>
-      <w:r>
-        <w:rPr>
-          <w:rFonts w:ascii="Arial" w:hAnsi="Arial"/>
-          <w:sz w:val="20"/>
-        </w:rPr>
-        <w:t>$$f \in \mathbb{R}^8$$</w:t>
-      </w:r>
-      <w:r>
-        <w:rPr>
-          <w:rFonts w:ascii="Arial" w:hAnsi="Arial"/>
-          <w:sz w:val="20"/>
-        </w:rPr>
-        <w:t xml:space="preserve">) mengharuskan derivasi matriks alokasi gaya dorong berukuran </w:t>
-      </w:r>
-      <w:r>
-        <w:rPr>
-          <w:rFonts w:ascii="Arial" w:hAnsi="Arial"/>
-          <w:sz w:val="20"/>
-        </w:rPr>
-        <w:t>$$6 \times 8$$</w:t>
-      </w:r>
-      <w:r>
-        <w:rPr>
-          <w:rFonts w:ascii="Arial" w:hAnsi="Arial"/>
-          <w:sz w:val="20"/>
-        </w:rPr>
-        <w:t xml:space="preserve"> yang presisi (</w:t>
-      </w:r>
-      <w:r>
-        <w:rPr>
-          <w:rFonts w:ascii="Arial" w:hAnsi="Arial"/>
-          <w:sz w:val="20"/>
-        </w:rPr>
-        <w:t>$$T_{6 \times 8}$$</w:t>
-      </w:r>
-      <w:r>
-        <w:rPr>
-          <w:rFonts w:ascii="Arial" w:hAnsi="Arial"/>
-          <w:sz w:val="20"/>
-        </w:rPr>
-        <w:t>) dan komputasi pseudo-invers Moore-Penrose terkonstraint-nya (</w:t>
-      </w:r>
-      <w:r>
-        <w:rPr>
-          <w:rFonts w:ascii="Arial" w:hAnsi="Arial"/>
-          <w:sz w:val="20"/>
-        </w:rPr>
-        <w:t>$$T_{6 \times 8}^+$$</w:t>
-      </w:r>
-      <w:r>
-        <w:rPr>
-          <w:rFonts w:ascii="Arial" w:hAnsi="Arial"/>
-          <w:sz w:val="20"/>
-        </w:rPr>
-        <w:t>) [7], [21], [32].</w:t>
+        <w:t>over-actuated menghadirkan dua rintangan teknis utama:</w:t>
+      </w:r>
+      <w:r>
+        <w:rPr>
+          <w:rFonts w:ascii="Arial" w:hAnsi="Arial"/>
+          <w:sz w:val="20"/>
+        </w:rPr>
+        <w:t>pemodelan hidrodinamika non-linier yang kompleks</w:t>
+      </w:r>
+      <w:r>
+        <w:rPr>
+          <w:rFonts w:ascii="Arial" w:hAnsi="Arial"/>
+          <w:b/>
+          <w:sz w:val="20"/>
+        </w:rPr>
+        <w:t>dan</w:t>
+      </w:r>
+      <w:r>
+        <w:rPr>
+          <w:rFonts w:ascii="Arial" w:hAnsi="Arial"/>
+          <w:sz w:val="20"/>
+        </w:rPr>
+        <w:t>umpan balik sensor yang dipenuhi derau (noisy) selama pelacakan target berbasis visi [2], [7], [18], [31].</w:t>
       </w:r>
     </w:p>
     <w:p>
@@ -1572,7 +1244,7 @@
           <w:rFonts w:ascii="Arial" w:hAnsi="Arial"/>
           <w:sz w:val="20"/>
         </w:rPr>
-        <w:t xml:space="preserve">Kedua, inspeksi bawah laut otonom mengharuskan wahana untuk melacak target visual (seperti pipa bawah laut, stasiun </w:t>
+        <w:t>Pertama, dinamika wahana laut diatur oleh mekanika fluida Navier-Stokes non-linier, yang menghasilkan momen massa rigid body dynamics</w:t>
       </w:r>
       <w:r>
         <w:rPr>
@@ -1580,14 +1252,14 @@
           <w:i/>
           <w:sz w:val="20"/>
         </w:rPr>
-        <w:t>docking</w:t>
-      </w:r>
-      <w:r>
-        <w:rPr>
-          <w:rFonts w:ascii="Arial" w:hAnsi="Arial"/>
-          <w:sz w:val="20"/>
-        </w:rPr>
-        <w:t>, atau struktur bawah air) menggunakan kamera bawaan (</w:t>
+        <w:t>yang terangkai,</w:t>
+      </w:r>
+      <w:r>
+        <w:rPr>
+          <w:rFonts w:ascii="Arial" w:hAnsi="Arial"/>
+          <w:sz w:val="20"/>
+        </w:rPr>
+        <w:t>hydrodynamic added mass tensors</w:t>
       </w:r>
       <w:r>
         <w:rPr>
@@ -1595,119 +1267,126 @@
           <w:i/>
           <w:sz w:val="20"/>
         </w:rPr>
-        <w:t>onboard camera</w:t>
-      </w:r>
-      <w:r>
-        <w:rPr>
-          <w:rFonts w:ascii="Arial" w:hAnsi="Arial"/>
-          <w:sz w:val="20"/>
-        </w:rPr>
-        <w:t>) [2], [14]. Di lingkungan bawah air, persepsi optik menurun drastis akibat atenuasi cahaya, hamburan balik (</w:t>
-      </w:r>
-      <w:r>
-        <w:rPr>
-          <w:rFonts w:ascii="Arial" w:hAnsi="Arial"/>
-          <w:i/>
-          <w:sz w:val="20"/>
-        </w:rPr>
-        <w:t>backscattering</w:t>
-      </w:r>
-      <w:r>
-        <w:rPr>
-          <w:rFonts w:ascii="Arial" w:hAnsi="Arial"/>
-          <w:sz w:val="20"/>
-        </w:rPr>
-        <w:t xml:space="preserve">), turbiditas suspensi, dan perubahan pencahayaan yang dinamis [2], [14]. Jaringan pendeteksi objek (seperti YOLO) yang berjalan pada </w:t>
-      </w:r>
-      <w:r>
-        <w:rPr>
-          <w:rFonts w:ascii="Arial" w:hAnsi="Arial"/>
-          <w:i/>
-          <w:sz w:val="20"/>
-        </w:rPr>
-        <w:t>stream</w:t>
-      </w:r>
-      <w:r>
-        <w:rPr>
-          <w:rFonts w:ascii="Arial" w:hAnsi="Arial"/>
-          <w:sz w:val="20"/>
-        </w:rPr>
-        <w:t xml:space="preserve"> kamera monokuler menghasilkan koordinat kotak pembatas (</w:t>
-      </w:r>
-      <w:r>
-        <w:rPr>
-          <w:rFonts w:ascii="Arial" w:hAnsi="Arial"/>
-          <w:i/>
-          <w:sz w:val="20"/>
-        </w:rPr>
-        <w:t>bounding box</w:t>
-      </w:r>
-      <w:r>
-        <w:rPr>
-          <w:rFonts w:ascii="Arial" w:hAnsi="Arial"/>
-          <w:sz w:val="20"/>
-        </w:rPr>
-        <w:t>) dengan derau (</w:t>
-      </w:r>
-      <w:r>
-        <w:rPr>
-          <w:rFonts w:ascii="Arial" w:hAnsi="Arial"/>
-          <w:i/>
-          <w:sz w:val="20"/>
-        </w:rPr>
-        <w:t>noise</w:t>
-      </w:r>
-      <w:r>
-        <w:rPr>
-          <w:rFonts w:ascii="Arial" w:hAnsi="Arial"/>
-          <w:sz w:val="20"/>
-        </w:rPr>
-        <w:t xml:space="preserve">) yang tinggi, </w:t>
-      </w:r>
-      <w:r>
-        <w:rPr>
-          <w:rFonts w:ascii="Arial" w:hAnsi="Arial"/>
-          <w:i/>
-          <w:sz w:val="20"/>
-        </w:rPr>
-        <w:t>jitter</w:t>
-      </w:r>
-      <w:r>
-        <w:rPr>
-          <w:rFonts w:ascii="Arial" w:hAnsi="Arial"/>
-          <w:sz w:val="20"/>
-        </w:rPr>
-        <w:t xml:space="preserve"> sentroid frekuensi tinggi, kegagalan deteksi sesaat (</w:t>
-      </w:r>
-      <w:r>
-        <w:rPr>
-          <w:rFonts w:ascii="Arial" w:hAnsi="Arial"/>
-          <w:i/>
-          <w:sz w:val="20"/>
-        </w:rPr>
-        <w:t>dropouts</w:t>
-      </w:r>
-      <w:r>
-        <w:rPr>
-          <w:rFonts w:ascii="Arial" w:hAnsi="Arial"/>
-          <w:sz w:val="20"/>
-        </w:rPr>
-        <w:t xml:space="preserve">), dan oklusi target sementara [2], [16], [17]. Selanjutnya, sensor inersia bawaan mentah (IMU) dan sensor tekanan kedalaman (DVL/Barometer) menunjukkan derau pengukuran, getaran frekuensi tinggi dari pendorong, dan fenomena penyimpangan atau </w:t>
-      </w:r>
-      <w:r>
-        <w:rPr>
-          <w:rFonts w:ascii="Arial" w:hAnsi="Arial"/>
-          <w:i/>
-          <w:sz w:val="20"/>
-        </w:rPr>
-        <w:t>drift</w:t>
-      </w:r>
-      <w:r>
-        <w:rPr>
-          <w:rFonts w:ascii="Arial" w:hAnsi="Arial"/>
-          <w:sz w:val="20"/>
-        </w:rPr>
-        <w:t xml:space="preserve"> [14], [21], [31].</w:t>
+        <w:t>penuh berukuran $$6 \times 6$$ ($$M_A$$),</w:t>
+      </w:r>
+      <w:r>
+        <w:rPr>
+          <w:rFonts w:ascii="Arial" w:hAnsi="Arial"/>
+          <w:sz w:val="20"/>
+        </w:rPr>
+        <w:t>Coriolis-centripetal matrices yang bergantung pada status (</w:t>
+      </w:r>
+      <w:r>
+        <w:rPr>
+          <w:rFonts w:ascii="Arial" w:hAnsi="Arial"/>
+          <w:sz w:val="20"/>
+        </w:rPr>
+        <w:t>$$C_{RB}, C_A$$</w:t>
+      </w:r>
+      <w:r>
+        <w:rPr>
+          <w:rFonts w:ascii="Arial" w:hAnsi="Arial"/>
+          <w:sz w:val="20"/>
+        </w:rPr>
+        <w:t>), redaman Morison kuadratik non-linier (</w:t>
+      </w:r>
+      <w:r>
+        <w:rPr>
+          <w:rFonts w:ascii="Arial" w:hAnsi="Arial"/>
+          <w:sz w:val="20"/>
+        </w:rPr>
+        <w:t>$$D_{NL}$$</w:t>
+      </w:r>
+      <w:r>
+        <w:rPr>
+          <w:rFonts w:ascii="Arial" w:hAnsi="Arial"/>
+          <w:sz w:val="20"/>
+        </w:rPr>
+        <w:t>), dan vektor pemulih ruang keadaan (</w:t>
+      </w:r>
+      <w:r>
+        <w:rPr>
+          <w:rFonts w:ascii="Arial" w:hAnsi="Arial"/>
+          <w:sz w:val="20"/>
+        </w:rPr>
+        <w:t>$$g(\eta)$$</w:t>
+      </w:r>
+      <w:r>
+        <w:rPr>
+          <w:rFonts w:ascii="Arial" w:hAnsi="Arial"/>
+          <w:sz w:val="20"/>
+        </w:rPr>
+        <w:t>) [7], [31], [34]. Selain itu, pemetaan gaya dan momen kendali generalisasi tingkat tinggi (</w:t>
+      </w:r>
+      <w:r>
+        <w:rPr>
+          <w:rFonts w:ascii="Arial" w:hAnsi="Arial"/>
+          <w:sz w:val="20"/>
+        </w:rPr>
+        <w:t>$$\tau \in \mathbb{R}^6$$</w:t>
+      </w:r>
+      <w:r>
+        <w:rPr>
+          <w:rFonts w:ascii="Arial" w:hAnsi="Arial"/>
+          <w:sz w:val="20"/>
+        </w:rPr>
+        <w:t>) menjadi delapan input pendorong individu (</w:t>
+      </w:r>
+      <w:r>
+        <w:rPr>
+          <w:rFonts w:ascii="Arial" w:hAnsi="Arial"/>
+          <w:sz w:val="20"/>
+        </w:rPr>
+        <w:t>$$f \in \mathbb{R}^8$$</w:t>
+      </w:r>
+      <w:r>
+        <w:rPr>
+          <w:rFonts w:ascii="Arial" w:hAnsi="Arial"/>
+          <w:sz w:val="20"/>
+        </w:rPr>
+        <w:t xml:space="preserve">) mengharuskan derivasi matriks alokasi gaya dorong berukuran </w:t>
+      </w:r>
+      <w:r>
+        <w:rPr>
+          <w:rFonts w:ascii="Arial" w:hAnsi="Arial"/>
+          <w:sz w:val="20"/>
+        </w:rPr>
+        <w:t>$$6 \times 8$$</w:t>
+      </w:r>
+      <w:r>
+        <w:rPr>
+          <w:rFonts w:ascii="Arial" w:hAnsi="Arial"/>
+          <w:sz w:val="20"/>
+        </w:rPr>
+        <w:t xml:space="preserve"> yang presisi (</w:t>
+      </w:r>
+      <w:r>
+        <w:rPr>
+          <w:rFonts w:ascii="Arial" w:hAnsi="Arial"/>
+          <w:sz w:val="20"/>
+        </w:rPr>
+        <w:t>$$T_{6 \times 8}$$</w:t>
+      </w:r>
+      <w:r>
+        <w:rPr>
+          <w:rFonts w:ascii="Arial" w:hAnsi="Arial"/>
+          <w:sz w:val="20"/>
+        </w:rPr>
+        <w:t>) dan komputasi pseudo-invers Moore-Penrose terkonstraint-nya (</w:t>
+      </w:r>
+      <w:r>
+        <w:rPr>
+          <w:rFonts w:ascii="Arial" w:hAnsi="Arial"/>
+          <w:sz w:val="20"/>
+        </w:rPr>
+        <w:t>$$T_{6 \times 8}^+$$</w:t>
+      </w:r>
+      <w:r>
+        <w:rPr>
+          <w:rFonts w:ascii="Arial" w:hAnsi="Arial"/>
+          <w:sz w:val="20"/>
+        </w:rPr>
+        <w:t>) [7], [21], [32].</w:t>
       </w:r>
     </w:p>
     <w:p>
@@ -1721,49 +1400,7 @@
           <w:rFonts w:ascii="Arial" w:hAnsi="Arial"/>
           <w:sz w:val="20"/>
         </w:rPr>
-        <w:t xml:space="preserve">Untuk menyelesaikan tantangan estimasi keadaan dan pelacakan ini, </w:t>
-      </w:r>
-      <w:r>
-        <w:rPr>
-          <w:rFonts w:ascii="Arial" w:hAnsi="Arial"/>
-          <w:b/>
-          <w:sz w:val="20"/>
-        </w:rPr>
-        <w:t>Suite Optimal Kalman Filter</w:t>
-      </w:r>
-      <w:r>
-        <w:rPr>
-          <w:rFonts w:ascii="Arial" w:hAnsi="Arial"/>
-          <w:sz w:val="20"/>
-        </w:rPr>
-        <w:t xml:space="preserve"> diimplementasikan [16], [17], [25], [29]:</w:t>
-      </w:r>
-    </w:p>
-    <w:p>
-      <w:pPr>
-        <w:spacing w:after="60"/>
-        <w:ind w:left="567" w:hanging="340"/>
-      </w:pPr>
-      <w:r>
-        <w:rPr>
-          <w:b/>
-        </w:rPr>
-        <w:t xml:space="preserve">1.  </w:t>
-      </w:r>
-      <w:r>
-        <w:rPr>
-          <w:rFonts w:ascii="Arial" w:hAnsi="Arial"/>
-          <w:b/>
-          <w:sz w:val="20"/>
-        </w:rPr>
-        <w:t>Kalman Filter Target Visual Topside/Onboard (`AUVVisualKalmanFilter`)</w:t>
-      </w:r>
-      <w:r>
-        <w:rPr>
-          <w:rFonts w:ascii="Arial" w:hAnsi="Arial"/>
-          <w:sz w:val="20"/>
-        </w:rPr>
-        <w:t xml:space="preserve">: Sebuah </w:t>
+        <w:t xml:space="preserve">Kedua, inspeksi bawah laut otonom mengharuskan wahana untuk melacak target visual (seperti pipa bawah laut, stasiun </w:t>
       </w:r>
       <w:r>
         <w:rPr>
@@ -1771,70 +1408,14 @@
           <w:i/>
           <w:sz w:val="20"/>
         </w:rPr>
-        <w:t>Kalman Filter</w:t>
-      </w:r>
-      <w:r>
-        <w:rPr>
-          <w:rFonts w:ascii="Arial" w:hAnsi="Arial"/>
-          <w:sz w:val="20"/>
-        </w:rPr>
-        <w:t xml:space="preserve"> diskrit linier 8-dimensi yang memformulasikan vektor keadaan </w:t>
-      </w:r>
-      <w:r>
-        <w:rPr>
-          <w:rFonts w:ascii="Arial" w:hAnsi="Arial"/>
-          <w:sz w:val="20"/>
-        </w:rPr>
-        <w:t>$$\mathbf{x} = [x, y, s, r, \dot{x}, \dot{y}, \dot{s}, \dot{r}]^T$$</w:t>
-      </w:r>
-      <w:r>
-        <w:rPr>
-          <w:rFonts w:ascii="Arial" w:hAnsi="Arial"/>
-          <w:sz w:val="20"/>
-        </w:rPr>
-        <w:t xml:space="preserve"> (sentroid kotak pembatas </w:t>
-      </w:r>
-      <w:r>
-        <w:rPr>
-          <w:rFonts w:ascii="Arial" w:hAnsi="Arial"/>
-          <w:sz w:val="20"/>
-        </w:rPr>
-        <w:t>$$x, y$$</w:t>
-      </w:r>
-      <w:r>
-        <w:rPr>
-          <w:rFonts w:ascii="Arial" w:hAnsi="Arial"/>
-          <w:sz w:val="20"/>
-        </w:rPr>
-        <w:t xml:space="preserve">, area skala </w:t>
-      </w:r>
-      <w:r>
-        <w:rPr>
-          <w:rFonts w:ascii="Arial" w:hAnsi="Arial"/>
-          <w:sz w:val="20"/>
-        </w:rPr>
-        <w:t>$$s$$</w:t>
-      </w:r>
-      <w:r>
-        <w:rPr>
-          <w:rFonts w:ascii="Arial" w:hAnsi="Arial"/>
-          <w:sz w:val="20"/>
-        </w:rPr>
-        <w:t xml:space="preserve">, rasio aspek </w:t>
-      </w:r>
-      <w:r>
-        <w:rPr>
-          <w:rFonts w:ascii="Arial" w:hAnsi="Arial"/>
-          <w:sz w:val="20"/>
-        </w:rPr>
-        <w:t>$$r$$</w:t>
-      </w:r>
-      <w:r>
-        <w:rPr>
-          <w:rFonts w:ascii="Arial" w:hAnsi="Arial"/>
-          <w:sz w:val="20"/>
-        </w:rPr>
-        <w:t xml:space="preserve">, dan kecepatan masing-masing). Dibangun berdasarkan model </w:t>
+        <w:t>docking</w:t>
+      </w:r>
+      <w:r>
+        <w:rPr>
+          <w:rFonts w:ascii="Arial" w:hAnsi="Arial"/>
+          <w:sz w:val="20"/>
+        </w:rPr>
+        <w:t>, atau struktur bawah air) menggunakan kamera bawaan (</w:t>
       </w:r>
       <w:r>
         <w:rPr>
@@ -1842,28 +1423,14 @@
           <w:i/>
           <w:sz w:val="20"/>
         </w:rPr>
-        <w:t>Continuous White Noise Acceleration</w:t>
-      </w:r>
-      <w:r>
-        <w:rPr>
-          <w:rFonts w:ascii="Arial" w:hAnsi="Arial"/>
-          <w:sz w:val="20"/>
-        </w:rPr>
-        <w:t xml:space="preserve"> (CWNA), filter ini melakukan pembaruan kovariansi berbobot keyakinan adaptif (</w:t>
-      </w:r>
-      <w:r>
-        <w:rPr>
-          <w:rFonts w:ascii="Arial" w:hAnsi="Arial"/>
-          <w:sz w:val="20"/>
-        </w:rPr>
-        <w:t>$$R(\text{conf})$$</w:t>
-      </w:r>
-      <w:r>
-        <w:rPr>
-          <w:rFonts w:ascii="Arial" w:hAnsi="Arial"/>
-          <w:sz w:val="20"/>
-        </w:rPr>
-        <w:t xml:space="preserve">), </w:t>
+        <w:t>onboard camera</w:t>
+      </w:r>
+      <w:r>
+        <w:rPr>
+          <w:rFonts w:ascii="Arial" w:hAnsi="Arial"/>
+          <w:sz w:val="20"/>
+        </w:rPr>
+        <w:t>) [2], [14]. Di lingkungan bawah air, persepsi optik menurun drastis akibat atenuasi cahaya, hamburan balik (</w:t>
       </w:r>
       <w:r>
         <w:rPr>
@@ -1871,14 +1438,14 @@
           <w:i/>
           <w:sz w:val="20"/>
         </w:rPr>
-        <w:t>outlier gating</w:t>
-      </w:r>
-      <w:r>
-        <w:rPr>
-          <w:rFonts w:ascii="Arial" w:hAnsi="Arial"/>
-          <w:sz w:val="20"/>
-        </w:rPr>
-        <w:t xml:space="preserve"> jarak Mahalanobis, dan propagasi keadaan </w:t>
+        <w:t>backscattering</w:t>
+      </w:r>
+      <w:r>
+        <w:rPr>
+          <w:rFonts w:ascii="Arial" w:hAnsi="Arial"/>
+          <w:sz w:val="20"/>
+        </w:rPr>
+        <w:t xml:space="preserve">), turbiditas suspensi, dan perubahan pencahayaan yang dinamis [2], [14]. Jaringan pendeteksi objek (seperti YOLO) yang berjalan pada </w:t>
       </w:r>
       <w:r>
         <w:rPr>
@@ -1886,41 +1453,14 @@
           <w:i/>
           <w:sz w:val="20"/>
         </w:rPr>
-        <w:t>dead-reckoning</w:t>
-      </w:r>
-      <w:r>
-        <w:rPr>
-          <w:rFonts w:ascii="Arial" w:hAnsi="Arial"/>
-          <w:sz w:val="20"/>
-        </w:rPr>
-        <w:t xml:space="preserve"> untuk menjembatani oklusi visual [2], [16], [17], [25].</w:t>
-      </w:r>
-    </w:p>
-    <w:p>
-      <w:pPr>
-        <w:spacing w:after="60"/>
-        <w:ind w:left="567" w:hanging="340"/>
-      </w:pPr>
-      <w:r>
-        <w:rPr>
-          <w:b/>
-        </w:rPr>
-        <w:t xml:space="preserve">2.  </w:t>
-      </w:r>
-      <w:r>
-        <w:rPr>
-          <w:rFonts w:ascii="Arial" w:hAnsi="Arial"/>
-          <w:b/>
-          <w:sz w:val="20"/>
-        </w:rPr>
-        <w:t>Extended Kalman Filter Dinamika Hidrodinamika Subsea (`AUVDynamicsKalmanFilter`)</w:t>
-      </w:r>
-      <w:r>
-        <w:rPr>
-          <w:rFonts w:ascii="Arial" w:hAnsi="Arial"/>
-          <w:sz w:val="20"/>
-        </w:rPr>
-        <w:t xml:space="preserve">: Sebuah </w:t>
+        <w:t>stream</w:t>
+      </w:r>
+      <w:r>
+        <w:rPr>
+          <w:rFonts w:ascii="Arial" w:hAnsi="Arial"/>
+          <w:sz w:val="20"/>
+        </w:rPr>
+        <w:t xml:space="preserve"> kamera monokuler menghasilkan koordinat kotak pembatas (</w:t>
       </w:r>
       <w:r>
         <w:rPr>
@@ -1928,14 +1468,14 @@
           <w:i/>
           <w:sz w:val="20"/>
         </w:rPr>
-        <w:t>Extended Kalman Filter</w:t>
-      </w:r>
-      <w:r>
-        <w:rPr>
-          <w:rFonts w:ascii="Arial" w:hAnsi="Arial"/>
-          <w:sz w:val="20"/>
-        </w:rPr>
-        <w:t xml:space="preserve"> (EKF) non-linier yang melakukan </w:t>
+        <w:t>bounding box</w:t>
+      </w:r>
+      <w:r>
+        <w:rPr>
+          <w:rFonts w:ascii="Arial" w:hAnsi="Arial"/>
+          <w:sz w:val="20"/>
+        </w:rPr>
+        <w:t>) dengan derau (</w:t>
       </w:r>
       <w:r>
         <w:rPr>
@@ -1943,14 +1483,14 @@
           <w:i/>
           <w:sz w:val="20"/>
         </w:rPr>
-        <w:t>sensor fusion</w:t>
-      </w:r>
-      <w:r>
-        <w:rPr>
-          <w:rFonts w:ascii="Arial" w:hAnsi="Arial"/>
-          <w:sz w:val="20"/>
-        </w:rPr>
-        <w:t xml:space="preserve"> atas sinyal akselerometer/giroskop IMU berkecepatan tinggi, kedalaman sensor tekanan MS5837, serta persamaan gerak hidrodinamika Fossen 6-DOF. Filter ini memberikan estimasi keadaan yang tersaring dan bertindak sebagai pengamat gangguan arus laut (</w:t>
+        <w:t>noise</w:t>
+      </w:r>
+      <w:r>
+        <w:rPr>
+          <w:rFonts w:ascii="Arial" w:hAnsi="Arial"/>
+          <w:sz w:val="20"/>
+        </w:rPr>
+        <w:t xml:space="preserve">) yang tinggi, </w:t>
       </w:r>
       <w:r>
         <w:rPr>
@@ -1958,14 +1498,14 @@
           <w:i/>
           <w:sz w:val="20"/>
         </w:rPr>
-        <w:t>disturbance observer</w:t>
-      </w:r>
-      <w:r>
-        <w:rPr>
-          <w:rFonts w:ascii="Arial" w:hAnsi="Arial"/>
-          <w:sz w:val="20"/>
-        </w:rPr>
-        <w:t xml:space="preserve">) secara </w:t>
+        <w:t>jitter</w:t>
+      </w:r>
+      <w:r>
+        <w:rPr>
+          <w:rFonts w:ascii="Arial" w:hAnsi="Arial"/>
+          <w:sz w:val="20"/>
+        </w:rPr>
+        <w:t xml:space="preserve"> sentroid frekuensi tinggi, kegagalan deteksi sesaat (</w:t>
       </w:r>
       <w:r>
         <w:rPr>
@@ -1973,14 +1513,14 @@
           <w:i/>
           <w:sz w:val="20"/>
         </w:rPr>
-        <w:t>real-time</w:t>
-      </w:r>
-      <w:r>
-        <w:rPr>
-          <w:rFonts w:ascii="Arial" w:hAnsi="Arial"/>
-          <w:sz w:val="20"/>
-        </w:rPr>
-        <w:t xml:space="preserve"> [7], [18], [29], [31].</w:t>
+        <w:t>dropouts</w:t>
+      </w:r>
+      <w:r>
+        <w:rPr>
+          <w:rFonts w:ascii="Arial" w:hAnsi="Arial"/>
+          <w:sz w:val="20"/>
+        </w:rPr>
+        <w:t>), dan oklusi target sementara [2], [16], [17]. Selanjutnya, sensor inersia bawaan mentah (IMU) dan sensor tekanan kedalaman (DVL/Barometer) menunjukkan derau pengukuran, getaran frekuensi tinggi dari pendorong, dan fenomena penyimpangan atau drift [14], [21], [31].</w:t>
       </w:r>
     </w:p>
     <w:p>
@@ -1994,37 +1534,106 @@
           <w:rFonts w:ascii="Arial" w:hAnsi="Arial"/>
           <w:sz w:val="20"/>
         </w:rPr>
-        <w:t xml:space="preserve">Untuk menjembatani simulasi dan realitas fisik, arsitektur ini diimplementasikan di seluruh kerangka kerja terdistribusi </w:t>
-      </w:r>
-      <w:r>
-        <w:rPr>
-          <w:rFonts w:ascii="Arial" w:hAnsi="Arial"/>
+        <w:t xml:space="preserve">Untuk menyelesaikan tantangan estimasi keadaan dan pelacakan ini, </w:t>
+      </w:r>
+      <w:r>
+        <w:rPr>
+          <w:rFonts w:ascii="Arial" w:hAnsi="Arial"/>
+          <w:i/>
+          <w:sz w:val="20"/>
+        </w:rPr>
+        <w:t>Suite Optimal Kalman Filter</w:t>
+      </w:r>
+      <w:r>
+        <w:rPr>
+          <w:rFonts w:ascii="Arial" w:hAnsi="Arial"/>
+          <w:sz w:val="20"/>
+        </w:rPr>
+        <w:t xml:space="preserve"> diimplementasikan [16], [17], [25], [29]:</w:t>
+      </w:r>
+    </w:p>
+    <w:p>
+      <w:pPr>
+        <w:spacing w:after="60"/>
+        <w:ind w:left="567" w:hanging="340"/>
+      </w:pPr>
+      <w:r>
+        <w:rPr>
           <w:b/>
-          <w:sz w:val="20"/>
-        </w:rPr>
-        <w:t>Software-In-The-Loop (SITL)</w:t>
-      </w:r>
-      <w:r>
-        <w:rPr>
-          <w:rFonts w:ascii="Arial" w:hAnsi="Arial"/>
-          <w:sz w:val="20"/>
-        </w:rPr>
-        <w:t xml:space="preserve"> dan </w:t>
-      </w:r>
-      <w:r>
-        <w:rPr>
-          <w:rFonts w:ascii="Arial" w:hAnsi="Arial"/>
+        </w:rPr>
+        <w:t xml:space="preserve">1.  </w:t>
+      </w:r>
+      <w:r>
+        <w:rPr>
+          <w:rFonts w:ascii="Arial" w:hAnsi="Arial"/>
+          <w:i/>
+          <w:sz w:val="20"/>
+        </w:rPr>
+        <w:t>Kalman Filter Target Visual Topside/Onboard (`AUVVisualKalmanFilter`)</w:t>
+      </w:r>
+      <w:r>
+        <w:rPr>
+          <w:rFonts w:ascii="Arial" w:hAnsi="Arial"/>
+          <w:sz w:val="20"/>
+        </w:rPr>
+        <w:t>: Sebuah Kalman Filter</w:t>
+      </w:r>
+      <w:r>
+        <w:rPr>
+          <w:rFonts w:ascii="Arial" w:hAnsi="Arial"/>
+          <w:i/>
+          <w:sz w:val="20"/>
+        </w:rPr>
+        <w:t>diskrit linier 8-dimensi yang memformulasikan vektor keadaan $$\mathbf{x} = [x, y, s, r, \dot{x}, \dot{y}, \dot{s}, \dot{r}]^T$$ (sentroid kotak pembatas $$x, y$$, area skala $$s$$, rasio aspek $$r$$, dan kecepatan masing-masing). Dibangun berdasarkan model</w:t>
+      </w:r>
+      <w:r>
+        <w:rPr>
+          <w:rFonts w:ascii="Arial" w:hAnsi="Arial"/>
+          <w:sz w:val="20"/>
+        </w:rPr>
+        <w:t>Continuous White Noise Acceleration</w:t>
+      </w:r>
+      <w:r>
+        <w:rPr>
+          <w:rFonts w:ascii="Arial" w:hAnsi="Arial"/>
+          <w:i/>
+          <w:sz w:val="20"/>
+        </w:rPr>
+        <w:t>(CWNA), filter ini melakukan pembaruan kovariansi berbobot keyakinan adaptif ($$R(\text{conf})$$),</w:t>
+      </w:r>
+      <w:r>
+        <w:rPr>
+          <w:rFonts w:ascii="Arial" w:hAnsi="Arial"/>
+          <w:sz w:val="20"/>
+        </w:rPr>
+        <w:t>outlier gating</w:t>
+      </w:r>
+      <w:r>
+        <w:rPr>
+          <w:rFonts w:ascii="Arial" w:hAnsi="Arial"/>
+          <w:i/>
+          <w:sz w:val="20"/>
+        </w:rPr>
+        <w:t>jarak Mahalanobis, dan propagasi keadaan</w:t>
+      </w:r>
+      <w:r>
+        <w:rPr>
+          <w:rFonts w:ascii="Arial" w:hAnsi="Arial"/>
+          <w:sz w:val="20"/>
+        </w:rPr>
+        <w:t>dead-reckoning untuk menjembatani oklusi visual [2], [16], [17], [25].</w:t>
+      </w:r>
+    </w:p>
+    <w:p>
+      <w:pPr>
+        <w:spacing w:after="60"/>
+        <w:ind w:left="567" w:hanging="340"/>
+      </w:pPr>
+      <w:r>
+        <w:rPr>
           <w:b/>
-          <w:sz w:val="20"/>
-        </w:rPr>
-        <w:t>Hardware-In-The-Loop (HITL)</w:t>
-      </w:r>
-      <w:r>
-        <w:rPr>
-          <w:rFonts w:ascii="Arial" w:hAnsi="Arial"/>
-          <w:sz w:val="20"/>
-        </w:rPr>
-        <w:t xml:space="preserve">. Aliran data kamera dan </w:t>
+        </w:rPr>
+        <w:t xml:space="preserve">2.  </w:t>
       </w:r>
       <w:r>
         <w:rPr>
@@ -2032,14 +1641,7 @@
           <w:i/>
           <w:sz w:val="20"/>
         </w:rPr>
-        <w:t>Kalman Filter</w:t>
-      </w:r>
-      <w:r>
-        <w:rPr>
-          <w:rFonts w:ascii="Arial" w:hAnsi="Arial"/>
-          <w:sz w:val="20"/>
-        </w:rPr>
-        <w:t xml:space="preserve"> visual berjalan pada komputer pendamping (</w:t>
+        <w:t>Extended Kalman Filter Dinamika Hidrodinamika Subsea (`AUVDynamicsKalmanFilter`)</w:t>
       </w:r>
       <w:r>
         <w:rPr>
@@ -2047,14 +1649,14 @@
           <w:i/>
           <w:sz w:val="20"/>
         </w:rPr>
-        <w:t>Raspberry Pi 4B</w:t>
-      </w:r>
-      <w:r>
-        <w:rPr>
-          <w:rFonts w:ascii="Arial" w:hAnsi="Arial"/>
-          <w:sz w:val="20"/>
-        </w:rPr>
-        <w:t xml:space="preserve"> yang menjalankan BlueOS dan </w:t>
+        <w:t>: Sebuah</w:t>
+      </w:r>
+      <w:r>
+        <w:rPr>
+          <w:rFonts w:ascii="Arial" w:hAnsi="Arial"/>
+          <w:sz w:val="20"/>
+        </w:rPr>
+        <w:t xml:space="preserve">Extended Kalman Filter (EKF) non-linier yang melakukan </w:t>
       </w:r>
       <w:r>
         <w:rPr>
@@ -2062,14 +1664,14 @@
           <w:i/>
           <w:sz w:val="20"/>
         </w:rPr>
-        <w:t>node</w:t>
-      </w:r>
-      <w:r>
-        <w:rPr>
-          <w:rFonts w:ascii="Arial" w:hAnsi="Arial"/>
-          <w:sz w:val="20"/>
-        </w:rPr>
-        <w:t xml:space="preserve"> Python HIL kustom), dan berinteraksi secara langsung dengan </w:t>
+        <w:t>sensor fusion</w:t>
+      </w:r>
+      <w:r>
+        <w:rPr>
+          <w:rFonts w:ascii="Arial" w:hAnsi="Arial"/>
+          <w:sz w:val="20"/>
+        </w:rPr>
+        <w:t xml:space="preserve"> atas sinyal akselerometer/giroskop IMU berkecepatan tinggi, kedalaman sensor tekanan MS5837, serta persamaan gerak hidrodinamika Fossen 6-DOF. Filter ini memberikan estimasi keadaan yang tersaring dan bertindak sebagai pengamat gangguan arus laut (</w:t>
       </w:r>
       <w:r>
         <w:rPr>
@@ -2077,59 +1679,14 @@
           <w:i/>
           <w:sz w:val="20"/>
         </w:rPr>
-        <w:t>flight controller</w:t>
-      </w:r>
-      <w:r>
-        <w:rPr>
-          <w:rFonts w:ascii="Arial" w:hAnsi="Arial"/>
-          <w:sz w:val="20"/>
-        </w:rPr>
-        <w:t xml:space="preserve"> (</w:t>
-      </w:r>
-      <w:r>
-        <w:rPr>
-          <w:rFonts w:ascii="Arial" w:hAnsi="Arial"/>
-          <w:i/>
-          <w:sz w:val="20"/>
-        </w:rPr>
-        <w:t>Pixhawk 2.4.8</w:t>
-      </w:r>
-      <w:r>
-        <w:rPr>
-          <w:rFonts w:ascii="Arial" w:hAnsi="Arial"/>
-          <w:sz w:val="20"/>
-        </w:rPr>
-        <w:t xml:space="preserve"> yang menjalankan </w:t>
-      </w:r>
-      <w:r>
-        <w:rPr>
-          <w:rFonts w:ascii="Arial" w:hAnsi="Arial"/>
-          <w:i/>
-          <w:sz w:val="20"/>
-        </w:rPr>
-        <w:t>firmware</w:t>
-      </w:r>
-      <w:r>
-        <w:rPr>
-          <w:rFonts w:ascii="Arial" w:hAnsi="Arial"/>
-          <w:sz w:val="20"/>
-        </w:rPr>
-        <w:t xml:space="preserve"> ArduSub </w:t>
-      </w:r>
-      <w:r>
-        <w:rPr>
-          <w:rFonts w:ascii="Consolas" w:hAnsi="Consolas"/>
-          <w:color w:val="333333"/>
-          <w:sz w:val="19"/>
-        </w:rPr>
-        <w:t>vectored_6dof</w:t>
-      </w:r>
-      <w:r>
-        <w:rPr>
-          <w:rFonts w:ascii="Arial" w:hAnsi="Arial"/>
-          <w:sz w:val="20"/>
-        </w:rPr>
-        <w:t>) melalui telemetri MAVLink pada 50 Hz, yang kesemuanya divalidasi di dalam simulasi fisika Gazebo Harmonic dan ROS 2 Jazzy [14], [21], [31].</w:t>
+        <w:t>disturbance observer</w:t>
+      </w:r>
+      <w:r>
+        <w:rPr>
+          <w:rFonts w:ascii="Arial" w:hAnsi="Arial"/>
+          <w:sz w:val="20"/>
+        </w:rPr>
+        <w:t>) secara real-time [7], [18], [29], [31].</w:t>
       </w:r>
     </w:p>
     <w:p>
@@ -2143,7 +1700,7 @@
           <w:rFonts w:ascii="Arial" w:hAnsi="Arial"/>
           <w:sz w:val="20"/>
         </w:rPr>
-        <w:t>Oleh karena itu, penelitian ini menyajikan *</w:t>
+        <w:t xml:space="preserve">Untuk menjembatani simulasi dan realitas fisik, arsitektur ini diimplementasikan di seluruh kerangka kerja terdistribusi </w:t>
       </w:r>
       <w:r>
         <w:rPr>
@@ -2151,14 +1708,7 @@
           <w:i/>
           <w:sz w:val="20"/>
         </w:rPr>
-        <w:t xml:space="preserve">"Analisis Kinematika, Dinamika, dan Estimasi Keadaan Optimal </w:t>
-      </w:r>
-      <w:r>
-        <w:rPr>
-          <w:rFonts w:ascii="Arial" w:hAnsi="Arial"/>
-          <w:sz w:val="20"/>
-        </w:rPr>
-        <w:t>Kalman Filter</w:t>
+        <w:t>Software-In-The-Loop (SITL)</w:t>
       </w:r>
       <w:r>
         <w:rPr>
@@ -2166,14 +1716,7 @@
           <w:i/>
           <w:sz w:val="20"/>
         </w:rPr>
-        <w:t xml:space="preserve"> untuk </w:t>
-      </w:r>
-      <w:r>
-        <w:rPr>
-          <w:rFonts w:ascii="Arial" w:hAnsi="Arial"/>
-          <w:sz w:val="20"/>
-        </w:rPr>
-        <w:t>Vision-Based Tracking</w:t>
+        <w:t>dan</w:t>
       </w:r>
       <w:r>
         <w:rPr>
@@ -2181,14 +1724,14 @@
           <w:i/>
           <w:sz w:val="20"/>
         </w:rPr>
-        <w:t xml:space="preserve"> pada </w:t>
-      </w:r>
-      <w:r>
-        <w:rPr>
-          <w:rFonts w:ascii="Arial" w:hAnsi="Arial"/>
-          <w:sz w:val="20"/>
-        </w:rPr>
-        <w:t>Over-Actuated 8-Thruster 6-DOF Vectored AUV</w:t>
+        <w:t>Hardware-In-The-Loop (HITL)</w:t>
+      </w:r>
+      <w:r>
+        <w:rPr>
+          <w:rFonts w:ascii="Arial" w:hAnsi="Arial"/>
+          <w:sz w:val="20"/>
+        </w:rPr>
+        <w:t>. Aliran data kamera dan Kalman Filter</w:t>
       </w:r>
       <w:r>
         <w:rPr>
@@ -2196,7 +1739,14 @@
           <w:i/>
           <w:sz w:val="20"/>
         </w:rPr>
-        <w:t>"</w:t>
+        <w:t>visual berjalan pada komputer pendamping (</w:t>
+      </w:r>
+      <w:r>
+        <w:rPr>
+          <w:rFonts w:ascii="Arial" w:hAnsi="Arial"/>
+          <w:sz w:val="20"/>
+        </w:rPr>
+        <w:t>Raspberry Pi 4B</w:t>
       </w:r>
       <w:r>
         <w:rPr>
@@ -2204,14 +1754,74 @@
           <w:i/>
           <w:sz w:val="20"/>
         </w:rPr>
-        <w:t>, untuk membangun derivasi teoretis yang tak terpotong (</w:t>
-      </w:r>
-      <w:r>
-        <w:rPr>
-          <w:rFonts w:ascii="Arial" w:hAnsi="Arial"/>
-          <w:sz w:val="20"/>
-        </w:rPr>
-        <w:t>unabridged*), parameterisasi fisik, dan validasi eksperimental HITL/SITL.</w:t>
+        <w:t>yang menjalankan BlueOS dan</w:t>
+      </w:r>
+      <w:r>
+        <w:rPr>
+          <w:rFonts w:ascii="Arial" w:hAnsi="Arial"/>
+          <w:sz w:val="20"/>
+        </w:rPr>
+        <w:t>node</w:t>
+      </w:r>
+      <w:r>
+        <w:rPr>
+          <w:rFonts w:ascii="Arial" w:hAnsi="Arial"/>
+          <w:i/>
+          <w:sz w:val="20"/>
+        </w:rPr>
+        <w:t>Python HIL kustom), dan berinteraksi secara langsung dengan</w:t>
+      </w:r>
+      <w:r>
+        <w:rPr>
+          <w:rFonts w:ascii="Arial" w:hAnsi="Arial"/>
+          <w:sz w:val="20"/>
+        </w:rPr>
+        <w:t>flight controller</w:t>
+      </w:r>
+      <w:r>
+        <w:rPr>
+          <w:rFonts w:ascii="Arial" w:hAnsi="Arial"/>
+          <w:i/>
+          <w:sz w:val="20"/>
+        </w:rPr>
+        <w:t>(</w:t>
+      </w:r>
+      <w:r>
+        <w:rPr>
+          <w:rFonts w:ascii="Arial" w:hAnsi="Arial"/>
+          <w:sz w:val="20"/>
+        </w:rPr>
+        <w:t>Pixhawk 2.4.8</w:t>
+      </w:r>
+      <w:r>
+        <w:rPr>
+          <w:rFonts w:ascii="Arial" w:hAnsi="Arial"/>
+          <w:i/>
+          <w:sz w:val="20"/>
+        </w:rPr>
+        <w:t>yang menjalankan</w:t>
+      </w:r>
+      <w:r>
+        <w:rPr>
+          <w:rFonts w:ascii="Arial" w:hAnsi="Arial"/>
+          <w:sz w:val="20"/>
+        </w:rPr>
+        <w:t xml:space="preserve">firmware ArduSub </w:t>
+      </w:r>
+      <w:r>
+        <w:rPr>
+          <w:rFonts w:ascii="Consolas" w:hAnsi="Consolas"/>
+          <w:color w:val="333333"/>
+          <w:sz w:val="19"/>
+        </w:rPr>
+        <w:t>vectored_6dof</w:t>
+      </w:r>
+      <w:r>
+        <w:rPr>
+          <w:rFonts w:ascii="Arial" w:hAnsi="Arial"/>
+          <w:sz w:val="20"/>
+        </w:rPr>
+        <w:t>) melalui telemetri MAVLink pada 50 Hz, yang kesemuanya divalidasi di dalam simulasi fisika Gazebo Harmonic dan ROS 2 Jazzy [14], [21], [31].</w:t>
       </w:r>
     </w:p>
     <w:p>
@@ -2225,7 +1835,7 @@
           <w:rFonts w:ascii="Arial" w:hAnsi="Arial"/>
           <w:sz w:val="20"/>
         </w:rPr>
-        <w:t>Perkembangan pesat riset wahana bawah air tanpa awak (</w:t>
+        <w:t xml:space="preserve">Oleh karena itu, penelitian ini menyajikan </w:t>
       </w:r>
       <w:r>
         <w:rPr>
@@ -2233,14 +1843,14 @@
           <w:i/>
           <w:sz w:val="20"/>
         </w:rPr>
-        <w:t>unmanned underwater vehicles</w:t>
-      </w:r>
-      <w:r>
-        <w:rPr>
-          <w:rFonts w:ascii="Arial" w:hAnsi="Arial"/>
-          <w:sz w:val="20"/>
-        </w:rPr>
-        <w:t>) dalam rentang tahun 2021 hingga 2026 menuntut keterpaduan antara modularitas perangkat keras, arsitektur perangkat lunak fleksibel, serta akurasi komputasi hidrodinamika fluida [1], [11], [14], [20], [30], [35], [36], [41]. Zuluaga dkk. (2022) serta Gieraths dkk. (2023) mengemukakan pentingnya rekayasa sistem terstruktur (</w:t>
+        <w:t>"Analisis Kinematika, Dinamika, dan Estimasi Keadaan Optimal</w:t>
+      </w:r>
+      <w:r>
+        <w:rPr>
+          <w:rFonts w:ascii="Arial" w:hAnsi="Arial"/>
+          <w:sz w:val="20"/>
+        </w:rPr>
+        <w:t>Kalman Filter</w:t>
       </w:r>
       <w:r>
         <w:rPr>
@@ -2248,14 +1858,14 @@
           <w:i/>
           <w:sz w:val="20"/>
         </w:rPr>
-        <w:t>systems engineering</w:t>
-      </w:r>
-      <w:r>
-        <w:rPr>
-          <w:rFonts w:ascii="Arial" w:hAnsi="Arial"/>
-          <w:sz w:val="20"/>
-        </w:rPr>
-        <w:t xml:space="preserve">) dalam perancangan arsitektur perangkat keras dan perangkat lunak modular agar wahana mampu dikonfigurasi ulang secara cepat sesuai misi operasional [11], [41]. Lebih jauh, McIvor dkk. (2024) memperkenalkan arsitektur </w:t>
+        <w:t>untuk</w:t>
+      </w:r>
+      <w:r>
+        <w:rPr>
+          <w:rFonts w:ascii="Arial" w:hAnsi="Arial"/>
+          <w:sz w:val="20"/>
+        </w:rPr>
+        <w:t>Vision-Based Tracking</w:t>
       </w:r>
       <w:r>
         <w:rPr>
@@ -2263,14 +1873,14 @@
           <w:i/>
           <w:sz w:val="20"/>
         </w:rPr>
-        <w:t>Entity-Component-System</w:t>
-      </w:r>
-      <w:r>
-        <w:rPr>
-          <w:rFonts w:ascii="Arial" w:hAnsi="Arial"/>
-          <w:sz w:val="20"/>
-        </w:rPr>
-        <w:t xml:space="preserve"> (ECS) yang memisahkan data komponen aktuator dari perilaku sistem, memungkinkan integrasi alokasi kendali invers semu Moore-Penrose pada sembarang orientasi pendorong [20]. Pada ranah wahana berbiaya terjangkau (</w:t>
+        <w:t>pada</w:t>
+      </w:r>
+      <w:r>
+        <w:rPr>
+          <w:rFonts w:ascii="Arial" w:hAnsi="Arial"/>
+          <w:sz w:val="20"/>
+        </w:rPr>
+        <w:t>Over-Actuated 8-Thruster 6-DOF Vectored AUV"</w:t>
       </w:r>
       <w:r>
         <w:rPr>
@@ -2278,14 +1888,14 @@
           <w:i/>
           <w:sz w:val="20"/>
         </w:rPr>
-        <w:t>low-cost accessibility</w:t>
-      </w:r>
-      <w:r>
-        <w:rPr>
-          <w:rFonts w:ascii="Arial" w:hAnsi="Arial"/>
-          <w:sz w:val="20"/>
-        </w:rPr>
-        <w:t>), platform seperti MeCO oleh Widhalm dkk. (2025), struktur cetak 3D oleh Rusu dkk. (2023), serta Modularis oleh Vögele dkk. (2022) membuktikan bahwa wahana berdimensi kompak dapat mencapai kapabilitas manuver tinggi apabila ditopang oleh simulasi dan pemodelan dinamika yang presisi [23], [30], [35], [36].</w:t>
+        <w:t>, untuk membangun derivasi teoretis yang tak terpotong (</w:t>
+      </w:r>
+      <w:r>
+        <w:rPr>
+          <w:rFonts w:ascii="Arial" w:hAnsi="Arial"/>
+          <w:sz w:val="20"/>
+        </w:rPr>
+        <w:t>unabridged), parameterisasi fisik, dan validasi eksperimental HITL/SITL.</w:t>
       </w:r>
     </w:p>
     <w:p>
@@ -2299,7 +1909,7 @@
           <w:rFonts w:ascii="Arial" w:hAnsi="Arial"/>
           <w:sz w:val="20"/>
         </w:rPr>
-        <w:t xml:space="preserve">Di sisi hidrodinamika fluida, survei komprehensif oleh Hong dkk. (2024) mengenai </w:t>
+        <w:t>Perkembangan pesat riset wahana bawah air tanpa awak (</w:t>
       </w:r>
       <w:r>
         <w:rPr>
@@ -2307,14 +1917,14 @@
           <w:i/>
           <w:sz w:val="20"/>
         </w:rPr>
-        <w:t>Computational Fluid Dynamics</w:t>
-      </w:r>
-      <w:r>
-        <w:rPr>
-          <w:rFonts w:ascii="Arial" w:hAnsi="Arial"/>
-          <w:sz w:val="20"/>
-        </w:rPr>
-        <w:t xml:space="preserve"> (CFD) serta Song dkk. (2023) mengenai optimasi bentuk multi-objektif menegaskan bahwa interaksi fluida non-linier antara lambung dan propulsi memegang peranan krusial terhadap efisiensi dorong wahana [12], [26]. Xia dkk. (2025) secara eksperimental dan numerik membuktikan efek kopling dua arah antara lambung dan baling-baling (</w:t>
+        <w:t>unmanned underwater vehicles</w:t>
+      </w:r>
+      <w:r>
+        <w:rPr>
+          <w:rFonts w:ascii="Arial" w:hAnsi="Arial"/>
+          <w:sz w:val="20"/>
+        </w:rPr>
+        <w:t>) dalam rentang tahun 2021 hingga 2026 menuntut keterpaduan antara modularitas perangkat keras, arsitektur perangkat lunak fleksibel, serta akurasi komputasi hidrodinamika fluida [1], [11], [14], [20], [30], [35], [36], [41]. Zuluaga dkk. (2022) serta Gieraths dkk. (2023) mengemukakan pentingnya rekayasa sistem terstruktur (</w:t>
       </w:r>
       <w:r>
         <w:rPr>
@@ -2322,14 +1932,14 @@
           <w:i/>
           <w:sz w:val="20"/>
         </w:rPr>
-        <w:t>hull-propeller coupled effect</w:t>
-      </w:r>
-      <w:r>
-        <w:rPr>
-          <w:rFonts w:ascii="Arial" w:hAnsi="Arial"/>
-          <w:sz w:val="20"/>
-        </w:rPr>
-        <w:t xml:space="preserve">) pada wahana </w:t>
+        <w:t>systems engineering</w:t>
+      </w:r>
+      <w:r>
+        <w:rPr>
+          <w:rFonts w:ascii="Arial" w:hAnsi="Arial"/>
+          <w:sz w:val="20"/>
+        </w:rPr>
+        <w:t xml:space="preserve">) dalam perancangan arsitektur perangkat keras dan perangkat lunak modular agar wahana mampu dikonfigurasi ulang secara cepat sesuai misi operasional [11], [41]. Lebih jauh, McIvor dkk. (2024) memperkenalkan arsitektur </w:t>
       </w:r>
       <w:r>
         <w:rPr>
@@ -2337,14 +1947,14 @@
           <w:i/>
           <w:sz w:val="20"/>
         </w:rPr>
-        <w:t>fully-actuated</w:t>
-      </w:r>
-      <w:r>
-        <w:rPr>
-          <w:rFonts w:ascii="Arial" w:hAnsi="Arial"/>
-          <w:sz w:val="20"/>
-        </w:rPr>
-        <w:t xml:space="preserve">, sementara de Moraes dkk. (2025) menggunakan fasilitas </w:t>
+        <w:t>Entity-Component-System</w:t>
+      </w:r>
+      <w:r>
+        <w:rPr>
+          <w:rFonts w:ascii="Arial" w:hAnsi="Arial"/>
+          <w:sz w:val="20"/>
+        </w:rPr>
+        <w:t xml:space="preserve"> (ECS) yang memisahkan data komponen aktuator dari perilaku sistem, memungkinkan integrasi alokasi kendali invers semu Moore-Penrose pada sembarang orientasi pendorong [20]. Pada ranah wahana berbiaya terjangkau (</w:t>
       </w:r>
       <w:r>
         <w:rPr>
@@ -2352,14 +1962,14 @@
           <w:i/>
           <w:sz w:val="20"/>
         </w:rPr>
-        <w:t>Planar Motion Mechanism</w:t>
-      </w:r>
-      <w:r>
-        <w:rPr>
-          <w:rFonts w:ascii="Arial" w:hAnsi="Arial"/>
-          <w:sz w:val="20"/>
-        </w:rPr>
-        <w:t xml:space="preserve"> (PMM) untuk memvalidasi fluktuasi koefisien hidrodinamika di dekat batas permukaan bebas [4], [37]. Sun dkk. (2022) menunjukkan bahwa pemodelan dinamika non-linier yang menggabungkan estimasi analitis dan simulasi CFD sangat penting untuk memprediksi stabilitas gerak terkopling [28].</w:t>
+        <w:t>low-cost accessibility</w:t>
+      </w:r>
+      <w:r>
+        <w:rPr>
+          <w:rFonts w:ascii="Arial" w:hAnsi="Arial"/>
+          <w:sz w:val="20"/>
+        </w:rPr>
+        <w:t>), platform seperti MeCO oleh Widhalm dkk. (2025), struktur cetak 3D oleh Rusu dkk. (2023), serta Modularis oleh Vögele dkk. (2022) membuktikan bahwa wahana berdimensi kompak dapat mencapai kapabilitas manuver tinggi apabila ditopang oleh simulasi dan pemodelan dinamika yang presisi [23], [30], [35], [36].</w:t>
       </w:r>
     </w:p>
     <w:p>
@@ -2373,7 +1983,7 @@
           <w:rFonts w:ascii="Arial" w:hAnsi="Arial"/>
           <w:sz w:val="20"/>
         </w:rPr>
-        <w:t>Terkait aspek navigasi otonom dan perencanaan jalur (</w:t>
+        <w:t xml:space="preserve">Di sisi hidrodinamika fluida, survei komprehensif oleh Hong dkk. (2024) mengenai </w:t>
       </w:r>
       <w:r>
         <w:rPr>
@@ -2381,14 +1991,14 @@
           <w:i/>
           <w:sz w:val="20"/>
         </w:rPr>
-        <w:t>path planning</w:t>
-      </w:r>
-      <w:r>
-        <w:rPr>
-          <w:rFonts w:ascii="Arial" w:hAnsi="Arial"/>
-          <w:sz w:val="20"/>
-        </w:rPr>
-        <w:t xml:space="preserve">), Zhang dkk. (2023) serta Pandian dkk. (2023) menggarisbawahi bahwa ketiadaan sinyal GPS di bawah air mewajibkan sistem estimasi mengandalkan fusi sensor inersia dan persepsi visual secara deterministik [22], [39]. Mari dkk. (2026) mendemonstrasikan bahwa pendekatan </w:t>
+        <w:t>Computational Fluid Dynamics</w:t>
+      </w:r>
+      <w:r>
+        <w:rPr>
+          <w:rFonts w:ascii="Arial" w:hAnsi="Arial"/>
+          <w:sz w:val="20"/>
+        </w:rPr>
+        <w:t xml:space="preserve"> (CFD) serta Song dkk. (2023) mengenai optimasi bentuk multi-objektif menegaskan bahwa interaksi fluida non-linier antara lambung dan propulsi memegang peranan krusial terhadap efisiensi dorong wahana [12], [26]. Xia dkk. (2025) secara eksperimental dan numerik membuktikan efek kopling dua arah antara lambung dan baling-baling (</w:t>
       </w:r>
       <w:r>
         <w:rPr>
@@ -2396,14 +2006,14 @@
           <w:i/>
           <w:sz w:val="20"/>
         </w:rPr>
-        <w:t>Deep Reinforcement Learning</w:t>
-      </w:r>
-      <w:r>
-        <w:rPr>
-          <w:rFonts w:ascii="Arial" w:hAnsi="Arial"/>
-          <w:sz w:val="20"/>
-        </w:rPr>
-        <w:t xml:space="preserve"> (PPO) yang divalidasi dengan </w:t>
+        <w:t>hull-propeller coupled effect</w:t>
+      </w:r>
+      <w:r>
+        <w:rPr>
+          <w:rFonts w:ascii="Arial" w:hAnsi="Arial"/>
+          <w:sz w:val="20"/>
+        </w:rPr>
+        <w:t xml:space="preserve">) pada wahana </w:t>
       </w:r>
       <w:r>
         <w:rPr>
@@ -2411,14 +2021,14 @@
           <w:i/>
           <w:sz w:val="20"/>
         </w:rPr>
-        <w:t>digital twin</w:t>
-      </w:r>
-      <w:r>
-        <w:rPr>
-          <w:rFonts w:ascii="Arial" w:hAnsi="Arial"/>
-          <w:sz w:val="20"/>
-        </w:rPr>
-        <w:t xml:space="preserve"> 3D pada platform BlueROV2 mampu mengungguli metode navigasi konvensional (</w:t>
+        <w:t>fully-actuated</w:t>
+      </w:r>
+      <w:r>
+        <w:rPr>
+          <w:rFonts w:ascii="Arial" w:hAnsi="Arial"/>
+          <w:sz w:val="20"/>
+        </w:rPr>
+        <w:t xml:space="preserve">, sementara de Moraes dkk. (2025) menggunakan fasilitas </w:t>
       </w:r>
       <w:r>
         <w:rPr>
@@ -2426,162 +2036,14 @@
           <w:i/>
           <w:sz w:val="20"/>
         </w:rPr>
-        <w:t>Dynamic Window Approach</w:t>
-      </w:r>
-      <w:r>
-        <w:rPr>
-          <w:rFonts w:ascii="Arial" w:hAnsi="Arial"/>
-          <w:sz w:val="20"/>
-        </w:rPr>
-        <w:t>) di lingkungan perairan padat rintangan [19]. Untuk aplikasi inspeksi jaring budidaya perikanan (</w:t>
-      </w:r>
-      <w:r>
-        <w:rPr>
-          <w:rFonts w:ascii="Arial" w:hAnsi="Arial"/>
-          <w:i/>
-          <w:sz w:val="20"/>
-        </w:rPr>
-        <w:t>aquaculture net pens</w:t>
-      </w:r>
-      <w:r>
-        <w:rPr>
-          <w:rFonts w:ascii="Arial" w:hAnsi="Arial"/>
-          <w:sz w:val="20"/>
-        </w:rPr>
-        <w:t>), Ge dkk. (2025) serta Saad dkk. (2026) memanfaatkan wahana BlueROV2 dengan koordinasi cerdas dan toleransi kegagalan pendorong (</w:t>
-      </w:r>
-      <w:r>
-        <w:rPr>
-          <w:rFonts w:ascii="Arial" w:hAnsi="Arial"/>
-          <w:i/>
-          <w:sz w:val="20"/>
-        </w:rPr>
-        <w:t>thruster fault tolerance</w:t>
-      </w:r>
-      <w:r>
-        <w:rPr>
-          <w:rFonts w:ascii="Arial" w:hAnsi="Arial"/>
-          <w:sz w:val="20"/>
-        </w:rPr>
-        <w:t xml:space="preserve">) [10], [24]. Di samping itu, dinamika kabel </w:t>
-      </w:r>
-      <w:r>
-        <w:rPr>
-          <w:rFonts w:ascii="Arial" w:hAnsi="Arial"/>
-          <w:i/>
-          <w:sz w:val="20"/>
-        </w:rPr>
-        <w:t>tether</w:t>
-      </w:r>
-      <w:r>
-        <w:rPr>
-          <w:rFonts w:ascii="Arial" w:hAnsi="Arial"/>
-          <w:sz w:val="20"/>
-        </w:rPr>
-        <w:t xml:space="preserve"> subsea yang diinvestigasi oleh Franchi dkk. (2022) dan Gaggero dkk. (2024) serta pendekatan simulasi terpadu oleh Karras dkk. (2024) memperkuat urgensi pengujian </w:t>
-      </w:r>
-      <w:r>
-        <w:rPr>
-          <w:rFonts w:ascii="Arial" w:hAnsi="Arial"/>
-          <w:i/>
-          <w:sz w:val="20"/>
-        </w:rPr>
-        <w:t>Software-In-The-Loop</w:t>
-      </w:r>
-      <w:r>
-        <w:rPr>
-          <w:rFonts w:ascii="Arial" w:hAnsi="Arial"/>
-          <w:sz w:val="20"/>
-        </w:rPr>
-        <w:t xml:space="preserve"> (SITL) dan </w:t>
-      </w:r>
-      <w:r>
-        <w:rPr>
-          <w:rFonts w:ascii="Arial" w:hAnsi="Arial"/>
-          <w:i/>
-          <w:sz w:val="20"/>
-        </w:rPr>
-        <w:t>Hardware-In-The-Loop</w:t>
-      </w:r>
-      <w:r>
-        <w:rPr>
-          <w:rFonts w:ascii="Arial" w:hAnsi="Arial"/>
-          <w:sz w:val="20"/>
-        </w:rPr>
-        <w:t xml:space="preserve"> (HITL) untuk menjembatani kesenjangan antara simulasi virtual (</w:t>
-      </w:r>
-      <w:r>
-        <w:rPr>
-          <w:rFonts w:ascii="Arial" w:hAnsi="Arial"/>
-          <w:i/>
-          <w:sz w:val="20"/>
-        </w:rPr>
-        <w:t>virtual waters</w:t>
-      </w:r>
-      <w:r>
-        <w:rPr>
-          <w:rFonts w:ascii="Arial" w:hAnsi="Arial"/>
-          <w:sz w:val="20"/>
-        </w:rPr>
-        <w:t>) dan dinamika perairan nyata (</w:t>
-      </w:r>
-      <w:r>
-        <w:rPr>
-          <w:rFonts w:ascii="Arial" w:hAnsi="Arial"/>
-          <w:i/>
-          <w:sz w:val="20"/>
-        </w:rPr>
-        <w:t>real oceans</w:t>
-      </w:r>
-      <w:r>
-        <w:rPr>
-          <w:rFonts w:ascii="Arial" w:hAnsi="Arial"/>
-          <w:sz w:val="20"/>
-        </w:rPr>
-        <w:t>) [8], [9], [15]. Pada aspek regulasi kendali kokoh di bawah gangguan arus laut, Huang dkk. (2026) dan Yang dkk. (2021) membuktikan bahwa mekanisme kendali berbasis pemicu kejadian (</w:t>
-      </w:r>
-      <w:r>
-        <w:rPr>
-          <w:rFonts w:ascii="Arial" w:hAnsi="Arial"/>
-          <w:i/>
-          <w:sz w:val="20"/>
-        </w:rPr>
-        <w:t>event-triggered</w:t>
-      </w:r>
-      <w:r>
-        <w:rPr>
-          <w:rFonts w:ascii="Arial" w:hAnsi="Arial"/>
-          <w:sz w:val="20"/>
-        </w:rPr>
-        <w:t>) dengan pengamat gangguan (</w:t>
-      </w:r>
-      <w:r>
-        <w:rPr>
-          <w:rFonts w:ascii="Arial" w:hAnsi="Arial"/>
-          <w:i/>
-          <w:sz w:val="20"/>
-        </w:rPr>
-        <w:t>disturbance observer</w:t>
-      </w:r>
-      <w:r>
-        <w:rPr>
-          <w:rFonts w:ascii="Arial" w:hAnsi="Arial"/>
-          <w:sz w:val="20"/>
-        </w:rPr>
-        <w:t>) optimal mampu menolak osilasi hidrodinamika secara efisien [13], [38].</w:t>
-      </w:r>
-    </w:p>
-    <w:p>
-      <w:pPr>
-        <w:spacing w:before="200" w:after="80"/>
-      </w:pPr>
-      <w:r>
-        <w:rPr>
-          <w:rFonts w:ascii="Arial" w:hAnsi="Arial"/>
-          <w:b/>
-          <w:sz w:val="20"/>
-        </w:rPr>
-        <w:t>1.2 Rumusan Masalah</w:t>
+        <w:t>Planar Motion Mechanism</w:t>
+      </w:r>
+      <w:r>
+        <w:rPr>
+          <w:rFonts w:ascii="Arial" w:hAnsi="Arial"/>
+          <w:sz w:val="20"/>
+        </w:rPr>
+        <w:t xml:space="preserve"> (PMM) untuk memvalidasi fluktuasi koefisien hidrodinamika di dekat batas permukaan bebas [4], [37]. Sun dkk. (2022) menunjukkan bahwa pemodelan dinamika non-linier yang menggabungkan estimasi analitis dan simulasi CFD sangat penting untuk memprediksi stabilitas gerak terkopling [28].</w:t>
       </w:r>
     </w:p>
     <w:p>
@@ -2595,56 +2057,200 @@
           <w:rFonts w:ascii="Arial" w:hAnsi="Arial"/>
           <w:sz w:val="20"/>
         </w:rPr>
-        <w:t>Berdasarkan latar belakang teknis yang telah diuraikan di atas, rumusan masalah penelitian ditetapkan sebagai berikut:</w:t>
+        <w:t>Terkait aspek navigasi otonom dan perencanaan jalur (</w:t>
+      </w:r>
+      <w:r>
+        <w:rPr>
+          <w:rFonts w:ascii="Arial" w:hAnsi="Arial"/>
+          <w:i/>
+          <w:sz w:val="20"/>
+        </w:rPr>
+        <w:t>path planning</w:t>
+      </w:r>
+      <w:r>
+        <w:rPr>
+          <w:rFonts w:ascii="Arial" w:hAnsi="Arial"/>
+          <w:sz w:val="20"/>
+        </w:rPr>
+        <w:t xml:space="preserve">), Zhang dkk. (2023) serta Pandian dkk. (2023) menggarisbawahi bahwa ketiadaan sinyal GPS di bawah air mewajibkan sistem estimasi mengandalkan fusi sensor inersia dan persepsi visual secara deterministik [22], [39]. Mari dkk. (2026) mendemonstrasikan bahwa pendekatan </w:t>
+      </w:r>
+      <w:r>
+        <w:rPr>
+          <w:rFonts w:ascii="Arial" w:hAnsi="Arial"/>
+          <w:i/>
+          <w:sz w:val="20"/>
+        </w:rPr>
+        <w:t>Deep Reinforcement Learning</w:t>
+      </w:r>
+      <w:r>
+        <w:rPr>
+          <w:rFonts w:ascii="Arial" w:hAnsi="Arial"/>
+          <w:sz w:val="20"/>
+        </w:rPr>
+        <w:t xml:space="preserve"> (PPO) yang divalidasi dengan </w:t>
+      </w:r>
+      <w:r>
+        <w:rPr>
+          <w:rFonts w:ascii="Arial" w:hAnsi="Arial"/>
+          <w:i/>
+          <w:sz w:val="20"/>
+        </w:rPr>
+        <w:t>digital twin</w:t>
+      </w:r>
+      <w:r>
+        <w:rPr>
+          <w:rFonts w:ascii="Arial" w:hAnsi="Arial"/>
+          <w:sz w:val="20"/>
+        </w:rPr>
+        <w:t xml:space="preserve"> 3D pada platform BlueROV2 mampu mengungguli metode navigasi konvensional (</w:t>
+      </w:r>
+      <w:r>
+        <w:rPr>
+          <w:rFonts w:ascii="Arial" w:hAnsi="Arial"/>
+          <w:i/>
+          <w:sz w:val="20"/>
+        </w:rPr>
+        <w:t>Dynamic Window Approach</w:t>
+      </w:r>
+      <w:r>
+        <w:rPr>
+          <w:rFonts w:ascii="Arial" w:hAnsi="Arial"/>
+          <w:sz w:val="20"/>
+        </w:rPr>
+        <w:t>) di lingkungan perairan padat rintangan [19]. Untuk aplikasi inspeksi jaring budidaya perikanan (</w:t>
+      </w:r>
+      <w:r>
+        <w:rPr>
+          <w:rFonts w:ascii="Arial" w:hAnsi="Arial"/>
+          <w:i/>
+          <w:sz w:val="20"/>
+        </w:rPr>
+        <w:t>aquaculture net pens</w:t>
+      </w:r>
+      <w:r>
+        <w:rPr>
+          <w:rFonts w:ascii="Arial" w:hAnsi="Arial"/>
+          <w:sz w:val="20"/>
+        </w:rPr>
+        <w:t>), Ge dkk. (2025) serta Saad dkk. (2026) memanfaatkan wahana BlueROV2 dengan koordinasi cerdas dan toleransi kegagalan pendorong (</w:t>
+      </w:r>
+      <w:r>
+        <w:rPr>
+          <w:rFonts w:ascii="Arial" w:hAnsi="Arial"/>
+          <w:i/>
+          <w:sz w:val="20"/>
+        </w:rPr>
+        <w:t>thruster fault tolerance</w:t>
+      </w:r>
+      <w:r>
+        <w:rPr>
+          <w:rFonts w:ascii="Arial" w:hAnsi="Arial"/>
+          <w:sz w:val="20"/>
+        </w:rPr>
+        <w:t xml:space="preserve">) [10], [24]. Di samping itu, dinamika kabel </w:t>
+      </w:r>
+      <w:r>
+        <w:rPr>
+          <w:rFonts w:ascii="Arial" w:hAnsi="Arial"/>
+          <w:i/>
+          <w:sz w:val="20"/>
+        </w:rPr>
+        <w:t>tether</w:t>
+      </w:r>
+      <w:r>
+        <w:rPr>
+          <w:rFonts w:ascii="Arial" w:hAnsi="Arial"/>
+          <w:sz w:val="20"/>
+        </w:rPr>
+        <w:t xml:space="preserve"> subsea yang diinvestigasi oleh Franchi dkk. (2022) dan Gaggero dkk. (2024) serta pendekatan simulasi terpadu oleh Karras dkk. (2024) memperkuat urgensi pengujian </w:t>
+      </w:r>
+      <w:r>
+        <w:rPr>
+          <w:rFonts w:ascii="Arial" w:hAnsi="Arial"/>
+          <w:i/>
+          <w:sz w:val="20"/>
+        </w:rPr>
+        <w:t>Software-In-The-Loop</w:t>
+      </w:r>
+      <w:r>
+        <w:rPr>
+          <w:rFonts w:ascii="Arial" w:hAnsi="Arial"/>
+          <w:sz w:val="20"/>
+        </w:rPr>
+        <w:t xml:space="preserve"> (SITL) dan </w:t>
+      </w:r>
+      <w:r>
+        <w:rPr>
+          <w:rFonts w:ascii="Arial" w:hAnsi="Arial"/>
+          <w:i/>
+          <w:sz w:val="20"/>
+        </w:rPr>
+        <w:t>Hardware-In-The-Loop</w:t>
+      </w:r>
+      <w:r>
+        <w:rPr>
+          <w:rFonts w:ascii="Arial" w:hAnsi="Arial"/>
+          <w:sz w:val="20"/>
+        </w:rPr>
+        <w:t xml:space="preserve"> (HITL) untuk menjembatani kesenjangan antara simulasi virtual (</w:t>
+      </w:r>
+      <w:r>
+        <w:rPr>
+          <w:rFonts w:ascii="Arial" w:hAnsi="Arial"/>
+          <w:i/>
+          <w:sz w:val="20"/>
+        </w:rPr>
+        <w:t>virtual waters</w:t>
+      </w:r>
+      <w:r>
+        <w:rPr>
+          <w:rFonts w:ascii="Arial" w:hAnsi="Arial"/>
+          <w:sz w:val="20"/>
+        </w:rPr>
+        <w:t>) dan dinamika perairan nyata (</w:t>
+      </w:r>
+      <w:r>
+        <w:rPr>
+          <w:rFonts w:ascii="Arial" w:hAnsi="Arial"/>
+          <w:i/>
+          <w:sz w:val="20"/>
+        </w:rPr>
+        <w:t>real oceans</w:t>
+      </w:r>
+      <w:r>
+        <w:rPr>
+          <w:rFonts w:ascii="Arial" w:hAnsi="Arial"/>
+          <w:sz w:val="20"/>
+        </w:rPr>
+        <w:t>) [8], [9], [15]. Pada aspek regulasi kendali kokoh di bawah gangguan arus laut, Huang dkk. (2026) dan Yang dkk. (2021) membuktikan bahwa mekanisme kendali berbasis pemicu kejadian (</w:t>
+      </w:r>
+      <w:r>
+        <w:rPr>
+          <w:rFonts w:ascii="Arial" w:hAnsi="Arial"/>
+          <w:i/>
+          <w:sz w:val="20"/>
+        </w:rPr>
+        <w:t>event-triggered</w:t>
+      </w:r>
+      <w:r>
+        <w:rPr>
+          <w:rFonts w:ascii="Arial" w:hAnsi="Arial"/>
+          <w:sz w:val="20"/>
+        </w:rPr>
+        <w:t>) dengan pengamat gangguan (disturbance observer) optimal mampu menolak osilasi hidrodinamika secara efisien [13], [38].</w:t>
       </w:r>
     </w:p>
     <w:p>
       <w:pPr>
-        <w:spacing w:after="60"/>
-        <w:ind w:left="567" w:hanging="340"/>
+        <w:spacing w:before="200" w:after="80"/>
       </w:pPr>
       <w:r>
         <w:rPr>
+          <w:rFonts w:ascii="Arial" w:hAnsi="Arial"/>
           <w:b/>
-        </w:rPr>
-        <w:t xml:space="preserve">1.  </w:t>
-      </w:r>
-      <w:r>
-        <w:rPr>
-          <w:rFonts w:ascii="Arial" w:hAnsi="Arial"/>
-          <w:i/>
-          <w:sz w:val="20"/>
-        </w:rPr>
-      </w:r>
-      <w:r>
-        <w:rPr>
-          <w:rFonts w:ascii="Arial" w:hAnsi="Arial"/>
-          <w:i/>
-          <w:sz w:val="20"/>
-        </w:rPr>
-        <w:t>Bagaimana model kinematika 6-DOF lengkap dari AUV vectored 8-pendorong diturunkan dari prinsip pertama (</w:t>
-      </w:r>
-      <w:r>
-        <w:rPr>
-          <w:rFonts w:ascii="Arial" w:hAnsi="Arial"/>
-          <w:sz w:val="20"/>
-        </w:rPr>
-        <w:t>first principles</w:t>
-      </w:r>
-      <w:r>
-        <w:rPr>
-          <w:rFonts w:ascii="Arial" w:hAnsi="Arial"/>
-          <w:i/>
-          <w:sz w:val="20"/>
-        </w:rPr>
-        <w:t>)?</w:t>
-      </w:r>
-      <w:r>
-        <w:rPr>
-          <w:rFonts w:ascii="Arial" w:hAnsi="Arial"/>
-          <w:i/>
-          <w:sz w:val="20"/>
-        </w:rPr>
+          <w:sz w:val="20"/>
+        </w:rPr>
+        <w:t>1.2 Rumusan Masalah</w:t>
       </w:r>
     </w:p>
     <w:p>
@@ -2658,135 +2264,7 @@
           <w:rFonts w:ascii="Arial" w:hAnsi="Arial"/>
           <w:sz w:val="20"/>
         </w:rPr>
-        <w:t xml:space="preserve">Secara khusus, bagaimana matriks transformasi koordinat linier </w:t>
-      </w:r>
-      <w:r>
-        <w:rPr>
-          <w:rFonts w:ascii="Arial" w:hAnsi="Arial"/>
-          <w:sz w:val="20"/>
-        </w:rPr>
-        <w:t>$$R_b^n(\eta_2) \in SO(3)$$</w:t>
-      </w:r>
-      <w:r>
-        <w:rPr>
-          <w:rFonts w:ascii="Arial" w:hAnsi="Arial"/>
-          <w:sz w:val="20"/>
-        </w:rPr>
-        <w:t xml:space="preserve"> dan matriks transformasi kecepatan sudut </w:t>
-      </w:r>
-      <w:r>
-        <w:rPr>
-          <w:rFonts w:ascii="Arial" w:hAnsi="Arial"/>
-          <w:sz w:val="20"/>
-        </w:rPr>
-        <w:t>$$T_\Theta(\eta_2)$$</w:t>
-      </w:r>
-      <w:r>
-        <w:rPr>
-          <w:rFonts w:ascii="Arial" w:hAnsi="Arial"/>
-          <w:sz w:val="20"/>
-        </w:rPr>
-        <w:t xml:space="preserve"> diturunkan antara Kerangka Referensi Inersia Bumi (</w:t>
-      </w:r>
-      <w:r>
-        <w:rPr>
-          <w:rFonts w:ascii="Arial" w:hAnsi="Arial"/>
-          <w:sz w:val="20"/>
-        </w:rPr>
-        <w:t>$$\mathcal{F}^n$$</w:t>
-      </w:r>
-      <w:r>
-        <w:rPr>
-          <w:rFonts w:ascii="Arial" w:hAnsi="Arial"/>
-          <w:sz w:val="20"/>
-        </w:rPr>
-        <w:t>) dan Kerangka Referensi Bodi Wahana (</w:t>
-      </w:r>
-      <w:r>
-        <w:rPr>
-          <w:rFonts w:ascii="Arial" w:hAnsi="Arial"/>
-          <w:sz w:val="20"/>
-        </w:rPr>
-        <w:t>$$\mathcal{F}^b$$</w:t>
-      </w:r>
-      <w:r>
-        <w:rPr>
-          <w:rFonts w:ascii="Arial" w:hAnsi="Arial"/>
-          <w:sz w:val="20"/>
-        </w:rPr>
-        <w:t>) [7], bagaimana singularitas representasi kinematik (</w:t>
-      </w:r>
-      <w:r>
-        <w:rPr>
-          <w:rFonts w:ascii="Arial" w:hAnsi="Arial"/>
-          <w:b/>
-          <w:sz w:val="20"/>
-        </w:rPr>
-        <w:t>gimbal lock</w:t>
-      </w:r>
-      <w:r>
-        <w:rPr>
-          <w:rFonts w:ascii="Arial" w:hAnsi="Arial"/>
-          <w:sz w:val="20"/>
-        </w:rPr>
-        <w:t xml:space="preserve"> pada pitch </w:t>
-      </w:r>
-      <w:r>
-        <w:rPr>
-          <w:rFonts w:ascii="Arial" w:hAnsi="Arial"/>
-          <w:sz w:val="20"/>
-        </w:rPr>
-        <w:t>$$\theta = \pm 90^\circ$$</w:t>
-      </w:r>
-      <w:r>
-        <w:rPr>
-          <w:rFonts w:ascii="Arial" w:hAnsi="Arial"/>
-          <w:sz w:val="20"/>
-        </w:rPr>
-        <w:t xml:space="preserve">) diselesaikan menggunakan kinematika </w:t>
-      </w:r>
-      <w:r>
-        <w:rPr>
-          <w:rFonts w:ascii="Arial" w:hAnsi="Arial"/>
-          <w:i/>
-          <w:sz w:val="20"/>
-        </w:rPr>
-        <w:t xml:space="preserve">unit </w:t>
-      </w:r>
-      <w:r>
-        <w:rPr>
-          <w:rFonts w:ascii="Arial" w:hAnsi="Arial"/>
-          <w:sz w:val="20"/>
-        </w:rPr>
-        <w:t xml:space="preserve">quaternion** [7], [27], dan bagaimana matriks Jacobian kinematika terpadu </w:t>
-      </w:r>
-      <w:r>
-        <w:rPr>
-          <w:rFonts w:ascii="Arial" w:hAnsi="Arial"/>
-          <w:sz w:val="20"/>
-        </w:rPr>
-        <w:t>$$6 \times 6$$</w:t>
-      </w:r>
-      <w:r>
-        <w:rPr>
-          <w:rFonts w:ascii="Arial" w:hAnsi="Arial"/>
-          <w:sz w:val="20"/>
-        </w:rPr>
-        <w:t xml:space="preserve"> yaitu </w:t>
-      </w:r>
-      <w:r>
-        <w:rPr>
-          <w:rFonts w:ascii="Arial" w:hAnsi="Arial"/>
-          <w:sz w:val="20"/>
-        </w:rPr>
-        <w:t>$$J(\eta_2)$$</w:t>
-      </w:r>
-      <w:r>
-        <w:rPr>
-          <w:rFonts w:ascii="Arial" w:hAnsi="Arial"/>
-          <w:sz w:val="20"/>
-        </w:rPr>
-        <w:t xml:space="preserve"> dikonstruksi [7]?</w:t>
+        <w:t>Berdasarkan latar belakang teknis yang telah diuraikan di atas, rumusan masalah penelitian ditetapkan sebagai berikut:</w:t>
       </w:r>
     </w:p>
     <w:p>
@@ -2798,15 +2276,22 @@
         <w:rPr>
           <w:b/>
         </w:rPr>
-        <w:t xml:space="preserve">2.  </w:t>
-      </w:r>
-      <w:r>
-        <w:rPr>
-          <w:rFonts w:ascii="Arial" w:hAnsi="Arial"/>
-          <w:b/>
-          <w:sz w:val="20"/>
-        </w:rPr>
-        <w:t>Bagaimana persamaan gerak dinamis non-linier 6-DOF diturunkan dan diparameterisasi menggunakan model plant hidrodinamika Fossen?</w:t>
+        <w:t xml:space="preserve">1.  </w:t>
+      </w:r>
+      <w:r>
+        <w:rPr>
+          <w:rFonts w:ascii="Arial" w:hAnsi="Arial"/>
+          <w:i/>
+          <w:sz w:val="20"/>
+        </w:rPr>
+        <w:t>Bagaimana model kinematika 6-DOF lengkap dari AUV vectored 8-pendorong diturunkan dari prinsip pertama (</w:t>
+      </w:r>
+      <w:r>
+        <w:rPr>
+          <w:rFonts w:ascii="Arial" w:hAnsi="Arial"/>
+          <w:sz w:val="20"/>
+        </w:rPr>
+        <w:t>first principles)?</w:t>
       </w:r>
     </w:p>
     <w:p>
@@ -2820,65 +2305,63 @@
           <w:rFonts w:ascii="Arial" w:hAnsi="Arial"/>
           <w:sz w:val="20"/>
         </w:rPr>
-        <w:t xml:space="preserve">Secara khusus, bagaimana matriks massa </w:t>
-      </w:r>
-      <w:r>
-        <w:rPr>
-          <w:rFonts w:ascii="Arial" w:hAnsi="Arial"/>
-          <w:b/>
-          <w:sz w:val="20"/>
-        </w:rPr>
-        <w:t>rigid-body</w:t>
-      </w:r>
-      <w:r>
-        <w:rPr>
-          <w:rFonts w:ascii="Arial" w:hAnsi="Arial"/>
-          <w:sz w:val="20"/>
-        </w:rPr>
-        <w:t xml:space="preserve"> </w:t>
-      </w:r>
-      <w:r>
-        <w:rPr>
-          <w:rFonts w:ascii="Arial" w:hAnsi="Arial"/>
-          <w:sz w:val="20"/>
-        </w:rPr>
-        <w:t>$$M_{RB}$$</w:t>
-      </w:r>
-      <w:r>
-        <w:rPr>
-          <w:rFonts w:ascii="Arial" w:hAnsi="Arial"/>
-          <w:sz w:val="20"/>
-        </w:rPr>
-        <w:t xml:space="preserve">, matriks </w:t>
-      </w:r>
-      <w:r>
-        <w:rPr>
-          <w:rFonts w:ascii="Arial" w:hAnsi="Arial"/>
-          <w:b/>
-          <w:sz w:val="20"/>
-        </w:rPr>
-        <w:t>added mass</w:t>
-      </w:r>
-      <w:r>
-        <w:rPr>
-          <w:rFonts w:ascii="Arial" w:hAnsi="Arial"/>
-          <w:sz w:val="20"/>
-        </w:rPr>
-        <w:t xml:space="preserve"> hidrodinamika </w:t>
-      </w:r>
-      <w:r>
-        <w:rPr>
-          <w:rFonts w:ascii="Arial" w:hAnsi="Arial"/>
-          <w:sz w:val="20"/>
-        </w:rPr>
-        <w:t>$$M_A$$</w:t>
-      </w:r>
-      <w:r>
-        <w:rPr>
-          <w:rFonts w:ascii="Arial" w:hAnsi="Arial"/>
-          <w:sz w:val="20"/>
-        </w:rPr>
-        <w:t xml:space="preserve">, matriks </w:t>
+        <w:t xml:space="preserve">Secara khusus, bagaimana matriks transformasi koordinat linier </w:t>
+      </w:r>
+      <w:r>
+        <w:rPr>
+          <w:rFonts w:ascii="Arial" w:hAnsi="Arial"/>
+          <w:sz w:val="20"/>
+        </w:rPr>
+        <w:t>$$R_b^n(\eta_2) \in SO(3)$$</w:t>
+      </w:r>
+      <w:r>
+        <w:rPr>
+          <w:rFonts w:ascii="Arial" w:hAnsi="Arial"/>
+          <w:sz w:val="20"/>
+        </w:rPr>
+        <w:t xml:space="preserve"> dan matriks transformasi kecepatan sudut </w:t>
+      </w:r>
+      <w:r>
+        <w:rPr>
+          <w:rFonts w:ascii="Arial" w:hAnsi="Arial"/>
+          <w:sz w:val="20"/>
+        </w:rPr>
+        <w:t>$$T_\Theta(\eta_2)$$</w:t>
+      </w:r>
+      <w:r>
+        <w:rPr>
+          <w:rFonts w:ascii="Arial" w:hAnsi="Arial"/>
+          <w:sz w:val="20"/>
+        </w:rPr>
+        <w:t xml:space="preserve"> diturunkan antara Kerangka Referensi Inersia Bumi (</w:t>
+      </w:r>
+      <w:r>
+        <w:rPr>
+          <w:rFonts w:ascii="Arial" w:hAnsi="Arial"/>
+          <w:sz w:val="20"/>
+        </w:rPr>
+        <w:t>$$\mathcal{F}^n$$</w:t>
+      </w:r>
+      <w:r>
+        <w:rPr>
+          <w:rFonts w:ascii="Arial" w:hAnsi="Arial"/>
+          <w:sz w:val="20"/>
+        </w:rPr>
+        <w:t>) dan Kerangka Referensi Bodi Wahana (</w:t>
+      </w:r>
+      <w:r>
+        <w:rPr>
+          <w:rFonts w:ascii="Arial" w:hAnsi="Arial"/>
+          <w:sz w:val="20"/>
+        </w:rPr>
+        <w:t>$$\mathcal{F}^b$$</w:t>
+      </w:r>
+      <w:r>
+        <w:rPr>
+          <w:rFonts w:ascii="Arial" w:hAnsi="Arial"/>
+          <w:sz w:val="20"/>
+        </w:rPr>
+        <w:t>) [7], bagaimana singularitas representasi kinematik (</w:t>
       </w:r>
       <w:r>
         <w:rPr>
@@ -2886,100 +2369,56 @@
           <w:i/>
           <w:sz w:val="20"/>
         </w:rPr>
-        <w:t>Coriolis-centripetal</w:t>
-      </w:r>
-      <w:r>
-        <w:rPr>
-          <w:rFonts w:ascii="Arial" w:hAnsi="Arial"/>
-          <w:sz w:val="20"/>
-        </w:rPr>
-        <w:t xml:space="preserve"> dari </w:t>
-      </w:r>
-      <w:r>
-        <w:rPr>
-          <w:rFonts w:ascii="Arial" w:hAnsi="Arial"/>
-          <w:b/>
-          <w:sz w:val="20"/>
-        </w:rPr>
-        <w:t>rigid-body</w:t>
-      </w:r>
-      <w:r>
-        <w:rPr>
-          <w:rFonts w:ascii="Arial" w:hAnsi="Arial"/>
-          <w:sz w:val="20"/>
-        </w:rPr>
-        <w:t xml:space="preserve"> </w:t>
-      </w:r>
-      <w:r>
-        <w:rPr>
-          <w:rFonts w:ascii="Arial" w:hAnsi="Arial"/>
-          <w:sz w:val="20"/>
-        </w:rPr>
-        <w:t>$$C_{RB}(\nu)$$</w:t>
-      </w:r>
-      <w:r>
-        <w:rPr>
-          <w:rFonts w:ascii="Arial" w:hAnsi="Arial"/>
-          <w:sz w:val="20"/>
-        </w:rPr>
-        <w:t xml:space="preserve">, matriks Coriolis </w:t>
-      </w:r>
-      <w:r>
-        <w:rPr>
-          <w:rFonts w:ascii="Arial" w:hAnsi="Arial"/>
-          <w:b/>
-          <w:sz w:val="20"/>
-        </w:rPr>
-        <w:t>added mass</w:t>
-      </w:r>
-      <w:r>
-        <w:rPr>
-          <w:rFonts w:ascii="Arial" w:hAnsi="Arial"/>
-          <w:sz w:val="20"/>
-        </w:rPr>
-        <w:t xml:space="preserve"> </w:t>
-      </w:r>
-      <w:r>
-        <w:rPr>
-          <w:rFonts w:ascii="Arial" w:hAnsi="Arial"/>
-          <w:sz w:val="20"/>
-        </w:rPr>
-        <w:t>$$C_A(\nu_r)$$</w:t>
-      </w:r>
-      <w:r>
-        <w:rPr>
-          <w:rFonts w:ascii="Arial" w:hAnsi="Arial"/>
-          <w:sz w:val="20"/>
-        </w:rPr>
-        <w:t xml:space="preserve">, tensor redaman gesekan linier dan Morison kuadratik yang tergabung </w:t>
-      </w:r>
-      <w:r>
-        <w:rPr>
-          <w:rFonts w:ascii="Arial" w:hAnsi="Arial"/>
-          <w:sz w:val="20"/>
-        </w:rPr>
-        <w:t>$$D(\nu_r)$$</w:t>
-      </w:r>
-      <w:r>
-        <w:rPr>
-          <w:rFonts w:ascii="Arial" w:hAnsi="Arial"/>
-          <w:sz w:val="20"/>
-        </w:rPr>
-        <w:t xml:space="preserve">, serta vektor gaya/momen pemulih hidrostatis </w:t>
-      </w:r>
-      <w:r>
-        <w:rPr>
-          <w:rFonts w:ascii="Arial" w:hAnsi="Arial"/>
-          <w:sz w:val="20"/>
-        </w:rPr>
-        <w:t>$$g(\eta)$$</w:t>
-      </w:r>
-      <w:r>
-        <w:rPr>
-          <w:rFonts w:ascii="Arial" w:hAnsi="Arial"/>
-          <w:sz w:val="20"/>
-        </w:rPr>
-        <w:t xml:space="preserve"> disusun dan dikuantifikasi secara matematis untuk wahana 8-pendorong tersebut [7], [21], [31], [34]?</w:t>
+        <w:t>gimbal lock</w:t>
+      </w:r>
+      <w:r>
+        <w:rPr>
+          <w:rFonts w:ascii="Arial" w:hAnsi="Arial"/>
+          <w:sz w:val="20"/>
+        </w:rPr>
+        <w:t xml:space="preserve"> pada pitch </w:t>
+      </w:r>
+      <w:r>
+        <w:rPr>
+          <w:rFonts w:ascii="Arial" w:hAnsi="Arial"/>
+          <w:sz w:val="20"/>
+        </w:rPr>
+        <w:t>$$\theta = \pm 90^\circ$$</w:t>
+      </w:r>
+      <w:r>
+        <w:rPr>
+          <w:rFonts w:ascii="Arial" w:hAnsi="Arial"/>
+          <w:sz w:val="20"/>
+        </w:rPr>
+        <w:t xml:space="preserve">) diselesaikan menggunakan kinematika unit quaternion [7], [27], dan bagaimana matriks Jacobian kinematika terpadu </w:t>
+      </w:r>
+      <w:r>
+        <w:rPr>
+          <w:rFonts w:ascii="Arial" w:hAnsi="Arial"/>
+          <w:sz w:val="20"/>
+        </w:rPr>
+        <w:t>$$6 \times 6$$</w:t>
+      </w:r>
+      <w:r>
+        <w:rPr>
+          <w:rFonts w:ascii="Arial" w:hAnsi="Arial"/>
+          <w:sz w:val="20"/>
+        </w:rPr>
+        <w:t xml:space="preserve"> yaitu </w:t>
+      </w:r>
+      <w:r>
+        <w:rPr>
+          <w:rFonts w:ascii="Arial" w:hAnsi="Arial"/>
+          <w:sz w:val="20"/>
+        </w:rPr>
+        <w:t>$$J(\eta_2)$$</w:t>
+      </w:r>
+      <w:r>
+        <w:rPr>
+          <w:rFonts w:ascii="Arial" w:hAnsi="Arial"/>
+          <w:sz w:val="20"/>
+        </w:rPr>
+        <w:t xml:space="preserve"> dikonstruksi [7]?</w:t>
       </w:r>
     </w:p>
     <w:p>
@@ -2991,7 +2430,7 @@
         <w:rPr>
           <w:b/>
         </w:rPr>
-        <w:t xml:space="preserve">3.  </w:t>
+        <w:t xml:space="preserve">2.  </w:t>
       </w:r>
       <w:r>
         <w:rPr>
@@ -2999,7 +2438,7 @@
           <w:b/>
           <w:sz w:val="20"/>
         </w:rPr>
-        <w:t>Bagaimana matriks alokasi gaya dorong 6x8 over-actuated diformulasikan dan diselesaikan?</w:t>
+        <w:t>Bagaimana persamaan gerak dinamis non-linier 6-DOF diturunkan dan diparameterisasi menggunakan model plant hidrodinamika Fossen?</w:t>
       </w:r>
     </w:p>
     <w:p>
@@ -3013,7 +2452,7 @@
           <w:rFonts w:ascii="Arial" w:hAnsi="Arial"/>
           <w:sz w:val="20"/>
         </w:rPr>
-        <w:t xml:space="preserve">Mengingat terdapat delapan pendorong fisik yang mengendalikan enam </w:t>
+        <w:t xml:space="preserve">Secara khusus, bagaimana matriks massa </w:t>
       </w:r>
       <w:r>
         <w:rPr>
@@ -3021,65 +2460,7 @@
           <w:b/>
           <w:sz w:val="20"/>
         </w:rPr>
-        <w:t>Degree of Freedom</w:t>
-      </w:r>
-      <w:r>
-        <w:rPr>
-          <w:rFonts w:ascii="Arial" w:hAnsi="Arial"/>
-          <w:sz w:val="20"/>
-        </w:rPr>
-        <w:t xml:space="preserve"> spasial, bagaimana matriks geometris alokasi gaya dorong ukuran </w:t>
-      </w:r>
-      <w:r>
-        <w:rPr>
-          <w:rFonts w:ascii="Arial" w:hAnsi="Arial"/>
-          <w:sz w:val="20"/>
-        </w:rPr>
-        <w:t>$$6 \times 8$$</w:t>
-      </w:r>
-      <w:r>
-        <w:rPr>
-          <w:rFonts w:ascii="Arial" w:hAnsi="Arial"/>
-          <w:sz w:val="20"/>
-        </w:rPr>
-        <w:t xml:space="preserve"> (</w:t>
-      </w:r>
-      <w:r>
-        <w:rPr>
-          <w:rFonts w:ascii="Arial" w:hAnsi="Arial"/>
-          <w:sz w:val="20"/>
-        </w:rPr>
-        <w:t>$$T_{6 \times 8}$$</w:t>
-      </w:r>
-      <w:r>
-        <w:rPr>
-          <w:rFonts w:ascii="Arial" w:hAnsi="Arial"/>
-          <w:sz w:val="20"/>
-        </w:rPr>
-        <w:t xml:space="preserve">) disusun berdasarkan posisi spasial dan vektor satuan orientasi masing-masing pendorong, dan bagaimana problem alokasi kendali </w:t>
-      </w:r>
-      <w:r>
-        <w:rPr>
-          <w:rFonts w:ascii="Arial" w:hAnsi="Arial"/>
-          <w:b/>
-          <w:sz w:val="20"/>
-        </w:rPr>
-        <w:t>over-actuated</w:t>
-      </w:r>
-      <w:r>
-        <w:rPr>
-          <w:rFonts w:ascii="Arial" w:hAnsi="Arial"/>
-          <w:sz w:val="20"/>
-        </w:rPr>
-        <w:t xml:space="preserve"> diselesaikan menggunakan </w:t>
-      </w:r>
-      <w:r>
-        <w:rPr>
-          <w:rFonts w:ascii="Arial" w:hAnsi="Arial"/>
-          <w:b/>
-          <w:sz w:val="20"/>
-        </w:rPr>
-        <w:t>Moore-Penrose pseudo-inverse</w:t>
+        <w:t>rigid-body</w:t>
       </w:r>
       <w:r>
         <w:rPr>
@@ -3093,14 +2474,14 @@
           <w:rFonts w:ascii="Arial" w:hAnsi="Arial"/>
           <w:sz w:val="20"/>
         </w:rPr>
-        <w:t>$$T_{6 \times 8}^+$$</w:t>
-      </w:r>
-      <w:r>
-        <w:rPr>
-          <w:rFonts w:ascii="Arial" w:hAnsi="Arial"/>
-          <w:sz w:val="20"/>
-        </w:rPr>
-        <w:t xml:space="preserve"> untuk mencapai distribusi gaya dorong dengan energi minimum (</w:t>
+        <w:t>$$M_{RB}$$</w:t>
+      </w:r>
+      <w:r>
+        <w:rPr>
+          <w:rFonts w:ascii="Arial" w:hAnsi="Arial"/>
+          <w:sz w:val="20"/>
+        </w:rPr>
+        <w:t xml:space="preserve">, matriks </w:t>
       </w:r>
       <w:r>
         <w:rPr>
@@ -3108,14 +2489,101 @@
           <w:i/>
           <w:sz w:val="20"/>
         </w:rPr>
-        <w:t>minimum-energy thrust distribution</w:t>
-      </w:r>
-      <w:r>
-        <w:rPr>
-          <w:rFonts w:ascii="Arial" w:hAnsi="Arial"/>
-          <w:sz w:val="20"/>
-        </w:rPr>
-        <w:t>) [7], [21], [32]?</w:t>
+        <w:t>added mass</w:t>
+      </w:r>
+      <w:r>
+        <w:rPr>
+          <w:rFonts w:ascii="Arial" w:hAnsi="Arial"/>
+          <w:sz w:val="20"/>
+        </w:rPr>
+        <w:t xml:space="preserve"> hidrodinamika </w:t>
+      </w:r>
+      <w:r>
+        <w:rPr>
+          <w:rFonts w:ascii="Arial" w:hAnsi="Arial"/>
+          <w:sz w:val="20"/>
+        </w:rPr>
+        <w:t>$$M_A$$</w:t>
+      </w:r>
+      <w:r>
+        <w:rPr>
+          <w:rFonts w:ascii="Arial" w:hAnsi="Arial"/>
+          <w:sz w:val="20"/>
+        </w:rPr>
+        <w:t xml:space="preserve">, matriks Coriolis-centripetal dari </w:t>
+      </w:r>
+      <w:r>
+        <w:rPr>
+          <w:rFonts w:ascii="Arial" w:hAnsi="Arial"/>
+          <w:i/>
+          <w:sz w:val="20"/>
+        </w:rPr>
+        <w:t>rigid-body</w:t>
+      </w:r>
+      <w:r>
+        <w:rPr>
+          <w:rFonts w:ascii="Arial" w:hAnsi="Arial"/>
+          <w:i/>
+          <w:sz w:val="20"/>
+        </w:rPr>
+        <w:t>$$C_{RB}(\nu)$$, matriks Coriolis</w:t>
+      </w:r>
+      <w:r>
+        <w:rPr>
+          <w:rFonts w:ascii="Arial" w:hAnsi="Arial"/>
+          <w:i/>
+          <w:sz w:val="20"/>
+        </w:rPr>
+        <w:t>added mass</w:t>
+      </w:r>
+      <w:r>
+        <w:rPr>
+          <w:rFonts w:ascii="Arial" w:hAnsi="Arial"/>
+          <w:sz w:val="20"/>
+        </w:rPr>
+        <w:t xml:space="preserve"> </w:t>
+      </w:r>
+      <w:r>
+        <w:rPr>
+          <w:rFonts w:ascii="Arial" w:hAnsi="Arial"/>
+          <w:sz w:val="20"/>
+        </w:rPr>
+        <w:t>$$C_A(\nu_r)$$</w:t>
+      </w:r>
+      <w:r>
+        <w:rPr>
+          <w:rFonts w:ascii="Arial" w:hAnsi="Arial"/>
+          <w:sz w:val="20"/>
+        </w:rPr>
+        <w:t xml:space="preserve">, tensor redaman gesekan linier dan Morison kuadratik yang tergabung </w:t>
+      </w:r>
+      <w:r>
+        <w:rPr>
+          <w:rFonts w:ascii="Arial" w:hAnsi="Arial"/>
+          <w:sz w:val="20"/>
+        </w:rPr>
+        <w:t>$$D(\nu_r)$$</w:t>
+      </w:r>
+      <w:r>
+        <w:rPr>
+          <w:rFonts w:ascii="Arial" w:hAnsi="Arial"/>
+          <w:sz w:val="20"/>
+        </w:rPr>
+        <w:t xml:space="preserve">, serta vektor gaya/momen pemulih hidrostatis </w:t>
+      </w:r>
+      <w:r>
+        <w:rPr>
+          <w:rFonts w:ascii="Arial" w:hAnsi="Arial"/>
+          <w:sz w:val="20"/>
+        </w:rPr>
+        <w:t>$$g(\eta)$$</w:t>
+      </w:r>
+      <w:r>
+        <w:rPr>
+          <w:rFonts w:ascii="Arial" w:hAnsi="Arial"/>
+          <w:sz w:val="20"/>
+        </w:rPr>
+        <w:t xml:space="preserve"> disusun dan dikuantifikasi secara matematis untuk wahana 8-pendorong tersebut [7], [21], [31], [34]?</w:t>
       </w:r>
     </w:p>
     <w:p>
@@ -3127,7 +2595,7 @@
         <w:rPr>
           <w:b/>
         </w:rPr>
-        <w:t xml:space="preserve">4.  </w:t>
+        <w:t xml:space="preserve">3.  </w:t>
       </w:r>
       <w:r>
         <w:rPr>
@@ -3135,7 +2603,7 @@
           <w:b/>
           <w:sz w:val="20"/>
         </w:rPr>
-        <w:t>Bagaimana suite Optimal Kalman Filter dirancang dan diformulasikan baik untuk pelacakan target visual maupun estimasi keadaan hidrodinamika?</w:t>
+        <w:t>Bagaimana matriks alokasi gaya dorong 6x8 over-actuated diformulasikan dan diselesaikan?</w:t>
       </w:r>
     </w:p>
     <w:p>
@@ -3149,21 +2617,65 @@
           <w:rFonts w:ascii="Arial" w:hAnsi="Arial"/>
           <w:sz w:val="20"/>
         </w:rPr>
-        <w:t xml:space="preserve">Secara spesifik, bagaimana Kalman Filter visual 8D diformulasikan dengan transisi keadaan CWNA, kovariansi pengukuran adaptif </w:t>
-      </w:r>
-      <w:r>
-        <w:rPr>
-          <w:rFonts w:ascii="Arial" w:hAnsi="Arial"/>
-          <w:sz w:val="20"/>
-        </w:rPr>
-        <w:t>$$R(\text{conf})$$</w:t>
-      </w:r>
-      <w:r>
-        <w:rPr>
-          <w:rFonts w:ascii="Arial" w:hAnsi="Arial"/>
-          <w:sz w:val="20"/>
-        </w:rPr>
-        <w:t xml:space="preserve">, dan </w:t>
+        <w:t xml:space="preserve">Mengingat terdapat delapan pendorong fisik yang mengendalikan enam </w:t>
+      </w:r>
+      <w:r>
+        <w:rPr>
+          <w:rFonts w:ascii="Arial" w:hAnsi="Arial"/>
+          <w:b/>
+          <w:sz w:val="20"/>
+        </w:rPr>
+        <w:t>Degree of Freedom</w:t>
+      </w:r>
+      <w:r>
+        <w:rPr>
+          <w:rFonts w:ascii="Arial" w:hAnsi="Arial"/>
+          <w:sz w:val="20"/>
+        </w:rPr>
+        <w:t xml:space="preserve"> spasial, bagaimana matriks geometris alokasi gaya dorong ukuran </w:t>
+      </w:r>
+      <w:r>
+        <w:rPr>
+          <w:rFonts w:ascii="Arial" w:hAnsi="Arial"/>
+          <w:sz w:val="20"/>
+        </w:rPr>
+        <w:t>$$6 \times 8$$</w:t>
+      </w:r>
+      <w:r>
+        <w:rPr>
+          <w:rFonts w:ascii="Arial" w:hAnsi="Arial"/>
+          <w:sz w:val="20"/>
+        </w:rPr>
+        <w:t xml:space="preserve"> (</w:t>
+      </w:r>
+      <w:r>
+        <w:rPr>
+          <w:rFonts w:ascii="Arial" w:hAnsi="Arial"/>
+          <w:sz w:val="20"/>
+        </w:rPr>
+        <w:t>$$T_{6 \times 8}$$</w:t>
+      </w:r>
+      <w:r>
+        <w:rPr>
+          <w:rFonts w:ascii="Arial" w:hAnsi="Arial"/>
+          <w:sz w:val="20"/>
+        </w:rPr>
+        <w:t xml:space="preserve">) disusun berdasarkan posisi spasial dan vektor satuan orientasi masing-masing pendorong, dan bagaimana problem alokasi kendali </w:t>
+      </w:r>
+      <w:r>
+        <w:rPr>
+          <w:rFonts w:ascii="Arial" w:hAnsi="Arial"/>
+          <w:b/>
+          <w:sz w:val="20"/>
+        </w:rPr>
+        <w:t>over-actuated</w:t>
+      </w:r>
+      <w:r>
+        <w:rPr>
+          <w:rFonts w:ascii="Arial" w:hAnsi="Arial"/>
+          <w:sz w:val="20"/>
+        </w:rPr>
+        <w:t xml:space="preserve"> diselesaikan menggunakan </w:t>
       </w:r>
       <w:r>
         <w:rPr>
@@ -3171,29 +2683,28 @@
           <w:i/>
           <w:sz w:val="20"/>
         </w:rPr>
-        <w:t>Mahalanobis gating</w:t>
-      </w:r>
-      <w:r>
-        <w:rPr>
-          <w:rFonts w:ascii="Arial" w:hAnsi="Arial"/>
-          <w:sz w:val="20"/>
-        </w:rPr>
-        <w:t xml:space="preserve"> untuk melacak kotak pembatas dan mengatasi oklusi [2], [16], [17], [25], serta bagaimana </w:t>
-      </w:r>
-      <w:r>
-        <w:rPr>
-          <w:rFonts w:ascii="Arial" w:hAnsi="Arial"/>
-          <w:b/>
-          <w:sz w:val="20"/>
-        </w:rPr>
-        <w:t>Extended Kalman Filter</w:t>
-      </w:r>
-      <w:r>
-        <w:rPr>
-          <w:rFonts w:ascii="Arial" w:hAnsi="Arial"/>
-          <w:sz w:val="20"/>
-        </w:rPr>
-        <w:t xml:space="preserve"> (EKF) non-linier diturunkan untuk melakukan fusi data sensor IMU/tekanan kedalaman dengan dinamika Fossen 6-DOF untuk mengestimasi keadaan wahana dan gangguan arus laut [7], [18], [29]?</w:t>
+        <w:t>Moore-Penrose pseudo-inverse</w:t>
+      </w:r>
+      <w:r>
+        <w:rPr>
+          <w:rFonts w:ascii="Arial" w:hAnsi="Arial"/>
+          <w:sz w:val="20"/>
+        </w:rPr>
+        <w:t xml:space="preserve"> </w:t>
+      </w:r>
+      <w:r>
+        <w:rPr>
+          <w:rFonts w:ascii="Arial" w:hAnsi="Arial"/>
+          <w:sz w:val="20"/>
+        </w:rPr>
+        <w:t>$$T_{6 \times 8}^+$$</w:t>
+      </w:r>
+      <w:r>
+        <w:rPr>
+          <w:rFonts w:ascii="Arial" w:hAnsi="Arial"/>
+          <w:sz w:val="20"/>
+        </w:rPr>
+        <w:t xml:space="preserve"> untuk mencapai distribusi gaya dorong dengan energi minimum (minimum-energy thrust distribution) [7], [21], [32]?</w:t>
       </w:r>
     </w:p>
     <w:p>
@@ -3205,15 +2716,15 @@
         <w:rPr>
           <w:b/>
         </w:rPr>
-        <w:t xml:space="preserve">5.  </w:t>
-      </w:r>
-      <w:r>
-        <w:rPr>
-          <w:rFonts w:ascii="Arial" w:hAnsi="Arial"/>
-          <w:b/>
-          <w:sz w:val="20"/>
-        </w:rPr>
-        <w:t>Bagaimana sistem yang telah terintegrasi divalidasi melintasi arsitektur Software-In-The-Loop (SITL) dan Hardware-In-The-Loop (HITL)?</w:t>
+        <w:t xml:space="preserve">4.  </w:t>
+      </w:r>
+      <w:r>
+        <w:rPr>
+          <w:rFonts w:ascii="Arial" w:hAnsi="Arial"/>
+          <w:i/>
+          <w:sz w:val="20"/>
+        </w:rPr>
+        <w:t>Bagaimana suite Optimal Kalman Filter dirancang dan diformulasikan baik untuk pelacakan target visual maupun estimasi keadaan hidrodinamika?</w:t>
       </w:r>
     </w:p>
     <w:p>
@@ -3227,35 +2738,56 @@
           <w:rFonts w:ascii="Arial" w:hAnsi="Arial"/>
           <w:sz w:val="20"/>
         </w:rPr>
-        <w:t xml:space="preserve">Bagaimana perbandingan antara respons simulasi di dalam Gazebo Harmonic (ROS 2) dan eksekusi telemetri perangkat keras secara langsung antara kamera monokuler, komputer pendamping Raspberry Pi 4B, serta Pixhawk 2.4.8 yang menjalankan ArduSub </w:t>
-      </w:r>
-      <w:r>
-        <w:rPr>
-          <w:rFonts w:ascii="Consolas" w:hAnsi="Consolas"/>
-          <w:color w:val="333333"/>
-          <w:sz w:val="19"/>
-        </w:rPr>
-        <w:t>vectored_6dof</w:t>
-      </w:r>
-      <w:r>
-        <w:rPr>
-          <w:rFonts w:ascii="Arial" w:hAnsi="Arial"/>
-          <w:sz w:val="20"/>
-        </w:rPr>
-        <w:t xml:space="preserve"> berbasis MAVLink pada 50 Hz [14], [21], [31]?</w:t>
+        <w:t xml:space="preserve">Secara spesifik, bagaimana Kalman Filter visual 8D diformulasikan dengan transisi keadaan CWNA, kovariansi pengukuran adaptif </w:t>
+      </w:r>
+      <w:r>
+        <w:rPr>
+          <w:rFonts w:ascii="Arial" w:hAnsi="Arial"/>
+          <w:sz w:val="20"/>
+        </w:rPr>
+        <w:t>$$R(\text{conf})$$</w:t>
+      </w:r>
+      <w:r>
+        <w:rPr>
+          <w:rFonts w:ascii="Arial" w:hAnsi="Arial"/>
+          <w:sz w:val="20"/>
+        </w:rPr>
+        <w:t xml:space="preserve">, dan Mahalanobis gating untuk melacak kotak pembatas dan mengatasi oklusi [2], [16], [17], [25], serta bagaimana </w:t>
+      </w:r>
+      <w:r>
+        <w:rPr>
+          <w:rFonts w:ascii="Arial" w:hAnsi="Arial"/>
+          <w:b/>
+          <w:sz w:val="20"/>
+        </w:rPr>
+        <w:t>Extended Kalman Filter</w:t>
+      </w:r>
+      <w:r>
+        <w:rPr>
+          <w:rFonts w:ascii="Arial" w:hAnsi="Arial"/>
+          <w:sz w:val="20"/>
+        </w:rPr>
+        <w:t xml:space="preserve"> (EKF) non-linier diturunkan untuk melakukan fusi data sensor IMU/tekanan kedalaman dengan dinamika Fossen 6-DOF untuk mengestimasi keadaan wahana dan gangguan arus laut [7], [18], [29]?</w:t>
       </w:r>
     </w:p>
     <w:p>
       <w:pPr>
-        <w:spacing w:before="200" w:after="80"/>
+        <w:spacing w:after="60"/>
+        <w:ind w:left="567" w:hanging="340"/>
       </w:pPr>
       <w:r>
         <w:rPr>
-          <w:rFonts w:ascii="Arial" w:hAnsi="Arial"/>
           <w:b/>
-          <w:sz w:val="20"/>
-        </w:rPr>
-        <w:t>1.3 Tujuan Penelitian</w:t>
+        </w:rPr>
+        <w:t xml:space="preserve">5.  </w:t>
+      </w:r>
+      <w:r>
+        <w:rPr>
+          <w:rFonts w:ascii="Arial" w:hAnsi="Arial"/>
+          <w:b/>
+          <w:sz w:val="20"/>
+        </w:rPr>
+        <w:t>Bagaimana sistem yang telah terintegrasi divalidasi melintasi arsitektur Software-In-The-Loop (SITL) dan Hardware-In-The-Loop (HITL)?</w:t>
       </w:r>
     </w:p>
     <w:p>
@@ -3269,511 +2801,22 @@
           <w:rFonts w:ascii="Arial" w:hAnsi="Arial"/>
           <w:sz w:val="20"/>
         </w:rPr>
-        <w:t>Tujuan utama dari penelitian tugas akhir ini adalah:</w:t>
-      </w:r>
-    </w:p>
-    <w:p>
-      <w:pPr>
-        <w:spacing w:after="60"/>
-        <w:ind w:left="567" w:hanging="340"/>
-      </w:pPr>
-      <w:r>
-        <w:rPr>
-          <w:b/>
-        </w:rPr>
-        <w:t xml:space="preserve">1.  </w:t>
-      </w:r>
-      <w:r>
-        <w:rPr>
-          <w:rFonts w:ascii="Arial" w:hAnsi="Arial"/>
-          <w:b/>
-          <w:sz w:val="20"/>
-        </w:rPr>
-        <w:t>Memformulasikan dan memverifikasi secara matematis model kinematika 6-DOF yang komprehensif</w:t>
-      </w:r>
-      <w:r>
-        <w:rPr>
-          <w:rFonts w:ascii="Arial" w:hAnsi="Arial"/>
-          <w:sz w:val="20"/>
-        </w:rPr>
-        <w:t xml:space="preserve"> dari AUV </w:t>
-      </w:r>
-      <w:r>
-        <w:rPr>
-          <w:rFonts w:ascii="Arial" w:hAnsi="Arial"/>
-          <w:i/>
-          <w:sz w:val="20"/>
-        </w:rPr>
-        <w:t>vectored</w:t>
-      </w:r>
-      <w:r>
-        <w:rPr>
-          <w:rFonts w:ascii="Arial" w:hAnsi="Arial"/>
-          <w:sz w:val="20"/>
-        </w:rPr>
-        <w:t xml:space="preserve"> 8-pendorong, menurunkan matriks rotasi linier </w:t>
-      </w:r>
-      <w:r>
-        <w:rPr>
-          <w:rFonts w:ascii="Arial" w:hAnsi="Arial"/>
-          <w:sz w:val="20"/>
-        </w:rPr>
-        <w:t>$$SO(3)$$</w:t>
-      </w:r>
-      <w:r>
-        <w:rPr>
-          <w:rFonts w:ascii="Arial" w:hAnsi="Arial"/>
-          <w:sz w:val="20"/>
-        </w:rPr>
-        <w:t xml:space="preserve"> yakni </w:t>
-      </w:r>
-      <w:r>
-        <w:rPr>
-          <w:rFonts w:ascii="Arial" w:hAnsi="Arial"/>
-          <w:sz w:val="20"/>
-        </w:rPr>
-        <w:t>$$R_b^n$$</w:t>
-      </w:r>
-      <w:r>
-        <w:rPr>
-          <w:rFonts w:ascii="Arial" w:hAnsi="Arial"/>
-          <w:sz w:val="20"/>
-        </w:rPr>
-        <w:t xml:space="preserve"> langkah demi langkah, pembalikan invers matriks kofaktor-adjoin dari transformasi sudut </w:t>
-      </w:r>
-      <w:r>
-        <w:rPr>
-          <w:rFonts w:ascii="Arial" w:hAnsi="Arial"/>
-          <w:sz w:val="20"/>
-        </w:rPr>
-        <w:t>$$T_\Theta$$</w:t>
-      </w:r>
-      <w:r>
-        <w:rPr>
-          <w:rFonts w:ascii="Arial" w:hAnsi="Arial"/>
-          <w:sz w:val="20"/>
-        </w:rPr>
-        <w:t xml:space="preserve">, persamaan kinematik bebas singularitas dari </w:t>
-      </w:r>
-      <w:r>
-        <w:rPr>
-          <w:rFonts w:ascii="Arial" w:hAnsi="Arial"/>
-          <w:i/>
-          <w:sz w:val="20"/>
-        </w:rPr>
-        <w:t xml:space="preserve">unit </w:t>
-      </w:r>
-      <w:r>
-        <w:rPr>
-          <w:rFonts w:ascii="Arial" w:hAnsi="Arial"/>
-          <w:sz w:val="20"/>
-        </w:rPr>
-        <w:t xml:space="preserve">quaternion**, dan matriks Jacobian kinematika </w:t>
-      </w:r>
-      <w:r>
-        <w:rPr>
-          <w:rFonts w:ascii="Arial" w:hAnsi="Arial"/>
-          <w:sz w:val="20"/>
-        </w:rPr>
-        <w:t>$$6 \times 6$$</w:t>
-      </w:r>
-      <w:r>
-        <w:rPr>
-          <w:rFonts w:ascii="Arial" w:hAnsi="Arial"/>
-          <w:sz w:val="20"/>
-        </w:rPr>
-        <w:t xml:space="preserve"> penuh </w:t>
-      </w:r>
-      <w:r>
-        <w:rPr>
-          <w:rFonts w:ascii="Arial" w:hAnsi="Arial"/>
-          <w:sz w:val="20"/>
-        </w:rPr>
-        <w:t>$$J(\eta_2)$$</w:t>
-      </w:r>
-      <w:r>
-        <w:rPr>
-          <w:rFonts w:ascii="Arial" w:hAnsi="Arial"/>
-          <w:sz w:val="20"/>
-        </w:rPr>
-        <w:t xml:space="preserve"> [7], [27].</w:t>
-      </w:r>
-    </w:p>
-    <w:p>
-      <w:pPr>
-        <w:spacing w:after="60"/>
-        <w:ind w:left="567" w:hanging="340"/>
-      </w:pPr>
-      <w:r>
-        <w:rPr>
-          <w:b/>
-        </w:rPr>
-        <w:t xml:space="preserve">2.  </w:t>
-      </w:r>
-      <w:r>
-        <w:rPr>
-          <w:rFonts w:ascii="Arial" w:hAnsi="Arial"/>
-          <w:b/>
-          <w:sz w:val="20"/>
-        </w:rPr>
-        <w:t>Menurunkan dan memparameterisasi persamaan gerak dinamika non-linier 6-DOF tanpa pemotongan (unabridged)</w:t>
-      </w:r>
-      <w:r>
-        <w:rPr>
-          <w:rFonts w:ascii="Arial" w:hAnsi="Arial"/>
-          <w:sz w:val="20"/>
-        </w:rPr>
-        <w:t xml:space="preserve"> berdasarkan kerangka matematika Fossen, memperluas secara eksplisit tensor massa sistem </w:t>
-      </w:r>
-      <w:r>
-        <w:rPr>
-          <w:rFonts w:ascii="Arial" w:hAnsi="Arial"/>
-          <w:sz w:val="20"/>
-        </w:rPr>
-        <w:t>$$M = M_{RB} + M_A$$</w:t>
-      </w:r>
-      <w:r>
-        <w:rPr>
-          <w:rFonts w:ascii="Arial" w:hAnsi="Arial"/>
-          <w:sz w:val="20"/>
-        </w:rPr>
-        <w:t xml:space="preserve">, tensor </w:t>
-      </w:r>
-      <w:r>
-        <w:rPr>
-          <w:rFonts w:ascii="Arial" w:hAnsi="Arial"/>
-          <w:i/>
-          <w:sz w:val="20"/>
-        </w:rPr>
-        <w:t>Coriolis-centripetal skew-symmetric</w:t>
-      </w:r>
-      <w:r>
-        <w:rPr>
-          <w:rFonts w:ascii="Arial" w:hAnsi="Arial"/>
-          <w:sz w:val="20"/>
-        </w:rPr>
-        <w:t xml:space="preserve"> </w:t>
-      </w:r>
-      <w:r>
-        <w:rPr>
-          <w:rFonts w:ascii="Arial" w:hAnsi="Arial"/>
-          <w:sz w:val="20"/>
-        </w:rPr>
-        <w:t>$$C_{RB}(\nu)$$</w:t>
-      </w:r>
-      <w:r>
-        <w:rPr>
-          <w:rFonts w:ascii="Arial" w:hAnsi="Arial"/>
-          <w:sz w:val="20"/>
-        </w:rPr>
-        <w:t xml:space="preserve"> dan </w:t>
-      </w:r>
-      <w:r>
-        <w:rPr>
-          <w:rFonts w:ascii="Arial" w:hAnsi="Arial"/>
-          <w:sz w:val="20"/>
-        </w:rPr>
-        <w:t>$$C_A(\nu_r)$$</w:t>
-      </w:r>
-      <w:r>
-        <w:rPr>
-          <w:rFonts w:ascii="Arial" w:hAnsi="Arial"/>
-          <w:sz w:val="20"/>
-        </w:rPr>
-        <w:t xml:space="preserve">, tensor redaman gabungan linier dan kuadratik </w:t>
-      </w:r>
-      <w:r>
-        <w:rPr>
-          <w:rFonts w:ascii="Arial" w:hAnsi="Arial"/>
-          <w:sz w:val="20"/>
-        </w:rPr>
-        <w:t>$$D(\nu_r)$$</w:t>
-      </w:r>
-      <w:r>
-        <w:rPr>
-          <w:rFonts w:ascii="Arial" w:hAnsi="Arial"/>
-          <w:sz w:val="20"/>
-        </w:rPr>
-        <w:t xml:space="preserve">, dan vektor pemulih hidrostatis 6-DOF penuh </w:t>
-      </w:r>
-      <w:r>
-        <w:rPr>
-          <w:rFonts w:ascii="Arial" w:hAnsi="Arial"/>
-          <w:sz w:val="20"/>
-        </w:rPr>
-        <w:t>$$g(\eta)$$</w:t>
-      </w:r>
-      <w:r>
-        <w:rPr>
-          <w:rFonts w:ascii="Arial" w:hAnsi="Arial"/>
-          <w:sz w:val="20"/>
-        </w:rPr>
-        <w:t xml:space="preserve"> [7], [21], [31], [34].</w:t>
-      </w:r>
-    </w:p>
-    <w:p>
-      <w:pPr>
-        <w:spacing w:after="60"/>
-        <w:ind w:left="567" w:hanging="340"/>
-      </w:pPr>
-      <w:r>
-        <w:rPr>
-          <w:b/>
-        </w:rPr>
-        <w:t xml:space="preserve">3.  </w:t>
-      </w:r>
-      <w:r>
-        <w:rPr>
-          <w:rFonts w:ascii="Arial" w:hAnsi="Arial"/>
-          <w:b/>
-          <w:sz w:val="20"/>
-        </w:rPr>
-        <w:t>Mengkonstruksi matriks alokasi gaya dorong geometris $$6 \times 8$$ ($$T_{6 \times 8}$$) serta mengimplementasikan algoritma alokasi Moore-Penrose pseudo-inverse</w:t>
-      </w:r>
-      <w:r>
-        <w:rPr>
-          <w:rFonts w:ascii="Arial" w:hAnsi="Arial"/>
-          <w:sz w:val="20"/>
-        </w:rPr>
-        <w:t xml:space="preserve">, yang memungkinkan pemetaan gaya optimal dengan meminimalkan energi dari permintaan kendali generalisasi </w:t>
-      </w:r>
-      <w:r>
-        <w:rPr>
-          <w:rFonts w:ascii="Arial" w:hAnsi="Arial"/>
-          <w:sz w:val="20"/>
-        </w:rPr>
-        <w:t>$$\tau \in \mathbb{R}^6$$</w:t>
-      </w:r>
-      <w:r>
-        <w:rPr>
-          <w:rFonts w:ascii="Arial" w:hAnsi="Arial"/>
-          <w:sz w:val="20"/>
-        </w:rPr>
-        <w:t xml:space="preserve"> menuju gaya aktuator individu </w:t>
-      </w:r>
-      <w:r>
-        <w:rPr>
-          <w:rFonts w:ascii="Arial" w:hAnsi="Arial"/>
-          <w:sz w:val="20"/>
-        </w:rPr>
-        <w:t>$$f \in \mathbb{R}^8$$</w:t>
-      </w:r>
-      <w:r>
-        <w:rPr>
-          <w:rFonts w:ascii="Arial" w:hAnsi="Arial"/>
-          <w:sz w:val="20"/>
-        </w:rPr>
-        <w:t xml:space="preserve"> [7], [21], [32].</w:t>
-      </w:r>
-    </w:p>
-    <w:p>
-      <w:pPr>
-        <w:spacing w:after="60"/>
-        <w:ind w:left="567" w:hanging="340"/>
-      </w:pPr>
-      <w:r>
-        <w:rPr>
-          <w:b/>
-        </w:rPr>
-        <w:t xml:space="preserve">4.  </w:t>
-      </w:r>
-      <w:r>
-        <w:rPr>
-          <w:rFonts w:ascii="Arial" w:hAnsi="Arial"/>
-          <w:b/>
-          <w:sz w:val="20"/>
-        </w:rPr>
-        <w:t>Merancang, menurunkan, dan mengimplementasikan suite Optimal Kalman Filter dua-tahap (dual-stage)</w:t>
-      </w:r>
-      <w:r>
-        <w:rPr>
-          <w:rFonts w:ascii="Arial" w:hAnsi="Arial"/>
-          <w:sz w:val="20"/>
-        </w:rPr>
-        <w:t>, menetapkan:</w:t>
-      </w:r>
-    </w:p>
-    <w:p>
-      <w:pPr>
-        <w:spacing w:after="60"/>
-        <w:ind w:left="567" w:hanging="283"/>
-      </w:pPr>
-      <w:r>
-        <w:rPr>
-          <w:rFonts w:ascii="Arial" w:hAnsi="Arial"/>
-        </w:rPr>
-        <w:t xml:space="preserve">•  </w:t>
-      </w:r>
-      <w:r>
-        <w:rPr>
-          <w:rFonts w:ascii="Arial" w:hAnsi="Arial"/>
-          <w:i/>
-          <w:sz w:val="20"/>
-        </w:rPr>
-        <w:t>Kalman Filter</w:t>
-      </w:r>
-      <w:r>
-        <w:rPr>
-          <w:rFonts w:ascii="Arial" w:hAnsi="Arial"/>
-          <w:sz w:val="20"/>
-        </w:rPr>
-        <w:t xml:space="preserve"> Target Visual 8D (</w:t>
+        <w:t xml:space="preserve">Bagaimana perbandingan antara respons simulasi di dalam Gazebo Harmonic (ROS 2) dan eksekusi telemetri perangkat keras secara langsung antara kamera monokuler, komputer pendamping Raspberry Pi 4B, serta Pixhawk 2.4.8 yang menjalankan ArduSub </w:t>
       </w:r>
       <w:r>
         <w:rPr>
           <w:rFonts w:ascii="Consolas" w:hAnsi="Consolas"/>
+          <w:color w:val="333333"/>
           <w:sz w:val="19"/>
         </w:rPr>
-        <w:t>AUVVisualKalmanFilter</w:t>
-      </w:r>
-      <w:r>
-        <w:rPr>
-          <w:rFonts w:ascii="Arial" w:hAnsi="Arial"/>
-          <w:sz w:val="20"/>
-        </w:rPr>
-        <w:t xml:space="preserve">) untuk meratakan secara </w:t>
-      </w:r>
-      <w:r>
-        <w:rPr>
-          <w:rFonts w:ascii="Arial" w:hAnsi="Arial"/>
-          <w:i/>
-          <w:sz w:val="20"/>
-        </w:rPr>
-        <w:t>real-time</w:t>
-      </w:r>
-      <w:r>
-        <w:rPr>
-          <w:rFonts w:ascii="Arial" w:hAnsi="Arial"/>
-          <w:sz w:val="20"/>
-        </w:rPr>
-        <w:t xml:space="preserve"> deteksi kotak pembatas YOLO, estimasi jangkauan laju (</w:t>
-      </w:r>
-      <w:r>
-        <w:rPr>
-          <w:rFonts w:ascii="Arial" w:hAnsi="Arial"/>
-          <w:sz w:val="20"/>
-        </w:rPr>
-        <w:t>$$\dot{s}$$</w:t>
-      </w:r>
-      <w:r>
-        <w:rPr>
-          <w:rFonts w:ascii="Arial" w:hAnsi="Arial"/>
-          <w:sz w:val="20"/>
-        </w:rPr>
-        <w:t>), dan penanganan oklusi target [2], [16], [17], [25].</w:t>
-      </w:r>
-    </w:p>
-    <w:p>
-      <w:pPr>
-        <w:spacing w:after="60"/>
-        <w:ind w:left="567" w:hanging="283"/>
-      </w:pPr>
-      <w:r>
-        <w:rPr>
-          <w:rFonts w:ascii="Arial" w:hAnsi="Arial"/>
-        </w:rPr>
-        <w:t xml:space="preserve">•  </w:t>
-      </w:r>
-      <w:r>
-        <w:rPr>
-          <w:rFonts w:ascii="Arial" w:hAnsi="Arial"/>
-          <w:b/>
-          <w:sz w:val="20"/>
-        </w:rPr>
-        <w:t>Extended Kalman Filter</w:t>
-      </w:r>
-      <w:r>
-        <w:rPr>
-          <w:rFonts w:ascii="Arial" w:hAnsi="Arial"/>
-          <w:sz w:val="20"/>
-        </w:rPr>
-        <w:t xml:space="preserve"> Hidrodinamika (</w:t>
-      </w:r>
-      <w:r>
-        <w:rPr>
-          <w:rFonts w:ascii="Consolas" w:hAnsi="Consolas"/>
-          <w:sz w:val="19"/>
-        </w:rPr>
-        <w:t>AUVDynamicsKalmanFilter</w:t>
-      </w:r>
-      <w:r>
-        <w:rPr>
-          <w:rFonts w:ascii="Arial" w:hAnsi="Arial"/>
-          <w:sz w:val="20"/>
-        </w:rPr>
-        <w:t xml:space="preserve">) untuk melakukan fungsi </w:t>
-      </w:r>
-      <w:r>
-        <w:rPr>
-          <w:rFonts w:ascii="Arial" w:hAnsi="Arial"/>
-          <w:i/>
-          <w:sz w:val="20"/>
-        </w:rPr>
-        <w:t>sensor fusion</w:t>
-      </w:r>
-      <w:r>
-        <w:rPr>
-          <w:rFonts w:ascii="Arial" w:hAnsi="Arial"/>
-          <w:sz w:val="20"/>
-        </w:rPr>
-        <w:t xml:space="preserve"> terhadap pengukuran IMU dan kedalaman dengan dinamika 6-DOF Fossen serta pendugaan arus laut [7], [18], [29].</w:t>
-      </w:r>
-    </w:p>
-    <w:p>
-      <w:pPr>
-        <w:spacing w:after="60"/>
-        <w:ind w:left="567" w:hanging="340"/>
-      </w:pPr>
-      <w:r>
-        <w:rPr>
-          <w:b/>
-        </w:rPr>
-        <w:t xml:space="preserve">5.  </w:t>
-      </w:r>
-      <w:r>
-        <w:rPr>
-          <w:rFonts w:ascii="Arial" w:hAnsi="Arial"/>
-          <w:b/>
-          <w:sz w:val="20"/>
-        </w:rPr>
-        <w:t>Mengimplementasikan dan mengevaluasi arsitektur perangkat keras maupun perangkat lunak secara keseluruhan melalui platform Software-In-The-Loop (SITL) dan Hardware-In-The-Loop (HITL)</w:t>
-      </w:r>
-      <w:r>
-        <w:rPr>
-          <w:rFonts w:ascii="Arial" w:hAnsi="Arial"/>
-          <w:sz w:val="20"/>
-        </w:rPr>
-        <w:t xml:space="preserve">, memvalidasi pelacakan </w:t>
-      </w:r>
-      <w:r>
-        <w:rPr>
-          <w:rFonts w:ascii="Arial" w:hAnsi="Arial"/>
-          <w:b/>
-          <w:sz w:val="20"/>
-        </w:rPr>
-        <w:t>attitude</w:t>
-      </w:r>
-      <w:r>
-        <w:rPr>
-          <w:rFonts w:ascii="Arial" w:hAnsi="Arial"/>
-          <w:sz w:val="20"/>
-        </w:rPr>
-        <w:t xml:space="preserve"> 6-DOF aktif, stabilitas visual, dan eksekusi </w:t>
-      </w:r>
-      <w:r>
-        <w:rPr>
-          <w:rFonts w:ascii="Arial" w:hAnsi="Arial"/>
-          <w:b/>
-          <w:sz w:val="20"/>
-        </w:rPr>
-        <w:t>real-time</w:t>
-      </w:r>
-      <w:r>
-        <w:rPr>
-          <w:rFonts w:ascii="Arial" w:hAnsi="Arial"/>
-          <w:sz w:val="20"/>
-        </w:rPr>
-        <w:t xml:space="preserve"> melintasi kamera, Raspberry Pi 4B, dan Pixhawk 2.4.8 yang menjalankan ArduSub melalui protokol MAVLink [14], [21], [31].</w:t>
+        <w:t>vectored_6dof</w:t>
+      </w:r>
+      <w:r>
+        <w:rPr>
+          <w:rFonts w:ascii="Arial" w:hAnsi="Arial"/>
+          <w:sz w:val="20"/>
+        </w:rPr>
+        <w:t xml:space="preserve"> berbasis MAVLink pada 50 Hz [14], [21], [31]?</w:t>
       </w:r>
     </w:p>
     <w:p>
@@ -3786,7 +2829,7 @@
           <w:b/>
           <w:sz w:val="20"/>
         </w:rPr>
-        <w:t>1.4 Batasan Masalah</w:t>
+        <w:t>1.3 Tujuan Penelitian</w:t>
       </w:r>
     </w:p>
     <w:p>
@@ -3800,22 +2843,7 @@
           <w:rFonts w:ascii="Arial" w:hAnsi="Arial"/>
           <w:sz w:val="20"/>
         </w:rPr>
-        <w:t>Untuk menjaga ketelitian akademis (</w:t>
-      </w:r>
-      <w:r>
-        <w:rPr>
-          <w:rFonts w:ascii="Arial" w:hAnsi="Arial"/>
-          <w:i/>
-          <w:sz w:val="20"/>
-        </w:rPr>
-        <w:t>academic rigor</w:t>
-      </w:r>
-      <w:r>
-        <w:rPr>
-          <w:rFonts w:ascii="Arial" w:hAnsi="Arial"/>
-          <w:sz w:val="20"/>
-        </w:rPr>
-        <w:t>) dan kedalaman analisis yang difokuskan, batasan masalah penelitian ini didefinisikan sebagai berikut:</w:t>
+        <w:t>Tujuan utama dari penelitian tugas akhir ini adalah:</w:t>
       </w:r>
     </w:p>
     <w:p>
@@ -3832,32 +2860,17 @@
       <w:r>
         <w:rPr>
           <w:rFonts w:ascii="Arial" w:hAnsi="Arial"/>
-          <w:b/>
-          <w:sz w:val="20"/>
-        </w:rPr>
-        <w:t>Konfigurasi Mekanis Wahana</w:t>
-      </w:r>
-      <w:r>
-        <w:rPr>
-          <w:rFonts w:ascii="Arial" w:hAnsi="Arial"/>
-          <w:sz w:val="20"/>
-        </w:rPr>
-        <w:t xml:space="preserve">: Platform fisik yang dianalisis adalah AUV </w:t>
-      </w:r>
-      <w:r>
-        <w:rPr>
-          <w:rFonts w:ascii="Arial" w:hAnsi="Arial"/>
           <w:i/>
           <w:sz w:val="20"/>
         </w:rPr>
-        <w:t>vectored</w:t>
-      </w:r>
-      <w:r>
-        <w:rPr>
-          <w:rFonts w:ascii="Arial" w:hAnsi="Arial"/>
-          <w:sz w:val="20"/>
-        </w:rPr>
-        <w:t xml:space="preserve"> 8-pendorong dengan </w:t>
+        <w:t>Memformulasikan dan memverifikasi secara matematis model kinematika 6-DOF yang komprehensif</w:t>
+      </w:r>
+      <w:r>
+        <w:rPr>
+          <w:rFonts w:ascii="Arial" w:hAnsi="Arial"/>
+          <w:sz w:val="20"/>
+        </w:rPr>
+        <w:t xml:space="preserve"> dari AUV vectored</w:t>
       </w:r>
       <w:r>
         <w:rPr>
@@ -3865,28 +2878,42 @@
           <w:i/>
           <w:sz w:val="20"/>
         </w:rPr>
-        <w:t xml:space="preserve">open-frame </w:t>
-      </w:r>
-      <w:r>
-        <w:rPr>
-          <w:rFonts w:ascii="Arial" w:hAnsi="Arial"/>
-          <w:sz w:val="20"/>
-        </w:rPr>
-        <w:t xml:space="preserve">over-actuated** yang berbasis pada geometri rangka BlueROV2 Heavy, dilengkapi dengan empat pendorong horizontal bervektor pada sudut </w:t>
-      </w:r>
-      <w:r>
-        <w:rPr>
-          <w:rFonts w:ascii="Arial" w:hAnsi="Arial"/>
-          <w:sz w:val="20"/>
-        </w:rPr>
-        <w:t>$$45^\circ$$</w:t>
-      </w:r>
-      <w:r>
-        <w:rPr>
-          <w:rFonts w:ascii="Arial" w:hAnsi="Arial"/>
-          <w:sz w:val="20"/>
-        </w:rPr>
-        <w:t xml:space="preserve"> di bidang horizontal dan empat pendorong di sudut vertikal [3], [21], [31].</w:t>
+        <w:t>8-pendorong, menurunkan matriks rotasi linier $$SO(3)$$ yakni $$R_b^n$$ langkah demi langkah, pembalikan invers matriks kofaktor-adjoin dari transformasi sudut $$T_\Theta$$, persamaan kinematik bebas singularitas dari</w:t>
+      </w:r>
+      <w:r>
+        <w:rPr>
+          <w:rFonts w:ascii="Arial" w:hAnsi="Arial"/>
+          <w:sz w:val="20"/>
+        </w:rPr>
+        <w:t xml:space="preserve">unit quaternion, dan matriks Jacobian kinematika </w:t>
+      </w:r>
+      <w:r>
+        <w:rPr>
+          <w:rFonts w:ascii="Arial" w:hAnsi="Arial"/>
+          <w:sz w:val="20"/>
+        </w:rPr>
+        <w:t>$$6 \times 6$$</w:t>
+      </w:r>
+      <w:r>
+        <w:rPr>
+          <w:rFonts w:ascii="Arial" w:hAnsi="Arial"/>
+          <w:sz w:val="20"/>
+        </w:rPr>
+        <w:t xml:space="preserve"> penuh </w:t>
+      </w:r>
+      <w:r>
+        <w:rPr>
+          <w:rFonts w:ascii="Arial" w:hAnsi="Arial"/>
+          <w:sz w:val="20"/>
+        </w:rPr>
+        <w:t>$$J(\eta_2)$$</w:t>
+      </w:r>
+      <w:r>
+        <w:rPr>
+          <w:rFonts w:ascii="Arial" w:hAnsi="Arial"/>
+          <w:sz w:val="20"/>
+        </w:rPr>
+        <w:t xml:space="preserve"> [7], [27].</w:t>
       </w:r>
     </w:p>
     <w:p>
@@ -3903,133 +2930,87 @@
       <w:r>
         <w:rPr>
           <w:rFonts w:ascii="Arial" w:hAnsi="Arial"/>
-          <w:b/>
-          <w:sz w:val="20"/>
-        </w:rPr>
-        <w:t>Lingkungan Fluida &amp; Arus Laut</w:t>
-      </w:r>
-      <w:r>
-        <w:rPr>
-          <w:rFonts w:ascii="Arial" w:hAnsi="Arial"/>
-          <w:sz w:val="20"/>
-        </w:rPr>
-        <w:t>: Fluida sekitarnya dimodelkan sebagai air tawar/laut dengan kerapatan fluida konstan (</w:t>
-      </w:r>
-      <w:r>
-        <w:rPr>
-          <w:rFonts w:ascii="Arial" w:hAnsi="Arial"/>
-          <w:sz w:val="20"/>
-        </w:rPr>
-        <w:t>$$\rho = 1000 - 1025 \text{ kg/m}^3$$</w:t>
-      </w:r>
-      <w:r>
-        <w:rPr>
-          <w:rFonts w:ascii="Arial" w:hAnsi="Arial"/>
-          <w:sz w:val="20"/>
-        </w:rPr>
-        <w:t xml:space="preserve">). Arus fluida </w:t>
-      </w:r>
-      <w:r>
-        <w:rPr>
-          <w:rFonts w:ascii="Arial" w:hAnsi="Arial"/>
           <w:i/>
           <w:sz w:val="20"/>
         </w:rPr>
-        <w:t>ambient</w:t>
-      </w:r>
-      <w:r>
-        <w:rPr>
-          <w:rFonts w:ascii="Arial" w:hAnsi="Arial"/>
-          <w:sz w:val="20"/>
-        </w:rPr>
-        <w:t xml:space="preserve"> dimodelkan sebagai vektor aliran yang bervariasi lambat serta </w:t>
-      </w:r>
-      <w:r>
-        <w:rPr>
-          <w:rFonts w:ascii="Arial" w:hAnsi="Arial"/>
-          <w:i/>
-          <w:sz w:val="20"/>
-        </w:rPr>
-        <w:t>irrotational</w:t>
-      </w:r>
-      <w:r>
-        <w:rPr>
-          <w:rFonts w:ascii="Arial" w:hAnsi="Arial"/>
-          <w:sz w:val="20"/>
-        </w:rPr>
-        <w:t xml:space="preserve"> dalam kerangka inersia (</w:t>
-      </w:r>
-      <w:r>
-        <w:rPr>
-          <w:rFonts w:ascii="Arial" w:hAnsi="Arial"/>
-          <w:sz w:val="20"/>
-        </w:rPr>
-        <w:t>$$V_c^n \in \mathbb{R}^3$$</w:t>
-      </w:r>
-      <w:r>
-        <w:rPr>
-          <w:rFonts w:ascii="Arial" w:hAnsi="Arial"/>
-          <w:sz w:val="20"/>
-        </w:rPr>
-        <w:t xml:space="preserve">, </w:t>
-      </w:r>
-      <w:r>
-        <w:rPr>
-          <w:rFonts w:ascii="Arial" w:hAnsi="Arial"/>
-          <w:sz w:val="20"/>
-        </w:rPr>
-        <w:t>$$\dot{V}_c^n = 0$$</w:t>
-      </w:r>
-      <w:r>
-        <w:rPr>
-          <w:rFonts w:ascii="Arial" w:hAnsi="Arial"/>
-          <w:sz w:val="20"/>
-        </w:rPr>
-        <w:t>) [5], [7], [31]. Hambatan pembentukan gelombang permukaan (</w:t>
-      </w:r>
-      <w:r>
-        <w:rPr>
-          <w:rFonts w:ascii="Arial" w:hAnsi="Arial"/>
-          <w:i/>
-          <w:sz w:val="20"/>
-        </w:rPr>
-        <w:t>wave-making resistance</w:t>
-      </w:r>
-      <w:r>
-        <w:rPr>
-          <w:rFonts w:ascii="Arial" w:hAnsi="Arial"/>
-          <w:sz w:val="20"/>
-        </w:rPr>
-        <w:t>) dan interaksi batas permukaan bebas (</w:t>
-      </w:r>
-      <w:r>
-        <w:rPr>
-          <w:rFonts w:ascii="Arial" w:hAnsi="Arial"/>
-          <w:i/>
-          <w:sz w:val="20"/>
-        </w:rPr>
-        <w:t>free-surface boundary</w:t>
-      </w:r>
-      <w:r>
-        <w:rPr>
-          <w:rFonts w:ascii="Arial" w:hAnsi="Arial"/>
-          <w:sz w:val="20"/>
-        </w:rPr>
-        <w:t xml:space="preserve">) diabaikan dengan asumsi penyelaman dalam (kedalaman wahana </w:t>
-      </w:r>
-      <w:r>
-        <w:rPr>
-          <w:rFonts w:ascii="Arial" w:hAnsi="Arial"/>
-          <w:sz w:val="20"/>
-        </w:rPr>
-        <w:t>$$&gt; 3 \times$$</w:t>
-      </w:r>
-      <w:r>
-        <w:rPr>
-          <w:rFonts w:ascii="Arial" w:hAnsi="Arial"/>
-          <w:sz w:val="20"/>
-        </w:rPr>
-        <w:t xml:space="preserve"> ketinggian wahana) [7], [31].</w:t>
+        <w:t>Menurunkan dan memparameterisasi persamaan gerak dinamika non-linier 6-DOF tanpa pemotongan (unabridged)</w:t>
+      </w:r>
+      <w:r>
+        <w:rPr>
+          <w:rFonts w:ascii="Arial" w:hAnsi="Arial"/>
+          <w:sz w:val="20"/>
+        </w:rPr>
+        <w:t xml:space="preserve"> berdasarkan kerangka matematika Fossen, memperluas secara eksplisit tensor massa sistem </w:t>
+      </w:r>
+      <w:r>
+        <w:rPr>
+          <w:rFonts w:ascii="Arial" w:hAnsi="Arial"/>
+          <w:sz w:val="20"/>
+        </w:rPr>
+        <w:t>$$M = M_{RB} + M_A$$</w:t>
+      </w:r>
+      <w:r>
+        <w:rPr>
+          <w:rFonts w:ascii="Arial" w:hAnsi="Arial"/>
+          <w:sz w:val="20"/>
+        </w:rPr>
+        <w:t xml:space="preserve">, tensor Coriolis-centripetal skew-symmetric </w:t>
+      </w:r>
+      <w:r>
+        <w:rPr>
+          <w:rFonts w:ascii="Arial" w:hAnsi="Arial"/>
+          <w:sz w:val="20"/>
+        </w:rPr>
+        <w:t>$$C_{RB}(\nu)$$</w:t>
+      </w:r>
+      <w:r>
+        <w:rPr>
+          <w:rFonts w:ascii="Arial" w:hAnsi="Arial"/>
+          <w:sz w:val="20"/>
+        </w:rPr>
+        <w:t xml:space="preserve"> dan </w:t>
+      </w:r>
+      <w:r>
+        <w:rPr>
+          <w:rFonts w:ascii="Arial" w:hAnsi="Arial"/>
+          <w:sz w:val="20"/>
+        </w:rPr>
+        <w:t>$$C_A(\nu_r)$$</w:t>
+      </w:r>
+      <w:r>
+        <w:rPr>
+          <w:rFonts w:ascii="Arial" w:hAnsi="Arial"/>
+          <w:sz w:val="20"/>
+        </w:rPr>
+        <w:t xml:space="preserve">, tensor redaman gabungan linier dan kuadratik </w:t>
+      </w:r>
+      <w:r>
+        <w:rPr>
+          <w:rFonts w:ascii="Arial" w:hAnsi="Arial"/>
+          <w:sz w:val="20"/>
+        </w:rPr>
+        <w:t>$$D(\nu_r)$$</w:t>
+      </w:r>
+      <w:r>
+        <w:rPr>
+          <w:rFonts w:ascii="Arial" w:hAnsi="Arial"/>
+          <w:sz w:val="20"/>
+        </w:rPr>
+        <w:t xml:space="preserve">, dan vektor pemulih hidrostatis 6-DOF penuh </w:t>
+      </w:r>
+      <w:r>
+        <w:rPr>
+          <w:rFonts w:ascii="Arial" w:hAnsi="Arial"/>
+          <w:sz w:val="20"/>
+        </w:rPr>
+        <w:t>$$g(\eta)$$</w:t>
+      </w:r>
+      <w:r>
+        <w:rPr>
+          <w:rFonts w:ascii="Arial" w:hAnsi="Arial"/>
+          <w:sz w:val="20"/>
+        </w:rPr>
+        <w:t xml:space="preserve"> [7], [21], [31], [34].</w:t>
       </w:r>
     </w:p>
     <w:p>
@@ -4046,92 +3027,45 @@
       <w:r>
         <w:rPr>
           <w:rFonts w:ascii="Arial" w:hAnsi="Arial"/>
-          <w:b/>
-          <w:sz w:val="20"/>
-        </w:rPr>
-        <w:t>Parameterisasi Hidrodinamika</w:t>
-      </w:r>
-      <w:r>
-        <w:rPr>
-          <w:rFonts w:ascii="Arial" w:hAnsi="Arial"/>
-          <w:sz w:val="20"/>
-        </w:rPr>
-        <w:t>: Massa, massa tambahan (</w:t>
-      </w:r>
-      <w:r>
-        <w:rPr>
-          <w:rFonts w:ascii="Arial" w:hAnsi="Arial"/>
-          <w:b/>
-          <w:sz w:val="20"/>
-        </w:rPr>
-        <w:t>added mass</w:t>
-      </w:r>
-      <w:r>
-        <w:rPr>
-          <w:rFonts w:ascii="Arial" w:hAnsi="Arial"/>
-          <w:sz w:val="20"/>
-        </w:rPr>
-        <w:t>), dan turunan redaman (</w:t>
-      </w:r>
-      <w:r>
-        <w:rPr>
-          <w:rFonts w:ascii="Arial" w:hAnsi="Arial"/>
           <w:i/>
           <w:sz w:val="20"/>
         </w:rPr>
-        <w:t>damping derivatives</w:t>
-      </w:r>
-      <w:r>
-        <w:rPr>
-          <w:rFonts w:ascii="Arial" w:hAnsi="Arial"/>
-          <w:sz w:val="20"/>
-        </w:rPr>
-        <w:t xml:space="preserve">) diparameterisasi menggunakan </w:t>
-      </w:r>
-      <w:r>
-        <w:rPr>
-          <w:rFonts w:ascii="Arial" w:hAnsi="Arial"/>
-          <w:i/>
-          <w:sz w:val="20"/>
-        </w:rPr>
-        <w:t>potential flow theory</w:t>
-      </w:r>
-      <w:r>
-        <w:rPr>
-          <w:rFonts w:ascii="Arial" w:hAnsi="Arial"/>
-          <w:sz w:val="20"/>
-        </w:rPr>
-        <w:t xml:space="preserve">, </w:t>
-      </w:r>
-      <w:r>
-        <w:rPr>
-          <w:rFonts w:ascii="Arial" w:hAnsi="Arial"/>
-          <w:i/>
-          <w:sz w:val="20"/>
-        </w:rPr>
-        <w:t>strip theory</w:t>
-      </w:r>
-      <w:r>
-        <w:rPr>
-          <w:rFonts w:ascii="Arial" w:hAnsi="Arial"/>
-          <w:sz w:val="20"/>
-        </w:rPr>
-        <w:t xml:space="preserve">, serta dataset eksperimental yang divalidasi secara empiris untuk wahana </w:t>
-      </w:r>
-      <w:r>
-        <w:rPr>
-          <w:rFonts w:ascii="Arial" w:hAnsi="Arial"/>
-          <w:i/>
-          <w:sz w:val="20"/>
-        </w:rPr>
-        <w:t>open-frame</w:t>
-      </w:r>
-      <w:r>
-        <w:rPr>
-          <w:rFonts w:ascii="Arial" w:hAnsi="Arial"/>
-          <w:sz w:val="20"/>
-        </w:rPr>
-        <w:t xml:space="preserve"> [1], [21], [31], [34].</w:t>
+        <w:t>Mengkonstruksi matriks alokasi gaya dorong geometris $$6 \times 8$$ ($$T_{6 \times 8}$$) serta mengimplementasikan algoritma alokasi Moore-Penrose pseudo-inverse</w:t>
+      </w:r>
+      <w:r>
+        <w:rPr>
+          <w:rFonts w:ascii="Arial" w:hAnsi="Arial"/>
+          <w:sz w:val="20"/>
+        </w:rPr>
+        <w:t xml:space="preserve">, yang memungkinkan pemetaan gaya optimal dengan meminimalkan energi dari permintaan kendali generalisasi </w:t>
+      </w:r>
+      <w:r>
+        <w:rPr>
+          <w:rFonts w:ascii="Arial" w:hAnsi="Arial"/>
+          <w:sz w:val="20"/>
+        </w:rPr>
+        <w:t>$$\tau \in \mathbb{R}^6$$</w:t>
+      </w:r>
+      <w:r>
+        <w:rPr>
+          <w:rFonts w:ascii="Arial" w:hAnsi="Arial"/>
+          <w:sz w:val="20"/>
+        </w:rPr>
+        <w:t xml:space="preserve"> menuju gaya aktuator individu </w:t>
+      </w:r>
+      <w:r>
+        <w:rPr>
+          <w:rFonts w:ascii="Arial" w:hAnsi="Arial"/>
+          <w:sz w:val="20"/>
+        </w:rPr>
+        <w:t>$$f \in \mathbb{R}^8$$</w:t>
+      </w:r>
+      <w:r>
+        <w:rPr>
+          <w:rFonts w:ascii="Arial" w:hAnsi="Arial"/>
+          <w:sz w:val="20"/>
+        </w:rPr>
+        <w:t xml:space="preserve"> [7], [21], [32].</w:t>
       </w:r>
     </w:p>
     <w:p>
@@ -4148,174 +3082,17 @@
       <w:r>
         <w:rPr>
           <w:rFonts w:ascii="Arial" w:hAnsi="Arial"/>
-          <w:b/>
-          <w:sz w:val="20"/>
-        </w:rPr>
-        <w:t>Asumsi Visi &amp; Kalman Filter</w:t>
-      </w:r>
-      <w:r>
-        <w:rPr>
-          <w:rFonts w:ascii="Arial" w:hAnsi="Arial"/>
-          <w:sz w:val="20"/>
-        </w:rPr>
-        <w:t xml:space="preserve">: Pelacakan visual berfokus pada deteksi kamera monokuler target tunggal dengan menggunakan model </w:t>
-      </w:r>
-      <w:r>
-        <w:rPr>
-          <w:rFonts w:ascii="Arial" w:hAnsi="Arial"/>
-          <w:b/>
-          <w:sz w:val="20"/>
-        </w:rPr>
-        <w:t>deep learning</w:t>
-      </w:r>
-      <w:r>
-        <w:rPr>
-          <w:rFonts w:ascii="Arial" w:hAnsi="Arial"/>
-          <w:sz w:val="20"/>
-        </w:rPr>
-        <w:t xml:space="preserve"> YOLO yang telah dilatih. Pergerakan target dalam koordinat gambar 2D diasumsikan mengikuti model kinematik </w:t>
-      </w:r>
-      <w:r>
-        <w:rPr>
-          <w:rFonts w:ascii="Arial" w:hAnsi="Arial"/>
-          <w:b/>
-          <w:sz w:val="20"/>
-        </w:rPr>
-        <w:t>Continuous White Noise Acceleration</w:t>
-      </w:r>
-      <w:r>
-        <w:rPr>
-          <w:rFonts w:ascii="Arial" w:hAnsi="Arial"/>
-          <w:sz w:val="20"/>
-        </w:rPr>
-        <w:t xml:space="preserve"> (CWNA) [2], [16], [17], [25]. Laju bingkai (</w:t>
-      </w:r>
-      <w:r>
-        <w:rPr>
-          <w:rFonts w:ascii="Arial" w:hAnsi="Arial"/>
-          <w:b/>
-          <w:sz w:val="20"/>
-        </w:rPr>
-        <w:t>frame rate</w:t>
-      </w:r>
-      <w:r>
-        <w:rPr>
-          <w:rFonts w:ascii="Arial" w:hAnsi="Arial"/>
-          <w:sz w:val="20"/>
-        </w:rPr>
-        <w:t>) kamera ditetapkan pada 30 FPS, sedangkan dinamika EKF berjalan secara sinkron pada 50 Hz [14], [21].</w:t>
-      </w:r>
-    </w:p>
-    <w:p>
-      <w:pPr>
-        <w:spacing w:after="60"/>
-        <w:ind w:left="567" w:hanging="340"/>
-      </w:pPr>
-      <w:r>
-        <w:rPr>
-          <w:b/>
-        </w:rPr>
-        <w:t xml:space="preserve">5.  </w:t>
-      </w:r>
-      <w:r>
-        <w:rPr>
-          <w:rFonts w:ascii="Arial" w:hAnsi="Arial"/>
-          <w:b/>
-          <w:sz w:val="20"/>
-        </w:rPr>
-        <w:t>Kerangka Perangkat Lunak &amp; Keras (Software &amp; Hardware)</w:t>
-      </w:r>
-      <w:r>
-        <w:rPr>
-          <w:rFonts w:ascii="Arial" w:hAnsi="Arial"/>
-          <w:sz w:val="20"/>
-        </w:rPr>
-        <w:t>: Simulasi SITL dieksekusi di lingkungan Gazebo Harmonic dengan ROS 2 Jazzy dan ArduSub (</w:t>
-      </w:r>
-      <w:r>
-        <w:rPr>
-          <w:rFonts w:ascii="Consolas" w:hAnsi="Consolas"/>
-          <w:sz w:val="19"/>
-        </w:rPr>
-        <w:t>-f vectored_6dof</w:t>
-      </w:r>
-      <w:r>
-        <w:rPr>
-          <w:rFonts w:ascii="Arial" w:hAnsi="Arial"/>
-          <w:sz w:val="20"/>
-        </w:rPr>
-        <w:t xml:space="preserve">). Pengujian perangkat keras fisik dilakukan menggunakan konfigurasi Hardware-In-The-Loop (HITL) yang menghubungkan komputer pendamping Raspberry Pi 4B (berjalan dengan BlueOS dan </w:t>
-      </w:r>
-      <w:r>
-        <w:rPr>
-          <w:rFonts w:ascii="Arial" w:hAnsi="Arial"/>
           <w:i/>
           <w:sz w:val="20"/>
         </w:rPr>
-        <w:t>node</w:t>
-      </w:r>
-      <w:r>
-        <w:rPr>
-          <w:rFonts w:ascii="Arial" w:hAnsi="Arial"/>
-          <w:sz w:val="20"/>
-        </w:rPr>
-        <w:t xml:space="preserve"> HIL Python </w:t>
-      </w:r>
-      <w:r>
-        <w:rPr>
-          <w:rFonts w:ascii="Consolas" w:hAnsi="Consolas"/>
-          <w:sz w:val="19"/>
-        </w:rPr>
-        <w:t>auv_dynamics_hil_node.py</w:t>
-      </w:r>
-      <w:r>
-        <w:rPr>
-          <w:rFonts w:ascii="Arial" w:hAnsi="Arial"/>
-          <w:sz w:val="20"/>
-        </w:rPr>
-        <w:t xml:space="preserve"> serta </w:t>
-      </w:r>
-      <w:r>
-        <w:rPr>
-          <w:rFonts w:ascii="Consolas" w:hAnsi="Consolas"/>
-          <w:sz w:val="19"/>
-        </w:rPr>
-        <w:t>auv_kinematics_dynamics_analyzer.py</w:t>
-      </w:r>
-      <w:r>
-        <w:rPr>
-          <w:rFonts w:ascii="Arial" w:hAnsi="Arial"/>
-          <w:sz w:val="20"/>
-        </w:rPr>
-        <w:t xml:space="preserve">) beserta </w:t>
-      </w:r>
-      <w:r>
-        <w:rPr>
-          <w:rFonts w:ascii="Arial" w:hAnsi="Arial"/>
-          <w:b/>
-          <w:sz w:val="20"/>
-        </w:rPr>
-        <w:t>flight controller</w:t>
-      </w:r>
-      <w:r>
-        <w:rPr>
-          <w:rFonts w:ascii="Arial" w:hAnsi="Arial"/>
-          <w:sz w:val="20"/>
-        </w:rPr>
-        <w:t xml:space="preserve"> Pixhawk 2.4.8 dan sensor tekanan barometrik bawah air MS5837 [14], [21], [31].</w:t>
-      </w:r>
-    </w:p>
-    <w:p>
-      <w:pPr>
-        <w:spacing w:before="200" w:after="80"/>
-      </w:pPr>
-      <w:r>
-        <w:rPr>
-          <w:rFonts w:ascii="Arial" w:hAnsi="Arial"/>
-          <w:b/>
-          <w:sz w:val="20"/>
-        </w:rPr>
-        <w:t>1.5 Manfaat Penelitian</w:t>
+        <w:t>Merancang, menurunkan, dan mengimplementasikan suite Optimal Kalman Filter dua-tahap (dual-stage)</w:t>
+      </w:r>
+      <w:r>
+        <w:rPr>
+          <w:rFonts w:ascii="Arial" w:hAnsi="Arial"/>
+          <w:sz w:val="20"/>
+        </w:rPr>
+        <w:t>, menetapkan:</w:t>
       </w:r>
     </w:p>
     <w:p>
@@ -4327,70 +3104,32 @@
       <w:r>
         <w:rPr>
           <w:rFonts w:ascii="Arial" w:hAnsi="Arial"/>
-          <w:sz w:val="20"/>
-        </w:rPr>
-        <w:t>Hasil dari penelitian ini diharapkan memberikan kontribusi ilmiah, rekayasa mekanika, maupun kelembagaan secara nyata:</w:t>
-      </w:r>
-    </w:p>
-    <w:p>
-      <w:pPr>
-        <w:spacing w:after="60"/>
-        <w:ind w:left="567" w:hanging="340"/>
-      </w:pPr>
-      <w:r>
-        <w:rPr>
-          <w:b/>
-        </w:rPr>
-        <w:t xml:space="preserve">1.  </w:t>
-      </w:r>
-      <w:r>
-        <w:rPr>
-          <w:rFonts w:ascii="Arial" w:hAnsi="Arial"/>
-          <w:b/>
-          <w:sz w:val="20"/>
-        </w:rPr>
-        <w:t>Kontribusi Teoretis dan Ilmiah</w:t>
-      </w:r>
-      <w:r>
-        <w:rPr>
-          <w:rFonts w:ascii="Arial" w:hAnsi="Arial"/>
-          <w:sz w:val="20"/>
-        </w:rPr>
-        <w:t>:</w:t>
-      </w:r>
-    </w:p>
-    <w:p>
-      <w:pPr>
-        <w:spacing w:after="60"/>
-        <w:ind w:left="567" w:hanging="283"/>
-      </w:pPr>
-      <w:r>
-        <w:rPr>
-          <w:rFonts w:ascii="Arial" w:hAnsi="Arial"/>
-        </w:rPr>
-        <w:t xml:space="preserve">•  </w:t>
-      </w:r>
-      <w:r>
-        <w:rPr>
-          <w:rFonts w:ascii="Arial" w:hAnsi="Arial"/>
-          <w:sz w:val="20"/>
-        </w:rPr>
-        <w:t>Menyajikan monograf referensi matematis komprehensif yang tidak terpotong (</w:t>
-      </w:r>
-      <w:r>
-        <w:rPr>
-          <w:rFonts w:ascii="Arial" w:hAnsi="Arial"/>
           <w:i/>
           <w:sz w:val="20"/>
         </w:rPr>
-        <w:t>unabridged</w:t>
-      </w:r>
-      <w:r>
-        <w:rPr>
-          <w:rFonts w:ascii="Arial" w:hAnsi="Arial"/>
-          <w:sz w:val="20"/>
-        </w:rPr>
-        <w:t xml:space="preserve">) dan tersatukan dalam merinci kinematika 6-DOF, kinetika 6-DOF, alokasi gaya dorong </w:t>
+        <w:t>Kalman Filter</w:t>
+      </w:r>
+      <w:r>
+        <w:rPr>
+          <w:rFonts w:ascii="Arial" w:hAnsi="Arial"/>
+          <w:sz w:val="20"/>
+        </w:rPr>
+        <w:t xml:space="preserve"> Target Visual 8D (</w:t>
+      </w:r>
+      <w:r>
+        <w:rPr>
+          <w:rFonts w:ascii="Consolas" w:hAnsi="Consolas"/>
+          <w:color w:val="333333"/>
+          <w:sz w:val="19"/>
+        </w:rPr>
+        <w:t>AUVVisualKalmanFilter</w:t>
+      </w:r>
+      <w:r>
+        <w:rPr>
+          <w:rFonts w:ascii="Arial" w:hAnsi="Arial"/>
+          <w:sz w:val="20"/>
+        </w:rPr>
+        <w:t xml:space="preserve">) untuk meratakan secara </w:t>
       </w:r>
       <w:r>
         <w:rPr>
@@ -4398,412 +3137,28 @@
           <w:i/>
           <w:sz w:val="20"/>
         </w:rPr>
-        <w:t>over-actuated</w:t>
-      </w:r>
-      <w:r>
-        <w:rPr>
-          <w:rFonts w:ascii="Arial" w:hAnsi="Arial"/>
-          <w:sz w:val="20"/>
-        </w:rPr>
-        <w:t xml:space="preserve"> </w:t>
-      </w:r>
-      <w:r>
-        <w:rPr>
-          <w:rFonts w:ascii="Arial" w:hAnsi="Arial"/>
-          <w:sz w:val="20"/>
-        </w:rPr>
-        <w:t>$$6 \times 8$$</w:t>
-      </w:r>
-      <w:r>
-        <w:rPr>
-          <w:rFonts w:ascii="Arial" w:hAnsi="Arial"/>
-          <w:sz w:val="20"/>
-        </w:rPr>
-        <w:t xml:space="preserve">, serta estimasi status </w:t>
-      </w:r>
-      <w:r>
-        <w:rPr>
-          <w:rFonts w:ascii="Arial" w:hAnsi="Arial"/>
-          <w:i/>
-          <w:sz w:val="20"/>
-        </w:rPr>
-        <w:t>Kalman Filter</w:t>
-      </w:r>
-      <w:r>
-        <w:rPr>
-          <w:rFonts w:ascii="Arial" w:hAnsi="Arial"/>
-          <w:sz w:val="20"/>
-        </w:rPr>
-        <w:t xml:space="preserve"> ganda dalam ilmu robotika kelautan [7], [16], [21].</w:t>
-      </w:r>
-    </w:p>
-    <w:p>
-      <w:pPr>
-        <w:spacing w:after="60"/>
-        <w:ind w:left="567" w:hanging="283"/>
-      </w:pPr>
-      <w:r>
-        <w:rPr>
-          <w:rFonts w:ascii="Arial" w:hAnsi="Arial"/>
-        </w:rPr>
-        <w:t xml:space="preserve">•  </w:t>
-      </w:r>
-      <w:r>
-        <w:rPr>
-          <w:rFonts w:ascii="Arial" w:hAnsi="Arial"/>
-          <w:sz w:val="20"/>
-        </w:rPr>
-        <w:t xml:space="preserve">Memperjelas dan merangkum bukti analitis utama (pembuktian </w:t>
-      </w:r>
-      <w:r>
-        <w:rPr>
-          <w:rFonts w:ascii="Arial" w:hAnsi="Arial"/>
-          <w:i/>
-          <w:sz w:val="20"/>
-        </w:rPr>
-        <w:t>first-principles</w:t>
-      </w:r>
-      <w:r>
-        <w:rPr>
-          <w:rFonts w:ascii="Arial" w:hAnsi="Arial"/>
-          <w:sz w:val="20"/>
-        </w:rPr>
-        <w:t xml:space="preserve">) dalam literatur maritim, termasuk inversi kofaktor selangkah demi selangkah dari </w:t>
-      </w:r>
-      <w:r>
-        <w:rPr>
-          <w:rFonts w:ascii="Arial" w:hAnsi="Arial"/>
-          <w:sz w:val="20"/>
-        </w:rPr>
-        <w:t>$$T_\Theta$$</w:t>
-      </w:r>
-      <w:r>
-        <w:rPr>
-          <w:rFonts w:ascii="Arial" w:hAnsi="Arial"/>
-          <w:sz w:val="20"/>
-        </w:rPr>
-        <w:t xml:space="preserve">, bukti prinsip pertama momen Munk hidrodinamika tidak stabil sebesar </w:t>
-      </w:r>
-      <w:r>
-        <w:rPr>
-          <w:rFonts w:ascii="Arial" w:hAnsi="Arial"/>
-          <w:sz w:val="20"/>
-        </w:rPr>
-        <w:t>$$(X_{\dot{u}} - Y_{\dot{v}})u_r v_r$$</w:t>
-      </w:r>
-      <w:r>
-        <w:rPr>
-          <w:rFonts w:ascii="Arial" w:hAnsi="Arial"/>
-          <w:sz w:val="20"/>
-        </w:rPr>
-        <w:t>, dan diskritisasi eksak terhadap persamaan Riccati kontinu [7], [25], [29], [34].</w:t>
-      </w:r>
-    </w:p>
-    <w:p>
-      <w:pPr>
-        <w:spacing w:after="60"/>
-        <w:ind w:left="567" w:hanging="340"/>
-      </w:pPr>
-      <w:r>
-        <w:rPr>
-          <w:b/>
-        </w:rPr>
-        <w:t xml:space="preserve">2.  </w:t>
-      </w:r>
-      <w:r>
-        <w:rPr>
-          <w:rFonts w:ascii="Arial" w:hAnsi="Arial"/>
-          <w:b/>
-          <w:sz w:val="20"/>
-        </w:rPr>
-        <w:t>Kontribusi Praktis dan Teknologi</w:t>
-      </w:r>
-      <w:r>
-        <w:rPr>
-          <w:rFonts w:ascii="Arial" w:hAnsi="Arial"/>
-          <w:sz w:val="20"/>
-        </w:rPr>
-        <w:t>:</w:t>
-      </w:r>
-    </w:p>
-    <w:p>
-      <w:pPr>
-        <w:spacing w:after="60"/>
-        <w:ind w:left="567" w:hanging="283"/>
-      </w:pPr>
-      <w:r>
-        <w:rPr>
-          <w:rFonts w:ascii="Arial" w:hAnsi="Arial"/>
-        </w:rPr>
-        <w:t xml:space="preserve">•  </w:t>
-      </w:r>
-      <w:r>
-        <w:rPr>
-          <w:rFonts w:ascii="Arial" w:hAnsi="Arial"/>
-          <w:sz w:val="20"/>
-        </w:rPr>
-        <w:t xml:space="preserve">Menghadirkan sistem perangkat lunak yang terbuka dan terverifikasi untuk mengintegrasikan teknologi </w:t>
-      </w:r>
-      <w:r>
-        <w:rPr>
-          <w:rFonts w:ascii="Arial" w:hAnsi="Arial"/>
-          <w:i/>
-          <w:sz w:val="20"/>
-        </w:rPr>
-        <w:t>computer vision deep learning</w:t>
-      </w:r>
-      <w:r>
-        <w:rPr>
-          <w:rFonts w:ascii="Arial" w:hAnsi="Arial"/>
-          <w:sz w:val="20"/>
-        </w:rPr>
-        <w:t xml:space="preserve"> (YOLO), </w:t>
-      </w:r>
-      <w:r>
-        <w:rPr>
-          <w:rFonts w:ascii="Arial" w:hAnsi="Arial"/>
-          <w:i/>
-          <w:sz w:val="20"/>
-        </w:rPr>
-        <w:t>stochastic state filtering</w:t>
-      </w:r>
-      <w:r>
-        <w:rPr>
-          <w:rFonts w:ascii="Arial" w:hAnsi="Arial"/>
-          <w:sz w:val="20"/>
-        </w:rPr>
-        <w:t xml:space="preserve"> (</w:t>
-      </w:r>
-      <w:r>
-        <w:rPr>
-          <w:rFonts w:ascii="Arial" w:hAnsi="Arial"/>
-          <w:i/>
-          <w:sz w:val="20"/>
-        </w:rPr>
-        <w:t>Kalman Filter</w:t>
-      </w:r>
-      <w:r>
-        <w:rPr>
-          <w:rFonts w:ascii="Arial" w:hAnsi="Arial"/>
-          <w:sz w:val="20"/>
-        </w:rPr>
-        <w:t xml:space="preserve">), dan </w:t>
-      </w:r>
-      <w:r>
-        <w:rPr>
-          <w:rFonts w:ascii="Arial" w:hAnsi="Arial"/>
-          <w:i/>
-          <w:sz w:val="20"/>
-        </w:rPr>
-        <w:t>firmware</w:t>
-      </w:r>
-      <w:r>
-        <w:rPr>
-          <w:rFonts w:ascii="Arial" w:hAnsi="Arial"/>
-          <w:sz w:val="20"/>
-        </w:rPr>
-        <w:t xml:space="preserve"> kendali wahana (ArduSub </w:t>
-      </w:r>
-      <w:r>
-        <w:rPr>
-          <w:rFonts w:ascii="Consolas" w:hAnsi="Consolas"/>
-          <w:sz w:val="19"/>
-        </w:rPr>
-        <w:t>vectored_6dof</w:t>
-      </w:r>
-      <w:r>
-        <w:rPr>
-          <w:rFonts w:ascii="Arial" w:hAnsi="Arial"/>
-          <w:sz w:val="20"/>
-        </w:rPr>
-        <w:t xml:space="preserve">) dengan memanfaatkan </w:t>
-      </w:r>
-      <w:r>
-        <w:rPr>
-          <w:rFonts w:ascii="Arial" w:hAnsi="Arial"/>
-          <w:i/>
-          <w:sz w:val="20"/>
-        </w:rPr>
-        <w:t>companion computer</w:t>
-      </w:r>
-      <w:r>
-        <w:rPr>
-          <w:rFonts w:ascii="Arial" w:hAnsi="Arial"/>
-          <w:sz w:val="20"/>
-        </w:rPr>
-        <w:t xml:space="preserve"> yang terjangkau (Raspberry Pi 4B) [2], [14], [21].</w:t>
-      </w:r>
-    </w:p>
-    <w:p>
-      <w:pPr>
-        <w:spacing w:after="60"/>
-        <w:ind w:left="567" w:hanging="283"/>
-      </w:pPr>
-      <w:r>
-        <w:rPr>
-          <w:rFonts w:ascii="Arial" w:hAnsi="Arial"/>
-        </w:rPr>
-        <w:t xml:space="preserve">•  </w:t>
-      </w:r>
-      <w:r>
-        <w:rPr>
-          <w:rFonts w:ascii="Arial" w:hAnsi="Arial"/>
-          <w:sz w:val="20"/>
-        </w:rPr>
-        <w:t>Memungkinkan sistem kendali posisi dan pelacakan orientasi spasial (*</w:t>
-      </w:r>
-      <w:r>
-        <w:rPr>
-          <w:rFonts w:ascii="Arial" w:hAnsi="Arial"/>
-          <w:i/>
-          <w:sz w:val="20"/>
-        </w:rPr>
-        <w:t>attitude</w:t>
-      </w:r>
-      <w:r>
-        <w:rPr>
-          <w:rFonts w:ascii="Arial" w:hAnsi="Arial"/>
-          <w:sz w:val="20"/>
-        </w:rPr>
-        <w:t xml:space="preserve"> tracking</w:t>
-      </w:r>
-      <w:r>
-        <w:rPr>
-          <w:rFonts w:ascii="Arial" w:hAnsi="Arial"/>
-          <w:i/>
-          <w:sz w:val="20"/>
-        </w:rPr>
-        <w:t xml:space="preserve">) 6-DOF yang aktif secara dinamis, sehingga stabilitas posisi selalu terjaga ketika mengoperasikan </w:t>
-      </w:r>
-      <w:r>
-        <w:rPr>
-          <w:rFonts w:ascii="Arial" w:hAnsi="Arial"/>
-          <w:sz w:val="20"/>
-        </w:rPr>
-        <w:t>subsea robotic manipulator arm* (lengan robot) tanpa memiringkan postur wahana secara serampangan [18], [21], [31].</w:t>
-      </w:r>
-    </w:p>
-    <w:p>
-      <w:pPr>
-        <w:spacing w:after="60"/>
-        <w:ind w:left="567" w:hanging="340"/>
-      </w:pPr>
-      <w:r>
-        <w:rPr>
-          <w:b/>
-        </w:rPr>
-        <w:t xml:space="preserve">3.  </w:t>
-      </w:r>
-      <w:r>
-        <w:rPr>
-          <w:rFonts w:ascii="Arial" w:hAnsi="Arial"/>
-          <w:b/>
-          <w:sz w:val="20"/>
-        </w:rPr>
-        <w:t>Kontribusi Kelembagaan dan Publik</w:t>
-      </w:r>
-      <w:r>
-        <w:rPr>
-          <w:rFonts w:ascii="Arial" w:hAnsi="Arial"/>
-          <w:sz w:val="20"/>
-        </w:rPr>
-        <w:t>:</w:t>
-      </w:r>
-    </w:p>
-    <w:p>
-      <w:pPr>
-        <w:spacing w:after="60"/>
-        <w:ind w:left="567" w:hanging="283"/>
-      </w:pPr>
-      <w:r>
-        <w:rPr>
-          <w:rFonts w:ascii="Arial" w:hAnsi="Arial"/>
-        </w:rPr>
-        <w:t xml:space="preserve">•  </w:t>
-      </w:r>
-      <w:r>
-        <w:rPr>
-          <w:rFonts w:ascii="Arial" w:hAnsi="Arial"/>
-          <w:sz w:val="20"/>
-        </w:rPr>
-        <w:t>Memperkuat secara langsung program penelitian robotika bawah air (</w:t>
-      </w:r>
-      <w:r>
-        <w:rPr>
-          <w:rFonts w:ascii="Arial" w:hAnsi="Arial"/>
-          <w:i/>
-          <w:sz w:val="20"/>
-        </w:rPr>
-        <w:t>underwater robotics</w:t>
-      </w:r>
-      <w:r>
-        <w:rPr>
-          <w:rFonts w:ascii="Arial" w:hAnsi="Arial"/>
-          <w:sz w:val="20"/>
-        </w:rPr>
-        <w:t>) dan sistem otonom (</w:t>
-      </w:r>
-      <w:r>
-        <w:rPr>
-          <w:rFonts w:ascii="Arial" w:hAnsi="Arial"/>
-          <w:i/>
-          <w:sz w:val="20"/>
-        </w:rPr>
-        <w:t>autonomous systems</w:t>
-      </w:r>
-      <w:r>
-        <w:rPr>
-          <w:rFonts w:ascii="Arial" w:hAnsi="Arial"/>
-          <w:sz w:val="20"/>
-        </w:rPr>
-        <w:t>) di lingkungan Departemen Teknik Mesin / Program Studi Teknik Mesin, Universitas Hasanuddin.</w:t>
-      </w:r>
-    </w:p>
-    <w:p>
-      <w:pPr>
-        <w:spacing w:after="60"/>
-        <w:ind w:left="567" w:hanging="283"/>
-      </w:pPr>
-      <w:r>
-        <w:rPr>
-          <w:rFonts w:ascii="Arial" w:hAnsi="Arial"/>
-        </w:rPr>
-        <w:t xml:space="preserve">•  </w:t>
-      </w:r>
-      <w:r>
-        <w:rPr>
-          <w:rFonts w:ascii="Arial" w:hAnsi="Arial"/>
-          <w:sz w:val="20"/>
-        </w:rPr>
-        <w:t>Turut berkontribusi dalam mencari solusi teknologi praktis dan ramah lingkungan yang menunjang peta jalan ekonomi biru (</w:t>
-      </w:r>
-      <w:r>
-        <w:rPr>
-          <w:rFonts w:ascii="Arial" w:hAnsi="Arial"/>
-          <w:i/>
-          <w:sz w:val="20"/>
-        </w:rPr>
-        <w:t>Blue Economy</w:t>
-      </w:r>
-      <w:r>
-        <w:rPr>
-          <w:rFonts w:ascii="Arial" w:hAnsi="Arial"/>
-          <w:sz w:val="20"/>
-        </w:rPr>
-        <w:t>) Nasional, inspeksi integritas struktural aset lepas pantai, serta memajukan agenda konservasi laut dan terumbu karang di Indonesia, khususnya Kawasan Timur Indonesia.</w:t>
-      </w:r>
-    </w:p>
-    <w:p>
-      <w:pPr>
-        <w:spacing w:before="200" w:after="80"/>
-      </w:pPr>
-      <w:r>
-        <w:rPr>
-          <w:rFonts w:ascii="Arial" w:hAnsi="Arial"/>
-          <w:b/>
-          <w:sz w:val="20"/>
-        </w:rPr>
-        <w:t>1.6 Sistematika Penulisan</w:t>
+        <w:t>real-time</w:t>
+      </w:r>
+      <w:r>
+        <w:rPr>
+          <w:rFonts w:ascii="Arial" w:hAnsi="Arial"/>
+          <w:sz w:val="20"/>
+        </w:rPr>
+        <w:t xml:space="preserve"> deteksi kotak pembatas YOLO, estimasi jangkauan laju (</w:t>
+      </w:r>
+      <w:r>
+        <w:rPr>
+          <w:rFonts w:ascii="Arial" w:hAnsi="Arial"/>
+          <w:sz w:val="20"/>
+        </w:rPr>
+        <w:t>$$\dot{s}$$</w:t>
+      </w:r>
+      <w:r>
+        <w:rPr>
+          <w:rFonts w:ascii="Arial" w:hAnsi="Arial"/>
+          <w:sz w:val="20"/>
+        </w:rPr>
+        <w:t>), dan penanganan oklusi target [2], [16], [17], [25].</w:t>
       </w:r>
     </w:p>
     <w:p>
@@ -4815,29 +3170,104 @@
       <w:r>
         <w:rPr>
           <w:rFonts w:ascii="Arial" w:hAnsi="Arial"/>
-          <w:sz w:val="20"/>
-        </w:rPr>
-        <w:t>Proposal tugas akhir ini diatur secara hierarkis ke dalam beberapa bab sebagai berikut:</w:t>
+          <w:i/>
+          <w:sz w:val="20"/>
+        </w:rPr>
+        <w:t>Extended Kalman Filter</w:t>
+      </w:r>
+      <w:r>
+        <w:rPr>
+          <w:rFonts w:ascii="Arial" w:hAnsi="Arial"/>
+          <w:sz w:val="20"/>
+        </w:rPr>
+        <w:t xml:space="preserve"> Hidrodinamika (</w:t>
+      </w:r>
+      <w:r>
+        <w:rPr>
+          <w:rFonts w:ascii="Consolas" w:hAnsi="Consolas"/>
+          <w:color w:val="333333"/>
+          <w:sz w:val="19"/>
+        </w:rPr>
+        <w:t>AUVDynamicsKalmanFilter</w:t>
+      </w:r>
+      <w:r>
+        <w:rPr>
+          <w:rFonts w:ascii="Arial" w:hAnsi="Arial"/>
+          <w:sz w:val="20"/>
+        </w:rPr>
+        <w:t>) untuk melakukan fungsi sensor fusion terhadap pengukuran IMU dan kedalaman dengan dinamika 6-DOF Fossen serta pendugaan arus laut [7], [18], [29].</w:t>
       </w:r>
     </w:p>
     <w:p>
       <w:pPr>
         <w:spacing w:after="60"/>
-        <w:ind w:left="567" w:hanging="283"/>
+        <w:ind w:left="567" w:hanging="340"/>
       </w:pPr>
       <w:r>
         <w:rPr>
-          <w:rFonts w:ascii="Arial" w:hAnsi="Arial"/>
-        </w:rPr>
-        <w:t xml:space="preserve">•  </w:t>
-      </w:r>
-      <w:r>
-        <w:rPr>
-          <w:rFonts w:ascii="Arial" w:hAnsi="Arial"/>
           <w:b/>
-          <w:sz w:val="20"/>
-        </w:rPr>
-        <w:t>BAB I: PENDAHULUAN</w:t>
+        </w:rPr>
+        <w:t xml:space="preserve">5.  </w:t>
+      </w:r>
+      <w:r>
+        <w:rPr>
+          <w:rFonts w:ascii="Arial" w:hAnsi="Arial"/>
+          <w:i/>
+          <w:sz w:val="20"/>
+        </w:rPr>
+        <w:t>Mengimplementasikan dan mengevaluasi arsitektur perangkat keras maupun perangkat lunak secara keseluruhan melalui platform Software-In-The-Loop (SITL) dan Hardware-In-The-Loop (HITL)</w:t>
+      </w:r>
+      <w:r>
+        <w:rPr>
+          <w:rFonts w:ascii="Arial" w:hAnsi="Arial"/>
+          <w:i/>
+          <w:sz w:val="20"/>
+        </w:rPr>
+        <w:t>, memvalidasi pelacakan</w:t>
+      </w:r>
+      <w:r>
+        <w:rPr>
+          <w:rFonts w:ascii="Arial" w:hAnsi="Arial"/>
+          <w:i/>
+          <w:sz w:val="20"/>
+        </w:rPr>
+        <w:t>attitude</w:t>
+      </w:r>
+      <w:r>
+        <w:rPr>
+          <w:rFonts w:ascii="Arial" w:hAnsi="Arial"/>
+          <w:i/>
+          <w:sz w:val="20"/>
+        </w:rPr>
+        <w:t>6-DOF aktif, stabilitas visual, dan eksekusi</w:t>
+      </w:r>
+      <w:r>
+        <w:rPr>
+          <w:rFonts w:ascii="Arial" w:hAnsi="Arial"/>
+          <w:i/>
+          <w:sz w:val="20"/>
+        </w:rPr>
+        <w:t>real-time</w:t>
+      </w:r>
+      <w:r>
+        <w:rPr>
+          <w:rFonts w:ascii="Arial" w:hAnsi="Arial"/>
+          <w:sz w:val="20"/>
+        </w:rPr>
+        <w:t xml:space="preserve"> melintasi kamera, Raspberry Pi 4B, dan Pixhawk 2.4.8 yang menjalankan ArduSub melalui protokol MAVLink [14], [21], [31].</w:t>
+      </w:r>
+    </w:p>
+    <w:p>
+      <w:pPr>
+        <w:spacing w:before="200" w:after="80"/>
+      </w:pPr>
+      <w:r>
+        <w:rPr>
+          <w:rFonts w:ascii="Arial" w:hAnsi="Arial"/>
+          <w:b/>
+          <w:sz w:val="20"/>
+        </w:rPr>
+        <w:t>1.4 Batasan Masalah</w:t>
       </w:r>
     </w:p>
     <w:p>
@@ -4851,72 +3281,407 @@
           <w:rFonts w:ascii="Arial" w:hAnsi="Arial"/>
           <w:sz w:val="20"/>
         </w:rPr>
-        <w:t xml:space="preserve">Menyajikan latar belakang penelitian maritim, landasan teknis peralihan menuju </w:t>
-      </w:r>
-      <w:r>
-        <w:rPr>
-          <w:rFonts w:ascii="Arial" w:hAnsi="Arial"/>
-          <w:i/>
-          <w:sz w:val="20"/>
-        </w:rPr>
-        <w:t>6-DOF over-actuation</w:t>
-      </w:r>
-      <w:r>
-        <w:rPr>
-          <w:rFonts w:ascii="Arial" w:hAnsi="Arial"/>
-          <w:sz w:val="20"/>
-        </w:rPr>
-        <w:t>, masalah-masalah seputar estimasi keadaan (</w:t>
-      </w:r>
-      <w:r>
-        <w:rPr>
-          <w:rFonts w:ascii="Arial" w:hAnsi="Arial"/>
-          <w:i/>
-          <w:sz w:val="20"/>
-        </w:rPr>
-        <w:t>state estimation</w:t>
-      </w:r>
-      <w:r>
-        <w:rPr>
-          <w:rFonts w:ascii="Arial" w:hAnsi="Arial"/>
-          <w:sz w:val="20"/>
-        </w:rPr>
-        <w:t>) dan deteksi gangguan (</w:t>
-      </w:r>
-      <w:r>
-        <w:rPr>
-          <w:rFonts w:ascii="Arial" w:hAnsi="Arial"/>
-          <w:i/>
-          <w:sz w:val="20"/>
-        </w:rPr>
-        <w:t>noise</w:t>
-      </w:r>
-      <w:r>
-        <w:rPr>
-          <w:rFonts w:ascii="Arial" w:hAnsi="Arial"/>
-          <w:sz w:val="20"/>
-        </w:rPr>
-        <w:t>) penjejakan visual bawah laut, rumusan dan batasan masalah penelitian, tujuan serta manfaat teknis penelitian, hingga kerangka penyusunan seluruh naskah akademik.</w:t>
+        <w:t>Untuk menjaga ketelitian akademis (academic rigor) dan kedalaman analisis yang difokuskan, batasan masalah penelitian ini didefinisikan sebagai berikut:</w:t>
       </w:r>
     </w:p>
     <w:p>
       <w:pPr>
         <w:spacing w:after="60"/>
-        <w:ind w:left="567" w:hanging="283"/>
+        <w:ind w:left="567" w:hanging="340"/>
       </w:pPr>
       <w:r>
         <w:rPr>
-          <w:rFonts w:ascii="Arial" w:hAnsi="Arial"/>
-        </w:rPr>
-        <w:t xml:space="preserve">•  </w:t>
-      </w:r>
-      <w:r>
-        <w:rPr>
-          <w:rFonts w:ascii="Arial" w:hAnsi="Arial"/>
           <w:b/>
-          <w:sz w:val="20"/>
-        </w:rPr>
-        <w:t>BAB II: TINJAUAN PUSTAKA DAN LANDASAN TEORI</w:t>
+        </w:rPr>
+        <w:t xml:space="preserve">1.  </w:t>
+      </w:r>
+      <w:r>
+        <w:rPr>
+          <w:rFonts w:ascii="Arial" w:hAnsi="Arial"/>
+          <w:i/>
+          <w:sz w:val="20"/>
+        </w:rPr>
+        <w:t>Konfigurasi Mekanis Wahana</w:t>
+      </w:r>
+      <w:r>
+        <w:rPr>
+          <w:rFonts w:ascii="Arial" w:hAnsi="Arial"/>
+          <w:sz w:val="20"/>
+        </w:rPr>
+        <w:t>: Platform fisik yang dianalisis adalah AUV vectored</w:t>
+      </w:r>
+      <w:r>
+        <w:rPr>
+          <w:rFonts w:ascii="Arial" w:hAnsi="Arial"/>
+          <w:i/>
+          <w:sz w:val="20"/>
+        </w:rPr>
+        <w:t>8-pendorong dengan</w:t>
+      </w:r>
+      <w:r>
+        <w:rPr>
+          <w:rFonts w:ascii="Arial" w:hAnsi="Arial"/>
+          <w:sz w:val="20"/>
+        </w:rPr>
+        <w:t xml:space="preserve">open-frame over-actuated yang berbasis pada geometri rangka BlueROV2 Heavy, dilengkapi dengan empat pendorong horizontal bervektor pada sudut </w:t>
+      </w:r>
+      <w:r>
+        <w:rPr>
+          <w:rFonts w:ascii="Arial" w:hAnsi="Arial"/>
+          <w:sz w:val="20"/>
+        </w:rPr>
+        <w:t>$$45^\circ$$</w:t>
+      </w:r>
+      <w:r>
+        <w:rPr>
+          <w:rFonts w:ascii="Arial" w:hAnsi="Arial"/>
+          <w:sz w:val="20"/>
+        </w:rPr>
+        <w:t xml:space="preserve"> di bidang horizontal dan empat pendorong di sudut vertikal [3], [21], [31].</w:t>
+      </w:r>
+    </w:p>
+    <w:p>
+      <w:pPr>
+        <w:spacing w:after="60"/>
+        <w:ind w:left="567" w:hanging="340"/>
+      </w:pPr>
+      <w:r>
+        <w:rPr>
+          <w:b/>
+        </w:rPr>
+        <w:t xml:space="preserve">2.  </w:t>
+      </w:r>
+      <w:r>
+        <w:rPr>
+          <w:rFonts w:ascii="Arial" w:hAnsi="Arial"/>
+          <w:i/>
+          <w:sz w:val="20"/>
+        </w:rPr>
+        <w:t>Lingkungan Fluida &amp; Arus Laut</w:t>
+      </w:r>
+      <w:r>
+        <w:rPr>
+          <w:rFonts w:ascii="Arial" w:hAnsi="Arial"/>
+          <w:sz w:val="20"/>
+        </w:rPr>
+        <w:t>: Fluida sekitarnya dimodelkan sebagai air tawar/laut dengan kerapatan fluida konstan (</w:t>
+      </w:r>
+      <w:r>
+        <w:rPr>
+          <w:rFonts w:ascii="Arial" w:hAnsi="Arial"/>
+          <w:sz w:val="20"/>
+        </w:rPr>
+        <w:t>$$\rho = 1000 - 1025 \text{ kg/m}^3$$</w:t>
+      </w:r>
+      <w:r>
+        <w:rPr>
+          <w:rFonts w:ascii="Arial" w:hAnsi="Arial"/>
+          <w:sz w:val="20"/>
+        </w:rPr>
+        <w:t>). Arus fluida ambient</w:t>
+      </w:r>
+      <w:r>
+        <w:rPr>
+          <w:rFonts w:ascii="Arial" w:hAnsi="Arial"/>
+          <w:i/>
+          <w:sz w:val="20"/>
+        </w:rPr>
+        <w:t>dimodelkan sebagai vektor aliran yang bervariasi lambat serta</w:t>
+      </w:r>
+      <w:r>
+        <w:rPr>
+          <w:rFonts w:ascii="Arial" w:hAnsi="Arial"/>
+          <w:sz w:val="20"/>
+        </w:rPr>
+        <w:t>irrotational</w:t>
+      </w:r>
+      <w:r>
+        <w:rPr>
+          <w:rFonts w:ascii="Arial" w:hAnsi="Arial"/>
+          <w:i/>
+          <w:sz w:val="20"/>
+        </w:rPr>
+        <w:t>dalam kerangka inersia ($$V_c^n \in \mathbb{R}^3$$, $$\dot{V}_c^n = 0$$) [5], [7], [31]. Hambatan pembentukan gelombang permukaan (</w:t>
+      </w:r>
+      <w:r>
+        <w:rPr>
+          <w:rFonts w:ascii="Arial" w:hAnsi="Arial"/>
+          <w:sz w:val="20"/>
+        </w:rPr>
+        <w:t>wave-making resistance</w:t>
+      </w:r>
+      <w:r>
+        <w:rPr>
+          <w:rFonts w:ascii="Arial" w:hAnsi="Arial"/>
+          <w:i/>
+          <w:sz w:val="20"/>
+        </w:rPr>
+        <w:t>) dan interaksi batas permukaan bebas (</w:t>
+      </w:r>
+      <w:r>
+        <w:rPr>
+          <w:rFonts w:ascii="Arial" w:hAnsi="Arial"/>
+          <w:sz w:val="20"/>
+        </w:rPr>
+        <w:t xml:space="preserve">free-surface boundary) diabaikan dengan asumsi penyelaman dalam (kedalaman wahana </w:t>
+      </w:r>
+      <w:r>
+        <w:rPr>
+          <w:rFonts w:ascii="Arial" w:hAnsi="Arial"/>
+          <w:sz w:val="20"/>
+        </w:rPr>
+        <w:t>$$&gt; 3 \times$$</w:t>
+      </w:r>
+      <w:r>
+        <w:rPr>
+          <w:rFonts w:ascii="Arial" w:hAnsi="Arial"/>
+          <w:sz w:val="20"/>
+        </w:rPr>
+        <w:t xml:space="preserve"> ketinggian wahana) [7], [31].</w:t>
+      </w:r>
+    </w:p>
+    <w:p>
+      <w:pPr>
+        <w:spacing w:after="60"/>
+        <w:ind w:left="567" w:hanging="340"/>
+      </w:pPr>
+      <w:r>
+        <w:rPr>
+          <w:b/>
+        </w:rPr>
+        <w:t xml:space="preserve">3.  </w:t>
+      </w:r>
+      <w:r>
+        <w:rPr>
+          <w:rFonts w:ascii="Arial" w:hAnsi="Arial"/>
+          <w:i/>
+          <w:sz w:val="20"/>
+        </w:rPr>
+        <w:t>Parameterisasi Hidrodinamika</w:t>
+      </w:r>
+      <w:r>
+        <w:rPr>
+          <w:rFonts w:ascii="Arial" w:hAnsi="Arial"/>
+          <w:i/>
+          <w:sz w:val="20"/>
+        </w:rPr>
+        <w:t>: Massa, massa tambahan (</w:t>
+      </w:r>
+      <w:r>
+        <w:rPr>
+          <w:rFonts w:ascii="Arial" w:hAnsi="Arial"/>
+          <w:sz w:val="20"/>
+        </w:rPr>
+        <w:t>added mass</w:t>
+      </w:r>
+      <w:r>
+        <w:rPr>
+          <w:rFonts w:ascii="Arial" w:hAnsi="Arial"/>
+          <w:i/>
+          <w:sz w:val="20"/>
+        </w:rPr>
+        <w:t>), dan turunan redaman (damping derivatives</w:t>
+      </w:r>
+      <w:r>
+        <w:rPr>
+          <w:rFonts w:ascii="Arial" w:hAnsi="Arial"/>
+          <w:sz w:val="20"/>
+        </w:rPr>
+        <w:t xml:space="preserve">) diparameterisasi menggunakan </w:t>
+      </w:r>
+      <w:r>
+        <w:rPr>
+          <w:rFonts w:ascii="Arial" w:hAnsi="Arial"/>
+          <w:i/>
+          <w:sz w:val="20"/>
+        </w:rPr>
+        <w:t>potential flow theory</w:t>
+      </w:r>
+      <w:r>
+        <w:rPr>
+          <w:rFonts w:ascii="Arial" w:hAnsi="Arial"/>
+          <w:sz w:val="20"/>
+        </w:rPr>
+        <w:t xml:space="preserve">, </w:t>
+      </w:r>
+      <w:r>
+        <w:rPr>
+          <w:rFonts w:ascii="Arial" w:hAnsi="Arial"/>
+          <w:i/>
+          <w:sz w:val="20"/>
+        </w:rPr>
+        <w:t>strip theory</w:t>
+      </w:r>
+      <w:r>
+        <w:rPr>
+          <w:rFonts w:ascii="Arial" w:hAnsi="Arial"/>
+          <w:sz w:val="20"/>
+        </w:rPr>
+        <w:t>, serta dataset eksperimental yang divalidasi secara empiris untuk wahana open-frame [1], [21], [31], [34].</w:t>
+      </w:r>
+    </w:p>
+    <w:p>
+      <w:pPr>
+        <w:spacing w:after="60"/>
+        <w:ind w:left="567" w:hanging="340"/>
+      </w:pPr>
+      <w:r>
+        <w:rPr>
+          <w:b/>
+        </w:rPr>
+        <w:t xml:space="preserve">4.  </w:t>
+      </w:r>
+      <w:r>
+        <w:rPr>
+          <w:rFonts w:ascii="Arial" w:hAnsi="Arial"/>
+          <w:i/>
+          <w:sz w:val="20"/>
+        </w:rPr>
+        <w:t>Asumsi Visi &amp; Kalman Filter</w:t>
+      </w:r>
+      <w:r>
+        <w:rPr>
+          <w:rFonts w:ascii="Arial" w:hAnsi="Arial"/>
+          <w:i/>
+          <w:sz w:val="20"/>
+        </w:rPr>
+        <w:t>: Pelacakan visual berfokus pada deteksi kamera monokuler target tunggal dengan menggunakan model</w:t>
+      </w:r>
+      <w:r>
+        <w:rPr>
+          <w:rFonts w:ascii="Arial" w:hAnsi="Arial"/>
+          <w:i/>
+          <w:sz w:val="20"/>
+        </w:rPr>
+        <w:t>deep learning</w:t>
+      </w:r>
+      <w:r>
+        <w:rPr>
+          <w:rFonts w:ascii="Arial" w:hAnsi="Arial"/>
+          <w:i/>
+          <w:sz w:val="20"/>
+        </w:rPr>
+        <w:t>YOLO yang telah dilatih. Pergerakan target dalam koordinat gambar 2D diasumsikan mengikuti model kinematik</w:t>
+      </w:r>
+      <w:r>
+        <w:rPr>
+          <w:rFonts w:ascii="Arial" w:hAnsi="Arial"/>
+          <w:i/>
+          <w:sz w:val="20"/>
+        </w:rPr>
+        <w:t>Continuous White Noise Acceleration</w:t>
+      </w:r>
+      <w:r>
+        <w:rPr>
+          <w:rFonts w:ascii="Arial" w:hAnsi="Arial"/>
+          <w:i/>
+          <w:sz w:val="20"/>
+        </w:rPr>
+        <w:t>(CWNA) [2], [16], [17], [25]. Laju bingkai (</w:t>
+      </w:r>
+      <w:r>
+        <w:rPr>
+          <w:rFonts w:ascii="Arial" w:hAnsi="Arial"/>
+          <w:sz w:val="20"/>
+        </w:rPr>
+        <w:t>frame rate) kamera ditetapkan pada 30 FPS, sedangkan dinamika EKF berjalan secara sinkron pada 50 Hz [14], [21].</w:t>
+      </w:r>
+    </w:p>
+    <w:p>
+      <w:pPr>
+        <w:spacing w:after="60"/>
+        <w:ind w:left="567" w:hanging="340"/>
+      </w:pPr>
+      <w:r>
+        <w:rPr>
+          <w:b/>
+        </w:rPr>
+        <w:t xml:space="preserve">5.  </w:t>
+      </w:r>
+      <w:r>
+        <w:rPr>
+          <w:rFonts w:ascii="Arial" w:hAnsi="Arial"/>
+          <w:i/>
+          <w:sz w:val="20"/>
+        </w:rPr>
+        <w:t>Kerangka Perangkat Lunak &amp; Keras (Software &amp; Hardware)</w:t>
+      </w:r>
+      <w:r>
+        <w:rPr>
+          <w:rFonts w:ascii="Arial" w:hAnsi="Arial"/>
+          <w:sz w:val="20"/>
+        </w:rPr>
+        <w:t>: Simulasi SITL dieksekusi di lingkungan Gazebo Harmonic dengan ROS 2 Jazzy dan ArduSub (</w:t>
+      </w:r>
+      <w:r>
+        <w:rPr>
+          <w:rFonts w:ascii="Consolas" w:hAnsi="Consolas"/>
+          <w:sz w:val="19"/>
+        </w:rPr>
+        <w:t>-f vectored_6dof</w:t>
+      </w:r>
+      <w:r>
+        <w:rPr>
+          <w:rFonts w:ascii="Arial" w:hAnsi="Arial"/>
+          <w:sz w:val="20"/>
+        </w:rPr>
+        <w:t xml:space="preserve">). Pengujian perangkat keras fisik dilakukan menggunakan konfigurasi Hardware-In-The-Loop (HITL) yang menghubungkan komputer pendamping Raspberry Pi 4B (berjalan dengan BlueOS dan node HIL Python </w:t>
+      </w:r>
+      <w:r>
+        <w:rPr>
+          <w:rFonts w:ascii="Consolas" w:hAnsi="Consolas"/>
+          <w:sz w:val="19"/>
+        </w:rPr>
+        <w:t>auv_dynamics_hil_node.py</w:t>
+      </w:r>
+      <w:r>
+        <w:rPr>
+          <w:rFonts w:ascii="Arial" w:hAnsi="Arial"/>
+          <w:sz w:val="20"/>
+        </w:rPr>
+        <w:t xml:space="preserve"> serta </w:t>
+      </w:r>
+      <w:r>
+        <w:rPr>
+          <w:rFonts w:ascii="Consolas" w:hAnsi="Consolas"/>
+          <w:sz w:val="19"/>
+        </w:rPr>
+        <w:t>auv_kinematics_dynamics_analyzer.py</w:t>
+      </w:r>
+      <w:r>
+        <w:rPr>
+          <w:rFonts w:ascii="Arial" w:hAnsi="Arial"/>
+          <w:sz w:val="20"/>
+        </w:rPr>
+        <w:t xml:space="preserve">) beserta </w:t>
+      </w:r>
+      <w:r>
+        <w:rPr>
+          <w:rFonts w:ascii="Arial" w:hAnsi="Arial"/>
+          <w:i/>
+          <w:sz w:val="20"/>
+        </w:rPr>
+        <w:t>flight controller</w:t>
+      </w:r>
+      <w:r>
+        <w:rPr>
+          <w:rFonts w:ascii="Arial" w:hAnsi="Arial"/>
+          <w:sz w:val="20"/>
+        </w:rPr>
+        <w:t xml:space="preserve"> Pixhawk 2.4.8 dan sensor tekanan barometrik bawah air MS5837 [14], [21], [31].</w:t>
+      </w:r>
+    </w:p>
+    <w:p>
+      <w:pPr>
+        <w:spacing w:before="200" w:after="80"/>
+      </w:pPr>
+      <w:r>
+        <w:rPr>
+          <w:rFonts w:ascii="Arial" w:hAnsi="Arial"/>
+          <w:b/>
+          <w:sz w:val="20"/>
+        </w:rPr>
+        <w:t>1.5 Manfaat Penelitian</w:t>
       </w:r>
     </w:p>
     <w:p>
@@ -4930,184 +3695,19 @@
           <w:rFonts w:ascii="Arial" w:hAnsi="Arial"/>
           <w:sz w:val="20"/>
         </w:rPr>
-        <w:t>Menyajikan tinjauan literatur (</w:t>
-      </w:r>
-      <w:r>
-        <w:rPr>
-          <w:rFonts w:ascii="Arial" w:hAnsi="Arial"/>
-          <w:i/>
-          <w:sz w:val="20"/>
-        </w:rPr>
-        <w:t>state-of-the-art</w:t>
-      </w:r>
-      <w:r>
-        <w:rPr>
-          <w:rFonts w:ascii="Arial" w:hAnsi="Arial"/>
-          <w:sz w:val="20"/>
-        </w:rPr>
-        <w:t>) terkini penelitian AUV (</w:t>
-      </w:r>
-      <w:r>
-        <w:rPr>
-          <w:rFonts w:ascii="Arial" w:hAnsi="Arial"/>
-          <w:sz w:val="20"/>
-        </w:rPr>
-        <w:t>$$\ge 2021$$</w:t>
-      </w:r>
-      <w:r>
-        <w:rPr>
-          <w:rFonts w:ascii="Arial" w:hAnsi="Arial"/>
-          <w:sz w:val="20"/>
-        </w:rPr>
-        <w:t xml:space="preserve">), alokasi pendorong </w:t>
-      </w:r>
-      <w:r>
-        <w:rPr>
-          <w:rFonts w:ascii="Arial" w:hAnsi="Arial"/>
-          <w:b/>
-          <w:sz w:val="20"/>
-        </w:rPr>
-        <w:t>over-actuated</w:t>
-      </w:r>
-      <w:r>
-        <w:rPr>
-          <w:rFonts w:ascii="Arial" w:hAnsi="Arial"/>
-          <w:sz w:val="20"/>
-        </w:rPr>
-        <w:t xml:space="preserve">, pelacakan target visual dan metode Kalman Filter. Menetapkan dasar-dasar matematis bagi bingkai acuan dan koordinat referensi sistem, derivasi </w:t>
-      </w:r>
-      <w:r>
-        <w:rPr>
-          <w:rFonts w:ascii="Arial" w:hAnsi="Arial"/>
-          <w:i/>
-          <w:sz w:val="20"/>
-        </w:rPr>
-        <w:t>first-principles</w:t>
-      </w:r>
-      <w:r>
-        <w:rPr>
-          <w:rFonts w:ascii="Arial" w:hAnsi="Arial"/>
-          <w:sz w:val="20"/>
-        </w:rPr>
-        <w:t xml:space="preserve"> kinematika 6-DOF (sudut Euler, </w:t>
-      </w:r>
-      <w:r>
-        <w:rPr>
-          <w:rFonts w:ascii="Arial" w:hAnsi="Arial"/>
-          <w:b/>
-          <w:sz w:val="20"/>
-        </w:rPr>
-        <w:t>quaternion</w:t>
-      </w:r>
-      <w:r>
-        <w:rPr>
-          <w:rFonts w:ascii="Arial" w:hAnsi="Arial"/>
-          <w:sz w:val="20"/>
-        </w:rPr>
-        <w:t xml:space="preserve">, </w:t>
-      </w:r>
-      <w:r>
-        <w:rPr>
-          <w:rFonts w:ascii="Arial" w:hAnsi="Arial"/>
-          <w:i/>
-          <w:sz w:val="20"/>
-        </w:rPr>
-        <w:t>Jacobian</w:t>
-      </w:r>
-      <w:r>
-        <w:rPr>
-          <w:rFonts w:ascii="Arial" w:hAnsi="Arial"/>
-          <w:sz w:val="20"/>
-        </w:rPr>
-        <w:t>), persamaan non-linier dinamis AUV berbasis Fossen 6-DOF, formulasi Moore-Penrose *</w:t>
-      </w:r>
-      <w:r>
-        <w:rPr>
-          <w:rFonts w:ascii="Arial" w:hAnsi="Arial"/>
-          <w:i/>
-          <w:sz w:val="20"/>
-        </w:rPr>
-        <w:t>pseudo-inverse</w:t>
-      </w:r>
-      <w:r>
-        <w:rPr>
-          <w:rFonts w:ascii="Arial" w:hAnsi="Arial"/>
-          <w:sz w:val="20"/>
-        </w:rPr>
-        <w:t xml:space="preserve"> </w:t>
-      </w:r>
-      <w:r>
-        <w:rPr>
-          <w:rFonts w:ascii="Arial" w:hAnsi="Arial"/>
-          <w:i/>
-          <w:sz w:val="20"/>
-        </w:rPr>
-        <w:t>thrust allocation</w:t>
-      </w:r>
-      <w:r>
-        <w:rPr>
-          <w:rFonts w:ascii="Arial" w:hAnsi="Arial"/>
-          <w:i/>
-          <w:sz w:val="20"/>
-        </w:rPr>
-        <w:t xml:space="preserve">, penurunan persamaan model matematika Target Visual Kalman Filter 8D, dan perluasan sistem Dinamika </w:t>
-      </w:r>
-      <w:r>
-        <w:rPr>
-          <w:rFonts w:ascii="Arial" w:hAnsi="Arial"/>
-          <w:sz w:val="20"/>
-        </w:rPr>
-        <w:t>Hydrodynamic</w:t>
-      </w:r>
-      <w:r>
-        <w:rPr>
-          <w:rFonts w:ascii="Arial" w:hAnsi="Arial"/>
-          <w:i/>
-          <w:sz w:val="20"/>
-        </w:rPr>
-        <w:t xml:space="preserve"> </w:t>
-      </w:r>
-      <w:r>
-        <w:rPr>
-          <w:rFonts w:ascii="Arial" w:hAnsi="Arial"/>
-          <w:i/>
-          <w:sz w:val="20"/>
-        </w:rPr>
-        <w:t>Extended Kalman Filter</w:t>
-      </w:r>
-      <w:r>
-        <w:rPr>
-          <w:rFonts w:ascii="Arial" w:hAnsi="Arial"/>
-          <w:sz w:val="20"/>
-        </w:rPr>
-        <w:t>* (EKF) 6-DOF.</w:t>
+        <w:t>Hasil dari penelitian ini diharapkan memberikan kontribusi ilmiah, rekayasa mekanika, maupun kelembagaan secara nyata:</w:t>
       </w:r>
     </w:p>
     <w:p>
       <w:pPr>
         <w:spacing w:after="60"/>
-        <w:ind w:left="567" w:hanging="283"/>
+        <w:ind w:left="567" w:hanging="340"/>
       </w:pPr>
       <w:r>
         <w:rPr>
-          <w:rFonts w:ascii="Arial" w:hAnsi="Arial"/>
-        </w:rPr>
-        <w:t xml:space="preserve">•  </w:t>
-      </w:r>
-      <w:r>
-        <w:rPr>
-          <w:rFonts w:ascii="Arial" w:hAnsi="Arial"/>
           <w:b/>
-          <w:sz w:val="20"/>
-        </w:rPr>
-        <w:t>BAB III: METODOLOGI PENELITIAN</w:t>
-      </w:r>
-      <w:r>
-        <w:rPr>
-          <w:rFonts w:ascii="Arial" w:hAnsi="Arial"/>
-          <w:sz w:val="20"/>
-        </w:rPr>
-        <w:t xml:space="preserve"> </w:t>
+        </w:rPr>
+        <w:t xml:space="preserve">1.  </w:t>
       </w:r>
       <w:r>
         <w:rPr>
@@ -5115,7 +3715,14 @@
           <w:i/>
           <w:sz w:val="20"/>
         </w:rPr>
-        <w:t>(Menjadi target Sidang Seminar Proposal)</w:t>
+        <w:t>Kontribusi Teoretis dan Ilmiah</w:t>
+      </w:r>
+      <w:r>
+        <w:rPr>
+          <w:rFonts w:ascii="Arial" w:hAnsi="Arial"/>
+          <w:sz w:val="20"/>
+        </w:rPr>
+        <w:t>:</w:t>
       </w:r>
     </w:p>
     <w:p>
@@ -5129,7 +3736,7 @@
           <w:rFonts w:ascii="Arial" w:hAnsi="Arial"/>
           <w:sz w:val="20"/>
         </w:rPr>
-        <w:t>Merincikan tahapan alur diagram metode (</w:t>
+        <w:t>Menyajikan monograf referensi matematis komprehensif yang tidak terpotong (</w:t>
       </w:r>
       <w:r>
         <w:rPr>
@@ -5137,14 +3744,14 @@
           <w:i/>
           <w:sz w:val="20"/>
         </w:rPr>
-        <w:t>flowchart</w:t>
-      </w:r>
-      <w:r>
-        <w:rPr>
-          <w:rFonts w:ascii="Arial" w:hAnsi="Arial"/>
-          <w:sz w:val="20"/>
-        </w:rPr>
-        <w:t xml:space="preserve">), kerangka desain arsitektur perangkat keras dan lunak, prosedur untuk melaksanakan identifikasi parameter hidrodinamika, konfigurasi lingkungan uji berbasis simulasi </w:t>
+        <w:t>unabridged</w:t>
+      </w:r>
+      <w:r>
+        <w:rPr>
+          <w:rFonts w:ascii="Arial" w:hAnsi="Arial"/>
+          <w:sz w:val="20"/>
+        </w:rPr>
+        <w:t xml:space="preserve">) dan tersatukan dalam merinci kinematika 6-DOF, kinetika 6-DOF, alokasi gaya dorong </w:t>
       </w:r>
       <w:r>
         <w:rPr>
@@ -5152,14 +3759,28 @@
           <w:i/>
           <w:sz w:val="20"/>
         </w:rPr>
-        <w:t>Software-In-The-Loop</w:t>
-      </w:r>
-      <w:r>
-        <w:rPr>
-          <w:rFonts w:ascii="Arial" w:hAnsi="Arial"/>
-          <w:sz w:val="20"/>
-        </w:rPr>
-        <w:t xml:space="preserve"> (SITL) dalam medium Gazebo Harmonic dan ROS 2 Jazzy, skema integrasi telemetri dalam </w:t>
+        <w:t>over-actuated</w:t>
+      </w:r>
+      <w:r>
+        <w:rPr>
+          <w:rFonts w:ascii="Arial" w:hAnsi="Arial"/>
+          <w:sz w:val="20"/>
+        </w:rPr>
+        <w:t xml:space="preserve"> </w:t>
+      </w:r>
+      <w:r>
+        <w:rPr>
+          <w:rFonts w:ascii="Arial" w:hAnsi="Arial"/>
+          <w:sz w:val="20"/>
+        </w:rPr>
+        <w:t>$$6 \times 8$$</w:t>
+      </w:r>
+      <w:r>
+        <w:rPr>
+          <w:rFonts w:ascii="Arial" w:hAnsi="Arial"/>
+          <w:sz w:val="20"/>
+        </w:rPr>
+        <w:t xml:space="preserve">, serta estimasi status </w:t>
       </w:r>
       <w:r>
         <w:rPr>
@@ -5167,27 +3788,14 @@
           <w:i/>
           <w:sz w:val="20"/>
         </w:rPr>
-        <w:t>Hardware-In-The-Loop</w:t>
-      </w:r>
-      <w:r>
-        <w:rPr>
-          <w:rFonts w:ascii="Arial" w:hAnsi="Arial"/>
-          <w:sz w:val="20"/>
-        </w:rPr>
-        <w:t xml:space="preserve"> (HITL) antara sistem kamera RPi 4B - Pixhawk ArduSub MAVLink, hingga penjelasan menyeluruh tata laksana parameter eksperimen penjejakan objek visual, stabilitas wahana saat stasioner, serta prosedur analisis kinerja kendali optimal secara berulang dan ilmiah.</w:t>
-      </w:r>
-    </w:p>
-    <w:p>
-      <w:pPr>
-        <w:spacing w:before="200" w:after="80"/>
-      </w:pPr>
-      <w:r>
-        <w:rPr>
-          <w:rFonts w:ascii="Arial" w:hAnsi="Arial"/>
-          <w:b/>
-          <w:sz w:val="20"/>
-        </w:rPr>
-        <w:t>Daftar Pustaka (Bab I)</w:t>
+        <w:t>Kalman Filter</w:t>
+      </w:r>
+      <w:r>
+        <w:rPr>
+          <w:rFonts w:ascii="Arial" w:hAnsi="Arial"/>
+          <w:sz w:val="20"/>
+        </w:rPr>
+        <w:t xml:space="preserve"> ganda dalam ilmu robotika kelautan [7], [16], [21].</w:t>
       </w:r>
     </w:p>
     <w:p>
@@ -5204,17 +3812,49 @@
       <w:r>
         <w:rPr>
           <w:rFonts w:ascii="Arial" w:hAnsi="Arial"/>
+          <w:sz w:val="20"/>
+        </w:rPr>
+        <w:t xml:space="preserve">Memperjelas dan merangkum bukti analitis utama (pembuktian first-principles) dalam literatur maritim, termasuk inversi kofaktor selangkah demi selangkah dari </w:t>
+      </w:r>
+      <w:r>
+        <w:rPr>
+          <w:rFonts w:ascii="Arial" w:hAnsi="Arial"/>
+          <w:sz w:val="20"/>
+        </w:rPr>
+        <w:t>$$T_\Theta$$</w:t>
+      </w:r>
+      <w:r>
+        <w:rPr>
+          <w:rFonts w:ascii="Arial" w:hAnsi="Arial"/>
+          <w:sz w:val="20"/>
+        </w:rPr>
+        <w:t xml:space="preserve">, bukti prinsip pertama momen Munk hidrodinamika tidak stabil sebesar </w:t>
+      </w:r>
+      <w:r>
+        <w:rPr>
+          <w:rFonts w:ascii="Arial" w:hAnsi="Arial"/>
+          <w:sz w:val="20"/>
+        </w:rPr>
+        <w:t>$$(X_{\dot{u}} - Y_{\dot{v}})u_r v_r$$</w:t>
+      </w:r>
+      <w:r>
+        <w:rPr>
+          <w:rFonts w:ascii="Arial" w:hAnsi="Arial"/>
+          <w:sz w:val="20"/>
+        </w:rPr>
+        <w:t>, dan diskritisasi eksak terhadap persamaan Riccati kontinu [7], [25], [29], [34].</w:t>
+      </w:r>
+    </w:p>
+    <w:p>
+      <w:pPr>
+        <w:spacing w:after="60"/>
+        <w:ind w:left="567" w:hanging="340"/>
+      </w:pPr>
+      <w:r>
+        <w:rPr>
           <w:b/>
-          <w:sz w:val="20"/>
-        </w:rPr>
-        <w:t>[1]</w:t>
-      </w:r>
-      <w:r>
-        <w:rPr>
-          <w:rFonts w:ascii="Arial" w:hAnsi="Arial"/>
-          <w:sz w:val="20"/>
-        </w:rPr>
-        <w:t xml:space="preserve"> Ahmed, F., Xiang, X., Jiang, C., &amp; Wang, Y. (2023). </w:t>
+        </w:rPr>
+        <w:t xml:space="preserve">2.  </w:t>
       </w:r>
       <w:r>
         <w:rPr>
@@ -5222,14 +3862,118 @@
           <w:i/>
           <w:sz w:val="20"/>
         </w:rPr>
-        <w:t>Survey on Traditional and AI-Based Estimation Techniques for Hydrodynamic Coefficients of Autonomous Underwater Vehicle</w:t>
-      </w:r>
-      <w:r>
-        <w:rPr>
-          <w:rFonts w:ascii="Arial" w:hAnsi="Arial"/>
-          <w:sz w:val="20"/>
-        </w:rPr>
-        <w:t>. Ocean Engineering, 268, 113300. https://doi.org/10.1016/j.oceaneng.2023.113300</w:t>
+        <w:t>Kontribusi Praktis dan Teknologi</w:t>
+      </w:r>
+      <w:r>
+        <w:rPr>
+          <w:rFonts w:ascii="Arial" w:hAnsi="Arial"/>
+          <w:sz w:val="20"/>
+        </w:rPr>
+        <w:t>:</w:t>
+      </w:r>
+    </w:p>
+    <w:p>
+      <w:pPr>
+        <w:spacing w:after="80" w:line="276" w:lineRule="auto"/>
+        <w:ind w:firstLine="567"/>
+        <w:jc w:val="both"/>
+      </w:pPr>
+      <w:r>
+        <w:rPr>
+          <w:rFonts w:ascii="Arial" w:hAnsi="Arial"/>
+          <w:sz w:val="20"/>
+        </w:rPr>
+        <w:t xml:space="preserve">Menghadirkan sistem perangkat lunak yang terbuka dan terverifikasi untuk mengintegrasikan teknologi </w:t>
+      </w:r>
+      <w:r>
+        <w:rPr>
+          <w:rFonts w:ascii="Arial" w:hAnsi="Arial"/>
+          <w:i/>
+          <w:sz w:val="20"/>
+        </w:rPr>
+        <w:t>computer vision deep learning</w:t>
+      </w:r>
+      <w:r>
+        <w:rPr>
+          <w:rFonts w:ascii="Arial" w:hAnsi="Arial"/>
+          <w:sz w:val="20"/>
+        </w:rPr>
+        <w:t xml:space="preserve"> (YOLO), </w:t>
+      </w:r>
+      <w:r>
+        <w:rPr>
+          <w:rFonts w:ascii="Arial" w:hAnsi="Arial"/>
+          <w:i/>
+          <w:sz w:val="20"/>
+        </w:rPr>
+        <w:t>stochastic state filtering</w:t>
+      </w:r>
+      <w:r>
+        <w:rPr>
+          <w:rFonts w:ascii="Arial" w:hAnsi="Arial"/>
+          <w:sz w:val="20"/>
+        </w:rPr>
+        <w:t xml:space="preserve"> (</w:t>
+      </w:r>
+      <w:r>
+        <w:rPr>
+          <w:rFonts w:ascii="Arial" w:hAnsi="Arial"/>
+          <w:i/>
+          <w:sz w:val="20"/>
+        </w:rPr>
+        <w:t>Kalman Filter</w:t>
+      </w:r>
+      <w:r>
+        <w:rPr>
+          <w:rFonts w:ascii="Arial" w:hAnsi="Arial"/>
+          <w:sz w:val="20"/>
+        </w:rPr>
+        <w:t xml:space="preserve">), dan </w:t>
+      </w:r>
+      <w:r>
+        <w:rPr>
+          <w:rFonts w:ascii="Arial" w:hAnsi="Arial"/>
+          <w:i/>
+          <w:sz w:val="20"/>
+        </w:rPr>
+        <w:t>firmware</w:t>
+      </w:r>
+      <w:r>
+        <w:rPr>
+          <w:rFonts w:ascii="Arial" w:hAnsi="Arial"/>
+          <w:sz w:val="20"/>
+        </w:rPr>
+        <w:t xml:space="preserve"> kendali wahana (ArduSub </w:t>
+      </w:r>
+      <w:r>
+        <w:rPr>
+          <w:rFonts w:ascii="Consolas" w:hAnsi="Consolas"/>
+          <w:color w:val="333333"/>
+          <w:sz w:val="19"/>
+        </w:rPr>
+        <w:t>vectored_6dof</w:t>
+      </w:r>
+      <w:r>
+        <w:rPr>
+          <w:rFonts w:ascii="Arial" w:hAnsi="Arial"/>
+          <w:sz w:val="20"/>
+        </w:rPr>
+        <w:t xml:space="preserve">) dengan memanfaatkan </w:t>
+      </w:r>
+      <w:r>
+        <w:rPr>
+          <w:rFonts w:ascii="Arial" w:hAnsi="Arial"/>
+          <w:i/>
+          <w:sz w:val="20"/>
+        </w:rPr>
+        <w:t>companion computer</w:t>
+      </w:r>
+      <w:r>
+        <w:rPr>
+          <w:rFonts w:ascii="Arial" w:hAnsi="Arial"/>
+          <w:sz w:val="20"/>
+        </w:rPr>
+        <w:t xml:space="preserve"> yang terjangkau (Raspberry Pi 4B) [2], [14], [21].</w:t>
       </w:r>
     </w:p>
     <w:p>
@@ -5246,17 +3990,36 @@
       <w:r>
         <w:rPr>
           <w:rFonts w:ascii="Arial" w:hAnsi="Arial"/>
+          <w:sz w:val="20"/>
+        </w:rPr>
+        <w:t>Memungkinkan sistem kendali posisi dan pelacakan orientasi spasial (</w:t>
+      </w:r>
+      <w:r>
+        <w:rPr>
+          <w:rFonts w:ascii="Arial" w:hAnsi="Arial"/>
+          <w:i/>
+          <w:sz w:val="20"/>
+        </w:rPr>
+        <w:t>attitude tracking</w:t>
+      </w:r>
+      <w:r>
+        <w:rPr>
+          <w:rFonts w:ascii="Arial" w:hAnsi="Arial"/>
+          <w:sz w:val="20"/>
+        </w:rPr>
+        <w:t>) 6-DOF yang aktif secara dinamis, sehingga stabilitas posisi selalu terjaga ketika mengoperasikan subsea robotic manipulator arm (lengan robot) tanpa memiringkan postur wahana secara serampangan [18], [21], [31].</w:t>
+      </w:r>
+    </w:p>
+    <w:p>
+      <w:pPr>
+        <w:spacing w:after="60"/>
+        <w:ind w:left="567" w:hanging="340"/>
+      </w:pPr>
+      <w:r>
+        <w:rPr>
           <w:b/>
-          <w:sz w:val="20"/>
-        </w:rPr>
-        <w:t>[2]</w:t>
-      </w:r>
-      <w:r>
-        <w:rPr>
-          <w:rFonts w:ascii="Arial" w:hAnsi="Arial"/>
-          <w:sz w:val="20"/>
-        </w:rPr>
-        <w:t xml:space="preserve"> Alinei-Poiană, T., Rețe, D., Martinovici, D., Maer, V. M., &amp; Bușoniu, L. (2024). </w:t>
+        </w:rPr>
+        <w:t xml:space="preserve">3.  </w:t>
       </w:r>
       <w:r>
         <w:rPr>
@@ -5264,14 +4027,58 @@
           <w:i/>
           <w:sz w:val="20"/>
         </w:rPr>
-        <w:t>A BlueROV2-Based Platform for Underwater Mapping Experiments</w:t>
-      </w:r>
-      <w:r>
-        <w:rPr>
-          <w:rFonts w:ascii="Arial" w:hAnsi="Arial"/>
-          <w:sz w:val="20"/>
-        </w:rPr>
-        <w:t>. IFAC-PapersOnLine, 58(20), 470–475. https://doi.org/10.1016/j.ifacol.2024.10.098</w:t>
+        <w:t>Kontribusi Kelembagaan dan Publik</w:t>
+      </w:r>
+      <w:r>
+        <w:rPr>
+          <w:rFonts w:ascii="Arial" w:hAnsi="Arial"/>
+          <w:sz w:val="20"/>
+        </w:rPr>
+        <w:t>:</w:t>
+      </w:r>
+    </w:p>
+    <w:p>
+      <w:pPr>
+        <w:spacing w:after="80" w:line="276" w:lineRule="auto"/>
+        <w:ind w:firstLine="567"/>
+        <w:jc w:val="both"/>
+      </w:pPr>
+      <w:r>
+        <w:rPr>
+          <w:rFonts w:ascii="Arial" w:hAnsi="Arial"/>
+          <w:sz w:val="20"/>
+        </w:rPr>
+        <w:t>Memperkuat secara langsung program penelitian robotika bawah air (</w:t>
+      </w:r>
+      <w:r>
+        <w:rPr>
+          <w:rFonts w:ascii="Arial" w:hAnsi="Arial"/>
+          <w:i/>
+          <w:sz w:val="20"/>
+        </w:rPr>
+        <w:t>underwater robotics</w:t>
+      </w:r>
+      <w:r>
+        <w:rPr>
+          <w:rFonts w:ascii="Arial" w:hAnsi="Arial"/>
+          <w:sz w:val="20"/>
+        </w:rPr>
+        <w:t>) dan sistem otonom (</w:t>
+      </w:r>
+      <w:r>
+        <w:rPr>
+          <w:rFonts w:ascii="Arial" w:hAnsi="Arial"/>
+          <w:i/>
+          <w:sz w:val="20"/>
+        </w:rPr>
+        <w:t>autonomous systems</w:t>
+      </w:r>
+      <w:r>
+        <w:rPr>
+          <w:rFonts w:ascii="Arial" w:hAnsi="Arial"/>
+          <w:sz w:val="20"/>
+        </w:rPr>
+        <w:t>) di lingkungan Departemen Teknik Mesin / Program Studi Teknik Mesin, Universitas Hasanuddin.</w:t>
       </w:r>
     </w:p>
     <w:p>
@@ -5288,32 +4095,306 @@
       <w:r>
         <w:rPr>
           <w:rFonts w:ascii="Arial" w:hAnsi="Arial"/>
+          <w:sz w:val="20"/>
+        </w:rPr>
+        <w:t>Turut berkontribusi dalam mencari solusi teknologi praktis dan ramah lingkungan yang menunjang peta jalan ekonomi biru (</w:t>
+      </w:r>
+      <w:r>
+        <w:rPr>
+          <w:rFonts w:ascii="Arial" w:hAnsi="Arial"/>
+          <w:i/>
+          <w:sz w:val="20"/>
+        </w:rPr>
+        <w:t>Blue Economy</w:t>
+      </w:r>
+      <w:r>
+        <w:rPr>
+          <w:rFonts w:ascii="Arial" w:hAnsi="Arial"/>
+          <w:sz w:val="20"/>
+        </w:rPr>
+        <w:t>) Nasional, inspeksi integritas struktural aset lepas pantai, serta memajukan agenda konservasi laut dan terumbu karang di Indonesia, khususnya Kawasan Timur Indonesia.</w:t>
+      </w:r>
+    </w:p>
+    <w:p>
+      <w:pPr>
+        <w:spacing w:before="200" w:after="80"/>
+      </w:pPr>
+      <w:r>
+        <w:rPr>
+          <w:rFonts w:ascii="Arial" w:hAnsi="Arial"/>
           <w:b/>
           <w:sz w:val="20"/>
         </w:rPr>
-        <w:t>[3]</w:t>
-      </w:r>
-      <w:r>
-        <w:rPr>
-          <w:rFonts w:ascii="Arial" w:hAnsi="Arial"/>
-          <w:sz w:val="20"/>
-        </w:rPr>
-        <w:t xml:space="preserve"> Blue Robotics (2024). </w:t>
-      </w:r>
+        <w:t>1.6 Sistematika Penulisan</w:t>
+      </w:r>
+    </w:p>
+    <w:p>
+      <w:pPr>
+        <w:spacing w:after="80" w:line="276" w:lineRule="auto"/>
+        <w:ind w:firstLine="567"/>
+        <w:jc w:val="both"/>
+      </w:pPr>
+      <w:r>
+        <w:rPr>
+          <w:rFonts w:ascii="Arial" w:hAnsi="Arial"/>
+          <w:sz w:val="20"/>
+        </w:rPr>
+        <w:t>Proposal tugas akhir ini diatur secara hierarkis ke dalam beberapa bab sebagai berikut:</w:t>
+      </w:r>
+    </w:p>
+    <w:p>
+      <w:pPr>
+        <w:spacing w:after="80" w:line="276" w:lineRule="auto"/>
+        <w:ind w:firstLine="567"/>
+        <w:jc w:val="both"/>
+      </w:pPr>
       <w:r>
         <w:rPr>
           <w:rFonts w:ascii="Arial" w:hAnsi="Arial"/>
           <w:i/>
           <w:sz w:val="20"/>
         </w:rPr>
-        <w:t>BlueROV2 Heavy Configuration Retrofit Operating Guide and Technical Specifications</w:t>
-      </w:r>
-      <w:r>
-        <w:rPr>
-          <w:rFonts w:ascii="Arial" w:hAnsi="Arial"/>
-          <w:sz w:val="20"/>
-        </w:rPr>
-        <w:t>. Blue Robotics Inc., Torrance, CA, USA.</w:t>
+        <w:t>BAB I: PENDAHULUAN</w:t>
+      </w:r>
+    </w:p>
+    <w:p>
+      <w:pPr>
+        <w:spacing w:after="80" w:line="276" w:lineRule="auto"/>
+        <w:ind w:firstLine="567"/>
+        <w:jc w:val="both"/>
+      </w:pPr>
+      <w:r>
+        <w:rPr>
+          <w:rFonts w:ascii="Arial" w:hAnsi="Arial"/>
+          <w:sz w:val="20"/>
+        </w:rPr>
+        <w:t>Menyajikan latar belakang penelitian maritim, landasan teknis peralihan menuju 6-DOF over-actuation</w:t>
+      </w:r>
+      <w:r>
+        <w:rPr>
+          <w:rFonts w:ascii="Arial" w:hAnsi="Arial"/>
+          <w:i/>
+          <w:sz w:val="20"/>
+        </w:rPr>
+        <w:t>, masalah-masalah seputar estimasi keadaan (</w:t>
+      </w:r>
+      <w:r>
+        <w:rPr>
+          <w:rFonts w:ascii="Arial" w:hAnsi="Arial"/>
+          <w:sz w:val="20"/>
+        </w:rPr>
+        <w:t>state estimation</w:t>
+      </w:r>
+      <w:r>
+        <w:rPr>
+          <w:rFonts w:ascii="Arial" w:hAnsi="Arial"/>
+          <w:i/>
+          <w:sz w:val="20"/>
+        </w:rPr>
+        <w:t>) dan deteksi gangguan (</w:t>
+      </w:r>
+      <w:r>
+        <w:rPr>
+          <w:rFonts w:ascii="Arial" w:hAnsi="Arial"/>
+          <w:sz w:val="20"/>
+        </w:rPr>
+        <w:t>noise) penjejakan visual bawah laut, rumusan dan batasan masalah penelitian, tujuan serta manfaat teknis penelitian, hingga kerangka penyusunan seluruh naskah akademik.</w:t>
+      </w:r>
+    </w:p>
+    <w:p>
+      <w:pPr>
+        <w:spacing w:after="80" w:line="276" w:lineRule="auto"/>
+        <w:ind w:firstLine="567"/>
+        <w:jc w:val="both"/>
+      </w:pPr>
+      <w:r>
+        <w:rPr>
+          <w:rFonts w:ascii="Arial" w:hAnsi="Arial"/>
+          <w:i/>
+          <w:sz w:val="20"/>
+        </w:rPr>
+        <w:t>BAB II: TINJAUAN PUSTAKA DAN LANDASAN TEORI</w:t>
+      </w:r>
+    </w:p>
+    <w:p>
+      <w:pPr>
+        <w:spacing w:after="80" w:line="276" w:lineRule="auto"/>
+        <w:ind w:firstLine="567"/>
+        <w:jc w:val="both"/>
+      </w:pPr>
+      <w:r>
+        <w:rPr>
+          <w:rFonts w:ascii="Arial" w:hAnsi="Arial"/>
+          <w:sz w:val="20"/>
+        </w:rPr>
+        <w:t>Menyajikan tinjauan literatur (state-of-the-art) terkini penelitian AUV (</w:t>
+      </w:r>
+      <w:r>
+        <w:rPr>
+          <w:rFonts w:ascii="Arial" w:hAnsi="Arial"/>
+          <w:sz w:val="20"/>
+        </w:rPr>
+        <w:t>$$\ge 2021$$</w:t>
+      </w:r>
+      <w:r>
+        <w:rPr>
+          <w:rFonts w:ascii="Arial" w:hAnsi="Arial"/>
+          <w:sz w:val="20"/>
+        </w:rPr>
+        <w:t xml:space="preserve">), alokasi pendorong </w:t>
+      </w:r>
+      <w:r>
+        <w:rPr>
+          <w:rFonts w:ascii="Arial" w:hAnsi="Arial"/>
+          <w:i/>
+          <w:sz w:val="20"/>
+        </w:rPr>
+        <w:t>over-actuated</w:t>
+      </w:r>
+      <w:r>
+        <w:rPr>
+          <w:rFonts w:ascii="Arial" w:hAnsi="Arial"/>
+          <w:sz w:val="20"/>
+        </w:rPr>
+        <w:t xml:space="preserve">, pelacakan target visual dan metode Kalman Filter. Menetapkan dasar-dasar matematis bagi bingkai acuan dan koordinat referensi sistem, derivasi first-principles kinematika 6-DOF (sudut Euler, </w:t>
+      </w:r>
+      <w:r>
+        <w:rPr>
+          <w:rFonts w:ascii="Arial" w:hAnsi="Arial"/>
+          <w:i/>
+          <w:sz w:val="20"/>
+        </w:rPr>
+        <w:t>quaternion</w:t>
+      </w:r>
+      <w:r>
+        <w:rPr>
+          <w:rFonts w:ascii="Arial" w:hAnsi="Arial"/>
+          <w:sz w:val="20"/>
+        </w:rPr>
+        <w:t xml:space="preserve">, Jacobian), persamaan non-linier dinamis AUV berbasis Fossen 6-DOF, formulasi Moore-Penrose </w:t>
+      </w:r>
+      <w:r>
+        <w:rPr>
+          <w:rFonts w:ascii="Arial" w:hAnsi="Arial"/>
+          <w:i/>
+          <w:sz w:val="20"/>
+        </w:rPr>
+        <w:t>pseudo-inverse</w:t>
+      </w:r>
+      <w:r>
+        <w:rPr>
+          <w:rFonts w:ascii="Arial" w:hAnsi="Arial"/>
+          <w:sz w:val="20"/>
+        </w:rPr>
+        <w:t xml:space="preserve"> thrust allocation</w:t>
+      </w:r>
+      <w:r>
+        <w:rPr>
+          <w:rFonts w:ascii="Arial" w:hAnsi="Arial"/>
+          <w:i/>
+          <w:sz w:val="20"/>
+        </w:rPr>
+        <w:t>, penurunan persamaan model matematika Target Visual Kalman Filter 8D, dan perluasan sistem Dinamika</w:t>
+      </w:r>
+      <w:r>
+        <w:rPr>
+          <w:rFonts w:ascii="Arial" w:hAnsi="Arial"/>
+          <w:sz w:val="20"/>
+        </w:rPr>
+        <w:t xml:space="preserve">Hydrodynamic </w:t>
+      </w:r>
+      <w:r>
+        <w:rPr>
+          <w:rFonts w:ascii="Arial" w:hAnsi="Arial"/>
+          <w:i/>
+          <w:sz w:val="20"/>
+        </w:rPr>
+        <w:t>Extended Kalman Filter</w:t>
+      </w:r>
+      <w:r>
+        <w:rPr>
+          <w:rFonts w:ascii="Arial" w:hAnsi="Arial"/>
+          <w:sz w:val="20"/>
+        </w:rPr>
+        <w:t xml:space="preserve"> (EKF) 6-DOF.</w:t>
+      </w:r>
+    </w:p>
+    <w:p>
+      <w:pPr>
+        <w:spacing w:after="80" w:line="276" w:lineRule="auto"/>
+        <w:ind w:firstLine="567"/>
+        <w:jc w:val="both"/>
+      </w:pPr>
+      <w:r>
+        <w:rPr>
+          <w:rFonts w:ascii="Arial" w:hAnsi="Arial"/>
+          <w:sz w:val="20"/>
+        </w:rPr>
+        <w:t>BAB III: METODOLOGI PENELITIAN</w:t>
+      </w:r>
+      <w:r>
+        <w:rPr>
+          <w:rFonts w:ascii="Arial" w:hAnsi="Arial"/>
+          <w:sz w:val="20"/>
+        </w:rPr>
+        <w:t>(Menjadi target Sidang Seminar Proposal)</w:t>
+      </w:r>
+    </w:p>
+    <w:p>
+      <w:pPr>
+        <w:spacing w:after="80" w:line="276" w:lineRule="auto"/>
+        <w:ind w:firstLine="567"/>
+        <w:jc w:val="both"/>
+      </w:pPr>
+      <w:r>
+        <w:rPr>
+          <w:rFonts w:ascii="Arial" w:hAnsi="Arial"/>
+          <w:sz w:val="20"/>
+        </w:rPr>
+        <w:t>Merincikan tahapan alur diagram metode (</w:t>
+      </w:r>
+      <w:r>
+        <w:rPr>
+          <w:rFonts w:ascii="Arial" w:hAnsi="Arial"/>
+          <w:i/>
+          <w:sz w:val="20"/>
+        </w:rPr>
+        <w:t>flowchart</w:t>
+      </w:r>
+      <w:r>
+        <w:rPr>
+          <w:rFonts w:ascii="Arial" w:hAnsi="Arial"/>
+          <w:sz w:val="20"/>
+        </w:rPr>
+        <w:t xml:space="preserve">), kerangka desain arsitektur perangkat keras dan lunak, prosedur untuk melaksanakan identifikasi parameter hidrodinamika, konfigurasi lingkungan uji berbasis simulasi </w:t>
+      </w:r>
+      <w:r>
+        <w:rPr>
+          <w:rFonts w:ascii="Arial" w:hAnsi="Arial"/>
+          <w:i/>
+          <w:sz w:val="20"/>
+        </w:rPr>
+        <w:t>Software-In-The-Loop</w:t>
+      </w:r>
+      <w:r>
+        <w:rPr>
+          <w:rFonts w:ascii="Arial" w:hAnsi="Arial"/>
+          <w:sz w:val="20"/>
+        </w:rPr>
+        <w:t xml:space="preserve"> (SITL) dalam medium Gazebo Harmonic dan ROS 2 Jazzy, skema integrasi telemetri dalam Hardware-In-The-Loop (HITL) antara sistem kamera RPi 4B - Pixhawk ArduSub MAVLink, hingga penjelasan menyeluruh tata laksana parameter eksperimen penjejakan objek visual, stabilitas wahana saat stasioner, serta prosedur analisis kinerja kendali optimal secara berulang dan ilmiah.</w:t>
+      </w:r>
+    </w:p>
+    <w:p>
+      <w:pPr>
+        <w:spacing w:before="200" w:after="80"/>
+      </w:pPr>
+      <w:r>
+        <w:rPr>
+          <w:rFonts w:ascii="Arial" w:hAnsi="Arial"/>
+          <w:b/>
+          <w:sz w:val="20"/>
+        </w:rPr>
+        <w:t>Daftar Pustaka (Bab I)</w:t>
       </w:r>
     </w:p>
     <w:p>
@@ -5330,32 +4411,17 @@
       <w:r>
         <w:rPr>
           <w:rFonts w:ascii="Arial" w:hAnsi="Arial"/>
-          <w:b/>
-          <w:sz w:val="20"/>
-        </w:rPr>
-        <w:t>[4]</w:t>
-      </w:r>
-      <w:r>
-        <w:rPr>
-          <w:rFonts w:ascii="Arial" w:hAnsi="Arial"/>
-          <w:sz w:val="20"/>
-        </w:rPr>
-        <w:t xml:space="preserve"> de Moraes, C. C., Faltinsen, O. M., Esperança, P. T. T., Sphaier, S. H., &amp; Lugni, C. (2025). </w:t>
-      </w:r>
-      <w:r>
-        <w:rPr>
-          <w:rFonts w:ascii="Arial" w:hAnsi="Arial"/>
           <w:i/>
           <w:sz w:val="20"/>
         </w:rPr>
-        <w:t>Free-Surface Interaction of a Fully Appendaged AUV: An Experimental Study Using the Planar Motion Mechanism Method for Calculating Hydrodynamic Coefficients</w:t>
-      </w:r>
-      <w:r>
-        <w:rPr>
-          <w:rFonts w:ascii="Arial" w:hAnsi="Arial"/>
-          <w:sz w:val="20"/>
-        </w:rPr>
-        <w:t>. Ocean Engineering, 324, 120562. https://doi.org/10.1016/j.oceaneng.2025.120562</w:t>
+        <w:t>[1]</w:t>
+      </w:r>
+      <w:r>
+        <w:rPr>
+          <w:rFonts w:ascii="Arial" w:hAnsi="Arial"/>
+          <w:sz w:val="20"/>
+        </w:rPr>
+        <w:t xml:space="preserve"> Ahmed, F., Xiang, X., Jiang, C., &amp; Wang, Y. (2023). Survey on Traditional and AI-Based Estimation Techniques for Hydrodynamic Coefficients of Autonomous Underwater Vehicle. Ocean Engineering, 268, 113300. https://doi.org/10.1016/j.oceaneng.2023.113300</w:t>
       </w:r>
     </w:p>
     <w:p>
@@ -5372,32 +4438,17 @@
       <w:r>
         <w:rPr>
           <w:rFonts w:ascii="Arial" w:hAnsi="Arial"/>
-          <w:b/>
-          <w:sz w:val="20"/>
-        </w:rPr>
-        <w:t>[5]</w:t>
-      </w:r>
-      <w:r>
-        <w:rPr>
-          <w:rFonts w:ascii="Arial" w:hAnsi="Arial"/>
-          <w:sz w:val="20"/>
-        </w:rPr>
-        <w:t xml:space="preserve"> Det Norske Veritas (DNV) (2021). </w:t>
-      </w:r>
-      <w:r>
-        <w:rPr>
-          <w:rFonts w:ascii="Arial" w:hAnsi="Arial"/>
           <w:i/>
           <w:sz w:val="20"/>
         </w:rPr>
-        <w:t>Environmental Conditions and Environmental Loads / Modelling and Analysis of Marine Operations</w:t>
-      </w:r>
-      <w:r>
-        <w:rPr>
-          <w:rFonts w:ascii="Arial" w:hAnsi="Arial"/>
-          <w:sz w:val="20"/>
-        </w:rPr>
-        <w:t>. Recommended Practice DNVGL-RP-N103, Oslo, Norway.</w:t>
+        <w:t>[2]</w:t>
+      </w:r>
+      <w:r>
+        <w:rPr>
+          <w:rFonts w:ascii="Arial" w:hAnsi="Arial"/>
+          <w:sz w:val="20"/>
+        </w:rPr>
+        <w:t xml:space="preserve"> Alinei-Poiană, T., Rețe, D., Martinovici, D., Maer, V. M., &amp; Bușoniu, L. (2024). A BlueROV2-Based Platform for Underwater Mapping Experiments. IFAC-PapersOnLine, 58(20), 470–475. https://doi.org/10.1016/j.ifacol.2024.10.098</w:t>
       </w:r>
     </w:p>
     <w:p>
@@ -5414,32 +4465,17 @@
       <w:r>
         <w:rPr>
           <w:rFonts w:ascii="Arial" w:hAnsi="Arial"/>
-          <w:b/>
-          <w:sz w:val="20"/>
-        </w:rPr>
-        <w:t>[6]</w:t>
-      </w:r>
-      <w:r>
-        <w:rPr>
-          <w:rFonts w:ascii="Arial" w:hAnsi="Arial"/>
-          <w:sz w:val="20"/>
-        </w:rPr>
-        <w:t xml:space="preserve"> Fan, Y., Dong, H., Zhao, X., &amp; Denissenko, P. (2024). </w:t>
-      </w:r>
-      <w:r>
-        <w:rPr>
-          <w:rFonts w:ascii="Arial" w:hAnsi="Arial"/>
           <w:i/>
           <w:sz w:val="20"/>
         </w:rPr>
-        <w:t>Path-Following Control of Unmanned Underwater Vehicle Based on an Improved TD3 Deep Reinforcement Learning</w:t>
-      </w:r>
-      <w:r>
-        <w:rPr>
-          <w:rFonts w:ascii="Arial" w:hAnsi="Arial"/>
-          <w:sz w:val="20"/>
-        </w:rPr>
-        <w:t>. IEEE Transactions on Control Systems Technology, 32(5), 1904–1919. https://doi.org/10.1109/TCST.2024.3382741</w:t>
+        <w:t>[3]</w:t>
+      </w:r>
+      <w:r>
+        <w:rPr>
+          <w:rFonts w:ascii="Arial" w:hAnsi="Arial"/>
+          <w:sz w:val="20"/>
+        </w:rPr>
+        <w:t xml:space="preserve"> Blue Robotics (2024). BlueROV2 Heavy Configuration Retrofit Operating Guide and Technical Specifications. Blue Robotics Inc., Torrance, CA, USA.</w:t>
       </w:r>
     </w:p>
     <w:p>
@@ -5456,32 +4492,17 @@
       <w:r>
         <w:rPr>
           <w:rFonts w:ascii="Arial" w:hAnsi="Arial"/>
-          <w:b/>
-          <w:sz w:val="20"/>
-        </w:rPr>
-        <w:t>[7]</w:t>
-      </w:r>
-      <w:r>
-        <w:rPr>
-          <w:rFonts w:ascii="Arial" w:hAnsi="Arial"/>
-          <w:sz w:val="20"/>
-        </w:rPr>
-        <w:t xml:space="preserve"> Fossen, T. I. (2021). </w:t>
-      </w:r>
-      <w:r>
-        <w:rPr>
-          <w:rFonts w:ascii="Arial" w:hAnsi="Arial"/>
           <w:i/>
           <w:sz w:val="20"/>
         </w:rPr>
-        <w:t>Handbook of Marine Craft Hydrodynamics and Motion Control</w:t>
-      </w:r>
-      <w:r>
-        <w:rPr>
-          <w:rFonts w:ascii="Arial" w:hAnsi="Arial"/>
-          <w:sz w:val="20"/>
-        </w:rPr>
-        <w:t>. John Wiley &amp; Sons, 2nd Edition, Hoboken, NJ, USA.</w:t>
+        <w:t>[4]</w:t>
+      </w:r>
+      <w:r>
+        <w:rPr>
+          <w:rFonts w:ascii="Arial" w:hAnsi="Arial"/>
+          <w:sz w:val="20"/>
+        </w:rPr>
+        <w:t xml:space="preserve"> de Moraes, C. C., Faltinsen, O. M., Esperança, P. T. T., Sphaier, S. H., &amp; Lugni, C. (2025). Free-Surface Interaction of a Fully Appendaged AUV: An Experimental Study Using the Planar Motion Mechanism Method for Calculating Hydrodynamic Coefficients. Ocean Engineering, 324, 120562. https://doi.org/10.1016/j.oceaneng.2025.120562</w:t>
       </w:r>
     </w:p>
     <w:p>
@@ -5498,32 +4519,17 @@
       <w:r>
         <w:rPr>
           <w:rFonts w:ascii="Arial" w:hAnsi="Arial"/>
-          <w:b/>
-          <w:sz w:val="20"/>
-        </w:rPr>
-        <w:t>[8]</w:t>
-      </w:r>
-      <w:r>
-        <w:rPr>
-          <w:rFonts w:ascii="Arial" w:hAnsi="Arial"/>
-          <w:sz w:val="20"/>
-        </w:rPr>
-        <w:t xml:space="preserve"> Franchi, M., Ridolfi, A., &amp; Allotta, B. (2022). </w:t>
-      </w:r>
-      <w:r>
-        <w:rPr>
-          <w:rFonts w:ascii="Arial" w:hAnsi="Arial"/>
           <w:i/>
           <w:sz w:val="20"/>
         </w:rPr>
-        <w:t>Tethered Multi-Robot Systems in Marine Environments: A Review</w:t>
-      </w:r>
-      <w:r>
-        <w:rPr>
-          <w:rFonts w:ascii="Arial" w:hAnsi="Arial"/>
-          <w:sz w:val="20"/>
-        </w:rPr>
-        <w:t>. Current Robotics Reports, 3(4), 229–239. https://doi.org/10.1007/s43154-022-00091-x</w:t>
+        <w:t>[5]</w:t>
+      </w:r>
+      <w:r>
+        <w:rPr>
+          <w:rFonts w:ascii="Arial" w:hAnsi="Arial"/>
+          <w:sz w:val="20"/>
+        </w:rPr>
+        <w:t xml:space="preserve"> Det Norske Veritas (DNV) (2021). Environmental Conditions and Environmental Loads / Modelling and Analysis of Marine Operations. Recommended Practice DNVGL-RP-N103, Oslo, Norway.</w:t>
       </w:r>
     </w:p>
     <w:p>
@@ -5540,32 +4546,17 @@
       <w:r>
         <w:rPr>
           <w:rFonts w:ascii="Arial" w:hAnsi="Arial"/>
-          <w:b/>
-          <w:sz w:val="20"/>
-        </w:rPr>
-        <w:t>[9]</w:t>
-      </w:r>
-      <w:r>
-        <w:rPr>
-          <w:rFonts w:ascii="Arial" w:hAnsi="Arial"/>
-          <w:sz w:val="20"/>
-        </w:rPr>
-        <w:t xml:space="preserve"> Gaggero, P., Corradini, F., &amp; Fossen, T. I. (2024). </w:t>
-      </w:r>
-      <w:r>
-        <w:rPr>
-          <w:rFonts w:ascii="Arial" w:hAnsi="Arial"/>
           <w:i/>
           <w:sz w:val="20"/>
         </w:rPr>
-        <w:t>Tracking Data of a Remotely Operated Vehicle and Its Tether Using a Motion Capture System and a Tension Sensor</w:t>
-      </w:r>
-      <w:r>
-        <w:rPr>
-          <w:rFonts w:ascii="Arial" w:hAnsi="Arial"/>
-          <w:sz w:val="20"/>
-        </w:rPr>
-        <w:t>. Scientific Data, 11, 482. https://doi.org/10.1038/s41597-024-03297-7</w:t>
+        <w:t>[6]</w:t>
+      </w:r>
+      <w:r>
+        <w:rPr>
+          <w:rFonts w:ascii="Arial" w:hAnsi="Arial"/>
+          <w:sz w:val="20"/>
+        </w:rPr>
+        <w:t xml:space="preserve"> Fan, Y., Dong, H., Zhao, X., &amp; Denissenko, P. (2024). Path-Following Control of Unmanned Underwater Vehicle Based on an Improved TD3 Deep Reinforcement Learning. IEEE Transactions on Control Systems Technology, 32(5), 1904–1919. https://doi.org/10.1109/TCST.2024.3382741</w:t>
       </w:r>
     </w:p>
     <w:p>
@@ -5582,32 +4573,17 @@
       <w:r>
         <w:rPr>
           <w:rFonts w:ascii="Arial" w:hAnsi="Arial"/>
-          <w:b/>
-          <w:sz w:val="20"/>
-        </w:rPr>
-        <w:t>[10]</w:t>
-      </w:r>
-      <w:r>
-        <w:rPr>
-          <w:rFonts w:ascii="Arial" w:hAnsi="Arial"/>
-          <w:sz w:val="20"/>
-        </w:rPr>
-        <w:t xml:space="preserve"> Ge, Z., Yang, F., Lu, W., Wei, P., Ying, Y., &amp; Peng, C. (2025). </w:t>
-      </w:r>
-      <w:r>
-        <w:rPr>
-          <w:rFonts w:ascii="Arial" w:hAnsi="Arial"/>
           <w:i/>
           <w:sz w:val="20"/>
         </w:rPr>
-        <w:t>A Navigation System for ROV's Inspection on Fish Net Cage</w:t>
-      </w:r>
-      <w:r>
-        <w:rPr>
-          <w:rFonts w:ascii="Arial" w:hAnsi="Arial"/>
-          <w:sz w:val="20"/>
-        </w:rPr>
-        <w:t>. IFAC-PapersOnLine, arXiv:2503.00482.</w:t>
+        <w:t>[7]</w:t>
+      </w:r>
+      <w:r>
+        <w:rPr>
+          <w:rFonts w:ascii="Arial" w:hAnsi="Arial"/>
+          <w:sz w:val="20"/>
+        </w:rPr>
+        <w:t xml:space="preserve"> Fossen, T. I. (2021). Handbook of Marine Craft Hydrodynamics and Motion Control. John Wiley &amp; Sons, 2nd Edition, Hoboken, NJ, USA.</w:t>
       </w:r>
     </w:p>
     <w:p>
@@ -5624,32 +4600,17 @@
       <w:r>
         <w:rPr>
           <w:rFonts w:ascii="Arial" w:hAnsi="Arial"/>
-          <w:b/>
-          <w:sz w:val="20"/>
-        </w:rPr>
-        <w:t>[11]</w:t>
-      </w:r>
-      <w:r>
-        <w:rPr>
-          <w:rFonts w:ascii="Arial" w:hAnsi="Arial"/>
-          <w:sz w:val="20"/>
-        </w:rPr>
-        <w:t xml:space="preserve"> Gieraths, M., Kuchelmeister, F., &amp; Albiez, J. (2023). </w:t>
-      </w:r>
-      <w:r>
-        <w:rPr>
-          <w:rFonts w:ascii="Arial" w:hAnsi="Arial"/>
           <w:i/>
           <w:sz w:val="20"/>
         </w:rPr>
-        <w:t>Modular Hardware Architecture for the Development of Underwater Vehicles Based on Systems Engineering</w:t>
-      </w:r>
-      <w:r>
-        <w:rPr>
-          <w:rFonts w:ascii="Arial" w:hAnsi="Arial"/>
-          <w:sz w:val="20"/>
-        </w:rPr>
-        <w:t>. Sensors, 23(17), 7481. https://doi.org/10.3390/s23177481</w:t>
+        <w:t>[8]</w:t>
+      </w:r>
+      <w:r>
+        <w:rPr>
+          <w:rFonts w:ascii="Arial" w:hAnsi="Arial"/>
+          <w:sz w:val="20"/>
+        </w:rPr>
+        <w:t xml:space="preserve"> Franchi, M., Ridolfi, A., &amp; Allotta, B. (2022). Tethered Multi-Robot Systems in Marine Environments: A Review. Current Robotics Reports, 3(4), 229–239. https://doi.org/10.1007/s43154-022-00091-x</w:t>
       </w:r>
     </w:p>
     <w:p>
@@ -5666,32 +4627,17 @@
       <w:r>
         <w:rPr>
           <w:rFonts w:ascii="Arial" w:hAnsi="Arial"/>
-          <w:b/>
-          <w:sz w:val="20"/>
-        </w:rPr>
-        <w:t>[12]</w:t>
-      </w:r>
-      <w:r>
-        <w:rPr>
-          <w:rFonts w:ascii="Arial" w:hAnsi="Arial"/>
-          <w:sz w:val="20"/>
-        </w:rPr>
-        <w:t xml:space="preserve"> Hong, L., Wang, X., &amp; Zhang, D. (2024). </w:t>
-      </w:r>
-      <w:r>
-        <w:rPr>
-          <w:rFonts w:ascii="Arial" w:hAnsi="Arial"/>
           <w:i/>
           <w:sz w:val="20"/>
         </w:rPr>
-        <w:t>CFD-Based Hydrodynamic Performance Investigation of Autonomous Underwater Vehicles: A Survey</w:t>
-      </w:r>
-      <w:r>
-        <w:rPr>
-          <w:rFonts w:ascii="Arial" w:hAnsi="Arial"/>
-          <w:sz w:val="20"/>
-        </w:rPr>
-        <w:t>. Ocean Engineering, 305, 117911. https://doi.org/10.1016/j.oceaneng.2024.117911</w:t>
+        <w:t>[9]</w:t>
+      </w:r>
+      <w:r>
+        <w:rPr>
+          <w:rFonts w:ascii="Arial" w:hAnsi="Arial"/>
+          <w:sz w:val="20"/>
+        </w:rPr>
+        <w:t xml:space="preserve"> Gaggero, P., Corradini, F., &amp; Fossen, T. I. (2024). Tracking Data of a Remotely Operated Vehicle and Its Tether Using a Motion Capture System and a Tension Sensor. Scientific Data, 11, 482. https://doi.org/10.1038/s41597-024-03297-7</w:t>
       </w:r>
     </w:p>
     <w:p>
@@ -5708,32 +4654,17 @@
       <w:r>
         <w:rPr>
           <w:rFonts w:ascii="Arial" w:hAnsi="Arial"/>
-          <w:b/>
-          <w:sz w:val="20"/>
-        </w:rPr>
-        <w:t>[13]</w:t>
-      </w:r>
-      <w:r>
-        <w:rPr>
-          <w:rFonts w:ascii="Arial" w:hAnsi="Arial"/>
-          <w:sz w:val="20"/>
-        </w:rPr>
-        <w:t xml:space="preserve"> Huang, Z., Shen, Y., Du, Y., Yang, C., &amp; Wang, H. (2026). </w:t>
-      </w:r>
-      <w:r>
-        <w:rPr>
-          <w:rFonts w:ascii="Arial" w:hAnsi="Arial"/>
           <w:i/>
           <w:sz w:val="20"/>
         </w:rPr>
-        <w:t>Event-Triggered Control for UUV Trajectory Tracking Based on Grey Wolf Optimized Disturbance Observation and Adaptive Sliding Mode</w:t>
-      </w:r>
-      <w:r>
-        <w:rPr>
-          <w:rFonts w:ascii="Arial" w:hAnsi="Arial"/>
-          <w:sz w:val="20"/>
-        </w:rPr>
-        <w:t>. Ocean Engineering, 345, 123102. https://doi.org/10.1016/j.oceaneng.2026.123102</w:t>
+        <w:t>[10]</w:t>
+      </w:r>
+      <w:r>
+        <w:rPr>
+          <w:rFonts w:ascii="Arial" w:hAnsi="Arial"/>
+          <w:sz w:val="20"/>
+        </w:rPr>
+        <w:t xml:space="preserve"> Ge, Z., Yang, F., Lu, W., Wei, P., Ying, Y., &amp; Peng, C. (2025). A Navigation System for ROV's Inspection on Fish Net Cage. IFAC-PapersOnLine, arXiv:2503.00482.</w:t>
       </w:r>
     </w:p>
     <w:p>
@@ -5750,32 +4681,17 @@
       <w:r>
         <w:rPr>
           <w:rFonts w:ascii="Arial" w:hAnsi="Arial"/>
-          <w:b/>
-          <w:sz w:val="20"/>
-        </w:rPr>
-        <w:t>[14]</w:t>
-      </w:r>
-      <w:r>
-        <w:rPr>
-          <w:rFonts w:ascii="Arial" w:hAnsi="Arial"/>
-          <w:sz w:val="20"/>
-        </w:rPr>
-        <w:t xml:space="preserve"> Ismail, W. M., Hassan, A. E., Abdelhady, N. M., Hassan, N. A., Maged, S. A., &amp; Abdulhasieb, H. M. (2021). </w:t>
-      </w:r>
-      <w:r>
-        <w:rPr>
-          <w:rFonts w:ascii="Arial" w:hAnsi="Arial"/>
           <w:i/>
           <w:sz w:val="20"/>
         </w:rPr>
-        <w:t>Design of Affordable Hybrid Underwater Vehicle Platform Using ArduSub &amp; Robot Operating System (ROS) for Marine Robotics Research</w:t>
-      </w:r>
-      <w:r>
-        <w:rPr>
-          <w:rFonts w:ascii="Arial" w:hAnsi="Arial"/>
-          <w:sz w:val="20"/>
-        </w:rPr>
-        <w:t>. In Proceedings of the 5th IUGRC International Undergraduate Research Conference, Cairo, Egypt, pp. 96–102.</w:t>
+        <w:t>[11]</w:t>
+      </w:r>
+      <w:r>
+        <w:rPr>
+          <w:rFonts w:ascii="Arial" w:hAnsi="Arial"/>
+          <w:sz w:val="20"/>
+        </w:rPr>
+        <w:t xml:space="preserve"> Gieraths, M., Kuchelmeister, F., &amp; Albiez, J. (2023). Modular Hardware Architecture for the Development of Underwater Vehicles Based on Systems Engineering. Sensors, 23(17), 7481. https://doi.org/10.3390/s23177481</w:t>
       </w:r>
     </w:p>
     <w:p>
@@ -5792,32 +4708,17 @@
       <w:r>
         <w:rPr>
           <w:rFonts w:ascii="Arial" w:hAnsi="Arial"/>
-          <w:b/>
-          <w:sz w:val="20"/>
-        </w:rPr>
-        <w:t>[15]</w:t>
-      </w:r>
-      <w:r>
-        <w:rPr>
-          <w:rFonts w:ascii="Arial" w:hAnsi="Arial"/>
-          <w:sz w:val="20"/>
-        </w:rPr>
-        <w:t xml:space="preserve"> Karras, A. A., Charalampous, K., &amp; Kyriakopoulos, K. J. (2024). </w:t>
-      </w:r>
-      <w:r>
-        <w:rPr>
-          <w:rFonts w:ascii="Arial" w:hAnsi="Arial"/>
           <w:i/>
           <w:sz w:val="20"/>
         </w:rPr>
-        <w:t>From Virtual Waters to Real Oceans: A Simulation-Driven Approach to ROV Control System Design</w:t>
-      </w:r>
-      <w:r>
-        <w:rPr>
-          <w:rFonts w:ascii="Arial" w:hAnsi="Arial"/>
-          <w:sz w:val="20"/>
-        </w:rPr>
-        <w:t>. Journal of Marine Science and Engineering, 12(11), 1957. https://doi.org/10.3390/jmse12111957</w:t>
+        <w:t>[12]</w:t>
+      </w:r>
+      <w:r>
+        <w:rPr>
+          <w:rFonts w:ascii="Arial" w:hAnsi="Arial"/>
+          <w:sz w:val="20"/>
+        </w:rPr>
+        <w:t xml:space="preserve"> Hong, L., Wang, X., &amp; Zhang, D. (2024). CFD-Based Hydrodynamic Performance Investigation of Autonomous Underwater Vehicles: A Survey. Ocean Engineering, 305, 117911. https://doi.org/10.1016/j.oceaneng.2024.117911</w:t>
       </w:r>
     </w:p>
     <w:p>
@@ -5834,32 +4735,17 @@
       <w:r>
         <w:rPr>
           <w:rFonts w:ascii="Arial" w:hAnsi="Arial"/>
-          <w:b/>
-          <w:sz w:val="20"/>
-        </w:rPr>
-        <w:t>[16]</w:t>
-      </w:r>
-      <w:r>
-        <w:rPr>
-          <w:rFonts w:ascii="Arial" w:hAnsi="Arial"/>
-          <w:sz w:val="20"/>
-        </w:rPr>
-        <w:t xml:space="preserve"> Khalid, A., Sarwat, A., &amp; Riggs, H. (Eds.). (2024). </w:t>
-      </w:r>
-      <w:r>
-        <w:rPr>
-          <w:rFonts w:ascii="Arial" w:hAnsi="Arial"/>
           <w:i/>
           <w:sz w:val="20"/>
         </w:rPr>
-        <w:t>Applications and Optimizations of Kalman Filter and Their Variants</w:t>
-      </w:r>
-      <w:r>
-        <w:rPr>
-          <w:rFonts w:ascii="Arial" w:hAnsi="Arial"/>
-          <w:sz w:val="20"/>
-        </w:rPr>
-        <w:t>. IntechOpen, London, UK. https://doi.org/10.5772/intechopen.109154</w:t>
+        <w:t>[13]</w:t>
+      </w:r>
+      <w:r>
+        <w:rPr>
+          <w:rFonts w:ascii="Arial" w:hAnsi="Arial"/>
+          <w:sz w:val="20"/>
+        </w:rPr>
+        <w:t xml:space="preserve"> Huang, Z., Shen, Y., Du, Y., Yang, C., &amp; Wang, H. (2026). Event-Triggered Control for UUV Trajectory Tracking Based on Grey Wolf Optimized Disturbance Observation and Adaptive Sliding Mode. Ocean Engineering, 345, 123102. https://doi.org/10.1016/j.oceaneng.2026.123102</w:t>
       </w:r>
     </w:p>
     <w:p>
@@ -5876,32 +4762,17 @@
       <w:r>
         <w:rPr>
           <w:rFonts w:ascii="Arial" w:hAnsi="Arial"/>
-          <w:b/>
-          <w:sz w:val="20"/>
-        </w:rPr>
-        <w:t>[17]</w:t>
-      </w:r>
-      <w:r>
-        <w:rPr>
-          <w:rFonts w:ascii="Arial" w:hAnsi="Arial"/>
-          <w:sz w:val="20"/>
-        </w:rPr>
-        <w:t xml:space="preserve"> Kim, Y. V. (Ed.). (2023). </w:t>
-      </w:r>
-      <w:r>
-        <w:rPr>
-          <w:rFonts w:ascii="Arial" w:hAnsi="Arial"/>
           <w:i/>
           <w:sz w:val="20"/>
         </w:rPr>
-        <w:t>Kalman Filter - Engineering Applications</w:t>
-      </w:r>
-      <w:r>
-        <w:rPr>
-          <w:rFonts w:ascii="Arial" w:hAnsi="Arial"/>
-          <w:sz w:val="20"/>
-        </w:rPr>
-        <w:t>. IntechOpen, London, UK. https://doi.org/10.5772/intechopen.100722</w:t>
+        <w:t>[14]</w:t>
+      </w:r>
+      <w:r>
+        <w:rPr>
+          <w:rFonts w:ascii="Arial" w:hAnsi="Arial"/>
+          <w:sz w:val="20"/>
+        </w:rPr>
+        <w:t xml:space="preserve"> Ismail, W. M., Hassan, A. E., Abdelhady, N. M., Hassan, N. A., Maged, S. A., &amp; Abdulhasieb, H. M. (2021). Design of Affordable Hybrid Underwater Vehicle Platform Using ArduSub &amp; Robot Operating System (ROS) for Marine Robotics Research. In Proceedings of the 5th IUGRC International Undergraduate Research Conference, Cairo, Egypt, pp. 96–102.</w:t>
       </w:r>
     </w:p>
     <w:p>
@@ -5918,32 +4789,17 @@
       <w:r>
         <w:rPr>
           <w:rFonts w:ascii="Arial" w:hAnsi="Arial"/>
-          <w:b/>
-          <w:sz w:val="20"/>
-        </w:rPr>
-        <w:t>[18]</w:t>
-      </w:r>
-      <w:r>
-        <w:rPr>
-          <w:rFonts w:ascii="Arial" w:hAnsi="Arial"/>
-          <w:sz w:val="20"/>
-        </w:rPr>
-        <w:t xml:space="preserve"> Llorente-Vidrio, D., Chavez-Galaviz, J., Fuentes-Aguilar, R. Q., Chairez, I., &amp; Mahmoudian, N. (2025). </w:t>
-      </w:r>
-      <w:r>
-        <w:rPr>
-          <w:rFonts w:ascii="Arial" w:hAnsi="Arial"/>
           <w:i/>
           <w:sz w:val="20"/>
         </w:rPr>
-        <w:t>Robust Sliding-Mode Control of an Underwater ROV via Neural Differential Identification of Model Uncertainties</w:t>
-      </w:r>
-      <w:r>
-        <w:rPr>
-          <w:rFonts w:ascii="Arial" w:hAnsi="Arial"/>
-          <w:sz w:val="20"/>
-        </w:rPr>
-        <w:t>. Ocean Engineering, 341, 122728. https://doi.org/10.1016/j.oceaneng.2025.122728</w:t>
+        <w:t>[15]</w:t>
+      </w:r>
+      <w:r>
+        <w:rPr>
+          <w:rFonts w:ascii="Arial" w:hAnsi="Arial"/>
+          <w:sz w:val="20"/>
+        </w:rPr>
+        <w:t xml:space="preserve"> Karras, A. A., Charalampous, K., &amp; Kyriakopoulos, K. J. (2024). From Virtual Waters to Real Oceans: A Simulation-Driven Approach to ROV Control System Design. Journal of Marine Science and Engineering, 12(11), 1957. https://doi.org/10.3390/jmse12111957</w:t>
       </w:r>
     </w:p>
     <w:p>
@@ -5960,32 +4816,17 @@
       <w:r>
         <w:rPr>
           <w:rFonts w:ascii="Arial" w:hAnsi="Arial"/>
-          <w:b/>
-          <w:sz w:val="20"/>
-        </w:rPr>
-        <w:t>[19]</w:t>
-      </w:r>
-      <w:r>
-        <w:rPr>
-          <w:rFonts w:ascii="Arial" w:hAnsi="Arial"/>
-          <w:sz w:val="20"/>
-        </w:rPr>
-        <w:t xml:space="preserve"> Mari, Z., Nawaf, M. M., &amp; Drap, P. (2026). </w:t>
-      </w:r>
-      <w:r>
-        <w:rPr>
-          <w:rFonts w:ascii="Arial" w:hAnsi="Arial"/>
           <w:i/>
           <w:sz w:val="20"/>
         </w:rPr>
-        <w:t>Deep Reinforcement Learning for Autonomous Underwater Navigation: A Comparative Study with DWA and Digital Twin Validation</w:t>
-      </w:r>
-      <w:r>
-        <w:rPr>
-          <w:rFonts w:ascii="Arial" w:hAnsi="Arial"/>
-          <w:sz w:val="20"/>
-        </w:rPr>
-        <w:t>. Sensors, 26(2), 512. https://doi.org/10.3390/s26020512</w:t>
+        <w:t>[16]</w:t>
+      </w:r>
+      <w:r>
+        <w:rPr>
+          <w:rFonts w:ascii="Arial" w:hAnsi="Arial"/>
+          <w:sz w:val="20"/>
+        </w:rPr>
+        <w:t xml:space="preserve"> Khalid, A., Sarwat, A., &amp; Riggs, H. (Eds.). (2024). Applications and Optimizations of Kalman Filter and Their Variants. IntechOpen, London, UK. https://doi.org/10.5772/intechopen.109154</w:t>
       </w:r>
     </w:p>
     <w:p>
@@ -6002,32 +4843,17 @@
       <w:r>
         <w:rPr>
           <w:rFonts w:ascii="Arial" w:hAnsi="Arial"/>
-          <w:b/>
-          <w:sz w:val="20"/>
-        </w:rPr>
-        <w:t>[20]</w:t>
-      </w:r>
-      <w:r>
-        <w:rPr>
-          <w:rFonts w:ascii="Arial" w:hAnsi="Arial"/>
-          <w:sz w:val="20"/>
-        </w:rPr>
-        <w:t xml:space="preserve"> McIvor, E., Sklivanitis, G., &amp; Pados, D. A. (2024). </w:t>
-      </w:r>
-      <w:r>
-        <w:rPr>
-          <w:rFonts w:ascii="Arial" w:hAnsi="Arial"/>
           <w:i/>
           <w:sz w:val="20"/>
         </w:rPr>
-        <w:t>A Generalizable Entity-Component-System Architecture for Underwater ROV Control</w:t>
-      </w:r>
-      <w:r>
-        <w:rPr>
-          <w:rFonts w:ascii="Arial" w:hAnsi="Arial"/>
-          <w:sz w:val="20"/>
-        </w:rPr>
-        <w:t>. In IEEE/OES OCEANS 2024 - Singapore, pp. 1–7. https://doi.org/10.1109/OCEANS51537.2024.10682121</w:t>
+        <w:t>[17]</w:t>
+      </w:r>
+      <w:r>
+        <w:rPr>
+          <w:rFonts w:ascii="Arial" w:hAnsi="Arial"/>
+          <w:sz w:val="20"/>
+        </w:rPr>
+        <w:t xml:space="preserve"> Kim, Y. V. (Ed.). (2023). Kalman Filter - Engineering Applications. IntechOpen, London, UK. https://doi.org/10.5772/intechopen.100722</w:t>
       </w:r>
     </w:p>
     <w:p>
@@ -6044,32 +4870,17 @@
       <w:r>
         <w:rPr>
           <w:rFonts w:ascii="Arial" w:hAnsi="Arial"/>
-          <w:b/>
-          <w:sz w:val="20"/>
-        </w:rPr>
-        <w:t>[21]</w:t>
-      </w:r>
-      <w:r>
-        <w:rPr>
-          <w:rFonts w:ascii="Arial" w:hAnsi="Arial"/>
-          <w:sz w:val="20"/>
-        </w:rPr>
-        <w:t xml:space="preserve"> Ng, P., &amp; Krieg, M. (2024). </w:t>
-      </w:r>
-      <w:r>
-        <w:rPr>
-          <w:rFonts w:ascii="Arial" w:hAnsi="Arial"/>
           <w:i/>
           <w:sz w:val="20"/>
         </w:rPr>
-        <w:t>Modifications to ArduSub That Improve BlueROV SITL Accuracy and Design of Hybrid Autopilot</w:t>
-      </w:r>
-      <w:r>
-        <w:rPr>
-          <w:rFonts w:ascii="Arial" w:hAnsi="Arial"/>
-          <w:sz w:val="20"/>
-        </w:rPr>
-        <w:t>. Applied Sciences, 14(17), 7453. https://doi.org/10.3390/app14177453</w:t>
+        <w:t>[18]</w:t>
+      </w:r>
+      <w:r>
+        <w:rPr>
+          <w:rFonts w:ascii="Arial" w:hAnsi="Arial"/>
+          <w:sz w:val="20"/>
+        </w:rPr>
+        <w:t xml:space="preserve"> Llorente-Vidrio, D., Chavez-Galaviz, J., Fuentes-Aguilar, R. Q., Chairez, I., &amp; Mahmoudian, N. (2025). Robust Sliding-Mode Control of an Underwater ROV via Neural Differential Identification of Model Uncertainties. Ocean Engineering, 341, 122728. https://doi.org/10.1016/j.oceaneng.2025.122728</w:t>
       </w:r>
     </w:p>
     <w:p>
@@ -6086,32 +4897,17 @@
       <w:r>
         <w:rPr>
           <w:rFonts w:ascii="Arial" w:hAnsi="Arial"/>
-          <w:b/>
-          <w:sz w:val="20"/>
-        </w:rPr>
-        <w:t>[22]</w:t>
-      </w:r>
-      <w:r>
-        <w:rPr>
-          <w:rFonts w:ascii="Arial" w:hAnsi="Arial"/>
-          <w:sz w:val="20"/>
-        </w:rPr>
-        <w:t xml:space="preserve"> Pandian, R. S., Sakthivel, P., &amp; Palanisamy, V. (2023). </w:t>
-      </w:r>
-      <w:r>
-        <w:rPr>
-          <w:rFonts w:ascii="Arial" w:hAnsi="Arial"/>
           <w:i/>
           <w:sz w:val="20"/>
         </w:rPr>
-        <w:t>Path Planning and Obstacle Avoidance for AUV: A Review</w:t>
-      </w:r>
-      <w:r>
-        <w:rPr>
-          <w:rFonts w:ascii="Arial" w:hAnsi="Arial"/>
-          <w:sz w:val="20"/>
-        </w:rPr>
-        <w:t>. Ocean Engineering, 285, 115456. https://doi.org/10.1016/j.oceaneng.2023.115456</w:t>
+        <w:t>[19]</w:t>
+      </w:r>
+      <w:r>
+        <w:rPr>
+          <w:rFonts w:ascii="Arial" w:hAnsi="Arial"/>
+          <w:sz w:val="20"/>
+        </w:rPr>
+        <w:t xml:space="preserve"> Mari, Z., Nawaf, M. M., &amp; Drap, P. (2026). Deep Reinforcement Learning for Autonomous Underwater Navigation: A Comparative Study with DWA and Digital Twin Validation. Sensors, 26(2), 512. https://doi.org/10.3390/s26020512</w:t>
       </w:r>
     </w:p>
     <w:p>
@@ -6128,32 +4924,17 @@
       <w:r>
         <w:rPr>
           <w:rFonts w:ascii="Arial" w:hAnsi="Arial"/>
-          <w:b/>
-          <w:sz w:val="20"/>
-        </w:rPr>
-        <w:t>[23]</w:t>
-      </w:r>
-      <w:r>
-        <w:rPr>
-          <w:rFonts w:ascii="Arial" w:hAnsi="Arial"/>
-          <w:sz w:val="20"/>
-        </w:rPr>
-        <w:t xml:space="preserve"> Rusu, C., Radu, V., &amp; Costanzi, R. (2023). </w:t>
-      </w:r>
-      <w:r>
-        <w:rPr>
-          <w:rFonts w:ascii="Arial" w:hAnsi="Arial"/>
           <w:i/>
           <w:sz w:val="20"/>
         </w:rPr>
-        <w:t>Small Modular AUV Based on 3D Printing Technology: Design, Implementation and Experimental Validation</w:t>
-      </w:r>
-      <w:r>
-        <w:rPr>
-          <w:rFonts w:ascii="Arial" w:hAnsi="Arial"/>
-          <w:sz w:val="20"/>
-        </w:rPr>
-        <w:t>. Sensors, 23(14), 6331. https://doi.org/10.3390/s23146331</w:t>
+        <w:t>[20]</w:t>
+      </w:r>
+      <w:r>
+        <w:rPr>
+          <w:rFonts w:ascii="Arial" w:hAnsi="Arial"/>
+          <w:sz w:val="20"/>
+        </w:rPr>
+        <w:t xml:space="preserve"> McIvor, E., Sklivanitis, G., &amp; Pados, D. A. (2024). A Generalizable Entity-Component-System Architecture for Underwater ROV Control. In IEEE/OES OCEANS 2024 - Singapore, pp. 1–7. https://doi.org/10.1109/OCEANS51537.2024.10682121</w:t>
       </w:r>
     </w:p>
     <w:p>
@@ -6170,32 +4951,17 @@
       <w:r>
         <w:rPr>
           <w:rFonts w:ascii="Arial" w:hAnsi="Arial"/>
-          <w:b/>
-          <w:sz w:val="20"/>
-        </w:rPr>
-        <w:t>[24]</w:t>
-      </w:r>
-      <w:r>
-        <w:rPr>
-          <w:rFonts w:ascii="Arial" w:hAnsi="Arial"/>
-          <w:sz w:val="20"/>
-        </w:rPr>
-        <w:t xml:space="preserve"> Saad, A., Akram, W., &amp; Hussain, I. (2026). </w:t>
-      </w:r>
-      <w:r>
-        <w:rPr>
-          <w:rFonts w:ascii="Arial" w:hAnsi="Arial"/>
           <w:i/>
           <w:sz w:val="20"/>
         </w:rPr>
-        <w:t>AquaChat++: LLM-Assisted Multi-ROV Inspection for Aquaculture Net Pens with Integrated Battery Management and Thruster Fault Tolerance</w:t>
-      </w:r>
-      <w:r>
-        <w:rPr>
-          <w:rFonts w:ascii="Arial" w:hAnsi="Arial"/>
-          <w:sz w:val="20"/>
-        </w:rPr>
-        <w:t>. Ocean Engineering, 343, 122950. https://doi.org/10.1016/j.oceaneng.2026.122950</w:t>
+        <w:t>[21]</w:t>
+      </w:r>
+      <w:r>
+        <w:rPr>
+          <w:rFonts w:ascii="Arial" w:hAnsi="Arial"/>
+          <w:sz w:val="20"/>
+        </w:rPr>
+        <w:t xml:space="preserve"> Ng, P., &amp; Krieg, M. (2024). Modifications to ArduSub That Improve BlueROV SITL Accuracy and Design of Hybrid Autopilot. Applied Sciences, 14(17), 7453. https://doi.org/10.3390/app14177453</w:t>
       </w:r>
     </w:p>
     <w:p>
@@ -6212,32 +4978,17 @@
       <w:r>
         <w:rPr>
           <w:rFonts w:ascii="Arial" w:hAnsi="Arial"/>
-          <w:b/>
-          <w:sz w:val="20"/>
-        </w:rPr>
-        <w:t>[25]</w:t>
-      </w:r>
-      <w:r>
-        <w:rPr>
-          <w:rFonts w:ascii="Arial" w:hAnsi="Arial"/>
-          <w:sz w:val="20"/>
-        </w:rPr>
-        <w:t xml:space="preserve"> Särkkä, S., &amp; Svensson, L. (2023). </w:t>
-      </w:r>
-      <w:r>
-        <w:rPr>
-          <w:rFonts w:ascii="Arial" w:hAnsi="Arial"/>
           <w:i/>
           <w:sz w:val="20"/>
         </w:rPr>
-        <w:t>Bayesian Filtering and Smoothing</w:t>
-      </w:r>
-      <w:r>
-        <w:rPr>
-          <w:rFonts w:ascii="Arial" w:hAnsi="Arial"/>
-          <w:sz w:val="20"/>
-        </w:rPr>
-        <w:t>. Cambridge University Press, 2nd Edition, Cambridge, UK. https://doi.org/10.1017/9781108910002</w:t>
+        <w:t>[22]</w:t>
+      </w:r>
+      <w:r>
+        <w:rPr>
+          <w:rFonts w:ascii="Arial" w:hAnsi="Arial"/>
+          <w:sz w:val="20"/>
+        </w:rPr>
+        <w:t xml:space="preserve"> Pandian, R. S., Sakthivel, P., &amp; Palanisamy, V. (2023). Path Planning and Obstacle Avoidance for AUV: A Review. Ocean Engineering, 285, 115456. https://doi.org/10.1016/j.oceaneng.2023.115456</w:t>
       </w:r>
     </w:p>
     <w:p>
@@ -6254,32 +5005,17 @@
       <w:r>
         <w:rPr>
           <w:rFonts w:ascii="Arial" w:hAnsi="Arial"/>
-          <w:b/>
-          <w:sz w:val="20"/>
-        </w:rPr>
-        <w:t>[26]</w:t>
-      </w:r>
-      <w:r>
-        <w:rPr>
-          <w:rFonts w:ascii="Arial" w:hAnsi="Arial"/>
-          <w:sz w:val="20"/>
-        </w:rPr>
-        <w:t xml:space="preserve"> Song, P., Wei, Z., Zhang, J., &amp; Wang, X. (2023). </w:t>
-      </w:r>
-      <w:r>
-        <w:rPr>
-          <w:rFonts w:ascii="Arial" w:hAnsi="Arial"/>
           <w:i/>
           <w:sz w:val="20"/>
         </w:rPr>
-        <w:t>Multi-Objective Shape Optimization of Autonomous Underwater Vehicle by Coupling CFD Simulation with Genetic Algorithm</w:t>
-      </w:r>
-      <w:r>
-        <w:rPr>
-          <w:rFonts w:ascii="Arial" w:hAnsi="Arial"/>
-          <w:sz w:val="20"/>
-        </w:rPr>
-        <w:t>. Ocean Engineering, 280, 114686. https://doi.org/10.1016/j.oceaneng.2023.114686</w:t>
+        <w:t>[23]</w:t>
+      </w:r>
+      <w:r>
+        <w:rPr>
+          <w:rFonts w:ascii="Arial" w:hAnsi="Arial"/>
+          <w:sz w:val="20"/>
+        </w:rPr>
+        <w:t xml:space="preserve"> Rusu, C., Radu, V., &amp; Costanzi, R. (2023). Small Modular AUV Based on 3D Printing Technology: Design, Implementation and Experimental Validation. Sensors, 23(14), 6331. https://doi.org/10.3390/s23146331</w:t>
       </w:r>
     </w:p>
     <w:p>
@@ -6296,32 +5032,17 @@
       <w:r>
         <w:rPr>
           <w:rFonts w:ascii="Arial" w:hAnsi="Arial"/>
-          <w:b/>
-          <w:sz w:val="20"/>
-        </w:rPr>
-        <w:t>[27]</w:t>
-      </w:r>
-      <w:r>
-        <w:rPr>
-          <w:rFonts w:ascii="Arial" w:hAnsi="Arial"/>
-          <w:sz w:val="20"/>
-        </w:rPr>
-        <w:t xml:space="preserve"> Suárez, Á. E. Z., Palacios, F. M., Cruz, S. S., Leal, R. L., &amp; Zamora-Justo, J. A. (2024). </w:t>
-      </w:r>
-      <w:r>
-        <w:rPr>
-          <w:rFonts w:ascii="Arial" w:hAnsi="Arial"/>
           <w:i/>
           <w:sz w:val="20"/>
         </w:rPr>
-        <w:t>Dynamic Modeling and Robust Control for Underwater Vehicles by Using Dual Quaternions</w:t>
-      </w:r>
-      <w:r>
-        <w:rPr>
-          <w:rFonts w:ascii="Arial" w:hAnsi="Arial"/>
-          <w:sz w:val="20"/>
-        </w:rPr>
-        <w:t>. Ocean Engineering, 313, 119475. https://doi.org/10.1016/j.oceaneng.2024.119475</w:t>
+        <w:t>[24]</w:t>
+      </w:r>
+      <w:r>
+        <w:rPr>
+          <w:rFonts w:ascii="Arial" w:hAnsi="Arial"/>
+          <w:sz w:val="20"/>
+        </w:rPr>
+        <w:t xml:space="preserve"> Saad, A., Akram, W., &amp; Hussain, I. (2026). AquaChat++: LLM-Assisted Multi-ROV Inspection for Aquaculture Net Pens with Integrated Battery Management and Thruster Fault Tolerance. Ocean Engineering, 343, 122950. https://doi.org/10.1016/j.oceaneng.2026.122950</w:t>
       </w:r>
     </w:p>
     <w:p>
@@ -6338,32 +5059,17 @@
       <w:r>
         <w:rPr>
           <w:rFonts w:ascii="Arial" w:hAnsi="Arial"/>
-          <w:b/>
-          <w:sz w:val="20"/>
-        </w:rPr>
-        <w:t>[28]</w:t>
-      </w:r>
-      <w:r>
-        <w:rPr>
-          <w:rFonts w:ascii="Arial" w:hAnsi="Arial"/>
-          <w:sz w:val="20"/>
-        </w:rPr>
-        <w:t xml:space="preserve"> Sun, Y., Wang, X., Zhang, Y., &amp; Chen, G. (2022). </w:t>
-      </w:r>
-      <w:r>
-        <w:rPr>
-          <w:rFonts w:ascii="Arial" w:hAnsi="Arial"/>
           <w:i/>
           <w:sz w:val="20"/>
         </w:rPr>
-        <w:t>Nonlinear Dynamics of Novel Flight-Style Autonomous Underwater Vehicle with Bow Wings, Part I: ASE and CFD Based Estimations of Hydrodynamic Coefficients; Part II: Nonlinear Dynamic Modeling and Experimental Validations</w:t>
-      </w:r>
-      <w:r>
-        <w:rPr>
-          <w:rFonts w:ascii="Arial" w:hAnsi="Arial"/>
-          <w:sz w:val="20"/>
-        </w:rPr>
-        <w:t>. Ocean Engineering, 266, 112836. https://doi.org/10.1016/j.oceaneng.2022.112836</w:t>
+        <w:t>[25]</w:t>
+      </w:r>
+      <w:r>
+        <w:rPr>
+          <w:rFonts w:ascii="Arial" w:hAnsi="Arial"/>
+          <w:sz w:val="20"/>
+        </w:rPr>
+        <w:t xml:space="preserve"> Särkkä, S., &amp; Svensson, L. (2023). Bayesian Filtering and Smoothing. Cambridge University Press, 2nd Edition, Cambridge, UK. https://doi.org/10.1017/9781108910002</w:t>
       </w:r>
     </w:p>
     <w:p>
@@ -6380,47 +5086,17 @@
       <w:r>
         <w:rPr>
           <w:rFonts w:ascii="Arial" w:hAnsi="Arial"/>
-          <w:b/>
-          <w:sz w:val="20"/>
-        </w:rPr>
-        <w:t>[29]</w:t>
-      </w:r>
-      <w:r>
-        <w:rPr>
-          <w:rFonts w:ascii="Arial" w:hAnsi="Arial"/>
-          <w:sz w:val="20"/>
-        </w:rPr>
-        <w:t xml:space="preserve"> Ulin-Avila, E., &amp; Ponce-Hernandez, J. (2021). </w:t>
-      </w:r>
-      <w:r>
-        <w:rPr>
-          <w:rFonts w:ascii="Arial" w:hAnsi="Arial"/>
           <w:i/>
           <w:sz w:val="20"/>
         </w:rPr>
-        <w:t>Kalman Filter Estimation and Its Implementation</w:t>
-      </w:r>
-      <w:r>
-        <w:rPr>
-          <w:rFonts w:ascii="Arial" w:hAnsi="Arial"/>
-          <w:sz w:val="20"/>
-        </w:rPr>
-        <w:t xml:space="preserve">. In </w:t>
-      </w:r>
-      <w:r>
-        <w:rPr>
-          <w:rFonts w:ascii="Arial" w:hAnsi="Arial"/>
-          <w:i/>
-          <w:sz w:val="20"/>
-        </w:rPr>
-        <w:t>Adaptive Filtering - Recent Advances and Practical Implementation</w:t>
-      </w:r>
-      <w:r>
-        <w:rPr>
-          <w:rFonts w:ascii="Arial" w:hAnsi="Arial"/>
-          <w:sz w:val="20"/>
-        </w:rPr>
-        <w:t>, IntechOpen, London, UK. https://doi.org/10.5772/intechopen.97406</w:t>
+        <w:t>[26]</w:t>
+      </w:r>
+      <w:r>
+        <w:rPr>
+          <w:rFonts w:ascii="Arial" w:hAnsi="Arial"/>
+          <w:sz w:val="20"/>
+        </w:rPr>
+        <w:t xml:space="preserve"> Song, P., Wei, Z., Zhang, J., &amp; Wang, X. (2023). Multi-Objective Shape Optimization of Autonomous Underwater Vehicle by Coupling CFD Simulation with Genetic Algorithm. Ocean Engineering, 280, 114686. https://doi.org/10.1016/j.oceaneng.2023.114686</w:t>
       </w:r>
     </w:p>
     <w:p>
@@ -6437,32 +5113,17 @@
       <w:r>
         <w:rPr>
           <w:rFonts w:ascii="Arial" w:hAnsi="Arial"/>
-          <w:b/>
-          <w:sz w:val="20"/>
-        </w:rPr>
-        <w:t>[30]</w:t>
-      </w:r>
-      <w:r>
-        <w:rPr>
-          <w:rFonts w:ascii="Arial" w:hAnsi="Arial"/>
-          <w:sz w:val="20"/>
-        </w:rPr>
-        <w:t xml:space="preserve"> Vögele, C., Schilling, M., &amp; Hildebrandt, M. (2022). </w:t>
-      </w:r>
-      <w:r>
-        <w:rPr>
-          <w:rFonts w:ascii="Arial" w:hAnsi="Arial"/>
           <w:i/>
           <w:sz w:val="20"/>
         </w:rPr>
-        <w:t>Modularis: Modular Underwater Robot for Rapid Development and Validation of Autonomous Systems</w:t>
-      </w:r>
-      <w:r>
-        <w:rPr>
-          <w:rFonts w:ascii="Arial" w:hAnsi="Arial"/>
-          <w:sz w:val="20"/>
-        </w:rPr>
-        <w:t>. In 2022 IEEE International Conference on Robotics and Biomimetics (ROBIO), pp. 2004–2010. https://doi.org/10.1109/ROBIO54168.2022.10011985</w:t>
+        <w:t>[27]</w:t>
+      </w:r>
+      <w:r>
+        <w:rPr>
+          <w:rFonts w:ascii="Arial" w:hAnsi="Arial"/>
+          <w:sz w:val="20"/>
+        </w:rPr>
+        <w:t xml:space="preserve"> Suárez, Á. E. Z., Palacios, F. M., Cruz, S. S., Leal, R. L., &amp; Zamora-Justo, J. A. (2024). Dynamic Modeling and Robust Control for Underwater Vehicles by Using Dual Quaternions. Ocean Engineering, 313, 119475. https://doi.org/10.1016/j.oceaneng.2024.119475</w:t>
       </w:r>
     </w:p>
     <w:p>
@@ -6479,32 +5140,17 @@
       <w:r>
         <w:rPr>
           <w:rFonts w:ascii="Arial" w:hAnsi="Arial"/>
-          <w:b/>
-          <w:sz w:val="20"/>
-        </w:rPr>
-        <w:t>[31]</w:t>
-      </w:r>
-      <w:r>
-        <w:rPr>
-          <w:rFonts w:ascii="Arial" w:hAnsi="Arial"/>
-          <w:sz w:val="20"/>
-        </w:rPr>
-        <w:t xml:space="preserve"> von Benzon, M., Sørensen, F. F., Uth, E., Jouffroy, J., Liniger, J., &amp; Pedersen, S. (2022). </w:t>
-      </w:r>
-      <w:r>
-        <w:rPr>
-          <w:rFonts w:ascii="Arial" w:hAnsi="Arial"/>
           <w:i/>
           <w:sz w:val="20"/>
         </w:rPr>
-        <w:t>An Open-Source Benchmark Simulator: Control of a BlueROV2 Underwater Robot</w:t>
-      </w:r>
-      <w:r>
-        <w:rPr>
-          <w:rFonts w:ascii="Arial" w:hAnsi="Arial"/>
-          <w:sz w:val="20"/>
-        </w:rPr>
-        <w:t>. Journal of Marine Science and Engineering, 10(12), 1898. https://doi.org/10.3390/jmse10121898</w:t>
+        <w:t>[28]</w:t>
+      </w:r>
+      <w:r>
+        <w:rPr>
+          <w:rFonts w:ascii="Arial" w:hAnsi="Arial"/>
+          <w:sz w:val="20"/>
+        </w:rPr>
+        <w:t xml:space="preserve"> Sun, Y., Wang, X., Zhang, Y., &amp; Chen, G. (2022). Nonlinear Dynamics of Novel Flight-Style Autonomous Underwater Vehicle with Bow Wings, Part I: ASE and CFD Based Estimations of Hydrodynamic Coefficients; Part II: Nonlinear Dynamic Modeling and Experimental Validations. Ocean Engineering, 266, 112836. https://doi.org/10.1016/j.oceaneng.2022.112836</w:t>
       </w:r>
     </w:p>
     <w:p>
@@ -6521,32 +5167,32 @@
       <w:r>
         <w:rPr>
           <w:rFonts w:ascii="Arial" w:hAnsi="Arial"/>
-          <w:b/>
-          <w:sz w:val="20"/>
-        </w:rPr>
-        <w:t>[32]</w:t>
-      </w:r>
-      <w:r>
-        <w:rPr>
-          <w:rFonts w:ascii="Arial" w:hAnsi="Arial"/>
-          <w:sz w:val="20"/>
-        </w:rPr>
-        <w:t xml:space="preserve"> Vu, M. T., Le, T. H., Thanh, H. L. N. N., Huynh, T. T., Van, M., Hoang, Q. D., &amp; Do, T. D. (2021). </w:t>
-      </w:r>
-      <w:r>
-        <w:rPr>
-          <w:rFonts w:ascii="Arial" w:hAnsi="Arial"/>
           <w:i/>
           <w:sz w:val="20"/>
         </w:rPr>
-        <w:t>Robust Position Control of an Over-Actuated Underwater Vehicle Under Model Uncertainties and Ocean Current Effects Using Dynamic Sliding Mode Surface and Optimal Allocation Control</w:t>
-      </w:r>
-      <w:r>
-        <w:rPr>
-          <w:rFonts w:ascii="Arial" w:hAnsi="Arial"/>
-          <w:sz w:val="20"/>
-        </w:rPr>
-        <w:t>. Sensors, 21(3), 747. https://doi.org/10.3390/s21030747</w:t>
+        <w:t>[29]</w:t>
+      </w:r>
+      <w:r>
+        <w:rPr>
+          <w:rFonts w:ascii="Arial" w:hAnsi="Arial"/>
+          <w:sz w:val="20"/>
+        </w:rPr>
+        <w:t xml:space="preserve"> Ulin-Avila, E., &amp; Ponce-Hernandez, J. (2021). Kalman Filter Estimation and Its Implementation</w:t>
+      </w:r>
+      <w:r>
+        <w:rPr>
+          <w:rFonts w:ascii="Arial" w:hAnsi="Arial"/>
+          <w:i/>
+          <w:sz w:val="20"/>
+        </w:rPr>
+        <w:t>. In</w:t>
+      </w:r>
+      <w:r>
+        <w:rPr>
+          <w:rFonts w:ascii="Arial" w:hAnsi="Arial"/>
+          <w:sz w:val="20"/>
+        </w:rPr>
+        <w:t>Adaptive Filtering - Recent Advances and Practical Implementation, IntechOpen, London, UK. https://doi.org/10.5772/intechopen.97406</w:t>
       </w:r>
     </w:p>
     <w:p>
@@ -6563,32 +5209,17 @@
       <w:r>
         <w:rPr>
           <w:rFonts w:ascii="Arial" w:hAnsi="Arial"/>
-          <w:b/>
-          <w:sz w:val="20"/>
-        </w:rPr>
-        <w:t>[34]</w:t>
-      </w:r>
-      <w:r>
-        <w:rPr>
-          <w:rFonts w:ascii="Arial" w:hAnsi="Arial"/>
-          <w:sz w:val="20"/>
-        </w:rPr>
-        <w:t xml:space="preserve"> Wei, X., Du, H., Yan, T., &amp; He, B. (2025). </w:t>
-      </w:r>
-      <w:r>
-        <w:rPr>
-          <w:rFonts w:ascii="Arial" w:hAnsi="Arial"/>
           <w:i/>
           <w:sz w:val="20"/>
         </w:rPr>
-        <w:t>A Solution Method for Hydrodynamic Coefficients of Autonomous Underwater Vehicle Using Multi-Degree-of-Freedom Coupled Motion Data</w:t>
-      </w:r>
-      <w:r>
-        <w:rPr>
-          <w:rFonts w:ascii="Arial" w:hAnsi="Arial"/>
-          <w:sz w:val="20"/>
-        </w:rPr>
-        <w:t>. Ocean Engineering, 341, 122653. https://doi.org/10.1016/j.oceaneng.2025.122653</w:t>
+        <w:t>[30]</w:t>
+      </w:r>
+      <w:r>
+        <w:rPr>
+          <w:rFonts w:ascii="Arial" w:hAnsi="Arial"/>
+          <w:sz w:val="20"/>
+        </w:rPr>
+        <w:t xml:space="preserve"> Vögele, C., Schilling, M., &amp; Hildebrandt, M. (2022). Modularis: Modular Underwater Robot for Rapid Development and Validation of Autonomous Systems. In 2022 IEEE International Conference on Robotics and Biomimetics (ROBIO), pp. 2004–2010. https://doi.org/10.1109/ROBIO54168.2022.10011985</w:t>
       </w:r>
     </w:p>
     <w:p>
@@ -6605,32 +5236,17 @@
       <w:r>
         <w:rPr>
           <w:rFonts w:ascii="Arial" w:hAnsi="Arial"/>
-          <w:b/>
-          <w:sz w:val="20"/>
-        </w:rPr>
-        <w:t>[35]</w:t>
-      </w:r>
-      <w:r>
-        <w:rPr>
-          <w:rFonts w:ascii="Arial" w:hAnsi="Arial"/>
-          <w:sz w:val="20"/>
-        </w:rPr>
-        <w:t xml:space="preserve"> Westman, E., Kaess, M., &amp; Hollinger, G. A. (2021). </w:t>
-      </w:r>
-      <w:r>
-        <w:rPr>
-          <w:rFonts w:ascii="Arial" w:hAnsi="Arial"/>
           <w:i/>
           <w:sz w:val="20"/>
         </w:rPr>
-        <w:t>Towards Modular and Accessible AUV Systems</w:t>
-      </w:r>
-      <w:r>
-        <w:rPr>
-          <w:rFonts w:ascii="Arial" w:hAnsi="Arial"/>
-          <w:sz w:val="20"/>
-        </w:rPr>
-        <w:t>. In 2021 IEEE Aerospace Conference (50100), pp. 1–10. https://doi.org/10.1109/AERO50100.2021.9438312</w:t>
+        <w:t>[31]</w:t>
+      </w:r>
+      <w:r>
+        <w:rPr>
+          <w:rFonts w:ascii="Arial" w:hAnsi="Arial"/>
+          <w:sz w:val="20"/>
+        </w:rPr>
+        <w:t xml:space="preserve"> von Benzon, M., Sørensen, F. F., Uth, E., Jouffroy, J., Liniger, J., &amp; Pedersen, S. (2022). An Open-Source Benchmark Simulator: Control of a BlueROV2 Underwater Robot. Journal of Marine Science and Engineering, 10(12), 1898. https://doi.org/10.3390/jmse10121898</w:t>
       </w:r>
     </w:p>
     <w:p>
@@ -6647,32 +5263,17 @@
       <w:r>
         <w:rPr>
           <w:rFonts w:ascii="Arial" w:hAnsi="Arial"/>
-          <w:b/>
-          <w:sz w:val="20"/>
-        </w:rPr>
-        <w:t>[36]</w:t>
-      </w:r>
-      <w:r>
-        <w:rPr>
-          <w:rFonts w:ascii="Arial" w:hAnsi="Arial"/>
-          <w:sz w:val="20"/>
-        </w:rPr>
-        <w:t xml:space="preserve"> Widhalm, D., Ohnsted, C., Knutson, C., Kutzke, D., Singh, S., Mukherjee, R., Schwidder, G., Wu, Y.-K., &amp; Sattar, J. (2025). </w:t>
-      </w:r>
-      <w:r>
-        <w:rPr>
-          <w:rFonts w:ascii="Arial" w:hAnsi="Arial"/>
           <w:i/>
           <w:sz w:val="20"/>
         </w:rPr>
-        <w:t>Design and Development of the MeCO Open-Source Autonomous Underwater Vehicle</w:t>
-      </w:r>
-      <w:r>
-        <w:rPr>
-          <w:rFonts w:ascii="Arial" w:hAnsi="Arial"/>
-          <w:sz w:val="20"/>
-        </w:rPr>
-        <w:t>. In IEEE/RSJ International Conference on Intelligent Robots and Systems (IROS).</w:t>
+        <w:t>[32]</w:t>
+      </w:r>
+      <w:r>
+        <w:rPr>
+          <w:rFonts w:ascii="Arial" w:hAnsi="Arial"/>
+          <w:sz w:val="20"/>
+        </w:rPr>
+        <w:t xml:space="preserve"> Vu, M. T., Le, T. H., Thanh, H. L. N. N., Huynh, T. T., Van, M., Hoang, Q. D., &amp; Do, T. D. (2021). Robust Position Control of an Over-Actuated Underwater Vehicle Under Model Uncertainties and Ocean Current Effects Using Dynamic Sliding Mode Surface and Optimal Allocation Control. Sensors, 21(3), 747. https://doi.org/10.3390/s21030747</w:t>
       </w:r>
     </w:p>
     <w:p>
@@ -6689,32 +5290,17 @@
       <w:r>
         <w:rPr>
           <w:rFonts w:ascii="Arial" w:hAnsi="Arial"/>
-          <w:b/>
-          <w:sz w:val="20"/>
-        </w:rPr>
-        <w:t>[37]</w:t>
-      </w:r>
-      <w:r>
-        <w:rPr>
-          <w:rFonts w:ascii="Arial" w:hAnsi="Arial"/>
-          <w:sz w:val="20"/>
-        </w:rPr>
-        <w:t xml:space="preserve"> Xia, T., Liu, S., Wang, T., Li, J., Lin, W., Zhang, B., Cai, Y., &amp; Xu, W. (2025). </w:t>
-      </w:r>
-      <w:r>
-        <w:rPr>
-          <w:rFonts w:ascii="Arial" w:hAnsi="Arial"/>
           <w:i/>
           <w:sz w:val="20"/>
         </w:rPr>
-        <w:t>Experimental and Numerical Analysis on Two-Way Hull–Propeller Coupled Effect of a Fully-Actuated AUV</w:t>
-      </w:r>
-      <w:r>
-        <w:rPr>
-          <w:rFonts w:ascii="Arial" w:hAnsi="Arial"/>
-          <w:sz w:val="20"/>
-        </w:rPr>
-        <w:t>. Ocean Engineering, 321, 120288. https://doi.org/10.1016/j.oceaneng.2025.120288</w:t>
+        <w:t>[34]</w:t>
+      </w:r>
+      <w:r>
+        <w:rPr>
+          <w:rFonts w:ascii="Arial" w:hAnsi="Arial"/>
+          <w:sz w:val="20"/>
+        </w:rPr>
+        <w:t xml:space="preserve"> Wei, X., Du, H., Yan, T., &amp; He, B. (2025). A Solution Method for Hydrodynamic Coefficients of Autonomous Underwater Vehicle Using Multi-Degree-of-Freedom Coupled Motion Data. Ocean Engineering, 341, 122653. https://doi.org/10.1016/j.oceaneng.2025.122653</w:t>
       </w:r>
     </w:p>
     <w:p>
@@ -6731,32 +5317,17 @@
       <w:r>
         <w:rPr>
           <w:rFonts w:ascii="Arial" w:hAnsi="Arial"/>
-          <w:b/>
-          <w:sz w:val="20"/>
-        </w:rPr>
-        <w:t>[38]</w:t>
-      </w:r>
-      <w:r>
-        <w:rPr>
-          <w:rFonts w:ascii="Arial" w:hAnsi="Arial"/>
-          <w:sz w:val="20"/>
-        </w:rPr>
-        <w:t xml:space="preserve"> Yang, Y., Xiao, Y., &amp; Li, T. (2021). </w:t>
-      </w:r>
-      <w:r>
-        <w:rPr>
-          <w:rFonts w:ascii="Arial" w:hAnsi="Arial"/>
           <w:i/>
           <w:sz w:val="20"/>
         </w:rPr>
-        <w:t>A Survey of Autonomous Underwater Vehicle Formation: Performance, Formation Control, and Communication Capability</w:t>
-      </w:r>
-      <w:r>
-        <w:rPr>
-          <w:rFonts w:ascii="Arial" w:hAnsi="Arial"/>
-          <w:sz w:val="20"/>
-        </w:rPr>
-        <w:t>. IEEE Communications Surveys &amp; Tutorials, 23(2), 1270–1304. https://doi.org/10.1109/COMST.2021.3059418</w:t>
+        <w:t>[35]</w:t>
+      </w:r>
+      <w:r>
+        <w:rPr>
+          <w:rFonts w:ascii="Arial" w:hAnsi="Arial"/>
+          <w:sz w:val="20"/>
+        </w:rPr>
+        <w:t xml:space="preserve"> Westman, E., Kaess, M., &amp; Hollinger, G. A. (2021). Towards Modular and Accessible AUV Systems. In 2021 IEEE Aerospace Conference (50100), pp. 1–10. https://doi.org/10.1109/AERO50100.2021.9438312</w:t>
       </w:r>
     </w:p>
     <w:p>
@@ -6773,32 +5344,17 @@
       <w:r>
         <w:rPr>
           <w:rFonts w:ascii="Arial" w:hAnsi="Arial"/>
-          <w:b/>
-          <w:sz w:val="20"/>
-        </w:rPr>
-        <w:t>[39]</w:t>
-      </w:r>
-      <w:r>
-        <w:rPr>
-          <w:rFonts w:ascii="Arial" w:hAnsi="Arial"/>
-          <w:sz w:val="20"/>
-        </w:rPr>
-        <w:t xml:space="preserve"> Zhang, B., Ji, D., Liu, S., Zhu, X., &amp; Xu, W. (2023). </w:t>
-      </w:r>
-      <w:r>
-        <w:rPr>
-          <w:rFonts w:ascii="Arial" w:hAnsi="Arial"/>
           <w:i/>
           <w:sz w:val="20"/>
         </w:rPr>
-        <w:t>Autonomous Underwater Vehicle Navigation: A Review</w:t>
-      </w:r>
-      <w:r>
-        <w:rPr>
-          <w:rFonts w:ascii="Arial" w:hAnsi="Arial"/>
-          <w:sz w:val="20"/>
-        </w:rPr>
-        <w:t>. Ocean Engineering, 273, 113861. https://doi.org/10.1016/j.oceaneng.2023.113861</w:t>
+        <w:t>[36]</w:t>
+      </w:r>
+      <w:r>
+        <w:rPr>
+          <w:rFonts w:ascii="Arial" w:hAnsi="Arial"/>
+          <w:sz w:val="20"/>
+        </w:rPr>
+        <w:t xml:space="preserve"> Widhalm, D., Ohnsted, C., Knutson, C., Kutzke, D., Singh, S., Mukherjee, R., Schwidder, G., Wu, Y.-K., &amp; Sattar, J. (2025). Design and Development of the MeCO Open-Source Autonomous Underwater Vehicle. In IEEE/RSJ International Conference on Intelligent Robots and Systems (IROS).</w:t>
       </w:r>
     </w:p>
     <w:p>
@@ -6815,32 +5371,17 @@
       <w:r>
         <w:rPr>
           <w:rFonts w:ascii="Arial" w:hAnsi="Arial"/>
-          <w:b/>
-          <w:sz w:val="20"/>
-        </w:rPr>
-        <w:t>[40]</w:t>
-      </w:r>
-      <w:r>
-        <w:rPr>
-          <w:rFonts w:ascii="Arial" w:hAnsi="Arial"/>
-          <w:sz w:val="20"/>
-        </w:rPr>
-        <w:t xml:space="preserve"> Zhang, Y., Zhang, J., Guo, Z., Zhang, L., &amp; Shang, Y. (2025). </w:t>
-      </w:r>
-      <w:r>
-        <w:rPr>
-          <w:rFonts w:ascii="Arial" w:hAnsi="Arial"/>
           <w:i/>
           <w:sz w:val="20"/>
         </w:rPr>
-        <w:t>An Adaptive NMPC for ROVs Trajectory Tracking with Environmental Disturbances and Model Uncertainties</w:t>
-      </w:r>
-      <w:r>
-        <w:rPr>
-          <w:rFonts w:ascii="Arial" w:hAnsi="Arial"/>
-          <w:sz w:val="20"/>
-        </w:rPr>
-        <w:t>. Brodogradnja, 76(1), 1–25. https://doi.org/10.21278/brod76101</w:t>
+        <w:t>[37]</w:t>
+      </w:r>
+      <w:r>
+        <w:rPr>
+          <w:rFonts w:ascii="Arial" w:hAnsi="Arial"/>
+          <w:sz w:val="20"/>
+        </w:rPr>
+        <w:t xml:space="preserve"> Xia, T., Liu, S., Wang, T., Li, J., Lin, W., Zhang, B., Cai, Y., &amp; Xu, W. (2025). Experimental and Numerical Analysis on Two-Way Hull–Propeller Coupled Effect of a Fully-Actuated AUV. Ocean Engineering, 321, 120288. https://doi.org/10.1016/j.oceaneng.2025.120288</w:t>
       </w:r>
     </w:p>
     <w:p>
@@ -6857,7 +5398,88 @@
       <w:r>
         <w:rPr>
           <w:rFonts w:ascii="Arial" w:hAnsi="Arial"/>
-          <w:b/>
+          <w:i/>
+          <w:sz w:val="20"/>
+        </w:rPr>
+        <w:t>[38]</w:t>
+      </w:r>
+      <w:r>
+        <w:rPr>
+          <w:rFonts w:ascii="Arial" w:hAnsi="Arial"/>
+          <w:sz w:val="20"/>
+        </w:rPr>
+        <w:t xml:space="preserve"> Yang, Y., Xiao, Y., &amp; Li, T. (2021). A Survey of Autonomous Underwater Vehicle Formation: Performance, Formation Control, and Communication Capability. IEEE Communications Surveys &amp; Tutorials, 23(2), 1270–1304. https://doi.org/10.1109/COMST.2021.3059418</w:t>
+      </w:r>
+    </w:p>
+    <w:p>
+      <w:pPr>
+        <w:spacing w:after="60"/>
+        <w:ind w:left="567" w:hanging="283"/>
+      </w:pPr>
+      <w:r>
+        <w:rPr>
+          <w:rFonts w:ascii="Arial" w:hAnsi="Arial"/>
+        </w:rPr>
+        <w:t xml:space="preserve">•  </w:t>
+      </w:r>
+      <w:r>
+        <w:rPr>
+          <w:rFonts w:ascii="Arial" w:hAnsi="Arial"/>
+          <w:i/>
+          <w:sz w:val="20"/>
+        </w:rPr>
+        <w:t>[39]</w:t>
+      </w:r>
+      <w:r>
+        <w:rPr>
+          <w:rFonts w:ascii="Arial" w:hAnsi="Arial"/>
+          <w:sz w:val="20"/>
+        </w:rPr>
+        <w:t xml:space="preserve"> Zhang, B., Ji, D., Liu, S., Zhu, X., &amp; Xu, W. (2023). Autonomous Underwater Vehicle Navigation: A Review. Ocean Engineering, 273, 113861. https://doi.org/10.1016/j.oceaneng.2023.113861</w:t>
+      </w:r>
+    </w:p>
+    <w:p>
+      <w:pPr>
+        <w:spacing w:after="60"/>
+        <w:ind w:left="567" w:hanging="283"/>
+      </w:pPr>
+      <w:r>
+        <w:rPr>
+          <w:rFonts w:ascii="Arial" w:hAnsi="Arial"/>
+        </w:rPr>
+        <w:t xml:space="preserve">•  </w:t>
+      </w:r>
+      <w:r>
+        <w:rPr>
+          <w:rFonts w:ascii="Arial" w:hAnsi="Arial"/>
+          <w:i/>
+          <w:sz w:val="20"/>
+        </w:rPr>
+        <w:t>[40]</w:t>
+      </w:r>
+      <w:r>
+        <w:rPr>
+          <w:rFonts w:ascii="Arial" w:hAnsi="Arial"/>
+          <w:sz w:val="20"/>
+        </w:rPr>
+        <w:t xml:space="preserve"> Zhang, Y., Zhang, J., Guo, Z., Zhang, L., &amp; Shang, Y. (2025). An Adaptive NMPC for ROVs Trajectory Tracking with Environmental Disturbances and Model Uncertainties. Brodogradnja, 76(1), 1–25. https://doi.org/10.21278/brod76101</w:t>
+      </w:r>
+    </w:p>
+    <w:p>
+      <w:pPr>
+        <w:spacing w:after="60"/>
+        <w:ind w:left="567" w:hanging="283"/>
+      </w:pPr>
+      <w:r>
+        <w:rPr>
+          <w:rFonts w:ascii="Arial" w:hAnsi="Arial"/>
+        </w:rPr>
+        <w:t xml:space="preserve">•  </w:t>
+      </w:r>
+      <w:r>
+        <w:rPr>
+          <w:rFonts w:ascii="Arial" w:hAnsi="Arial"/>
+          <w:i/>
           <w:sz w:val="20"/>
         </w:rPr>
         <w:t>[41]</w:t>
@@ -6867,22 +5489,7 @@
           <w:rFonts w:ascii="Arial" w:hAnsi="Arial"/>
           <w:sz w:val="20"/>
         </w:rPr>
-        <w:t xml:space="preserve"> Zuluaga, C. A., Aristizábal, L. M., Rúa, S., Franco, D. A., Osorio, D. A., &amp; Vásquez, R. E. (2022). </w:t>
-      </w:r>
-      <w:r>
-        <w:rPr>
-          <w:rFonts w:ascii="Arial" w:hAnsi="Arial"/>
-          <w:i/>
-          <w:sz w:val="20"/>
-        </w:rPr>
-        <w:t>Development of a Modular Software Architecture for Underwater Vehicles Using Systems Engineering</w:t>
-      </w:r>
-      <w:r>
-        <w:rPr>
-          <w:rFonts w:ascii="Arial" w:hAnsi="Arial"/>
-          <w:sz w:val="20"/>
-        </w:rPr>
-        <w:t>. Journal of Marine Science and Engineering, 10(9), 1276. https://doi.org/10.3390/jmse10091276</w:t>
+        <w:t xml:space="preserve"> Zuluaga, C. A., Aristizábal, L. M., Rúa, S., Franco, D. A., Osorio, D. A., &amp; Vásquez, R. E. (2022). Development of a Modular Software Architecture for Underwater Vehicles Using Systems Engineering. Journal of Marine Science and Engineering, 10(9), 1276. https://doi.org/10.3390/jmse10091276</w:t>
       </w:r>
     </w:p>
     <w:sectPr>

--- a/Thesis/docx_export/BAB_1_PENDAHULUAN.docx
+++ b/Thesis/docx_export/BAB_1_PENDAHULUAN.docx
@@ -20,24 +20,15 @@
     </w:p>
     <w:p>
       <w:pPr>
-        <w:spacing w:after="80" w:line="276" w:lineRule="auto"/>
-        <w:ind w:firstLine="567"/>
-        <w:jc w:val="both"/>
+        <w:spacing w:before="200" w:after="80"/>
       </w:pPr>
       <w:r>
         <w:rPr>
           <w:rFonts w:ascii="Arial" w:hAnsi="Arial"/>
-          <w:i/>
-          <w:sz w:val="20"/>
-        </w:rPr>
-        <w:t>Judul Tugas Akhir</w:t>
-      </w:r>
-      <w:r>
-        <w:rPr>
-          <w:rFonts w:ascii="Arial" w:hAnsi="Arial"/>
-          <w:sz w:val="20"/>
-        </w:rPr>
-        <w:t>:</w:t>
+          <w:b/>
+          <w:sz w:val="20"/>
+        </w:rPr>
+        <w:t>1.1 Latar Belakang</w:t>
       </w:r>
     </w:p>
     <w:p>
@@ -51,7 +42,7 @@
           <w:rFonts w:ascii="Arial" w:hAnsi="Arial"/>
           <w:sz w:val="20"/>
         </w:rPr>
-        <w:t xml:space="preserve">Analisis Kinematika, Dinamika, dan Estimasi Keadaan Optimal </w:t>
+        <w:t>Indonesia merupakan negara kepulauan terbesar di dunia dengan lebih dari 17.000 pulau, garis pantai sepanjang kurang lebih 108.000 kilometer, serta wilayah yurisdiksi maritim yang membentang seluas 6,4 juta kilometer persegi. Di dalam domain bawah air yang sangat luas ini, terdapat berbagai aset infrastruktur kelautan strategis—seperti anjungan minyak dan gas lepas pantai (</w:t>
       </w:r>
       <w:r>
         <w:rPr>
@@ -59,14 +50,14 @@
           <w:i/>
           <w:sz w:val="20"/>
         </w:rPr>
-        <w:t>Kalman Filter</w:t>
-      </w:r>
-      <w:r>
-        <w:rPr>
-          <w:rFonts w:ascii="Arial" w:hAnsi="Arial"/>
-          <w:sz w:val="20"/>
-        </w:rPr>
-        <w:t xml:space="preserve"> untuk </w:t>
+        <w:t>offshore oil and gas platforms</w:t>
+      </w:r>
+      <w:r>
+        <w:rPr>
+          <w:rFonts w:ascii="Arial" w:hAnsi="Arial"/>
+          <w:sz w:val="20"/>
+        </w:rPr>
+        <w:t>), jaringan pipa bawah laut (</w:t>
       </w:r>
       <w:r>
         <w:rPr>
@@ -74,27 +65,104 @@
           <w:i/>
           <w:sz w:val="20"/>
         </w:rPr>
-        <w:t>Vision-Based Tracking</w:t>
-      </w:r>
-      <w:r>
-        <w:rPr>
-          <w:rFonts w:ascii="Arial" w:hAnsi="Arial"/>
-          <w:sz w:val="20"/>
-        </w:rPr>
-        <w:t xml:space="preserve"> pada Over-Actuated 8-Thruster 6-DOF Vectored AUV</w:t>
-      </w:r>
-    </w:p>
-    <w:p>
-      <w:pPr>
-        <w:spacing w:before="200" w:after="80"/>
-      </w:pPr>
-      <w:r>
-        <w:rPr>
-          <w:rFonts w:ascii="Arial" w:hAnsi="Arial"/>
-          <w:b/>
-          <w:sz w:val="20"/>
-        </w:rPr>
-        <w:t>1.1 Latar Belakang</w:t>
+        <w:t>subsea pipelines</w:t>
+      </w:r>
+      <w:r>
+        <w:rPr>
+          <w:rFonts w:ascii="Arial" w:hAnsi="Arial"/>
+          <w:sz w:val="20"/>
+        </w:rPr>
+        <w:t>), kabel transmisi telekomunikasi dan kelistrikan dasar laut, serta instalasi energi terbarukan arus laut—di samping keanekaragaman hayati terumbu karang dan ekosistem bentik yang sangat rentan [2], [14]. Inspeksi berkala, pemantauan kesehatan struktural (</w:t>
+      </w:r>
+      <w:r>
+        <w:rPr>
+          <w:rFonts w:ascii="Arial" w:hAnsi="Arial"/>
+          <w:i/>
+          <w:sz w:val="20"/>
+        </w:rPr>
+        <w:t>structural health monitoring</w:t>
+      </w:r>
+      <w:r>
+        <w:rPr>
+          <w:rFonts w:ascii="Arial" w:hAnsi="Arial"/>
+          <w:sz w:val="20"/>
+        </w:rPr>
+        <w:t>), dan pemeliharaan instalasi bawah air ini secara konvensional sangat bergantung pada penyelam komersial (</w:t>
+      </w:r>
+      <w:r>
+        <w:rPr>
+          <w:rFonts w:ascii="Arial" w:hAnsi="Arial"/>
+          <w:i/>
+          <w:sz w:val="20"/>
+        </w:rPr>
+        <w:t>commercial divers</w:t>
+      </w:r>
+      <w:r>
+        <w:rPr>
+          <w:rFonts w:ascii="Arial" w:hAnsi="Arial"/>
+          <w:sz w:val="20"/>
+        </w:rPr>
+        <w:t xml:space="preserve">) atau wahana tanpa awak kelas berat seperti </w:t>
+      </w:r>
+      <w:r>
+        <w:rPr>
+          <w:rFonts w:ascii="Arial" w:hAnsi="Arial"/>
+          <w:i/>
+          <w:sz w:val="20"/>
+        </w:rPr>
+        <w:t>Work-Class Remotely Operated Vehicles</w:t>
+      </w:r>
+      <w:r>
+        <w:rPr>
+          <w:rFonts w:ascii="Arial" w:hAnsi="Arial"/>
+          <w:sz w:val="20"/>
+        </w:rPr>
+        <w:t xml:space="preserve"> (WROVs) [14], [18], [31]. Namun, intervensi penyelam manusia sangat dibatasi oleh bahaya fisiologis hiperbarik, risiko penyakit dekompresi, dan batas kedalaman kerja yang sangat terbatas. Sementara itu, operasional ROV kelas berat memerlukan kapal pendukung permukaan (</w:t>
+      </w:r>
+      <w:r>
+        <w:rPr>
+          <w:rFonts w:ascii="Arial" w:hAnsi="Arial"/>
+          <w:i/>
+          <w:sz w:val="20"/>
+        </w:rPr>
+        <w:t>support vessel</w:t>
+      </w:r>
+      <w:r>
+        <w:rPr>
+          <w:rFonts w:ascii="Arial" w:hAnsi="Arial"/>
+          <w:sz w:val="20"/>
+        </w:rPr>
+        <w:t>) yang masif, sistem derek kabel umbilikal (</w:t>
+      </w:r>
+      <w:r>
+        <w:rPr>
+          <w:rFonts w:ascii="Arial" w:hAnsi="Arial"/>
+          <w:i/>
+          <w:sz w:val="20"/>
+        </w:rPr>
+        <w:t>tether handling system</w:t>
+      </w:r>
+      <w:r>
+        <w:rPr>
+          <w:rFonts w:ascii="Arial" w:hAnsi="Arial"/>
+          <w:sz w:val="20"/>
+        </w:rPr>
+        <w:t>) yang rumit, serta biaya operasional harian (</w:t>
+      </w:r>
+      <w:r>
+        <w:rPr>
+          <w:rFonts w:ascii="Arial" w:hAnsi="Arial"/>
+          <w:i/>
+          <w:sz w:val="20"/>
+        </w:rPr>
+        <w:t>operational expenditure</w:t>
+      </w:r>
+      <w:r>
+        <w:rPr>
+          <w:rFonts w:ascii="Arial" w:hAnsi="Arial"/>
+          <w:sz w:val="20"/>
+        </w:rPr>
+        <w:t xml:space="preserve"> / OPEX) yang sangat tinggi, sehingga inspeksi berkala menjadi kurang efisien secara ekonomi [2], [14], [31].</w:t>
       </w:r>
     </w:p>
     <w:p>
@@ -108,7 +176,7 @@
           <w:rFonts w:ascii="Arial" w:hAnsi="Arial"/>
           <w:sz w:val="20"/>
         </w:rPr>
-        <w:t xml:space="preserve">Indonesia adalah negara kepulauan terbesar di dunia, memiliki lebih dari 17.000 pulau, garis pantai sepanjang kurang lebih 108.000 kilometer, serta wilayah maritim yang membentang seluas 6,4 juta kilometer persegi. Di dalam domain bawah air yang sangat luas ini, terdapat aset infrastruktur laut yang sangat penting—seperti fasilitas produksi minyak dan gas lepas pantai, jaringan kabel telekomunikasi bawah laut, pipa minyak bawah laut, dan instalasi energi laut terbarukan—serta habitat laut yang peka secara ekologis seperti terumbu karang dan ekosistem bentik [2], [14]. Inspeksi rutin, pemantauan kesehatan struktural, dan pemeliharaan instalasi bawah laut ini secara tradisional sangat bergantung pada penyelam komersial manusia atau wahana kelas berat seperti </w:t>
+        <w:t xml:space="preserve">Untuk mengatasi keterbatasan operasional tersebut, perkembangan teknologi robotika bawah laut telah beralih menuju wahana otonom yang lebih ringkas, mandiri, dan lincah, yaitu </w:t>
       </w:r>
       <w:r>
         <w:rPr>
@@ -116,14 +184,14 @@
           <w:i/>
           <w:sz w:val="20"/>
         </w:rPr>
-        <w:t>Work-Class Remotely Operated Vehicles</w:t>
-      </w:r>
-      <w:r>
-        <w:rPr>
-          <w:rFonts w:ascii="Arial" w:hAnsi="Arial"/>
-          <w:sz w:val="20"/>
-        </w:rPr>
-        <w:t xml:space="preserve"> (WROVs) [14], [18], [31]. Namun, intervensi bawah air bertenaga manusia sangat dibatasi oleh bahaya fisiologis hiperbarik, penyakit dekompresi, dan batas kedalaman operasi yang ketat. Sementara itu, ROV </w:t>
+        <w:t>Autonomous Underwater Vehicles</w:t>
+      </w:r>
+      <w:r>
+        <w:rPr>
+          <w:rFonts w:ascii="Arial" w:hAnsi="Arial"/>
+          <w:sz w:val="20"/>
+        </w:rPr>
+        <w:t xml:space="preserve"> (AUVs) dan </w:t>
       </w:r>
       <w:r>
         <w:rPr>
@@ -131,14 +199,74 @@
           <w:i/>
           <w:sz w:val="20"/>
         </w:rPr>
-        <w:t>work-class</w:t>
-      </w:r>
-      <w:r>
-        <w:rPr>
-          <w:rFonts w:ascii="Arial" w:hAnsi="Arial"/>
-          <w:sz w:val="20"/>
-        </w:rPr>
-        <w:t xml:space="preserve"> memerlukan kapal pendukung permukaan yang besar, kerekan hidrolik pengatur umbilikal yang masif, dan biaya operasional (OPEX) yang sangat besar, sehingga membuat inspeksi yang sering menjadi tidak berkelanjutan secara ekonomi [2], [14], [31].</w:t>
+        <w:t>Hovering Autonomous Underwater Vehicles</w:t>
+      </w:r>
+      <w:r>
+        <w:rPr>
+          <w:rFonts w:ascii="Arial" w:hAnsi="Arial"/>
+          <w:sz w:val="20"/>
+        </w:rPr>
+        <w:t xml:space="preserve"> (HAUVs) [2], [14], [31]. Berbeda dengan AUV konvensional berbentuk torpedo kelas survei—yang mengandalkan kecepatan jelajah maju dan gaya angkat hidrodinamika (</w:t>
+      </w:r>
+      <w:r>
+        <w:rPr>
+          <w:rFonts w:ascii="Arial" w:hAnsi="Arial"/>
+          <w:i/>
+          <w:sz w:val="20"/>
+        </w:rPr>
+        <w:t>hydrodynamic lift</w:t>
+      </w:r>
+      <w:r>
+        <w:rPr>
+          <w:rFonts w:ascii="Arial" w:hAnsi="Arial"/>
+          <w:sz w:val="20"/>
+        </w:rPr>
+        <w:t xml:space="preserve">) dari sirip kendali untuk mempertahankan stabilitas orientasi—AUV kelas inspeksi dan </w:t>
+      </w:r>
+      <w:r>
+        <w:rPr>
+          <w:rFonts w:ascii="Arial" w:hAnsi="Arial"/>
+          <w:i/>
+          <w:sz w:val="20"/>
+        </w:rPr>
+        <w:t>hovering</w:t>
+      </w:r>
+      <w:r>
+        <w:rPr>
+          <w:rFonts w:ascii="Arial" w:hAnsi="Arial"/>
+          <w:sz w:val="20"/>
+        </w:rPr>
+        <w:t xml:space="preserve"> menuntut kapabilitas manuver pada kecepatan nol (</w:t>
+      </w:r>
+      <w:r>
+        <w:rPr>
+          <w:rFonts w:ascii="Arial" w:hAnsi="Arial"/>
+          <w:i/>
+          <w:sz w:val="20"/>
+        </w:rPr>
+        <w:t>zero-speed maneuverability</w:t>
+      </w:r>
+      <w:r>
+        <w:rPr>
+          <w:rFonts w:ascii="Arial" w:hAnsi="Arial"/>
+          <w:sz w:val="20"/>
+        </w:rPr>
+        <w:t>), pemosisian stasioner (</w:t>
+      </w:r>
+      <w:r>
+        <w:rPr>
+          <w:rFonts w:ascii="Arial" w:hAnsi="Arial"/>
+          <w:i/>
+          <w:sz w:val="20"/>
+        </w:rPr>
+        <w:t>station-keeping</w:t>
+      </w:r>
+      <w:r>
+        <w:rPr>
+          <w:rFonts w:ascii="Arial" w:hAnsi="Arial"/>
+          <w:sz w:val="20"/>
+        </w:rPr>
+        <w:t>) multi-sumbu, dan pelacakan lintasan presisi pada ruang bawah laut yang sempit dan berarus [7], [14], [18], [31].</w:t>
       </w:r>
     </w:p>
     <w:p>
@@ -152,7 +280,7 @@
           <w:rFonts w:ascii="Arial" w:hAnsi="Arial"/>
           <w:sz w:val="20"/>
         </w:rPr>
-        <w:t xml:space="preserve">Untuk mengatasi keterbatasan operasional tersebut, teknologi robotika laut telah beralih secara cepat menuju wahana otonom yang ringkas dan lincah, yaitu </w:t>
+        <w:t xml:space="preserve">Meskipun menawarkan fleksibilitas operasional yang tinggi, mayoritas wahana kapal selam mikro komersial maupun purwarupa riset akademik beroperasi di bawah batasan sistem kinematika dan dinamika yang </w:t>
       </w:r>
       <w:r>
         <w:rPr>
@@ -160,14 +288,14 @@
           <w:i/>
           <w:sz w:val="20"/>
         </w:rPr>
-        <w:t>Autonomous Underwater Vehicles</w:t>
-      </w:r>
-      <w:r>
-        <w:rPr>
-          <w:rFonts w:ascii="Arial" w:hAnsi="Arial"/>
-          <w:sz w:val="20"/>
-        </w:rPr>
-        <w:t xml:space="preserve"> (AUVs) dan </w:t>
+        <w:t>underactuated</w:t>
+      </w:r>
+      <w:r>
+        <w:rPr>
+          <w:rFonts w:ascii="Arial" w:hAnsi="Arial"/>
+          <w:sz w:val="20"/>
+        </w:rPr>
+        <w:t xml:space="preserve"> [6], [7], [31], [32], [40]. Wahana komersial berkonfigurasi standar umumnya mengadopsi tata letak 6 pendorong (</w:t>
       </w:r>
       <w:r>
         <w:rPr>
@@ -175,14 +303,14 @@
           <w:i/>
           <w:sz w:val="20"/>
         </w:rPr>
-        <w:t>Hovering Autonomous Underwater Vehicles</w:t>
-      </w:r>
-      <w:r>
-        <w:rPr>
-          <w:rFonts w:ascii="Arial" w:hAnsi="Arial"/>
-          <w:sz w:val="20"/>
-        </w:rPr>
-        <w:t xml:space="preserve"> (HAUVs) [2], [14], [31]. Berbeda dengan AUV konvensional berbentuk torpedo kelas survei—yang bergantung pada kecepatan jelajah maju dan gaya angkat hidrodinamika (</w:t>
+        <w:t>thrusters</w:t>
+      </w:r>
+      <w:r>
+        <w:rPr>
+          <w:rFonts w:ascii="Arial" w:hAnsi="Arial"/>
+          <w:sz w:val="20"/>
+        </w:rPr>
+        <w:t>) yang terdiri dari 4 pendorong horizontal bersudut vektor pada bidang datar dan 2 pendorong vertikal sejajar [3], [31]. Konfigurasi 6 pendorong ini hanya mampu memberikan otoritas kendali aktif pada empat derajat kebebasan (</w:t>
       </w:r>
       <w:r>
         <w:rPr>
@@ -190,14 +318,14 @@
           <w:i/>
           <w:sz w:val="20"/>
         </w:rPr>
-        <w:t>hydrodynamic lift</w:t>
-      </w:r>
-      <w:r>
-        <w:rPr>
-          <w:rFonts w:ascii="Arial" w:hAnsi="Arial"/>
-          <w:sz w:val="20"/>
-        </w:rPr>
-        <w:t xml:space="preserve">) yang dihasilkan oleh sirip kendali untuk menjaga keseimbangan—AUV kelas inspeksi dan </w:t>
+        <w:t>Degrees of Freedom</w:t>
+      </w:r>
+      <w:r>
+        <w:rPr>
+          <w:rFonts w:ascii="Arial" w:hAnsi="Arial"/>
+          <w:sz w:val="20"/>
+        </w:rPr>
+        <w:t xml:space="preserve"> / 4-DOF), yaitu </w:t>
       </w:r>
       <w:r>
         <w:rPr>
@@ -205,14 +333,28 @@
           <w:i/>
           <w:sz w:val="20"/>
         </w:rPr>
-        <w:t>hovering</w:t>
-      </w:r>
-      <w:r>
-        <w:rPr>
-          <w:rFonts w:ascii="Arial" w:hAnsi="Arial"/>
-          <w:sz w:val="20"/>
-        </w:rPr>
-        <w:t xml:space="preserve"> memerlukan kemampuan manuver pada kecepatan nol (</w:t>
+        <w:t>Surge</w:t>
+      </w:r>
+      <w:r>
+        <w:rPr>
+          <w:rFonts w:ascii="Arial" w:hAnsi="Arial"/>
+          <w:sz w:val="20"/>
+        </w:rPr>
+        <w:t xml:space="preserve"> (</w:t>
+      </w:r>
+      <w:r>
+        <w:rPr>
+          <w:rFonts w:ascii="Arial" w:hAnsi="Arial"/>
+          <w:sz w:val="20"/>
+        </w:rPr>
+        <w:t>$$u$$</w:t>
+      </w:r>
+      <w:r>
+        <w:rPr>
+          <w:rFonts w:ascii="Arial" w:hAnsi="Arial"/>
+          <w:sz w:val="20"/>
+        </w:rPr>
+        <w:t xml:space="preserve">), </w:t>
       </w:r>
       <w:r>
         <w:rPr>
@@ -220,7 +362,21 @@
           <w:i/>
           <w:sz w:val="20"/>
         </w:rPr>
-        <w:t>zero-speed maneuverability</w:t>
+        <w:t>Sway</w:t>
+      </w:r>
+      <w:r>
+        <w:rPr>
+          <w:rFonts w:ascii="Arial" w:hAnsi="Arial"/>
+          <w:sz w:val="20"/>
+        </w:rPr>
+        <w:t xml:space="preserve"> (</w:t>
+      </w:r>
+      <w:r>
+        <w:rPr>
+          <w:rFonts w:ascii="Arial" w:hAnsi="Arial"/>
+          <w:sz w:val="20"/>
+        </w:rPr>
+        <w:t>$$v$$</w:t>
       </w:r>
       <w:r>
         <w:rPr>
@@ -235,14 +391,261 @@
           <w:i/>
           <w:sz w:val="20"/>
         </w:rPr>
-        <w:t>station-keeping</w:t>
-      </w:r>
-      <w:r>
-        <w:rPr>
-          <w:rFonts w:ascii="Arial" w:hAnsi="Arial"/>
-          <w:sz w:val="20"/>
-        </w:rPr>
-        <w:t xml:space="preserve"> omnidireksional, dan pelacakan lintasan multi-sumbu di lingkungan bawah laut yang sangat terbatas [7], [14], [18], [31].</w:t>
+        <w:t>Heave</w:t>
+      </w:r>
+      <w:r>
+        <w:rPr>
+          <w:rFonts w:ascii="Arial" w:hAnsi="Arial"/>
+          <w:sz w:val="20"/>
+        </w:rPr>
+        <w:t xml:space="preserve"> (</w:t>
+      </w:r>
+      <w:r>
+        <w:rPr>
+          <w:rFonts w:ascii="Arial" w:hAnsi="Arial"/>
+          <w:sz w:val="20"/>
+        </w:rPr>
+        <w:t>$$w$$</w:t>
+      </w:r>
+      <w:r>
+        <w:rPr>
+          <w:rFonts w:ascii="Arial" w:hAnsi="Arial"/>
+          <w:sz w:val="20"/>
+        </w:rPr>
+        <w:t xml:space="preserve">), dan </w:t>
+      </w:r>
+      <w:r>
+        <w:rPr>
+          <w:rFonts w:ascii="Arial" w:hAnsi="Arial"/>
+          <w:i/>
+          <w:sz w:val="20"/>
+        </w:rPr>
+        <w:t>Yaw</w:t>
+      </w:r>
+      <w:r>
+        <w:rPr>
+          <w:rFonts w:ascii="Arial" w:hAnsi="Arial"/>
+          <w:sz w:val="20"/>
+        </w:rPr>
+        <w:t xml:space="preserve"> (</w:t>
+      </w:r>
+      <w:r>
+        <w:rPr>
+          <w:rFonts w:ascii="Arial" w:hAnsi="Arial"/>
+          <w:sz w:val="20"/>
+        </w:rPr>
+        <w:t>$$r$$</w:t>
+      </w:r>
+      <w:r>
+        <w:rPr>
+          <w:rFonts w:ascii="Arial" w:hAnsi="Arial"/>
+          <w:sz w:val="20"/>
+        </w:rPr>
+        <w:t xml:space="preserve">), sedangkan derajat kebebasan </w:t>
+      </w:r>
+      <w:r>
+        <w:rPr>
+          <w:rFonts w:ascii="Arial" w:hAnsi="Arial"/>
+          <w:i/>
+          <w:sz w:val="20"/>
+        </w:rPr>
+        <w:t>Pitch</w:t>
+      </w:r>
+      <w:r>
+        <w:rPr>
+          <w:rFonts w:ascii="Arial" w:hAnsi="Arial"/>
+          <w:sz w:val="20"/>
+        </w:rPr>
+        <w:t xml:space="preserve"> (</w:t>
+      </w:r>
+      <w:r>
+        <w:rPr>
+          <w:rFonts w:ascii="Arial" w:hAnsi="Arial"/>
+          <w:sz w:val="20"/>
+        </w:rPr>
+        <w:t>$$\theta$$</w:t>
+      </w:r>
+      <w:r>
+        <w:rPr>
+          <w:rFonts w:ascii="Arial" w:hAnsi="Arial"/>
+          <w:sz w:val="20"/>
+        </w:rPr>
+        <w:t xml:space="preserve">) dan </w:t>
+      </w:r>
+      <w:r>
+        <w:rPr>
+          <w:rFonts w:ascii="Arial" w:hAnsi="Arial"/>
+          <w:i/>
+          <w:sz w:val="20"/>
+        </w:rPr>
+        <w:t>Roll</w:t>
+      </w:r>
+      <w:r>
+        <w:rPr>
+          <w:rFonts w:ascii="Arial" w:hAnsi="Arial"/>
+          <w:sz w:val="20"/>
+        </w:rPr>
+        <w:t xml:space="preserve"> (</w:t>
+      </w:r>
+      <w:r>
+        <w:rPr>
+          <w:rFonts w:ascii="Arial" w:hAnsi="Arial"/>
+          <w:sz w:val="20"/>
+        </w:rPr>
+        <w:t>$$\phi$$</w:t>
+      </w:r>
+      <w:r>
+        <w:rPr>
+          <w:rFonts w:ascii="Arial" w:hAnsi="Arial"/>
+          <w:sz w:val="20"/>
+        </w:rPr>
+        <w:t>) sepenuhnya tidak teraktuasi secara aktif (</w:t>
+      </w:r>
+      <w:r>
+        <w:rPr>
+          <w:rFonts w:ascii="Arial" w:hAnsi="Arial"/>
+          <w:i/>
+          <w:sz w:val="20"/>
+        </w:rPr>
+        <w:t>unactuated</w:t>
+      </w:r>
+      <w:r>
+        <w:rPr>
+          <w:rFonts w:ascii="Arial" w:hAnsi="Arial"/>
+          <w:sz w:val="20"/>
+        </w:rPr>
+        <w:t xml:space="preserve">) [3], [21], [31]. Pada sistem </w:t>
+      </w:r>
+      <w:r>
+        <w:rPr>
+          <w:rFonts w:ascii="Arial" w:hAnsi="Arial"/>
+          <w:i/>
+          <w:sz w:val="20"/>
+        </w:rPr>
+        <w:t>underactuated</w:t>
+      </w:r>
+      <w:r>
+        <w:rPr>
+          <w:rFonts w:ascii="Arial" w:hAnsi="Arial"/>
+          <w:sz w:val="20"/>
+        </w:rPr>
+        <w:t xml:space="preserve"> ini, stabilitas sudut </w:t>
+      </w:r>
+      <w:r>
+        <w:rPr>
+          <w:rFonts w:ascii="Arial" w:hAnsi="Arial"/>
+          <w:i/>
+          <w:sz w:val="20"/>
+        </w:rPr>
+        <w:t>pitch</w:t>
+      </w:r>
+      <w:r>
+        <w:rPr>
+          <w:rFonts w:ascii="Arial" w:hAnsi="Arial"/>
+          <w:sz w:val="20"/>
+        </w:rPr>
+        <w:t xml:space="preserve"> dan </w:t>
+      </w:r>
+      <w:r>
+        <w:rPr>
+          <w:rFonts w:ascii="Arial" w:hAnsi="Arial"/>
+          <w:i/>
+          <w:sz w:val="20"/>
+        </w:rPr>
+        <w:t>roll</w:t>
+      </w:r>
+      <w:r>
+        <w:rPr>
+          <w:rFonts w:ascii="Arial" w:hAnsi="Arial"/>
+          <w:sz w:val="20"/>
+        </w:rPr>
+        <w:t xml:space="preserve"> diserahkan sepenuhnya pada momen pemulih hidrostatis pasif (</w:t>
+      </w:r>
+      <w:r>
+        <w:rPr>
+          <w:rFonts w:ascii="Arial" w:hAnsi="Arial"/>
+          <w:i/>
+          <w:sz w:val="20"/>
+        </w:rPr>
+        <w:t>passive metacentric restoring moment</w:t>
+      </w:r>
+      <w:r>
+        <w:rPr>
+          <w:rFonts w:ascii="Arial" w:hAnsi="Arial"/>
+          <w:sz w:val="20"/>
+        </w:rPr>
+        <w:t>) yang dibentuk oleh pemisahan vertikal antara titik pusat apung (</w:t>
+      </w:r>
+      <w:r>
+        <w:rPr>
+          <w:rFonts w:ascii="Arial" w:hAnsi="Arial"/>
+          <w:i/>
+          <w:sz w:val="20"/>
+        </w:rPr>
+        <w:t>Center of Buoyancy</w:t>
+      </w:r>
+      <w:r>
+        <w:rPr>
+          <w:rFonts w:ascii="Arial" w:hAnsi="Arial"/>
+          <w:sz w:val="20"/>
+        </w:rPr>
+        <w:t xml:space="preserve"> / CB, </w:t>
+      </w:r>
+      <w:r>
+        <w:rPr>
+          <w:rFonts w:ascii="Arial" w:hAnsi="Arial"/>
+          <w:sz w:val="20"/>
+        </w:rPr>
+        <w:t>$$\mathbf{r}_b$$</w:t>
+      </w:r>
+      <w:r>
+        <w:rPr>
+          <w:rFonts w:ascii="Arial" w:hAnsi="Arial"/>
+          <w:sz w:val="20"/>
+        </w:rPr>
+        <w:t>) dan titik pusat massa gravitasi (</w:t>
+      </w:r>
+      <w:r>
+        <w:rPr>
+          <w:rFonts w:ascii="Arial" w:hAnsi="Arial"/>
+          <w:i/>
+          <w:sz w:val="20"/>
+        </w:rPr>
+        <w:t>Center of Gravity</w:t>
+      </w:r>
+      <w:r>
+        <w:rPr>
+          <w:rFonts w:ascii="Arial" w:hAnsi="Arial"/>
+          <w:sz w:val="20"/>
+        </w:rPr>
+        <w:t xml:space="preserve"> / CG, </w:t>
+      </w:r>
+      <w:r>
+        <w:rPr>
+          <w:rFonts w:ascii="Arial" w:hAnsi="Arial"/>
+          <w:sz w:val="20"/>
+        </w:rPr>
+        <w:t>$$\mathbf{r}_g$$</w:t>
+      </w:r>
+      <w:r>
+        <w:rPr>
+          <w:rFonts w:ascii="Arial" w:hAnsi="Arial"/>
+          <w:sz w:val="20"/>
+        </w:rPr>
+        <w:t>):</w:t>
+      </w:r>
+    </w:p>
+    <w:p>
+      <w:pPr>
+        <w:spacing w:before="120" w:after="120"/>
+        <w:jc w:val="center"/>
+      </w:pPr>
+      <w:r>
+        <w:rPr>
+          <w:rFonts w:ascii="Arial" w:hAnsi="Arial"/>
+          <w:sz w:val="20"/>
+        </w:rPr>
+        <w:t>$$\overline{BG}_z = z_g - z_b &gt; 0 \quad [7], [31]$$</w:t>
       </w:r>
     </w:p>
     <w:p>
@@ -256,78 +659,240 @@
           <w:rFonts w:ascii="Arial" w:hAnsi="Arial"/>
           <w:sz w:val="20"/>
         </w:rPr>
-        <w:t xml:space="preserve">Meskipun memiliki berbagai keuntungan, mayoritas kapal selam mikro komersial dan akademik beroperasi di bawah kondisi kinematika dan dinamika yang </w:t>
-      </w:r>
-      <w:r>
-        <w:rPr>
-          <w:rFonts w:ascii="Arial" w:hAnsi="Arial"/>
+        <w:t>Ketergantungan pasif ini memunculkan tiga kendala teknis mendasar ketika wahana dihadapkan pada misi inspeksi otonom yang kompleks:</w:t>
+      </w:r>
+    </w:p>
+    <w:p>
+      <w:pPr>
+        <w:spacing w:after="60" w:line="276" w:lineRule="auto"/>
+        <w:ind w:left="567" w:hanging="340"/>
+      </w:pPr>
+      <w:r>
+        <w:rPr>
+          <w:rFonts w:ascii="Arial" w:hAnsi="Arial"/>
+          <w:b w:val="0"/>
+          <w:sz w:val="20"/>
+        </w:rPr>
+        <w:t xml:space="preserve">1.  </w:t>
+      </w:r>
+      <w:r>
+        <w:rPr>
+          <w:rFonts w:ascii="Arial" w:hAnsi="Arial"/>
+          <w:b w:val="0"/>
+          <w:sz w:val="20"/>
+        </w:rPr>
+        <w:t xml:space="preserve">Ketidakmampuan orientasi </w:t>
+      </w:r>
+      <w:r>
+        <w:rPr>
+          <w:rFonts w:ascii="Arial" w:hAnsi="Arial"/>
+          <w:b w:val="0"/>
           <w:i/>
           <w:sz w:val="20"/>
         </w:rPr>
+        <w:t>pitch</w:t>
+      </w:r>
+      <w:r>
+        <w:rPr>
+          <w:rFonts w:ascii="Arial" w:hAnsi="Arial"/>
+          <w:b w:val="0"/>
+          <w:sz w:val="20"/>
+        </w:rPr>
+        <w:t xml:space="preserve"> sembarang (</w:t>
+      </w:r>
+      <w:r>
+        <w:rPr>
+          <w:rFonts w:ascii="Arial" w:hAnsi="Arial"/>
+          <w:b w:val="0"/>
+          <w:i/>
+          <w:sz w:val="20"/>
+        </w:rPr>
+        <w:t>arbitrary pitch posture</w:t>
+      </w:r>
+      <w:r>
+        <w:rPr>
+          <w:rFonts w:ascii="Arial" w:hAnsi="Arial"/>
+          <w:b w:val="0"/>
+          <w:sz w:val="20"/>
+        </w:rPr>
+        <w:t xml:space="preserve">): Wahana </w:t>
+      </w:r>
+      <w:r>
+        <w:rPr>
+          <w:rFonts w:ascii="Arial" w:hAnsi="Arial"/>
+          <w:b w:val="0"/>
+          <w:i/>
+          <w:sz w:val="20"/>
+        </w:rPr>
         <w:t>underactuated</w:t>
       </w:r>
       <w:r>
         <w:rPr>
           <w:rFonts w:ascii="Arial" w:hAnsi="Arial"/>
-          <w:sz w:val="20"/>
-        </w:rPr>
-        <w:t xml:space="preserve"> [7], [31], [6], [32], [40]. Platform BlueROV2 standar, misalnya, menggunakan tata letak 6 pendorong (</w:t>
-      </w:r>
-      <w:r>
-        <w:rPr>
-          <w:rFonts w:ascii="Arial" w:hAnsi="Arial"/>
+          <w:b w:val="0"/>
+          <w:sz w:val="20"/>
+        </w:rPr>
+        <w:t xml:space="preserve"> tidak dapat memiringkan hidung wahana ke atas atau ke bawah secara aktif untuk menginspeksi dinding dermaga vertikal, tiang pancang anjungan, lambung kapal miring, atau lereng batimetri dasar laut tanpa kehilangan stabilitas stasioner [3], [21], [31].</w:t>
+      </w:r>
+    </w:p>
+    <w:p>
+      <w:pPr>
+        <w:spacing w:after="60" w:line="276" w:lineRule="auto"/>
+        <w:ind w:left="567" w:hanging="340"/>
+      </w:pPr>
+      <w:r>
+        <w:rPr>
+          <w:rFonts w:ascii="Arial" w:hAnsi="Arial"/>
+          <w:b w:val="0"/>
+          <w:sz w:val="20"/>
+        </w:rPr>
+        <w:t xml:space="preserve">2.  </w:t>
+      </w:r>
+      <w:r>
+        <w:rPr>
+          <w:rFonts w:ascii="Arial" w:hAnsi="Arial"/>
+          <w:b w:val="0"/>
+          <w:sz w:val="20"/>
+        </w:rPr>
+        <w:t>Kerentanan terhadap torsi reaksi eksternal (</w:t>
+      </w:r>
+      <w:r>
+        <w:rPr>
+          <w:rFonts w:ascii="Arial" w:hAnsi="Arial"/>
+          <w:b w:val="0"/>
           <w:i/>
           <w:sz w:val="20"/>
         </w:rPr>
-        <w:t>thrusters</w:t>
-      </w:r>
-      <w:r>
-        <w:rPr>
-          <w:rFonts w:ascii="Arial" w:hAnsi="Arial"/>
-          <w:sz w:val="20"/>
-        </w:rPr>
-        <w:t xml:space="preserve">) yang terdiri dari empat pendorong bervektor horizontal yang dipasang pada sudut </w:t>
-      </w:r>
-      <w:r>
-        <w:rPr>
-          <w:rFonts w:ascii="Arial" w:hAnsi="Arial"/>
-          <w:sz w:val="20"/>
-        </w:rPr>
-        <w:t>$$45^\circ$$</w:t>
-      </w:r>
-      <w:r>
-        <w:rPr>
-          <w:rFonts w:ascii="Arial" w:hAnsi="Arial"/>
-          <w:sz w:val="20"/>
-        </w:rPr>
-        <w:t xml:space="preserve"> di bidang horizontal dan dua pendorong vertikal yang dipasang sejajar [3], [31]. Meskipun konfigurasi ini menyediakan otoritas kendali aktif pada empat </w:t>
-      </w:r>
-      <w:r>
-        <w:rPr>
-          <w:rFonts w:ascii="Arial" w:hAnsi="Arial"/>
+        <w:t>payload disturbance</w:t>
+      </w:r>
+      <w:r>
+        <w:rPr>
+          <w:rFonts w:ascii="Arial" w:hAnsi="Arial"/>
+          <w:b w:val="0"/>
+          <w:sz w:val="20"/>
+        </w:rPr>
+        <w:t>): Pengoperasian lengan manipulator robotik (</w:t>
+      </w:r>
+      <w:r>
+        <w:rPr>
+          <w:rFonts w:ascii="Arial" w:hAnsi="Arial"/>
+          <w:b w:val="0"/>
           <w:i/>
           <w:sz w:val="20"/>
         </w:rPr>
-        <w:t>Degree of Freedom</w:t>
-      </w:r>
-      <w:r>
-        <w:rPr>
-          <w:rFonts w:ascii="Arial" w:hAnsi="Arial"/>
-          <w:sz w:val="20"/>
-        </w:rPr>
-        <w:t xml:space="preserve"> (</w:t>
-      </w:r>
-      <w:r>
-        <w:rPr>
-          <w:rFonts w:ascii="Arial" w:hAnsi="Arial"/>
+        <w:t>subsea robotic arm</w:t>
+      </w:r>
+      <w:r>
+        <w:rPr>
+          <w:rFonts w:ascii="Arial" w:hAnsi="Arial"/>
+          <w:b w:val="0"/>
+          <w:sz w:val="20"/>
+        </w:rPr>
+        <w:t xml:space="preserve">) atau modul sensor akustik menimbulkan torsi reaksi eksternal yang langsung mendestabilisasi postur </w:t>
+      </w:r>
+      <w:r>
+        <w:rPr>
+          <w:rFonts w:ascii="Arial" w:hAnsi="Arial"/>
+          <w:b w:val="0"/>
           <w:i/>
           <w:sz w:val="20"/>
         </w:rPr>
-        <w:t>Surge</w:t>
-      </w:r>
-      <w:r>
-        <w:rPr>
-          <w:rFonts w:ascii="Arial" w:hAnsi="Arial"/>
+        <w:t>pitch</w:t>
+      </w:r>
+      <w:r>
+        <w:rPr>
+          <w:rFonts w:ascii="Arial" w:hAnsi="Arial"/>
+          <w:b w:val="0"/>
+          <w:sz w:val="20"/>
+        </w:rPr>
+        <w:t xml:space="preserve"> dan </w:t>
+      </w:r>
+      <w:r>
+        <w:rPr>
+          <w:rFonts w:ascii="Arial" w:hAnsi="Arial"/>
+          <w:b w:val="0"/>
+          <w:i/>
+          <w:sz w:val="20"/>
+        </w:rPr>
+        <w:t>roll</w:t>
+      </w:r>
+      <w:r>
+        <w:rPr>
+          <w:rFonts w:ascii="Arial" w:hAnsi="Arial"/>
+          <w:b w:val="0"/>
+          <w:sz w:val="20"/>
+        </w:rPr>
+        <w:t>, menghasilkan simpangan orientasi persisten (</w:t>
+      </w:r>
+      <w:r>
+        <w:rPr>
+          <w:rFonts w:ascii="Arial" w:hAnsi="Arial"/>
+          <w:b w:val="0"/>
+          <w:i/>
+          <w:sz w:val="20"/>
+        </w:rPr>
+        <w:t>attitude offsets</w:t>
+      </w:r>
+      <w:r>
+        <w:rPr>
+          <w:rFonts w:ascii="Arial" w:hAnsi="Arial"/>
+          <w:b w:val="0"/>
+          <w:sz w:val="20"/>
+        </w:rPr>
+        <w:t>) yang menurunkan kualitas citra sensor [18], [21], [31].</w:t>
+      </w:r>
+    </w:p>
+    <w:p>
+      <w:pPr>
+        <w:spacing w:after="60" w:line="276" w:lineRule="auto"/>
+        <w:ind w:left="567" w:hanging="340"/>
+      </w:pPr>
+      <w:r>
+        <w:rPr>
+          <w:rFonts w:ascii="Arial" w:hAnsi="Arial"/>
+          <w:b w:val="0"/>
+          <w:sz w:val="20"/>
+        </w:rPr>
+        <w:t xml:space="preserve">3.  </w:t>
+      </w:r>
+      <w:r>
+        <w:rPr>
+          <w:rFonts w:ascii="Arial" w:hAnsi="Arial"/>
+          <w:b w:val="0"/>
+          <w:sz w:val="20"/>
+        </w:rPr>
+        <w:t>Instabilitas kopling silang momen Munk hidrodinamika (</w:t>
+      </w:r>
+      <w:r>
+        <w:rPr>
+          <w:rFonts w:ascii="Arial" w:hAnsi="Arial"/>
+          <w:b w:val="0"/>
+          <w:i/>
+          <w:sz w:val="20"/>
+        </w:rPr>
+        <w:t>destabilizing hydrodynamic Munk moment</w:t>
+      </w:r>
+      <w:r>
+        <w:rPr>
+          <w:rFonts w:ascii="Arial" w:hAnsi="Arial"/>
+          <w:b w:val="0"/>
+          <w:sz w:val="20"/>
+        </w:rPr>
+        <w:t>): Ketika wahana bergerak dengan kombinasi kecepatan maju (</w:t>
+      </w:r>
+      <w:r>
+        <w:rPr>
+          <w:rFonts w:ascii="Arial" w:hAnsi="Arial"/>
+          <w:b w:val="0"/>
+          <w:i/>
+          <w:sz w:val="20"/>
+        </w:rPr>
+        <w:t>surge</w:t>
+      </w:r>
+      <w:r>
+        <w:rPr>
+          <w:rFonts w:ascii="Arial" w:hAnsi="Arial"/>
+          <w:b w:val="0"/>
           <w:sz w:val="20"/>
         </w:rPr>
         <w:t xml:space="preserve">, </w:t>
@@ -335,14 +900,32 @@
       <w:r>
         <w:rPr>
           <w:rFonts w:ascii="Arial" w:hAnsi="Arial"/>
+          <w:b w:val="0"/>
+          <w:sz w:val="20"/>
+        </w:rPr>
+        <w:t>$$u_r$$</w:t>
+      </w:r>
+      <w:r>
+        <w:rPr>
+          <w:rFonts w:ascii="Arial" w:hAnsi="Arial"/>
+          <w:b w:val="0"/>
+          <w:sz w:val="20"/>
+        </w:rPr>
+        <w:t>) dan kecepatan geser lateral (</w:t>
+      </w:r>
+      <w:r>
+        <w:rPr>
+          <w:rFonts w:ascii="Arial" w:hAnsi="Arial"/>
+          <w:b w:val="0"/>
           <w:i/>
           <w:sz w:val="20"/>
         </w:rPr>
-        <w:t>Sway</w:t>
-      </w:r>
-      <w:r>
-        <w:rPr>
-          <w:rFonts w:ascii="Arial" w:hAnsi="Arial"/>
+        <w:t>sway</w:t>
+      </w:r>
+      <w:r>
+        <w:rPr>
+          <w:rFonts w:ascii="Arial" w:hAnsi="Arial"/>
+          <w:b w:val="0"/>
           <w:sz w:val="20"/>
         </w:rPr>
         <w:t xml:space="preserve">, </w:t>
@@ -350,179 +933,48 @@
       <w:r>
         <w:rPr>
           <w:rFonts w:ascii="Arial" w:hAnsi="Arial"/>
+          <w:b w:val="0"/>
+          <w:sz w:val="20"/>
+        </w:rPr>
+        <w:t>$$v_r$$</w:t>
+      </w:r>
+      <w:r>
+        <w:rPr>
+          <w:rFonts w:ascii="Arial" w:hAnsi="Arial"/>
+          <w:b w:val="0"/>
+          <w:sz w:val="20"/>
+        </w:rPr>
+        <w:t>), interaksi fluida non-linier menghasilkan torsi ketidakstabilan sumbu geleng (</w:t>
+      </w:r>
+      <w:r>
+        <w:rPr>
+          <w:rFonts w:ascii="Arial" w:hAnsi="Arial"/>
+          <w:b w:val="0"/>
           <w:i/>
           <w:sz w:val="20"/>
         </w:rPr>
-        <w:t>Heave</w:t>
-      </w:r>
-      <w:r>
-        <w:rPr>
-          <w:rFonts w:ascii="Arial" w:hAnsi="Arial"/>
-          <w:sz w:val="20"/>
-        </w:rPr>
-        <w:t xml:space="preserve">, dan </w:t>
-      </w:r>
-      <w:r>
-        <w:rPr>
-          <w:rFonts w:ascii="Arial" w:hAnsi="Arial"/>
-          <w:i/>
-          <w:sz w:val="20"/>
-        </w:rPr>
-        <w:t>Yaw</w:t>
-      </w:r>
-      <w:r>
-        <w:rPr>
-          <w:rFonts w:ascii="Arial" w:hAnsi="Arial"/>
-          <w:sz w:val="20"/>
-        </w:rPr>
-        <w:t xml:space="preserve">) beserta pemerataan </w:t>
-      </w:r>
-      <w:r>
-        <w:rPr>
-          <w:rFonts w:ascii="Arial" w:hAnsi="Arial"/>
-          <w:i/>
-          <w:sz w:val="20"/>
-        </w:rPr>
-        <w:t>roll</w:t>
-      </w:r>
-      <w:r>
-        <w:rPr>
-          <w:rFonts w:ascii="Arial" w:hAnsi="Arial"/>
-          <w:sz w:val="20"/>
-        </w:rPr>
-        <w:t xml:space="preserve"> parsial, konfigurasi ini membiarkan derajat kebebasan </w:t>
-      </w:r>
-      <w:r>
-        <w:rPr>
-          <w:rFonts w:ascii="Arial" w:hAnsi="Arial"/>
-          <w:i/>
-          <w:sz w:val="20"/>
-        </w:rPr>
-        <w:t>pitch</w:t>
-      </w:r>
-      <w:r>
-        <w:rPr>
-          <w:rFonts w:ascii="Arial" w:hAnsi="Arial"/>
-          <w:sz w:val="20"/>
-        </w:rPr>
-        <w:t xml:space="preserve"> (</w:t>
-      </w:r>
-      <w:r>
-        <w:rPr>
-          <w:rFonts w:ascii="Arial" w:hAnsi="Arial"/>
-          <w:sz w:val="20"/>
-        </w:rPr>
-        <w:t>$$\theta$$</w:t>
-      </w:r>
-      <w:r>
-        <w:rPr>
-          <w:rFonts w:ascii="Arial" w:hAnsi="Arial"/>
-          <w:sz w:val="20"/>
-        </w:rPr>
-        <w:t>) pada wahana sepenuhnya tidak teraktuasi (</w:t>
-      </w:r>
-      <w:r>
-        <w:rPr>
-          <w:rFonts w:ascii="Arial" w:hAnsi="Arial"/>
-          <w:i/>
-          <w:sz w:val="20"/>
-        </w:rPr>
-        <w:t>unactuated</w:t>
-      </w:r>
-      <w:r>
-        <w:rPr>
-          <w:rFonts w:ascii="Arial" w:hAnsi="Arial"/>
-          <w:sz w:val="20"/>
-        </w:rPr>
-        <w:t xml:space="preserve">) [3], [21], [31]. Pada sistem </w:t>
-      </w:r>
-      <w:r>
-        <w:rPr>
-          <w:rFonts w:ascii="Arial" w:hAnsi="Arial"/>
-          <w:i/>
-          <w:sz w:val="20"/>
-        </w:rPr>
-        <w:t>underactuated</w:t>
-      </w:r>
-      <w:r>
-        <w:rPr>
-          <w:rFonts w:ascii="Arial" w:hAnsi="Arial"/>
-          <w:sz w:val="20"/>
-        </w:rPr>
-        <w:t xml:space="preserve"> seperti ini, stabilisasi </w:t>
-      </w:r>
-      <w:r>
-        <w:rPr>
-          <w:rFonts w:ascii="Arial" w:hAnsi="Arial"/>
-          <w:i/>
-          <w:sz w:val="20"/>
-        </w:rPr>
-        <w:t>pitch</w:t>
-      </w:r>
-      <w:r>
-        <w:rPr>
-          <w:rFonts w:ascii="Arial" w:hAnsi="Arial"/>
-          <w:sz w:val="20"/>
-        </w:rPr>
-        <w:t xml:space="preserve"> bergantung secara eksklusif pada kekakuan penyeimbang metasentris pasif (</w:t>
-      </w:r>
-      <w:r>
-        <w:rPr>
-          <w:rFonts w:ascii="Arial" w:hAnsi="Arial"/>
-          <w:i/>
-          <w:sz w:val="20"/>
-        </w:rPr>
-        <w:t>passive metacentric righting stiffness</w:t>
-      </w:r>
-      <w:r>
-        <w:rPr>
-          <w:rFonts w:ascii="Arial" w:hAnsi="Arial"/>
-          <w:sz w:val="20"/>
-        </w:rPr>
-        <w:t>) yang dihasilkan oleh pemisahan vertikal antara titik pusat gaya apung (</w:t>
-      </w:r>
-      <w:r>
-        <w:rPr>
-          <w:rFonts w:ascii="Arial" w:hAnsi="Arial"/>
-          <w:i/>
-          <w:sz w:val="20"/>
-        </w:rPr>
-        <w:t>Center of Buoyancy</w:t>
-      </w:r>
-      <w:r>
-        <w:rPr>
-          <w:rFonts w:ascii="Arial" w:hAnsi="Arial"/>
-          <w:sz w:val="20"/>
-        </w:rPr>
-        <w:t xml:space="preserve">, </w:t>
-      </w:r>
-      <w:r>
-        <w:rPr>
-          <w:rFonts w:ascii="Arial" w:hAnsi="Arial"/>
-          <w:sz w:val="20"/>
-        </w:rPr>
-        <w:t>$$CB$$</w:t>
-      </w:r>
-      <w:r>
-        <w:rPr>
-          <w:rFonts w:ascii="Arial" w:hAnsi="Arial"/>
-          <w:sz w:val="20"/>
-        </w:rPr>
-        <w:t xml:space="preserve">) dan titik pusat gravitasi massa (Center of Gravity, </w:t>
-      </w:r>
-      <w:r>
-        <w:rPr>
-          <w:rFonts w:ascii="Arial" w:hAnsi="Arial"/>
-          <w:sz w:val="20"/>
-        </w:rPr>
-        <w:t>$$CG$$</w:t>
-      </w:r>
-      <w:r>
-        <w:rPr>
-          <w:rFonts w:ascii="Arial" w:hAnsi="Arial"/>
-          <w:sz w:val="20"/>
-        </w:rPr>
-        <w:t>):</w:t>
+        <w:t>yawing moment</w:t>
+      </w:r>
+      <w:r>
+        <w:rPr>
+          <w:rFonts w:ascii="Arial" w:hAnsi="Arial"/>
+          <w:b w:val="0"/>
+          <w:sz w:val="20"/>
+        </w:rPr>
+        <w:t>) sebesar:</w:t>
+      </w:r>
+    </w:p>
+    <w:p>
+      <w:pPr>
+        <w:spacing w:before="120" w:after="120"/>
+        <w:jc w:val="center"/>
+      </w:pPr>
+      <w:r>
+        <w:rPr>
+          <w:rFonts w:ascii="Arial" w:hAnsi="Arial"/>
+          <w:sz w:val="20"/>
+        </w:rPr>
+        <w:t>$$N_{\text{Munk}} = (X_{\dot{u}} - Y_{\dot{v}}) u_r v_r \quad [7], [34]$$</w:t>
       </w:r>
     </w:p>
     <w:p>
@@ -536,14 +988,50 @@
           <w:rFonts w:ascii="Arial" w:hAnsi="Arial"/>
           <w:sz w:val="20"/>
         </w:rPr>
-        <w:t>$$GM_T = z_g - z_b &gt; 0$$</w:t>
-      </w:r>
-      <w:r>
-        <w:rPr>
-          <w:rFonts w:ascii="Arial" w:hAnsi="Arial"/>
-          <w:sz w:val="20"/>
-        </w:rPr>
-        <w:t xml:space="preserve"> \quad [7], [31]</w:t>
+        <w:t>Karena nilai massa tambah transversal (</w:t>
+      </w:r>
+      <w:r>
+        <w:rPr>
+          <w:rFonts w:ascii="Arial" w:hAnsi="Arial"/>
+          <w:sz w:val="20"/>
+        </w:rPr>
+        <w:t>$$|Y_{\dot{v}}|$$</w:t>
+      </w:r>
+      <w:r>
+        <w:rPr>
+          <w:rFonts w:ascii="Arial" w:hAnsi="Arial"/>
+          <w:sz w:val="20"/>
+        </w:rPr>
+        <w:t>) jauh lebih besar daripada massa tambah longitudinal (</w:t>
+      </w:r>
+      <w:r>
+        <w:rPr>
+          <w:rFonts w:ascii="Arial" w:hAnsi="Arial"/>
+          <w:sz w:val="20"/>
+        </w:rPr>
+        <w:t>$$|X_{\dot{u}}|$$</w:t>
+      </w:r>
+      <w:r>
+        <w:rPr>
+          <w:rFonts w:ascii="Arial" w:hAnsi="Arial"/>
+          <w:sz w:val="20"/>
+        </w:rPr>
+        <w:t xml:space="preserve">), momen Munk ini selalu mendorong wahana membelok tegak lurus terhadap arah aliran fluida. Pada wahana </w:t>
+      </w:r>
+      <w:r>
+        <w:rPr>
+          <w:rFonts w:ascii="Arial" w:hAnsi="Arial"/>
+          <w:i/>
+          <w:sz w:val="20"/>
+        </w:rPr>
+        <w:t>underactuated</w:t>
+      </w:r>
+      <w:r>
+        <w:rPr>
+          <w:rFonts w:ascii="Arial" w:hAnsi="Arial"/>
+          <w:sz w:val="20"/>
+        </w:rPr>
+        <w:t>, torsi pengganggu ini tidak dapat diimbangi secara aktif tanpa mengorbankan jalur jelajah wahana [7], [34].</w:t>
       </w:r>
     </w:p>
     <w:p>
@@ -557,19 +1045,7 @@
           <w:rFonts w:ascii="Arial" w:hAnsi="Arial"/>
           <w:sz w:val="20"/>
         </w:rPr>
-        <w:t>Walaupun torsi pemulih hidrostatis pasif ini mencegah wahana terbalik di air yang tenang [7], [31], hal ini memunculkan kendala operasional mendasar dalam tugas-tugas inspeksi yang kompleks:</w:t>
-      </w:r>
-    </w:p>
-    <w:p>
-      <w:pPr>
-        <w:spacing w:after="60"/>
-        <w:ind w:left="567" w:hanging="340"/>
-      </w:pPr>
-      <w:r>
-        <w:rPr>
-          <w:b/>
-        </w:rPr>
-        <w:t xml:space="preserve">1.  </w:t>
+        <w:t xml:space="preserve">Untuk mengatasi keterbatasan tersebut, penelitian tugas akhir ini mengkaji arsitektur wahana </w:t>
       </w:r>
       <w:r>
         <w:rPr>
@@ -577,14 +1053,14 @@
           <w:i/>
           <w:sz w:val="20"/>
         </w:rPr>
-        <w:t>Ketidakmampuan Mengeksekusi Postur Pitch Secara Acak</w:t>
-      </w:r>
-      <w:r>
-        <w:rPr>
-          <w:rFonts w:ascii="Arial" w:hAnsi="Arial"/>
-          <w:sz w:val="20"/>
-        </w:rPr>
-        <w:t>: Wahana underactuated</w:t>
+        <w:t>Over-Actuated 8-Thruster 6-DOF Vectored AUV</w:t>
+      </w:r>
+      <w:r>
+        <w:rPr>
+          <w:rFonts w:ascii="Arial" w:hAnsi="Arial"/>
+          <w:sz w:val="20"/>
+        </w:rPr>
+        <w:t>. Dengan mengonfigurasi delapan unit motor pendorong tanpa sikat (</w:t>
       </w:r>
       <w:r>
         <w:rPr>
@@ -592,26 +1068,56 @@
           <w:i/>
           <w:sz w:val="20"/>
         </w:rPr>
-        <w:t>tidak dapat secara aktif memiringkan hidungnya (melakukan</w:t>
-      </w:r>
-      <w:r>
-        <w:rPr>
-          <w:rFonts w:ascii="Arial" w:hAnsi="Arial"/>
-          <w:sz w:val="20"/>
-        </w:rPr>
-        <w:t>pitch) ke atas atau ke bawah untuk menginspeksi lambung kapal yang miring, tiang pancang bawah laut vertikal, batimetri dasar laut yang menanjak, atau pipa bawah laut sembari mempertahankan stasiun dan kedalaman yang tetap [3], [21], [31].</w:t>
-      </w:r>
-    </w:p>
-    <w:p>
-      <w:pPr>
-        <w:spacing w:after="60"/>
-        <w:ind w:left="567" w:hanging="340"/>
-      </w:pPr>
-      <w:r>
-        <w:rPr>
-          <w:b/>
-        </w:rPr>
-        <w:t xml:space="preserve">2.  </w:t>
+        <w:t>brushless DC underwater thrusters</w:t>
+      </w:r>
+      <w:r>
+        <w:rPr>
+          <w:rFonts w:ascii="Arial" w:hAnsi="Arial"/>
+          <w:sz w:val="20"/>
+        </w:rPr>
+        <w:t xml:space="preserve">)—terdiri atas empat pendorong bervektor horizontal pada sudut </w:t>
+      </w:r>
+      <w:r>
+        <w:rPr>
+          <w:rFonts w:ascii="Arial" w:hAnsi="Arial"/>
+          <w:sz w:val="20"/>
+        </w:rPr>
+        <w:t>$$45^\circ$$</w:t>
+      </w:r>
+      <w:r>
+        <w:rPr>
+          <w:rFonts w:ascii="Arial" w:hAnsi="Arial"/>
+          <w:sz w:val="20"/>
+        </w:rPr>
+        <w:t xml:space="preserve"> dan empat pendorong vertikal independen di empat sudut kerangka—wahana memperoleh otoritas aktuasi kendali independen pada seluruh enam derajat kebebasan gerak spasial (Surge, Sway, Heave, Roll, Pitch, dan Yaw) [3], [7], [21], [32]. Karena jumlah aktuator (</w:t>
+      </w:r>
+      <w:r>
+        <w:rPr>
+          <w:rFonts w:ascii="Arial" w:hAnsi="Arial"/>
+          <w:sz w:val="20"/>
+        </w:rPr>
+        <w:t>$$m = 8$$</w:t>
+      </w:r>
+      <w:r>
+        <w:rPr>
+          <w:rFonts w:ascii="Arial" w:hAnsi="Arial"/>
+          <w:sz w:val="20"/>
+        </w:rPr>
+        <w:t>) melampaui jumlah derajat kebebasan yang dikendalikan (</w:t>
+      </w:r>
+      <w:r>
+        <w:rPr>
+          <w:rFonts w:ascii="Arial" w:hAnsi="Arial"/>
+          <w:sz w:val="20"/>
+        </w:rPr>
+        <w:t>$$n = 6$$</w:t>
+      </w:r>
+      <w:r>
+        <w:rPr>
+          <w:rFonts w:ascii="Arial" w:hAnsi="Arial"/>
+          <w:sz w:val="20"/>
+        </w:rPr>
+        <w:t xml:space="preserve">), sistem ini secara matematis bersifat </w:t>
       </w:r>
       <w:r>
         <w:rPr>
@@ -619,14 +1125,28 @@
           <w:i/>
           <w:sz w:val="20"/>
         </w:rPr>
-        <w:t>Rentan Terhadap Torsi Reaksi Payload dan Gangguan Eksternal</w:t>
-      </w:r>
-      <w:r>
-        <w:rPr>
-          <w:rFonts w:ascii="Arial" w:hAnsi="Arial"/>
-          <w:sz w:val="20"/>
-        </w:rPr>
-        <w:t>: Ketika dilengkapi dengan lengan manipulator robotik, sensor akustik, atau alat pengambilan sampel, torsi reaksi eksternal secara langsung menginduksi defleksi sudut pitch</w:t>
+        <w:t>over-actuated</w:t>
+      </w:r>
+      <w:r>
+        <w:rPr>
+          <w:rFonts w:ascii="Arial" w:hAnsi="Arial"/>
+          <w:sz w:val="20"/>
+        </w:rPr>
+        <w:t xml:space="preserve"> dengan derajat redundansi aktuasi sebesar dua (</w:t>
+      </w:r>
+      <w:r>
+        <w:rPr>
+          <w:rFonts w:ascii="Arial" w:hAnsi="Arial"/>
+          <w:sz w:val="20"/>
+        </w:rPr>
+        <w:t>$$m - n = 2$$</w:t>
+      </w:r>
+      <w:r>
+        <w:rPr>
+          <w:rFonts w:ascii="Arial" w:hAnsi="Arial"/>
+          <w:sz w:val="20"/>
+        </w:rPr>
+        <w:t>) [7], [21], [32]. Redundansi ini menghadirkan ruang nol aktuasi (</w:t>
       </w:r>
       <w:r>
         <w:rPr>
@@ -634,14 +1154,14 @@
           <w:i/>
           <w:sz w:val="20"/>
         </w:rPr>
-        <w:t>dan</w:t>
-      </w:r>
-      <w:r>
-        <w:rPr>
-          <w:rFonts w:ascii="Arial" w:hAnsi="Arial"/>
-          <w:sz w:val="20"/>
-        </w:rPr>
-        <w:t>roll</w:t>
+        <w:t>actuator null-space</w:t>
+      </w:r>
+      <w:r>
+        <w:rPr>
+          <w:rFonts w:ascii="Arial" w:hAnsi="Arial"/>
+          <w:sz w:val="20"/>
+        </w:rPr>
+        <w:t>) yang memungkinkan alokasi gaya dorong optimal (</w:t>
       </w:r>
       <w:r>
         <w:rPr>
@@ -649,26 +1169,14 @@
           <w:i/>
           <w:sz w:val="20"/>
         </w:rPr>
-        <w:t>, yang mengakibatkan</w:t>
-      </w:r>
-      <w:r>
-        <w:rPr>
-          <w:rFonts w:ascii="Arial" w:hAnsi="Arial"/>
-          <w:sz w:val="20"/>
-        </w:rPr>
-        <w:t>attitude offsets persisten dan galat pelacakan [18], [21], [31].</w:t>
-      </w:r>
-    </w:p>
-    <w:p>
-      <w:pPr>
-        <w:spacing w:after="60"/>
-        <w:ind w:left="567" w:hanging="340"/>
-      </w:pPr>
-      <w:r>
-        <w:rPr>
-          <w:b/>
-        </w:rPr>
-        <w:t xml:space="preserve">3.  </w:t>
+        <w:t>optimal thrust allocation</w:t>
+      </w:r>
+      <w:r>
+        <w:rPr>
+          <w:rFonts w:ascii="Arial" w:hAnsi="Arial"/>
+          <w:sz w:val="20"/>
+        </w:rPr>
+        <w:t>) untuk meminimalkan konsumsi energi listrik, mencegah saturasi pendorong individual, serta memberikan kemampuan rekonfigurasi toleransi kegagalan pendorong (</w:t>
       </w:r>
       <w:r>
         <w:rPr>
@@ -676,103 +1184,14 @@
           <w:i/>
           <w:sz w:val="20"/>
         </w:rPr>
-        <w:t>Kopling Silang Hidrodinamika yang Parah (</w:t>
-      </w:r>
-      <w:r>
-        <w:rPr>
-          <w:rFonts w:ascii="Arial" w:hAnsi="Arial"/>
-          <w:sz w:val="20"/>
-        </w:rPr>
-        <w:t>Severe Hydrodynamic Cross-Coupling)</w:t>
-      </w:r>
-      <w:r>
-        <w:rPr>
-          <w:rFonts w:ascii="Arial" w:hAnsi="Arial"/>
-          <w:i/>
-          <w:sz w:val="20"/>
-        </w:rPr>
-        <w:t>: Dalam manuver bawah laut multi-sumbu, interaksi fluida-struktur menghasilkan momen kopling silang non-linier [7], [34]. Secara khusus, momen Munk hidrodinamika (</w:t>
-      </w:r>
-      <w:r>
-        <w:rPr>
-          <w:rFonts w:ascii="Arial" w:hAnsi="Arial"/>
-          <w:sz w:val="20"/>
-        </w:rPr>
-        <w:t>hydrodynamic Munk moment</w:t>
-      </w:r>
-      <w:r>
-        <w:rPr>
-          <w:rFonts w:ascii="Arial" w:hAnsi="Arial"/>
-          <w:i/>
-          <w:sz w:val="20"/>
-        </w:rPr>
-        <w:t>)—yang disebabkan oleh asimetri antara</w:t>
-      </w:r>
-      <w:r>
-        <w:rPr>
-          <w:rFonts w:ascii="Arial" w:hAnsi="Arial"/>
-          <w:sz w:val="20"/>
-        </w:rPr>
-        <w:t>transverse added mass</w:t>
-      </w:r>
-      <w:r>
-        <w:rPr>
-          <w:rFonts w:ascii="Arial" w:hAnsi="Arial"/>
-          <w:i/>
-          <w:sz w:val="20"/>
-        </w:rPr>
-        <w:t>($$Y_{\dot{v}}$$) dan</w:t>
-      </w:r>
-      <w:r>
-        <w:rPr>
-          <w:rFonts w:ascii="Arial" w:hAnsi="Arial"/>
-          <w:sz w:val="20"/>
-        </w:rPr>
-        <w:t>longitudinal added mass</w:t>
-      </w:r>
-      <w:r>
-        <w:rPr>
-          <w:rFonts w:ascii="Arial" w:hAnsi="Arial"/>
-          <w:i/>
-          <w:sz w:val="20"/>
-        </w:rPr>
-        <w:t>($$X_{\dot{u}}$$)—menghasilkan torsi</w:t>
-      </w:r>
-      <w:r>
-        <w:rPr>
-          <w:rFonts w:ascii="Arial" w:hAnsi="Arial"/>
-          <w:sz w:val="20"/>
-        </w:rPr>
-        <w:t xml:space="preserve">yawing yang tidak stabil sebesar </w:t>
-      </w:r>
-      <w:r>
-        <w:rPr>
-          <w:rFonts w:ascii="Arial" w:hAnsi="Arial"/>
-          <w:sz w:val="20"/>
-        </w:rPr>
-        <w:t>$$(X_{\dot{u}} - Y_{\dot{v}})u_r v_r$$</w:t>
-      </w:r>
-      <w:r>
-        <w:rPr>
-          <w:rFonts w:ascii="Arial" w:hAnsi="Arial"/>
-          <w:sz w:val="20"/>
-        </w:rPr>
-        <w:t xml:space="preserve"> setiap kali kecepatan maju dan lateral terjadi secara bersamaan [7]. Pada wahana </w:t>
-      </w:r>
-      <w:r>
-        <w:rPr>
-          <w:rFonts w:ascii="Arial" w:hAnsi="Arial"/>
-          <w:i/>
-          <w:sz w:val="20"/>
-        </w:rPr>
-        <w:t>underactuated</w:t>
-      </w:r>
-      <w:r>
-        <w:rPr>
-          <w:rFonts w:ascii="Arial" w:hAnsi="Arial"/>
-          <w:sz w:val="20"/>
-        </w:rPr>
-        <w:t>, torsi kopling silang ini tidak dapat diimbangi secara aktif oleh gaya dari pendorong.</w:t>
+        <w:t>thruster fault tolerance</w:t>
+      </w:r>
+      <w:r>
+        <w:rPr>
+          <w:rFonts w:ascii="Arial" w:hAnsi="Arial"/>
+          <w:sz w:val="20"/>
+        </w:rPr>
+        <w:t>) [21], [32].</w:t>
       </w:r>
     </w:p>
     <w:p>
@@ -786,7 +1205,7 @@
           <w:rFonts w:ascii="Arial" w:hAnsi="Arial"/>
           <w:sz w:val="20"/>
         </w:rPr>
-        <w:t xml:space="preserve">Untuk mengatasi batasan struktural tersebut, penelitian ini mengkaji konfigurasi wahana </w:t>
+        <w:t xml:space="preserve">Namun demikian, perwujudan sistem navigasi dan pelacakan target otonom pada AUV 6-DOF </w:t>
       </w:r>
       <w:r>
         <w:rPr>
@@ -794,172 +1213,338 @@
           <w:i/>
           <w:sz w:val="20"/>
         </w:rPr>
-        <w:t>AUV vectored 6-DOF over-actuated 8-pendorong</w:t>
-      </w:r>
-      <w:r>
-        <w:rPr>
-          <w:rFonts w:ascii="Arial" w:hAnsi="Arial"/>
-          <w:sz w:val="20"/>
-        </w:rPr>
-        <w:t xml:space="preserve">, yang dimodelkan berdasarkan arsitektur rangka BlueROV2 Heavy [3], [21], [31], [32]. Dengan mengintegrasikan empat pendorong bervektor horizontal yang diatur pada sudut </w:t>
-      </w:r>
-      <w:r>
-        <w:rPr>
-          <w:rFonts w:ascii="Arial" w:hAnsi="Arial"/>
-          <w:sz w:val="20"/>
-        </w:rPr>
-        <w:t>$$45^\circ$$</w:t>
-      </w:r>
-      <w:r>
-        <w:rPr>
-          <w:rFonts w:ascii="Arial" w:hAnsi="Arial"/>
-          <w:sz w:val="20"/>
-        </w:rPr>
-        <w:t xml:space="preserve"> dan empat pendorong sudut vertikal (port-fore</w:t>
-      </w:r>
-      <w:r>
-        <w:rPr>
-          <w:rFonts w:ascii="Arial" w:hAnsi="Arial"/>
+        <w:t>over-actuated</w:t>
+      </w:r>
+      <w:r>
+        <w:rPr>
+          <w:rFonts w:ascii="Arial" w:hAnsi="Arial"/>
+          <w:sz w:val="20"/>
+        </w:rPr>
+        <w:t xml:space="preserve"> menghadapi dua tantangan ilmiah dan rekayasa utama:</w:t>
+      </w:r>
+    </w:p>
+    <w:p>
+      <w:pPr>
+        <w:spacing w:after="60" w:line="276" w:lineRule="auto"/>
+        <w:ind w:left="567" w:hanging="340"/>
+      </w:pPr>
+      <w:r>
+        <w:rPr>
+          <w:rFonts w:ascii="Arial" w:hAnsi="Arial"/>
+          <w:b w:val="0"/>
+          <w:sz w:val="20"/>
+        </w:rPr>
+        <w:t xml:space="preserve">1.  </w:t>
+      </w:r>
+      <w:r>
+        <w:rPr>
+          <w:rFonts w:ascii="Arial" w:hAnsi="Arial"/>
+          <w:b w:val="0"/>
+          <w:sz w:val="20"/>
+        </w:rPr>
+        <w:t>Kompleksitas pemodelan dinamika hidrodinamika non-linier terkopling: Dinamika wahana bawah laut diatur oleh interaksi mekanika fluida yang sangat non-linier, mencakup tensor inersia benda tegar (</w:t>
+      </w:r>
+      <w:r>
+        <w:rPr>
+          <w:rFonts w:ascii="Arial" w:hAnsi="Arial"/>
+          <w:b w:val="0"/>
+          <w:sz w:val="20"/>
+        </w:rPr>
+        <w:t>$$\mathbf{M}_{RB}$$</w:t>
+      </w:r>
+      <w:r>
+        <w:rPr>
+          <w:rFonts w:ascii="Arial" w:hAnsi="Arial"/>
+          <w:b w:val="0"/>
+          <w:sz w:val="20"/>
+        </w:rPr>
+        <w:t>), tensor massa tambah hidrodinamika fluida (</w:t>
+      </w:r>
+      <w:r>
+        <w:rPr>
+          <w:rFonts w:ascii="Arial" w:hAnsi="Arial"/>
+          <w:b w:val="0"/>
+          <w:sz w:val="20"/>
+        </w:rPr>
+        <w:t>$$\mathbf{M}_A$$</w:t>
+      </w:r>
+      <w:r>
+        <w:rPr>
+          <w:rFonts w:ascii="Arial" w:hAnsi="Arial"/>
+          <w:b w:val="0"/>
+          <w:sz w:val="20"/>
+        </w:rPr>
+        <w:t>), matriks percepatan sentripetal dan Coriolis (</w:t>
+      </w:r>
+      <w:r>
+        <w:rPr>
+          <w:rFonts w:ascii="Arial" w:hAnsi="Arial"/>
+          <w:b w:val="0"/>
+          <w:sz w:val="20"/>
+        </w:rPr>
+        <w:t>$$\mathbf{C}_{RB}, \mathbf{C}_A$$</w:t>
+      </w:r>
+      <w:r>
+        <w:rPr>
+          <w:rFonts w:ascii="Arial" w:hAnsi="Arial"/>
+          <w:b w:val="0"/>
+          <w:sz w:val="20"/>
+        </w:rPr>
+        <w:t>), tensor redaman hidrodinamika kuadratik gabungan (</w:t>
+      </w:r>
+      <w:r>
+        <w:rPr>
+          <w:rFonts w:ascii="Arial" w:hAnsi="Arial"/>
+          <w:b w:val="0"/>
+          <w:sz w:val="20"/>
+        </w:rPr>
+        <w:t>$$\mathbf{D}(\boldsymbol{\nu}_r)$$</w:t>
+      </w:r>
+      <w:r>
+        <w:rPr>
+          <w:rFonts w:ascii="Arial" w:hAnsi="Arial"/>
+          <w:b w:val="0"/>
+          <w:sz w:val="20"/>
+        </w:rPr>
+        <w:t>), serta gaya/momen pemulih hidrostatis (</w:t>
+      </w:r>
+      <w:r>
+        <w:rPr>
+          <w:rFonts w:ascii="Arial" w:hAnsi="Arial"/>
+          <w:b w:val="0"/>
+          <w:sz w:val="20"/>
+        </w:rPr>
+        <w:t>$$\mathbf{g}(\boldsymbol{\eta})$$</w:t>
+      </w:r>
+      <w:r>
+        <w:rPr>
+          <w:rFonts w:ascii="Arial" w:hAnsi="Arial"/>
+          <w:b w:val="0"/>
+          <w:sz w:val="20"/>
+        </w:rPr>
+        <w:t>) [1], [7], [34]. Selain itu, pemetaan vektor gaya kendali generalisasi 6-DOF (</w:t>
+      </w:r>
+      <w:r>
+        <w:rPr>
+          <w:rFonts w:ascii="Arial" w:hAnsi="Arial"/>
+          <w:b w:val="0"/>
+          <w:sz w:val="20"/>
+        </w:rPr>
+        <w:t>$$\boldsymbol{\tau} \in \mathbb{R}^6$$</w:t>
+      </w:r>
+      <w:r>
+        <w:rPr>
+          <w:rFonts w:ascii="Arial" w:hAnsi="Arial"/>
+          <w:b w:val="0"/>
+          <w:sz w:val="20"/>
+        </w:rPr>
+        <w:t>) menjadi delapan perintah gaya dorong motor individual (</w:t>
+      </w:r>
+      <w:r>
+        <w:rPr>
+          <w:rFonts w:ascii="Arial" w:hAnsi="Arial"/>
+          <w:b w:val="0"/>
+          <w:sz w:val="20"/>
+        </w:rPr>
+        <w:t>$$\mathbf{f} \in \mathbb{R}^8$$</w:t>
+      </w:r>
+      <w:r>
+        <w:rPr>
+          <w:rFonts w:ascii="Arial" w:hAnsi="Arial"/>
+          <w:b w:val="0"/>
+          <w:sz w:val="20"/>
+        </w:rPr>
+        <w:t xml:space="preserve">) memerlukan formulasi matriks alokasi gaya dorong geometris </w:t>
+      </w:r>
+      <w:r>
+        <w:rPr>
+          <w:rFonts w:ascii="Arial" w:hAnsi="Arial"/>
+          <w:b w:val="0"/>
+          <w:sz w:val="20"/>
+        </w:rPr>
+        <w:t>$$\mathbf{T}_{6 \times 8}$$</w:t>
+      </w:r>
+      <w:r>
+        <w:rPr>
+          <w:rFonts w:ascii="Arial" w:hAnsi="Arial"/>
+          <w:b w:val="0"/>
+          <w:sz w:val="20"/>
+        </w:rPr>
+        <w:t xml:space="preserve"> serta penyelesaian invers semu Moore-Penrose (</w:t>
+      </w:r>
+      <w:r>
+        <w:rPr>
+          <w:rFonts w:ascii="Arial" w:hAnsi="Arial"/>
+          <w:b w:val="0"/>
           <w:i/>
           <w:sz w:val="20"/>
         </w:rPr>
-        <w:t>,</w:t>
-      </w:r>
-      <w:r>
-        <w:rPr>
-          <w:rFonts w:ascii="Arial" w:hAnsi="Arial"/>
-          <w:sz w:val="20"/>
-        </w:rPr>
-        <w:t>starboard-fore</w:t>
-      </w:r>
-      <w:r>
-        <w:rPr>
-          <w:rFonts w:ascii="Arial" w:hAnsi="Arial"/>
+        <w:t>Moore-Penrose pseudo-inverse</w:t>
+      </w:r>
+      <w:r>
+        <w:rPr>
+          <w:rFonts w:ascii="Arial" w:hAnsi="Arial"/>
+          <w:b w:val="0"/>
+          <w:sz w:val="20"/>
+        </w:rPr>
+        <w:t xml:space="preserve">, </w:t>
+      </w:r>
+      <w:r>
+        <w:rPr>
+          <w:rFonts w:ascii="Arial" w:hAnsi="Arial"/>
+          <w:b w:val="0"/>
+          <w:sz w:val="20"/>
+        </w:rPr>
+        <w:t>$$\mathbf{T}_{6 \times 8}^\dagger$$</w:t>
+      </w:r>
+      <w:r>
+        <w:rPr>
+          <w:rFonts w:ascii="Arial" w:hAnsi="Arial"/>
+          <w:b w:val="0"/>
+          <w:sz w:val="20"/>
+        </w:rPr>
+        <w:t>) secara waktu nyata (</w:t>
+      </w:r>
+      <w:r>
+        <w:rPr>
+          <w:rFonts w:ascii="Arial" w:hAnsi="Arial"/>
+          <w:b w:val="0"/>
           <w:i/>
           <w:sz w:val="20"/>
         </w:rPr>
-        <w:t>,</w:t>
-      </w:r>
-      <w:r>
-        <w:rPr>
-          <w:rFonts w:ascii="Arial" w:hAnsi="Arial"/>
-          <w:sz w:val="20"/>
-        </w:rPr>
-        <w:t>port-aft</w:t>
-      </w:r>
-      <w:r>
-        <w:rPr>
-          <w:rFonts w:ascii="Arial" w:hAnsi="Arial"/>
+        <w:t>real-time</w:t>
+      </w:r>
+      <w:r>
+        <w:rPr>
+          <w:rFonts w:ascii="Arial" w:hAnsi="Arial"/>
+          <w:b w:val="0"/>
+          <w:sz w:val="20"/>
+        </w:rPr>
+        <w:t>) [7], [21], [32].</w:t>
+      </w:r>
+    </w:p>
+    <w:p>
+      <w:pPr>
+        <w:spacing w:after="60" w:line="276" w:lineRule="auto"/>
+        <w:ind w:left="567" w:hanging="340"/>
+      </w:pPr>
+      <w:r>
+        <w:rPr>
+          <w:rFonts w:ascii="Arial" w:hAnsi="Arial"/>
+          <w:b w:val="0"/>
+          <w:sz w:val="20"/>
+        </w:rPr>
+        <w:t xml:space="preserve">2.  </w:t>
+      </w:r>
+      <w:r>
+        <w:rPr>
+          <w:rFonts w:ascii="Arial" w:hAnsi="Arial"/>
+          <w:b w:val="0"/>
+          <w:sz w:val="20"/>
+        </w:rPr>
+        <w:t>Derau pengukuran sensor dan degradasi persepsi visual bawah air: Di lingkungan perairan, transmisi optik mengalami pelemahan kontras akibat penyerapan spektral, hamburan partikel (</w:t>
+      </w:r>
+      <w:r>
+        <w:rPr>
+          <w:rFonts w:ascii="Arial" w:hAnsi="Arial"/>
+          <w:b w:val="0"/>
           <w:i/>
           <w:sz w:val="20"/>
         </w:rPr>
-        <w:t>,</w:t>
-      </w:r>
-      <w:r>
-        <w:rPr>
-          <w:rFonts w:ascii="Arial" w:hAnsi="Arial"/>
-          <w:sz w:val="20"/>
-        </w:rPr>
-        <w:t xml:space="preserve">starboard-aft), wahana ini mencapai otoritas kendali aktif dan independen pada seluruh enam </w:t>
-      </w:r>
-      <w:r>
-        <w:rPr>
-          <w:rFonts w:ascii="Arial" w:hAnsi="Arial"/>
+        <w:t>backscattering</w:t>
+      </w:r>
+      <w:r>
+        <w:rPr>
+          <w:rFonts w:ascii="Arial" w:hAnsi="Arial"/>
+          <w:b w:val="0"/>
+          <w:sz w:val="20"/>
+        </w:rPr>
+        <w:t xml:space="preserve">), turbiditas fluida, dan fluktuasi pencahayaan [2], [14]. Pendeteksian target berbasis model </w:t>
+      </w:r>
+      <w:r>
+        <w:rPr>
+          <w:rFonts w:ascii="Arial" w:hAnsi="Arial"/>
+          <w:b w:val="0"/>
           <w:i/>
           <w:sz w:val="20"/>
         </w:rPr>
-        <w:t>Degree of Freedom</w:t>
-      </w:r>
-      <w:r>
-        <w:rPr>
-          <w:rFonts w:ascii="Arial" w:hAnsi="Arial"/>
-          <w:sz w:val="20"/>
-        </w:rPr>
-        <w:t xml:space="preserve"> (6-DOF) spasial: Surge (</w:t>
-      </w:r>
-      <w:r>
-        <w:rPr>
-          <w:rFonts w:ascii="Arial" w:hAnsi="Arial"/>
-          <w:sz w:val="20"/>
-        </w:rPr>
-        <w:t>$$u$$</w:t>
-      </w:r>
-      <w:r>
-        <w:rPr>
-          <w:rFonts w:ascii="Arial" w:hAnsi="Arial"/>
-          <w:sz w:val="20"/>
-        </w:rPr>
-        <w:t>), Sway (</w:t>
-      </w:r>
-      <w:r>
-        <w:rPr>
-          <w:rFonts w:ascii="Arial" w:hAnsi="Arial"/>
-          <w:sz w:val="20"/>
-        </w:rPr>
-        <w:t>$$v$$</w:t>
-      </w:r>
-      <w:r>
-        <w:rPr>
-          <w:rFonts w:ascii="Arial" w:hAnsi="Arial"/>
-          <w:sz w:val="20"/>
-        </w:rPr>
-        <w:t>), Heave (</w:t>
-      </w:r>
-      <w:r>
-        <w:rPr>
-          <w:rFonts w:ascii="Arial" w:hAnsi="Arial"/>
-          <w:sz w:val="20"/>
-        </w:rPr>
-        <w:t>$$w$$</w:t>
-      </w:r>
-      <w:r>
-        <w:rPr>
-          <w:rFonts w:ascii="Arial" w:hAnsi="Arial"/>
-          <w:sz w:val="20"/>
-        </w:rPr>
-        <w:t>), Roll (</w:t>
-      </w:r>
-      <w:r>
-        <w:rPr>
-          <w:rFonts w:ascii="Arial" w:hAnsi="Arial"/>
-          <w:sz w:val="20"/>
-        </w:rPr>
-        <w:t>$$p$$</w:t>
-      </w:r>
-      <w:r>
-        <w:rPr>
-          <w:rFonts w:ascii="Arial" w:hAnsi="Arial"/>
-          <w:sz w:val="20"/>
-        </w:rPr>
-        <w:t>), Pitch (</w:t>
-      </w:r>
-      <w:r>
-        <w:rPr>
-          <w:rFonts w:ascii="Arial" w:hAnsi="Arial"/>
-          <w:sz w:val="20"/>
-        </w:rPr>
-        <w:t>$$q$$</w:t>
-      </w:r>
-      <w:r>
-        <w:rPr>
-          <w:rFonts w:ascii="Arial" w:hAnsi="Arial"/>
-          <w:sz w:val="20"/>
-        </w:rPr>
-        <w:t>), dan Yaw (</w:t>
-      </w:r>
-      <w:r>
-        <w:rPr>
-          <w:rFonts w:ascii="Arial" w:hAnsi="Arial"/>
-          <w:sz w:val="20"/>
-        </w:rPr>
-        <w:t>$$r$$</w:t>
-      </w:r>
-      <w:r>
-        <w:rPr>
-          <w:rFonts w:ascii="Arial" w:hAnsi="Arial"/>
-          <w:sz w:val="20"/>
-        </w:rPr>
-        <w:t>) [3], [7], [21], [32].</w:t>
+        <w:t>deep learning</w:t>
+      </w:r>
+      <w:r>
+        <w:rPr>
+          <w:rFonts w:ascii="Arial" w:hAnsi="Arial"/>
+          <w:b w:val="0"/>
+          <w:sz w:val="20"/>
+        </w:rPr>
+        <w:t xml:space="preserve"> (seperti YOLO) pada aliran video kamera monokuler menghasilkan keluaran kotak pembatas (</w:t>
+      </w:r>
+      <w:r>
+        <w:rPr>
+          <w:rFonts w:ascii="Arial" w:hAnsi="Arial"/>
+          <w:b w:val="0"/>
+          <w:i/>
+          <w:sz w:val="20"/>
+        </w:rPr>
+        <w:t>bounding box</w:t>
+      </w:r>
+      <w:r>
+        <w:rPr>
+          <w:rFonts w:ascii="Arial" w:hAnsi="Arial"/>
+          <w:b w:val="0"/>
+          <w:sz w:val="20"/>
+        </w:rPr>
+        <w:t xml:space="preserve">) yang rentan terhadap </w:t>
+      </w:r>
+      <w:r>
+        <w:rPr>
+          <w:rFonts w:ascii="Arial" w:hAnsi="Arial"/>
+          <w:b w:val="0"/>
+          <w:i/>
+          <w:sz w:val="20"/>
+        </w:rPr>
+        <w:t>jitter</w:t>
+      </w:r>
+      <w:r>
+        <w:rPr>
+          <w:rFonts w:ascii="Arial" w:hAnsi="Arial"/>
+          <w:b w:val="0"/>
+          <w:sz w:val="20"/>
+        </w:rPr>
+        <w:t>, derau pengukuran spasial, serta oklusi visual sementara (</w:t>
+      </w:r>
+      <w:r>
+        <w:rPr>
+          <w:rFonts w:ascii="Arial" w:hAnsi="Arial"/>
+          <w:b w:val="0"/>
+          <w:i/>
+          <w:sz w:val="20"/>
+        </w:rPr>
+        <w:t>occlusions</w:t>
+      </w:r>
+      <w:r>
+        <w:rPr>
+          <w:rFonts w:ascii="Arial" w:hAnsi="Arial"/>
+          <w:b w:val="0"/>
+          <w:sz w:val="20"/>
+        </w:rPr>
+        <w:t>) [2], [16], [17]. Di sisi lain, sensor inersia internal IMU dan sensor tekanan fluida kedalaman pada wahana dipengaruhi oleh derau frekuensi tinggi, getaran pendorong, dan fenomena penyimpangan (</w:t>
+      </w:r>
+      <w:r>
+        <w:rPr>
+          <w:rFonts w:ascii="Arial" w:hAnsi="Arial"/>
+          <w:b w:val="0"/>
+          <w:i/>
+          <w:sz w:val="20"/>
+        </w:rPr>
+        <w:t>sensor drift</w:t>
+      </w:r>
+      <w:r>
+        <w:rPr>
+          <w:rFonts w:ascii="Arial" w:hAnsi="Arial"/>
+          <w:b w:val="0"/>
+          <w:sz w:val="20"/>
+        </w:rPr>
+        <w:t>) [14], [21], [31].</w:t>
       </w:r>
     </w:p>
     <w:p>
@@ -973,35 +1558,7 @@
           <w:rFonts w:ascii="Arial" w:hAnsi="Arial"/>
           <w:sz w:val="20"/>
         </w:rPr>
-        <w:t>Karena wahana tersebut memiliki delapan aktuator kendali (</w:t>
-      </w:r>
-      <w:r>
-        <w:rPr>
-          <w:rFonts w:ascii="Arial" w:hAnsi="Arial"/>
-          <w:sz w:val="20"/>
-        </w:rPr>
-        <w:t>$$m = 8$$</w:t>
-      </w:r>
-      <w:r>
-        <w:rPr>
-          <w:rFonts w:ascii="Arial" w:hAnsi="Arial"/>
-          <w:sz w:val="20"/>
-        </w:rPr>
-        <w:t>) untuk mengatur enam derajat kebebasan spasial (</w:t>
-      </w:r>
-      <w:r>
-        <w:rPr>
-          <w:rFonts w:ascii="Arial" w:hAnsi="Arial"/>
-          <w:sz w:val="20"/>
-        </w:rPr>
-        <w:t>$$n = 6$$</w:t>
-      </w:r>
-      <w:r>
-        <w:rPr>
-          <w:rFonts w:ascii="Arial" w:hAnsi="Arial"/>
-          <w:sz w:val="20"/>
-        </w:rPr>
-        <w:t xml:space="preserve">), sistem ini secara matematis bersifat </w:t>
+        <w:t xml:space="preserve">Untuk mengatasi tantangan estimasi dan pelacakan tersebut, penelitian ini merancang dan menerapkan </w:t>
       </w:r>
       <w:r>
         <w:rPr>
@@ -1009,28 +1566,256 @@
           <w:i/>
           <w:sz w:val="20"/>
         </w:rPr>
-        <w:t>over-actuated</w:t>
-      </w:r>
-      <w:r>
-        <w:rPr>
-          <w:rFonts w:ascii="Arial" w:hAnsi="Arial"/>
-          <w:sz w:val="20"/>
-        </w:rPr>
-        <w:t xml:space="preserve"> (</w:t>
-      </w:r>
-      <w:r>
-        <w:rPr>
-          <w:rFonts w:ascii="Arial" w:hAnsi="Arial"/>
-          <w:sz w:val="20"/>
-        </w:rPr>
-        <w:t>$$m &gt; n$$</w:t>
-      </w:r>
-      <w:r>
-        <w:rPr>
-          <w:rFonts w:ascii="Arial" w:hAnsi="Arial"/>
-          <w:sz w:val="20"/>
-        </w:rPr>
-        <w:t>) [7], [21], [32]. Redundansi aktuasi ini memberikan kapabilitas mekatronika yang sangat vital:</w:t>
+        <w:t>Suite</w:t>
+      </w:r>
+      <w:r>
+        <w:rPr>
+          <w:rFonts w:ascii="Arial" w:hAnsi="Arial"/>
+          <w:sz w:val="20"/>
+        </w:rPr>
+        <w:t xml:space="preserve"> estimasi keadaan optimal </w:t>
+      </w:r>
+      <w:r>
+        <w:rPr>
+          <w:rFonts w:ascii="Arial" w:hAnsi="Arial"/>
+          <w:i/>
+          <w:sz w:val="20"/>
+        </w:rPr>
+        <w:t>Dual Kalman Filter</w:t>
+      </w:r>
+      <w:r>
+        <w:rPr>
+          <w:rFonts w:ascii="Arial" w:hAnsi="Arial"/>
+          <w:sz w:val="20"/>
+        </w:rPr>
+        <w:t xml:space="preserve"> [16], [17], [25], [29]:</w:t>
+      </w:r>
+    </w:p>
+    <w:p>
+      <w:pPr>
+        <w:spacing w:after="60" w:line="276" w:lineRule="auto"/>
+        <w:ind w:left="567" w:hanging="283"/>
+      </w:pPr>
+      <w:r>
+        <w:rPr>
+          <w:rFonts w:ascii="Arial" w:hAnsi="Arial"/>
+          <w:b w:val="0"/>
+          <w:sz w:val="20"/>
+        </w:rPr>
+        <w:t xml:space="preserve">•  </w:t>
+      </w:r>
+      <w:r>
+        <w:rPr>
+          <w:rFonts w:ascii="Arial" w:hAnsi="Arial"/>
+          <w:b w:val="0"/>
+          <w:sz w:val="20"/>
+        </w:rPr>
+        <w:t>Penapis Pelacak Target Visual 8D (</w:t>
+      </w:r>
+      <w:r>
+        <w:rPr>
+          <w:rFonts w:ascii="Arial" w:hAnsi="Arial"/>
+          <w:b w:val="0"/>
+          <w:i/>
+          <w:sz w:val="20"/>
+        </w:rPr>
+        <w:t>Topside Visual Kalman Filter</w:t>
+      </w:r>
+      <w:r>
+        <w:rPr>
+          <w:rFonts w:ascii="Arial" w:hAnsi="Arial"/>
+          <w:b w:val="0"/>
+          <w:sz w:val="20"/>
+        </w:rPr>
+        <w:t xml:space="preserve">, </w:t>
+      </w:r>
+      <w:r>
+        <w:rPr>
+          <w:rFonts w:ascii="Consolas" w:hAnsi="Consolas"/>
+          <w:b w:val="0"/>
+          <w:sz w:val="19"/>
+        </w:rPr>
+        <w:t>AUVVisualKalmanFilter</w:t>
+      </w:r>
+      <w:r>
+        <w:rPr>
+          <w:rFonts w:ascii="Arial" w:hAnsi="Arial"/>
+          <w:b w:val="0"/>
+          <w:sz w:val="20"/>
+        </w:rPr>
+        <w:t>): Penapis linier diskrit 8-dimensi berbasis model percepatan derau putih kontinu (</w:t>
+      </w:r>
+      <w:r>
+        <w:rPr>
+          <w:rFonts w:ascii="Arial" w:hAnsi="Arial"/>
+          <w:b w:val="0"/>
+          <w:i/>
+          <w:sz w:val="20"/>
+        </w:rPr>
+        <w:t>Continuous White Noise Acceleration</w:t>
+      </w:r>
+      <w:r>
+        <w:rPr>
+          <w:rFonts w:ascii="Arial" w:hAnsi="Arial"/>
+          <w:b w:val="0"/>
+          <w:sz w:val="20"/>
+        </w:rPr>
+        <w:t xml:space="preserve"> / CWNA) dengan kovariansi pengukuran adaptif berbobot konfidensi deteksi YOLO (</w:t>
+      </w:r>
+      <w:r>
+        <w:rPr>
+          <w:rFonts w:ascii="Arial" w:hAnsi="Arial"/>
+          <w:b w:val="0"/>
+          <w:sz w:val="20"/>
+        </w:rPr>
+        <w:t>$$\mathbf{R}_k(\text{conf})$$</w:t>
+      </w:r>
+      <w:r>
+        <w:rPr>
+          <w:rFonts w:ascii="Arial" w:hAnsi="Arial"/>
+          <w:b w:val="0"/>
+          <w:sz w:val="20"/>
+        </w:rPr>
+        <w:t>), penolakan pencilan (</w:t>
+      </w:r>
+      <w:r>
+        <w:rPr>
+          <w:rFonts w:ascii="Arial" w:hAnsi="Arial"/>
+          <w:b w:val="0"/>
+          <w:i/>
+          <w:sz w:val="20"/>
+        </w:rPr>
+        <w:t>outlier gating</w:t>
+      </w:r>
+      <w:r>
+        <w:rPr>
+          <w:rFonts w:ascii="Arial" w:hAnsi="Arial"/>
+          <w:b w:val="0"/>
+          <w:sz w:val="20"/>
+        </w:rPr>
+        <w:t xml:space="preserve">) jarak Mahalanobis </w:t>
+      </w:r>
+      <w:r>
+        <w:rPr>
+          <w:rFonts w:ascii="Arial" w:hAnsi="Arial"/>
+          <w:b w:val="0"/>
+          <w:sz w:val="20"/>
+        </w:rPr>
+        <w:t>$$\chi^2(4)$$</w:t>
+      </w:r>
+      <w:r>
+        <w:rPr>
+          <w:rFonts w:ascii="Arial" w:hAnsi="Arial"/>
+          <w:b w:val="0"/>
+          <w:sz w:val="20"/>
+        </w:rPr>
+        <w:t>, dan estimasi laju perubahan skala monokuler untuk mengendalikan jarak pendekatan wahana tanpa sensor akustik DVL tambahan [2], [16], [17], [25].</w:t>
+      </w:r>
+    </w:p>
+    <w:p>
+      <w:pPr>
+        <w:spacing w:after="60" w:line="276" w:lineRule="auto"/>
+        <w:ind w:left="567" w:hanging="283"/>
+      </w:pPr>
+      <w:r>
+        <w:rPr>
+          <w:rFonts w:ascii="Arial" w:hAnsi="Arial"/>
+          <w:b w:val="0"/>
+          <w:sz w:val="20"/>
+        </w:rPr>
+        <w:t xml:space="preserve">•  </w:t>
+      </w:r>
+      <w:r>
+        <w:rPr>
+          <w:rFonts w:ascii="Arial" w:hAnsi="Arial"/>
+          <w:b w:val="0"/>
+          <w:sz w:val="20"/>
+        </w:rPr>
+        <w:t>Penapis Estimasi Dinamika Hidrodinamika 6-DOF (</w:t>
+      </w:r>
+      <w:r>
+        <w:rPr>
+          <w:rFonts w:ascii="Arial" w:hAnsi="Arial"/>
+          <w:b w:val="0"/>
+          <w:i/>
+          <w:sz w:val="20"/>
+        </w:rPr>
+        <w:t>Subsea Hydrodynamic Extended Kalman Filter</w:t>
+      </w:r>
+      <w:r>
+        <w:rPr>
+          <w:rFonts w:ascii="Arial" w:hAnsi="Arial"/>
+          <w:b w:val="0"/>
+          <w:sz w:val="20"/>
+        </w:rPr>
+        <w:t xml:space="preserve">, </w:t>
+      </w:r>
+      <w:r>
+        <w:rPr>
+          <w:rFonts w:ascii="Consolas" w:hAnsi="Consolas"/>
+          <w:b w:val="0"/>
+          <w:sz w:val="19"/>
+        </w:rPr>
+        <w:t>AUVDynamicsKalmanFilter</w:t>
+      </w:r>
+      <w:r>
+        <w:rPr>
+          <w:rFonts w:ascii="Arial" w:hAnsi="Arial"/>
+          <w:b w:val="0"/>
+          <w:sz w:val="20"/>
+        </w:rPr>
+        <w:t xml:space="preserve">): Penapis non-linier </w:t>
+      </w:r>
+      <w:r>
+        <w:rPr>
+          <w:rFonts w:ascii="Arial" w:hAnsi="Arial"/>
+          <w:b w:val="0"/>
+          <w:i/>
+          <w:sz w:val="20"/>
+        </w:rPr>
+        <w:t>Extended Kalman Filter</w:t>
+      </w:r>
+      <w:r>
+        <w:rPr>
+          <w:rFonts w:ascii="Arial" w:hAnsi="Arial"/>
+          <w:b w:val="0"/>
+          <w:sz w:val="20"/>
+        </w:rPr>
+        <w:t xml:space="preserve"> (EKF) pada </w:t>
+      </w:r>
+      <w:r>
+        <w:rPr>
+          <w:rFonts w:ascii="Arial" w:hAnsi="Arial"/>
+          <w:b w:val="0"/>
+          <w:i/>
+          <w:sz w:val="20"/>
+        </w:rPr>
+        <w:t>companion computer</w:t>
+      </w:r>
+      <w:r>
+        <w:rPr>
+          <w:rFonts w:ascii="Arial" w:hAnsi="Arial"/>
+          <w:b w:val="0"/>
+          <w:sz w:val="20"/>
+        </w:rPr>
+        <w:t xml:space="preserve"> wahana yang memadukan dinamika model kinetika Fossen 6-DOF dengan data telemetri sensor inersia IMU dan sensor tekanan kedalaman MS5837, sekaligus berfungsi sebagai pengamat gangguan arus laut (</w:t>
+      </w:r>
+      <w:r>
+        <w:rPr>
+          <w:rFonts w:ascii="Arial" w:hAnsi="Arial"/>
+          <w:b w:val="0"/>
+          <w:i/>
+          <w:sz w:val="20"/>
+        </w:rPr>
+        <w:t>ocean current disturbance observer</w:t>
+      </w:r>
+      <w:r>
+        <w:rPr>
+          <w:rFonts w:ascii="Arial" w:hAnsi="Arial"/>
+          <w:b w:val="0"/>
+          <w:sz w:val="20"/>
+        </w:rPr>
+        <w:t>) secara seketika [7], [18], [29], [31].</w:t>
       </w:r>
     </w:p>
     <w:p>
@@ -1044,7 +1829,21 @@
           <w:rFonts w:ascii="Arial" w:hAnsi="Arial"/>
           <w:sz w:val="20"/>
         </w:rPr>
-        <w:t xml:space="preserve">Kendali translasi dan </w:t>
+        <w:t>Dalam perkembangan literatur ilmiah robotika kelautan terkini (</w:t>
+      </w:r>
+      <w:r>
+        <w:rPr>
+          <w:rFonts w:ascii="Arial" w:hAnsi="Arial"/>
+          <w:sz w:val="20"/>
+        </w:rPr>
+        <w:t>$$\ge 2021$$</w:t>
+      </w:r>
+      <w:r>
+        <w:rPr>
+          <w:rFonts w:ascii="Arial" w:hAnsi="Arial"/>
+          <w:sz w:val="20"/>
+        </w:rPr>
+        <w:t>), keterpaduan antara rekayasa sistem terstruktur (</w:t>
       </w:r>
       <w:r>
         <w:rPr>
@@ -1052,14 +1851,14 @@
           <w:i/>
           <w:sz w:val="20"/>
         </w:rPr>
-        <w:t>attitude</w:t>
-      </w:r>
-      <w:r>
-        <w:rPr>
-          <w:rFonts w:ascii="Arial" w:hAnsi="Arial"/>
-          <w:sz w:val="20"/>
-        </w:rPr>
-        <w:t xml:space="preserve"> yang terpisah (</w:t>
+        <w:t>systems engineering</w:t>
+      </w:r>
+      <w:r>
+        <w:rPr>
+          <w:rFonts w:ascii="Arial" w:hAnsi="Arial"/>
+          <w:sz w:val="20"/>
+        </w:rPr>
+        <w:t xml:space="preserve">), modularitas perangkat keras, dan integrasi simulasi </w:t>
       </w:r>
       <w:r>
         <w:rPr>
@@ -1067,14 +1866,14 @@
           <w:i/>
           <w:sz w:val="20"/>
         </w:rPr>
-        <w:t>decoupled</w:t>
-      </w:r>
-      <w:r>
-        <w:rPr>
-          <w:rFonts w:ascii="Arial" w:hAnsi="Arial"/>
-          <w:sz w:val="20"/>
-        </w:rPr>
-        <w:t xml:space="preserve">), memungkinkan </w:t>
+        <w:t>Software-In-The-Loop</w:t>
+      </w:r>
+      <w:r>
+        <w:rPr>
+          <w:rFonts w:ascii="Arial" w:hAnsi="Arial"/>
+          <w:sz w:val="20"/>
+        </w:rPr>
+        <w:t xml:space="preserve"> (SITL) serta validasi </w:t>
       </w:r>
       <w:r>
         <w:rPr>
@@ -1082,28 +1881,14 @@
           <w:i/>
           <w:sz w:val="20"/>
         </w:rPr>
-        <w:t>pitch-angle holding</w:t>
-      </w:r>
-      <w:r>
-        <w:rPr>
-          <w:rFonts w:ascii="Arial" w:hAnsi="Arial"/>
-          <w:sz w:val="20"/>
-        </w:rPr>
-        <w:t xml:space="preserve"> secara aktif (inspeksi kemiringan vertikal </w:t>
-      </w:r>
-      <w:r>
-        <w:rPr>
-          <w:rFonts w:ascii="Arial" w:hAnsi="Arial"/>
-          <w:sz w:val="20"/>
-        </w:rPr>
-        <w:t>$$\pm 90^\circ$$</w:t>
-      </w:r>
-      <w:r>
-        <w:rPr>
-          <w:rFonts w:ascii="Arial" w:hAnsi="Arial"/>
-          <w:sz w:val="20"/>
-        </w:rPr>
-        <w:t xml:space="preserve">) serta stabilisasi </w:t>
+        <w:t>Hardware-In-The-Loop</w:t>
+      </w:r>
+      <w:r>
+        <w:rPr>
+          <w:rFonts w:ascii="Arial" w:hAnsi="Arial"/>
+          <w:sz w:val="20"/>
+        </w:rPr>
+        <w:t xml:space="preserve"> (HITL) menjadi kunci utama dalam menjembatani kesenjangan antara simulasi virtual (</w:t>
       </w:r>
       <w:r>
         <w:rPr>
@@ -1111,82 +1896,72 @@
           <w:i/>
           <w:sz w:val="20"/>
         </w:rPr>
-        <w:t>roll</w:t>
-      </w:r>
-      <w:r>
-        <w:rPr>
-          <w:rFonts w:ascii="Arial" w:hAnsi="Arial"/>
-          <w:sz w:val="20"/>
-        </w:rPr>
-        <w:t xml:space="preserve"> aktif [3], [21].</w:t>
+        <w:t>virtual waters</w:t>
+      </w:r>
+      <w:r>
+        <w:rPr>
+          <w:rFonts w:ascii="Arial" w:hAnsi="Arial"/>
+          <w:sz w:val="20"/>
+        </w:rPr>
+        <w:t>) dan dinamika perairan nyata (</w:t>
+      </w:r>
+      <w:r>
+        <w:rPr>
+          <w:rFonts w:ascii="Arial" w:hAnsi="Arial"/>
+          <w:i/>
+          <w:sz w:val="20"/>
+        </w:rPr>
+        <w:t>real oceans</w:t>
+      </w:r>
+      <w:r>
+        <w:rPr>
+          <w:rFonts w:ascii="Arial" w:hAnsi="Arial"/>
+          <w:sz w:val="20"/>
+        </w:rPr>
+        <w:t xml:space="preserve">) [8], [9], [11], [14], [15], [19], [20], [21], [30], [31], [35], [36], [41]. Oleh karena itu, penelitian tugas akhir ini menyajikan studi komprehensif mengenai formulasi analitis kinematika dan dinamika 6-DOF, implementasi algoritma alokasi gaya dorong </w:t>
+      </w:r>
+      <w:r>
+        <w:rPr>
+          <w:rFonts w:ascii="Arial" w:hAnsi="Arial"/>
+          <w:i/>
+          <w:sz w:val="20"/>
+        </w:rPr>
+        <w:t>over-actuated</w:t>
+      </w:r>
+      <w:r>
+        <w:rPr>
+          <w:rFonts w:ascii="Arial" w:hAnsi="Arial"/>
+          <w:sz w:val="20"/>
+        </w:rPr>
+        <w:t xml:space="preserve">, perancangan </w:t>
+      </w:r>
+      <w:r>
+        <w:rPr>
+          <w:rFonts w:ascii="Arial" w:hAnsi="Arial"/>
+          <w:i/>
+          <w:sz w:val="20"/>
+        </w:rPr>
+        <w:t>Dual Kalman Filter</w:t>
+      </w:r>
+      <w:r>
+        <w:rPr>
+          <w:rFonts w:ascii="Arial" w:hAnsi="Arial"/>
+          <w:sz w:val="20"/>
+        </w:rPr>
+        <w:t>, serta pengujian terpadu pada lingkungan SITL Gazebo Harmonic/ROS 2 dan perangkat keras fisik wahana HITL.</w:t>
       </w:r>
     </w:p>
     <w:p>
       <w:pPr>
-        <w:spacing w:after="60"/>
-        <w:ind w:left="567" w:hanging="283"/>
+        <w:spacing w:before="200" w:after="80"/>
       </w:pPr>
       <w:r>
         <w:rPr>
           <w:rFonts w:ascii="Arial" w:hAnsi="Arial"/>
-        </w:rPr>
-        <w:t xml:space="preserve">•  </w:t>
-      </w:r>
-      <w:r>
-        <w:rPr>
-          <w:rFonts w:ascii="Arial" w:hAnsi="Arial"/>
-          <w:sz w:val="20"/>
-        </w:rPr>
-        <w:t>Alokasi gaya dorong optimal (</w:t>
-      </w:r>
-      <w:r>
-        <w:rPr>
-          <w:rFonts w:ascii="Arial" w:hAnsi="Arial"/>
-          <w:i/>
-          <w:sz w:val="20"/>
-        </w:rPr>
-        <w:t>optimal thrust allocation</w:t>
-      </w:r>
-      <w:r>
-        <w:rPr>
-          <w:rFonts w:ascii="Arial" w:hAnsi="Arial"/>
-          <w:sz w:val="20"/>
-        </w:rPr>
-        <w:t>) untuk meminimalkan konsumsi daya listrik total dan mencegah saturasi pada masing-masing motor [7], [32].</w:t>
-      </w:r>
-    </w:p>
-    <w:p>
-      <w:pPr>
-        <w:spacing w:after="60"/>
-        <w:ind w:left="567" w:hanging="283"/>
-      </w:pPr>
-      <w:r>
-        <w:rPr>
-          <w:rFonts w:ascii="Arial" w:hAnsi="Arial"/>
-        </w:rPr>
-        <w:t xml:space="preserve">•  </w:t>
-      </w:r>
-      <w:r>
-        <w:rPr>
-          <w:rFonts w:ascii="Arial" w:hAnsi="Arial"/>
-          <w:sz w:val="20"/>
-        </w:rPr>
-        <w:t>Redundansi aktuator dan toleransi kesalahan (</w:t>
-      </w:r>
-      <w:r>
-        <w:rPr>
-          <w:rFonts w:ascii="Arial" w:hAnsi="Arial"/>
-          <w:i/>
-          <w:sz w:val="20"/>
-        </w:rPr>
-        <w:t>fault tolerance</w:t>
-      </w:r>
-      <w:r>
-        <w:rPr>
-          <w:rFonts w:ascii="Arial" w:hAnsi="Arial"/>
-          <w:sz w:val="20"/>
-        </w:rPr>
-        <w:t>), memungkinkan wahana merealokasikan vektor gaya dorong apabila terjadi kegagalan aktuator [21], [32].</w:t>
+          <w:b/>
+          <w:sz w:val="20"/>
+        </w:rPr>
+        <w:t>1.2 Rumusan Masalah</w:t>
       </w:r>
     </w:p>
     <w:p>
@@ -1200,37 +1975,63 @@
           <w:rFonts w:ascii="Arial" w:hAnsi="Arial"/>
           <w:sz w:val="20"/>
         </w:rPr>
-        <w:t xml:space="preserve">Akan tetapi, pencapaian operasi otonom dengan AUV 6-DOF </w:t>
-      </w:r>
-      <w:r>
-        <w:rPr>
-          <w:rFonts w:ascii="Arial" w:hAnsi="Arial"/>
+        <w:t>Berdasarkan latar belakang teknis yang telah diuraikan, rumusan masalah penelitian ini ditetapkan sebagai berikut:</w:t>
+      </w:r>
+    </w:p>
+    <w:p>
+      <w:pPr>
+        <w:spacing w:after="60" w:line="276" w:lineRule="auto"/>
+        <w:ind w:left="567" w:hanging="340"/>
+      </w:pPr>
+      <w:r>
+        <w:rPr>
+          <w:rFonts w:ascii="Arial" w:hAnsi="Arial"/>
+          <w:b w:val="0"/>
+          <w:sz w:val="20"/>
+        </w:rPr>
+        <w:t xml:space="preserve">1.  </w:t>
+      </w:r>
+      <w:r>
+        <w:rPr>
+          <w:rFonts w:ascii="Arial" w:hAnsi="Arial"/>
+          <w:b w:val="0"/>
+          <w:sz w:val="20"/>
+        </w:rPr>
+        <w:t xml:space="preserve">Bagaimana model kinematika 6-DOF lengkap dari AUV </w:t>
+      </w:r>
+      <w:r>
+        <w:rPr>
+          <w:rFonts w:ascii="Arial" w:hAnsi="Arial"/>
+          <w:b w:val="0"/>
           <w:i/>
           <w:sz w:val="20"/>
         </w:rPr>
-        <w:t>over-actuated menghadirkan dua rintangan teknis utama:</w:t>
-      </w:r>
-      <w:r>
-        <w:rPr>
-          <w:rFonts w:ascii="Arial" w:hAnsi="Arial"/>
-          <w:sz w:val="20"/>
-        </w:rPr>
-        <w:t>pemodelan hidrodinamika non-linier yang kompleks</w:t>
-      </w:r>
-      <w:r>
-        <w:rPr>
-          <w:rFonts w:ascii="Arial" w:hAnsi="Arial"/>
-          <w:b/>
-          <w:sz w:val="20"/>
-        </w:rPr>
-        <w:t>dan</w:t>
-      </w:r>
-      <w:r>
-        <w:rPr>
-          <w:rFonts w:ascii="Arial" w:hAnsi="Arial"/>
-          <w:sz w:val="20"/>
-        </w:rPr>
-        <w:t>umpan balik sensor yang dipenuhi derau (noisy) selama pelacakan target berbasis visi [2], [7], [18], [31].</w:t>
+        <w:t>vectored</w:t>
+      </w:r>
+      <w:r>
+        <w:rPr>
+          <w:rFonts w:ascii="Arial" w:hAnsi="Arial"/>
+          <w:b w:val="0"/>
+          <w:sz w:val="20"/>
+        </w:rPr>
+        <w:t xml:space="preserve"> 8-pendorong diturunkan dari prinsip pertama (</w:t>
+      </w:r>
+      <w:r>
+        <w:rPr>
+          <w:rFonts w:ascii="Arial" w:hAnsi="Arial"/>
+          <w:b w:val="0"/>
+          <w:i/>
+          <w:sz w:val="20"/>
+        </w:rPr>
+        <w:t>first principles</w:t>
+      </w:r>
+      <w:r>
+        <w:rPr>
+          <w:rFonts w:ascii="Arial" w:hAnsi="Arial"/>
+          <w:b w:val="0"/>
+          <w:sz w:val="20"/>
+        </w:rPr>
+        <w:t>)?</w:t>
       </w:r>
     </w:p>
     <w:p>
@@ -1244,7 +2045,63 @@
           <w:rFonts w:ascii="Arial" w:hAnsi="Arial"/>
           <w:sz w:val="20"/>
         </w:rPr>
-        <w:t>Pertama, dinamika wahana laut diatur oleh mekanika fluida Navier-Stokes non-linier, yang menghasilkan momen massa rigid body dynamics</w:t>
+        <w:t xml:space="preserve">Secara khusus, bagaimana matriks transformasi koordinat linier </w:t>
+      </w:r>
+      <w:r>
+        <w:rPr>
+          <w:rFonts w:ascii="Arial" w:hAnsi="Arial"/>
+          <w:sz w:val="20"/>
+        </w:rPr>
+        <w:t>$$\mathbf{R}_b^n(\boldsymbol{\eta}_2) \in SO(3)$$</w:t>
+      </w:r>
+      <w:r>
+        <w:rPr>
+          <w:rFonts w:ascii="Arial" w:hAnsi="Arial"/>
+          <w:sz w:val="20"/>
+        </w:rPr>
+        <w:t xml:space="preserve"> dan matriks transformasi kecepatan sudut </w:t>
+      </w:r>
+      <w:r>
+        <w:rPr>
+          <w:rFonts w:ascii="Arial" w:hAnsi="Arial"/>
+          <w:sz w:val="20"/>
+        </w:rPr>
+        <w:t>$$\mathbf{T}_\Theta(\boldsymbol{\eta}_2)$$</w:t>
+      </w:r>
+      <w:r>
+        <w:rPr>
+          <w:rFonts w:ascii="Arial" w:hAnsi="Arial"/>
+          <w:sz w:val="20"/>
+        </w:rPr>
+        <w:t xml:space="preserve"> diturunkan antara Kerangka Acuan Inersia Bumi (</w:t>
+      </w:r>
+      <w:r>
+        <w:rPr>
+          <w:rFonts w:ascii="Arial" w:hAnsi="Arial"/>
+          <w:sz w:val="20"/>
+        </w:rPr>
+        <w:t>$$\mathcal{F}^n$$</w:t>
+      </w:r>
+      <w:r>
+        <w:rPr>
+          <w:rFonts w:ascii="Arial" w:hAnsi="Arial"/>
+          <w:sz w:val="20"/>
+        </w:rPr>
+        <w:t>) dan Kerangka Acuan Bodi Wahana (</w:t>
+      </w:r>
+      <w:r>
+        <w:rPr>
+          <w:rFonts w:ascii="Arial" w:hAnsi="Arial"/>
+          <w:sz w:val="20"/>
+        </w:rPr>
+        <w:t>$$\mathcal{F}^b$$</w:t>
+      </w:r>
+      <w:r>
+        <w:rPr>
+          <w:rFonts w:ascii="Arial" w:hAnsi="Arial"/>
+          <w:sz w:val="20"/>
+        </w:rPr>
+        <w:t>), bagaimana singularitas kinematik (</w:t>
       </w:r>
       <w:r>
         <w:rPr>
@@ -1252,14 +2109,14 @@
           <w:i/>
           <w:sz w:val="20"/>
         </w:rPr>
-        <w:t>yang terangkai,</w:t>
-      </w:r>
-      <w:r>
-        <w:rPr>
-          <w:rFonts w:ascii="Arial" w:hAnsi="Arial"/>
-          <w:sz w:val="20"/>
-        </w:rPr>
-        <w:t>hydrodynamic added mass tensors</w:t>
+        <w:t>gimbal lock</w:t>
+      </w:r>
+      <w:r>
+        <w:rPr>
+          <w:rFonts w:ascii="Arial" w:hAnsi="Arial"/>
+          <w:sz w:val="20"/>
+        </w:rPr>
+        <w:t xml:space="preserve"> pada sudut </w:t>
       </w:r>
       <w:r>
         <w:rPr>
@@ -1267,126 +2124,93 @@
           <w:i/>
           <w:sz w:val="20"/>
         </w:rPr>
-        <w:t>penuh berukuran $$6 \times 6$$ ($$M_A$$),</w:t>
-      </w:r>
-      <w:r>
-        <w:rPr>
-          <w:rFonts w:ascii="Arial" w:hAnsi="Arial"/>
-          <w:sz w:val="20"/>
-        </w:rPr>
-        <w:t>Coriolis-centripetal matrices yang bergantung pada status (</w:t>
-      </w:r>
-      <w:r>
-        <w:rPr>
-          <w:rFonts w:ascii="Arial" w:hAnsi="Arial"/>
-          <w:sz w:val="20"/>
-        </w:rPr>
-        <w:t>$$C_{RB}, C_A$$</w:t>
-      </w:r>
-      <w:r>
-        <w:rPr>
-          <w:rFonts w:ascii="Arial" w:hAnsi="Arial"/>
-          <w:sz w:val="20"/>
-        </w:rPr>
-        <w:t>), redaman Morison kuadratik non-linier (</w:t>
-      </w:r>
-      <w:r>
-        <w:rPr>
-          <w:rFonts w:ascii="Arial" w:hAnsi="Arial"/>
-          <w:sz w:val="20"/>
-        </w:rPr>
-        <w:t>$$D_{NL}$$</w:t>
-      </w:r>
-      <w:r>
-        <w:rPr>
-          <w:rFonts w:ascii="Arial" w:hAnsi="Arial"/>
-          <w:sz w:val="20"/>
-        </w:rPr>
-        <w:t>), dan vektor pemulih ruang keadaan (</w:t>
-      </w:r>
-      <w:r>
-        <w:rPr>
-          <w:rFonts w:ascii="Arial" w:hAnsi="Arial"/>
-          <w:sz w:val="20"/>
-        </w:rPr>
-        <w:t>$$g(\eta)$$</w:t>
-      </w:r>
-      <w:r>
-        <w:rPr>
-          <w:rFonts w:ascii="Arial" w:hAnsi="Arial"/>
-          <w:sz w:val="20"/>
-        </w:rPr>
-        <w:t>) [7], [31], [34]. Selain itu, pemetaan gaya dan momen kendali generalisasi tingkat tinggi (</w:t>
-      </w:r>
-      <w:r>
-        <w:rPr>
-          <w:rFonts w:ascii="Arial" w:hAnsi="Arial"/>
-          <w:sz w:val="20"/>
-        </w:rPr>
-        <w:t>$$\tau \in \mathbb{R}^6$$</w:t>
-      </w:r>
-      <w:r>
-        <w:rPr>
-          <w:rFonts w:ascii="Arial" w:hAnsi="Arial"/>
-          <w:sz w:val="20"/>
-        </w:rPr>
-        <w:t>) menjadi delapan input pendorong individu (</w:t>
-      </w:r>
-      <w:r>
-        <w:rPr>
-          <w:rFonts w:ascii="Arial" w:hAnsi="Arial"/>
-          <w:sz w:val="20"/>
-        </w:rPr>
-        <w:t>$$f \in \mathbb{R}^8$$</w:t>
-      </w:r>
-      <w:r>
-        <w:rPr>
-          <w:rFonts w:ascii="Arial" w:hAnsi="Arial"/>
-          <w:sz w:val="20"/>
-        </w:rPr>
-        <w:t xml:space="preserve">) mengharuskan derivasi matriks alokasi gaya dorong berukuran </w:t>
-      </w:r>
-      <w:r>
-        <w:rPr>
-          <w:rFonts w:ascii="Arial" w:hAnsi="Arial"/>
-          <w:sz w:val="20"/>
-        </w:rPr>
-        <w:t>$$6 \times 8$$</w:t>
-      </w:r>
-      <w:r>
-        <w:rPr>
-          <w:rFonts w:ascii="Arial" w:hAnsi="Arial"/>
-          <w:sz w:val="20"/>
-        </w:rPr>
-        <w:t xml:space="preserve"> yang presisi (</w:t>
-      </w:r>
-      <w:r>
-        <w:rPr>
-          <w:rFonts w:ascii="Arial" w:hAnsi="Arial"/>
-          <w:sz w:val="20"/>
-        </w:rPr>
-        <w:t>$$T_{6 \times 8}$$</w:t>
-      </w:r>
-      <w:r>
-        <w:rPr>
-          <w:rFonts w:ascii="Arial" w:hAnsi="Arial"/>
-          <w:sz w:val="20"/>
-        </w:rPr>
-        <w:t>) dan komputasi pseudo-invers Moore-Penrose terkonstraint-nya (</w:t>
-      </w:r>
-      <w:r>
-        <w:rPr>
-          <w:rFonts w:ascii="Arial" w:hAnsi="Arial"/>
-          <w:sz w:val="20"/>
-        </w:rPr>
-        <w:t>$$T_{6 \times 8}^+$$</w:t>
-      </w:r>
-      <w:r>
-        <w:rPr>
-          <w:rFonts w:ascii="Arial" w:hAnsi="Arial"/>
-          <w:sz w:val="20"/>
-        </w:rPr>
-        <w:t>) [7], [21], [32].</w:t>
+        <w:t>pitch</w:t>
+      </w:r>
+      <w:r>
+        <w:rPr>
+          <w:rFonts w:ascii="Arial" w:hAnsi="Arial"/>
+          <w:sz w:val="20"/>
+        </w:rPr>
+        <w:t xml:space="preserve"> </w:t>
+      </w:r>
+      <w:r>
+        <w:rPr>
+          <w:rFonts w:ascii="Arial" w:hAnsi="Arial"/>
+          <w:sz w:val="20"/>
+        </w:rPr>
+        <w:t>$$\theta = \pm 90^\circ$$</w:t>
+      </w:r>
+      <w:r>
+        <w:rPr>
+          <w:rFonts w:ascii="Arial" w:hAnsi="Arial"/>
+          <w:sz w:val="20"/>
+        </w:rPr>
+        <w:t>) diselesaikan menggunakan formulasi kuaternion (</w:t>
+      </w:r>
+      <w:r>
+        <w:rPr>
+          <w:rFonts w:ascii="Arial" w:hAnsi="Arial"/>
+          <w:i/>
+          <w:sz w:val="20"/>
+        </w:rPr>
+        <w:t>unit quaternion</w:t>
+      </w:r>
+      <w:r>
+        <w:rPr>
+          <w:rFonts w:ascii="Arial" w:hAnsi="Arial"/>
+          <w:sz w:val="20"/>
+        </w:rPr>
+        <w:t xml:space="preserve">), serta bagaimana matriks Jacobian kinematika terpadu </w:t>
+      </w:r>
+      <w:r>
+        <w:rPr>
+          <w:rFonts w:ascii="Arial" w:hAnsi="Arial"/>
+          <w:sz w:val="20"/>
+        </w:rPr>
+        <w:t>$$6 \times 6$$</w:t>
+      </w:r>
+      <w:r>
+        <w:rPr>
+          <w:rFonts w:ascii="Arial" w:hAnsi="Arial"/>
+          <w:sz w:val="20"/>
+        </w:rPr>
+        <w:t xml:space="preserve"> (</w:t>
+      </w:r>
+      <w:r>
+        <w:rPr>
+          <w:rFonts w:ascii="Arial" w:hAnsi="Arial"/>
+          <w:sz w:val="20"/>
+        </w:rPr>
+        <w:t>$$\mathbf{J}(\boldsymbol{\eta}_2)$$</w:t>
+      </w:r>
+      <w:r>
+        <w:rPr>
+          <w:rFonts w:ascii="Arial" w:hAnsi="Arial"/>
+          <w:sz w:val="20"/>
+        </w:rPr>
+        <w:t>) dikonstruksi secara analitis [7], [27]?</w:t>
+      </w:r>
+    </w:p>
+    <w:p>
+      <w:pPr>
+        <w:spacing w:after="60" w:line="276" w:lineRule="auto"/>
+        <w:ind w:left="567" w:hanging="340"/>
+      </w:pPr>
+      <w:r>
+        <w:rPr>
+          <w:rFonts w:ascii="Arial" w:hAnsi="Arial"/>
+          <w:b w:val="0"/>
+          <w:sz w:val="20"/>
+        </w:rPr>
+        <w:t xml:space="preserve">2.  </w:t>
+      </w:r>
+      <w:r>
+        <w:rPr>
+          <w:rFonts w:ascii="Arial" w:hAnsi="Arial"/>
+          <w:b w:val="0"/>
+          <w:sz w:val="20"/>
+        </w:rPr>
+        <w:t>Bagaimana persamaan gerak dinamika non-linier 6-DOF diturunkan dan diparameterisasi menggunakan model hidrodinamika Fossen?</w:t>
       </w:r>
     </w:p>
     <w:p>
@@ -1400,127 +2224,130 @@
           <w:rFonts w:ascii="Arial" w:hAnsi="Arial"/>
           <w:sz w:val="20"/>
         </w:rPr>
-        <w:t xml:space="preserve">Kedua, inspeksi bawah laut otonom mengharuskan wahana untuk melacak target visual (seperti pipa bawah laut, stasiun </w:t>
-      </w:r>
-      <w:r>
-        <w:rPr>
-          <w:rFonts w:ascii="Arial" w:hAnsi="Arial"/>
+        <w:t xml:space="preserve">Secara spesifik, bagaimana matriks inersia benda tegar </w:t>
+      </w:r>
+      <w:r>
+        <w:rPr>
+          <w:rFonts w:ascii="Arial" w:hAnsi="Arial"/>
+          <w:sz w:val="20"/>
+        </w:rPr>
+        <w:t>$$\mathbf{M}_{RB}$$</w:t>
+      </w:r>
+      <w:r>
+        <w:rPr>
+          <w:rFonts w:ascii="Arial" w:hAnsi="Arial"/>
+          <w:sz w:val="20"/>
+        </w:rPr>
+        <w:t xml:space="preserve">, matriks massa tambah hidrodinamika fluida </w:t>
+      </w:r>
+      <w:r>
+        <w:rPr>
+          <w:rFonts w:ascii="Arial" w:hAnsi="Arial"/>
+          <w:sz w:val="20"/>
+        </w:rPr>
+        <w:t>$$\mathbf{M}_A$$</w:t>
+      </w:r>
+      <w:r>
+        <w:rPr>
+          <w:rFonts w:ascii="Arial" w:hAnsi="Arial"/>
+          <w:sz w:val="20"/>
+        </w:rPr>
+        <w:t xml:space="preserve">, matriks Coriolis-sentripetal benda tegar </w:t>
+      </w:r>
+      <w:r>
+        <w:rPr>
+          <w:rFonts w:ascii="Arial" w:hAnsi="Arial"/>
+          <w:sz w:val="20"/>
+        </w:rPr>
+        <w:t>$$\mathbf{C}_{RB}(\boldsymbol{\nu})$$</w:t>
+      </w:r>
+      <w:r>
+        <w:rPr>
+          <w:rFonts w:ascii="Arial" w:hAnsi="Arial"/>
+          <w:sz w:val="20"/>
+        </w:rPr>
+        <w:t xml:space="preserve">, matriks Coriolis massa tambah </w:t>
+      </w:r>
+      <w:r>
+        <w:rPr>
+          <w:rFonts w:ascii="Arial" w:hAnsi="Arial"/>
+          <w:sz w:val="20"/>
+        </w:rPr>
+        <w:t>$$\mathbf{C}_A(\boldsymbol{\nu}_r)$$</w:t>
+      </w:r>
+      <w:r>
+        <w:rPr>
+          <w:rFonts w:ascii="Arial" w:hAnsi="Arial"/>
+          <w:sz w:val="20"/>
+        </w:rPr>
+        <w:t xml:space="preserve">, tensor redaman hidrodinamika gesekan linier dan kuadratik gabungan </w:t>
+      </w:r>
+      <w:r>
+        <w:rPr>
+          <w:rFonts w:ascii="Arial" w:hAnsi="Arial"/>
+          <w:sz w:val="20"/>
+        </w:rPr>
+        <w:t>$$\mathbf{D}(\boldsymbol{\nu}_r)$$</w:t>
+      </w:r>
+      <w:r>
+        <w:rPr>
+          <w:rFonts w:ascii="Arial" w:hAnsi="Arial"/>
+          <w:sz w:val="20"/>
+        </w:rPr>
+        <w:t xml:space="preserve">, serta vektor gaya dan momen pemulih hidrostatis </w:t>
+      </w:r>
+      <w:r>
+        <w:rPr>
+          <w:rFonts w:ascii="Arial" w:hAnsi="Arial"/>
+          <w:sz w:val="20"/>
+        </w:rPr>
+        <w:t>$$\mathbf{g}(\boldsymbol{\eta})$$</w:t>
+      </w:r>
+      <w:r>
+        <w:rPr>
+          <w:rFonts w:ascii="Arial" w:hAnsi="Arial"/>
+          <w:sz w:val="20"/>
+        </w:rPr>
+        <w:t xml:space="preserve"> diformulasikan dan dikuantifikasi secara matematis untuk wahana berpendorong delapan [7], [21], [31], [34]?</w:t>
+      </w:r>
+    </w:p>
+    <w:p>
+      <w:pPr>
+        <w:spacing w:after="60" w:line="276" w:lineRule="auto"/>
+        <w:ind w:left="567" w:hanging="340"/>
+      </w:pPr>
+      <w:r>
+        <w:rPr>
+          <w:rFonts w:ascii="Arial" w:hAnsi="Arial"/>
+          <w:b w:val="0"/>
+          <w:sz w:val="20"/>
+        </w:rPr>
+        <w:t xml:space="preserve">3.  </w:t>
+      </w:r>
+      <w:r>
+        <w:rPr>
+          <w:rFonts w:ascii="Arial" w:hAnsi="Arial"/>
+          <w:b w:val="0"/>
+          <w:sz w:val="20"/>
+        </w:rPr>
+        <w:t xml:space="preserve">Bagaimana matriks alokasi gaya dorong 6x8 sistem </w:t>
+      </w:r>
+      <w:r>
+        <w:rPr>
+          <w:rFonts w:ascii="Arial" w:hAnsi="Arial"/>
+          <w:b w:val="0"/>
           <w:i/>
           <w:sz w:val="20"/>
         </w:rPr>
-        <w:t>docking</w:t>
-      </w:r>
-      <w:r>
-        <w:rPr>
-          <w:rFonts w:ascii="Arial" w:hAnsi="Arial"/>
-          <w:sz w:val="20"/>
-        </w:rPr>
-        <w:t>, atau struktur bawah air) menggunakan kamera bawaan (</w:t>
-      </w:r>
-      <w:r>
-        <w:rPr>
-          <w:rFonts w:ascii="Arial" w:hAnsi="Arial"/>
-          <w:i/>
-          <w:sz w:val="20"/>
-        </w:rPr>
-        <w:t>onboard camera</w:t>
-      </w:r>
-      <w:r>
-        <w:rPr>
-          <w:rFonts w:ascii="Arial" w:hAnsi="Arial"/>
-          <w:sz w:val="20"/>
-        </w:rPr>
-        <w:t>) [2], [14]. Di lingkungan bawah air, persepsi optik menurun drastis akibat atenuasi cahaya, hamburan balik (</w:t>
-      </w:r>
-      <w:r>
-        <w:rPr>
-          <w:rFonts w:ascii="Arial" w:hAnsi="Arial"/>
-          <w:i/>
-          <w:sz w:val="20"/>
-        </w:rPr>
-        <w:t>backscattering</w:t>
-      </w:r>
-      <w:r>
-        <w:rPr>
-          <w:rFonts w:ascii="Arial" w:hAnsi="Arial"/>
-          <w:sz w:val="20"/>
-        </w:rPr>
-        <w:t xml:space="preserve">), turbiditas suspensi, dan perubahan pencahayaan yang dinamis [2], [14]. Jaringan pendeteksi objek (seperti YOLO) yang berjalan pada </w:t>
-      </w:r>
-      <w:r>
-        <w:rPr>
-          <w:rFonts w:ascii="Arial" w:hAnsi="Arial"/>
-          <w:i/>
-          <w:sz w:val="20"/>
-        </w:rPr>
-        <w:t>stream</w:t>
-      </w:r>
-      <w:r>
-        <w:rPr>
-          <w:rFonts w:ascii="Arial" w:hAnsi="Arial"/>
-          <w:sz w:val="20"/>
-        </w:rPr>
-        <w:t xml:space="preserve"> kamera monokuler menghasilkan koordinat kotak pembatas (</w:t>
-      </w:r>
-      <w:r>
-        <w:rPr>
-          <w:rFonts w:ascii="Arial" w:hAnsi="Arial"/>
-          <w:i/>
-          <w:sz w:val="20"/>
-        </w:rPr>
-        <w:t>bounding box</w:t>
-      </w:r>
-      <w:r>
-        <w:rPr>
-          <w:rFonts w:ascii="Arial" w:hAnsi="Arial"/>
-          <w:sz w:val="20"/>
-        </w:rPr>
-        <w:t>) dengan derau (</w:t>
-      </w:r>
-      <w:r>
-        <w:rPr>
-          <w:rFonts w:ascii="Arial" w:hAnsi="Arial"/>
-          <w:i/>
-          <w:sz w:val="20"/>
-        </w:rPr>
-        <w:t>noise</w:t>
-      </w:r>
-      <w:r>
-        <w:rPr>
-          <w:rFonts w:ascii="Arial" w:hAnsi="Arial"/>
-          <w:sz w:val="20"/>
-        </w:rPr>
-        <w:t xml:space="preserve">) yang tinggi, </w:t>
-      </w:r>
-      <w:r>
-        <w:rPr>
-          <w:rFonts w:ascii="Arial" w:hAnsi="Arial"/>
-          <w:i/>
-          <w:sz w:val="20"/>
-        </w:rPr>
-        <w:t>jitter</w:t>
-      </w:r>
-      <w:r>
-        <w:rPr>
-          <w:rFonts w:ascii="Arial" w:hAnsi="Arial"/>
-          <w:sz w:val="20"/>
-        </w:rPr>
-        <w:t xml:space="preserve"> sentroid frekuensi tinggi, kegagalan deteksi sesaat (</w:t>
-      </w:r>
-      <w:r>
-        <w:rPr>
-          <w:rFonts w:ascii="Arial" w:hAnsi="Arial"/>
-          <w:i/>
-          <w:sz w:val="20"/>
-        </w:rPr>
-        <w:t>dropouts</w:t>
-      </w:r>
-      <w:r>
-        <w:rPr>
-          <w:rFonts w:ascii="Arial" w:hAnsi="Arial"/>
-          <w:sz w:val="20"/>
-        </w:rPr>
-        <w:t>), dan oklusi target sementara [2], [16], [17]. Selanjutnya, sensor inersia bawaan mentah (IMU) dan sensor tekanan kedalaman (DVL/Barometer) menunjukkan derau pengukuran, getaran frekuensi tinggi dari pendorong, dan fenomena penyimpangan atau drift [14], [21], [31].</w:t>
+        <w:t>over-actuated</w:t>
+      </w:r>
+      <w:r>
+        <w:rPr>
+          <w:rFonts w:ascii="Arial" w:hAnsi="Arial"/>
+          <w:b w:val="0"/>
+          <w:sz w:val="20"/>
+        </w:rPr>
+        <w:t xml:space="preserve"> diformulasikan dan diselesaikan?</w:t>
       </w:r>
     </w:p>
     <w:p>
@@ -1534,7 +2361,35 @@
           <w:rFonts w:ascii="Arial" w:hAnsi="Arial"/>
           <w:sz w:val="20"/>
         </w:rPr>
-        <w:t xml:space="preserve">Untuk menyelesaikan tantangan estimasi keadaan dan pelacakan ini, </w:t>
+        <w:t xml:space="preserve">Mengingat wahana memiliki delapan pendorong fisik untuk mengendalikan enam derajat kebebasan spasial, bagaimana matriks alokasi gaya dorong geometris berukuran </w:t>
+      </w:r>
+      <w:r>
+        <w:rPr>
+          <w:rFonts w:ascii="Arial" w:hAnsi="Arial"/>
+          <w:sz w:val="20"/>
+        </w:rPr>
+        <w:t>$$6 \times 8$$</w:t>
+      </w:r>
+      <w:r>
+        <w:rPr>
+          <w:rFonts w:ascii="Arial" w:hAnsi="Arial"/>
+          <w:sz w:val="20"/>
+        </w:rPr>
+        <w:t xml:space="preserve"> (</w:t>
+      </w:r>
+      <w:r>
+        <w:rPr>
+          <w:rFonts w:ascii="Arial" w:hAnsi="Arial"/>
+          <w:sz w:val="20"/>
+        </w:rPr>
+        <w:t>$$\mathbf{T}_{6 \times 8}$$</w:t>
+      </w:r>
+      <w:r>
+        <w:rPr>
+          <w:rFonts w:ascii="Arial" w:hAnsi="Arial"/>
+          <w:sz w:val="20"/>
+        </w:rPr>
+        <w:t xml:space="preserve">) disusun berdasarkan koordinat spasial dan vektor satuan arah dorong masing-masing aktuator, serta bagaimana permasalahan alokasi kendali </w:t>
       </w:r>
       <w:r>
         <w:rPr>
@@ -1542,151 +2397,99 @@
           <w:i/>
           <w:sz w:val="20"/>
         </w:rPr>
-        <w:t>Suite Optimal Kalman Filter</w:t>
-      </w:r>
-      <w:r>
-        <w:rPr>
-          <w:rFonts w:ascii="Arial" w:hAnsi="Arial"/>
-          <w:sz w:val="20"/>
-        </w:rPr>
-        <w:t xml:space="preserve"> diimplementasikan [16], [17], [25], [29]:</w:t>
+        <w:t>over-actuated</w:t>
+      </w:r>
+      <w:r>
+        <w:rPr>
+          <w:rFonts w:ascii="Arial" w:hAnsi="Arial"/>
+          <w:sz w:val="20"/>
+        </w:rPr>
+        <w:t xml:space="preserve"> diselesaikan menggunakan invers semu Moore-Penrose (</w:t>
+      </w:r>
+      <w:r>
+        <w:rPr>
+          <w:rFonts w:ascii="Arial" w:hAnsi="Arial"/>
+          <w:sz w:val="20"/>
+        </w:rPr>
+        <w:t>$$\mathbf{T}_{6 \times 8}^\dagger$$</w:t>
+      </w:r>
+      <w:r>
+        <w:rPr>
+          <w:rFonts w:ascii="Arial" w:hAnsi="Arial"/>
+          <w:sz w:val="20"/>
+        </w:rPr>
+        <w:t>) untuk mencapai distribusi gaya dorong dengan kriteria energi minimum (</w:t>
+      </w:r>
+      <w:r>
+        <w:rPr>
+          <w:rFonts w:ascii="Arial" w:hAnsi="Arial"/>
+          <w:i/>
+          <w:sz w:val="20"/>
+        </w:rPr>
+        <w:t>minimum-energy thrust allocation</w:t>
+      </w:r>
+      <w:r>
+        <w:rPr>
+          <w:rFonts w:ascii="Arial" w:hAnsi="Arial"/>
+          <w:sz w:val="20"/>
+        </w:rPr>
+        <w:t>) [7], [21], [32]?</w:t>
       </w:r>
     </w:p>
     <w:p>
       <w:pPr>
-        <w:spacing w:after="60"/>
+        <w:spacing w:after="60" w:line="276" w:lineRule="auto"/>
         <w:ind w:left="567" w:hanging="340"/>
       </w:pPr>
       <w:r>
         <w:rPr>
-          <w:b/>
-        </w:rPr>
-        <w:t xml:space="preserve">1.  </w:t>
-      </w:r>
-      <w:r>
-        <w:rPr>
-          <w:rFonts w:ascii="Arial" w:hAnsi="Arial"/>
+          <w:rFonts w:ascii="Arial" w:hAnsi="Arial"/>
+          <w:b w:val="0"/>
+          <w:sz w:val="20"/>
+        </w:rPr>
+        <w:t xml:space="preserve">4.  </w:t>
+      </w:r>
+      <w:r>
+        <w:rPr>
+          <w:rFonts w:ascii="Arial" w:hAnsi="Arial"/>
+          <w:b w:val="0"/>
+          <w:sz w:val="20"/>
+        </w:rPr>
+        <w:t xml:space="preserve">Bagaimana </w:t>
+      </w:r>
+      <w:r>
+        <w:rPr>
+          <w:rFonts w:ascii="Arial" w:hAnsi="Arial"/>
+          <w:b w:val="0"/>
           <w:i/>
           <w:sz w:val="20"/>
         </w:rPr>
-        <w:t>Kalman Filter Target Visual Topside/Onboard (`AUVVisualKalmanFilter`)</w:t>
-      </w:r>
-      <w:r>
-        <w:rPr>
-          <w:rFonts w:ascii="Arial" w:hAnsi="Arial"/>
-          <w:sz w:val="20"/>
-        </w:rPr>
-        <w:t>: Sebuah Kalman Filter</w:t>
-      </w:r>
-      <w:r>
-        <w:rPr>
-          <w:rFonts w:ascii="Arial" w:hAnsi="Arial"/>
+        <w:t>suite</w:t>
+      </w:r>
+      <w:r>
+        <w:rPr>
+          <w:rFonts w:ascii="Arial" w:hAnsi="Arial"/>
+          <w:b w:val="0"/>
+          <w:sz w:val="20"/>
+        </w:rPr>
+        <w:t xml:space="preserve"> estimasi keadaan optimal </w:t>
+      </w:r>
+      <w:r>
+        <w:rPr>
+          <w:rFonts w:ascii="Arial" w:hAnsi="Arial"/>
+          <w:b w:val="0"/>
           <w:i/>
           <w:sz w:val="20"/>
         </w:rPr>
-        <w:t>diskrit linier 8-dimensi yang memformulasikan vektor keadaan $$\mathbf{x} = [x, y, s, r, \dot{x}, \dot{y}, \dot{s}, \dot{r}]^T$$ (sentroid kotak pembatas $$x, y$$, area skala $$s$$, rasio aspek $$r$$, dan kecepatan masing-masing). Dibangun berdasarkan model</w:t>
-      </w:r>
-      <w:r>
-        <w:rPr>
-          <w:rFonts w:ascii="Arial" w:hAnsi="Arial"/>
-          <w:sz w:val="20"/>
-        </w:rPr>
-        <w:t>Continuous White Noise Acceleration</w:t>
-      </w:r>
-      <w:r>
-        <w:rPr>
-          <w:rFonts w:ascii="Arial" w:hAnsi="Arial"/>
-          <w:i/>
-          <w:sz w:val="20"/>
-        </w:rPr>
-        <w:t>(CWNA), filter ini melakukan pembaruan kovariansi berbobot keyakinan adaptif ($$R(\text{conf})$$),</w:t>
-      </w:r>
-      <w:r>
-        <w:rPr>
-          <w:rFonts w:ascii="Arial" w:hAnsi="Arial"/>
-          <w:sz w:val="20"/>
-        </w:rPr>
-        <w:t>outlier gating</w:t>
-      </w:r>
-      <w:r>
-        <w:rPr>
-          <w:rFonts w:ascii="Arial" w:hAnsi="Arial"/>
-          <w:i/>
-          <w:sz w:val="20"/>
-        </w:rPr>
-        <w:t>jarak Mahalanobis, dan propagasi keadaan</w:t>
-      </w:r>
-      <w:r>
-        <w:rPr>
-          <w:rFonts w:ascii="Arial" w:hAnsi="Arial"/>
-          <w:sz w:val="20"/>
-        </w:rPr>
-        <w:t>dead-reckoning untuk menjembatani oklusi visual [2], [16], [17], [25].</w:t>
-      </w:r>
-    </w:p>
-    <w:p>
-      <w:pPr>
-        <w:spacing w:after="60"/>
-        <w:ind w:left="567" w:hanging="340"/>
-      </w:pPr>
-      <w:r>
-        <w:rPr>
-          <w:b/>
-        </w:rPr>
-        <w:t xml:space="preserve">2.  </w:t>
-      </w:r>
-      <w:r>
-        <w:rPr>
-          <w:rFonts w:ascii="Arial" w:hAnsi="Arial"/>
-          <w:i/>
-          <w:sz w:val="20"/>
-        </w:rPr>
-        <w:t>Extended Kalman Filter Dinamika Hidrodinamika Subsea (`AUVDynamicsKalmanFilter`)</w:t>
-      </w:r>
-      <w:r>
-        <w:rPr>
-          <w:rFonts w:ascii="Arial" w:hAnsi="Arial"/>
-          <w:i/>
-          <w:sz w:val="20"/>
-        </w:rPr>
-        <w:t>: Sebuah</w:t>
-      </w:r>
-      <w:r>
-        <w:rPr>
-          <w:rFonts w:ascii="Arial" w:hAnsi="Arial"/>
-          <w:sz w:val="20"/>
-        </w:rPr>
-        <w:t xml:space="preserve">Extended Kalman Filter (EKF) non-linier yang melakukan </w:t>
-      </w:r>
-      <w:r>
-        <w:rPr>
-          <w:rFonts w:ascii="Arial" w:hAnsi="Arial"/>
-          <w:i/>
-          <w:sz w:val="20"/>
-        </w:rPr>
-        <w:t>sensor fusion</w:t>
-      </w:r>
-      <w:r>
-        <w:rPr>
-          <w:rFonts w:ascii="Arial" w:hAnsi="Arial"/>
-          <w:sz w:val="20"/>
-        </w:rPr>
-        <w:t xml:space="preserve"> atas sinyal akselerometer/giroskop IMU berkecepatan tinggi, kedalaman sensor tekanan MS5837, serta persamaan gerak hidrodinamika Fossen 6-DOF. Filter ini memberikan estimasi keadaan yang tersaring dan bertindak sebagai pengamat gangguan arus laut (</w:t>
-      </w:r>
-      <w:r>
-        <w:rPr>
-          <w:rFonts w:ascii="Arial" w:hAnsi="Arial"/>
-          <w:i/>
-          <w:sz w:val="20"/>
-        </w:rPr>
-        <w:t>disturbance observer</w:t>
-      </w:r>
-      <w:r>
-        <w:rPr>
-          <w:rFonts w:ascii="Arial" w:hAnsi="Arial"/>
-          <w:sz w:val="20"/>
-        </w:rPr>
-        <w:t>) secara real-time [7], [18], [29], [31].</w:t>
+        <w:t>Kalman Filter</w:t>
+      </w:r>
+      <w:r>
+        <w:rPr>
+          <w:rFonts w:ascii="Arial" w:hAnsi="Arial"/>
+          <w:b w:val="0"/>
+          <w:sz w:val="20"/>
+        </w:rPr>
+        <w:t xml:space="preserve"> dirancang dan diformulasikan baik untuk pelacakan target visual maupun estimasi keadaan hidrodinamika?</w:t>
       </w:r>
     </w:p>
     <w:p>
@@ -1700,7 +2503,21 @@
           <w:rFonts w:ascii="Arial" w:hAnsi="Arial"/>
           <w:sz w:val="20"/>
         </w:rPr>
-        <w:t xml:space="preserve">Untuk menjembatani simulasi dan realitas fisik, arsitektur ini diimplementasikan di seluruh kerangka kerja terdistribusi </w:t>
+        <w:t xml:space="preserve">Secara terperinci, bagaimana penapis visual 8D diformulasikan menggunakan transisi model kinematika CWNA, pembaruan kovariansi adaptif </w:t>
+      </w:r>
+      <w:r>
+        <w:rPr>
+          <w:rFonts w:ascii="Arial" w:hAnsi="Arial"/>
+          <w:sz w:val="20"/>
+        </w:rPr>
+        <w:t>$$\mathbf{R}_k(\text{conf})$$</w:t>
+      </w:r>
+      <w:r>
+        <w:rPr>
+          <w:rFonts w:ascii="Arial" w:hAnsi="Arial"/>
+          <w:sz w:val="20"/>
+        </w:rPr>
+        <w:t xml:space="preserve">, dan penolakan pencilan jarak Mahalanobis untuk mengatasi oklusi target [2], [16], [17], [25], serta bagaimana penapis </w:t>
       </w:r>
       <w:r>
         <w:rPr>
@@ -1708,120 +2525,70 @@
           <w:i/>
           <w:sz w:val="20"/>
         </w:rPr>
-        <w:t>Software-In-The-Loop (SITL)</w:t>
-      </w:r>
-      <w:r>
-        <w:rPr>
-          <w:rFonts w:ascii="Arial" w:hAnsi="Arial"/>
+        <w:t>Extended Kalman Filter</w:t>
+      </w:r>
+      <w:r>
+        <w:rPr>
+          <w:rFonts w:ascii="Arial" w:hAnsi="Arial"/>
+          <w:sz w:val="20"/>
+        </w:rPr>
+        <w:t xml:space="preserve"> (EKF) non-linier diturunkan untuk memadukan data sensor IMU dan sensor kedalaman dengan model kinetika Fossen 6-DOF guna merekonstruksi kecepatan bodi dan mengestimasi gangguan arus laut [7], [18], [29]?</w:t>
+      </w:r>
+    </w:p>
+    <w:p>
+      <w:pPr>
+        <w:spacing w:after="60" w:line="276" w:lineRule="auto"/>
+        <w:ind w:left="567" w:hanging="340"/>
+      </w:pPr>
+      <w:r>
+        <w:rPr>
+          <w:rFonts w:ascii="Arial" w:hAnsi="Arial"/>
+          <w:b w:val="0"/>
+          <w:sz w:val="20"/>
+        </w:rPr>
+        <w:t xml:space="preserve">5.  </w:t>
+      </w:r>
+      <w:r>
+        <w:rPr>
+          <w:rFonts w:ascii="Arial" w:hAnsi="Arial"/>
+          <w:b w:val="0"/>
+          <w:sz w:val="20"/>
+        </w:rPr>
+        <w:t xml:space="preserve">Bagaimana sistem yang telah terintegrasi divalidasi melintasi arsitektur </w:t>
+      </w:r>
+      <w:r>
+        <w:rPr>
+          <w:rFonts w:ascii="Arial" w:hAnsi="Arial"/>
+          <w:b w:val="0"/>
           <w:i/>
           <w:sz w:val="20"/>
         </w:rPr>
-        <w:t>dan</w:t>
-      </w:r>
-      <w:r>
-        <w:rPr>
-          <w:rFonts w:ascii="Arial" w:hAnsi="Arial"/>
+        <w:t>Software-In-The-Loop</w:t>
+      </w:r>
+      <w:r>
+        <w:rPr>
+          <w:rFonts w:ascii="Arial" w:hAnsi="Arial"/>
+          <w:b w:val="0"/>
+          <w:sz w:val="20"/>
+        </w:rPr>
+        <w:t xml:space="preserve"> (SITL) dan </w:t>
+      </w:r>
+      <w:r>
+        <w:rPr>
+          <w:rFonts w:ascii="Arial" w:hAnsi="Arial"/>
+          <w:b w:val="0"/>
           <w:i/>
           <w:sz w:val="20"/>
         </w:rPr>
-        <w:t>Hardware-In-The-Loop (HITL)</w:t>
-      </w:r>
-      <w:r>
-        <w:rPr>
-          <w:rFonts w:ascii="Arial" w:hAnsi="Arial"/>
-          <w:sz w:val="20"/>
-        </w:rPr>
-        <w:t>. Aliran data kamera dan Kalman Filter</w:t>
-      </w:r>
-      <w:r>
-        <w:rPr>
-          <w:rFonts w:ascii="Arial" w:hAnsi="Arial"/>
-          <w:i/>
-          <w:sz w:val="20"/>
-        </w:rPr>
-        <w:t>visual berjalan pada komputer pendamping (</w:t>
-      </w:r>
-      <w:r>
-        <w:rPr>
-          <w:rFonts w:ascii="Arial" w:hAnsi="Arial"/>
-          <w:sz w:val="20"/>
-        </w:rPr>
-        <w:t>Raspberry Pi 4B</w:t>
-      </w:r>
-      <w:r>
-        <w:rPr>
-          <w:rFonts w:ascii="Arial" w:hAnsi="Arial"/>
-          <w:i/>
-          <w:sz w:val="20"/>
-        </w:rPr>
-        <w:t>yang menjalankan BlueOS dan</w:t>
-      </w:r>
-      <w:r>
-        <w:rPr>
-          <w:rFonts w:ascii="Arial" w:hAnsi="Arial"/>
-          <w:sz w:val="20"/>
-        </w:rPr>
-        <w:t>node</w:t>
-      </w:r>
-      <w:r>
-        <w:rPr>
-          <w:rFonts w:ascii="Arial" w:hAnsi="Arial"/>
-          <w:i/>
-          <w:sz w:val="20"/>
-        </w:rPr>
-        <w:t>Python HIL kustom), dan berinteraksi secara langsung dengan</w:t>
-      </w:r>
-      <w:r>
-        <w:rPr>
-          <w:rFonts w:ascii="Arial" w:hAnsi="Arial"/>
-          <w:sz w:val="20"/>
-        </w:rPr>
-        <w:t>flight controller</w:t>
-      </w:r>
-      <w:r>
-        <w:rPr>
-          <w:rFonts w:ascii="Arial" w:hAnsi="Arial"/>
-          <w:i/>
-          <w:sz w:val="20"/>
-        </w:rPr>
-        <w:t>(</w:t>
-      </w:r>
-      <w:r>
-        <w:rPr>
-          <w:rFonts w:ascii="Arial" w:hAnsi="Arial"/>
-          <w:sz w:val="20"/>
-        </w:rPr>
-        <w:t>Pixhawk 2.4.8</w:t>
-      </w:r>
-      <w:r>
-        <w:rPr>
-          <w:rFonts w:ascii="Arial" w:hAnsi="Arial"/>
-          <w:i/>
-          <w:sz w:val="20"/>
-        </w:rPr>
-        <w:t>yang menjalankan</w:t>
-      </w:r>
-      <w:r>
-        <w:rPr>
-          <w:rFonts w:ascii="Arial" w:hAnsi="Arial"/>
-          <w:sz w:val="20"/>
-        </w:rPr>
-        <w:t xml:space="preserve">firmware ArduSub </w:t>
-      </w:r>
-      <w:r>
-        <w:rPr>
-          <w:rFonts w:ascii="Consolas" w:hAnsi="Consolas"/>
-          <w:color w:val="333333"/>
-          <w:sz w:val="19"/>
-        </w:rPr>
-        <w:t>vectored_6dof</w:t>
-      </w:r>
-      <w:r>
-        <w:rPr>
-          <w:rFonts w:ascii="Arial" w:hAnsi="Arial"/>
-          <w:sz w:val="20"/>
-        </w:rPr>
-        <w:t>) melalui telemetri MAVLink pada 50 Hz, yang kesemuanya divalidasi di dalam simulasi fisika Gazebo Harmonic dan ROS 2 Jazzy [14], [21], [31].</w:t>
+        <w:t>Hardware-In-The-Loop</w:t>
+      </w:r>
+      <w:r>
+        <w:rPr>
+          <w:rFonts w:ascii="Arial" w:hAnsi="Arial"/>
+          <w:b w:val="0"/>
+          <w:sz w:val="20"/>
+        </w:rPr>
+        <w:t xml:space="preserve"> (HITL)?</w:t>
       </w:r>
     </w:p>
     <w:p>
@@ -1835,7 +2602,7 @@
           <w:rFonts w:ascii="Arial" w:hAnsi="Arial"/>
           <w:sz w:val="20"/>
         </w:rPr>
-        <w:t xml:space="preserve">Oleh karena itu, penelitian ini menyajikan </w:t>
+        <w:t xml:space="preserve">Bagaimana korelasi dan performa kendali wahana antara pengujian lingkungan simulasi virtual fisika Gazebo Harmonic berbasis ROS 2 Jazzy dan eksekusi pertukaran telemetri perangkat keras nyata antara modul kamera, komputer pendamping Raspberry Pi 4B, serta </w:t>
       </w:r>
       <w:r>
         <w:rPr>
@@ -1843,14 +2610,14 @@
           <w:i/>
           <w:sz w:val="20"/>
         </w:rPr>
-        <w:t>"Analisis Kinematika, Dinamika, dan Estimasi Keadaan Optimal</w:t>
-      </w:r>
-      <w:r>
-        <w:rPr>
-          <w:rFonts w:ascii="Arial" w:hAnsi="Arial"/>
-          <w:sz w:val="20"/>
-        </w:rPr>
-        <w:t>Kalman Filter</w:t>
+        <w:t>flight controller</w:t>
+      </w:r>
+      <w:r>
+        <w:rPr>
+          <w:rFonts w:ascii="Arial" w:hAnsi="Arial"/>
+          <w:sz w:val="20"/>
+        </w:rPr>
+        <w:t xml:space="preserve"> Pixhawk 2.4.8 yang menjalankan </w:t>
       </w:r>
       <w:r>
         <w:rPr>
@@ -1858,44 +2625,42 @@
           <w:i/>
           <w:sz w:val="20"/>
         </w:rPr>
-        <w:t>untuk</w:t>
-      </w:r>
-      <w:r>
-        <w:rPr>
-          <w:rFonts w:ascii="Arial" w:hAnsi="Arial"/>
-          <w:sz w:val="20"/>
-        </w:rPr>
-        <w:t>Vision-Based Tracking</w:t>
-      </w:r>
-      <w:r>
-        <w:rPr>
-          <w:rFonts w:ascii="Arial" w:hAnsi="Arial"/>
-          <w:i/>
-          <w:sz w:val="20"/>
-        </w:rPr>
-        <w:t>pada</w:t>
-      </w:r>
-      <w:r>
-        <w:rPr>
-          <w:rFonts w:ascii="Arial" w:hAnsi="Arial"/>
-          <w:sz w:val="20"/>
-        </w:rPr>
-        <w:t>Over-Actuated 8-Thruster 6-DOF Vectored AUV"</w:t>
-      </w:r>
-      <w:r>
-        <w:rPr>
-          <w:rFonts w:ascii="Arial" w:hAnsi="Arial"/>
-          <w:i/>
-          <w:sz w:val="20"/>
-        </w:rPr>
-        <w:t>, untuk membangun derivasi teoretis yang tak terpotong (</w:t>
-      </w:r>
-      <w:r>
-        <w:rPr>
-          <w:rFonts w:ascii="Arial" w:hAnsi="Arial"/>
-          <w:sz w:val="20"/>
-        </w:rPr>
-        <w:t>unabridged), parameterisasi fisik, dan validasi eksperimental HITL/SITL.</w:t>
+        <w:t>firmware</w:t>
+      </w:r>
+      <w:r>
+        <w:rPr>
+          <w:rFonts w:ascii="Arial" w:hAnsi="Arial"/>
+          <w:sz w:val="20"/>
+        </w:rPr>
+        <w:t xml:space="preserve"> ArduSub </w:t>
+      </w:r>
+      <w:r>
+        <w:rPr>
+          <w:rFonts w:ascii="Consolas" w:hAnsi="Consolas"/>
+          <w:color w:val="333333"/>
+          <w:sz w:val="19"/>
+        </w:rPr>
+        <w:t>vectored_6dof</w:t>
+      </w:r>
+      <w:r>
+        <w:rPr>
+          <w:rFonts w:ascii="Arial" w:hAnsi="Arial"/>
+          <w:sz w:val="20"/>
+        </w:rPr>
+        <w:t xml:space="preserve"> melalui protokol MAVLink pada frekuensi 50 Hz [14], [21], [31]?</w:t>
+      </w:r>
+    </w:p>
+    <w:p>
+      <w:pPr>
+        <w:spacing w:before="200" w:after="80"/>
+      </w:pPr>
+      <w:r>
+        <w:rPr>
+          <w:rFonts w:ascii="Arial" w:hAnsi="Arial"/>
+          <w:b/>
+          <w:sz w:val="20"/>
+        </w:rPr>
+        <w:t>1.3 Tujuan Penelitian</w:t>
       </w:r>
     </w:p>
     <w:p>
@@ -1909,67 +2674,601 @@
           <w:rFonts w:ascii="Arial" w:hAnsi="Arial"/>
           <w:sz w:val="20"/>
         </w:rPr>
-        <w:t>Perkembangan pesat riset wahana bawah air tanpa awak (</w:t>
-      </w:r>
-      <w:r>
-        <w:rPr>
-          <w:rFonts w:ascii="Arial" w:hAnsi="Arial"/>
+        <w:t>Tujuan utama dari pelaksanaan penelitian tugas akhir ini adalah:</w:t>
+      </w:r>
+    </w:p>
+    <w:p>
+      <w:pPr>
+        <w:spacing w:after="60" w:line="276" w:lineRule="auto"/>
+        <w:ind w:left="567" w:hanging="340"/>
+      </w:pPr>
+      <w:r>
+        <w:rPr>
+          <w:rFonts w:ascii="Arial" w:hAnsi="Arial"/>
+          <w:b w:val="0"/>
+          <w:sz w:val="20"/>
+        </w:rPr>
+        <w:t xml:space="preserve">1.  </w:t>
+      </w:r>
+      <w:r>
+        <w:rPr>
+          <w:rFonts w:ascii="Arial" w:hAnsi="Arial"/>
+          <w:b w:val="0"/>
+          <w:sz w:val="20"/>
+        </w:rPr>
+        <w:t xml:space="preserve">Memformulasikan dan memverifikasi secara matematis model kinematika 6-DOF lengkap dari wahana AUV </w:t>
+      </w:r>
+      <w:r>
+        <w:rPr>
+          <w:rFonts w:ascii="Arial" w:hAnsi="Arial"/>
+          <w:b w:val="0"/>
           <w:i/>
           <w:sz w:val="20"/>
         </w:rPr>
-        <w:t>unmanned underwater vehicles</w:t>
-      </w:r>
-      <w:r>
-        <w:rPr>
-          <w:rFonts w:ascii="Arial" w:hAnsi="Arial"/>
-          <w:sz w:val="20"/>
-        </w:rPr>
-        <w:t>) dalam rentang tahun 2021 hingga 2026 menuntut keterpaduan antara modularitas perangkat keras, arsitektur perangkat lunak fleksibel, serta akurasi komputasi hidrodinamika fluida [1], [11], [14], [20], [30], [35], [36], [41]. Zuluaga dkk. (2022) serta Gieraths dkk. (2023) mengemukakan pentingnya rekayasa sistem terstruktur (</w:t>
-      </w:r>
-      <w:r>
-        <w:rPr>
-          <w:rFonts w:ascii="Arial" w:hAnsi="Arial"/>
+        <w:t>vectored</w:t>
+      </w:r>
+      <w:r>
+        <w:rPr>
+          <w:rFonts w:ascii="Arial" w:hAnsi="Arial"/>
+          <w:b w:val="0"/>
+          <w:sz w:val="20"/>
+        </w:rPr>
+        <w:t xml:space="preserve"> 8-pendorong, meliputi penurunan bertahap matriks rotasi linier </w:t>
+      </w:r>
+      <w:r>
+        <w:rPr>
+          <w:rFonts w:ascii="Arial" w:hAnsi="Arial"/>
+          <w:b w:val="0"/>
+          <w:sz w:val="20"/>
+        </w:rPr>
+        <w:t>$$SO(3)$$</w:t>
+      </w:r>
+      <w:r>
+        <w:rPr>
+          <w:rFonts w:ascii="Arial" w:hAnsi="Arial"/>
+          <w:b w:val="0"/>
+          <w:sz w:val="20"/>
+        </w:rPr>
+        <w:t xml:space="preserve"> (</w:t>
+      </w:r>
+      <w:r>
+        <w:rPr>
+          <w:rFonts w:ascii="Arial" w:hAnsi="Arial"/>
+          <w:b w:val="0"/>
+          <w:sz w:val="20"/>
+        </w:rPr>
+        <w:t>$$\mathbf{R}_b^n$$</w:t>
+      </w:r>
+      <w:r>
+        <w:rPr>
+          <w:rFonts w:ascii="Arial" w:hAnsi="Arial"/>
+          <w:b w:val="0"/>
+          <w:sz w:val="20"/>
+        </w:rPr>
+        <w:t>), inversi matriks transformasi sudut Euler (</w:t>
+      </w:r>
+      <w:r>
+        <w:rPr>
+          <w:rFonts w:ascii="Arial" w:hAnsi="Arial"/>
+          <w:b w:val="0"/>
+          <w:sz w:val="20"/>
+        </w:rPr>
+        <w:t>$$\mathbf{T}_\Theta$$</w:t>
+      </w:r>
+      <w:r>
+        <w:rPr>
+          <w:rFonts w:ascii="Arial" w:hAnsi="Arial"/>
+          <w:b w:val="0"/>
+          <w:sz w:val="20"/>
+        </w:rPr>
+        <w:t xml:space="preserve">), perumusan diferensial kuaternion bebas singularitas, serta pembentukan matriks Jacobian kinematika penuh </w:t>
+      </w:r>
+      <w:r>
+        <w:rPr>
+          <w:rFonts w:ascii="Arial" w:hAnsi="Arial"/>
+          <w:b w:val="0"/>
+          <w:sz w:val="20"/>
+        </w:rPr>
+        <w:t>$$\mathbf{J}(\boldsymbol{\eta}_2)$$</w:t>
+      </w:r>
+      <w:r>
+        <w:rPr>
+          <w:rFonts w:ascii="Arial" w:hAnsi="Arial"/>
+          <w:b w:val="0"/>
+          <w:sz w:val="20"/>
+        </w:rPr>
+        <w:t xml:space="preserve"> [7], [27].</w:t>
+      </w:r>
+    </w:p>
+    <w:p>
+      <w:pPr>
+        <w:spacing w:after="60" w:line="276" w:lineRule="auto"/>
+        <w:ind w:left="567" w:hanging="340"/>
+      </w:pPr>
+      <w:r>
+        <w:rPr>
+          <w:rFonts w:ascii="Arial" w:hAnsi="Arial"/>
+          <w:b w:val="0"/>
+          <w:sz w:val="20"/>
+        </w:rPr>
+        <w:t xml:space="preserve">2.  </w:t>
+      </w:r>
+      <w:r>
+        <w:rPr>
+          <w:rFonts w:ascii="Arial" w:hAnsi="Arial"/>
+          <w:b w:val="0"/>
+          <w:sz w:val="20"/>
+        </w:rPr>
+        <w:t>Menurunkan dan memparameterisasi persamaan gerak dinamika non-linier 6-DOF secara utuh (</w:t>
+      </w:r>
+      <w:r>
+        <w:rPr>
+          <w:rFonts w:ascii="Arial" w:hAnsi="Arial"/>
+          <w:b w:val="0"/>
           <w:i/>
           <w:sz w:val="20"/>
         </w:rPr>
-        <w:t>systems engineering</w:t>
-      </w:r>
-      <w:r>
-        <w:rPr>
-          <w:rFonts w:ascii="Arial" w:hAnsi="Arial"/>
-          <w:sz w:val="20"/>
-        </w:rPr>
-        <w:t xml:space="preserve">) dalam perancangan arsitektur perangkat keras dan perangkat lunak modular agar wahana mampu dikonfigurasi ulang secara cepat sesuai misi operasional [11], [41]. Lebih jauh, McIvor dkk. (2024) memperkenalkan arsitektur </w:t>
-      </w:r>
-      <w:r>
-        <w:rPr>
-          <w:rFonts w:ascii="Arial" w:hAnsi="Arial"/>
+        <w:t>unabridged</w:t>
+      </w:r>
+      <w:r>
+        <w:rPr>
+          <w:rFonts w:ascii="Arial" w:hAnsi="Arial"/>
+          <w:b w:val="0"/>
+          <w:sz w:val="20"/>
+        </w:rPr>
+        <w:t xml:space="preserve">) berdasarkan kerangka hidrodinamika Fossen, mengekspresikan secara eksplisit tensor massa total </w:t>
+      </w:r>
+      <w:r>
+        <w:rPr>
+          <w:rFonts w:ascii="Arial" w:hAnsi="Arial"/>
+          <w:b w:val="0"/>
+          <w:sz w:val="20"/>
+        </w:rPr>
+        <w:t>$$\mathbf{M} = \mathbf{M}_{RB} + \mathbf{M}_A$$</w:t>
+      </w:r>
+      <w:r>
+        <w:rPr>
+          <w:rFonts w:ascii="Arial" w:hAnsi="Arial"/>
+          <w:b w:val="0"/>
+          <w:sz w:val="20"/>
+        </w:rPr>
+        <w:t xml:space="preserve">, tensor Coriolis dan sentripetal </w:t>
+      </w:r>
+      <w:r>
+        <w:rPr>
+          <w:rFonts w:ascii="Arial" w:hAnsi="Arial"/>
+          <w:b w:val="0"/>
+          <w:sz w:val="20"/>
+        </w:rPr>
+        <w:t>$$\mathbf{C}_{RB}(\boldsymbol{\nu})$$</w:t>
+      </w:r>
+      <w:r>
+        <w:rPr>
+          <w:rFonts w:ascii="Arial" w:hAnsi="Arial"/>
+          <w:b w:val="0"/>
+          <w:sz w:val="20"/>
+        </w:rPr>
+        <w:t xml:space="preserve"> dan </w:t>
+      </w:r>
+      <w:r>
+        <w:rPr>
+          <w:rFonts w:ascii="Arial" w:hAnsi="Arial"/>
+          <w:b w:val="0"/>
+          <w:sz w:val="20"/>
+        </w:rPr>
+        <w:t>$$\mathbf{C}_A(\boldsymbol{\nu}_r)$$</w:t>
+      </w:r>
+      <w:r>
+        <w:rPr>
+          <w:rFonts w:ascii="Arial" w:hAnsi="Arial"/>
+          <w:b w:val="0"/>
+          <w:sz w:val="20"/>
+        </w:rPr>
+        <w:t xml:space="preserve">, tensor redaman linier dan kuadratik </w:t>
+      </w:r>
+      <w:r>
+        <w:rPr>
+          <w:rFonts w:ascii="Arial" w:hAnsi="Arial"/>
+          <w:b w:val="0"/>
+          <w:sz w:val="20"/>
+        </w:rPr>
+        <w:t>$$\mathbf{D}(\boldsymbol{\nu}_r)$$</w:t>
+      </w:r>
+      <w:r>
+        <w:rPr>
+          <w:rFonts w:ascii="Arial" w:hAnsi="Arial"/>
+          <w:b w:val="0"/>
+          <w:sz w:val="20"/>
+        </w:rPr>
+        <w:t xml:space="preserve">, serta vektor pemulih hidrostatis 6-DOF </w:t>
+      </w:r>
+      <w:r>
+        <w:rPr>
+          <w:rFonts w:ascii="Arial" w:hAnsi="Arial"/>
+          <w:b w:val="0"/>
+          <w:sz w:val="20"/>
+        </w:rPr>
+        <w:t>$$\mathbf{g}(\boldsymbol{\eta})$$</w:t>
+      </w:r>
+      <w:r>
+        <w:rPr>
+          <w:rFonts w:ascii="Arial" w:hAnsi="Arial"/>
+          <w:b w:val="0"/>
+          <w:sz w:val="20"/>
+        </w:rPr>
+        <w:t xml:space="preserve"> [7], [21], [31], [34].</w:t>
+      </w:r>
+    </w:p>
+    <w:p>
+      <w:pPr>
+        <w:spacing w:after="60" w:line="276" w:lineRule="auto"/>
+        <w:ind w:left="567" w:hanging="340"/>
+      </w:pPr>
+      <w:r>
+        <w:rPr>
+          <w:rFonts w:ascii="Arial" w:hAnsi="Arial"/>
+          <w:b w:val="0"/>
+          <w:sz w:val="20"/>
+        </w:rPr>
+        <w:t xml:space="preserve">3.  </w:t>
+      </w:r>
+      <w:r>
+        <w:rPr>
+          <w:rFonts w:ascii="Arial" w:hAnsi="Arial"/>
+          <w:b w:val="0"/>
+          <w:sz w:val="20"/>
+        </w:rPr>
+        <w:t xml:space="preserve">Mengkonstruksi matriks alokasi gaya dorong geometris </w:t>
+      </w:r>
+      <w:r>
+        <w:rPr>
+          <w:rFonts w:ascii="Arial" w:hAnsi="Arial"/>
+          <w:b w:val="0"/>
+          <w:sz w:val="20"/>
+        </w:rPr>
+        <w:t>$$6 \times 8$$</w:t>
+      </w:r>
+      <w:r>
+        <w:rPr>
+          <w:rFonts w:ascii="Arial" w:hAnsi="Arial"/>
+          <w:b w:val="0"/>
+          <w:sz w:val="20"/>
+        </w:rPr>
+        <w:t xml:space="preserve"> (</w:t>
+      </w:r>
+      <w:r>
+        <w:rPr>
+          <w:rFonts w:ascii="Arial" w:hAnsi="Arial"/>
+          <w:b w:val="0"/>
+          <w:sz w:val="20"/>
+        </w:rPr>
+        <w:t>$$\mathbf{T}_{6 \times 8}$$</w:t>
+      </w:r>
+      <w:r>
+        <w:rPr>
+          <w:rFonts w:ascii="Arial" w:hAnsi="Arial"/>
+          <w:b w:val="0"/>
+          <w:sz w:val="20"/>
+        </w:rPr>
+        <w:t>) dan menerapkan algoritma alokasi kendali invers semu Moore-Penrose (</w:t>
+      </w:r>
+      <w:r>
+        <w:rPr>
+          <w:rFonts w:ascii="Arial" w:hAnsi="Arial"/>
+          <w:b w:val="0"/>
+          <w:sz w:val="20"/>
+        </w:rPr>
+        <w:t>$$\mathbf{T}_{6 \times 8}^\dagger$$</w:t>
+      </w:r>
+      <w:r>
+        <w:rPr>
+          <w:rFonts w:ascii="Arial" w:hAnsi="Arial"/>
+          <w:b w:val="0"/>
+          <w:sz w:val="20"/>
+        </w:rPr>
+        <w:t xml:space="preserve">), sehingga memungkinkan pemetaan gaya kendali optimal dari vektor gaya generalisasi </w:t>
+      </w:r>
+      <w:r>
+        <w:rPr>
+          <w:rFonts w:ascii="Arial" w:hAnsi="Arial"/>
+          <w:b w:val="0"/>
+          <w:sz w:val="20"/>
+        </w:rPr>
+        <w:t>$$\boldsymbol{\tau} \in \mathbb{R}^6$$</w:t>
+      </w:r>
+      <w:r>
+        <w:rPr>
+          <w:rFonts w:ascii="Arial" w:hAnsi="Arial"/>
+          <w:b w:val="0"/>
+          <w:sz w:val="20"/>
+        </w:rPr>
+        <w:t xml:space="preserve"> ke delapan gaya pendorong individual </w:t>
+      </w:r>
+      <w:r>
+        <w:rPr>
+          <w:rFonts w:ascii="Arial" w:hAnsi="Arial"/>
+          <w:b w:val="0"/>
+          <w:sz w:val="20"/>
+        </w:rPr>
+        <w:t>$$\mathbf{f} \in \mathbb{R}^8$$</w:t>
+      </w:r>
+      <w:r>
+        <w:rPr>
+          <w:rFonts w:ascii="Arial" w:hAnsi="Arial"/>
+          <w:b w:val="0"/>
+          <w:sz w:val="20"/>
+        </w:rPr>
+        <w:t xml:space="preserve"> dengan kriteria konsumsi daya minimum [7], [21], [32].</w:t>
+      </w:r>
+    </w:p>
+    <w:p>
+      <w:pPr>
+        <w:spacing w:after="60" w:line="276" w:lineRule="auto"/>
+        <w:ind w:left="567" w:hanging="340"/>
+      </w:pPr>
+      <w:r>
+        <w:rPr>
+          <w:rFonts w:ascii="Arial" w:hAnsi="Arial"/>
+          <w:b w:val="0"/>
+          <w:sz w:val="20"/>
+        </w:rPr>
+        <w:t xml:space="preserve">4.  </w:t>
+      </w:r>
+      <w:r>
+        <w:rPr>
+          <w:rFonts w:ascii="Arial" w:hAnsi="Arial"/>
+          <w:b w:val="0"/>
+          <w:sz w:val="20"/>
+        </w:rPr>
+        <w:t xml:space="preserve">Merancang, memformulasikan, dan menguji </w:t>
+      </w:r>
+      <w:r>
+        <w:rPr>
+          <w:rFonts w:ascii="Arial" w:hAnsi="Arial"/>
+          <w:b w:val="0"/>
           <w:i/>
           <w:sz w:val="20"/>
         </w:rPr>
-        <w:t>Entity-Component-System</w:t>
-      </w:r>
-      <w:r>
-        <w:rPr>
-          <w:rFonts w:ascii="Arial" w:hAnsi="Arial"/>
-          <w:sz w:val="20"/>
-        </w:rPr>
-        <w:t xml:space="preserve"> (ECS) yang memisahkan data komponen aktuator dari perilaku sistem, memungkinkan integrasi alokasi kendali invers semu Moore-Penrose pada sembarang orientasi pendorong [20]. Pada ranah wahana berbiaya terjangkau (</w:t>
-      </w:r>
-      <w:r>
-        <w:rPr>
-          <w:rFonts w:ascii="Arial" w:hAnsi="Arial"/>
+        <w:t>suite</w:t>
+      </w:r>
+      <w:r>
+        <w:rPr>
+          <w:rFonts w:ascii="Arial" w:hAnsi="Arial"/>
+          <w:b w:val="0"/>
+          <w:sz w:val="20"/>
+        </w:rPr>
+        <w:t xml:space="preserve"> estimasi keadaan optimal </w:t>
+      </w:r>
+      <w:r>
+        <w:rPr>
+          <w:rFonts w:ascii="Arial" w:hAnsi="Arial"/>
+          <w:b w:val="0"/>
           <w:i/>
           <w:sz w:val="20"/>
         </w:rPr>
-        <w:t>low-cost accessibility</w:t>
-      </w:r>
-      <w:r>
-        <w:rPr>
-          <w:rFonts w:ascii="Arial" w:hAnsi="Arial"/>
-          <w:sz w:val="20"/>
-        </w:rPr>
-        <w:t>), platform seperti MeCO oleh Widhalm dkk. (2025), struktur cetak 3D oleh Rusu dkk. (2023), serta Modularis oleh Vögele dkk. (2022) membuktikan bahwa wahana berdimensi kompak dapat mencapai kapabilitas manuver tinggi apabila ditopang oleh simulasi dan pemodelan dinamika yang presisi [23], [30], [35], [36].</w:t>
+        <w:t>Dual Kalman Filter</w:t>
+      </w:r>
+      <w:r>
+        <w:rPr>
+          <w:rFonts w:ascii="Arial" w:hAnsi="Arial"/>
+          <w:b w:val="0"/>
+          <w:sz w:val="20"/>
+        </w:rPr>
+        <w:t xml:space="preserve"> dua tahap (</w:t>
+      </w:r>
+      <w:r>
+        <w:rPr>
+          <w:rFonts w:ascii="Arial" w:hAnsi="Arial"/>
+          <w:b w:val="0"/>
+          <w:i/>
+          <w:sz w:val="20"/>
+        </w:rPr>
+        <w:t>dual-stage</w:t>
+      </w:r>
+      <w:r>
+        <w:rPr>
+          <w:rFonts w:ascii="Arial" w:hAnsi="Arial"/>
+          <w:b w:val="0"/>
+          <w:sz w:val="20"/>
+        </w:rPr>
+        <w:t>):</w:t>
+      </w:r>
+    </w:p>
+    <w:p>
+      <w:pPr>
+        <w:spacing w:after="60" w:line="276" w:lineRule="auto"/>
+        <w:ind w:left="567" w:hanging="283"/>
+      </w:pPr>
+      <w:r>
+        <w:rPr>
+          <w:rFonts w:ascii="Arial" w:hAnsi="Arial"/>
+          <w:b w:val="0"/>
+          <w:sz w:val="20"/>
+        </w:rPr>
+        <w:t xml:space="preserve">•  </w:t>
+      </w:r>
+      <w:r>
+        <w:rPr>
+          <w:rFonts w:ascii="Arial" w:hAnsi="Arial"/>
+          <w:b w:val="0"/>
+          <w:i/>
+          <w:sz w:val="20"/>
+        </w:rPr>
+        <w:t>Topside Visual Target Kalman Filter</w:t>
+      </w:r>
+      <w:r>
+        <w:rPr>
+          <w:rFonts w:ascii="Arial" w:hAnsi="Arial"/>
+          <w:b w:val="0"/>
+          <w:sz w:val="20"/>
+        </w:rPr>
+        <w:t xml:space="preserve"> (</w:t>
+      </w:r>
+      <w:r>
+        <w:rPr>
+          <w:rFonts w:ascii="Consolas" w:hAnsi="Consolas"/>
+          <w:b w:val="0"/>
+          <w:sz w:val="19"/>
+        </w:rPr>
+        <w:t>AUVVisualKalmanFilter</w:t>
+      </w:r>
+      <w:r>
+        <w:rPr>
+          <w:rFonts w:ascii="Arial" w:hAnsi="Arial"/>
+          <w:b w:val="0"/>
+          <w:sz w:val="20"/>
+        </w:rPr>
+        <w:t>): Penapis linier diskrit 8-dimensi untuk mereduksi derau deteksi visual YOLO, mengestimasi laju perubahan area skala, serta menjembatani kehilangan deteksi saat terjadi oklusi target [2], [16], [17], [25].</w:t>
+      </w:r>
+    </w:p>
+    <w:p>
+      <w:pPr>
+        <w:spacing w:after="60" w:line="276" w:lineRule="auto"/>
+        <w:ind w:left="567" w:hanging="283"/>
+      </w:pPr>
+      <w:r>
+        <w:rPr>
+          <w:rFonts w:ascii="Arial" w:hAnsi="Arial"/>
+          <w:b w:val="0"/>
+          <w:sz w:val="20"/>
+        </w:rPr>
+        <w:t xml:space="preserve">•  </w:t>
+      </w:r>
+      <w:r>
+        <w:rPr>
+          <w:rFonts w:ascii="Arial" w:hAnsi="Arial"/>
+          <w:b w:val="0"/>
+          <w:i/>
+          <w:sz w:val="20"/>
+        </w:rPr>
+        <w:t>Subsea Hydrodynamic Extended Kalman Filter</w:t>
+      </w:r>
+      <w:r>
+        <w:rPr>
+          <w:rFonts w:ascii="Arial" w:hAnsi="Arial"/>
+          <w:b w:val="0"/>
+          <w:sz w:val="20"/>
+        </w:rPr>
+        <w:t xml:space="preserve"> (</w:t>
+      </w:r>
+      <w:r>
+        <w:rPr>
+          <w:rFonts w:ascii="Consolas" w:hAnsi="Consolas"/>
+          <w:b w:val="0"/>
+          <w:sz w:val="19"/>
+        </w:rPr>
+        <w:t>AUVDynamicsKalmanFilter</w:t>
+      </w:r>
+      <w:r>
+        <w:rPr>
+          <w:rFonts w:ascii="Arial" w:hAnsi="Arial"/>
+          <w:b w:val="0"/>
+          <w:sz w:val="20"/>
+        </w:rPr>
+        <w:t>): Penapis non-linier EKF untuk melakukan fusi sensor terhadap data inersia IMU dan sensor kedalaman dengan model dinamika Fossen 6-DOF serta mengestimasi gangguan kecepatan arus laut [7], [18], [29].</w:t>
+      </w:r>
+    </w:p>
+    <w:p>
+      <w:pPr>
+        <w:spacing w:after="60" w:line="276" w:lineRule="auto"/>
+        <w:ind w:left="567" w:hanging="340"/>
+      </w:pPr>
+      <w:r>
+        <w:rPr>
+          <w:rFonts w:ascii="Arial" w:hAnsi="Arial"/>
+          <w:b w:val="0"/>
+          <w:sz w:val="20"/>
+        </w:rPr>
+        <w:t xml:space="preserve">5.  </w:t>
+      </w:r>
+      <w:r>
+        <w:rPr>
+          <w:rFonts w:ascii="Arial" w:hAnsi="Arial"/>
+          <w:b w:val="0"/>
+          <w:sz w:val="20"/>
+        </w:rPr>
+        <w:t xml:space="preserve">Mengimplementasikan dan mengevaluasi kinerja arsitektur sistem secara terpadu melalui platform simulasi </w:t>
+      </w:r>
+      <w:r>
+        <w:rPr>
+          <w:rFonts w:ascii="Arial" w:hAnsi="Arial"/>
+          <w:b w:val="0"/>
+          <w:i/>
+          <w:sz w:val="20"/>
+        </w:rPr>
+        <w:t>Software-In-The-Loop</w:t>
+      </w:r>
+      <w:r>
+        <w:rPr>
+          <w:rFonts w:ascii="Arial" w:hAnsi="Arial"/>
+          <w:b w:val="0"/>
+          <w:sz w:val="20"/>
+        </w:rPr>
+        <w:t xml:space="preserve"> (SITL) Gazebo Harmonic/ROS 2 dan konfigurasi </w:t>
+      </w:r>
+      <w:r>
+        <w:rPr>
+          <w:rFonts w:ascii="Arial" w:hAnsi="Arial"/>
+          <w:b w:val="0"/>
+          <w:i/>
+          <w:sz w:val="20"/>
+        </w:rPr>
+        <w:t>Hardware-In-The-Loop</w:t>
+      </w:r>
+      <w:r>
+        <w:rPr>
+          <w:rFonts w:ascii="Arial" w:hAnsi="Arial"/>
+          <w:b w:val="0"/>
+          <w:sz w:val="20"/>
+        </w:rPr>
+        <w:t xml:space="preserve"> (HITL), memvalidasi stabilitas pelacakan sudut orientasi (</w:t>
+      </w:r>
+      <w:r>
+        <w:rPr>
+          <w:rFonts w:ascii="Arial" w:hAnsi="Arial"/>
+          <w:b w:val="0"/>
+          <w:i/>
+          <w:sz w:val="20"/>
+        </w:rPr>
+        <w:t>attitude</w:t>
+      </w:r>
+      <w:r>
+        <w:rPr>
+          <w:rFonts w:ascii="Arial" w:hAnsi="Arial"/>
+          <w:b w:val="0"/>
+          <w:sz w:val="20"/>
+        </w:rPr>
+        <w:t>) 6-DOF, ketahanan penjejakan target visual, serta eksekusi komputasi waktu nyata (</w:t>
+      </w:r>
+      <w:r>
+        <w:rPr>
+          <w:rFonts w:ascii="Arial" w:hAnsi="Arial"/>
+          <w:b w:val="0"/>
+          <w:i/>
+          <w:sz w:val="20"/>
+        </w:rPr>
+        <w:t>real-time</w:t>
+      </w:r>
+      <w:r>
+        <w:rPr>
+          <w:rFonts w:ascii="Arial" w:hAnsi="Arial"/>
+          <w:b w:val="0"/>
+          <w:sz w:val="20"/>
+        </w:rPr>
+        <w:t>) melintasi kamera, Raspberry Pi 4B, dan Pixhawk 2.4.8 berprotokol MAVLink [14], [21], [31].</w:t>
+      </w:r>
+    </w:p>
+    <w:p>
+      <w:pPr>
+        <w:spacing w:before="200" w:after="80"/>
+      </w:pPr>
+      <w:r>
+        <w:rPr>
+          <w:rFonts w:ascii="Arial" w:hAnsi="Arial"/>
+          <w:b/>
+          <w:sz w:val="20"/>
+        </w:rPr>
+        <w:t>1.4 Batasan Masalah</w:t>
       </w:r>
     </w:p>
     <w:p>
@@ -1983,67 +3282,496 @@
           <w:rFonts w:ascii="Arial" w:hAnsi="Arial"/>
           <w:sz w:val="20"/>
         </w:rPr>
-        <w:t xml:space="preserve">Di sisi hidrodinamika fluida, survei komprehensif oleh Hong dkk. (2024) mengenai </w:t>
-      </w:r>
-      <w:r>
-        <w:rPr>
-          <w:rFonts w:ascii="Arial" w:hAnsi="Arial"/>
+        <w:t>Untuk menjaga fokus kajian teknik mesin dan kedalaman analisis ilmiah, batasan masalah penelitian ini ditetapkan sebagai berikut:</w:t>
+      </w:r>
+    </w:p>
+    <w:p>
+      <w:pPr>
+        <w:spacing w:after="60" w:line="276" w:lineRule="auto"/>
+        <w:ind w:left="567" w:hanging="340"/>
+      </w:pPr>
+      <w:r>
+        <w:rPr>
+          <w:rFonts w:ascii="Arial" w:hAnsi="Arial"/>
+          <w:b w:val="0"/>
+          <w:sz w:val="20"/>
+        </w:rPr>
+        <w:t xml:space="preserve">1.  </w:t>
+      </w:r>
+      <w:r>
+        <w:rPr>
+          <w:rFonts w:ascii="Arial" w:hAnsi="Arial"/>
+          <w:b w:val="0"/>
+          <w:sz w:val="20"/>
+        </w:rPr>
+        <w:t xml:space="preserve">Konfigurasi Mekanis Wahana: Penelitian difokuskan pada analisis wahana AUV </w:t>
+      </w:r>
+      <w:r>
+        <w:rPr>
+          <w:rFonts w:ascii="Arial" w:hAnsi="Arial"/>
+          <w:b w:val="0"/>
           <w:i/>
           <w:sz w:val="20"/>
         </w:rPr>
-        <w:t>Computational Fluid Dynamics</w:t>
-      </w:r>
-      <w:r>
-        <w:rPr>
-          <w:rFonts w:ascii="Arial" w:hAnsi="Arial"/>
-          <w:sz w:val="20"/>
-        </w:rPr>
-        <w:t xml:space="preserve"> (CFD) serta Song dkk. (2023) mengenai optimasi bentuk multi-objektif menegaskan bahwa interaksi fluida non-linier antara lambung dan propulsi memegang peranan krusial terhadap efisiensi dorong wahana [12], [26]. Xia dkk. (2025) secara eksperimental dan numerik membuktikan efek kopling dua arah antara lambung dan baling-baling (</w:t>
-      </w:r>
-      <w:r>
-        <w:rPr>
-          <w:rFonts w:ascii="Arial" w:hAnsi="Arial"/>
+        <w:t>over-actuated</w:t>
+      </w:r>
+      <w:r>
+        <w:rPr>
+          <w:rFonts w:ascii="Arial" w:hAnsi="Arial"/>
+          <w:b w:val="0"/>
+          <w:sz w:val="20"/>
+        </w:rPr>
+        <w:t xml:space="preserve"> 6-DOF berkerangka terbuka (</w:t>
+      </w:r>
+      <w:r>
+        <w:rPr>
+          <w:rFonts w:ascii="Arial" w:hAnsi="Arial"/>
+          <w:b w:val="0"/>
           <w:i/>
           <w:sz w:val="20"/>
         </w:rPr>
-        <w:t>hull-propeller coupled effect</w:t>
-      </w:r>
-      <w:r>
-        <w:rPr>
-          <w:rFonts w:ascii="Arial" w:hAnsi="Arial"/>
-          <w:sz w:val="20"/>
-        </w:rPr>
-        <w:t xml:space="preserve">) pada wahana </w:t>
-      </w:r>
-      <w:r>
-        <w:rPr>
-          <w:rFonts w:ascii="Arial" w:hAnsi="Arial"/>
+        <w:t>open-frame</w:t>
+      </w:r>
+      <w:r>
+        <w:rPr>
+          <w:rFonts w:ascii="Arial" w:hAnsi="Arial"/>
+          <w:b w:val="0"/>
+          <w:sz w:val="20"/>
+        </w:rPr>
+        <w:t>) dengan konfigurasi delapan motor pendorong bervektor (</w:t>
+      </w:r>
+      <w:r>
+        <w:rPr>
+          <w:rFonts w:ascii="Arial" w:hAnsi="Arial"/>
+          <w:b w:val="0"/>
           <w:i/>
           <w:sz w:val="20"/>
         </w:rPr>
-        <w:t>fully-actuated</w:t>
-      </w:r>
-      <w:r>
-        <w:rPr>
-          <w:rFonts w:ascii="Arial" w:hAnsi="Arial"/>
-          <w:sz w:val="20"/>
-        </w:rPr>
-        <w:t xml:space="preserve">, sementara de Moraes dkk. (2025) menggunakan fasilitas </w:t>
-      </w:r>
-      <w:r>
-        <w:rPr>
-          <w:rFonts w:ascii="Arial" w:hAnsi="Arial"/>
+        <w:t>vectored thrusters</w:t>
+      </w:r>
+      <w:r>
+        <w:rPr>
+          <w:rFonts w:ascii="Arial" w:hAnsi="Arial"/>
+          <w:b w:val="0"/>
+          <w:sz w:val="20"/>
+        </w:rPr>
+        <w:t xml:space="preserve">), terdiri dari 4 pendorong horizontal bersudut canting </w:t>
+      </w:r>
+      <w:r>
+        <w:rPr>
+          <w:rFonts w:ascii="Arial" w:hAnsi="Arial"/>
+          <w:b w:val="0"/>
+          <w:sz w:val="20"/>
+        </w:rPr>
+        <w:t>$$45^\circ$$</w:t>
+      </w:r>
+      <w:r>
+        <w:rPr>
+          <w:rFonts w:ascii="Arial" w:hAnsi="Arial"/>
+          <w:b w:val="0"/>
+          <w:sz w:val="20"/>
+        </w:rPr>
+        <w:t xml:space="preserve"> dan 4 pendorong vertikal independen di setiap sudut kerangka [3], [21], [31].</w:t>
+      </w:r>
+    </w:p>
+    <w:p>
+      <w:pPr>
+        <w:spacing w:after="60" w:line="276" w:lineRule="auto"/>
+        <w:ind w:left="567" w:hanging="340"/>
+      </w:pPr>
+      <w:r>
+        <w:rPr>
+          <w:rFonts w:ascii="Arial" w:hAnsi="Arial"/>
+          <w:b w:val="0"/>
+          <w:sz w:val="20"/>
+        </w:rPr>
+        <w:t xml:space="preserve">2.  </w:t>
+      </w:r>
+      <w:r>
+        <w:rPr>
+          <w:rFonts w:ascii="Arial" w:hAnsi="Arial"/>
+          <w:b w:val="0"/>
+          <w:sz w:val="20"/>
+        </w:rPr>
+        <w:t>Karakteristik Fluida dan Arus Lingkungan: Media fluida diasumsikan sebagai air tawar laboratorium homogen (</w:t>
+      </w:r>
+      <w:r>
+        <w:rPr>
+          <w:rFonts w:ascii="Arial" w:hAnsi="Arial"/>
+          <w:b w:val="0"/>
+          <w:sz w:val="20"/>
+        </w:rPr>
+        <w:t>$$\rho = 1000\text{ kg/m}^3$$</w:t>
+      </w:r>
+      <w:r>
+        <w:rPr>
+          <w:rFonts w:ascii="Arial" w:hAnsi="Arial"/>
+          <w:b w:val="0"/>
+          <w:sz w:val="20"/>
+        </w:rPr>
+        <w:t>) dan air laut nominal (</w:t>
+      </w:r>
+      <w:r>
+        <w:rPr>
+          <w:rFonts w:ascii="Arial" w:hAnsi="Arial"/>
+          <w:b w:val="0"/>
+          <w:sz w:val="20"/>
+        </w:rPr>
+        <w:t>$$\rho = 1025\text{ kg/m}^3$$</w:t>
+      </w:r>
+      <w:r>
+        <w:rPr>
+          <w:rFonts w:ascii="Arial" w:hAnsi="Arial"/>
+          <w:b w:val="0"/>
+          <w:sz w:val="20"/>
+        </w:rPr>
+        <w:t>) yang bersifat tak mampu mampat (</w:t>
+      </w:r>
+      <w:r>
+        <w:rPr>
+          <w:rFonts w:ascii="Arial" w:hAnsi="Arial"/>
+          <w:b w:val="0"/>
           <w:i/>
           <w:sz w:val="20"/>
         </w:rPr>
-        <w:t>Planar Motion Mechanism</w:t>
-      </w:r>
-      <w:r>
-        <w:rPr>
-          <w:rFonts w:ascii="Arial" w:hAnsi="Arial"/>
-          <w:sz w:val="20"/>
-        </w:rPr>
-        <w:t xml:space="preserve"> (PMM) untuk memvalidasi fluktuasi koefisien hidrodinamika di dekat batas permukaan bebas [4], [37]. Sun dkk. (2022) menunjukkan bahwa pemodelan dinamika non-linier yang menggabungkan estimasi analitis dan simulasi CFD sangat penting untuk memprediksi stabilitas gerak terkopling [28].</w:t>
+        <w:t>incompressible</w:t>
+      </w:r>
+      <w:r>
+        <w:rPr>
+          <w:rFonts w:ascii="Arial" w:hAnsi="Arial"/>
+          <w:b w:val="0"/>
+          <w:sz w:val="20"/>
+        </w:rPr>
+        <w:t>). Aliran arus laut ambient dimodelkan sebagai vektor kecepatan horizontal berfluktuasi lambat (</w:t>
+      </w:r>
+      <w:r>
+        <w:rPr>
+          <w:rFonts w:ascii="Arial" w:hAnsi="Arial"/>
+          <w:b w:val="0"/>
+          <w:i/>
+          <w:sz w:val="20"/>
+        </w:rPr>
+        <w:t>slowly-varying current</w:t>
+      </w:r>
+      <w:r>
+        <w:rPr>
+          <w:rFonts w:ascii="Arial" w:hAnsi="Arial"/>
+          <w:b w:val="0"/>
+          <w:sz w:val="20"/>
+        </w:rPr>
+        <w:t>) tanpa komponen pusaran lokal yang signifikan (</w:t>
+      </w:r>
+      <w:r>
+        <w:rPr>
+          <w:rFonts w:ascii="Arial" w:hAnsi="Arial"/>
+          <w:b w:val="0"/>
+          <w:sz w:val="20"/>
+        </w:rPr>
+        <w:t>$$\dot{\mathbf{V}}_c^n \approx \mathbf{0}$$</w:t>
+      </w:r>
+      <w:r>
+        <w:rPr>
+          <w:rFonts w:ascii="Arial" w:hAnsi="Arial"/>
+          <w:b w:val="0"/>
+          <w:sz w:val="20"/>
+        </w:rPr>
+        <w:t>). Pengaruh interaksi gelombang permukaan bebas (</w:t>
+      </w:r>
+      <w:r>
+        <w:rPr>
+          <w:rFonts w:ascii="Arial" w:hAnsi="Arial"/>
+          <w:b w:val="0"/>
+          <w:i/>
+          <w:sz w:val="20"/>
+        </w:rPr>
+        <w:t>free-surface wave-making resistance</w:t>
+      </w:r>
+      <w:r>
+        <w:rPr>
+          <w:rFonts w:ascii="Arial" w:hAnsi="Arial"/>
+          <w:b w:val="0"/>
+          <w:sz w:val="20"/>
+        </w:rPr>
+        <w:t>) diabaikan dengan asumsi kedalaman operasi penyelaman cukup memadai (</w:t>
+      </w:r>
+      <w:r>
+        <w:rPr>
+          <w:rFonts w:ascii="Arial" w:hAnsi="Arial"/>
+          <w:b w:val="0"/>
+          <w:sz w:val="20"/>
+        </w:rPr>
+        <w:t>$$z &gt; 3H$$</w:t>
+      </w:r>
+      <w:r>
+        <w:rPr>
+          <w:rFonts w:ascii="Arial" w:hAnsi="Arial"/>
+          <w:b w:val="0"/>
+          <w:sz w:val="20"/>
+        </w:rPr>
+        <w:t>) [5], [7], [31].</w:t>
+      </w:r>
+    </w:p>
+    <w:p>
+      <w:pPr>
+        <w:spacing w:after="60" w:line="276" w:lineRule="auto"/>
+        <w:ind w:left="567" w:hanging="340"/>
+      </w:pPr>
+      <w:r>
+        <w:rPr>
+          <w:rFonts w:ascii="Arial" w:hAnsi="Arial"/>
+          <w:b w:val="0"/>
+          <w:sz w:val="20"/>
+        </w:rPr>
+        <w:t xml:space="preserve">3.  </w:t>
+      </w:r>
+      <w:r>
+        <w:rPr>
+          <w:rFonts w:ascii="Arial" w:hAnsi="Arial"/>
+          <w:b w:val="0"/>
+          <w:sz w:val="20"/>
+        </w:rPr>
+        <w:t>Parameterisasi Hidrodinamika: Parameter massa benda tegar, massa tambah fluida (</w:t>
+      </w:r>
+      <w:r>
+        <w:rPr>
+          <w:rFonts w:ascii="Arial" w:hAnsi="Arial"/>
+          <w:b w:val="0"/>
+          <w:i/>
+          <w:sz w:val="20"/>
+        </w:rPr>
+        <w:t>added mass</w:t>
+      </w:r>
+      <w:r>
+        <w:rPr>
+          <w:rFonts w:ascii="Arial" w:hAnsi="Arial"/>
+          <w:b w:val="0"/>
+          <w:sz w:val="20"/>
+        </w:rPr>
+        <w:t>), dan turunan koefisien redaman hidrodinamika (</w:t>
+      </w:r>
+      <w:r>
+        <w:rPr>
+          <w:rFonts w:ascii="Arial" w:hAnsi="Arial"/>
+          <w:b w:val="0"/>
+          <w:i/>
+          <w:sz w:val="20"/>
+        </w:rPr>
+        <w:t>damping derivatives</w:t>
+      </w:r>
+      <w:r>
+        <w:rPr>
+          <w:rFonts w:ascii="Arial" w:hAnsi="Arial"/>
+          <w:b w:val="0"/>
+          <w:sz w:val="20"/>
+        </w:rPr>
+        <w:t>) diperoleh dari kombinasi data geometris CAD, teori potensial fluida (</w:t>
+      </w:r>
+      <w:r>
+        <w:rPr>
+          <w:rFonts w:ascii="Arial" w:hAnsi="Arial"/>
+          <w:b w:val="0"/>
+          <w:i/>
+          <w:sz w:val="20"/>
+        </w:rPr>
+        <w:t>strip theory</w:t>
+      </w:r>
+      <w:r>
+        <w:rPr>
+          <w:rFonts w:ascii="Arial" w:hAnsi="Arial"/>
+          <w:b w:val="0"/>
+          <w:sz w:val="20"/>
+        </w:rPr>
+        <w:t>), serta koefisien empiris tervalidasi PMM untuk geometri wahana kelas penampang silinder ganda dan kerangka terbuka [1], [4], [7], [21], [31], [34].</w:t>
+      </w:r>
+    </w:p>
+    <w:p>
+      <w:pPr>
+        <w:spacing w:after="60" w:line="276" w:lineRule="auto"/>
+        <w:ind w:left="567" w:hanging="340"/>
+      </w:pPr>
+      <w:r>
+        <w:rPr>
+          <w:rFonts w:ascii="Arial" w:hAnsi="Arial"/>
+          <w:b w:val="0"/>
+          <w:sz w:val="20"/>
+        </w:rPr>
+        <w:t xml:space="preserve">4.  </w:t>
+      </w:r>
+      <w:r>
+        <w:rPr>
+          <w:rFonts w:ascii="Arial" w:hAnsi="Arial"/>
+          <w:b w:val="0"/>
+          <w:sz w:val="20"/>
+        </w:rPr>
+        <w:t xml:space="preserve">Asumsi Persepsi Visual dan Penapisan Kalman: Modul persepsi visual berfokus pada deteksi objek monokuler target tunggal menggunakan model </w:t>
+      </w:r>
+      <w:r>
+        <w:rPr>
+          <w:rFonts w:ascii="Arial" w:hAnsi="Arial"/>
+          <w:b w:val="0"/>
+          <w:i/>
+          <w:sz w:val="20"/>
+        </w:rPr>
+        <w:t>deep learning</w:t>
+      </w:r>
+      <w:r>
+        <w:rPr>
+          <w:rFonts w:ascii="Arial" w:hAnsi="Arial"/>
+          <w:b w:val="0"/>
+          <w:sz w:val="20"/>
+        </w:rPr>
+        <w:t xml:space="preserve"> YOLO yang telah dilatih. Dinamika target visual pada bidang proyeksi gambar 2D diasumsikan mengikuti model percepatan stokastik CWNA (</w:t>
+      </w:r>
+      <w:r>
+        <w:rPr>
+          <w:rFonts w:ascii="Arial" w:hAnsi="Arial"/>
+          <w:b w:val="0"/>
+          <w:i/>
+          <w:sz w:val="20"/>
+        </w:rPr>
+        <w:t>Continuous White Noise Acceleration</w:t>
+      </w:r>
+      <w:r>
+        <w:rPr>
+          <w:rFonts w:ascii="Arial" w:hAnsi="Arial"/>
+          <w:b w:val="0"/>
+          <w:sz w:val="20"/>
+        </w:rPr>
+        <w:t>) [2], [16], [17], [25]. Laju perolehan citra kamera ditetapkan pada 30 FPS, sedangkan eksekusi penapis dinamika EKF subsea dan komunikasi telemetri berjalan sinkron pada frekuensi 50 Hz (</w:t>
+      </w:r>
+      <w:r>
+        <w:rPr>
+          <w:rFonts w:ascii="Arial" w:hAnsi="Arial"/>
+          <w:b w:val="0"/>
+          <w:sz w:val="20"/>
+        </w:rPr>
+        <w:t>$$\Delta t = 20\text{ ms}$$</w:t>
+      </w:r>
+      <w:r>
+        <w:rPr>
+          <w:rFonts w:ascii="Arial" w:hAnsi="Arial"/>
+          <w:b w:val="0"/>
+          <w:sz w:val="20"/>
+        </w:rPr>
+        <w:t>) [14], [21].</w:t>
+      </w:r>
+    </w:p>
+    <w:p>
+      <w:pPr>
+        <w:spacing w:after="60" w:line="276" w:lineRule="auto"/>
+        <w:ind w:left="567" w:hanging="340"/>
+      </w:pPr>
+      <w:r>
+        <w:rPr>
+          <w:rFonts w:ascii="Arial" w:hAnsi="Arial"/>
+          <w:b w:val="0"/>
+          <w:sz w:val="20"/>
+        </w:rPr>
+        <w:t xml:space="preserve">5.  </w:t>
+      </w:r>
+      <w:r>
+        <w:rPr>
+          <w:rFonts w:ascii="Arial" w:hAnsi="Arial"/>
+          <w:b w:val="0"/>
+          <w:sz w:val="20"/>
+        </w:rPr>
+        <w:t>Lingkungan Uji dan Komputasi: Evaluasi numerik dan simulasi SITL dijalankan pada simulator Gazebo Harmonic (</w:t>
+      </w:r>
+      <w:r>
+        <w:rPr>
+          <w:rFonts w:ascii="Consolas" w:hAnsi="Consolas"/>
+          <w:b w:val="0"/>
+          <w:sz w:val="19"/>
+        </w:rPr>
+        <w:t>gz-sim 8.14</w:t>
+      </w:r>
+      <w:r>
+        <w:rPr>
+          <w:rFonts w:ascii="Arial" w:hAnsi="Arial"/>
+          <w:b w:val="0"/>
+          <w:sz w:val="20"/>
+        </w:rPr>
+        <w:t>) terintegrasi ROS 2 Jazzy Jalisco dan ArduSub SITL (</w:t>
+      </w:r>
+      <w:r>
+        <w:rPr>
+          <w:rFonts w:ascii="Consolas" w:hAnsi="Consolas"/>
+          <w:b w:val="0"/>
+          <w:sz w:val="19"/>
+        </w:rPr>
+        <w:t>-f vectored_6dof</w:t>
+      </w:r>
+      <w:r>
+        <w:rPr>
+          <w:rFonts w:ascii="Arial" w:hAnsi="Arial"/>
+          <w:b w:val="0"/>
+          <w:sz w:val="20"/>
+        </w:rPr>
+        <w:t xml:space="preserve">). Validasi eksperimental fisik dibatasi pada kerangka pengujian </w:t>
+      </w:r>
+      <w:r>
+        <w:rPr>
+          <w:rFonts w:ascii="Arial" w:hAnsi="Arial"/>
+          <w:b w:val="0"/>
+          <w:i/>
+          <w:sz w:val="20"/>
+        </w:rPr>
+        <w:t>Hardware-In-The-Loop</w:t>
+      </w:r>
+      <w:r>
+        <w:rPr>
+          <w:rFonts w:ascii="Arial" w:hAnsi="Arial"/>
+          <w:b w:val="0"/>
+          <w:sz w:val="20"/>
+        </w:rPr>
+        <w:t xml:space="preserve"> (HITL) di tangki uji air tenang laboratorium, menghubungkan modul kamera, komputer pendamping Raspberry Pi 4B (BlueOS), sensor kedalaman MS5837, </w:t>
+      </w:r>
+      <w:r>
+        <w:rPr>
+          <w:rFonts w:ascii="Arial" w:hAnsi="Arial"/>
+          <w:b w:val="0"/>
+          <w:i/>
+          <w:sz w:val="20"/>
+        </w:rPr>
+        <w:t>flight controller</w:t>
+      </w:r>
+      <w:r>
+        <w:rPr>
+          <w:rFonts w:ascii="Arial" w:hAnsi="Arial"/>
+          <w:b w:val="0"/>
+          <w:sz w:val="20"/>
+        </w:rPr>
+        <w:t xml:space="preserve"> Pixhawk 2.4.8, dan stasiun permukaan berakselerasi GPU NVIDIA melalui jalur </w:t>
+      </w:r>
+      <w:r>
+        <w:rPr>
+          <w:rFonts w:ascii="Arial" w:hAnsi="Arial"/>
+          <w:b w:val="0"/>
+          <w:i/>
+          <w:sz w:val="20"/>
+        </w:rPr>
+        <w:t>tether</w:t>
+      </w:r>
+      <w:r>
+        <w:rPr>
+          <w:rFonts w:ascii="Arial" w:hAnsi="Arial"/>
+          <w:b w:val="0"/>
+          <w:sz w:val="20"/>
+        </w:rPr>
+        <w:t xml:space="preserve"> Ethernet subsea [14], [21], [31].</w:t>
+      </w:r>
+    </w:p>
+    <w:p>
+      <w:pPr>
+        <w:spacing w:before="200" w:after="80"/>
+      </w:pPr>
+      <w:r>
+        <w:rPr>
+          <w:rFonts w:ascii="Arial" w:hAnsi="Arial"/>
+          <w:b/>
+          <w:sz w:val="20"/>
+        </w:rPr>
+        <w:t>1.5 Manfaat Penelitian</w:t>
       </w:r>
     </w:p>
     <w:p>
@@ -2057,3439 +3785,508 @@
           <w:rFonts w:ascii="Arial" w:hAnsi="Arial"/>
           <w:sz w:val="20"/>
         </w:rPr>
-        <w:t>Terkait aspek navigasi otonom dan perencanaan jalur (</w:t>
-      </w:r>
-      <w:r>
-        <w:rPr>
-          <w:rFonts w:ascii="Arial" w:hAnsi="Arial"/>
-          <w:i/>
-          <w:sz w:val="20"/>
-        </w:rPr>
-        <w:t>path planning</w:t>
-      </w:r>
-      <w:r>
-        <w:rPr>
-          <w:rFonts w:ascii="Arial" w:hAnsi="Arial"/>
-          <w:sz w:val="20"/>
-        </w:rPr>
-        <w:t xml:space="preserve">), Zhang dkk. (2023) serta Pandian dkk. (2023) menggarisbawahi bahwa ketiadaan sinyal GPS di bawah air mewajibkan sistem estimasi mengandalkan fusi sensor inersia dan persepsi visual secara deterministik [22], [39]. Mari dkk. (2026) mendemonstrasikan bahwa pendekatan </w:t>
-      </w:r>
-      <w:r>
-        <w:rPr>
-          <w:rFonts w:ascii="Arial" w:hAnsi="Arial"/>
-          <w:i/>
-          <w:sz w:val="20"/>
-        </w:rPr>
-        <w:t>Deep Reinforcement Learning</w:t>
-      </w:r>
-      <w:r>
-        <w:rPr>
-          <w:rFonts w:ascii="Arial" w:hAnsi="Arial"/>
-          <w:sz w:val="20"/>
-        </w:rPr>
-        <w:t xml:space="preserve"> (PPO) yang divalidasi dengan </w:t>
-      </w:r>
-      <w:r>
-        <w:rPr>
-          <w:rFonts w:ascii="Arial" w:hAnsi="Arial"/>
-          <w:i/>
-          <w:sz w:val="20"/>
-        </w:rPr>
-        <w:t>digital twin</w:t>
-      </w:r>
-      <w:r>
-        <w:rPr>
-          <w:rFonts w:ascii="Arial" w:hAnsi="Arial"/>
-          <w:sz w:val="20"/>
-        </w:rPr>
-        <w:t xml:space="preserve"> 3D pada platform BlueROV2 mampu mengungguli metode navigasi konvensional (</w:t>
-      </w:r>
-      <w:r>
-        <w:rPr>
-          <w:rFonts w:ascii="Arial" w:hAnsi="Arial"/>
-          <w:i/>
-          <w:sz w:val="20"/>
-        </w:rPr>
-        <w:t>Dynamic Window Approach</w:t>
-      </w:r>
-      <w:r>
-        <w:rPr>
-          <w:rFonts w:ascii="Arial" w:hAnsi="Arial"/>
-          <w:sz w:val="20"/>
-        </w:rPr>
-        <w:t>) di lingkungan perairan padat rintangan [19]. Untuk aplikasi inspeksi jaring budidaya perikanan (</w:t>
-      </w:r>
-      <w:r>
-        <w:rPr>
-          <w:rFonts w:ascii="Arial" w:hAnsi="Arial"/>
-          <w:i/>
-          <w:sz w:val="20"/>
-        </w:rPr>
-        <w:t>aquaculture net pens</w:t>
-      </w:r>
-      <w:r>
-        <w:rPr>
-          <w:rFonts w:ascii="Arial" w:hAnsi="Arial"/>
-          <w:sz w:val="20"/>
-        </w:rPr>
-        <w:t>), Ge dkk. (2025) serta Saad dkk. (2026) memanfaatkan wahana BlueROV2 dengan koordinasi cerdas dan toleransi kegagalan pendorong (</w:t>
-      </w:r>
-      <w:r>
-        <w:rPr>
-          <w:rFonts w:ascii="Arial" w:hAnsi="Arial"/>
-          <w:i/>
-          <w:sz w:val="20"/>
-        </w:rPr>
-        <w:t>thruster fault tolerance</w:t>
-      </w:r>
-      <w:r>
-        <w:rPr>
-          <w:rFonts w:ascii="Arial" w:hAnsi="Arial"/>
-          <w:sz w:val="20"/>
-        </w:rPr>
-        <w:t xml:space="preserve">) [10], [24]. Di samping itu, dinamika kabel </w:t>
-      </w:r>
-      <w:r>
-        <w:rPr>
-          <w:rFonts w:ascii="Arial" w:hAnsi="Arial"/>
-          <w:i/>
-          <w:sz w:val="20"/>
-        </w:rPr>
-        <w:t>tether</w:t>
-      </w:r>
-      <w:r>
-        <w:rPr>
-          <w:rFonts w:ascii="Arial" w:hAnsi="Arial"/>
-          <w:sz w:val="20"/>
-        </w:rPr>
-        <w:t xml:space="preserve"> subsea yang diinvestigasi oleh Franchi dkk. (2022) dan Gaggero dkk. (2024) serta pendekatan simulasi terpadu oleh Karras dkk. (2024) memperkuat urgensi pengujian </w:t>
-      </w:r>
-      <w:r>
-        <w:rPr>
-          <w:rFonts w:ascii="Arial" w:hAnsi="Arial"/>
-          <w:i/>
-          <w:sz w:val="20"/>
-        </w:rPr>
-        <w:t>Software-In-The-Loop</w:t>
-      </w:r>
-      <w:r>
-        <w:rPr>
-          <w:rFonts w:ascii="Arial" w:hAnsi="Arial"/>
-          <w:sz w:val="20"/>
-        </w:rPr>
-        <w:t xml:space="preserve"> (SITL) dan </w:t>
-      </w:r>
-      <w:r>
-        <w:rPr>
-          <w:rFonts w:ascii="Arial" w:hAnsi="Arial"/>
-          <w:i/>
-          <w:sz w:val="20"/>
-        </w:rPr>
-        <w:t>Hardware-In-The-Loop</w:t>
-      </w:r>
-      <w:r>
-        <w:rPr>
-          <w:rFonts w:ascii="Arial" w:hAnsi="Arial"/>
-          <w:sz w:val="20"/>
-        </w:rPr>
-        <w:t xml:space="preserve"> (HITL) untuk menjembatani kesenjangan antara simulasi virtual (</w:t>
-      </w:r>
-      <w:r>
-        <w:rPr>
-          <w:rFonts w:ascii="Arial" w:hAnsi="Arial"/>
-          <w:i/>
-          <w:sz w:val="20"/>
-        </w:rPr>
-        <w:t>virtual waters</w:t>
-      </w:r>
-      <w:r>
-        <w:rPr>
-          <w:rFonts w:ascii="Arial" w:hAnsi="Arial"/>
-          <w:sz w:val="20"/>
-        </w:rPr>
-        <w:t>) dan dinamika perairan nyata (</w:t>
-      </w:r>
-      <w:r>
-        <w:rPr>
-          <w:rFonts w:ascii="Arial" w:hAnsi="Arial"/>
-          <w:i/>
-          <w:sz w:val="20"/>
-        </w:rPr>
-        <w:t>real oceans</w:t>
-      </w:r>
-      <w:r>
-        <w:rPr>
-          <w:rFonts w:ascii="Arial" w:hAnsi="Arial"/>
-          <w:sz w:val="20"/>
-        </w:rPr>
-        <w:t>) [8], [9], [15]. Pada aspek regulasi kendali kokoh di bawah gangguan arus laut, Huang dkk. (2026) dan Yang dkk. (2021) membuktikan bahwa mekanisme kendali berbasis pemicu kejadian (</w:t>
-      </w:r>
-      <w:r>
-        <w:rPr>
-          <w:rFonts w:ascii="Arial" w:hAnsi="Arial"/>
-          <w:i/>
-          <w:sz w:val="20"/>
-        </w:rPr>
-        <w:t>event-triggered</w:t>
-      </w:r>
-      <w:r>
-        <w:rPr>
-          <w:rFonts w:ascii="Arial" w:hAnsi="Arial"/>
-          <w:sz w:val="20"/>
-        </w:rPr>
-        <w:t>) dengan pengamat gangguan (disturbance observer) optimal mampu menolak osilasi hidrodinamika secara efisien [13], [38].</w:t>
+        <w:t>Hasil dari penelitian tugas akhir ini diharapkan mampu memberikan kontribusi ilmiah, rekayasa teknologi, dan kemanfaatan kelembagaan:</w:t>
       </w:r>
     </w:p>
     <w:p>
       <w:pPr>
-        <w:spacing w:before="200" w:after="80"/>
+        <w:spacing w:after="60" w:line="276" w:lineRule="auto"/>
+        <w:ind w:left="567" w:hanging="340"/>
       </w:pPr>
       <w:r>
         <w:rPr>
           <w:rFonts w:ascii="Arial" w:hAnsi="Arial"/>
-          <w:b/>
-          <w:sz w:val="20"/>
-        </w:rPr>
-        <w:t>1.2 Rumusan Masalah</w:t>
+          <w:b w:val="0"/>
+          <w:sz w:val="20"/>
+        </w:rPr>
+        <w:t xml:space="preserve">1.  </w:t>
+      </w:r>
+      <w:r>
+        <w:rPr>
+          <w:rFonts w:ascii="Arial" w:hAnsi="Arial"/>
+          <w:b w:val="0"/>
+          <w:sz w:val="20"/>
+        </w:rPr>
+        <w:t>Kontribusi Teoretis dan Ilmiah:</w:t>
       </w:r>
     </w:p>
     <w:p>
       <w:pPr>
-        <w:spacing w:after="80" w:line="276" w:lineRule="auto"/>
-        <w:ind w:firstLine="567"/>
-        <w:jc w:val="both"/>
+        <w:spacing w:after="60" w:line="276" w:lineRule="auto"/>
+        <w:ind w:left="567" w:hanging="283"/>
       </w:pPr>
       <w:r>
         <w:rPr>
           <w:rFonts w:ascii="Arial" w:hAnsi="Arial"/>
-          <w:sz w:val="20"/>
-        </w:rPr>
-        <w:t>Berdasarkan latar belakang teknis yang telah diuraikan di atas, rumusan masalah penelitian ditetapkan sebagai berikut:</w:t>
+          <w:b w:val="0"/>
+          <w:sz w:val="20"/>
+        </w:rPr>
+        <w:t xml:space="preserve">•  </w:t>
+      </w:r>
+      <w:r>
+        <w:rPr>
+          <w:rFonts w:ascii="Arial" w:hAnsi="Arial"/>
+          <w:b w:val="0"/>
+          <w:sz w:val="20"/>
+        </w:rPr>
+        <w:t>Menyajikan rujukan matematis komprehensif yang runtut dan tidak terpotong (</w:t>
+      </w:r>
+      <w:r>
+        <w:rPr>
+          <w:rFonts w:ascii="Arial" w:hAnsi="Arial"/>
+          <w:b w:val="0"/>
+          <w:i/>
+          <w:sz w:val="20"/>
+        </w:rPr>
+        <w:t>unabridged</w:t>
+      </w:r>
+      <w:r>
+        <w:rPr>
+          <w:rFonts w:ascii="Arial" w:hAnsi="Arial"/>
+          <w:b w:val="0"/>
+          <w:sz w:val="20"/>
+        </w:rPr>
+        <w:t xml:space="preserve">) dalam merumuskan derivasi </w:t>
+      </w:r>
+      <w:r>
+        <w:rPr>
+          <w:rFonts w:ascii="Arial" w:hAnsi="Arial"/>
+          <w:b w:val="0"/>
+          <w:i/>
+          <w:sz w:val="20"/>
+        </w:rPr>
+        <w:t>first-principles</w:t>
+      </w:r>
+      <w:r>
+        <w:rPr>
+          <w:rFonts w:ascii="Arial" w:hAnsi="Arial"/>
+          <w:b w:val="0"/>
+          <w:sz w:val="20"/>
+        </w:rPr>
+        <w:t xml:space="preserve"> kinematika 6-DOF, dinamika fluida benda tegar 6-DOF, alokasi gaya dorong </w:t>
+      </w:r>
+      <w:r>
+        <w:rPr>
+          <w:rFonts w:ascii="Arial" w:hAnsi="Arial"/>
+          <w:b w:val="0"/>
+          <w:i/>
+          <w:sz w:val="20"/>
+        </w:rPr>
+        <w:t>over-actuated</w:t>
+      </w:r>
+      <w:r>
+        <w:rPr>
+          <w:rFonts w:ascii="Arial" w:hAnsi="Arial"/>
+          <w:b w:val="0"/>
+          <w:sz w:val="20"/>
+        </w:rPr>
+        <w:t xml:space="preserve"> </w:t>
+      </w:r>
+      <w:r>
+        <w:rPr>
+          <w:rFonts w:ascii="Arial" w:hAnsi="Arial"/>
+          <w:b w:val="0"/>
+          <w:sz w:val="20"/>
+        </w:rPr>
+        <w:t>$$6 \times 8$$</w:t>
+      </w:r>
+      <w:r>
+        <w:rPr>
+          <w:rFonts w:ascii="Arial" w:hAnsi="Arial"/>
+          <w:b w:val="0"/>
+          <w:sz w:val="20"/>
+        </w:rPr>
+        <w:t xml:space="preserve">, serta formulasi penapis </w:t>
+      </w:r>
+      <w:r>
+        <w:rPr>
+          <w:rFonts w:ascii="Arial" w:hAnsi="Arial"/>
+          <w:b w:val="0"/>
+          <w:i/>
+          <w:sz w:val="20"/>
+        </w:rPr>
+        <w:t>Dual Kalman Filter</w:t>
+      </w:r>
+      <w:r>
+        <w:rPr>
+          <w:rFonts w:ascii="Arial" w:hAnsi="Arial"/>
+          <w:b w:val="0"/>
+          <w:sz w:val="20"/>
+        </w:rPr>
+        <w:t xml:space="preserve"> terpadu pada wahana robotika bawah air [7], [16], [21].</w:t>
       </w:r>
     </w:p>
     <w:p>
       <w:pPr>
-        <w:spacing w:after="60"/>
-        <w:ind w:left="567" w:hanging="340"/>
+        <w:spacing w:after="60" w:line="276" w:lineRule="auto"/>
+        <w:ind w:left="567" w:hanging="283"/>
       </w:pPr>
       <w:r>
         <w:rPr>
-          <w:b/>
-        </w:rPr>
-        <w:t xml:space="preserve">1.  </w:t>
-      </w:r>
-      <w:r>
-        <w:rPr>
-          <w:rFonts w:ascii="Arial" w:hAnsi="Arial"/>
-          <w:i/>
-          <w:sz w:val="20"/>
-        </w:rPr>
-        <w:t>Bagaimana model kinematika 6-DOF lengkap dari AUV vectored 8-pendorong diturunkan dari prinsip pertama (</w:t>
-      </w:r>
-      <w:r>
-        <w:rPr>
-          <w:rFonts w:ascii="Arial" w:hAnsi="Arial"/>
-          <w:sz w:val="20"/>
-        </w:rPr>
-        <w:t>first principles)?</w:t>
+          <w:rFonts w:ascii="Arial" w:hAnsi="Arial"/>
+          <w:b w:val="0"/>
+          <w:sz w:val="20"/>
+        </w:rPr>
+        <w:t xml:space="preserve">•  </w:t>
+      </w:r>
+      <w:r>
+        <w:rPr>
+          <w:rFonts w:ascii="Arial" w:hAnsi="Arial"/>
+          <w:b w:val="0"/>
+          <w:sz w:val="20"/>
+        </w:rPr>
+        <w:t xml:space="preserve">Memberikan pembuktian analitis eksplisit mengenai fenomena momen ketidakstabilan Munk hidrodinamika </w:t>
+      </w:r>
+      <w:r>
+        <w:rPr>
+          <w:rFonts w:ascii="Arial" w:hAnsi="Arial"/>
+          <w:b w:val="0"/>
+          <w:sz w:val="20"/>
+        </w:rPr>
+        <w:t>$$(X_{\dot{u}} - Y_{\dot{v}})u_r v_r$$</w:t>
+      </w:r>
+      <w:r>
+        <w:rPr>
+          <w:rFonts w:ascii="Arial" w:hAnsi="Arial"/>
+          <w:b w:val="0"/>
+          <w:sz w:val="20"/>
+        </w:rPr>
+        <w:t xml:space="preserve"> dan peredamannya melalui alokasi gaya dorong bervektor aktif, serta diskritisasi analitis persamaan Riccati pada penapis stokastik kontinu-ke-diskrit [7], [25], [29], [34].</w:t>
       </w:r>
     </w:p>
     <w:p>
       <w:pPr>
-        <w:spacing w:after="80" w:line="276" w:lineRule="auto"/>
-        <w:ind w:firstLine="567"/>
-        <w:jc w:val="both"/>
+        <w:spacing w:after="60" w:line="276" w:lineRule="auto"/>
+        <w:ind w:left="567" w:hanging="340"/>
       </w:pPr>
       <w:r>
         <w:rPr>
           <w:rFonts w:ascii="Arial" w:hAnsi="Arial"/>
-          <w:sz w:val="20"/>
-        </w:rPr>
-        <w:t xml:space="preserve">Secara khusus, bagaimana matriks transformasi koordinat linier </w:t>
-      </w:r>
-      <w:r>
-        <w:rPr>
-          <w:rFonts w:ascii="Arial" w:hAnsi="Arial"/>
-          <w:sz w:val="20"/>
-        </w:rPr>
-        <w:t>$$R_b^n(\eta_2) \in SO(3)$$</w:t>
-      </w:r>
-      <w:r>
-        <w:rPr>
-          <w:rFonts w:ascii="Arial" w:hAnsi="Arial"/>
-          <w:sz w:val="20"/>
-        </w:rPr>
-        <w:t xml:space="preserve"> dan matriks transformasi kecepatan sudut </w:t>
-      </w:r>
-      <w:r>
-        <w:rPr>
-          <w:rFonts w:ascii="Arial" w:hAnsi="Arial"/>
-          <w:sz w:val="20"/>
-        </w:rPr>
-        <w:t>$$T_\Theta(\eta_2)$$</w:t>
-      </w:r>
-      <w:r>
-        <w:rPr>
-          <w:rFonts w:ascii="Arial" w:hAnsi="Arial"/>
-          <w:sz w:val="20"/>
-        </w:rPr>
-        <w:t xml:space="preserve"> diturunkan antara Kerangka Referensi Inersia Bumi (</w:t>
-      </w:r>
-      <w:r>
-        <w:rPr>
-          <w:rFonts w:ascii="Arial" w:hAnsi="Arial"/>
-          <w:sz w:val="20"/>
-        </w:rPr>
-        <w:t>$$\mathcal{F}^n$$</w:t>
-      </w:r>
-      <w:r>
-        <w:rPr>
-          <w:rFonts w:ascii="Arial" w:hAnsi="Arial"/>
-          <w:sz w:val="20"/>
-        </w:rPr>
-        <w:t>) dan Kerangka Referensi Bodi Wahana (</w:t>
-      </w:r>
-      <w:r>
-        <w:rPr>
-          <w:rFonts w:ascii="Arial" w:hAnsi="Arial"/>
-          <w:sz w:val="20"/>
-        </w:rPr>
-        <w:t>$$\mathcal{F}^b$$</w:t>
-      </w:r>
-      <w:r>
-        <w:rPr>
-          <w:rFonts w:ascii="Arial" w:hAnsi="Arial"/>
-          <w:sz w:val="20"/>
-        </w:rPr>
-        <w:t>) [7], bagaimana singularitas representasi kinematik (</w:t>
-      </w:r>
-      <w:r>
-        <w:rPr>
-          <w:rFonts w:ascii="Arial" w:hAnsi="Arial"/>
-          <w:i/>
-          <w:sz w:val="20"/>
-        </w:rPr>
-        <w:t>gimbal lock</w:t>
-      </w:r>
-      <w:r>
-        <w:rPr>
-          <w:rFonts w:ascii="Arial" w:hAnsi="Arial"/>
-          <w:sz w:val="20"/>
-        </w:rPr>
-        <w:t xml:space="preserve"> pada pitch </w:t>
-      </w:r>
-      <w:r>
-        <w:rPr>
-          <w:rFonts w:ascii="Arial" w:hAnsi="Arial"/>
-          <w:sz w:val="20"/>
-        </w:rPr>
-        <w:t>$$\theta = \pm 90^\circ$$</w:t>
-      </w:r>
-      <w:r>
-        <w:rPr>
-          <w:rFonts w:ascii="Arial" w:hAnsi="Arial"/>
-          <w:sz w:val="20"/>
-        </w:rPr>
-        <w:t xml:space="preserve">) diselesaikan menggunakan kinematika unit quaternion [7], [27], dan bagaimana matriks Jacobian kinematika terpadu </w:t>
-      </w:r>
-      <w:r>
-        <w:rPr>
-          <w:rFonts w:ascii="Arial" w:hAnsi="Arial"/>
-          <w:sz w:val="20"/>
-        </w:rPr>
-        <w:t>$$6 \times 6$$</w:t>
-      </w:r>
-      <w:r>
-        <w:rPr>
-          <w:rFonts w:ascii="Arial" w:hAnsi="Arial"/>
-          <w:sz w:val="20"/>
-        </w:rPr>
-        <w:t xml:space="preserve"> yaitu </w:t>
-      </w:r>
-      <w:r>
-        <w:rPr>
-          <w:rFonts w:ascii="Arial" w:hAnsi="Arial"/>
-          <w:sz w:val="20"/>
-        </w:rPr>
-        <w:t>$$J(\eta_2)$$</w:t>
-      </w:r>
-      <w:r>
-        <w:rPr>
-          <w:rFonts w:ascii="Arial" w:hAnsi="Arial"/>
-          <w:sz w:val="20"/>
-        </w:rPr>
-        <w:t xml:space="preserve"> dikonstruksi [7]?</w:t>
+          <w:b w:val="0"/>
+          <w:sz w:val="20"/>
+        </w:rPr>
+        <w:t xml:space="preserve">2.  </w:t>
+      </w:r>
+      <w:r>
+        <w:rPr>
+          <w:rFonts w:ascii="Arial" w:hAnsi="Arial"/>
+          <w:b w:val="0"/>
+          <w:sz w:val="20"/>
+        </w:rPr>
+        <w:t>Kontribusi Praktis dan Teknologi Rekayasa:</w:t>
       </w:r>
     </w:p>
     <w:p>
       <w:pPr>
-        <w:spacing w:after="60"/>
-        <w:ind w:left="567" w:hanging="340"/>
+        <w:spacing w:after="60" w:line="276" w:lineRule="auto"/>
+        <w:ind w:left="567" w:hanging="283"/>
       </w:pPr>
       <w:r>
         <w:rPr>
-          <w:b/>
-        </w:rPr>
-        <w:t xml:space="preserve">2.  </w:t>
-      </w:r>
-      <w:r>
-        <w:rPr>
-          <w:rFonts w:ascii="Arial" w:hAnsi="Arial"/>
-          <w:b/>
-          <w:sz w:val="20"/>
-        </w:rPr>
-        <w:t>Bagaimana persamaan gerak dinamis non-linier 6-DOF diturunkan dan diparameterisasi menggunakan model plant hidrodinamika Fossen?</w:t>
+          <w:rFonts w:ascii="Arial" w:hAnsi="Arial"/>
+          <w:b w:val="0"/>
+          <w:sz w:val="20"/>
+        </w:rPr>
+        <w:t xml:space="preserve">•  </w:t>
+      </w:r>
+      <w:r>
+        <w:rPr>
+          <w:rFonts w:ascii="Arial" w:hAnsi="Arial"/>
+          <w:b w:val="0"/>
+          <w:sz w:val="20"/>
+        </w:rPr>
+        <w:t>Menghasilkan arsitektur sistem kendali dan estimasi terbuka (</w:t>
+      </w:r>
+      <w:r>
+        <w:rPr>
+          <w:rFonts w:ascii="Arial" w:hAnsi="Arial"/>
+          <w:b w:val="0"/>
+          <w:i/>
+          <w:sz w:val="20"/>
+        </w:rPr>
+        <w:t>open-architecture</w:t>
+      </w:r>
+      <w:r>
+        <w:rPr>
+          <w:rFonts w:ascii="Arial" w:hAnsi="Arial"/>
+          <w:b w:val="0"/>
+          <w:sz w:val="20"/>
+        </w:rPr>
+        <w:t xml:space="preserve">) yang memadukan teknologi </w:t>
+      </w:r>
+      <w:r>
+        <w:rPr>
+          <w:rFonts w:ascii="Arial" w:hAnsi="Arial"/>
+          <w:b w:val="0"/>
+          <w:i/>
+          <w:sz w:val="20"/>
+        </w:rPr>
+        <w:t>computer vision deep learning</w:t>
+      </w:r>
+      <w:r>
+        <w:rPr>
+          <w:rFonts w:ascii="Arial" w:hAnsi="Arial"/>
+          <w:b w:val="0"/>
+          <w:sz w:val="20"/>
+        </w:rPr>
+        <w:t xml:space="preserve"> (YOLO), penapis stokastik </w:t>
+      </w:r>
+      <w:r>
+        <w:rPr>
+          <w:rFonts w:ascii="Arial" w:hAnsi="Arial"/>
+          <w:b w:val="0"/>
+          <w:i/>
+          <w:sz w:val="20"/>
+        </w:rPr>
+        <w:t>Kalman Filter</w:t>
+      </w:r>
+      <w:r>
+        <w:rPr>
+          <w:rFonts w:ascii="Arial" w:hAnsi="Arial"/>
+          <w:b w:val="0"/>
+          <w:sz w:val="20"/>
+        </w:rPr>
+        <w:t xml:space="preserve">, dan </w:t>
+      </w:r>
+      <w:r>
+        <w:rPr>
+          <w:rFonts w:ascii="Arial" w:hAnsi="Arial"/>
+          <w:b w:val="0"/>
+          <w:i/>
+          <w:sz w:val="20"/>
+        </w:rPr>
+        <w:t>firmware</w:t>
+      </w:r>
+      <w:r>
+        <w:rPr>
+          <w:rFonts w:ascii="Arial" w:hAnsi="Arial"/>
+          <w:b w:val="0"/>
+          <w:sz w:val="20"/>
+        </w:rPr>
+        <w:t xml:space="preserve"> autopilot ArduSub </w:t>
+      </w:r>
+      <w:r>
+        <w:rPr>
+          <w:rFonts w:ascii="Consolas" w:hAnsi="Consolas"/>
+          <w:b w:val="0"/>
+          <w:sz w:val="19"/>
+        </w:rPr>
+        <w:t>vectored_6dof</w:t>
+      </w:r>
+      <w:r>
+        <w:rPr>
+          <w:rFonts w:ascii="Arial" w:hAnsi="Arial"/>
+          <w:b w:val="0"/>
+          <w:sz w:val="20"/>
+        </w:rPr>
+        <w:t xml:space="preserve"> menggunakan perangkat komputasi tepi (</w:t>
+      </w:r>
+      <w:r>
+        <w:rPr>
+          <w:rFonts w:ascii="Arial" w:hAnsi="Arial"/>
+          <w:b w:val="0"/>
+          <w:i/>
+          <w:sz w:val="20"/>
+        </w:rPr>
+        <w:t>edge computing</w:t>
+      </w:r>
+      <w:r>
+        <w:rPr>
+          <w:rFonts w:ascii="Arial" w:hAnsi="Arial"/>
+          <w:b w:val="0"/>
+          <w:sz w:val="20"/>
+        </w:rPr>
+        <w:t>) yang terjangkau (Raspberry Pi 4B dan Pixhawk 2.4.8) [2], [14], [21].</w:t>
       </w:r>
     </w:p>
     <w:p>
       <w:pPr>
-        <w:spacing w:after="80" w:line="276" w:lineRule="auto"/>
-        <w:ind w:firstLine="567"/>
-        <w:jc w:val="both"/>
+        <w:spacing w:after="60" w:line="276" w:lineRule="auto"/>
+        <w:ind w:left="567" w:hanging="283"/>
       </w:pPr>
       <w:r>
         <w:rPr>
           <w:rFonts w:ascii="Arial" w:hAnsi="Arial"/>
-          <w:sz w:val="20"/>
-        </w:rPr>
-        <w:t xml:space="preserve">Secara khusus, bagaimana matriks massa </w:t>
-      </w:r>
-      <w:r>
-        <w:rPr>
-          <w:rFonts w:ascii="Arial" w:hAnsi="Arial"/>
-          <w:b/>
-          <w:sz w:val="20"/>
-        </w:rPr>
-        <w:t>rigid-body</w:t>
-      </w:r>
-      <w:r>
-        <w:rPr>
-          <w:rFonts w:ascii="Arial" w:hAnsi="Arial"/>
-          <w:sz w:val="20"/>
-        </w:rPr>
-        <w:t xml:space="preserve"> </w:t>
-      </w:r>
-      <w:r>
-        <w:rPr>
-          <w:rFonts w:ascii="Arial" w:hAnsi="Arial"/>
-          <w:sz w:val="20"/>
-        </w:rPr>
-        <w:t>$$M_{RB}$$</w:t>
-      </w:r>
-      <w:r>
-        <w:rPr>
-          <w:rFonts w:ascii="Arial" w:hAnsi="Arial"/>
-          <w:sz w:val="20"/>
-        </w:rPr>
-        <w:t xml:space="preserve">, matriks </w:t>
-      </w:r>
-      <w:r>
-        <w:rPr>
-          <w:rFonts w:ascii="Arial" w:hAnsi="Arial"/>
+          <w:b w:val="0"/>
+          <w:sz w:val="20"/>
+        </w:rPr>
+        <w:t xml:space="preserve">•  </w:t>
+      </w:r>
+      <w:r>
+        <w:rPr>
+          <w:rFonts w:ascii="Arial" w:hAnsi="Arial"/>
+          <w:b w:val="0"/>
+          <w:sz w:val="20"/>
+        </w:rPr>
+        <w:t>Mewujudkan kapabilitas manuver pemosisian sudut orientasi aktif (</w:t>
+      </w:r>
+      <w:r>
+        <w:rPr>
+          <w:rFonts w:ascii="Arial" w:hAnsi="Arial"/>
+          <w:b w:val="0"/>
           <w:i/>
           <w:sz w:val="20"/>
         </w:rPr>
-        <w:t>added mass</w:t>
-      </w:r>
-      <w:r>
-        <w:rPr>
-          <w:rFonts w:ascii="Arial" w:hAnsi="Arial"/>
-          <w:sz w:val="20"/>
-        </w:rPr>
-        <w:t xml:space="preserve"> hidrodinamika </w:t>
-      </w:r>
-      <w:r>
-        <w:rPr>
-          <w:rFonts w:ascii="Arial" w:hAnsi="Arial"/>
-          <w:sz w:val="20"/>
-        </w:rPr>
-        <w:t>$$M_A$$</w:t>
-      </w:r>
-      <w:r>
-        <w:rPr>
-          <w:rFonts w:ascii="Arial" w:hAnsi="Arial"/>
-          <w:sz w:val="20"/>
-        </w:rPr>
-        <w:t xml:space="preserve">, matriks Coriolis-centripetal dari </w:t>
-      </w:r>
-      <w:r>
-        <w:rPr>
-          <w:rFonts w:ascii="Arial" w:hAnsi="Arial"/>
+        <w:t>active attitude holding</w:t>
+      </w:r>
+      <w:r>
+        <w:rPr>
+          <w:rFonts w:ascii="Arial" w:hAnsi="Arial"/>
+          <w:b w:val="0"/>
+          <w:sz w:val="20"/>
+        </w:rPr>
+        <w:t xml:space="preserve">) pada sumbu </w:t>
+      </w:r>
+      <w:r>
+        <w:rPr>
+          <w:rFonts w:ascii="Arial" w:hAnsi="Arial"/>
+          <w:b w:val="0"/>
           <w:i/>
           <w:sz w:val="20"/>
         </w:rPr>
-        <w:t>rigid-body</w:t>
-      </w:r>
-      <w:r>
-        <w:rPr>
-          <w:rFonts w:ascii="Arial" w:hAnsi="Arial"/>
+        <w:t>pitch</w:t>
+      </w:r>
+      <w:r>
+        <w:rPr>
+          <w:rFonts w:ascii="Arial" w:hAnsi="Arial"/>
+          <w:b w:val="0"/>
+          <w:sz w:val="20"/>
+        </w:rPr>
+        <w:t xml:space="preserve"> dan </w:t>
+      </w:r>
+      <w:r>
+        <w:rPr>
+          <w:rFonts w:ascii="Arial" w:hAnsi="Arial"/>
+          <w:b w:val="0"/>
           <w:i/>
           <w:sz w:val="20"/>
         </w:rPr>
-        <w:t>$$C_{RB}(\nu)$$, matriks Coriolis</w:t>
-      </w:r>
-      <w:r>
-        <w:rPr>
-          <w:rFonts w:ascii="Arial" w:hAnsi="Arial"/>
-          <w:i/>
-          <w:sz w:val="20"/>
-        </w:rPr>
-        <w:t>added mass</w:t>
-      </w:r>
-      <w:r>
-        <w:rPr>
-          <w:rFonts w:ascii="Arial" w:hAnsi="Arial"/>
-          <w:sz w:val="20"/>
-        </w:rPr>
-        <w:t xml:space="preserve"> </w:t>
-      </w:r>
-      <w:r>
-        <w:rPr>
-          <w:rFonts w:ascii="Arial" w:hAnsi="Arial"/>
-          <w:sz w:val="20"/>
-        </w:rPr>
-        <w:t>$$C_A(\nu_r)$$</w:t>
-      </w:r>
-      <w:r>
-        <w:rPr>
-          <w:rFonts w:ascii="Arial" w:hAnsi="Arial"/>
-          <w:sz w:val="20"/>
-        </w:rPr>
-        <w:t xml:space="preserve">, tensor redaman gesekan linier dan Morison kuadratik yang tergabung </w:t>
-      </w:r>
-      <w:r>
-        <w:rPr>
-          <w:rFonts w:ascii="Arial" w:hAnsi="Arial"/>
-          <w:sz w:val="20"/>
-        </w:rPr>
-        <w:t>$$D(\nu_r)$$</w:t>
-      </w:r>
-      <w:r>
-        <w:rPr>
-          <w:rFonts w:ascii="Arial" w:hAnsi="Arial"/>
-          <w:sz w:val="20"/>
-        </w:rPr>
-        <w:t xml:space="preserve">, serta vektor gaya/momen pemulih hidrostatis </w:t>
-      </w:r>
-      <w:r>
-        <w:rPr>
-          <w:rFonts w:ascii="Arial" w:hAnsi="Arial"/>
-          <w:sz w:val="20"/>
-        </w:rPr>
-        <w:t>$$g(\eta)$$</w:t>
-      </w:r>
-      <w:r>
-        <w:rPr>
-          <w:rFonts w:ascii="Arial" w:hAnsi="Arial"/>
-          <w:sz w:val="20"/>
-        </w:rPr>
-        <w:t xml:space="preserve"> disusun dan dikuantifikasi secara matematis untuk wahana 8-pendorong tersebut [7], [21], [31], [34]?</w:t>
+        <w:t>roll</w:t>
+      </w:r>
+      <w:r>
+        <w:rPr>
+          <w:rFonts w:ascii="Arial" w:hAnsi="Arial"/>
+          <w:b w:val="0"/>
+          <w:sz w:val="20"/>
+        </w:rPr>
+        <w:t>, memungkinkan wahana melakukan inspeksi struktur miring secara presisi dan mempertahankan orientasi stabil saat dipasangi modul instrumen eksternal [18], [21], [31].</w:t>
       </w:r>
     </w:p>
     <w:p>
       <w:pPr>
-        <w:spacing w:after="60"/>
+        <w:spacing w:after="60" w:line="276" w:lineRule="auto"/>
         <w:ind w:left="567" w:hanging="340"/>
       </w:pPr>
       <w:r>
         <w:rPr>
-          <w:b/>
+          <w:rFonts w:ascii="Arial" w:hAnsi="Arial"/>
+          <w:b w:val="0"/>
+          <w:sz w:val="20"/>
         </w:rPr>
         <w:t xml:space="preserve">3.  </w:t>
       </w:r>
       <w:r>
         <w:rPr>
           <w:rFonts w:ascii="Arial" w:hAnsi="Arial"/>
-          <w:b/>
-          <w:sz w:val="20"/>
-        </w:rPr>
-        <w:t>Bagaimana matriks alokasi gaya dorong 6x8 over-actuated diformulasikan dan diselesaikan?</w:t>
+          <w:b w:val="0"/>
+          <w:sz w:val="20"/>
+        </w:rPr>
+        <w:t>Kontribusi Kelembagaan dan Publik:</w:t>
       </w:r>
     </w:p>
     <w:p>
       <w:pPr>
-        <w:spacing w:after="80" w:line="276" w:lineRule="auto"/>
-        <w:ind w:firstLine="567"/>
-        <w:jc w:val="both"/>
+        <w:spacing w:after="60" w:line="276" w:lineRule="auto"/>
+        <w:ind w:left="567" w:hanging="283"/>
       </w:pPr>
       <w:r>
         <w:rPr>
           <w:rFonts w:ascii="Arial" w:hAnsi="Arial"/>
-          <w:sz w:val="20"/>
-        </w:rPr>
-        <w:t xml:space="preserve">Mengingat terdapat delapan pendorong fisik yang mengendalikan enam </w:t>
-      </w:r>
-      <w:r>
-        <w:rPr>
-          <w:rFonts w:ascii="Arial" w:hAnsi="Arial"/>
-          <w:b/>
-          <w:sz w:val="20"/>
-        </w:rPr>
-        <w:t>Degree of Freedom</w:t>
-      </w:r>
-      <w:r>
-        <w:rPr>
-          <w:rFonts w:ascii="Arial" w:hAnsi="Arial"/>
-          <w:sz w:val="20"/>
-        </w:rPr>
-        <w:t xml:space="preserve"> spasial, bagaimana matriks geometris alokasi gaya dorong ukuran </w:t>
-      </w:r>
-      <w:r>
-        <w:rPr>
-          <w:rFonts w:ascii="Arial" w:hAnsi="Arial"/>
-          <w:sz w:val="20"/>
-        </w:rPr>
-        <w:t>$$6 \times 8$$</w:t>
-      </w:r>
-      <w:r>
-        <w:rPr>
-          <w:rFonts w:ascii="Arial" w:hAnsi="Arial"/>
-          <w:sz w:val="20"/>
-        </w:rPr>
-        <w:t xml:space="preserve"> (</w:t>
-      </w:r>
-      <w:r>
-        <w:rPr>
-          <w:rFonts w:ascii="Arial" w:hAnsi="Arial"/>
-          <w:sz w:val="20"/>
-        </w:rPr>
-        <w:t>$$T_{6 \times 8}$$</w:t>
-      </w:r>
-      <w:r>
-        <w:rPr>
-          <w:rFonts w:ascii="Arial" w:hAnsi="Arial"/>
-          <w:sz w:val="20"/>
-        </w:rPr>
-        <w:t xml:space="preserve">) disusun berdasarkan posisi spasial dan vektor satuan orientasi masing-masing pendorong, dan bagaimana problem alokasi kendali </w:t>
-      </w:r>
-      <w:r>
-        <w:rPr>
-          <w:rFonts w:ascii="Arial" w:hAnsi="Arial"/>
-          <w:b/>
-          <w:sz w:val="20"/>
-        </w:rPr>
-        <w:t>over-actuated</w:t>
-      </w:r>
-      <w:r>
-        <w:rPr>
-          <w:rFonts w:ascii="Arial" w:hAnsi="Arial"/>
-          <w:sz w:val="20"/>
-        </w:rPr>
-        <w:t xml:space="preserve"> diselesaikan menggunakan </w:t>
-      </w:r>
-      <w:r>
-        <w:rPr>
-          <w:rFonts w:ascii="Arial" w:hAnsi="Arial"/>
+          <w:b w:val="0"/>
+          <w:sz w:val="20"/>
+        </w:rPr>
+        <w:t xml:space="preserve">•  </w:t>
+      </w:r>
+      <w:r>
+        <w:rPr>
+          <w:rFonts w:ascii="Arial" w:hAnsi="Arial"/>
+          <w:b w:val="0"/>
+          <w:sz w:val="20"/>
+        </w:rPr>
+        <w:t>Memperkuat secara langsung peta jalan penelitian robotika bawah air (</w:t>
+      </w:r>
+      <w:r>
+        <w:rPr>
+          <w:rFonts w:ascii="Arial" w:hAnsi="Arial"/>
+          <w:b w:val="0"/>
           <w:i/>
           <w:sz w:val="20"/>
         </w:rPr>
-        <w:t>Moore-Penrose pseudo-inverse</w:t>
-      </w:r>
-      <w:r>
-        <w:rPr>
-          <w:rFonts w:ascii="Arial" w:hAnsi="Arial"/>
-          <w:sz w:val="20"/>
-        </w:rPr>
-        <w:t xml:space="preserve"> </w:t>
-      </w:r>
-      <w:r>
-        <w:rPr>
-          <w:rFonts w:ascii="Arial" w:hAnsi="Arial"/>
-          <w:sz w:val="20"/>
-        </w:rPr>
-        <w:t>$$T_{6 \times 8}^+$$</w:t>
-      </w:r>
-      <w:r>
-        <w:rPr>
-          <w:rFonts w:ascii="Arial" w:hAnsi="Arial"/>
-          <w:sz w:val="20"/>
-        </w:rPr>
-        <w:t xml:space="preserve"> untuk mencapai distribusi gaya dorong dengan energi minimum (minimum-energy thrust distribution) [7], [21], [32]?</w:t>
+        <w:t>underwater robotics</w:t>
+      </w:r>
+      <w:r>
+        <w:rPr>
+          <w:rFonts w:ascii="Arial" w:hAnsi="Arial"/>
+          <w:b w:val="0"/>
+          <w:sz w:val="20"/>
+        </w:rPr>
+        <w:t>) dan sistem cerdas otonom (</w:t>
+      </w:r>
+      <w:r>
+        <w:rPr>
+          <w:rFonts w:ascii="Arial" w:hAnsi="Arial"/>
+          <w:b w:val="0"/>
+          <w:i/>
+          <w:sz w:val="20"/>
+        </w:rPr>
+        <w:t>autonomous systems</w:t>
+      </w:r>
+      <w:r>
+        <w:rPr>
+          <w:rFonts w:ascii="Arial" w:hAnsi="Arial"/>
+          <w:b w:val="0"/>
+          <w:sz w:val="20"/>
+        </w:rPr>
+        <w:t>) di lingkungan Departemen Teknik Mesin, Fakultas Teknik, Universitas Hasanuddin, khususnya optimalisasi fasilitas riset Laboratorium Mekatronika dan Robotika.</w:t>
       </w:r>
     </w:p>
     <w:p>
       <w:pPr>
-        <w:spacing w:after="60"/>
-        <w:ind w:left="567" w:hanging="340"/>
-      </w:pPr>
-      <w:r>
-        <w:rPr>
-          <w:b/>
-        </w:rPr>
-        <w:t xml:space="preserve">4.  </w:t>
-      </w:r>
-      <w:r>
-        <w:rPr>
-          <w:rFonts w:ascii="Arial" w:hAnsi="Arial"/>
-          <w:i/>
-          <w:sz w:val="20"/>
-        </w:rPr>
-        <w:t>Bagaimana suite Optimal Kalman Filter dirancang dan diformulasikan baik untuk pelacakan target visual maupun estimasi keadaan hidrodinamika?</w:t>
-      </w:r>
-    </w:p>
-    <w:p>
-      <w:pPr>
-        <w:spacing w:after="80" w:line="276" w:lineRule="auto"/>
-        <w:ind w:firstLine="567"/>
-        <w:jc w:val="both"/>
-      </w:pPr>
-      <w:r>
-        <w:rPr>
-          <w:rFonts w:ascii="Arial" w:hAnsi="Arial"/>
-          <w:sz w:val="20"/>
-        </w:rPr>
-        <w:t xml:space="preserve">Secara spesifik, bagaimana Kalman Filter visual 8D diformulasikan dengan transisi keadaan CWNA, kovariansi pengukuran adaptif </w:t>
-      </w:r>
-      <w:r>
-        <w:rPr>
-          <w:rFonts w:ascii="Arial" w:hAnsi="Arial"/>
-          <w:sz w:val="20"/>
-        </w:rPr>
-        <w:t>$$R(\text{conf})$$</w:t>
-      </w:r>
-      <w:r>
-        <w:rPr>
-          <w:rFonts w:ascii="Arial" w:hAnsi="Arial"/>
-          <w:sz w:val="20"/>
-        </w:rPr>
-        <w:t xml:space="preserve">, dan Mahalanobis gating untuk melacak kotak pembatas dan mengatasi oklusi [2], [16], [17], [25], serta bagaimana </w:t>
-      </w:r>
-      <w:r>
-        <w:rPr>
-          <w:rFonts w:ascii="Arial" w:hAnsi="Arial"/>
-          <w:b/>
-          <w:sz w:val="20"/>
-        </w:rPr>
-        <w:t>Extended Kalman Filter</w:t>
-      </w:r>
-      <w:r>
-        <w:rPr>
-          <w:rFonts w:ascii="Arial" w:hAnsi="Arial"/>
-          <w:sz w:val="20"/>
-        </w:rPr>
-        <w:t xml:space="preserve"> (EKF) non-linier diturunkan untuk melakukan fusi data sensor IMU/tekanan kedalaman dengan dinamika Fossen 6-DOF untuk mengestimasi keadaan wahana dan gangguan arus laut [7], [18], [29]?</w:t>
-      </w:r>
-    </w:p>
-    <w:p>
-      <w:pPr>
-        <w:spacing w:after="60"/>
-        <w:ind w:left="567" w:hanging="340"/>
-      </w:pPr>
-      <w:r>
-        <w:rPr>
-          <w:b/>
-        </w:rPr>
-        <w:t xml:space="preserve">5.  </w:t>
-      </w:r>
-      <w:r>
-        <w:rPr>
-          <w:rFonts w:ascii="Arial" w:hAnsi="Arial"/>
-          <w:b/>
-          <w:sz w:val="20"/>
-        </w:rPr>
-        <w:t>Bagaimana sistem yang telah terintegrasi divalidasi melintasi arsitektur Software-In-The-Loop (SITL) dan Hardware-In-The-Loop (HITL)?</w:t>
-      </w:r>
-    </w:p>
-    <w:p>
-      <w:pPr>
-        <w:spacing w:after="80" w:line="276" w:lineRule="auto"/>
-        <w:ind w:firstLine="567"/>
-        <w:jc w:val="both"/>
-      </w:pPr>
-      <w:r>
-        <w:rPr>
-          <w:rFonts w:ascii="Arial" w:hAnsi="Arial"/>
-          <w:sz w:val="20"/>
-        </w:rPr>
-        <w:t xml:space="preserve">Bagaimana perbandingan antara respons simulasi di dalam Gazebo Harmonic (ROS 2) dan eksekusi telemetri perangkat keras secara langsung antara kamera monokuler, komputer pendamping Raspberry Pi 4B, serta Pixhawk 2.4.8 yang menjalankan ArduSub </w:t>
-      </w:r>
-      <w:r>
-        <w:rPr>
-          <w:rFonts w:ascii="Consolas" w:hAnsi="Consolas"/>
-          <w:color w:val="333333"/>
-          <w:sz w:val="19"/>
-        </w:rPr>
-        <w:t>vectored_6dof</w:t>
-      </w:r>
-      <w:r>
-        <w:rPr>
-          <w:rFonts w:ascii="Arial" w:hAnsi="Arial"/>
-          <w:sz w:val="20"/>
-        </w:rPr>
-        <w:t xml:space="preserve"> berbasis MAVLink pada 50 Hz [14], [21], [31]?</w:t>
-      </w:r>
-    </w:p>
-    <w:p>
-      <w:pPr>
-        <w:spacing w:before="200" w:after="80"/>
-      </w:pPr>
-      <w:r>
-        <w:rPr>
-          <w:rFonts w:ascii="Arial" w:hAnsi="Arial"/>
-          <w:b/>
-          <w:sz w:val="20"/>
-        </w:rPr>
-        <w:t>1.3 Tujuan Penelitian</w:t>
-      </w:r>
-    </w:p>
-    <w:p>
-      <w:pPr>
-        <w:spacing w:after="80" w:line="276" w:lineRule="auto"/>
-        <w:ind w:firstLine="567"/>
-        <w:jc w:val="both"/>
-      </w:pPr>
-      <w:r>
-        <w:rPr>
-          <w:rFonts w:ascii="Arial" w:hAnsi="Arial"/>
-          <w:sz w:val="20"/>
-        </w:rPr>
-        <w:t>Tujuan utama dari penelitian tugas akhir ini adalah:</w:t>
-      </w:r>
-    </w:p>
-    <w:p>
-      <w:pPr>
-        <w:spacing w:after="60"/>
-        <w:ind w:left="567" w:hanging="340"/>
-      </w:pPr>
-      <w:r>
-        <w:rPr>
-          <w:b/>
-        </w:rPr>
-        <w:t xml:space="preserve">1.  </w:t>
-      </w:r>
-      <w:r>
-        <w:rPr>
-          <w:rFonts w:ascii="Arial" w:hAnsi="Arial"/>
-          <w:i/>
-          <w:sz w:val="20"/>
-        </w:rPr>
-        <w:t>Memformulasikan dan memverifikasi secara matematis model kinematika 6-DOF yang komprehensif</w:t>
-      </w:r>
-      <w:r>
-        <w:rPr>
-          <w:rFonts w:ascii="Arial" w:hAnsi="Arial"/>
-          <w:sz w:val="20"/>
-        </w:rPr>
-        <w:t xml:space="preserve"> dari AUV vectored</w:t>
-      </w:r>
-      <w:r>
-        <w:rPr>
-          <w:rFonts w:ascii="Arial" w:hAnsi="Arial"/>
-          <w:i/>
-          <w:sz w:val="20"/>
-        </w:rPr>
-        <w:t>8-pendorong, menurunkan matriks rotasi linier $$SO(3)$$ yakni $$R_b^n$$ langkah demi langkah, pembalikan invers matriks kofaktor-adjoin dari transformasi sudut $$T_\Theta$$, persamaan kinematik bebas singularitas dari</w:t>
-      </w:r>
-      <w:r>
-        <w:rPr>
-          <w:rFonts w:ascii="Arial" w:hAnsi="Arial"/>
-          <w:sz w:val="20"/>
-        </w:rPr>
-        <w:t xml:space="preserve">unit quaternion, dan matriks Jacobian kinematika </w:t>
-      </w:r>
-      <w:r>
-        <w:rPr>
-          <w:rFonts w:ascii="Arial" w:hAnsi="Arial"/>
-          <w:sz w:val="20"/>
-        </w:rPr>
-        <w:t>$$6 \times 6$$</w:t>
-      </w:r>
-      <w:r>
-        <w:rPr>
-          <w:rFonts w:ascii="Arial" w:hAnsi="Arial"/>
-          <w:sz w:val="20"/>
-        </w:rPr>
-        <w:t xml:space="preserve"> penuh </w:t>
-      </w:r>
-      <w:r>
-        <w:rPr>
-          <w:rFonts w:ascii="Arial" w:hAnsi="Arial"/>
-          <w:sz w:val="20"/>
-        </w:rPr>
-        <w:t>$$J(\eta_2)$$</w:t>
-      </w:r>
-      <w:r>
-        <w:rPr>
-          <w:rFonts w:ascii="Arial" w:hAnsi="Arial"/>
-          <w:sz w:val="20"/>
-        </w:rPr>
-        <w:t xml:space="preserve"> [7], [27].</w:t>
-      </w:r>
-    </w:p>
-    <w:p>
-      <w:pPr>
-        <w:spacing w:after="60"/>
-        <w:ind w:left="567" w:hanging="340"/>
-      </w:pPr>
-      <w:r>
-        <w:rPr>
-          <w:b/>
-        </w:rPr>
-        <w:t xml:space="preserve">2.  </w:t>
-      </w:r>
-      <w:r>
-        <w:rPr>
-          <w:rFonts w:ascii="Arial" w:hAnsi="Arial"/>
-          <w:i/>
-          <w:sz w:val="20"/>
-        </w:rPr>
-        <w:t>Menurunkan dan memparameterisasi persamaan gerak dinamika non-linier 6-DOF tanpa pemotongan (unabridged)</w:t>
-      </w:r>
-      <w:r>
-        <w:rPr>
-          <w:rFonts w:ascii="Arial" w:hAnsi="Arial"/>
-          <w:sz w:val="20"/>
-        </w:rPr>
-        <w:t xml:space="preserve"> berdasarkan kerangka matematika Fossen, memperluas secara eksplisit tensor massa sistem </w:t>
-      </w:r>
-      <w:r>
-        <w:rPr>
-          <w:rFonts w:ascii="Arial" w:hAnsi="Arial"/>
-          <w:sz w:val="20"/>
-        </w:rPr>
-        <w:t>$$M = M_{RB} + M_A$$</w:t>
-      </w:r>
-      <w:r>
-        <w:rPr>
-          <w:rFonts w:ascii="Arial" w:hAnsi="Arial"/>
-          <w:sz w:val="20"/>
-        </w:rPr>
-        <w:t xml:space="preserve">, tensor Coriolis-centripetal skew-symmetric </w:t>
-      </w:r>
-      <w:r>
-        <w:rPr>
-          <w:rFonts w:ascii="Arial" w:hAnsi="Arial"/>
-          <w:sz w:val="20"/>
-        </w:rPr>
-        <w:t>$$C_{RB}(\nu)$$</w:t>
-      </w:r>
-      <w:r>
-        <w:rPr>
-          <w:rFonts w:ascii="Arial" w:hAnsi="Arial"/>
-          <w:sz w:val="20"/>
-        </w:rPr>
-        <w:t xml:space="preserve"> dan </w:t>
-      </w:r>
-      <w:r>
-        <w:rPr>
-          <w:rFonts w:ascii="Arial" w:hAnsi="Arial"/>
-          <w:sz w:val="20"/>
-        </w:rPr>
-        <w:t>$$C_A(\nu_r)$$</w:t>
-      </w:r>
-      <w:r>
-        <w:rPr>
-          <w:rFonts w:ascii="Arial" w:hAnsi="Arial"/>
-          <w:sz w:val="20"/>
-        </w:rPr>
-        <w:t xml:space="preserve">, tensor redaman gabungan linier dan kuadratik </w:t>
-      </w:r>
-      <w:r>
-        <w:rPr>
-          <w:rFonts w:ascii="Arial" w:hAnsi="Arial"/>
-          <w:sz w:val="20"/>
-        </w:rPr>
-        <w:t>$$D(\nu_r)$$</w:t>
-      </w:r>
-      <w:r>
-        <w:rPr>
-          <w:rFonts w:ascii="Arial" w:hAnsi="Arial"/>
-          <w:sz w:val="20"/>
-        </w:rPr>
-        <w:t xml:space="preserve">, dan vektor pemulih hidrostatis 6-DOF penuh </w:t>
-      </w:r>
-      <w:r>
-        <w:rPr>
-          <w:rFonts w:ascii="Arial" w:hAnsi="Arial"/>
-          <w:sz w:val="20"/>
-        </w:rPr>
-        <w:t>$$g(\eta)$$</w:t>
-      </w:r>
-      <w:r>
-        <w:rPr>
-          <w:rFonts w:ascii="Arial" w:hAnsi="Arial"/>
-          <w:sz w:val="20"/>
-        </w:rPr>
-        <w:t xml:space="preserve"> [7], [21], [31], [34].</w:t>
-      </w:r>
-    </w:p>
-    <w:p>
-      <w:pPr>
-        <w:spacing w:after="60"/>
-        <w:ind w:left="567" w:hanging="340"/>
-      </w:pPr>
-      <w:r>
-        <w:rPr>
-          <w:b/>
-        </w:rPr>
-        <w:t xml:space="preserve">3.  </w:t>
-      </w:r>
-      <w:r>
-        <w:rPr>
-          <w:rFonts w:ascii="Arial" w:hAnsi="Arial"/>
-          <w:i/>
-          <w:sz w:val="20"/>
-        </w:rPr>
-        <w:t>Mengkonstruksi matriks alokasi gaya dorong geometris $$6 \times 8$$ ($$T_{6 \times 8}$$) serta mengimplementasikan algoritma alokasi Moore-Penrose pseudo-inverse</w:t>
-      </w:r>
-      <w:r>
-        <w:rPr>
-          <w:rFonts w:ascii="Arial" w:hAnsi="Arial"/>
-          <w:sz w:val="20"/>
-        </w:rPr>
-        <w:t xml:space="preserve">, yang memungkinkan pemetaan gaya optimal dengan meminimalkan energi dari permintaan kendali generalisasi </w:t>
-      </w:r>
-      <w:r>
-        <w:rPr>
-          <w:rFonts w:ascii="Arial" w:hAnsi="Arial"/>
-          <w:sz w:val="20"/>
-        </w:rPr>
-        <w:t>$$\tau \in \mathbb{R}^6$$</w:t>
-      </w:r>
-      <w:r>
-        <w:rPr>
-          <w:rFonts w:ascii="Arial" w:hAnsi="Arial"/>
-          <w:sz w:val="20"/>
-        </w:rPr>
-        <w:t xml:space="preserve"> menuju gaya aktuator individu </w:t>
-      </w:r>
-      <w:r>
-        <w:rPr>
-          <w:rFonts w:ascii="Arial" w:hAnsi="Arial"/>
-          <w:sz w:val="20"/>
-        </w:rPr>
-        <w:t>$$f \in \mathbb{R}^8$$</w:t>
-      </w:r>
-      <w:r>
-        <w:rPr>
-          <w:rFonts w:ascii="Arial" w:hAnsi="Arial"/>
-          <w:sz w:val="20"/>
-        </w:rPr>
-        <w:t xml:space="preserve"> [7], [21], [32].</w:t>
-      </w:r>
-    </w:p>
-    <w:p>
-      <w:pPr>
-        <w:spacing w:after="60"/>
-        <w:ind w:left="567" w:hanging="340"/>
-      </w:pPr>
-      <w:r>
-        <w:rPr>
-          <w:b/>
-        </w:rPr>
-        <w:t xml:space="preserve">4.  </w:t>
-      </w:r>
-      <w:r>
-        <w:rPr>
-          <w:rFonts w:ascii="Arial" w:hAnsi="Arial"/>
-          <w:i/>
-          <w:sz w:val="20"/>
-        </w:rPr>
-        <w:t>Merancang, menurunkan, dan mengimplementasikan suite Optimal Kalman Filter dua-tahap (dual-stage)</w:t>
-      </w:r>
-      <w:r>
-        <w:rPr>
-          <w:rFonts w:ascii="Arial" w:hAnsi="Arial"/>
-          <w:sz w:val="20"/>
-        </w:rPr>
-        <w:t>, menetapkan:</w:t>
-      </w:r>
-    </w:p>
-    <w:p>
-      <w:pPr>
-        <w:spacing w:after="80" w:line="276" w:lineRule="auto"/>
-        <w:ind w:firstLine="567"/>
-        <w:jc w:val="both"/>
-      </w:pPr>
-      <w:r>
-        <w:rPr>
-          <w:rFonts w:ascii="Arial" w:hAnsi="Arial"/>
-          <w:i/>
-          <w:sz w:val="20"/>
-        </w:rPr>
-        <w:t>Kalman Filter</w:t>
-      </w:r>
-      <w:r>
-        <w:rPr>
-          <w:rFonts w:ascii="Arial" w:hAnsi="Arial"/>
-          <w:sz w:val="20"/>
-        </w:rPr>
-        <w:t xml:space="preserve"> Target Visual 8D (</w:t>
-      </w:r>
-      <w:r>
-        <w:rPr>
-          <w:rFonts w:ascii="Consolas" w:hAnsi="Consolas"/>
-          <w:color w:val="333333"/>
-          <w:sz w:val="19"/>
-        </w:rPr>
-        <w:t>AUVVisualKalmanFilter</w:t>
-      </w:r>
-      <w:r>
-        <w:rPr>
-          <w:rFonts w:ascii="Arial" w:hAnsi="Arial"/>
-          <w:sz w:val="20"/>
-        </w:rPr>
-        <w:t xml:space="preserve">) untuk meratakan secara </w:t>
-      </w:r>
-      <w:r>
-        <w:rPr>
-          <w:rFonts w:ascii="Arial" w:hAnsi="Arial"/>
-          <w:i/>
-          <w:sz w:val="20"/>
-        </w:rPr>
-        <w:t>real-time</w:t>
-      </w:r>
-      <w:r>
-        <w:rPr>
-          <w:rFonts w:ascii="Arial" w:hAnsi="Arial"/>
-          <w:sz w:val="20"/>
-        </w:rPr>
-        <w:t xml:space="preserve"> deteksi kotak pembatas YOLO, estimasi jangkauan laju (</w:t>
-      </w:r>
-      <w:r>
-        <w:rPr>
-          <w:rFonts w:ascii="Arial" w:hAnsi="Arial"/>
-          <w:sz w:val="20"/>
-        </w:rPr>
-        <w:t>$$\dot{s}$$</w:t>
-      </w:r>
-      <w:r>
-        <w:rPr>
-          <w:rFonts w:ascii="Arial" w:hAnsi="Arial"/>
-          <w:sz w:val="20"/>
-        </w:rPr>
-        <w:t>), dan penanganan oklusi target [2], [16], [17], [25].</w:t>
-      </w:r>
-    </w:p>
-    <w:p>
-      <w:pPr>
-        <w:spacing w:after="80" w:line="276" w:lineRule="auto"/>
-        <w:ind w:firstLine="567"/>
-        <w:jc w:val="both"/>
-      </w:pPr>
-      <w:r>
-        <w:rPr>
-          <w:rFonts w:ascii="Arial" w:hAnsi="Arial"/>
-          <w:i/>
-          <w:sz w:val="20"/>
-        </w:rPr>
-        <w:t>Extended Kalman Filter</w:t>
-      </w:r>
-      <w:r>
-        <w:rPr>
-          <w:rFonts w:ascii="Arial" w:hAnsi="Arial"/>
-          <w:sz w:val="20"/>
-        </w:rPr>
-        <w:t xml:space="preserve"> Hidrodinamika (</w:t>
-      </w:r>
-      <w:r>
-        <w:rPr>
-          <w:rFonts w:ascii="Consolas" w:hAnsi="Consolas"/>
-          <w:color w:val="333333"/>
-          <w:sz w:val="19"/>
-        </w:rPr>
-        <w:t>AUVDynamicsKalmanFilter</w:t>
-      </w:r>
-      <w:r>
-        <w:rPr>
-          <w:rFonts w:ascii="Arial" w:hAnsi="Arial"/>
-          <w:sz w:val="20"/>
-        </w:rPr>
-        <w:t>) untuk melakukan fungsi sensor fusion terhadap pengukuran IMU dan kedalaman dengan dinamika 6-DOF Fossen serta pendugaan arus laut [7], [18], [29].</w:t>
-      </w:r>
-    </w:p>
-    <w:p>
-      <w:pPr>
-        <w:spacing w:after="60"/>
-        <w:ind w:left="567" w:hanging="340"/>
-      </w:pPr>
-      <w:r>
-        <w:rPr>
-          <w:b/>
-        </w:rPr>
-        <w:t xml:space="preserve">5.  </w:t>
-      </w:r>
-      <w:r>
-        <w:rPr>
-          <w:rFonts w:ascii="Arial" w:hAnsi="Arial"/>
-          <w:i/>
-          <w:sz w:val="20"/>
-        </w:rPr>
-        <w:t>Mengimplementasikan dan mengevaluasi arsitektur perangkat keras maupun perangkat lunak secara keseluruhan melalui platform Software-In-The-Loop (SITL) dan Hardware-In-The-Loop (HITL)</w:t>
-      </w:r>
-      <w:r>
-        <w:rPr>
-          <w:rFonts w:ascii="Arial" w:hAnsi="Arial"/>
-          <w:i/>
-          <w:sz w:val="20"/>
-        </w:rPr>
-        <w:t>, memvalidasi pelacakan</w:t>
-      </w:r>
-      <w:r>
-        <w:rPr>
-          <w:rFonts w:ascii="Arial" w:hAnsi="Arial"/>
-          <w:i/>
-          <w:sz w:val="20"/>
-        </w:rPr>
-        <w:t>attitude</w:t>
-      </w:r>
-      <w:r>
-        <w:rPr>
-          <w:rFonts w:ascii="Arial" w:hAnsi="Arial"/>
-          <w:i/>
-          <w:sz w:val="20"/>
-        </w:rPr>
-        <w:t>6-DOF aktif, stabilitas visual, dan eksekusi</w:t>
-      </w:r>
-      <w:r>
-        <w:rPr>
-          <w:rFonts w:ascii="Arial" w:hAnsi="Arial"/>
-          <w:i/>
-          <w:sz w:val="20"/>
-        </w:rPr>
-        <w:t>real-time</w:t>
-      </w:r>
-      <w:r>
-        <w:rPr>
-          <w:rFonts w:ascii="Arial" w:hAnsi="Arial"/>
-          <w:sz w:val="20"/>
-        </w:rPr>
-        <w:t xml:space="preserve"> melintasi kamera, Raspberry Pi 4B, dan Pixhawk 2.4.8 yang menjalankan ArduSub melalui protokol MAVLink [14], [21], [31].</w:t>
-      </w:r>
-    </w:p>
-    <w:p>
-      <w:pPr>
-        <w:spacing w:before="200" w:after="80"/>
-      </w:pPr>
-      <w:r>
-        <w:rPr>
-          <w:rFonts w:ascii="Arial" w:hAnsi="Arial"/>
-          <w:b/>
-          <w:sz w:val="20"/>
-        </w:rPr>
-        <w:t>1.4 Batasan Masalah</w:t>
-      </w:r>
-    </w:p>
-    <w:p>
-      <w:pPr>
-        <w:spacing w:after="80" w:line="276" w:lineRule="auto"/>
-        <w:ind w:firstLine="567"/>
-        <w:jc w:val="both"/>
-      </w:pPr>
-      <w:r>
-        <w:rPr>
-          <w:rFonts w:ascii="Arial" w:hAnsi="Arial"/>
-          <w:sz w:val="20"/>
-        </w:rPr>
-        <w:t>Untuk menjaga ketelitian akademis (academic rigor) dan kedalaman analisis yang difokuskan, batasan masalah penelitian ini didefinisikan sebagai berikut:</w:t>
-      </w:r>
-    </w:p>
-    <w:p>
-      <w:pPr>
-        <w:spacing w:after="60"/>
-        <w:ind w:left="567" w:hanging="340"/>
-      </w:pPr>
-      <w:r>
-        <w:rPr>
-          <w:b/>
-        </w:rPr>
-        <w:t xml:space="preserve">1.  </w:t>
-      </w:r>
-      <w:r>
-        <w:rPr>
-          <w:rFonts w:ascii="Arial" w:hAnsi="Arial"/>
-          <w:i/>
-          <w:sz w:val="20"/>
-        </w:rPr>
-        <w:t>Konfigurasi Mekanis Wahana</w:t>
-      </w:r>
-      <w:r>
-        <w:rPr>
-          <w:rFonts w:ascii="Arial" w:hAnsi="Arial"/>
-          <w:sz w:val="20"/>
-        </w:rPr>
-        <w:t>: Platform fisik yang dianalisis adalah AUV vectored</w:t>
-      </w:r>
-      <w:r>
-        <w:rPr>
-          <w:rFonts w:ascii="Arial" w:hAnsi="Arial"/>
-          <w:i/>
-          <w:sz w:val="20"/>
-        </w:rPr>
-        <w:t>8-pendorong dengan</w:t>
-      </w:r>
-      <w:r>
-        <w:rPr>
-          <w:rFonts w:ascii="Arial" w:hAnsi="Arial"/>
-          <w:sz w:val="20"/>
-        </w:rPr>
-        <w:t xml:space="preserve">open-frame over-actuated yang berbasis pada geometri rangka BlueROV2 Heavy, dilengkapi dengan empat pendorong horizontal bervektor pada sudut </w:t>
-      </w:r>
-      <w:r>
-        <w:rPr>
-          <w:rFonts w:ascii="Arial" w:hAnsi="Arial"/>
-          <w:sz w:val="20"/>
-        </w:rPr>
-        <w:t>$$45^\circ$$</w:t>
-      </w:r>
-      <w:r>
-        <w:rPr>
-          <w:rFonts w:ascii="Arial" w:hAnsi="Arial"/>
-          <w:sz w:val="20"/>
-        </w:rPr>
-        <w:t xml:space="preserve"> di bidang horizontal dan empat pendorong di sudut vertikal [3], [21], [31].</w:t>
-      </w:r>
-    </w:p>
-    <w:p>
-      <w:pPr>
-        <w:spacing w:after="60"/>
-        <w:ind w:left="567" w:hanging="340"/>
-      </w:pPr>
-      <w:r>
-        <w:rPr>
-          <w:b/>
-        </w:rPr>
-        <w:t xml:space="preserve">2.  </w:t>
-      </w:r>
-      <w:r>
-        <w:rPr>
-          <w:rFonts w:ascii="Arial" w:hAnsi="Arial"/>
-          <w:i/>
-          <w:sz w:val="20"/>
-        </w:rPr>
-        <w:t>Lingkungan Fluida &amp; Arus Laut</w:t>
-      </w:r>
-      <w:r>
-        <w:rPr>
-          <w:rFonts w:ascii="Arial" w:hAnsi="Arial"/>
-          <w:sz w:val="20"/>
-        </w:rPr>
-        <w:t>: Fluida sekitarnya dimodelkan sebagai air tawar/laut dengan kerapatan fluida konstan (</w:t>
-      </w:r>
-      <w:r>
-        <w:rPr>
-          <w:rFonts w:ascii="Arial" w:hAnsi="Arial"/>
-          <w:sz w:val="20"/>
-        </w:rPr>
-        <w:t>$$\rho = 1000 - 1025 \text{ kg/m}^3$$</w:t>
-      </w:r>
-      <w:r>
-        <w:rPr>
-          <w:rFonts w:ascii="Arial" w:hAnsi="Arial"/>
-          <w:sz w:val="20"/>
-        </w:rPr>
-        <w:t>). Arus fluida ambient</w:t>
-      </w:r>
-      <w:r>
-        <w:rPr>
-          <w:rFonts w:ascii="Arial" w:hAnsi="Arial"/>
-          <w:i/>
-          <w:sz w:val="20"/>
-        </w:rPr>
-        <w:t>dimodelkan sebagai vektor aliran yang bervariasi lambat serta</w:t>
-      </w:r>
-      <w:r>
-        <w:rPr>
-          <w:rFonts w:ascii="Arial" w:hAnsi="Arial"/>
-          <w:sz w:val="20"/>
-        </w:rPr>
-        <w:t>irrotational</w:t>
-      </w:r>
-      <w:r>
-        <w:rPr>
-          <w:rFonts w:ascii="Arial" w:hAnsi="Arial"/>
-          <w:i/>
-          <w:sz w:val="20"/>
-        </w:rPr>
-        <w:t>dalam kerangka inersia ($$V_c^n \in \mathbb{R}^3$$, $$\dot{V}_c^n = 0$$) [5], [7], [31]. Hambatan pembentukan gelombang permukaan (</w:t>
-      </w:r>
-      <w:r>
-        <w:rPr>
-          <w:rFonts w:ascii="Arial" w:hAnsi="Arial"/>
-          <w:sz w:val="20"/>
-        </w:rPr>
-        <w:t>wave-making resistance</w:t>
-      </w:r>
-      <w:r>
-        <w:rPr>
-          <w:rFonts w:ascii="Arial" w:hAnsi="Arial"/>
-          <w:i/>
-          <w:sz w:val="20"/>
-        </w:rPr>
-        <w:t>) dan interaksi batas permukaan bebas (</w:t>
-      </w:r>
-      <w:r>
-        <w:rPr>
-          <w:rFonts w:ascii="Arial" w:hAnsi="Arial"/>
-          <w:sz w:val="20"/>
-        </w:rPr>
-        <w:t xml:space="preserve">free-surface boundary) diabaikan dengan asumsi penyelaman dalam (kedalaman wahana </w:t>
-      </w:r>
-      <w:r>
-        <w:rPr>
-          <w:rFonts w:ascii="Arial" w:hAnsi="Arial"/>
-          <w:sz w:val="20"/>
-        </w:rPr>
-        <w:t>$$&gt; 3 \times$$</w:t>
-      </w:r>
-      <w:r>
-        <w:rPr>
-          <w:rFonts w:ascii="Arial" w:hAnsi="Arial"/>
-          <w:sz w:val="20"/>
-        </w:rPr>
-        <w:t xml:space="preserve"> ketinggian wahana) [7], [31].</w:t>
-      </w:r>
-    </w:p>
-    <w:p>
-      <w:pPr>
-        <w:spacing w:after="60"/>
-        <w:ind w:left="567" w:hanging="340"/>
-      </w:pPr>
-      <w:r>
-        <w:rPr>
-          <w:b/>
-        </w:rPr>
-        <w:t xml:space="preserve">3.  </w:t>
-      </w:r>
-      <w:r>
-        <w:rPr>
-          <w:rFonts w:ascii="Arial" w:hAnsi="Arial"/>
-          <w:i/>
-          <w:sz w:val="20"/>
-        </w:rPr>
-        <w:t>Parameterisasi Hidrodinamika</w:t>
-      </w:r>
-      <w:r>
-        <w:rPr>
-          <w:rFonts w:ascii="Arial" w:hAnsi="Arial"/>
-          <w:i/>
-          <w:sz w:val="20"/>
-        </w:rPr>
-        <w:t>: Massa, massa tambahan (</w:t>
-      </w:r>
-      <w:r>
-        <w:rPr>
-          <w:rFonts w:ascii="Arial" w:hAnsi="Arial"/>
-          <w:sz w:val="20"/>
-        </w:rPr>
-        <w:t>added mass</w:t>
-      </w:r>
-      <w:r>
-        <w:rPr>
-          <w:rFonts w:ascii="Arial" w:hAnsi="Arial"/>
-          <w:i/>
-          <w:sz w:val="20"/>
-        </w:rPr>
-        <w:t>), dan turunan redaman (damping derivatives</w:t>
-      </w:r>
-      <w:r>
-        <w:rPr>
-          <w:rFonts w:ascii="Arial" w:hAnsi="Arial"/>
-          <w:sz w:val="20"/>
-        </w:rPr>
-        <w:t xml:space="preserve">) diparameterisasi menggunakan </w:t>
-      </w:r>
-      <w:r>
-        <w:rPr>
-          <w:rFonts w:ascii="Arial" w:hAnsi="Arial"/>
-          <w:i/>
-          <w:sz w:val="20"/>
-        </w:rPr>
-        <w:t>potential flow theory</w:t>
-      </w:r>
-      <w:r>
-        <w:rPr>
-          <w:rFonts w:ascii="Arial" w:hAnsi="Arial"/>
-          <w:sz w:val="20"/>
-        </w:rPr>
-        <w:t xml:space="preserve">, </w:t>
-      </w:r>
-      <w:r>
-        <w:rPr>
-          <w:rFonts w:ascii="Arial" w:hAnsi="Arial"/>
-          <w:i/>
-          <w:sz w:val="20"/>
-        </w:rPr>
-        <w:t>strip theory</w:t>
-      </w:r>
-      <w:r>
-        <w:rPr>
-          <w:rFonts w:ascii="Arial" w:hAnsi="Arial"/>
-          <w:sz w:val="20"/>
-        </w:rPr>
-        <w:t>, serta dataset eksperimental yang divalidasi secara empiris untuk wahana open-frame [1], [21], [31], [34].</w:t>
-      </w:r>
-    </w:p>
-    <w:p>
-      <w:pPr>
-        <w:spacing w:after="60"/>
-        <w:ind w:left="567" w:hanging="340"/>
-      </w:pPr>
-      <w:r>
-        <w:rPr>
-          <w:b/>
-        </w:rPr>
-        <w:t xml:space="preserve">4.  </w:t>
-      </w:r>
-      <w:r>
-        <w:rPr>
-          <w:rFonts w:ascii="Arial" w:hAnsi="Arial"/>
-          <w:i/>
-          <w:sz w:val="20"/>
-        </w:rPr>
-        <w:t>Asumsi Visi &amp; Kalman Filter</w:t>
-      </w:r>
-      <w:r>
-        <w:rPr>
-          <w:rFonts w:ascii="Arial" w:hAnsi="Arial"/>
-          <w:i/>
-          <w:sz w:val="20"/>
-        </w:rPr>
-        <w:t>: Pelacakan visual berfokus pada deteksi kamera monokuler target tunggal dengan menggunakan model</w:t>
-      </w:r>
-      <w:r>
-        <w:rPr>
-          <w:rFonts w:ascii="Arial" w:hAnsi="Arial"/>
-          <w:i/>
-          <w:sz w:val="20"/>
-        </w:rPr>
-        <w:t>deep learning</w:t>
-      </w:r>
-      <w:r>
-        <w:rPr>
-          <w:rFonts w:ascii="Arial" w:hAnsi="Arial"/>
-          <w:i/>
-          <w:sz w:val="20"/>
-        </w:rPr>
-        <w:t>YOLO yang telah dilatih. Pergerakan target dalam koordinat gambar 2D diasumsikan mengikuti model kinematik</w:t>
-      </w:r>
-      <w:r>
-        <w:rPr>
-          <w:rFonts w:ascii="Arial" w:hAnsi="Arial"/>
-          <w:i/>
-          <w:sz w:val="20"/>
-        </w:rPr>
-        <w:t>Continuous White Noise Acceleration</w:t>
-      </w:r>
-      <w:r>
-        <w:rPr>
-          <w:rFonts w:ascii="Arial" w:hAnsi="Arial"/>
-          <w:i/>
-          <w:sz w:val="20"/>
-        </w:rPr>
-        <w:t>(CWNA) [2], [16], [17], [25]. Laju bingkai (</w:t>
-      </w:r>
-      <w:r>
-        <w:rPr>
-          <w:rFonts w:ascii="Arial" w:hAnsi="Arial"/>
-          <w:sz w:val="20"/>
-        </w:rPr>
-        <w:t>frame rate) kamera ditetapkan pada 30 FPS, sedangkan dinamika EKF berjalan secara sinkron pada 50 Hz [14], [21].</w:t>
-      </w:r>
-    </w:p>
-    <w:p>
-      <w:pPr>
-        <w:spacing w:after="60"/>
-        <w:ind w:left="567" w:hanging="340"/>
-      </w:pPr>
-      <w:r>
-        <w:rPr>
-          <w:b/>
-        </w:rPr>
-        <w:t xml:space="preserve">5.  </w:t>
-      </w:r>
-      <w:r>
-        <w:rPr>
-          <w:rFonts w:ascii="Arial" w:hAnsi="Arial"/>
-          <w:i/>
-          <w:sz w:val="20"/>
-        </w:rPr>
-        <w:t>Kerangka Perangkat Lunak &amp; Keras (Software &amp; Hardware)</w:t>
-      </w:r>
-      <w:r>
-        <w:rPr>
-          <w:rFonts w:ascii="Arial" w:hAnsi="Arial"/>
-          <w:sz w:val="20"/>
-        </w:rPr>
-        <w:t>: Simulasi SITL dieksekusi di lingkungan Gazebo Harmonic dengan ROS 2 Jazzy dan ArduSub (</w:t>
-      </w:r>
-      <w:r>
-        <w:rPr>
-          <w:rFonts w:ascii="Consolas" w:hAnsi="Consolas"/>
-          <w:sz w:val="19"/>
-        </w:rPr>
-        <w:t>-f vectored_6dof</w:t>
-      </w:r>
-      <w:r>
-        <w:rPr>
-          <w:rFonts w:ascii="Arial" w:hAnsi="Arial"/>
-          <w:sz w:val="20"/>
-        </w:rPr>
-        <w:t xml:space="preserve">). Pengujian perangkat keras fisik dilakukan menggunakan konfigurasi Hardware-In-The-Loop (HITL) yang menghubungkan komputer pendamping Raspberry Pi 4B (berjalan dengan BlueOS dan node HIL Python </w:t>
-      </w:r>
-      <w:r>
-        <w:rPr>
-          <w:rFonts w:ascii="Consolas" w:hAnsi="Consolas"/>
-          <w:sz w:val="19"/>
-        </w:rPr>
-        <w:t>auv_dynamics_hil_node.py</w:t>
-      </w:r>
-      <w:r>
-        <w:rPr>
-          <w:rFonts w:ascii="Arial" w:hAnsi="Arial"/>
-          <w:sz w:val="20"/>
-        </w:rPr>
-        <w:t xml:space="preserve"> serta </w:t>
-      </w:r>
-      <w:r>
-        <w:rPr>
-          <w:rFonts w:ascii="Consolas" w:hAnsi="Consolas"/>
-          <w:sz w:val="19"/>
-        </w:rPr>
-        <w:t>auv_kinematics_dynamics_analyzer.py</w:t>
-      </w:r>
-      <w:r>
-        <w:rPr>
-          <w:rFonts w:ascii="Arial" w:hAnsi="Arial"/>
-          <w:sz w:val="20"/>
-        </w:rPr>
-        <w:t xml:space="preserve">) beserta </w:t>
-      </w:r>
-      <w:r>
-        <w:rPr>
-          <w:rFonts w:ascii="Arial" w:hAnsi="Arial"/>
-          <w:i/>
-          <w:sz w:val="20"/>
-        </w:rPr>
-        <w:t>flight controller</w:t>
-      </w:r>
-      <w:r>
-        <w:rPr>
-          <w:rFonts w:ascii="Arial" w:hAnsi="Arial"/>
-          <w:sz w:val="20"/>
-        </w:rPr>
-        <w:t xml:space="preserve"> Pixhawk 2.4.8 dan sensor tekanan barometrik bawah air MS5837 [14], [21], [31].</w:t>
-      </w:r>
-    </w:p>
-    <w:p>
-      <w:pPr>
-        <w:spacing w:before="200" w:after="80"/>
-      </w:pPr>
-      <w:r>
-        <w:rPr>
-          <w:rFonts w:ascii="Arial" w:hAnsi="Arial"/>
-          <w:b/>
-          <w:sz w:val="20"/>
-        </w:rPr>
-        <w:t>1.5 Manfaat Penelitian</w:t>
-      </w:r>
-    </w:p>
-    <w:p>
-      <w:pPr>
-        <w:spacing w:after="80" w:line="276" w:lineRule="auto"/>
-        <w:ind w:firstLine="567"/>
-        <w:jc w:val="both"/>
-      </w:pPr>
-      <w:r>
-        <w:rPr>
-          <w:rFonts w:ascii="Arial" w:hAnsi="Arial"/>
-          <w:sz w:val="20"/>
-        </w:rPr>
-        <w:t>Hasil dari penelitian ini diharapkan memberikan kontribusi ilmiah, rekayasa mekanika, maupun kelembagaan secara nyata:</w:t>
-      </w:r>
-    </w:p>
-    <w:p>
-      <w:pPr>
-        <w:spacing w:after="60"/>
-        <w:ind w:left="567" w:hanging="340"/>
-      </w:pPr>
-      <w:r>
-        <w:rPr>
-          <w:b/>
-        </w:rPr>
-        <w:t xml:space="preserve">1.  </w:t>
-      </w:r>
-      <w:r>
-        <w:rPr>
-          <w:rFonts w:ascii="Arial" w:hAnsi="Arial"/>
-          <w:i/>
-          <w:sz w:val="20"/>
-        </w:rPr>
-        <w:t>Kontribusi Teoretis dan Ilmiah</w:t>
-      </w:r>
-      <w:r>
-        <w:rPr>
-          <w:rFonts w:ascii="Arial" w:hAnsi="Arial"/>
-          <w:sz w:val="20"/>
-        </w:rPr>
-        <w:t>:</w:t>
-      </w:r>
-    </w:p>
-    <w:p>
-      <w:pPr>
-        <w:spacing w:after="80" w:line="276" w:lineRule="auto"/>
-        <w:ind w:firstLine="567"/>
-        <w:jc w:val="both"/>
-      </w:pPr>
-      <w:r>
-        <w:rPr>
-          <w:rFonts w:ascii="Arial" w:hAnsi="Arial"/>
-          <w:sz w:val="20"/>
-        </w:rPr>
-        <w:t>Menyajikan monograf referensi matematis komprehensif yang tidak terpotong (</w:t>
-      </w:r>
-      <w:r>
-        <w:rPr>
-          <w:rFonts w:ascii="Arial" w:hAnsi="Arial"/>
-          <w:i/>
-          <w:sz w:val="20"/>
-        </w:rPr>
-        <w:t>unabridged</w:t>
-      </w:r>
-      <w:r>
-        <w:rPr>
-          <w:rFonts w:ascii="Arial" w:hAnsi="Arial"/>
-          <w:sz w:val="20"/>
-        </w:rPr>
-        <w:t xml:space="preserve">) dan tersatukan dalam merinci kinematika 6-DOF, kinetika 6-DOF, alokasi gaya dorong </w:t>
-      </w:r>
-      <w:r>
-        <w:rPr>
-          <w:rFonts w:ascii="Arial" w:hAnsi="Arial"/>
-          <w:i/>
-          <w:sz w:val="20"/>
-        </w:rPr>
-        <w:t>over-actuated</w:t>
-      </w:r>
-      <w:r>
-        <w:rPr>
-          <w:rFonts w:ascii="Arial" w:hAnsi="Arial"/>
-          <w:sz w:val="20"/>
-        </w:rPr>
-        <w:t xml:space="preserve"> </w:t>
-      </w:r>
-      <w:r>
-        <w:rPr>
-          <w:rFonts w:ascii="Arial" w:hAnsi="Arial"/>
-          <w:sz w:val="20"/>
-        </w:rPr>
-        <w:t>$$6 \times 8$$</w:t>
-      </w:r>
-      <w:r>
-        <w:rPr>
-          <w:rFonts w:ascii="Arial" w:hAnsi="Arial"/>
-          <w:sz w:val="20"/>
-        </w:rPr>
-        <w:t xml:space="preserve">, serta estimasi status </w:t>
-      </w:r>
-      <w:r>
-        <w:rPr>
-          <w:rFonts w:ascii="Arial" w:hAnsi="Arial"/>
-          <w:i/>
-          <w:sz w:val="20"/>
-        </w:rPr>
-        <w:t>Kalman Filter</w:t>
-      </w:r>
-      <w:r>
-        <w:rPr>
-          <w:rFonts w:ascii="Arial" w:hAnsi="Arial"/>
-          <w:sz w:val="20"/>
-        </w:rPr>
-        <w:t xml:space="preserve"> ganda dalam ilmu robotika kelautan [7], [16], [21].</w:t>
-      </w:r>
-    </w:p>
-    <w:p>
-      <w:pPr>
-        <w:spacing w:after="60"/>
+        <w:spacing w:after="60" w:line="276" w:lineRule="auto"/>
         <w:ind w:left="567" w:hanging="283"/>
       </w:pPr>
       <w:r>
         <w:rPr>
           <w:rFonts w:ascii="Arial" w:hAnsi="Arial"/>
+          <w:b w:val="0"/>
+          <w:sz w:val="20"/>
         </w:rPr>
         <w:t xml:space="preserve">•  </w:t>
       </w:r>
       <w:r>
         <w:rPr>
           <w:rFonts w:ascii="Arial" w:hAnsi="Arial"/>
-          <w:sz w:val="20"/>
-        </w:rPr>
-        <w:t xml:space="preserve">Memperjelas dan merangkum bukti analitis utama (pembuktian first-principles) dalam literatur maritim, termasuk inversi kofaktor selangkah demi selangkah dari </w:t>
-      </w:r>
-      <w:r>
-        <w:rPr>
-          <w:rFonts w:ascii="Arial" w:hAnsi="Arial"/>
-          <w:sz w:val="20"/>
-        </w:rPr>
-        <w:t>$$T_\Theta$$</w:t>
-      </w:r>
-      <w:r>
-        <w:rPr>
-          <w:rFonts w:ascii="Arial" w:hAnsi="Arial"/>
-          <w:sz w:val="20"/>
-        </w:rPr>
-        <w:t xml:space="preserve">, bukti prinsip pertama momen Munk hidrodinamika tidak stabil sebesar </w:t>
-      </w:r>
-      <w:r>
-        <w:rPr>
-          <w:rFonts w:ascii="Arial" w:hAnsi="Arial"/>
-          <w:sz w:val="20"/>
-        </w:rPr>
-        <w:t>$$(X_{\dot{u}} - Y_{\dot{v}})u_r v_r$$</w:t>
-      </w:r>
-      <w:r>
-        <w:rPr>
-          <w:rFonts w:ascii="Arial" w:hAnsi="Arial"/>
-          <w:sz w:val="20"/>
-        </w:rPr>
-        <w:t>, dan diskritisasi eksak terhadap persamaan Riccati kontinu [7], [25], [29], [34].</w:t>
-      </w:r>
-    </w:p>
-    <w:p>
-      <w:pPr>
-        <w:spacing w:after="60"/>
-        <w:ind w:left="567" w:hanging="340"/>
-      </w:pPr>
-      <w:r>
-        <w:rPr>
-          <w:b/>
-        </w:rPr>
-        <w:t xml:space="preserve">2.  </w:t>
-      </w:r>
-      <w:r>
-        <w:rPr>
-          <w:rFonts w:ascii="Arial" w:hAnsi="Arial"/>
+          <w:b w:val="0"/>
+          <w:sz w:val="20"/>
+        </w:rPr>
+        <w:t>Memberikan alternatif solusi teknologi inspeksi maritim domestik yang efisien dan ramah lingkungan guna mendukung agenda pembangunan Ekonomi Biru (</w:t>
+      </w:r>
+      <w:r>
+        <w:rPr>
+          <w:rFonts w:ascii="Arial" w:hAnsi="Arial"/>
+          <w:b w:val="0"/>
           <w:i/>
           <w:sz w:val="20"/>
         </w:rPr>
-        <w:t>Kontribusi Praktis dan Teknologi</w:t>
-      </w:r>
-      <w:r>
-        <w:rPr>
-          <w:rFonts w:ascii="Arial" w:hAnsi="Arial"/>
-          <w:sz w:val="20"/>
-        </w:rPr>
-        <w:t>:</w:t>
-      </w:r>
-    </w:p>
-    <w:p>
-      <w:pPr>
-        <w:spacing w:after="80" w:line="276" w:lineRule="auto"/>
-        <w:ind w:firstLine="567"/>
-        <w:jc w:val="both"/>
-      </w:pPr>
-      <w:r>
-        <w:rPr>
-          <w:rFonts w:ascii="Arial" w:hAnsi="Arial"/>
-          <w:sz w:val="20"/>
-        </w:rPr>
-        <w:t xml:space="preserve">Menghadirkan sistem perangkat lunak yang terbuka dan terverifikasi untuk mengintegrasikan teknologi </w:t>
-      </w:r>
-      <w:r>
-        <w:rPr>
-          <w:rFonts w:ascii="Arial" w:hAnsi="Arial"/>
-          <w:i/>
-          <w:sz w:val="20"/>
-        </w:rPr>
-        <w:t>computer vision deep learning</w:t>
-      </w:r>
-      <w:r>
-        <w:rPr>
-          <w:rFonts w:ascii="Arial" w:hAnsi="Arial"/>
-          <w:sz w:val="20"/>
-        </w:rPr>
-        <w:t xml:space="preserve"> (YOLO), </w:t>
-      </w:r>
-      <w:r>
-        <w:rPr>
-          <w:rFonts w:ascii="Arial" w:hAnsi="Arial"/>
-          <w:i/>
-          <w:sz w:val="20"/>
-        </w:rPr>
-        <w:t>stochastic state filtering</w:t>
-      </w:r>
-      <w:r>
-        <w:rPr>
-          <w:rFonts w:ascii="Arial" w:hAnsi="Arial"/>
-          <w:sz w:val="20"/>
-        </w:rPr>
-        <w:t xml:space="preserve"> (</w:t>
-      </w:r>
-      <w:r>
-        <w:rPr>
-          <w:rFonts w:ascii="Arial" w:hAnsi="Arial"/>
-          <w:i/>
-          <w:sz w:val="20"/>
-        </w:rPr>
-        <w:t>Kalman Filter</w:t>
-      </w:r>
-      <w:r>
-        <w:rPr>
-          <w:rFonts w:ascii="Arial" w:hAnsi="Arial"/>
-          <w:sz w:val="20"/>
-        </w:rPr>
-        <w:t xml:space="preserve">), dan </w:t>
-      </w:r>
-      <w:r>
-        <w:rPr>
-          <w:rFonts w:ascii="Arial" w:hAnsi="Arial"/>
-          <w:i/>
-          <w:sz w:val="20"/>
-        </w:rPr>
-        <w:t>firmware</w:t>
-      </w:r>
-      <w:r>
-        <w:rPr>
-          <w:rFonts w:ascii="Arial" w:hAnsi="Arial"/>
-          <w:sz w:val="20"/>
-        </w:rPr>
-        <w:t xml:space="preserve"> kendali wahana (ArduSub </w:t>
-      </w:r>
-      <w:r>
-        <w:rPr>
-          <w:rFonts w:ascii="Consolas" w:hAnsi="Consolas"/>
-          <w:color w:val="333333"/>
-          <w:sz w:val="19"/>
-        </w:rPr>
-        <w:t>vectored_6dof</w:t>
-      </w:r>
-      <w:r>
-        <w:rPr>
-          <w:rFonts w:ascii="Arial" w:hAnsi="Arial"/>
-          <w:sz w:val="20"/>
-        </w:rPr>
-        <w:t xml:space="preserve">) dengan memanfaatkan </w:t>
-      </w:r>
-      <w:r>
-        <w:rPr>
-          <w:rFonts w:ascii="Arial" w:hAnsi="Arial"/>
-          <w:i/>
-          <w:sz w:val="20"/>
-        </w:rPr>
-        <w:t>companion computer</w:t>
-      </w:r>
-      <w:r>
-        <w:rPr>
-          <w:rFonts w:ascii="Arial" w:hAnsi="Arial"/>
-          <w:sz w:val="20"/>
-        </w:rPr>
-        <w:t xml:space="preserve"> yang terjangkau (Raspberry Pi 4B) [2], [14], [21].</w:t>
-      </w:r>
-    </w:p>
-    <w:p>
-      <w:pPr>
-        <w:spacing w:after="60"/>
-        <w:ind w:left="567" w:hanging="283"/>
-      </w:pPr>
-      <w:r>
-        <w:rPr>
-          <w:rFonts w:ascii="Arial" w:hAnsi="Arial"/>
-        </w:rPr>
-        <w:t xml:space="preserve">•  </w:t>
-      </w:r>
-      <w:r>
-        <w:rPr>
-          <w:rFonts w:ascii="Arial" w:hAnsi="Arial"/>
-          <w:sz w:val="20"/>
-        </w:rPr>
-        <w:t>Memungkinkan sistem kendali posisi dan pelacakan orientasi spasial (</w:t>
-      </w:r>
-      <w:r>
-        <w:rPr>
-          <w:rFonts w:ascii="Arial" w:hAnsi="Arial"/>
-          <w:i/>
-          <w:sz w:val="20"/>
-        </w:rPr>
-        <w:t>attitude tracking</w:t>
-      </w:r>
-      <w:r>
-        <w:rPr>
-          <w:rFonts w:ascii="Arial" w:hAnsi="Arial"/>
-          <w:sz w:val="20"/>
-        </w:rPr>
-        <w:t>) 6-DOF yang aktif secara dinamis, sehingga stabilitas posisi selalu terjaga ketika mengoperasikan subsea robotic manipulator arm (lengan robot) tanpa memiringkan postur wahana secara serampangan [18], [21], [31].</w:t>
-      </w:r>
-    </w:p>
-    <w:p>
-      <w:pPr>
-        <w:spacing w:after="60"/>
-        <w:ind w:left="567" w:hanging="340"/>
-      </w:pPr>
-      <w:r>
-        <w:rPr>
-          <w:b/>
-        </w:rPr>
-        <w:t xml:space="preserve">3.  </w:t>
-      </w:r>
-      <w:r>
-        <w:rPr>
-          <w:rFonts w:ascii="Arial" w:hAnsi="Arial"/>
-          <w:i/>
-          <w:sz w:val="20"/>
-        </w:rPr>
-        <w:t>Kontribusi Kelembagaan dan Publik</w:t>
-      </w:r>
-      <w:r>
-        <w:rPr>
-          <w:rFonts w:ascii="Arial" w:hAnsi="Arial"/>
-          <w:sz w:val="20"/>
-        </w:rPr>
-        <w:t>:</w:t>
-      </w:r>
-    </w:p>
-    <w:p>
-      <w:pPr>
-        <w:spacing w:after="80" w:line="276" w:lineRule="auto"/>
-        <w:ind w:firstLine="567"/>
-        <w:jc w:val="both"/>
-      </w:pPr>
-      <w:r>
-        <w:rPr>
-          <w:rFonts w:ascii="Arial" w:hAnsi="Arial"/>
-          <w:sz w:val="20"/>
-        </w:rPr>
-        <w:t>Memperkuat secara langsung program penelitian robotika bawah air (</w:t>
-      </w:r>
-      <w:r>
-        <w:rPr>
-          <w:rFonts w:ascii="Arial" w:hAnsi="Arial"/>
-          <w:i/>
-          <w:sz w:val="20"/>
-        </w:rPr>
-        <w:t>underwater robotics</w:t>
-      </w:r>
-      <w:r>
-        <w:rPr>
-          <w:rFonts w:ascii="Arial" w:hAnsi="Arial"/>
-          <w:sz w:val="20"/>
-        </w:rPr>
-        <w:t>) dan sistem otonom (</w:t>
-      </w:r>
-      <w:r>
-        <w:rPr>
-          <w:rFonts w:ascii="Arial" w:hAnsi="Arial"/>
-          <w:i/>
-          <w:sz w:val="20"/>
-        </w:rPr>
-        <w:t>autonomous systems</w:t>
-      </w:r>
-      <w:r>
-        <w:rPr>
-          <w:rFonts w:ascii="Arial" w:hAnsi="Arial"/>
-          <w:sz w:val="20"/>
-        </w:rPr>
-        <w:t>) di lingkungan Departemen Teknik Mesin / Program Studi Teknik Mesin, Universitas Hasanuddin.</w:t>
-      </w:r>
-    </w:p>
-    <w:p>
-      <w:pPr>
-        <w:spacing w:after="60"/>
-        <w:ind w:left="567" w:hanging="283"/>
-      </w:pPr>
-      <w:r>
-        <w:rPr>
-          <w:rFonts w:ascii="Arial" w:hAnsi="Arial"/>
-        </w:rPr>
-        <w:t xml:space="preserve">•  </w:t>
-      </w:r>
-      <w:r>
-        <w:rPr>
-          <w:rFonts w:ascii="Arial" w:hAnsi="Arial"/>
-          <w:sz w:val="20"/>
-        </w:rPr>
-        <w:t>Turut berkontribusi dalam mencari solusi teknologi praktis dan ramah lingkungan yang menunjang peta jalan ekonomi biru (</w:t>
-      </w:r>
-      <w:r>
-        <w:rPr>
-          <w:rFonts w:ascii="Arial" w:hAnsi="Arial"/>
-          <w:i/>
-          <w:sz w:val="20"/>
-        </w:rPr>
         <w:t>Blue Economy</w:t>
       </w:r>
       <w:r>
         <w:rPr>
           <w:rFonts w:ascii="Arial" w:hAnsi="Arial"/>
-          <w:sz w:val="20"/>
-        </w:rPr>
-        <w:t>) Nasional, inspeksi integritas struktural aset lepas pantai, serta memajukan agenda konservasi laut dan terumbu karang di Indonesia, khususnya Kawasan Timur Indonesia.</w:t>
-      </w:r>
-    </w:p>
-    <w:p>
-      <w:pPr>
-        <w:spacing w:before="200" w:after="80"/>
-      </w:pPr>
-      <w:r>
-        <w:rPr>
-          <w:rFonts w:ascii="Arial" w:hAnsi="Arial"/>
-          <w:b/>
-          <w:sz w:val="20"/>
-        </w:rPr>
-        <w:t>1.6 Sistematika Penulisan</w:t>
-      </w:r>
-    </w:p>
-    <w:p>
-      <w:pPr>
-        <w:spacing w:after="80" w:line="276" w:lineRule="auto"/>
-        <w:ind w:firstLine="567"/>
-        <w:jc w:val="both"/>
-      </w:pPr>
-      <w:r>
-        <w:rPr>
-          <w:rFonts w:ascii="Arial" w:hAnsi="Arial"/>
-          <w:sz w:val="20"/>
-        </w:rPr>
-        <w:t>Proposal tugas akhir ini diatur secara hierarkis ke dalam beberapa bab sebagai berikut:</w:t>
-      </w:r>
-    </w:p>
-    <w:p>
-      <w:pPr>
-        <w:spacing w:after="80" w:line="276" w:lineRule="auto"/>
-        <w:ind w:firstLine="567"/>
-        <w:jc w:val="both"/>
-      </w:pPr>
-      <w:r>
-        <w:rPr>
-          <w:rFonts w:ascii="Arial" w:hAnsi="Arial"/>
-          <w:i/>
-          <w:sz w:val="20"/>
-        </w:rPr>
-        <w:t>BAB I: PENDAHULUAN</w:t>
-      </w:r>
-    </w:p>
-    <w:p>
-      <w:pPr>
-        <w:spacing w:after="80" w:line="276" w:lineRule="auto"/>
-        <w:ind w:firstLine="567"/>
-        <w:jc w:val="both"/>
-      </w:pPr>
-      <w:r>
-        <w:rPr>
-          <w:rFonts w:ascii="Arial" w:hAnsi="Arial"/>
-          <w:sz w:val="20"/>
-        </w:rPr>
-        <w:t>Menyajikan latar belakang penelitian maritim, landasan teknis peralihan menuju 6-DOF over-actuation</w:t>
-      </w:r>
-      <w:r>
-        <w:rPr>
-          <w:rFonts w:ascii="Arial" w:hAnsi="Arial"/>
-          <w:i/>
-          <w:sz w:val="20"/>
-        </w:rPr>
-        <w:t>, masalah-masalah seputar estimasi keadaan (</w:t>
-      </w:r>
-      <w:r>
-        <w:rPr>
-          <w:rFonts w:ascii="Arial" w:hAnsi="Arial"/>
-          <w:sz w:val="20"/>
-        </w:rPr>
-        <w:t>state estimation</w:t>
-      </w:r>
-      <w:r>
-        <w:rPr>
-          <w:rFonts w:ascii="Arial" w:hAnsi="Arial"/>
-          <w:i/>
-          <w:sz w:val="20"/>
-        </w:rPr>
-        <w:t>) dan deteksi gangguan (</w:t>
-      </w:r>
-      <w:r>
-        <w:rPr>
-          <w:rFonts w:ascii="Arial" w:hAnsi="Arial"/>
-          <w:sz w:val="20"/>
-        </w:rPr>
-        <w:t>noise) penjejakan visual bawah laut, rumusan dan batasan masalah penelitian, tujuan serta manfaat teknis penelitian, hingga kerangka penyusunan seluruh naskah akademik.</w:t>
-      </w:r>
-    </w:p>
-    <w:p>
-      <w:pPr>
-        <w:spacing w:after="80" w:line="276" w:lineRule="auto"/>
-        <w:ind w:firstLine="567"/>
-        <w:jc w:val="both"/>
-      </w:pPr>
-      <w:r>
-        <w:rPr>
-          <w:rFonts w:ascii="Arial" w:hAnsi="Arial"/>
-          <w:i/>
-          <w:sz w:val="20"/>
-        </w:rPr>
-        <w:t>BAB II: TINJAUAN PUSTAKA DAN LANDASAN TEORI</w:t>
-      </w:r>
-    </w:p>
-    <w:p>
-      <w:pPr>
-        <w:spacing w:after="80" w:line="276" w:lineRule="auto"/>
-        <w:ind w:firstLine="567"/>
-        <w:jc w:val="both"/>
-      </w:pPr>
-      <w:r>
-        <w:rPr>
-          <w:rFonts w:ascii="Arial" w:hAnsi="Arial"/>
-          <w:sz w:val="20"/>
-        </w:rPr>
-        <w:t>Menyajikan tinjauan literatur (state-of-the-art) terkini penelitian AUV (</w:t>
-      </w:r>
-      <w:r>
-        <w:rPr>
-          <w:rFonts w:ascii="Arial" w:hAnsi="Arial"/>
-          <w:sz w:val="20"/>
-        </w:rPr>
-        <w:t>$$\ge 2021$$</w:t>
-      </w:r>
-      <w:r>
-        <w:rPr>
-          <w:rFonts w:ascii="Arial" w:hAnsi="Arial"/>
-          <w:sz w:val="20"/>
-        </w:rPr>
-        <w:t xml:space="preserve">), alokasi pendorong </w:t>
-      </w:r>
-      <w:r>
-        <w:rPr>
-          <w:rFonts w:ascii="Arial" w:hAnsi="Arial"/>
-          <w:i/>
-          <w:sz w:val="20"/>
-        </w:rPr>
-        <w:t>over-actuated</w:t>
-      </w:r>
-      <w:r>
-        <w:rPr>
-          <w:rFonts w:ascii="Arial" w:hAnsi="Arial"/>
-          <w:sz w:val="20"/>
-        </w:rPr>
-        <w:t xml:space="preserve">, pelacakan target visual dan metode Kalman Filter. Menetapkan dasar-dasar matematis bagi bingkai acuan dan koordinat referensi sistem, derivasi first-principles kinematika 6-DOF (sudut Euler, </w:t>
-      </w:r>
-      <w:r>
-        <w:rPr>
-          <w:rFonts w:ascii="Arial" w:hAnsi="Arial"/>
-          <w:i/>
-          <w:sz w:val="20"/>
-        </w:rPr>
-        <w:t>quaternion</w:t>
-      </w:r>
-      <w:r>
-        <w:rPr>
-          <w:rFonts w:ascii="Arial" w:hAnsi="Arial"/>
-          <w:sz w:val="20"/>
-        </w:rPr>
-        <w:t xml:space="preserve">, Jacobian), persamaan non-linier dinamis AUV berbasis Fossen 6-DOF, formulasi Moore-Penrose </w:t>
-      </w:r>
-      <w:r>
-        <w:rPr>
-          <w:rFonts w:ascii="Arial" w:hAnsi="Arial"/>
-          <w:i/>
-          <w:sz w:val="20"/>
-        </w:rPr>
-        <w:t>pseudo-inverse</w:t>
-      </w:r>
-      <w:r>
-        <w:rPr>
-          <w:rFonts w:ascii="Arial" w:hAnsi="Arial"/>
-          <w:sz w:val="20"/>
-        </w:rPr>
-        <w:t xml:space="preserve"> thrust allocation</w:t>
-      </w:r>
-      <w:r>
-        <w:rPr>
-          <w:rFonts w:ascii="Arial" w:hAnsi="Arial"/>
-          <w:i/>
-          <w:sz w:val="20"/>
-        </w:rPr>
-        <w:t>, penurunan persamaan model matematika Target Visual Kalman Filter 8D, dan perluasan sistem Dinamika</w:t>
-      </w:r>
-      <w:r>
-        <w:rPr>
-          <w:rFonts w:ascii="Arial" w:hAnsi="Arial"/>
-          <w:sz w:val="20"/>
-        </w:rPr>
-        <w:t xml:space="preserve">Hydrodynamic </w:t>
-      </w:r>
-      <w:r>
-        <w:rPr>
-          <w:rFonts w:ascii="Arial" w:hAnsi="Arial"/>
-          <w:i/>
-          <w:sz w:val="20"/>
-        </w:rPr>
-        <w:t>Extended Kalman Filter</w:t>
-      </w:r>
-      <w:r>
-        <w:rPr>
-          <w:rFonts w:ascii="Arial" w:hAnsi="Arial"/>
-          <w:sz w:val="20"/>
-        </w:rPr>
-        <w:t xml:space="preserve"> (EKF) 6-DOF.</w:t>
-      </w:r>
-    </w:p>
-    <w:p>
-      <w:pPr>
-        <w:spacing w:after="80" w:line="276" w:lineRule="auto"/>
-        <w:ind w:firstLine="567"/>
-        <w:jc w:val="both"/>
-      </w:pPr>
-      <w:r>
-        <w:rPr>
-          <w:rFonts w:ascii="Arial" w:hAnsi="Arial"/>
-          <w:sz w:val="20"/>
-        </w:rPr>
-        <w:t>BAB III: METODOLOGI PENELITIAN</w:t>
-      </w:r>
-      <w:r>
-        <w:rPr>
-          <w:rFonts w:ascii="Arial" w:hAnsi="Arial"/>
-          <w:sz w:val="20"/>
-        </w:rPr>
-        <w:t>(Menjadi target Sidang Seminar Proposal)</w:t>
-      </w:r>
-    </w:p>
-    <w:p>
-      <w:pPr>
-        <w:spacing w:after="80" w:line="276" w:lineRule="auto"/>
-        <w:ind w:firstLine="567"/>
-        <w:jc w:val="both"/>
-      </w:pPr>
-      <w:r>
-        <w:rPr>
-          <w:rFonts w:ascii="Arial" w:hAnsi="Arial"/>
-          <w:sz w:val="20"/>
-        </w:rPr>
-        <w:t>Merincikan tahapan alur diagram metode (</w:t>
-      </w:r>
-      <w:r>
-        <w:rPr>
-          <w:rFonts w:ascii="Arial" w:hAnsi="Arial"/>
-          <w:i/>
-          <w:sz w:val="20"/>
-        </w:rPr>
-        <w:t>flowchart</w:t>
-      </w:r>
-      <w:r>
-        <w:rPr>
-          <w:rFonts w:ascii="Arial" w:hAnsi="Arial"/>
-          <w:sz w:val="20"/>
-        </w:rPr>
-        <w:t xml:space="preserve">), kerangka desain arsitektur perangkat keras dan lunak, prosedur untuk melaksanakan identifikasi parameter hidrodinamika, konfigurasi lingkungan uji berbasis simulasi </w:t>
-      </w:r>
-      <w:r>
-        <w:rPr>
-          <w:rFonts w:ascii="Arial" w:hAnsi="Arial"/>
-          <w:i/>
-          <w:sz w:val="20"/>
-        </w:rPr>
-        <w:t>Software-In-The-Loop</w:t>
-      </w:r>
-      <w:r>
-        <w:rPr>
-          <w:rFonts w:ascii="Arial" w:hAnsi="Arial"/>
-          <w:sz w:val="20"/>
-        </w:rPr>
-        <w:t xml:space="preserve"> (SITL) dalam medium Gazebo Harmonic dan ROS 2 Jazzy, skema integrasi telemetri dalam Hardware-In-The-Loop (HITL) antara sistem kamera RPi 4B - Pixhawk ArduSub MAVLink, hingga penjelasan menyeluruh tata laksana parameter eksperimen penjejakan objek visual, stabilitas wahana saat stasioner, serta prosedur analisis kinerja kendali optimal secara berulang dan ilmiah.</w:t>
-      </w:r>
-    </w:p>
-    <w:p>
-      <w:pPr>
-        <w:spacing w:before="200" w:after="80"/>
-      </w:pPr>
-      <w:r>
-        <w:rPr>
-          <w:rFonts w:ascii="Arial" w:hAnsi="Arial"/>
-          <w:b/>
-          <w:sz w:val="20"/>
-        </w:rPr>
-        <w:t>Daftar Pustaka (Bab I)</w:t>
-      </w:r>
-    </w:p>
-    <w:p>
-      <w:pPr>
-        <w:spacing w:after="60"/>
-        <w:ind w:left="567" w:hanging="283"/>
-      </w:pPr>
-      <w:r>
-        <w:rPr>
-          <w:rFonts w:ascii="Arial" w:hAnsi="Arial"/>
-        </w:rPr>
-        <w:t xml:space="preserve">•  </w:t>
-      </w:r>
-      <w:r>
-        <w:rPr>
-          <w:rFonts w:ascii="Arial" w:hAnsi="Arial"/>
-          <w:i/>
-          <w:sz w:val="20"/>
-        </w:rPr>
-        <w:t>[1]</w:t>
-      </w:r>
-      <w:r>
-        <w:rPr>
-          <w:rFonts w:ascii="Arial" w:hAnsi="Arial"/>
-          <w:sz w:val="20"/>
-        </w:rPr>
-        <w:t xml:space="preserve"> Ahmed, F., Xiang, X., Jiang, C., &amp; Wang, Y. (2023). Survey on Traditional and AI-Based Estimation Techniques for Hydrodynamic Coefficients of Autonomous Underwater Vehicle. Ocean Engineering, 268, 113300. https://doi.org/10.1016/j.oceaneng.2023.113300</w:t>
-      </w:r>
-    </w:p>
-    <w:p>
-      <w:pPr>
-        <w:spacing w:after="60"/>
-        <w:ind w:left="567" w:hanging="283"/>
-      </w:pPr>
-      <w:r>
-        <w:rPr>
-          <w:rFonts w:ascii="Arial" w:hAnsi="Arial"/>
-        </w:rPr>
-        <w:t xml:space="preserve">•  </w:t>
-      </w:r>
-      <w:r>
-        <w:rPr>
-          <w:rFonts w:ascii="Arial" w:hAnsi="Arial"/>
-          <w:i/>
-          <w:sz w:val="20"/>
-        </w:rPr>
-        <w:t>[2]</w:t>
-      </w:r>
-      <w:r>
-        <w:rPr>
-          <w:rFonts w:ascii="Arial" w:hAnsi="Arial"/>
-          <w:sz w:val="20"/>
-        </w:rPr>
-        <w:t xml:space="preserve"> Alinei-Poiană, T., Rețe, D., Martinovici, D., Maer, V. M., &amp; Bușoniu, L. (2024). A BlueROV2-Based Platform for Underwater Mapping Experiments. IFAC-PapersOnLine, 58(20), 470–475. https://doi.org/10.1016/j.ifacol.2024.10.098</w:t>
-      </w:r>
-    </w:p>
-    <w:p>
-      <w:pPr>
-        <w:spacing w:after="60"/>
-        <w:ind w:left="567" w:hanging="283"/>
-      </w:pPr>
-      <w:r>
-        <w:rPr>
-          <w:rFonts w:ascii="Arial" w:hAnsi="Arial"/>
-        </w:rPr>
-        <w:t xml:space="preserve">•  </w:t>
-      </w:r>
-      <w:r>
-        <w:rPr>
-          <w:rFonts w:ascii="Arial" w:hAnsi="Arial"/>
-          <w:i/>
-          <w:sz w:val="20"/>
-        </w:rPr>
-        <w:t>[3]</w:t>
-      </w:r>
-      <w:r>
-        <w:rPr>
-          <w:rFonts w:ascii="Arial" w:hAnsi="Arial"/>
-          <w:sz w:val="20"/>
-        </w:rPr>
-        <w:t xml:space="preserve"> Blue Robotics (2024). BlueROV2 Heavy Configuration Retrofit Operating Guide and Technical Specifications. Blue Robotics Inc., Torrance, CA, USA.</w:t>
-      </w:r>
-    </w:p>
-    <w:p>
-      <w:pPr>
-        <w:spacing w:after="60"/>
-        <w:ind w:left="567" w:hanging="283"/>
-      </w:pPr>
-      <w:r>
-        <w:rPr>
-          <w:rFonts w:ascii="Arial" w:hAnsi="Arial"/>
-        </w:rPr>
-        <w:t xml:space="preserve">•  </w:t>
-      </w:r>
-      <w:r>
-        <w:rPr>
-          <w:rFonts w:ascii="Arial" w:hAnsi="Arial"/>
-          <w:i/>
-          <w:sz w:val="20"/>
-        </w:rPr>
-        <w:t>[4]</w:t>
-      </w:r>
-      <w:r>
-        <w:rPr>
-          <w:rFonts w:ascii="Arial" w:hAnsi="Arial"/>
-          <w:sz w:val="20"/>
-        </w:rPr>
-        <w:t xml:space="preserve"> de Moraes, C. C., Faltinsen, O. M., Esperança, P. T. T., Sphaier, S. H., &amp; Lugni, C. (2025). Free-Surface Interaction of a Fully Appendaged AUV: An Experimental Study Using the Planar Motion Mechanism Method for Calculating Hydrodynamic Coefficients. Ocean Engineering, 324, 120562. https://doi.org/10.1016/j.oceaneng.2025.120562</w:t>
-      </w:r>
-    </w:p>
-    <w:p>
-      <w:pPr>
-        <w:spacing w:after="60"/>
-        <w:ind w:left="567" w:hanging="283"/>
-      </w:pPr>
-      <w:r>
-        <w:rPr>
-          <w:rFonts w:ascii="Arial" w:hAnsi="Arial"/>
-        </w:rPr>
-        <w:t xml:space="preserve">•  </w:t>
-      </w:r>
-      <w:r>
-        <w:rPr>
-          <w:rFonts w:ascii="Arial" w:hAnsi="Arial"/>
-          <w:i/>
-          <w:sz w:val="20"/>
-        </w:rPr>
-        <w:t>[5]</w:t>
-      </w:r>
-      <w:r>
-        <w:rPr>
-          <w:rFonts w:ascii="Arial" w:hAnsi="Arial"/>
-          <w:sz w:val="20"/>
-        </w:rPr>
-        <w:t xml:space="preserve"> Det Norske Veritas (DNV) (2021). Environmental Conditions and Environmental Loads / Modelling and Analysis of Marine Operations. Recommended Practice DNVGL-RP-N103, Oslo, Norway.</w:t>
-      </w:r>
-    </w:p>
-    <w:p>
-      <w:pPr>
-        <w:spacing w:after="60"/>
-        <w:ind w:left="567" w:hanging="283"/>
-      </w:pPr>
-      <w:r>
-        <w:rPr>
-          <w:rFonts w:ascii="Arial" w:hAnsi="Arial"/>
-        </w:rPr>
-        <w:t xml:space="preserve">•  </w:t>
-      </w:r>
-      <w:r>
-        <w:rPr>
-          <w:rFonts w:ascii="Arial" w:hAnsi="Arial"/>
-          <w:i/>
-          <w:sz w:val="20"/>
-        </w:rPr>
-        <w:t>[6]</w:t>
-      </w:r>
-      <w:r>
-        <w:rPr>
-          <w:rFonts w:ascii="Arial" w:hAnsi="Arial"/>
-          <w:sz w:val="20"/>
-        </w:rPr>
-        <w:t xml:space="preserve"> Fan, Y., Dong, H., Zhao, X., &amp; Denissenko, P. (2024). Path-Following Control of Unmanned Underwater Vehicle Based on an Improved TD3 Deep Reinforcement Learning. IEEE Transactions on Control Systems Technology, 32(5), 1904–1919. https://doi.org/10.1109/TCST.2024.3382741</w:t>
-      </w:r>
-    </w:p>
-    <w:p>
-      <w:pPr>
-        <w:spacing w:after="60"/>
-        <w:ind w:left="567" w:hanging="283"/>
-      </w:pPr>
-      <w:r>
-        <w:rPr>
-          <w:rFonts w:ascii="Arial" w:hAnsi="Arial"/>
-        </w:rPr>
-        <w:t xml:space="preserve">•  </w:t>
-      </w:r>
-      <w:r>
-        <w:rPr>
-          <w:rFonts w:ascii="Arial" w:hAnsi="Arial"/>
-          <w:i/>
-          <w:sz w:val="20"/>
-        </w:rPr>
-        <w:t>[7]</w:t>
-      </w:r>
-      <w:r>
-        <w:rPr>
-          <w:rFonts w:ascii="Arial" w:hAnsi="Arial"/>
-          <w:sz w:val="20"/>
-        </w:rPr>
-        <w:t xml:space="preserve"> Fossen, T. I. (2021). Handbook of Marine Craft Hydrodynamics and Motion Control. John Wiley &amp; Sons, 2nd Edition, Hoboken, NJ, USA.</w:t>
-      </w:r>
-    </w:p>
-    <w:p>
-      <w:pPr>
-        <w:spacing w:after="60"/>
-        <w:ind w:left="567" w:hanging="283"/>
-      </w:pPr>
-      <w:r>
-        <w:rPr>
-          <w:rFonts w:ascii="Arial" w:hAnsi="Arial"/>
-        </w:rPr>
-        <w:t xml:space="preserve">•  </w:t>
-      </w:r>
-      <w:r>
-        <w:rPr>
-          <w:rFonts w:ascii="Arial" w:hAnsi="Arial"/>
-          <w:i/>
-          <w:sz w:val="20"/>
-        </w:rPr>
-        <w:t>[8]</w:t>
-      </w:r>
-      <w:r>
-        <w:rPr>
-          <w:rFonts w:ascii="Arial" w:hAnsi="Arial"/>
-          <w:sz w:val="20"/>
-        </w:rPr>
-        <w:t xml:space="preserve"> Franchi, M., Ridolfi, A., &amp; Allotta, B. (2022). Tethered Multi-Robot Systems in Marine Environments: A Review. Current Robotics Reports, 3(4), 229–239. https://doi.org/10.1007/s43154-022-00091-x</w:t>
-      </w:r>
-    </w:p>
-    <w:p>
-      <w:pPr>
-        <w:spacing w:after="60"/>
-        <w:ind w:left="567" w:hanging="283"/>
-      </w:pPr>
-      <w:r>
-        <w:rPr>
-          <w:rFonts w:ascii="Arial" w:hAnsi="Arial"/>
-        </w:rPr>
-        <w:t xml:space="preserve">•  </w:t>
-      </w:r>
-      <w:r>
-        <w:rPr>
-          <w:rFonts w:ascii="Arial" w:hAnsi="Arial"/>
-          <w:i/>
-          <w:sz w:val="20"/>
-        </w:rPr>
-        <w:t>[9]</w:t>
-      </w:r>
-      <w:r>
-        <w:rPr>
-          <w:rFonts w:ascii="Arial" w:hAnsi="Arial"/>
-          <w:sz w:val="20"/>
-        </w:rPr>
-        <w:t xml:space="preserve"> Gaggero, P., Corradini, F., &amp; Fossen, T. I. (2024). Tracking Data of a Remotely Operated Vehicle and Its Tether Using a Motion Capture System and a Tension Sensor. Scientific Data, 11, 482. https://doi.org/10.1038/s41597-024-03297-7</w:t>
-      </w:r>
-    </w:p>
-    <w:p>
-      <w:pPr>
-        <w:spacing w:after="60"/>
-        <w:ind w:left="567" w:hanging="283"/>
-      </w:pPr>
-      <w:r>
-        <w:rPr>
-          <w:rFonts w:ascii="Arial" w:hAnsi="Arial"/>
-        </w:rPr>
-        <w:t xml:space="preserve">•  </w:t>
-      </w:r>
-      <w:r>
-        <w:rPr>
-          <w:rFonts w:ascii="Arial" w:hAnsi="Arial"/>
-          <w:i/>
-          <w:sz w:val="20"/>
-        </w:rPr>
-        <w:t>[10]</w:t>
-      </w:r>
-      <w:r>
-        <w:rPr>
-          <w:rFonts w:ascii="Arial" w:hAnsi="Arial"/>
-          <w:sz w:val="20"/>
-        </w:rPr>
-        <w:t xml:space="preserve"> Ge, Z., Yang, F., Lu, W., Wei, P., Ying, Y., &amp; Peng, C. (2025). A Navigation System for ROV's Inspection on Fish Net Cage. IFAC-PapersOnLine, arXiv:2503.00482.</w:t>
-      </w:r>
-    </w:p>
-    <w:p>
-      <w:pPr>
-        <w:spacing w:after="60"/>
-        <w:ind w:left="567" w:hanging="283"/>
-      </w:pPr>
-      <w:r>
-        <w:rPr>
-          <w:rFonts w:ascii="Arial" w:hAnsi="Arial"/>
-        </w:rPr>
-        <w:t xml:space="preserve">•  </w:t>
-      </w:r>
-      <w:r>
-        <w:rPr>
-          <w:rFonts w:ascii="Arial" w:hAnsi="Arial"/>
-          <w:i/>
-          <w:sz w:val="20"/>
-        </w:rPr>
-        <w:t>[11]</w:t>
-      </w:r>
-      <w:r>
-        <w:rPr>
-          <w:rFonts w:ascii="Arial" w:hAnsi="Arial"/>
-          <w:sz w:val="20"/>
-        </w:rPr>
-        <w:t xml:space="preserve"> Gieraths, M., Kuchelmeister, F., &amp; Albiez, J. (2023). Modular Hardware Architecture for the Development of Underwater Vehicles Based on Systems Engineering. Sensors, 23(17), 7481. https://doi.org/10.3390/s23177481</w:t>
-      </w:r>
-    </w:p>
-    <w:p>
-      <w:pPr>
-        <w:spacing w:after="60"/>
-        <w:ind w:left="567" w:hanging="283"/>
-      </w:pPr>
-      <w:r>
-        <w:rPr>
-          <w:rFonts w:ascii="Arial" w:hAnsi="Arial"/>
-        </w:rPr>
-        <w:t xml:space="preserve">•  </w:t>
-      </w:r>
-      <w:r>
-        <w:rPr>
-          <w:rFonts w:ascii="Arial" w:hAnsi="Arial"/>
-          <w:i/>
-          <w:sz w:val="20"/>
-        </w:rPr>
-        <w:t>[12]</w:t>
-      </w:r>
-      <w:r>
-        <w:rPr>
-          <w:rFonts w:ascii="Arial" w:hAnsi="Arial"/>
-          <w:sz w:val="20"/>
-        </w:rPr>
-        <w:t xml:space="preserve"> Hong, L., Wang, X., &amp; Zhang, D. (2024). CFD-Based Hydrodynamic Performance Investigation of Autonomous Underwater Vehicles: A Survey. Ocean Engineering, 305, 117911. https://doi.org/10.1016/j.oceaneng.2024.117911</w:t>
-      </w:r>
-    </w:p>
-    <w:p>
-      <w:pPr>
-        <w:spacing w:after="60"/>
-        <w:ind w:left="567" w:hanging="283"/>
-      </w:pPr>
-      <w:r>
-        <w:rPr>
-          <w:rFonts w:ascii="Arial" w:hAnsi="Arial"/>
-        </w:rPr>
-        <w:t xml:space="preserve">•  </w:t>
-      </w:r>
-      <w:r>
-        <w:rPr>
-          <w:rFonts w:ascii="Arial" w:hAnsi="Arial"/>
-          <w:i/>
-          <w:sz w:val="20"/>
-        </w:rPr>
-        <w:t>[13]</w:t>
-      </w:r>
-      <w:r>
-        <w:rPr>
-          <w:rFonts w:ascii="Arial" w:hAnsi="Arial"/>
-          <w:sz w:val="20"/>
-        </w:rPr>
-        <w:t xml:space="preserve"> Huang, Z., Shen, Y., Du, Y., Yang, C., &amp; Wang, H. (2026). Event-Triggered Control for UUV Trajectory Tracking Based on Grey Wolf Optimized Disturbance Observation and Adaptive Sliding Mode. Ocean Engineering, 345, 123102. https://doi.org/10.1016/j.oceaneng.2026.123102</w:t>
-      </w:r>
-    </w:p>
-    <w:p>
-      <w:pPr>
-        <w:spacing w:after="60"/>
-        <w:ind w:left="567" w:hanging="283"/>
-      </w:pPr>
-      <w:r>
-        <w:rPr>
-          <w:rFonts w:ascii="Arial" w:hAnsi="Arial"/>
-        </w:rPr>
-        <w:t xml:space="preserve">•  </w:t>
-      </w:r>
-      <w:r>
-        <w:rPr>
-          <w:rFonts w:ascii="Arial" w:hAnsi="Arial"/>
-          <w:i/>
-          <w:sz w:val="20"/>
-        </w:rPr>
-        <w:t>[14]</w:t>
-      </w:r>
-      <w:r>
-        <w:rPr>
-          <w:rFonts w:ascii="Arial" w:hAnsi="Arial"/>
-          <w:sz w:val="20"/>
-        </w:rPr>
-        <w:t xml:space="preserve"> Ismail, W. M., Hassan, A. E., Abdelhady, N. M., Hassan, N. A., Maged, S. A., &amp; Abdulhasieb, H. M. (2021). Design of Affordable Hybrid Underwater Vehicle Platform Using ArduSub &amp; Robot Operating System (ROS) for Marine Robotics Research. In Proceedings of the 5th IUGRC International Undergraduate Research Conference, Cairo, Egypt, pp. 96–102.</w:t>
-      </w:r>
-    </w:p>
-    <w:p>
-      <w:pPr>
-        <w:spacing w:after="60"/>
-        <w:ind w:left="567" w:hanging="283"/>
-      </w:pPr>
-      <w:r>
-        <w:rPr>
-          <w:rFonts w:ascii="Arial" w:hAnsi="Arial"/>
-        </w:rPr>
-        <w:t xml:space="preserve">•  </w:t>
-      </w:r>
-      <w:r>
-        <w:rPr>
-          <w:rFonts w:ascii="Arial" w:hAnsi="Arial"/>
-          <w:i/>
-          <w:sz w:val="20"/>
-        </w:rPr>
-        <w:t>[15]</w:t>
-      </w:r>
-      <w:r>
-        <w:rPr>
-          <w:rFonts w:ascii="Arial" w:hAnsi="Arial"/>
-          <w:sz w:val="20"/>
-        </w:rPr>
-        <w:t xml:space="preserve"> Karras, A. A., Charalampous, K., &amp; Kyriakopoulos, K. J. (2024). From Virtual Waters to Real Oceans: A Simulation-Driven Approach to ROV Control System Design. Journal of Marine Science and Engineering, 12(11), 1957. https://doi.org/10.3390/jmse12111957</w:t>
-      </w:r>
-    </w:p>
-    <w:p>
-      <w:pPr>
-        <w:spacing w:after="60"/>
-        <w:ind w:left="567" w:hanging="283"/>
-      </w:pPr>
-      <w:r>
-        <w:rPr>
-          <w:rFonts w:ascii="Arial" w:hAnsi="Arial"/>
-        </w:rPr>
-        <w:t xml:space="preserve">•  </w:t>
-      </w:r>
-      <w:r>
-        <w:rPr>
-          <w:rFonts w:ascii="Arial" w:hAnsi="Arial"/>
-          <w:i/>
-          <w:sz w:val="20"/>
-        </w:rPr>
-        <w:t>[16]</w:t>
-      </w:r>
-      <w:r>
-        <w:rPr>
-          <w:rFonts w:ascii="Arial" w:hAnsi="Arial"/>
-          <w:sz w:val="20"/>
-        </w:rPr>
-        <w:t xml:space="preserve"> Khalid, A., Sarwat, A., &amp; Riggs, H. (Eds.). (2024). Applications and Optimizations of Kalman Filter and Their Variants. IntechOpen, London, UK. https://doi.org/10.5772/intechopen.109154</w:t>
-      </w:r>
-    </w:p>
-    <w:p>
-      <w:pPr>
-        <w:spacing w:after="60"/>
-        <w:ind w:left="567" w:hanging="283"/>
-      </w:pPr>
-      <w:r>
-        <w:rPr>
-          <w:rFonts w:ascii="Arial" w:hAnsi="Arial"/>
-        </w:rPr>
-        <w:t xml:space="preserve">•  </w:t>
-      </w:r>
-      <w:r>
-        <w:rPr>
-          <w:rFonts w:ascii="Arial" w:hAnsi="Arial"/>
-          <w:i/>
-          <w:sz w:val="20"/>
-        </w:rPr>
-        <w:t>[17]</w:t>
-      </w:r>
-      <w:r>
-        <w:rPr>
-          <w:rFonts w:ascii="Arial" w:hAnsi="Arial"/>
-          <w:sz w:val="20"/>
-        </w:rPr>
-        <w:t xml:space="preserve"> Kim, Y. V. (Ed.). (2023). Kalman Filter - Engineering Applications. IntechOpen, London, UK. https://doi.org/10.5772/intechopen.100722</w:t>
-      </w:r>
-    </w:p>
-    <w:p>
-      <w:pPr>
-        <w:spacing w:after="60"/>
-        <w:ind w:left="567" w:hanging="283"/>
-      </w:pPr>
-      <w:r>
-        <w:rPr>
-          <w:rFonts w:ascii="Arial" w:hAnsi="Arial"/>
-        </w:rPr>
-        <w:t xml:space="preserve">•  </w:t>
-      </w:r>
-      <w:r>
-        <w:rPr>
-          <w:rFonts w:ascii="Arial" w:hAnsi="Arial"/>
-          <w:i/>
-          <w:sz w:val="20"/>
-        </w:rPr>
-        <w:t>[18]</w:t>
-      </w:r>
-      <w:r>
-        <w:rPr>
-          <w:rFonts w:ascii="Arial" w:hAnsi="Arial"/>
-          <w:sz w:val="20"/>
-        </w:rPr>
-        <w:t xml:space="preserve"> Llorente-Vidrio, D., Chavez-Galaviz, J., Fuentes-Aguilar, R. Q., Chairez, I., &amp; Mahmoudian, N. (2025). Robust Sliding-Mode Control of an Underwater ROV via Neural Differential Identification of Model Uncertainties. Ocean Engineering, 341, 122728. https://doi.org/10.1016/j.oceaneng.2025.122728</w:t>
-      </w:r>
-    </w:p>
-    <w:p>
-      <w:pPr>
-        <w:spacing w:after="60"/>
-        <w:ind w:left="567" w:hanging="283"/>
-      </w:pPr>
-      <w:r>
-        <w:rPr>
-          <w:rFonts w:ascii="Arial" w:hAnsi="Arial"/>
-        </w:rPr>
-        <w:t xml:space="preserve">•  </w:t>
-      </w:r>
-      <w:r>
-        <w:rPr>
-          <w:rFonts w:ascii="Arial" w:hAnsi="Arial"/>
-          <w:i/>
-          <w:sz w:val="20"/>
-        </w:rPr>
-        <w:t>[19]</w:t>
-      </w:r>
-      <w:r>
-        <w:rPr>
-          <w:rFonts w:ascii="Arial" w:hAnsi="Arial"/>
-          <w:sz w:val="20"/>
-        </w:rPr>
-        <w:t xml:space="preserve"> Mari, Z., Nawaf, M. M., &amp; Drap, P. (2026). Deep Reinforcement Learning for Autonomous Underwater Navigation: A Comparative Study with DWA and Digital Twin Validation. Sensors, 26(2), 512. https://doi.org/10.3390/s26020512</w:t>
-      </w:r>
-    </w:p>
-    <w:p>
-      <w:pPr>
-        <w:spacing w:after="60"/>
-        <w:ind w:left="567" w:hanging="283"/>
-      </w:pPr>
-      <w:r>
-        <w:rPr>
-          <w:rFonts w:ascii="Arial" w:hAnsi="Arial"/>
-        </w:rPr>
-        <w:t xml:space="preserve">•  </w:t>
-      </w:r>
-      <w:r>
-        <w:rPr>
-          <w:rFonts w:ascii="Arial" w:hAnsi="Arial"/>
-          <w:i/>
-          <w:sz w:val="20"/>
-        </w:rPr>
-        <w:t>[20]</w:t>
-      </w:r>
-      <w:r>
-        <w:rPr>
-          <w:rFonts w:ascii="Arial" w:hAnsi="Arial"/>
-          <w:sz w:val="20"/>
-        </w:rPr>
-        <w:t xml:space="preserve"> McIvor, E., Sklivanitis, G., &amp; Pados, D. A. (2024). A Generalizable Entity-Component-System Architecture for Underwater ROV Control. In IEEE/OES OCEANS 2024 - Singapore, pp. 1–7. https://doi.org/10.1109/OCEANS51537.2024.10682121</w:t>
-      </w:r>
-    </w:p>
-    <w:p>
-      <w:pPr>
-        <w:spacing w:after="60"/>
-        <w:ind w:left="567" w:hanging="283"/>
-      </w:pPr>
-      <w:r>
-        <w:rPr>
-          <w:rFonts w:ascii="Arial" w:hAnsi="Arial"/>
-        </w:rPr>
-        <w:t xml:space="preserve">•  </w:t>
-      </w:r>
-      <w:r>
-        <w:rPr>
-          <w:rFonts w:ascii="Arial" w:hAnsi="Arial"/>
-          <w:i/>
-          <w:sz w:val="20"/>
-        </w:rPr>
-        <w:t>[21]</w:t>
-      </w:r>
-      <w:r>
-        <w:rPr>
-          <w:rFonts w:ascii="Arial" w:hAnsi="Arial"/>
-          <w:sz w:val="20"/>
-        </w:rPr>
-        <w:t xml:space="preserve"> Ng, P., &amp; Krieg, M. (2024). Modifications to ArduSub That Improve BlueROV SITL Accuracy and Design of Hybrid Autopilot. Applied Sciences, 14(17), 7453. https://doi.org/10.3390/app14177453</w:t>
-      </w:r>
-    </w:p>
-    <w:p>
-      <w:pPr>
-        <w:spacing w:after="60"/>
-        <w:ind w:left="567" w:hanging="283"/>
-      </w:pPr>
-      <w:r>
-        <w:rPr>
-          <w:rFonts w:ascii="Arial" w:hAnsi="Arial"/>
-        </w:rPr>
-        <w:t xml:space="preserve">•  </w:t>
-      </w:r>
-      <w:r>
-        <w:rPr>
-          <w:rFonts w:ascii="Arial" w:hAnsi="Arial"/>
-          <w:i/>
-          <w:sz w:val="20"/>
-        </w:rPr>
-        <w:t>[22]</w:t>
-      </w:r>
-      <w:r>
-        <w:rPr>
-          <w:rFonts w:ascii="Arial" w:hAnsi="Arial"/>
-          <w:sz w:val="20"/>
-        </w:rPr>
-        <w:t xml:space="preserve"> Pandian, R. S., Sakthivel, P., &amp; Palanisamy, V. (2023). Path Planning and Obstacle Avoidance for AUV: A Review. Ocean Engineering, 285, 115456. https://doi.org/10.1016/j.oceaneng.2023.115456</w:t>
-      </w:r>
-    </w:p>
-    <w:p>
-      <w:pPr>
-        <w:spacing w:after="60"/>
-        <w:ind w:left="567" w:hanging="283"/>
-      </w:pPr>
-      <w:r>
-        <w:rPr>
-          <w:rFonts w:ascii="Arial" w:hAnsi="Arial"/>
-        </w:rPr>
-        <w:t xml:space="preserve">•  </w:t>
-      </w:r>
-      <w:r>
-        <w:rPr>
-          <w:rFonts w:ascii="Arial" w:hAnsi="Arial"/>
-          <w:i/>
-          <w:sz w:val="20"/>
-        </w:rPr>
-        <w:t>[23]</w:t>
-      </w:r>
-      <w:r>
-        <w:rPr>
-          <w:rFonts w:ascii="Arial" w:hAnsi="Arial"/>
-          <w:sz w:val="20"/>
-        </w:rPr>
-        <w:t xml:space="preserve"> Rusu, C., Radu, V., &amp; Costanzi, R. (2023). Small Modular AUV Based on 3D Printing Technology: Design, Implementation and Experimental Validation. Sensors, 23(14), 6331. https://doi.org/10.3390/s23146331</w:t>
-      </w:r>
-    </w:p>
-    <w:p>
-      <w:pPr>
-        <w:spacing w:after="60"/>
-        <w:ind w:left="567" w:hanging="283"/>
-      </w:pPr>
-      <w:r>
-        <w:rPr>
-          <w:rFonts w:ascii="Arial" w:hAnsi="Arial"/>
-        </w:rPr>
-        <w:t xml:space="preserve">•  </w:t>
-      </w:r>
-      <w:r>
-        <w:rPr>
-          <w:rFonts w:ascii="Arial" w:hAnsi="Arial"/>
-          <w:i/>
-          <w:sz w:val="20"/>
-        </w:rPr>
-        <w:t>[24]</w:t>
-      </w:r>
-      <w:r>
-        <w:rPr>
-          <w:rFonts w:ascii="Arial" w:hAnsi="Arial"/>
-          <w:sz w:val="20"/>
-        </w:rPr>
-        <w:t xml:space="preserve"> Saad, A., Akram, W., &amp; Hussain, I. (2026). AquaChat++: LLM-Assisted Multi-ROV Inspection for Aquaculture Net Pens with Integrated Battery Management and Thruster Fault Tolerance. Ocean Engineering, 343, 122950. https://doi.org/10.1016/j.oceaneng.2026.122950</w:t>
-      </w:r>
-    </w:p>
-    <w:p>
-      <w:pPr>
-        <w:spacing w:after="60"/>
-        <w:ind w:left="567" w:hanging="283"/>
-      </w:pPr>
-      <w:r>
-        <w:rPr>
-          <w:rFonts w:ascii="Arial" w:hAnsi="Arial"/>
-        </w:rPr>
-        <w:t xml:space="preserve">•  </w:t>
-      </w:r>
-      <w:r>
-        <w:rPr>
-          <w:rFonts w:ascii="Arial" w:hAnsi="Arial"/>
-          <w:i/>
-          <w:sz w:val="20"/>
-        </w:rPr>
-        <w:t>[25]</w:t>
-      </w:r>
-      <w:r>
-        <w:rPr>
-          <w:rFonts w:ascii="Arial" w:hAnsi="Arial"/>
-          <w:sz w:val="20"/>
-        </w:rPr>
-        <w:t xml:space="preserve"> Särkkä, S., &amp; Svensson, L. (2023). Bayesian Filtering and Smoothing. Cambridge University Press, 2nd Edition, Cambridge, UK. https://doi.org/10.1017/9781108910002</w:t>
-      </w:r>
-    </w:p>
-    <w:p>
-      <w:pPr>
-        <w:spacing w:after="60"/>
-        <w:ind w:left="567" w:hanging="283"/>
-      </w:pPr>
-      <w:r>
-        <w:rPr>
-          <w:rFonts w:ascii="Arial" w:hAnsi="Arial"/>
-        </w:rPr>
-        <w:t xml:space="preserve">•  </w:t>
-      </w:r>
-      <w:r>
-        <w:rPr>
-          <w:rFonts w:ascii="Arial" w:hAnsi="Arial"/>
-          <w:i/>
-          <w:sz w:val="20"/>
-        </w:rPr>
-        <w:t>[26]</w:t>
-      </w:r>
-      <w:r>
-        <w:rPr>
-          <w:rFonts w:ascii="Arial" w:hAnsi="Arial"/>
-          <w:sz w:val="20"/>
-        </w:rPr>
-        <w:t xml:space="preserve"> Song, P., Wei, Z., Zhang, J., &amp; Wang, X. (2023). Multi-Objective Shape Optimization of Autonomous Underwater Vehicle by Coupling CFD Simulation with Genetic Algorithm. Ocean Engineering, 280, 114686. https://doi.org/10.1016/j.oceaneng.2023.114686</w:t>
-      </w:r>
-    </w:p>
-    <w:p>
-      <w:pPr>
-        <w:spacing w:after="60"/>
-        <w:ind w:left="567" w:hanging="283"/>
-      </w:pPr>
-      <w:r>
-        <w:rPr>
-          <w:rFonts w:ascii="Arial" w:hAnsi="Arial"/>
-        </w:rPr>
-        <w:t xml:space="preserve">•  </w:t>
-      </w:r>
-      <w:r>
-        <w:rPr>
-          <w:rFonts w:ascii="Arial" w:hAnsi="Arial"/>
-          <w:i/>
-          <w:sz w:val="20"/>
-        </w:rPr>
-        <w:t>[27]</w:t>
-      </w:r>
-      <w:r>
-        <w:rPr>
-          <w:rFonts w:ascii="Arial" w:hAnsi="Arial"/>
-          <w:sz w:val="20"/>
-        </w:rPr>
-        <w:t xml:space="preserve"> Suárez, Á. E. Z., Palacios, F. M., Cruz, S. S., Leal, R. L., &amp; Zamora-Justo, J. A. (2024). Dynamic Modeling and Robust Control for Underwater Vehicles by Using Dual Quaternions. Ocean Engineering, 313, 119475. https://doi.org/10.1016/j.oceaneng.2024.119475</w:t>
-      </w:r>
-    </w:p>
-    <w:p>
-      <w:pPr>
-        <w:spacing w:after="60"/>
-        <w:ind w:left="567" w:hanging="283"/>
-      </w:pPr>
-      <w:r>
-        <w:rPr>
-          <w:rFonts w:ascii="Arial" w:hAnsi="Arial"/>
-        </w:rPr>
-        <w:t xml:space="preserve">•  </w:t>
-      </w:r>
-      <w:r>
-        <w:rPr>
-          <w:rFonts w:ascii="Arial" w:hAnsi="Arial"/>
-          <w:i/>
-          <w:sz w:val="20"/>
-        </w:rPr>
-        <w:t>[28]</w:t>
-      </w:r>
-      <w:r>
-        <w:rPr>
-          <w:rFonts w:ascii="Arial" w:hAnsi="Arial"/>
-          <w:sz w:val="20"/>
-        </w:rPr>
-        <w:t xml:space="preserve"> Sun, Y., Wang, X., Zhang, Y., &amp; Chen, G. (2022). Nonlinear Dynamics of Novel Flight-Style Autonomous Underwater Vehicle with Bow Wings, Part I: ASE and CFD Based Estimations of Hydrodynamic Coefficients; Part II: Nonlinear Dynamic Modeling and Experimental Validations. Ocean Engineering, 266, 112836. https://doi.org/10.1016/j.oceaneng.2022.112836</w:t>
-      </w:r>
-    </w:p>
-    <w:p>
-      <w:pPr>
-        <w:spacing w:after="60"/>
-        <w:ind w:left="567" w:hanging="283"/>
-      </w:pPr>
-      <w:r>
-        <w:rPr>
-          <w:rFonts w:ascii="Arial" w:hAnsi="Arial"/>
-        </w:rPr>
-        <w:t xml:space="preserve">•  </w:t>
-      </w:r>
-      <w:r>
-        <w:rPr>
-          <w:rFonts w:ascii="Arial" w:hAnsi="Arial"/>
-          <w:i/>
-          <w:sz w:val="20"/>
-        </w:rPr>
-        <w:t>[29]</w:t>
-      </w:r>
-      <w:r>
-        <w:rPr>
-          <w:rFonts w:ascii="Arial" w:hAnsi="Arial"/>
-          <w:sz w:val="20"/>
-        </w:rPr>
-        <w:t xml:space="preserve"> Ulin-Avila, E., &amp; Ponce-Hernandez, J. (2021). Kalman Filter Estimation and Its Implementation</w:t>
-      </w:r>
-      <w:r>
-        <w:rPr>
-          <w:rFonts w:ascii="Arial" w:hAnsi="Arial"/>
-          <w:i/>
-          <w:sz w:val="20"/>
-        </w:rPr>
-        <w:t>. In</w:t>
-      </w:r>
-      <w:r>
-        <w:rPr>
-          <w:rFonts w:ascii="Arial" w:hAnsi="Arial"/>
-          <w:sz w:val="20"/>
-        </w:rPr>
-        <w:t>Adaptive Filtering - Recent Advances and Practical Implementation, IntechOpen, London, UK. https://doi.org/10.5772/intechopen.97406</w:t>
-      </w:r>
-    </w:p>
-    <w:p>
-      <w:pPr>
-        <w:spacing w:after="60"/>
-        <w:ind w:left="567" w:hanging="283"/>
-      </w:pPr>
-      <w:r>
-        <w:rPr>
-          <w:rFonts w:ascii="Arial" w:hAnsi="Arial"/>
-        </w:rPr>
-        <w:t xml:space="preserve">•  </w:t>
-      </w:r>
-      <w:r>
-        <w:rPr>
-          <w:rFonts w:ascii="Arial" w:hAnsi="Arial"/>
-          <w:i/>
-          <w:sz w:val="20"/>
-        </w:rPr>
-        <w:t>[30]</w:t>
-      </w:r>
-      <w:r>
-        <w:rPr>
-          <w:rFonts w:ascii="Arial" w:hAnsi="Arial"/>
-          <w:sz w:val="20"/>
-        </w:rPr>
-        <w:t xml:space="preserve"> Vögele, C., Schilling, M., &amp; Hildebrandt, M. (2022). Modularis: Modular Underwater Robot for Rapid Development and Validation of Autonomous Systems. In 2022 IEEE International Conference on Robotics and Biomimetics (ROBIO), pp. 2004–2010. https://doi.org/10.1109/ROBIO54168.2022.10011985</w:t>
-      </w:r>
-    </w:p>
-    <w:p>
-      <w:pPr>
-        <w:spacing w:after="60"/>
-        <w:ind w:left="567" w:hanging="283"/>
-      </w:pPr>
-      <w:r>
-        <w:rPr>
-          <w:rFonts w:ascii="Arial" w:hAnsi="Arial"/>
-        </w:rPr>
-        <w:t xml:space="preserve">•  </w:t>
-      </w:r>
-      <w:r>
-        <w:rPr>
-          <w:rFonts w:ascii="Arial" w:hAnsi="Arial"/>
-          <w:i/>
-          <w:sz w:val="20"/>
-        </w:rPr>
-        <w:t>[31]</w:t>
-      </w:r>
-      <w:r>
-        <w:rPr>
-          <w:rFonts w:ascii="Arial" w:hAnsi="Arial"/>
-          <w:sz w:val="20"/>
-        </w:rPr>
-        <w:t xml:space="preserve"> von Benzon, M., Sørensen, F. F., Uth, E., Jouffroy, J., Liniger, J., &amp; Pedersen, S. (2022). An Open-Source Benchmark Simulator: Control of a BlueROV2 Underwater Robot. Journal of Marine Science and Engineering, 10(12), 1898. https://doi.org/10.3390/jmse10121898</w:t>
-      </w:r>
-    </w:p>
-    <w:p>
-      <w:pPr>
-        <w:spacing w:after="60"/>
-        <w:ind w:left="567" w:hanging="283"/>
-      </w:pPr>
-      <w:r>
-        <w:rPr>
-          <w:rFonts w:ascii="Arial" w:hAnsi="Arial"/>
-        </w:rPr>
-        <w:t xml:space="preserve">•  </w:t>
-      </w:r>
-      <w:r>
-        <w:rPr>
-          <w:rFonts w:ascii="Arial" w:hAnsi="Arial"/>
-          <w:i/>
-          <w:sz w:val="20"/>
-        </w:rPr>
-        <w:t>[32]</w:t>
-      </w:r>
-      <w:r>
-        <w:rPr>
-          <w:rFonts w:ascii="Arial" w:hAnsi="Arial"/>
-          <w:sz w:val="20"/>
-        </w:rPr>
-        <w:t xml:space="preserve"> Vu, M. T., Le, T. H., Thanh, H. L. N. N., Huynh, T. T., Van, M., Hoang, Q. D., &amp; Do, T. D. (2021). Robust Position Control of an Over-Actuated Underwater Vehicle Under Model Uncertainties and Ocean Current Effects Using Dynamic Sliding Mode Surface and Optimal Allocation Control. Sensors, 21(3), 747. https://doi.org/10.3390/s21030747</w:t>
-      </w:r>
-    </w:p>
-    <w:p>
-      <w:pPr>
-        <w:spacing w:after="60"/>
-        <w:ind w:left="567" w:hanging="283"/>
-      </w:pPr>
-      <w:r>
-        <w:rPr>
-          <w:rFonts w:ascii="Arial" w:hAnsi="Arial"/>
-        </w:rPr>
-        <w:t xml:space="preserve">•  </w:t>
-      </w:r>
-      <w:r>
-        <w:rPr>
-          <w:rFonts w:ascii="Arial" w:hAnsi="Arial"/>
-          <w:i/>
-          <w:sz w:val="20"/>
-        </w:rPr>
-        <w:t>[34]</w:t>
-      </w:r>
-      <w:r>
-        <w:rPr>
-          <w:rFonts w:ascii="Arial" w:hAnsi="Arial"/>
-          <w:sz w:val="20"/>
-        </w:rPr>
-        <w:t xml:space="preserve"> Wei, X., Du, H., Yan, T., &amp; He, B. (2025). A Solution Method for Hydrodynamic Coefficients of Autonomous Underwater Vehicle Using Multi-Degree-of-Freedom Coupled Motion Data. Ocean Engineering, 341, 122653. https://doi.org/10.1016/j.oceaneng.2025.122653</w:t>
-      </w:r>
-    </w:p>
-    <w:p>
-      <w:pPr>
-        <w:spacing w:after="60"/>
-        <w:ind w:left="567" w:hanging="283"/>
-      </w:pPr>
-      <w:r>
-        <w:rPr>
-          <w:rFonts w:ascii="Arial" w:hAnsi="Arial"/>
-        </w:rPr>
-        <w:t xml:space="preserve">•  </w:t>
-      </w:r>
-      <w:r>
-        <w:rPr>
-          <w:rFonts w:ascii="Arial" w:hAnsi="Arial"/>
-          <w:i/>
-          <w:sz w:val="20"/>
-        </w:rPr>
-        <w:t>[35]</w:t>
-      </w:r>
-      <w:r>
-        <w:rPr>
-          <w:rFonts w:ascii="Arial" w:hAnsi="Arial"/>
-          <w:sz w:val="20"/>
-        </w:rPr>
-        <w:t xml:space="preserve"> Westman, E., Kaess, M., &amp; Hollinger, G. A. (2021). Towards Modular and Accessible AUV Systems. In 2021 IEEE Aerospace Conference (50100), pp. 1–10. https://doi.org/10.1109/AERO50100.2021.9438312</w:t>
-      </w:r>
-    </w:p>
-    <w:p>
-      <w:pPr>
-        <w:spacing w:after="60"/>
-        <w:ind w:left="567" w:hanging="283"/>
-      </w:pPr>
-      <w:r>
-        <w:rPr>
-          <w:rFonts w:ascii="Arial" w:hAnsi="Arial"/>
-        </w:rPr>
-        <w:t xml:space="preserve">•  </w:t>
-      </w:r>
-      <w:r>
-        <w:rPr>
-          <w:rFonts w:ascii="Arial" w:hAnsi="Arial"/>
-          <w:i/>
-          <w:sz w:val="20"/>
-        </w:rPr>
-        <w:t>[36]</w:t>
-      </w:r>
-      <w:r>
-        <w:rPr>
-          <w:rFonts w:ascii="Arial" w:hAnsi="Arial"/>
-          <w:sz w:val="20"/>
-        </w:rPr>
-        <w:t xml:space="preserve"> Widhalm, D., Ohnsted, C., Knutson, C., Kutzke, D., Singh, S., Mukherjee, R., Schwidder, G., Wu, Y.-K., &amp; Sattar, J. (2025). Design and Development of the MeCO Open-Source Autonomous Underwater Vehicle. In IEEE/RSJ International Conference on Intelligent Robots and Systems (IROS).</w:t>
-      </w:r>
-    </w:p>
-    <w:p>
-      <w:pPr>
-        <w:spacing w:after="60"/>
-        <w:ind w:left="567" w:hanging="283"/>
-      </w:pPr>
-      <w:r>
-        <w:rPr>
-          <w:rFonts w:ascii="Arial" w:hAnsi="Arial"/>
-        </w:rPr>
-        <w:t xml:space="preserve">•  </w:t>
-      </w:r>
-      <w:r>
-        <w:rPr>
-          <w:rFonts w:ascii="Arial" w:hAnsi="Arial"/>
-          <w:i/>
-          <w:sz w:val="20"/>
-        </w:rPr>
-        <w:t>[37]</w:t>
-      </w:r>
-      <w:r>
-        <w:rPr>
-          <w:rFonts w:ascii="Arial" w:hAnsi="Arial"/>
-          <w:sz w:val="20"/>
-        </w:rPr>
-        <w:t xml:space="preserve"> Xia, T., Liu, S., Wang, T., Li, J., Lin, W., Zhang, B., Cai, Y., &amp; Xu, W. (2025). Experimental and Numerical Analysis on Two-Way Hull–Propeller Coupled Effect of a Fully-Actuated AUV. Ocean Engineering, 321, 120288. https://doi.org/10.1016/j.oceaneng.2025.120288</w:t>
-      </w:r>
-    </w:p>
-    <w:p>
-      <w:pPr>
-        <w:spacing w:after="60"/>
-        <w:ind w:left="567" w:hanging="283"/>
-      </w:pPr>
-      <w:r>
-        <w:rPr>
-          <w:rFonts w:ascii="Arial" w:hAnsi="Arial"/>
-        </w:rPr>
-        <w:t xml:space="preserve">•  </w:t>
-      </w:r>
-      <w:r>
-        <w:rPr>
-          <w:rFonts w:ascii="Arial" w:hAnsi="Arial"/>
-          <w:i/>
-          <w:sz w:val="20"/>
-        </w:rPr>
-        <w:t>[38]</w:t>
-      </w:r>
-      <w:r>
-        <w:rPr>
-          <w:rFonts w:ascii="Arial" w:hAnsi="Arial"/>
-          <w:sz w:val="20"/>
-        </w:rPr>
-        <w:t xml:space="preserve"> Yang, Y., Xiao, Y., &amp; Li, T. (2021). A Survey of Autonomous Underwater Vehicle Formation: Performance, Formation Control, and Communication Capability. IEEE Communications Surveys &amp; Tutorials, 23(2), 1270–1304. https://doi.org/10.1109/COMST.2021.3059418</w:t>
-      </w:r>
-    </w:p>
-    <w:p>
-      <w:pPr>
-        <w:spacing w:after="60"/>
-        <w:ind w:left="567" w:hanging="283"/>
-      </w:pPr>
-      <w:r>
-        <w:rPr>
-          <w:rFonts w:ascii="Arial" w:hAnsi="Arial"/>
-        </w:rPr>
-        <w:t xml:space="preserve">•  </w:t>
-      </w:r>
-      <w:r>
-        <w:rPr>
-          <w:rFonts w:ascii="Arial" w:hAnsi="Arial"/>
-          <w:i/>
-          <w:sz w:val="20"/>
-        </w:rPr>
-        <w:t>[39]</w:t>
-      </w:r>
-      <w:r>
-        <w:rPr>
-          <w:rFonts w:ascii="Arial" w:hAnsi="Arial"/>
-          <w:sz w:val="20"/>
-        </w:rPr>
-        <w:t xml:space="preserve"> Zhang, B., Ji, D., Liu, S., Zhu, X., &amp; Xu, W. (2023). Autonomous Underwater Vehicle Navigation: A Review. Ocean Engineering, 273, 113861. https://doi.org/10.1016/j.oceaneng.2023.113861</w:t>
-      </w:r>
-    </w:p>
-    <w:p>
-      <w:pPr>
-        <w:spacing w:after="60"/>
-        <w:ind w:left="567" w:hanging="283"/>
-      </w:pPr>
-      <w:r>
-        <w:rPr>
-          <w:rFonts w:ascii="Arial" w:hAnsi="Arial"/>
-        </w:rPr>
-        <w:t xml:space="preserve">•  </w:t>
-      </w:r>
-      <w:r>
-        <w:rPr>
-          <w:rFonts w:ascii="Arial" w:hAnsi="Arial"/>
-          <w:i/>
-          <w:sz w:val="20"/>
-        </w:rPr>
-        <w:t>[40]</w:t>
-      </w:r>
-      <w:r>
-        <w:rPr>
-          <w:rFonts w:ascii="Arial" w:hAnsi="Arial"/>
-          <w:sz w:val="20"/>
-        </w:rPr>
-        <w:t xml:space="preserve"> Zhang, Y., Zhang, J., Guo, Z., Zhang, L., &amp; Shang, Y. (2025). An Adaptive NMPC for ROVs Trajectory Tracking with Environmental Disturbances and Model Uncertainties. Brodogradnja, 76(1), 1–25. https://doi.org/10.21278/brod76101</w:t>
-      </w:r>
-    </w:p>
-    <w:p>
-      <w:pPr>
-        <w:spacing w:after="60"/>
-        <w:ind w:left="567" w:hanging="283"/>
-      </w:pPr>
-      <w:r>
-        <w:rPr>
-          <w:rFonts w:ascii="Arial" w:hAnsi="Arial"/>
-        </w:rPr>
-        <w:t xml:space="preserve">•  </w:t>
-      </w:r>
-      <w:r>
-        <w:rPr>
-          <w:rFonts w:ascii="Arial" w:hAnsi="Arial"/>
-          <w:i/>
-          <w:sz w:val="20"/>
-        </w:rPr>
-        <w:t>[41]</w:t>
-      </w:r>
-      <w:r>
-        <w:rPr>
-          <w:rFonts w:ascii="Arial" w:hAnsi="Arial"/>
-          <w:sz w:val="20"/>
-        </w:rPr>
-        <w:t xml:space="preserve"> Zuluaga, C. A., Aristizábal, L. M., Rúa, S., Franco, D. A., Osorio, D. A., &amp; Vásquez, R. E. (2022). Development of a Modular Software Architecture for Underwater Vehicles Using Systems Engineering. Journal of Marine Science and Engineering, 10(9), 1276. https://doi.org/10.3390/jmse10091276</w:t>
+          <w:b w:val="0"/>
+          <w:sz w:val="20"/>
+        </w:rPr>
+        <w:t>) Nasional, pemeliharaan infrastruktur energi lepas pantai, serta kegiatan riset konservasi terumbu karang di Kawasan Timur Indonesia.</w:t>
       </w:r>
     </w:p>
     <w:sectPr>

--- a/Thesis/docx_export/BAB_1_PENDAHULUAN.docx
+++ b/Thesis/docx_export/BAB_1_PENDAHULUAN.docx
@@ -4290,13 +4290,34 @@
       </w:r>
     </w:p>
     <w:sectPr>
+      <w:headerReference w:type="default" r:id="rId9"/>
       <w:pgSz w:w="9978" w:h="14173"/>
       <w:pgMar w:top="1276" w:right="1276" w:bottom="1276" w:left="1276" w:header="720" w:footer="720" w:gutter="0"/>
       <w:cols w:space="720"/>
       <w:docGrid w:linePitch="360"/>
+      <w:pgNumType w:fmt="decimal" w:start="1"/>
     </w:sectPr>
   </w:body>
 </w:document>
+</file>
+
+<file path=word/header1.xml><?xml version="1.0" encoding="utf-8"?>
+<w:hdr xmlns:m="http://schemas.openxmlformats.org/officeDocument/2006/math" xmlns:mc="http://schemas.openxmlformats.org/markup-compatibility/2006" xmlns:mo="http://schemas.microsoft.com/office/mac/office/2008/main" xmlns:mv="urn:schemas-microsoft-com:mac:vml" xmlns:o="urn:schemas-microsoft-com:office:office" xmlns:r="http://schemas.openxmlformats.org/officeDocument/2006/relationships" xmlns:v="urn:schemas-microsoft-com:vml" xmlns:w10="urn:schemas-microsoft-com:office:word" xmlns:w14="http://schemas.microsoft.com/office/word/2010/wordml" xmlns:w="http://schemas.openxmlformats.org/wordprocessingml/2006/main" xmlns:wne="http://schemas.microsoft.com/office/word/2006/wordml" xmlns:wp14="http://schemas.microsoft.com/office/word/2010/wordprocessingDrawing" xmlns:wp="http://schemas.openxmlformats.org/drawingml/2006/wordprocessingDrawing" xmlns:wpc="http://schemas.microsoft.com/office/word/2010/wordprocessingCanvas" xmlns:wpg="http://schemas.microsoft.com/office/word/2010/wordprocessingGroup" xmlns:wpi="http://schemas.microsoft.com/office/word/2010/wordprocessingInk" xmlns:wps="http://schemas.microsoft.com/office/word/2010/wordprocessingShape" mc:Ignorable="w14 wp14">
+  <w:p>
+    <w:pPr>
+      <w:pStyle w:val="Header"/>
+      <w:spacing w:after="0" w:line="240" w:lineRule="auto"/>
+      <w:jc w:val="right"/>
+    </w:pPr>
+    <w:r>
+      <w:rPr>
+        <w:rFonts w:ascii="Arial" w:hAnsi="Arial"/>
+        <w:sz w:val="19"/>
+      </w:rPr>
+    </w:r>
+    <w:fldSimple w:instr="PAGE"/>
+  </w:p>
+</w:hdr>
 </file>
 
 <file path=word/numbering.xml><?xml version="1.0" encoding="utf-8"?>

--- a/Thesis/docx_export/BAB_1_PENDAHULUAN.docx
+++ b/Thesis/docx_export/BAB_1_PENDAHULUAN.docx
@@ -4,7 +4,10 @@
   <w:body>
     <w:p>
       <w:pPr>
-        <w:spacing w:before="240" w:after="240"/>
+        <w:pStyle w:val="Heading1"/>
+        <w:keepNext/>
+        <w:spacing w:before="240" w:after="240" w:line="276" w:lineRule="auto"/>
+        <w:ind w:firstLine="0"/>
         <w:jc w:val="center"/>
       </w:pPr>
       <w:r>
@@ -20,7 +23,11 @@
     </w:p>
     <w:p>
       <w:pPr>
-        <w:spacing w:before="200" w:after="80"/>
+        <w:pStyle w:val="Heading2"/>
+        <w:keepNext/>
+        <w:spacing w:before="200" w:after="80" w:line="276" w:lineRule="auto"/>
+        <w:ind w:firstLine="0"/>
+        <w:jc w:val="left"/>
       </w:pPr>
       <w:r>
         <w:rPr>
@@ -29,6 +36,140 @@
           <w:sz w:val="20"/>
         </w:rPr>
         <w:t>1.1 Latar Belakang</w:t>
+      </w:r>
+    </w:p>
+    <w:p>
+      <w:pPr>
+        <w:spacing w:after="80" w:line="276" w:lineRule="auto"/>
+        <w:ind w:firstLine="0"/>
+        <w:jc w:val="both"/>
+      </w:pPr>
+      <w:r>
+        <w:rPr>
+          <w:rFonts w:ascii="Arial" w:hAnsi="Arial"/>
+          <w:sz w:val="20"/>
+        </w:rPr>
+        <w:t>Indonesia merupakan negara kepulauan terbesar di dunia dengan lebih dari 17.000 pulau, garis pantai sepanjang kurang lebih 108.000 kilometer, serta wilayah yurisdiksi maritim yang membentang seluas 6,4 juta kilometer persegi. Di dalam domain bawah air yang sangat luas ini, terdapat berbagai aset infrastruktur kelautan strategis—seperti anjungan minyak dan gas lepas pantai (</w:t>
+      </w:r>
+      <w:r>
+        <w:rPr>
+          <w:rFonts w:ascii="Arial" w:hAnsi="Arial"/>
+          <w:i/>
+          <w:sz w:val="20"/>
+        </w:rPr>
+        <w:t>offshore oil and gas platforms</w:t>
+      </w:r>
+      <w:r>
+        <w:rPr>
+          <w:rFonts w:ascii="Arial" w:hAnsi="Arial"/>
+          <w:sz w:val="20"/>
+        </w:rPr>
+        <w:t>), jaringan pipa bawah laut (</w:t>
+      </w:r>
+      <w:r>
+        <w:rPr>
+          <w:rFonts w:ascii="Arial" w:hAnsi="Arial"/>
+          <w:i/>
+          <w:sz w:val="20"/>
+        </w:rPr>
+        <w:t>subsea pipelines</w:t>
+      </w:r>
+      <w:r>
+        <w:rPr>
+          <w:rFonts w:ascii="Arial" w:hAnsi="Arial"/>
+          <w:sz w:val="20"/>
+        </w:rPr>
+        <w:t>), kabel transmisi telekomunikasi dan kelistrikan dasar laut, serta instalasi energi terbarukan arus laut—di samping keanekaragaman hayati terumbu karang dan ekosistem bentik yang sangat rentan [2], [14]. Inspeksi berkala, pemantauan kesehatan struktural (</w:t>
+      </w:r>
+      <w:r>
+        <w:rPr>
+          <w:rFonts w:ascii="Arial" w:hAnsi="Arial"/>
+          <w:i/>
+          <w:sz w:val="20"/>
+        </w:rPr>
+        <w:t>structural health monitoring</w:t>
+      </w:r>
+      <w:r>
+        <w:rPr>
+          <w:rFonts w:ascii="Arial" w:hAnsi="Arial"/>
+          <w:sz w:val="20"/>
+        </w:rPr>
+        <w:t>), dan pemeliharaan instalasi bawah air ini secara konvensional sangat bergantung pada penyelam komersial (</w:t>
+      </w:r>
+      <w:r>
+        <w:rPr>
+          <w:rFonts w:ascii="Arial" w:hAnsi="Arial"/>
+          <w:i/>
+          <w:sz w:val="20"/>
+        </w:rPr>
+        <w:t>commercial divers</w:t>
+      </w:r>
+      <w:r>
+        <w:rPr>
+          <w:rFonts w:ascii="Arial" w:hAnsi="Arial"/>
+          <w:sz w:val="20"/>
+        </w:rPr>
+        <w:t xml:space="preserve">) atau wahana tanpa awak kelas berat seperti </w:t>
+      </w:r>
+      <w:r>
+        <w:rPr>
+          <w:rFonts w:ascii="Arial" w:hAnsi="Arial"/>
+          <w:i/>
+          <w:sz w:val="20"/>
+        </w:rPr>
+        <w:t>Work-Class Remotely Operated Vehicles</w:t>
+      </w:r>
+      <w:r>
+        <w:rPr>
+          <w:rFonts w:ascii="Arial" w:hAnsi="Arial"/>
+          <w:sz w:val="20"/>
+        </w:rPr>
+        <w:t xml:space="preserve"> (WROVs) [14], [18], [31]. Namun, intervensi penyelam manusia sangat dibatasi oleh bahaya fisiologis hiperbarik, risiko penyakit dekompresi, dan batas kedalaman kerja yang sangat terbatas. Sementara itu, operasional ROV kelas berat memerlukan kapal pendukung permukaan (</w:t>
+      </w:r>
+      <w:r>
+        <w:rPr>
+          <w:rFonts w:ascii="Arial" w:hAnsi="Arial"/>
+          <w:i/>
+          <w:sz w:val="20"/>
+        </w:rPr>
+        <w:t>support vessel</w:t>
+      </w:r>
+      <w:r>
+        <w:rPr>
+          <w:rFonts w:ascii="Arial" w:hAnsi="Arial"/>
+          <w:sz w:val="20"/>
+        </w:rPr>
+        <w:t>) yang masif, sistem derek kabel umbilikal (</w:t>
+      </w:r>
+      <w:r>
+        <w:rPr>
+          <w:rFonts w:ascii="Arial" w:hAnsi="Arial"/>
+          <w:i/>
+          <w:sz w:val="20"/>
+        </w:rPr>
+        <w:t>tether handling system</w:t>
+      </w:r>
+      <w:r>
+        <w:rPr>
+          <w:rFonts w:ascii="Arial" w:hAnsi="Arial"/>
+          <w:sz w:val="20"/>
+        </w:rPr>
+        <w:t>) yang rumit, serta biaya operasional harian (</w:t>
+      </w:r>
+      <w:r>
+        <w:rPr>
+          <w:rFonts w:ascii="Arial" w:hAnsi="Arial"/>
+          <w:i/>
+          <w:sz w:val="20"/>
+        </w:rPr>
+        <w:t>operational expenditure</w:t>
+      </w:r>
+      <w:r>
+        <w:rPr>
+          <w:rFonts w:ascii="Arial" w:hAnsi="Arial"/>
+          <w:sz w:val="20"/>
+        </w:rPr>
+        <w:t xml:space="preserve"> / OPEX) yang sangat tinggi, sehingga inspeksi berkala menjadi kurang efisien secara ekonomi [2], [14], [31].</w:t>
       </w:r>
     </w:p>
     <w:p>
@@ -42,7 +183,7 @@
           <w:rFonts w:ascii="Arial" w:hAnsi="Arial"/>
           <w:sz w:val="20"/>
         </w:rPr>
-        <w:t>Indonesia merupakan negara kepulauan terbesar di dunia dengan lebih dari 17.000 pulau, garis pantai sepanjang kurang lebih 108.000 kilometer, serta wilayah yurisdiksi maritim yang membentang seluas 6,4 juta kilometer persegi. Di dalam domain bawah air yang sangat luas ini, terdapat berbagai aset infrastruktur kelautan strategis—seperti anjungan minyak dan gas lepas pantai (</w:t>
+        <w:t xml:space="preserve">Untuk mengatasi keterbatasan operasional tersebut, perkembangan teknologi robotika bawah laut telah beralih menuju wahana otonom yang lebih ringkas, mandiri, dan lincah, yaitu </w:t>
       </w:r>
       <w:r>
         <w:rPr>
@@ -50,14 +191,14 @@
           <w:i/>
           <w:sz w:val="20"/>
         </w:rPr>
-        <w:t>offshore oil and gas platforms</w:t>
-      </w:r>
-      <w:r>
-        <w:rPr>
-          <w:rFonts w:ascii="Arial" w:hAnsi="Arial"/>
-          <w:sz w:val="20"/>
-        </w:rPr>
-        <w:t>), jaringan pipa bawah laut (</w:t>
+        <w:t>Autonomous Underwater Vehicles</w:t>
+      </w:r>
+      <w:r>
+        <w:rPr>
+          <w:rFonts w:ascii="Arial" w:hAnsi="Arial"/>
+          <w:sz w:val="20"/>
+        </w:rPr>
+        <w:t xml:space="preserve"> (AUVs) dan </w:t>
       </w:r>
       <w:r>
         <w:rPr>
@@ -65,14 +206,14 @@
           <w:i/>
           <w:sz w:val="20"/>
         </w:rPr>
-        <w:t>subsea pipelines</w:t>
-      </w:r>
-      <w:r>
-        <w:rPr>
-          <w:rFonts w:ascii="Arial" w:hAnsi="Arial"/>
-          <w:sz w:val="20"/>
-        </w:rPr>
-        <w:t>), kabel transmisi telekomunikasi dan kelistrikan dasar laut, serta instalasi energi terbarukan arus laut—di samping keanekaragaman hayati terumbu karang dan ekosistem bentik yang sangat rentan [2], [14]. Inspeksi berkala, pemantauan kesehatan struktural (</w:t>
+        <w:t>Hovering Autonomous Underwater Vehicles</w:t>
+      </w:r>
+      <w:r>
+        <w:rPr>
+          <w:rFonts w:ascii="Arial" w:hAnsi="Arial"/>
+          <w:sz w:val="20"/>
+        </w:rPr>
+        <w:t xml:space="preserve"> (HAUVs) [2], [14], [31]. Berbeda dengan AUV konvensional berbentuk torpedo kelas survei—yang mengandalkan kecepatan jelajah maju dan gaya angkat hidrodinamika (</w:t>
       </w:r>
       <w:r>
         <w:rPr>
@@ -80,14 +221,14 @@
           <w:i/>
           <w:sz w:val="20"/>
         </w:rPr>
-        <w:t>structural health monitoring</w:t>
-      </w:r>
-      <w:r>
-        <w:rPr>
-          <w:rFonts w:ascii="Arial" w:hAnsi="Arial"/>
-          <w:sz w:val="20"/>
-        </w:rPr>
-        <w:t>), dan pemeliharaan instalasi bawah air ini secara konvensional sangat bergantung pada penyelam komersial (</w:t>
+        <w:t>hydrodynamic lift</w:t>
+      </w:r>
+      <w:r>
+        <w:rPr>
+          <w:rFonts w:ascii="Arial" w:hAnsi="Arial"/>
+          <w:sz w:val="20"/>
+        </w:rPr>
+        <w:t xml:space="preserve">) dari sirip kendali untuk mempertahankan stabilitas orientasi—AUV kelas inspeksi dan </w:t>
       </w:r>
       <w:r>
         <w:rPr>
@@ -95,14 +236,14 @@
           <w:i/>
           <w:sz w:val="20"/>
         </w:rPr>
-        <w:t>commercial divers</w:t>
-      </w:r>
-      <w:r>
-        <w:rPr>
-          <w:rFonts w:ascii="Arial" w:hAnsi="Arial"/>
-          <w:sz w:val="20"/>
-        </w:rPr>
-        <w:t xml:space="preserve">) atau wahana tanpa awak kelas berat seperti </w:t>
+        <w:t>hovering</w:t>
+      </w:r>
+      <w:r>
+        <w:rPr>
+          <w:rFonts w:ascii="Arial" w:hAnsi="Arial"/>
+          <w:sz w:val="20"/>
+        </w:rPr>
+        <w:t xml:space="preserve"> menuntut kapabilitas manuver pada kecepatan nol (</w:t>
       </w:r>
       <w:r>
         <w:rPr>
@@ -110,14 +251,14 @@
           <w:i/>
           <w:sz w:val="20"/>
         </w:rPr>
-        <w:t>Work-Class Remotely Operated Vehicles</w:t>
-      </w:r>
-      <w:r>
-        <w:rPr>
-          <w:rFonts w:ascii="Arial" w:hAnsi="Arial"/>
-          <w:sz w:val="20"/>
-        </w:rPr>
-        <w:t xml:space="preserve"> (WROVs) [14], [18], [31]. Namun, intervensi penyelam manusia sangat dibatasi oleh bahaya fisiologis hiperbarik, risiko penyakit dekompresi, dan batas kedalaman kerja yang sangat terbatas. Sementara itu, operasional ROV kelas berat memerlukan kapal pendukung permukaan (</w:t>
+        <w:t>zero-speed maneuverability</w:t>
+      </w:r>
+      <w:r>
+        <w:rPr>
+          <w:rFonts w:ascii="Arial" w:hAnsi="Arial"/>
+          <w:sz w:val="20"/>
+        </w:rPr>
+        <w:t>), pemosisian stasioner (</w:t>
       </w:r>
       <w:r>
         <w:rPr>
@@ -125,44 +266,14 @@
           <w:i/>
           <w:sz w:val="20"/>
         </w:rPr>
-        <w:t>support vessel</w:t>
-      </w:r>
-      <w:r>
-        <w:rPr>
-          <w:rFonts w:ascii="Arial" w:hAnsi="Arial"/>
-          <w:sz w:val="20"/>
-        </w:rPr>
-        <w:t>) yang masif, sistem derek kabel umbilikal (</w:t>
-      </w:r>
-      <w:r>
-        <w:rPr>
-          <w:rFonts w:ascii="Arial" w:hAnsi="Arial"/>
-          <w:i/>
-          <w:sz w:val="20"/>
-        </w:rPr>
-        <w:t>tether handling system</w:t>
-      </w:r>
-      <w:r>
-        <w:rPr>
-          <w:rFonts w:ascii="Arial" w:hAnsi="Arial"/>
-          <w:sz w:val="20"/>
-        </w:rPr>
-        <w:t>) yang rumit, serta biaya operasional harian (</w:t>
-      </w:r>
-      <w:r>
-        <w:rPr>
-          <w:rFonts w:ascii="Arial" w:hAnsi="Arial"/>
-          <w:i/>
-          <w:sz w:val="20"/>
-        </w:rPr>
-        <w:t>operational expenditure</w:t>
-      </w:r>
-      <w:r>
-        <w:rPr>
-          <w:rFonts w:ascii="Arial" w:hAnsi="Arial"/>
-          <w:sz w:val="20"/>
-        </w:rPr>
-        <w:t xml:space="preserve"> / OPEX) yang sangat tinggi, sehingga inspeksi berkala menjadi kurang efisien secara ekonomi [2], [14], [31].</w:t>
+        <w:t>station-keeping</w:t>
+      </w:r>
+      <w:r>
+        <w:rPr>
+          <w:rFonts w:ascii="Arial" w:hAnsi="Arial"/>
+          <w:sz w:val="20"/>
+        </w:rPr>
+        <w:t>) multi-sumbu, dan pelacakan lintasan presisi pada ruang bawah laut yang sempit dan berarus [7], [14], [18], [31].</w:t>
       </w:r>
     </w:p>
     <w:p>
@@ -176,7 +287,7 @@
           <w:rFonts w:ascii="Arial" w:hAnsi="Arial"/>
           <w:sz w:val="20"/>
         </w:rPr>
-        <w:t xml:space="preserve">Untuk mengatasi keterbatasan operasional tersebut, perkembangan teknologi robotika bawah laut telah beralih menuju wahana otonom yang lebih ringkas, mandiri, dan lincah, yaitu </w:t>
+        <w:t xml:space="preserve">Meskipun menawarkan fleksibilitas operasional yang tinggi, mayoritas wahana kapal selam mikro komersial maupun purwarupa riset akademik beroperasi di bawah batasan sistem kinematika dan dinamika yang </w:t>
       </w:r>
       <w:r>
         <w:rPr>
@@ -184,14 +295,14 @@
           <w:i/>
           <w:sz w:val="20"/>
         </w:rPr>
-        <w:t>Autonomous Underwater Vehicles</w:t>
-      </w:r>
-      <w:r>
-        <w:rPr>
-          <w:rFonts w:ascii="Arial" w:hAnsi="Arial"/>
-          <w:sz w:val="20"/>
-        </w:rPr>
-        <w:t xml:space="preserve"> (AUVs) dan </w:t>
+        <w:t>underactuated</w:t>
+      </w:r>
+      <w:r>
+        <w:rPr>
+          <w:rFonts w:ascii="Arial" w:hAnsi="Arial"/>
+          <w:sz w:val="20"/>
+        </w:rPr>
+        <w:t xml:space="preserve"> [6], [7], [31], [32], [40]. Wahana komersial berkonfigurasi standar umumnya mengadopsi tata letak 6 pendorong (</w:t>
       </w:r>
       <w:r>
         <w:rPr>
@@ -199,14 +310,14 @@
           <w:i/>
           <w:sz w:val="20"/>
         </w:rPr>
-        <w:t>Hovering Autonomous Underwater Vehicles</w:t>
-      </w:r>
-      <w:r>
-        <w:rPr>
-          <w:rFonts w:ascii="Arial" w:hAnsi="Arial"/>
-          <w:sz w:val="20"/>
-        </w:rPr>
-        <w:t xml:space="preserve"> (HAUVs) [2], [14], [31]. Berbeda dengan AUV konvensional berbentuk torpedo kelas survei—yang mengandalkan kecepatan jelajah maju dan gaya angkat hidrodinamika (</w:t>
+        <w:t>thrusters</w:t>
+      </w:r>
+      <w:r>
+        <w:rPr>
+          <w:rFonts w:ascii="Arial" w:hAnsi="Arial"/>
+          <w:sz w:val="20"/>
+        </w:rPr>
+        <w:t>) yang terdiri dari 4 pendorong horizontal bersudut vektor pada bidang datar dan 2 pendorong vertikal sejajar [3], [31]. Konfigurasi 6 pendorong ini hanya mampu memberikan otoritas kendali aktif pada empat derajat kebebasan (</w:t>
       </w:r>
       <w:r>
         <w:rPr>
@@ -214,14 +325,14 @@
           <w:i/>
           <w:sz w:val="20"/>
         </w:rPr>
-        <w:t>hydrodynamic lift</w:t>
-      </w:r>
-      <w:r>
-        <w:rPr>
-          <w:rFonts w:ascii="Arial" w:hAnsi="Arial"/>
-          <w:sz w:val="20"/>
-        </w:rPr>
-        <w:t xml:space="preserve">) dari sirip kendali untuk mempertahankan stabilitas orientasi—AUV kelas inspeksi dan </w:t>
+        <w:t>Degrees of Freedom</w:t>
+      </w:r>
+      <w:r>
+        <w:rPr>
+          <w:rFonts w:ascii="Arial" w:hAnsi="Arial"/>
+          <w:sz w:val="20"/>
+        </w:rPr>
+        <w:t xml:space="preserve"> / 4-DOF), yaitu </w:t>
       </w:r>
       <w:r>
         <w:rPr>
@@ -229,14 +340,28 @@
           <w:i/>
           <w:sz w:val="20"/>
         </w:rPr>
-        <w:t>hovering</w:t>
-      </w:r>
-      <w:r>
-        <w:rPr>
-          <w:rFonts w:ascii="Arial" w:hAnsi="Arial"/>
-          <w:sz w:val="20"/>
-        </w:rPr>
-        <w:t xml:space="preserve"> menuntut kapabilitas manuver pada kecepatan nol (</w:t>
+        <w:t>Surge</w:t>
+      </w:r>
+      <w:r>
+        <w:rPr>
+          <w:rFonts w:ascii="Arial" w:hAnsi="Arial"/>
+          <w:sz w:val="20"/>
+        </w:rPr>
+        <w:t xml:space="preserve"> (</w:t>
+      </w:r>
+      <w:r>
+        <w:rPr>
+          <w:rFonts w:ascii="Arial" w:hAnsi="Arial"/>
+          <w:sz w:val="20"/>
+        </w:rPr>
+        <w:t>$$u$$</w:t>
+      </w:r>
+      <w:r>
+        <w:rPr>
+          <w:rFonts w:ascii="Arial" w:hAnsi="Arial"/>
+          <w:sz w:val="20"/>
+        </w:rPr>
+        <w:t xml:space="preserve">), </w:t>
       </w:r>
       <w:r>
         <w:rPr>
@@ -244,14 +369,28 @@
           <w:i/>
           <w:sz w:val="20"/>
         </w:rPr>
-        <w:t>zero-speed maneuverability</w:t>
-      </w:r>
-      <w:r>
-        <w:rPr>
-          <w:rFonts w:ascii="Arial" w:hAnsi="Arial"/>
-          <w:sz w:val="20"/>
-        </w:rPr>
-        <w:t>), pemosisian stasioner (</w:t>
+        <w:t>Sway</w:t>
+      </w:r>
+      <w:r>
+        <w:rPr>
+          <w:rFonts w:ascii="Arial" w:hAnsi="Arial"/>
+          <w:sz w:val="20"/>
+        </w:rPr>
+        <w:t xml:space="preserve"> (</w:t>
+      </w:r>
+      <w:r>
+        <w:rPr>
+          <w:rFonts w:ascii="Arial" w:hAnsi="Arial"/>
+          <w:sz w:val="20"/>
+        </w:rPr>
+        <w:t>$$v$$</w:t>
+      </w:r>
+      <w:r>
+        <w:rPr>
+          <w:rFonts w:ascii="Arial" w:hAnsi="Arial"/>
+          <w:sz w:val="20"/>
+        </w:rPr>
+        <w:t xml:space="preserve">), </w:t>
       </w:r>
       <w:r>
         <w:rPr>
@@ -259,14 +398,262 @@
           <w:i/>
           <w:sz w:val="20"/>
         </w:rPr>
-        <w:t>station-keeping</w:t>
-      </w:r>
-      <w:r>
-        <w:rPr>
-          <w:rFonts w:ascii="Arial" w:hAnsi="Arial"/>
-          <w:sz w:val="20"/>
-        </w:rPr>
-        <w:t>) multi-sumbu, dan pelacakan lintasan presisi pada ruang bawah laut yang sempit dan berarus [7], [14], [18], [31].</w:t>
+        <w:t>Heave</w:t>
+      </w:r>
+      <w:r>
+        <w:rPr>
+          <w:rFonts w:ascii="Arial" w:hAnsi="Arial"/>
+          <w:sz w:val="20"/>
+        </w:rPr>
+        <w:t xml:space="preserve"> (</w:t>
+      </w:r>
+      <w:r>
+        <w:rPr>
+          <w:rFonts w:ascii="Arial" w:hAnsi="Arial"/>
+          <w:sz w:val="20"/>
+        </w:rPr>
+        <w:t>$$w$$</w:t>
+      </w:r>
+      <w:r>
+        <w:rPr>
+          <w:rFonts w:ascii="Arial" w:hAnsi="Arial"/>
+          <w:sz w:val="20"/>
+        </w:rPr>
+        <w:t xml:space="preserve">), dan </w:t>
+      </w:r>
+      <w:r>
+        <w:rPr>
+          <w:rFonts w:ascii="Arial" w:hAnsi="Arial"/>
+          <w:i/>
+          <w:sz w:val="20"/>
+        </w:rPr>
+        <w:t>Yaw</w:t>
+      </w:r>
+      <w:r>
+        <w:rPr>
+          <w:rFonts w:ascii="Arial" w:hAnsi="Arial"/>
+          <w:sz w:val="20"/>
+        </w:rPr>
+        <w:t xml:space="preserve"> (</w:t>
+      </w:r>
+      <w:r>
+        <w:rPr>
+          <w:rFonts w:ascii="Arial" w:hAnsi="Arial"/>
+          <w:sz w:val="20"/>
+        </w:rPr>
+        <w:t>$$r$$</w:t>
+      </w:r>
+      <w:r>
+        <w:rPr>
+          <w:rFonts w:ascii="Arial" w:hAnsi="Arial"/>
+          <w:sz w:val="20"/>
+        </w:rPr>
+        <w:t xml:space="preserve">), sedangkan derajat kebebasan </w:t>
+      </w:r>
+      <w:r>
+        <w:rPr>
+          <w:rFonts w:ascii="Arial" w:hAnsi="Arial"/>
+          <w:i/>
+          <w:sz w:val="20"/>
+        </w:rPr>
+        <w:t>Pitch</w:t>
+      </w:r>
+      <w:r>
+        <w:rPr>
+          <w:rFonts w:ascii="Arial" w:hAnsi="Arial"/>
+          <w:sz w:val="20"/>
+        </w:rPr>
+        <w:t xml:space="preserve"> (</w:t>
+      </w:r>
+      <w:r>
+        <w:rPr>
+          <w:rFonts w:ascii="Arial" w:hAnsi="Arial"/>
+          <w:sz w:val="20"/>
+        </w:rPr>
+        <w:t>$$\theta$$</w:t>
+      </w:r>
+      <w:r>
+        <w:rPr>
+          <w:rFonts w:ascii="Arial" w:hAnsi="Arial"/>
+          <w:sz w:val="20"/>
+        </w:rPr>
+        <w:t xml:space="preserve">) dan </w:t>
+      </w:r>
+      <w:r>
+        <w:rPr>
+          <w:rFonts w:ascii="Arial" w:hAnsi="Arial"/>
+          <w:i/>
+          <w:sz w:val="20"/>
+        </w:rPr>
+        <w:t>Roll</w:t>
+      </w:r>
+      <w:r>
+        <w:rPr>
+          <w:rFonts w:ascii="Arial" w:hAnsi="Arial"/>
+          <w:sz w:val="20"/>
+        </w:rPr>
+        <w:t xml:space="preserve"> (</w:t>
+      </w:r>
+      <w:r>
+        <w:rPr>
+          <w:rFonts w:ascii="Arial" w:hAnsi="Arial"/>
+          <w:sz w:val="20"/>
+        </w:rPr>
+        <w:t>$$\phi$$</w:t>
+      </w:r>
+      <w:r>
+        <w:rPr>
+          <w:rFonts w:ascii="Arial" w:hAnsi="Arial"/>
+          <w:sz w:val="20"/>
+        </w:rPr>
+        <w:t>) sepenuhnya tidak teraktuasi secara aktif (</w:t>
+      </w:r>
+      <w:r>
+        <w:rPr>
+          <w:rFonts w:ascii="Arial" w:hAnsi="Arial"/>
+          <w:i/>
+          <w:sz w:val="20"/>
+        </w:rPr>
+        <w:t>unactuated</w:t>
+      </w:r>
+      <w:r>
+        <w:rPr>
+          <w:rFonts w:ascii="Arial" w:hAnsi="Arial"/>
+          <w:sz w:val="20"/>
+        </w:rPr>
+        <w:t xml:space="preserve">) [3], [21], [31]. Pada sistem </w:t>
+      </w:r>
+      <w:r>
+        <w:rPr>
+          <w:rFonts w:ascii="Arial" w:hAnsi="Arial"/>
+          <w:i/>
+          <w:sz w:val="20"/>
+        </w:rPr>
+        <w:t>underactuated</w:t>
+      </w:r>
+      <w:r>
+        <w:rPr>
+          <w:rFonts w:ascii="Arial" w:hAnsi="Arial"/>
+          <w:sz w:val="20"/>
+        </w:rPr>
+        <w:t xml:space="preserve"> ini, stabilitas sudut </w:t>
+      </w:r>
+      <w:r>
+        <w:rPr>
+          <w:rFonts w:ascii="Arial" w:hAnsi="Arial"/>
+          <w:i/>
+          <w:sz w:val="20"/>
+        </w:rPr>
+        <w:t>pitch</w:t>
+      </w:r>
+      <w:r>
+        <w:rPr>
+          <w:rFonts w:ascii="Arial" w:hAnsi="Arial"/>
+          <w:sz w:val="20"/>
+        </w:rPr>
+        <w:t xml:space="preserve"> dan </w:t>
+      </w:r>
+      <w:r>
+        <w:rPr>
+          <w:rFonts w:ascii="Arial" w:hAnsi="Arial"/>
+          <w:i/>
+          <w:sz w:val="20"/>
+        </w:rPr>
+        <w:t>roll</w:t>
+      </w:r>
+      <w:r>
+        <w:rPr>
+          <w:rFonts w:ascii="Arial" w:hAnsi="Arial"/>
+          <w:sz w:val="20"/>
+        </w:rPr>
+        <w:t xml:space="preserve"> diserahkan sepenuhnya pada momen pemulih hidrostatis pasif (</w:t>
+      </w:r>
+      <w:r>
+        <w:rPr>
+          <w:rFonts w:ascii="Arial" w:hAnsi="Arial"/>
+          <w:i/>
+          <w:sz w:val="20"/>
+        </w:rPr>
+        <w:t>passive metacentric restoring moment</w:t>
+      </w:r>
+      <w:r>
+        <w:rPr>
+          <w:rFonts w:ascii="Arial" w:hAnsi="Arial"/>
+          <w:sz w:val="20"/>
+        </w:rPr>
+        <w:t>) yang dibentuk oleh pemisahan vertikal antara titik pusat apung (</w:t>
+      </w:r>
+      <w:r>
+        <w:rPr>
+          <w:rFonts w:ascii="Arial" w:hAnsi="Arial"/>
+          <w:i/>
+          <w:sz w:val="20"/>
+        </w:rPr>
+        <w:t>Center of Buoyancy</w:t>
+      </w:r>
+      <w:r>
+        <w:rPr>
+          <w:rFonts w:ascii="Arial" w:hAnsi="Arial"/>
+          <w:sz w:val="20"/>
+        </w:rPr>
+        <w:t xml:space="preserve"> / CB, </w:t>
+      </w:r>
+      <w:r>
+        <w:rPr>
+          <w:rFonts w:ascii="Arial" w:hAnsi="Arial"/>
+          <w:sz w:val="20"/>
+        </w:rPr>
+        <w:t>$$\mathbf{r}_b$$</w:t>
+      </w:r>
+      <w:r>
+        <w:rPr>
+          <w:rFonts w:ascii="Arial" w:hAnsi="Arial"/>
+          <w:sz w:val="20"/>
+        </w:rPr>
+        <w:t>) dan titik pusat massa gravitasi (</w:t>
+      </w:r>
+      <w:r>
+        <w:rPr>
+          <w:rFonts w:ascii="Arial" w:hAnsi="Arial"/>
+          <w:i/>
+          <w:sz w:val="20"/>
+        </w:rPr>
+        <w:t>Center of Gravity</w:t>
+      </w:r>
+      <w:r>
+        <w:rPr>
+          <w:rFonts w:ascii="Arial" w:hAnsi="Arial"/>
+          <w:sz w:val="20"/>
+        </w:rPr>
+        <w:t xml:space="preserve"> / CG, </w:t>
+      </w:r>
+      <w:r>
+        <w:rPr>
+          <w:rFonts w:ascii="Arial" w:hAnsi="Arial"/>
+          <w:sz w:val="20"/>
+        </w:rPr>
+        <w:t>$$\mathbf{r}_g$$</w:t>
+      </w:r>
+      <w:r>
+        <w:rPr>
+          <w:rFonts w:ascii="Arial" w:hAnsi="Arial"/>
+          <w:sz w:val="20"/>
+        </w:rPr>
+        <w:t>):</w:t>
+      </w:r>
+    </w:p>
+    <w:p>
+      <w:pPr>
+        <w:spacing w:before="120" w:after="120"/>
+        <w:ind w:firstLine="0"/>
+        <w:jc w:val="center"/>
+      </w:pPr>
+      <w:r>
+        <w:rPr>
+          <w:rFonts w:ascii="Arial" w:hAnsi="Arial"/>
+          <w:sz w:val="20"/>
+        </w:rPr>
+        <w:t>$$\overline{BG}_z = z_g - z_b &gt; 0 \quad [7], [31]$$</w:t>
       </w:r>
     </w:p>
     <w:p>
@@ -280,364 +667,315 @@
           <w:rFonts w:ascii="Arial" w:hAnsi="Arial"/>
           <w:sz w:val="20"/>
         </w:rPr>
-        <w:t xml:space="preserve">Meskipun menawarkan fleksibilitas operasional yang tinggi, mayoritas wahana kapal selam mikro komersial maupun purwarupa riset akademik beroperasi di bawah batasan sistem kinematika dan dinamika yang </w:t>
-      </w:r>
-      <w:r>
-        <w:rPr>
-          <w:rFonts w:ascii="Arial" w:hAnsi="Arial"/>
+        <w:t>Ketergantungan pasif ini memunculkan tiga kendala teknis mendasar ketika wahana dihadapkan pada misi inspeksi otonom yang kompleks:</w:t>
+      </w:r>
+    </w:p>
+    <w:p>
+      <w:pPr>
+        <w:spacing w:after="60" w:line="276" w:lineRule="auto"/>
+        <w:ind w:left="567" w:hanging="340"/>
+      </w:pPr>
+      <w:r>
+        <w:rPr>
+          <w:rFonts w:ascii="Arial" w:hAnsi="Arial"/>
+          <w:b w:val="0"/>
+          <w:sz w:val="20"/>
+        </w:rPr>
+        <w:t xml:space="preserve">1.  </w:t>
+      </w:r>
+      <w:r>
+        <w:rPr>
+          <w:rFonts w:ascii="Arial" w:hAnsi="Arial"/>
+          <w:b w:val="0"/>
+          <w:sz w:val="20"/>
+        </w:rPr>
+        <w:t xml:space="preserve">Ketidakmampuan orientasi </w:t>
+      </w:r>
+      <w:r>
+        <w:rPr>
+          <w:rFonts w:ascii="Arial" w:hAnsi="Arial"/>
+          <w:b w:val="0"/>
           <w:i/>
           <w:sz w:val="20"/>
         </w:rPr>
+        <w:t>pitch</w:t>
+      </w:r>
+      <w:r>
+        <w:rPr>
+          <w:rFonts w:ascii="Arial" w:hAnsi="Arial"/>
+          <w:b w:val="0"/>
+          <w:sz w:val="20"/>
+        </w:rPr>
+        <w:t xml:space="preserve"> sembarang (</w:t>
+      </w:r>
+      <w:r>
+        <w:rPr>
+          <w:rFonts w:ascii="Arial" w:hAnsi="Arial"/>
+          <w:b w:val="0"/>
+          <w:i/>
+          <w:sz w:val="20"/>
+        </w:rPr>
+        <w:t>arbitrary pitch posture</w:t>
+      </w:r>
+      <w:r>
+        <w:rPr>
+          <w:rFonts w:ascii="Arial" w:hAnsi="Arial"/>
+          <w:b w:val="0"/>
+          <w:sz w:val="20"/>
+        </w:rPr>
+        <w:t xml:space="preserve">): Wahana </w:t>
+      </w:r>
+      <w:r>
+        <w:rPr>
+          <w:rFonts w:ascii="Arial" w:hAnsi="Arial"/>
+          <w:b w:val="0"/>
+          <w:i/>
+          <w:sz w:val="20"/>
+        </w:rPr>
         <w:t>underactuated</w:t>
       </w:r>
       <w:r>
         <w:rPr>
           <w:rFonts w:ascii="Arial" w:hAnsi="Arial"/>
-          <w:sz w:val="20"/>
-        </w:rPr>
-        <w:t xml:space="preserve"> [6], [7], [31], [32], [40]. Wahana komersial berkonfigurasi standar umumnya mengadopsi tata letak 6 pendorong (</w:t>
-      </w:r>
-      <w:r>
-        <w:rPr>
-          <w:rFonts w:ascii="Arial" w:hAnsi="Arial"/>
+          <w:b w:val="0"/>
+          <w:sz w:val="20"/>
+        </w:rPr>
+        <w:t xml:space="preserve"> tidak dapat memiringkan hidung wahana ke atas atau ke bawah secara aktif untuk menginspeksi dinding dermaga vertikal, tiang pancang anjungan, lambung kapal miring, atau lereng batimetri dasar laut tanpa kehilangan stabilitas stasioner [3], [21], [31].</w:t>
+      </w:r>
+    </w:p>
+    <w:p>
+      <w:pPr>
+        <w:spacing w:after="60" w:line="276" w:lineRule="auto"/>
+        <w:ind w:left="567" w:hanging="340"/>
+      </w:pPr>
+      <w:r>
+        <w:rPr>
+          <w:rFonts w:ascii="Arial" w:hAnsi="Arial"/>
+          <w:b w:val="0"/>
+          <w:sz w:val="20"/>
+        </w:rPr>
+        <w:t xml:space="preserve">2.  </w:t>
+      </w:r>
+      <w:r>
+        <w:rPr>
+          <w:rFonts w:ascii="Arial" w:hAnsi="Arial"/>
+          <w:b w:val="0"/>
+          <w:sz w:val="20"/>
+        </w:rPr>
+        <w:t>Kerentanan terhadap torsi reaksi eksternal (</w:t>
+      </w:r>
+      <w:r>
+        <w:rPr>
+          <w:rFonts w:ascii="Arial" w:hAnsi="Arial"/>
+          <w:b w:val="0"/>
           <w:i/>
           <w:sz w:val="20"/>
         </w:rPr>
-        <w:t>thrusters</w:t>
-      </w:r>
-      <w:r>
-        <w:rPr>
-          <w:rFonts w:ascii="Arial" w:hAnsi="Arial"/>
-          <w:sz w:val="20"/>
-        </w:rPr>
-        <w:t>) yang terdiri dari 4 pendorong horizontal bersudut vektor pada bidang datar dan 2 pendorong vertikal sejajar [3], [31]. Konfigurasi 6 pendorong ini hanya mampu memberikan otoritas kendali aktif pada empat derajat kebebasan (</w:t>
-      </w:r>
-      <w:r>
-        <w:rPr>
-          <w:rFonts w:ascii="Arial" w:hAnsi="Arial"/>
+        <w:t>payload disturbance</w:t>
+      </w:r>
+      <w:r>
+        <w:rPr>
+          <w:rFonts w:ascii="Arial" w:hAnsi="Arial"/>
+          <w:b w:val="0"/>
+          <w:sz w:val="20"/>
+        </w:rPr>
+        <w:t>): Pengoperasian lengan manipulator robotik (</w:t>
+      </w:r>
+      <w:r>
+        <w:rPr>
+          <w:rFonts w:ascii="Arial" w:hAnsi="Arial"/>
+          <w:b w:val="0"/>
           <w:i/>
           <w:sz w:val="20"/>
         </w:rPr>
-        <w:t>Degrees of Freedom</w:t>
-      </w:r>
-      <w:r>
-        <w:rPr>
-          <w:rFonts w:ascii="Arial" w:hAnsi="Arial"/>
-          <w:sz w:val="20"/>
-        </w:rPr>
-        <w:t xml:space="preserve"> / 4-DOF), yaitu </w:t>
-      </w:r>
-      <w:r>
-        <w:rPr>
-          <w:rFonts w:ascii="Arial" w:hAnsi="Arial"/>
+        <w:t>subsea robotic arm</w:t>
+      </w:r>
+      <w:r>
+        <w:rPr>
+          <w:rFonts w:ascii="Arial" w:hAnsi="Arial"/>
+          <w:b w:val="0"/>
+          <w:sz w:val="20"/>
+        </w:rPr>
+        <w:t xml:space="preserve">) atau modul sensor akustik menimbulkan torsi reaksi eksternal yang langsung mendestabilisasi postur </w:t>
+      </w:r>
+      <w:r>
+        <w:rPr>
+          <w:rFonts w:ascii="Arial" w:hAnsi="Arial"/>
+          <w:b w:val="0"/>
           <w:i/>
           <w:sz w:val="20"/>
         </w:rPr>
-        <w:t>Surge</w:t>
-      </w:r>
-      <w:r>
-        <w:rPr>
-          <w:rFonts w:ascii="Arial" w:hAnsi="Arial"/>
-          <w:sz w:val="20"/>
-        </w:rPr>
-        <w:t xml:space="preserve"> (</w:t>
-      </w:r>
-      <w:r>
-        <w:rPr>
-          <w:rFonts w:ascii="Arial" w:hAnsi="Arial"/>
-          <w:sz w:val="20"/>
-        </w:rPr>
-        <w:t>$$u$$</w:t>
-      </w:r>
-      <w:r>
-        <w:rPr>
-          <w:rFonts w:ascii="Arial" w:hAnsi="Arial"/>
-          <w:sz w:val="20"/>
-        </w:rPr>
-        <w:t xml:space="preserve">), </w:t>
-      </w:r>
-      <w:r>
-        <w:rPr>
-          <w:rFonts w:ascii="Arial" w:hAnsi="Arial"/>
+        <w:t>pitch</w:t>
+      </w:r>
+      <w:r>
+        <w:rPr>
+          <w:rFonts w:ascii="Arial" w:hAnsi="Arial"/>
+          <w:b w:val="0"/>
+          <w:sz w:val="20"/>
+        </w:rPr>
+        <w:t xml:space="preserve"> dan </w:t>
+      </w:r>
+      <w:r>
+        <w:rPr>
+          <w:rFonts w:ascii="Arial" w:hAnsi="Arial"/>
+          <w:b w:val="0"/>
           <w:i/>
           <w:sz w:val="20"/>
         </w:rPr>
-        <w:t>Sway</w:t>
-      </w:r>
-      <w:r>
-        <w:rPr>
-          <w:rFonts w:ascii="Arial" w:hAnsi="Arial"/>
-          <w:sz w:val="20"/>
-        </w:rPr>
-        <w:t xml:space="preserve"> (</w:t>
-      </w:r>
-      <w:r>
-        <w:rPr>
-          <w:rFonts w:ascii="Arial" w:hAnsi="Arial"/>
-          <w:sz w:val="20"/>
-        </w:rPr>
-        <w:t>$$v$$</w:t>
-      </w:r>
-      <w:r>
-        <w:rPr>
-          <w:rFonts w:ascii="Arial" w:hAnsi="Arial"/>
-          <w:sz w:val="20"/>
-        </w:rPr>
-        <w:t xml:space="preserve">), </w:t>
-      </w:r>
-      <w:r>
-        <w:rPr>
-          <w:rFonts w:ascii="Arial" w:hAnsi="Arial"/>
+        <w:t>roll</w:t>
+      </w:r>
+      <w:r>
+        <w:rPr>
+          <w:rFonts w:ascii="Arial" w:hAnsi="Arial"/>
+          <w:b w:val="0"/>
+          <w:sz w:val="20"/>
+        </w:rPr>
+        <w:t>, menghasilkan simpangan orientasi persisten (</w:t>
+      </w:r>
+      <w:r>
+        <w:rPr>
+          <w:rFonts w:ascii="Arial" w:hAnsi="Arial"/>
+          <w:b w:val="0"/>
           <w:i/>
           <w:sz w:val="20"/>
         </w:rPr>
-        <w:t>Heave</w:t>
-      </w:r>
-      <w:r>
-        <w:rPr>
-          <w:rFonts w:ascii="Arial" w:hAnsi="Arial"/>
-          <w:sz w:val="20"/>
-        </w:rPr>
-        <w:t xml:space="preserve"> (</w:t>
-      </w:r>
-      <w:r>
-        <w:rPr>
-          <w:rFonts w:ascii="Arial" w:hAnsi="Arial"/>
-          <w:sz w:val="20"/>
-        </w:rPr>
-        <w:t>$$w$$</w:t>
-      </w:r>
-      <w:r>
-        <w:rPr>
-          <w:rFonts w:ascii="Arial" w:hAnsi="Arial"/>
-          <w:sz w:val="20"/>
-        </w:rPr>
-        <w:t xml:space="preserve">), dan </w:t>
-      </w:r>
-      <w:r>
-        <w:rPr>
-          <w:rFonts w:ascii="Arial" w:hAnsi="Arial"/>
+        <w:t>attitude offsets</w:t>
+      </w:r>
+      <w:r>
+        <w:rPr>
+          <w:rFonts w:ascii="Arial" w:hAnsi="Arial"/>
+          <w:b w:val="0"/>
+          <w:sz w:val="20"/>
+        </w:rPr>
+        <w:t>) yang menurunkan kualitas citra sensor [18], [21], [31].</w:t>
+      </w:r>
+    </w:p>
+    <w:p>
+      <w:pPr>
+        <w:spacing w:after="60" w:line="276" w:lineRule="auto"/>
+        <w:ind w:left="567" w:hanging="340"/>
+      </w:pPr>
+      <w:r>
+        <w:rPr>
+          <w:rFonts w:ascii="Arial" w:hAnsi="Arial"/>
+          <w:b w:val="0"/>
+          <w:sz w:val="20"/>
+        </w:rPr>
+        <w:t xml:space="preserve">3.  </w:t>
+      </w:r>
+      <w:r>
+        <w:rPr>
+          <w:rFonts w:ascii="Arial" w:hAnsi="Arial"/>
+          <w:b w:val="0"/>
+          <w:sz w:val="20"/>
+        </w:rPr>
+        <w:t>Instabilitas kopling silang momen Munk hidrodinamika (</w:t>
+      </w:r>
+      <w:r>
+        <w:rPr>
+          <w:rFonts w:ascii="Arial" w:hAnsi="Arial"/>
+          <w:b w:val="0"/>
           <w:i/>
           <w:sz w:val="20"/>
         </w:rPr>
-        <w:t>Yaw</w:t>
-      </w:r>
-      <w:r>
-        <w:rPr>
-          <w:rFonts w:ascii="Arial" w:hAnsi="Arial"/>
-          <w:sz w:val="20"/>
-        </w:rPr>
-        <w:t xml:space="preserve"> (</w:t>
-      </w:r>
-      <w:r>
-        <w:rPr>
-          <w:rFonts w:ascii="Arial" w:hAnsi="Arial"/>
-          <w:sz w:val="20"/>
-        </w:rPr>
-        <w:t>$$r$$</w:t>
-      </w:r>
-      <w:r>
-        <w:rPr>
-          <w:rFonts w:ascii="Arial" w:hAnsi="Arial"/>
-          <w:sz w:val="20"/>
-        </w:rPr>
-        <w:t xml:space="preserve">), sedangkan derajat kebebasan </w:t>
-      </w:r>
-      <w:r>
-        <w:rPr>
-          <w:rFonts w:ascii="Arial" w:hAnsi="Arial"/>
+        <w:t>destabilizing hydrodynamic Munk moment</w:t>
+      </w:r>
+      <w:r>
+        <w:rPr>
+          <w:rFonts w:ascii="Arial" w:hAnsi="Arial"/>
+          <w:b w:val="0"/>
+          <w:sz w:val="20"/>
+        </w:rPr>
+        <w:t>): Ketika wahana bergerak dengan kombinasi kecepatan maju (</w:t>
+      </w:r>
+      <w:r>
+        <w:rPr>
+          <w:rFonts w:ascii="Arial" w:hAnsi="Arial"/>
+          <w:b w:val="0"/>
           <w:i/>
           <w:sz w:val="20"/>
         </w:rPr>
-        <w:t>Pitch</w:t>
-      </w:r>
-      <w:r>
-        <w:rPr>
-          <w:rFonts w:ascii="Arial" w:hAnsi="Arial"/>
-          <w:sz w:val="20"/>
-        </w:rPr>
-        <w:t xml:space="preserve"> (</w:t>
-      </w:r>
-      <w:r>
-        <w:rPr>
-          <w:rFonts w:ascii="Arial" w:hAnsi="Arial"/>
-          <w:sz w:val="20"/>
-        </w:rPr>
-        <w:t>$$\theta$$</w:t>
-      </w:r>
-      <w:r>
-        <w:rPr>
-          <w:rFonts w:ascii="Arial" w:hAnsi="Arial"/>
-          <w:sz w:val="20"/>
-        </w:rPr>
-        <w:t xml:space="preserve">) dan </w:t>
-      </w:r>
-      <w:r>
-        <w:rPr>
-          <w:rFonts w:ascii="Arial" w:hAnsi="Arial"/>
+        <w:t>surge</w:t>
+      </w:r>
+      <w:r>
+        <w:rPr>
+          <w:rFonts w:ascii="Arial" w:hAnsi="Arial"/>
+          <w:b w:val="0"/>
+          <w:sz w:val="20"/>
+        </w:rPr>
+        <w:t xml:space="preserve">, </w:t>
+      </w:r>
+      <w:r>
+        <w:rPr>
+          <w:rFonts w:ascii="Arial" w:hAnsi="Arial"/>
+          <w:b w:val="0"/>
+          <w:sz w:val="20"/>
+        </w:rPr>
+        <w:t>$$u_r$$</w:t>
+      </w:r>
+      <w:r>
+        <w:rPr>
+          <w:rFonts w:ascii="Arial" w:hAnsi="Arial"/>
+          <w:b w:val="0"/>
+          <w:sz w:val="20"/>
+        </w:rPr>
+        <w:t>) dan kecepatan geser lateral (</w:t>
+      </w:r>
+      <w:r>
+        <w:rPr>
+          <w:rFonts w:ascii="Arial" w:hAnsi="Arial"/>
+          <w:b w:val="0"/>
           <w:i/>
           <w:sz w:val="20"/>
         </w:rPr>
-        <w:t>Roll</w:t>
-      </w:r>
-      <w:r>
-        <w:rPr>
-          <w:rFonts w:ascii="Arial" w:hAnsi="Arial"/>
-          <w:sz w:val="20"/>
-        </w:rPr>
-        <w:t xml:space="preserve"> (</w:t>
-      </w:r>
-      <w:r>
-        <w:rPr>
-          <w:rFonts w:ascii="Arial" w:hAnsi="Arial"/>
-          <w:sz w:val="20"/>
-        </w:rPr>
-        <w:t>$$\phi$$</w:t>
-      </w:r>
-      <w:r>
-        <w:rPr>
-          <w:rFonts w:ascii="Arial" w:hAnsi="Arial"/>
-          <w:sz w:val="20"/>
-        </w:rPr>
-        <w:t>) sepenuhnya tidak teraktuasi secara aktif (</w:t>
-      </w:r>
-      <w:r>
-        <w:rPr>
-          <w:rFonts w:ascii="Arial" w:hAnsi="Arial"/>
+        <w:t>sway</w:t>
+      </w:r>
+      <w:r>
+        <w:rPr>
+          <w:rFonts w:ascii="Arial" w:hAnsi="Arial"/>
+          <w:b w:val="0"/>
+          <w:sz w:val="20"/>
+        </w:rPr>
+        <w:t xml:space="preserve">, </w:t>
+      </w:r>
+      <w:r>
+        <w:rPr>
+          <w:rFonts w:ascii="Arial" w:hAnsi="Arial"/>
+          <w:b w:val="0"/>
+          <w:sz w:val="20"/>
+        </w:rPr>
+        <w:t>$$v_r$$</w:t>
+      </w:r>
+      <w:r>
+        <w:rPr>
+          <w:rFonts w:ascii="Arial" w:hAnsi="Arial"/>
+          <w:b w:val="0"/>
+          <w:sz w:val="20"/>
+        </w:rPr>
+        <w:t>), interaksi fluida non-linier menghasilkan torsi ketidakstabilan sumbu geleng (</w:t>
+      </w:r>
+      <w:r>
+        <w:rPr>
+          <w:rFonts w:ascii="Arial" w:hAnsi="Arial"/>
+          <w:b w:val="0"/>
           <w:i/>
           <w:sz w:val="20"/>
         </w:rPr>
-        <w:t>unactuated</w:t>
-      </w:r>
-      <w:r>
-        <w:rPr>
-          <w:rFonts w:ascii="Arial" w:hAnsi="Arial"/>
-          <w:sz w:val="20"/>
-        </w:rPr>
-        <w:t xml:space="preserve">) [3], [21], [31]. Pada sistem </w:t>
-      </w:r>
-      <w:r>
-        <w:rPr>
-          <w:rFonts w:ascii="Arial" w:hAnsi="Arial"/>
-          <w:i/>
-          <w:sz w:val="20"/>
-        </w:rPr>
-        <w:t>underactuated</w:t>
-      </w:r>
-      <w:r>
-        <w:rPr>
-          <w:rFonts w:ascii="Arial" w:hAnsi="Arial"/>
-          <w:sz w:val="20"/>
-        </w:rPr>
-        <w:t xml:space="preserve"> ini, stabilitas sudut </w:t>
-      </w:r>
-      <w:r>
-        <w:rPr>
-          <w:rFonts w:ascii="Arial" w:hAnsi="Arial"/>
-          <w:i/>
-          <w:sz w:val="20"/>
-        </w:rPr>
-        <w:t>pitch</w:t>
-      </w:r>
-      <w:r>
-        <w:rPr>
-          <w:rFonts w:ascii="Arial" w:hAnsi="Arial"/>
-          <w:sz w:val="20"/>
-        </w:rPr>
-        <w:t xml:space="preserve"> dan </w:t>
-      </w:r>
-      <w:r>
-        <w:rPr>
-          <w:rFonts w:ascii="Arial" w:hAnsi="Arial"/>
-          <w:i/>
-          <w:sz w:val="20"/>
-        </w:rPr>
-        <w:t>roll</w:t>
-      </w:r>
-      <w:r>
-        <w:rPr>
-          <w:rFonts w:ascii="Arial" w:hAnsi="Arial"/>
-          <w:sz w:val="20"/>
-        </w:rPr>
-        <w:t xml:space="preserve"> diserahkan sepenuhnya pada momen pemulih hidrostatis pasif (</w:t>
-      </w:r>
-      <w:r>
-        <w:rPr>
-          <w:rFonts w:ascii="Arial" w:hAnsi="Arial"/>
-          <w:i/>
-          <w:sz w:val="20"/>
-        </w:rPr>
-        <w:t>passive metacentric restoring moment</w:t>
-      </w:r>
-      <w:r>
-        <w:rPr>
-          <w:rFonts w:ascii="Arial" w:hAnsi="Arial"/>
-          <w:sz w:val="20"/>
-        </w:rPr>
-        <w:t>) yang dibentuk oleh pemisahan vertikal antara titik pusat apung (</w:t>
-      </w:r>
-      <w:r>
-        <w:rPr>
-          <w:rFonts w:ascii="Arial" w:hAnsi="Arial"/>
-          <w:i/>
-          <w:sz w:val="20"/>
-        </w:rPr>
-        <w:t>Center of Buoyancy</w:t>
-      </w:r>
-      <w:r>
-        <w:rPr>
-          <w:rFonts w:ascii="Arial" w:hAnsi="Arial"/>
-          <w:sz w:val="20"/>
-        </w:rPr>
-        <w:t xml:space="preserve"> / CB, </w:t>
-      </w:r>
-      <w:r>
-        <w:rPr>
-          <w:rFonts w:ascii="Arial" w:hAnsi="Arial"/>
-          <w:sz w:val="20"/>
-        </w:rPr>
-        <w:t>$$\mathbf{r}_b$$</w:t>
-      </w:r>
-      <w:r>
-        <w:rPr>
-          <w:rFonts w:ascii="Arial" w:hAnsi="Arial"/>
-          <w:sz w:val="20"/>
-        </w:rPr>
-        <w:t>) dan titik pusat massa gravitasi (</w:t>
-      </w:r>
-      <w:r>
-        <w:rPr>
-          <w:rFonts w:ascii="Arial" w:hAnsi="Arial"/>
-          <w:i/>
-          <w:sz w:val="20"/>
-        </w:rPr>
-        <w:t>Center of Gravity</w:t>
-      </w:r>
-      <w:r>
-        <w:rPr>
-          <w:rFonts w:ascii="Arial" w:hAnsi="Arial"/>
-          <w:sz w:val="20"/>
-        </w:rPr>
-        <w:t xml:space="preserve"> / CG, </w:t>
-      </w:r>
-      <w:r>
-        <w:rPr>
-          <w:rFonts w:ascii="Arial" w:hAnsi="Arial"/>
-          <w:sz w:val="20"/>
-        </w:rPr>
-        <w:t>$$\mathbf{r}_g$$</w:t>
-      </w:r>
-      <w:r>
-        <w:rPr>
-          <w:rFonts w:ascii="Arial" w:hAnsi="Arial"/>
-          <w:sz w:val="20"/>
-        </w:rPr>
-        <w:t>):</w:t>
+        <w:t>yawing moment</w:t>
+      </w:r>
+      <w:r>
+        <w:rPr>
+          <w:rFonts w:ascii="Arial" w:hAnsi="Arial"/>
+          <w:b w:val="0"/>
+          <w:sz w:val="20"/>
+        </w:rPr>
+        <w:t>) sebesar:</w:t>
       </w:r>
     </w:p>
     <w:p>
       <w:pPr>
         <w:spacing w:before="120" w:after="120"/>
+        <w:ind w:firstLine="0"/>
         <w:jc w:val="center"/>
       </w:pPr>
       <w:r>
@@ -645,7 +983,7 @@
           <w:rFonts w:ascii="Arial" w:hAnsi="Arial"/>
           <w:sz w:val="20"/>
         </w:rPr>
-        <w:t>$$\overline{BG}_z = z_g - z_b &gt; 0 \quad [7], [31]$$</w:t>
+        <w:t>$$N_{\text{Munk}} = (X_{\dot{u}} - Y_{\dot{v}}) u_r v_r \quad [7], [34]$$</w:t>
       </w:r>
     </w:p>
     <w:p>
@@ -659,322 +997,50 @@
           <w:rFonts w:ascii="Arial" w:hAnsi="Arial"/>
           <w:sz w:val="20"/>
         </w:rPr>
-        <w:t>Ketergantungan pasif ini memunculkan tiga kendala teknis mendasar ketika wahana dihadapkan pada misi inspeksi otonom yang kompleks:</w:t>
-      </w:r>
-    </w:p>
-    <w:p>
-      <w:pPr>
-        <w:spacing w:after="60" w:line="276" w:lineRule="auto"/>
-        <w:ind w:left="567" w:hanging="340"/>
-      </w:pPr>
-      <w:r>
-        <w:rPr>
-          <w:rFonts w:ascii="Arial" w:hAnsi="Arial"/>
-          <w:b w:val="0"/>
-          <w:sz w:val="20"/>
-        </w:rPr>
-        <w:t xml:space="preserve">1.  </w:t>
-      </w:r>
-      <w:r>
-        <w:rPr>
-          <w:rFonts w:ascii="Arial" w:hAnsi="Arial"/>
-          <w:b w:val="0"/>
-          <w:sz w:val="20"/>
-        </w:rPr>
-        <w:t xml:space="preserve">Ketidakmampuan orientasi </w:t>
-      </w:r>
-      <w:r>
-        <w:rPr>
-          <w:rFonts w:ascii="Arial" w:hAnsi="Arial"/>
-          <w:b w:val="0"/>
+        <w:t>Karena nilai massa tambah transversal (</w:t>
+      </w:r>
+      <w:r>
+        <w:rPr>
+          <w:rFonts w:ascii="Arial" w:hAnsi="Arial"/>
+          <w:sz w:val="20"/>
+        </w:rPr>
+        <w:t>$$|Y_{\dot{v}}|$$</w:t>
+      </w:r>
+      <w:r>
+        <w:rPr>
+          <w:rFonts w:ascii="Arial" w:hAnsi="Arial"/>
+          <w:sz w:val="20"/>
+        </w:rPr>
+        <w:t>) jauh lebih besar daripada massa tambah longitudinal (</w:t>
+      </w:r>
+      <w:r>
+        <w:rPr>
+          <w:rFonts w:ascii="Arial" w:hAnsi="Arial"/>
+          <w:sz w:val="20"/>
+        </w:rPr>
+        <w:t>$$|X_{\dot{u}}|$$</w:t>
+      </w:r>
+      <w:r>
+        <w:rPr>
+          <w:rFonts w:ascii="Arial" w:hAnsi="Arial"/>
+          <w:sz w:val="20"/>
+        </w:rPr>
+        <w:t xml:space="preserve">), momen Munk ini selalu mendorong wahana membelok tegak lurus terhadap arah aliran fluida. Pada wahana </w:t>
+      </w:r>
+      <w:r>
+        <w:rPr>
+          <w:rFonts w:ascii="Arial" w:hAnsi="Arial"/>
           <w:i/>
           <w:sz w:val="20"/>
         </w:rPr>
-        <w:t>pitch</w:t>
-      </w:r>
-      <w:r>
-        <w:rPr>
-          <w:rFonts w:ascii="Arial" w:hAnsi="Arial"/>
-          <w:b w:val="0"/>
-          <w:sz w:val="20"/>
-        </w:rPr>
-        <w:t xml:space="preserve"> sembarang (</w:t>
-      </w:r>
-      <w:r>
-        <w:rPr>
-          <w:rFonts w:ascii="Arial" w:hAnsi="Arial"/>
-          <w:b w:val="0"/>
-          <w:i/>
-          <w:sz w:val="20"/>
-        </w:rPr>
-        <w:t>arbitrary pitch posture</w:t>
-      </w:r>
-      <w:r>
-        <w:rPr>
-          <w:rFonts w:ascii="Arial" w:hAnsi="Arial"/>
-          <w:b w:val="0"/>
-          <w:sz w:val="20"/>
-        </w:rPr>
-        <w:t xml:space="preserve">): Wahana </w:t>
-      </w:r>
-      <w:r>
-        <w:rPr>
-          <w:rFonts w:ascii="Arial" w:hAnsi="Arial"/>
-          <w:b w:val="0"/>
-          <w:i/>
-          <w:sz w:val="20"/>
-        </w:rPr>
         <w:t>underactuated</w:t>
       </w:r>
       <w:r>
         <w:rPr>
           <w:rFonts w:ascii="Arial" w:hAnsi="Arial"/>
-          <w:b w:val="0"/>
-          <w:sz w:val="20"/>
-        </w:rPr>
-        <w:t xml:space="preserve"> tidak dapat memiringkan hidung wahana ke atas atau ke bawah secara aktif untuk menginspeksi dinding dermaga vertikal, tiang pancang anjungan, lambung kapal miring, atau lereng batimetri dasar laut tanpa kehilangan stabilitas stasioner [3], [21], [31].</w:t>
-      </w:r>
-    </w:p>
-    <w:p>
-      <w:pPr>
-        <w:spacing w:after="60" w:line="276" w:lineRule="auto"/>
-        <w:ind w:left="567" w:hanging="340"/>
-      </w:pPr>
-      <w:r>
-        <w:rPr>
-          <w:rFonts w:ascii="Arial" w:hAnsi="Arial"/>
-          <w:b w:val="0"/>
-          <w:sz w:val="20"/>
-        </w:rPr>
-        <w:t xml:space="preserve">2.  </w:t>
-      </w:r>
-      <w:r>
-        <w:rPr>
-          <w:rFonts w:ascii="Arial" w:hAnsi="Arial"/>
-          <w:b w:val="0"/>
-          <w:sz w:val="20"/>
-        </w:rPr>
-        <w:t>Kerentanan terhadap torsi reaksi eksternal (</w:t>
-      </w:r>
-      <w:r>
-        <w:rPr>
-          <w:rFonts w:ascii="Arial" w:hAnsi="Arial"/>
-          <w:b w:val="0"/>
-          <w:i/>
-          <w:sz w:val="20"/>
-        </w:rPr>
-        <w:t>payload disturbance</w:t>
-      </w:r>
-      <w:r>
-        <w:rPr>
-          <w:rFonts w:ascii="Arial" w:hAnsi="Arial"/>
-          <w:b w:val="0"/>
-          <w:sz w:val="20"/>
-        </w:rPr>
-        <w:t>): Pengoperasian lengan manipulator robotik (</w:t>
-      </w:r>
-      <w:r>
-        <w:rPr>
-          <w:rFonts w:ascii="Arial" w:hAnsi="Arial"/>
-          <w:b w:val="0"/>
-          <w:i/>
-          <w:sz w:val="20"/>
-        </w:rPr>
-        <w:t>subsea robotic arm</w:t>
-      </w:r>
-      <w:r>
-        <w:rPr>
-          <w:rFonts w:ascii="Arial" w:hAnsi="Arial"/>
-          <w:b w:val="0"/>
-          <w:sz w:val="20"/>
-        </w:rPr>
-        <w:t xml:space="preserve">) atau modul sensor akustik menimbulkan torsi reaksi eksternal yang langsung mendestabilisasi postur </w:t>
-      </w:r>
-      <w:r>
-        <w:rPr>
-          <w:rFonts w:ascii="Arial" w:hAnsi="Arial"/>
-          <w:b w:val="0"/>
-          <w:i/>
-          <w:sz w:val="20"/>
-        </w:rPr>
-        <w:t>pitch</w:t>
-      </w:r>
-      <w:r>
-        <w:rPr>
-          <w:rFonts w:ascii="Arial" w:hAnsi="Arial"/>
-          <w:b w:val="0"/>
-          <w:sz w:val="20"/>
-        </w:rPr>
-        <w:t xml:space="preserve"> dan </w:t>
-      </w:r>
-      <w:r>
-        <w:rPr>
-          <w:rFonts w:ascii="Arial" w:hAnsi="Arial"/>
-          <w:b w:val="0"/>
-          <w:i/>
-          <w:sz w:val="20"/>
-        </w:rPr>
-        <w:t>roll</w:t>
-      </w:r>
-      <w:r>
-        <w:rPr>
-          <w:rFonts w:ascii="Arial" w:hAnsi="Arial"/>
-          <w:b w:val="0"/>
-          <w:sz w:val="20"/>
-        </w:rPr>
-        <w:t>, menghasilkan simpangan orientasi persisten (</w:t>
-      </w:r>
-      <w:r>
-        <w:rPr>
-          <w:rFonts w:ascii="Arial" w:hAnsi="Arial"/>
-          <w:b w:val="0"/>
-          <w:i/>
-          <w:sz w:val="20"/>
-        </w:rPr>
-        <w:t>attitude offsets</w:t>
-      </w:r>
-      <w:r>
-        <w:rPr>
-          <w:rFonts w:ascii="Arial" w:hAnsi="Arial"/>
-          <w:b w:val="0"/>
-          <w:sz w:val="20"/>
-        </w:rPr>
-        <w:t>) yang menurunkan kualitas citra sensor [18], [21], [31].</w:t>
-      </w:r>
-    </w:p>
-    <w:p>
-      <w:pPr>
-        <w:spacing w:after="60" w:line="276" w:lineRule="auto"/>
-        <w:ind w:left="567" w:hanging="340"/>
-      </w:pPr>
-      <w:r>
-        <w:rPr>
-          <w:rFonts w:ascii="Arial" w:hAnsi="Arial"/>
-          <w:b w:val="0"/>
-          <w:sz w:val="20"/>
-        </w:rPr>
-        <w:t xml:space="preserve">3.  </w:t>
-      </w:r>
-      <w:r>
-        <w:rPr>
-          <w:rFonts w:ascii="Arial" w:hAnsi="Arial"/>
-          <w:b w:val="0"/>
-          <w:sz w:val="20"/>
-        </w:rPr>
-        <w:t>Instabilitas kopling silang momen Munk hidrodinamika (</w:t>
-      </w:r>
-      <w:r>
-        <w:rPr>
-          <w:rFonts w:ascii="Arial" w:hAnsi="Arial"/>
-          <w:b w:val="0"/>
-          <w:i/>
-          <w:sz w:val="20"/>
-        </w:rPr>
-        <w:t>destabilizing hydrodynamic Munk moment</w:t>
-      </w:r>
-      <w:r>
-        <w:rPr>
-          <w:rFonts w:ascii="Arial" w:hAnsi="Arial"/>
-          <w:b w:val="0"/>
-          <w:sz w:val="20"/>
-        </w:rPr>
-        <w:t>): Ketika wahana bergerak dengan kombinasi kecepatan maju (</w:t>
-      </w:r>
-      <w:r>
-        <w:rPr>
-          <w:rFonts w:ascii="Arial" w:hAnsi="Arial"/>
-          <w:b w:val="0"/>
-          <w:i/>
-          <w:sz w:val="20"/>
-        </w:rPr>
-        <w:t>surge</w:t>
-      </w:r>
-      <w:r>
-        <w:rPr>
-          <w:rFonts w:ascii="Arial" w:hAnsi="Arial"/>
-          <w:b w:val="0"/>
-          <w:sz w:val="20"/>
-        </w:rPr>
-        <w:t xml:space="preserve">, </w:t>
-      </w:r>
-      <w:r>
-        <w:rPr>
-          <w:rFonts w:ascii="Arial" w:hAnsi="Arial"/>
-          <w:b w:val="0"/>
-          <w:sz w:val="20"/>
-        </w:rPr>
-        <w:t>$$u_r$$</w:t>
-      </w:r>
-      <w:r>
-        <w:rPr>
-          <w:rFonts w:ascii="Arial" w:hAnsi="Arial"/>
-          <w:b w:val="0"/>
-          <w:sz w:val="20"/>
-        </w:rPr>
-        <w:t>) dan kecepatan geser lateral (</w:t>
-      </w:r>
-      <w:r>
-        <w:rPr>
-          <w:rFonts w:ascii="Arial" w:hAnsi="Arial"/>
-          <w:b w:val="0"/>
-          <w:i/>
-          <w:sz w:val="20"/>
-        </w:rPr>
-        <w:t>sway</w:t>
-      </w:r>
-      <w:r>
-        <w:rPr>
-          <w:rFonts w:ascii="Arial" w:hAnsi="Arial"/>
-          <w:b w:val="0"/>
-          <w:sz w:val="20"/>
-        </w:rPr>
-        <w:t xml:space="preserve">, </w:t>
-      </w:r>
-      <w:r>
-        <w:rPr>
-          <w:rFonts w:ascii="Arial" w:hAnsi="Arial"/>
-          <w:b w:val="0"/>
-          <w:sz w:val="20"/>
-        </w:rPr>
-        <w:t>$$v_r$$</w:t>
-      </w:r>
-      <w:r>
-        <w:rPr>
-          <w:rFonts w:ascii="Arial" w:hAnsi="Arial"/>
-          <w:b w:val="0"/>
-          <w:sz w:val="20"/>
-        </w:rPr>
-        <w:t>), interaksi fluida non-linier menghasilkan torsi ketidakstabilan sumbu geleng (</w:t>
-      </w:r>
-      <w:r>
-        <w:rPr>
-          <w:rFonts w:ascii="Arial" w:hAnsi="Arial"/>
-          <w:b w:val="0"/>
-          <w:i/>
-          <w:sz w:val="20"/>
-        </w:rPr>
-        <w:t>yawing moment</w:t>
-      </w:r>
-      <w:r>
-        <w:rPr>
-          <w:rFonts w:ascii="Arial" w:hAnsi="Arial"/>
-          <w:b w:val="0"/>
-          <w:sz w:val="20"/>
-        </w:rPr>
-        <w:t>) sebesar:</w:t>
-      </w:r>
-    </w:p>
-    <w:p>
-      <w:pPr>
-        <w:spacing w:before="120" w:after="120"/>
-        <w:jc w:val="center"/>
-      </w:pPr>
-      <w:r>
-        <w:rPr>
-          <w:rFonts w:ascii="Arial" w:hAnsi="Arial"/>
-          <w:sz w:val="20"/>
-        </w:rPr>
-        <w:t>$$N_{\text{Munk}} = (X_{\dot{u}} - Y_{\dot{v}}) u_r v_r \quad [7], [34]$$</w:t>
+          <w:sz w:val="20"/>
+        </w:rPr>
+        <w:t>, torsi pengganggu ini tidak dapat diimbangi secara aktif tanpa mengorbankan jalur jelajah wahana [7], [34].</w:t>
       </w:r>
     </w:p>
     <w:p>
@@ -988,35 +1054,7 @@
           <w:rFonts w:ascii="Arial" w:hAnsi="Arial"/>
           <w:sz w:val="20"/>
         </w:rPr>
-        <w:t>Karena nilai massa tambah transversal (</w:t>
-      </w:r>
-      <w:r>
-        <w:rPr>
-          <w:rFonts w:ascii="Arial" w:hAnsi="Arial"/>
-          <w:sz w:val="20"/>
-        </w:rPr>
-        <w:t>$$|Y_{\dot{v}}|$$</w:t>
-      </w:r>
-      <w:r>
-        <w:rPr>
-          <w:rFonts w:ascii="Arial" w:hAnsi="Arial"/>
-          <w:sz w:val="20"/>
-        </w:rPr>
-        <w:t>) jauh lebih besar daripada massa tambah longitudinal (</w:t>
-      </w:r>
-      <w:r>
-        <w:rPr>
-          <w:rFonts w:ascii="Arial" w:hAnsi="Arial"/>
-          <w:sz w:val="20"/>
-        </w:rPr>
-        <w:t>$$|X_{\dot{u}}|$$</w:t>
-      </w:r>
-      <w:r>
-        <w:rPr>
-          <w:rFonts w:ascii="Arial" w:hAnsi="Arial"/>
-          <w:sz w:val="20"/>
-        </w:rPr>
-        <w:t xml:space="preserve">), momen Munk ini selalu mendorong wahana membelok tegak lurus terhadap arah aliran fluida. Pada wahana </w:t>
+        <w:t xml:space="preserve">Untuk mengatasi keterbatasan tersebut, penelitian tugas akhir ini mengkaji arsitektur wahana </w:t>
       </w:r>
       <w:r>
         <w:rPr>
@@ -1024,14 +1062,145 @@
           <w:i/>
           <w:sz w:val="20"/>
         </w:rPr>
-        <w:t>underactuated</w:t>
-      </w:r>
-      <w:r>
-        <w:rPr>
-          <w:rFonts w:ascii="Arial" w:hAnsi="Arial"/>
-          <w:sz w:val="20"/>
-        </w:rPr>
-        <w:t>, torsi pengganggu ini tidak dapat diimbangi secara aktif tanpa mengorbankan jalur jelajah wahana [7], [34].</w:t>
+        <w:t>Over-Actuated 8-Thruster 6-DOF Vectored AUV</w:t>
+      </w:r>
+      <w:r>
+        <w:rPr>
+          <w:rFonts w:ascii="Arial" w:hAnsi="Arial"/>
+          <w:sz w:val="20"/>
+        </w:rPr>
+        <w:t>. Dengan mengonfigurasi delapan unit motor pendorong tanpa sikat (</w:t>
+      </w:r>
+      <w:r>
+        <w:rPr>
+          <w:rFonts w:ascii="Arial" w:hAnsi="Arial"/>
+          <w:i/>
+          <w:sz w:val="20"/>
+        </w:rPr>
+        <w:t>brushless DC underwater thrusters</w:t>
+      </w:r>
+      <w:r>
+        <w:rPr>
+          <w:rFonts w:ascii="Arial" w:hAnsi="Arial"/>
+          <w:sz w:val="20"/>
+        </w:rPr>
+        <w:t xml:space="preserve">)—terdiri atas empat pendorong bervektor horizontal pada sudut </w:t>
+      </w:r>
+      <w:r>
+        <w:rPr>
+          <w:rFonts w:ascii="Arial" w:hAnsi="Arial"/>
+          <w:sz w:val="20"/>
+        </w:rPr>
+        <w:t>$$45^\circ$$</w:t>
+      </w:r>
+      <w:r>
+        <w:rPr>
+          <w:rFonts w:ascii="Arial" w:hAnsi="Arial"/>
+          <w:sz w:val="20"/>
+        </w:rPr>
+        <w:t xml:space="preserve"> dan empat pendorong vertikal independen di empat sudut kerangka—wahana memperoleh otoritas aktuasi kendali independen pada seluruh enam derajat kebebasan gerak spasial (Surge, Sway, Heave, Roll, Pitch, dan Yaw) [3], [7], [21], [32]. Karena jumlah aktuator (</w:t>
+      </w:r>
+      <w:r>
+        <w:rPr>
+          <w:rFonts w:ascii="Arial" w:hAnsi="Arial"/>
+          <w:sz w:val="20"/>
+        </w:rPr>
+        <w:t>$$m = 8$$</w:t>
+      </w:r>
+      <w:r>
+        <w:rPr>
+          <w:rFonts w:ascii="Arial" w:hAnsi="Arial"/>
+          <w:sz w:val="20"/>
+        </w:rPr>
+        <w:t>) melampaui jumlah derajat kebebasan yang dikendalikan (</w:t>
+      </w:r>
+      <w:r>
+        <w:rPr>
+          <w:rFonts w:ascii="Arial" w:hAnsi="Arial"/>
+          <w:sz w:val="20"/>
+        </w:rPr>
+        <w:t>$$n = 6$$</w:t>
+      </w:r>
+      <w:r>
+        <w:rPr>
+          <w:rFonts w:ascii="Arial" w:hAnsi="Arial"/>
+          <w:sz w:val="20"/>
+        </w:rPr>
+        <w:t xml:space="preserve">), sistem ini secara matematis bersifat </w:t>
+      </w:r>
+      <w:r>
+        <w:rPr>
+          <w:rFonts w:ascii="Arial" w:hAnsi="Arial"/>
+          <w:i/>
+          <w:sz w:val="20"/>
+        </w:rPr>
+        <w:t>over-actuated</w:t>
+      </w:r>
+      <w:r>
+        <w:rPr>
+          <w:rFonts w:ascii="Arial" w:hAnsi="Arial"/>
+          <w:sz w:val="20"/>
+        </w:rPr>
+        <w:t xml:space="preserve"> dengan derajat redundansi aktuasi sebesar dua (</w:t>
+      </w:r>
+      <w:r>
+        <w:rPr>
+          <w:rFonts w:ascii="Arial" w:hAnsi="Arial"/>
+          <w:sz w:val="20"/>
+        </w:rPr>
+        <w:t>$$m - n = 2$$</w:t>
+      </w:r>
+      <w:r>
+        <w:rPr>
+          <w:rFonts w:ascii="Arial" w:hAnsi="Arial"/>
+          <w:sz w:val="20"/>
+        </w:rPr>
+        <w:t>) [7], [21], [32]. Redundansi ini menghadirkan ruang nol aktuasi (</w:t>
+      </w:r>
+      <w:r>
+        <w:rPr>
+          <w:rFonts w:ascii="Arial" w:hAnsi="Arial"/>
+          <w:i/>
+          <w:sz w:val="20"/>
+        </w:rPr>
+        <w:t>actuator null-space</w:t>
+      </w:r>
+      <w:r>
+        <w:rPr>
+          <w:rFonts w:ascii="Arial" w:hAnsi="Arial"/>
+          <w:sz w:val="20"/>
+        </w:rPr>
+        <w:t>) yang memungkinkan alokasi gaya dorong optimal (</w:t>
+      </w:r>
+      <w:r>
+        <w:rPr>
+          <w:rFonts w:ascii="Arial" w:hAnsi="Arial"/>
+          <w:i/>
+          <w:sz w:val="20"/>
+        </w:rPr>
+        <w:t>optimal thrust allocation</w:t>
+      </w:r>
+      <w:r>
+        <w:rPr>
+          <w:rFonts w:ascii="Arial" w:hAnsi="Arial"/>
+          <w:sz w:val="20"/>
+        </w:rPr>
+        <w:t>) untuk meminimalkan konsumsi energi listrik, mencegah saturasi pendorong individual, serta memberikan kemampuan rekonfigurasi toleransi kegagalan pendorong (</w:t>
+      </w:r>
+      <w:r>
+        <w:rPr>
+          <w:rFonts w:ascii="Arial" w:hAnsi="Arial"/>
+          <w:i/>
+          <w:sz w:val="20"/>
+        </w:rPr>
+        <w:t>thruster fault tolerance</w:t>
+      </w:r>
+      <w:r>
+        <w:rPr>
+          <w:rFonts w:ascii="Arial" w:hAnsi="Arial"/>
+          <w:sz w:val="20"/>
+        </w:rPr>
+        <w:t>) [21], [32].</w:t>
       </w:r>
     </w:p>
     <w:p>
@@ -1045,7 +1214,7 @@
           <w:rFonts w:ascii="Arial" w:hAnsi="Arial"/>
           <w:sz w:val="20"/>
         </w:rPr>
-        <w:t xml:space="preserve">Untuk mengatasi keterbatasan tersebut, penelitian tugas akhir ini mengkaji arsitektur wahana </w:t>
+        <w:t xml:space="preserve">Namun demikian, perwujudan sistem navigasi dan pelacakan target otonom pada AUV 6-DOF </w:t>
       </w:r>
       <w:r>
         <w:rPr>
@@ -1053,145 +1222,338 @@
           <w:i/>
           <w:sz w:val="20"/>
         </w:rPr>
-        <w:t>Over-Actuated 8-Thruster 6-DOF Vectored AUV</w:t>
-      </w:r>
-      <w:r>
-        <w:rPr>
-          <w:rFonts w:ascii="Arial" w:hAnsi="Arial"/>
-          <w:sz w:val="20"/>
-        </w:rPr>
-        <w:t>. Dengan mengonfigurasi delapan unit motor pendorong tanpa sikat (</w:t>
-      </w:r>
-      <w:r>
-        <w:rPr>
-          <w:rFonts w:ascii="Arial" w:hAnsi="Arial"/>
+        <w:t>over-actuated</w:t>
+      </w:r>
+      <w:r>
+        <w:rPr>
+          <w:rFonts w:ascii="Arial" w:hAnsi="Arial"/>
+          <w:sz w:val="20"/>
+        </w:rPr>
+        <w:t xml:space="preserve"> menghadapi dua tantangan ilmiah dan rekayasa utama:</w:t>
+      </w:r>
+    </w:p>
+    <w:p>
+      <w:pPr>
+        <w:spacing w:after="60" w:line="276" w:lineRule="auto"/>
+        <w:ind w:left="567" w:hanging="340"/>
+      </w:pPr>
+      <w:r>
+        <w:rPr>
+          <w:rFonts w:ascii="Arial" w:hAnsi="Arial"/>
+          <w:b w:val="0"/>
+          <w:sz w:val="20"/>
+        </w:rPr>
+        <w:t xml:space="preserve">1.  </w:t>
+      </w:r>
+      <w:r>
+        <w:rPr>
+          <w:rFonts w:ascii="Arial" w:hAnsi="Arial"/>
+          <w:b w:val="0"/>
+          <w:sz w:val="20"/>
+        </w:rPr>
+        <w:t>Kompleksitas pemodelan dinamika hidrodinamika non-linier terkopling: Dinamika wahana bawah laut diatur oleh interaksi mekanika fluida yang sangat non-linier, mencakup tensor inersia benda tegar (</w:t>
+      </w:r>
+      <w:r>
+        <w:rPr>
+          <w:rFonts w:ascii="Arial" w:hAnsi="Arial"/>
+          <w:b w:val="0"/>
+          <w:sz w:val="20"/>
+        </w:rPr>
+        <w:t>$$\mathbf{M}_{RB}$$</w:t>
+      </w:r>
+      <w:r>
+        <w:rPr>
+          <w:rFonts w:ascii="Arial" w:hAnsi="Arial"/>
+          <w:b w:val="0"/>
+          <w:sz w:val="20"/>
+        </w:rPr>
+        <w:t>), tensor massa tambah hidrodinamika fluida (</w:t>
+      </w:r>
+      <w:r>
+        <w:rPr>
+          <w:rFonts w:ascii="Arial" w:hAnsi="Arial"/>
+          <w:b w:val="0"/>
+          <w:sz w:val="20"/>
+        </w:rPr>
+        <w:t>$$\mathbf{M}_A$$</w:t>
+      </w:r>
+      <w:r>
+        <w:rPr>
+          <w:rFonts w:ascii="Arial" w:hAnsi="Arial"/>
+          <w:b w:val="0"/>
+          <w:sz w:val="20"/>
+        </w:rPr>
+        <w:t>), matriks percepatan sentripetal dan Coriolis (</w:t>
+      </w:r>
+      <w:r>
+        <w:rPr>
+          <w:rFonts w:ascii="Arial" w:hAnsi="Arial"/>
+          <w:b w:val="0"/>
+          <w:sz w:val="20"/>
+        </w:rPr>
+        <w:t>$$\mathbf{C}_{RB}, \mathbf{C}_A$$</w:t>
+      </w:r>
+      <w:r>
+        <w:rPr>
+          <w:rFonts w:ascii="Arial" w:hAnsi="Arial"/>
+          <w:b w:val="0"/>
+          <w:sz w:val="20"/>
+        </w:rPr>
+        <w:t>), tensor redaman hidrodinamika kuadratik gabungan (</w:t>
+      </w:r>
+      <w:r>
+        <w:rPr>
+          <w:rFonts w:ascii="Arial" w:hAnsi="Arial"/>
+          <w:b w:val="0"/>
+          <w:sz w:val="20"/>
+        </w:rPr>
+        <w:t>$$\mathbf{D}(\boldsymbol{\nu}_r)$$</w:t>
+      </w:r>
+      <w:r>
+        <w:rPr>
+          <w:rFonts w:ascii="Arial" w:hAnsi="Arial"/>
+          <w:b w:val="0"/>
+          <w:sz w:val="20"/>
+        </w:rPr>
+        <w:t>), serta gaya/momen pemulih hidrostatis (</w:t>
+      </w:r>
+      <w:r>
+        <w:rPr>
+          <w:rFonts w:ascii="Arial" w:hAnsi="Arial"/>
+          <w:b w:val="0"/>
+          <w:sz w:val="20"/>
+        </w:rPr>
+        <w:t>$$\mathbf{g}(\boldsymbol{\eta})$$</w:t>
+      </w:r>
+      <w:r>
+        <w:rPr>
+          <w:rFonts w:ascii="Arial" w:hAnsi="Arial"/>
+          <w:b w:val="0"/>
+          <w:sz w:val="20"/>
+        </w:rPr>
+        <w:t>) [1], [7], [34]. Selain itu, pemetaan vektor gaya kendali generalisasi 6-DOF (</w:t>
+      </w:r>
+      <w:r>
+        <w:rPr>
+          <w:rFonts w:ascii="Arial" w:hAnsi="Arial"/>
+          <w:b w:val="0"/>
+          <w:sz w:val="20"/>
+        </w:rPr>
+        <w:t>$$\boldsymbol{\tau} \in \mathbb{R}^6$$</w:t>
+      </w:r>
+      <w:r>
+        <w:rPr>
+          <w:rFonts w:ascii="Arial" w:hAnsi="Arial"/>
+          <w:b w:val="0"/>
+          <w:sz w:val="20"/>
+        </w:rPr>
+        <w:t>) menjadi delapan perintah gaya dorong motor individual (</w:t>
+      </w:r>
+      <w:r>
+        <w:rPr>
+          <w:rFonts w:ascii="Arial" w:hAnsi="Arial"/>
+          <w:b w:val="0"/>
+          <w:sz w:val="20"/>
+        </w:rPr>
+        <w:t>$$\mathbf{f} \in \mathbb{R}^8$$</w:t>
+      </w:r>
+      <w:r>
+        <w:rPr>
+          <w:rFonts w:ascii="Arial" w:hAnsi="Arial"/>
+          <w:b w:val="0"/>
+          <w:sz w:val="20"/>
+        </w:rPr>
+        <w:t xml:space="preserve">) memerlukan formulasi matriks alokasi gaya dorong geometris </w:t>
+      </w:r>
+      <w:r>
+        <w:rPr>
+          <w:rFonts w:ascii="Arial" w:hAnsi="Arial"/>
+          <w:b w:val="0"/>
+          <w:sz w:val="20"/>
+        </w:rPr>
+        <w:t>$$\mathbf{T}_{6 \times 8}$$</w:t>
+      </w:r>
+      <w:r>
+        <w:rPr>
+          <w:rFonts w:ascii="Arial" w:hAnsi="Arial"/>
+          <w:b w:val="0"/>
+          <w:sz w:val="20"/>
+        </w:rPr>
+        <w:t xml:space="preserve"> serta penyelesaian invers semu Moore-Penrose (</w:t>
+      </w:r>
+      <w:r>
+        <w:rPr>
+          <w:rFonts w:ascii="Arial" w:hAnsi="Arial"/>
+          <w:b w:val="0"/>
           <w:i/>
           <w:sz w:val="20"/>
         </w:rPr>
-        <w:t>brushless DC underwater thrusters</w:t>
-      </w:r>
-      <w:r>
-        <w:rPr>
-          <w:rFonts w:ascii="Arial" w:hAnsi="Arial"/>
-          <w:sz w:val="20"/>
-        </w:rPr>
-        <w:t xml:space="preserve">)—terdiri atas empat pendorong bervektor horizontal pada sudut </w:t>
-      </w:r>
-      <w:r>
-        <w:rPr>
-          <w:rFonts w:ascii="Arial" w:hAnsi="Arial"/>
-          <w:sz w:val="20"/>
-        </w:rPr>
-        <w:t>$$45^\circ$$</w:t>
-      </w:r>
-      <w:r>
-        <w:rPr>
-          <w:rFonts w:ascii="Arial" w:hAnsi="Arial"/>
-          <w:sz w:val="20"/>
-        </w:rPr>
-        <w:t xml:space="preserve"> dan empat pendorong vertikal independen di empat sudut kerangka—wahana memperoleh otoritas aktuasi kendali independen pada seluruh enam derajat kebebasan gerak spasial (Surge, Sway, Heave, Roll, Pitch, dan Yaw) [3], [7], [21], [32]. Karena jumlah aktuator (</w:t>
-      </w:r>
-      <w:r>
-        <w:rPr>
-          <w:rFonts w:ascii="Arial" w:hAnsi="Arial"/>
-          <w:sz w:val="20"/>
-        </w:rPr>
-        <w:t>$$m = 8$$</w:t>
-      </w:r>
-      <w:r>
-        <w:rPr>
-          <w:rFonts w:ascii="Arial" w:hAnsi="Arial"/>
-          <w:sz w:val="20"/>
-        </w:rPr>
-        <w:t>) melampaui jumlah derajat kebebasan yang dikendalikan (</w:t>
-      </w:r>
-      <w:r>
-        <w:rPr>
-          <w:rFonts w:ascii="Arial" w:hAnsi="Arial"/>
-          <w:sz w:val="20"/>
-        </w:rPr>
-        <w:t>$$n = 6$$</w:t>
-      </w:r>
-      <w:r>
-        <w:rPr>
-          <w:rFonts w:ascii="Arial" w:hAnsi="Arial"/>
-          <w:sz w:val="20"/>
-        </w:rPr>
-        <w:t xml:space="preserve">), sistem ini secara matematis bersifat </w:t>
-      </w:r>
-      <w:r>
-        <w:rPr>
-          <w:rFonts w:ascii="Arial" w:hAnsi="Arial"/>
+        <w:t>Moore-Penrose pseudo-inverse</w:t>
+      </w:r>
+      <w:r>
+        <w:rPr>
+          <w:rFonts w:ascii="Arial" w:hAnsi="Arial"/>
+          <w:b w:val="0"/>
+          <w:sz w:val="20"/>
+        </w:rPr>
+        <w:t xml:space="preserve">, </w:t>
+      </w:r>
+      <w:r>
+        <w:rPr>
+          <w:rFonts w:ascii="Arial" w:hAnsi="Arial"/>
+          <w:b w:val="0"/>
+          <w:sz w:val="20"/>
+        </w:rPr>
+        <w:t>$$\mathbf{T}_{6 \times 8}^\dagger$$</w:t>
+      </w:r>
+      <w:r>
+        <w:rPr>
+          <w:rFonts w:ascii="Arial" w:hAnsi="Arial"/>
+          <w:b w:val="0"/>
+          <w:sz w:val="20"/>
+        </w:rPr>
+        <w:t>) secara waktu nyata (</w:t>
+      </w:r>
+      <w:r>
+        <w:rPr>
+          <w:rFonts w:ascii="Arial" w:hAnsi="Arial"/>
+          <w:b w:val="0"/>
           <w:i/>
           <w:sz w:val="20"/>
         </w:rPr>
-        <w:t>over-actuated</w:t>
-      </w:r>
-      <w:r>
-        <w:rPr>
-          <w:rFonts w:ascii="Arial" w:hAnsi="Arial"/>
-          <w:sz w:val="20"/>
-        </w:rPr>
-        <w:t xml:space="preserve"> dengan derajat redundansi aktuasi sebesar dua (</w:t>
-      </w:r>
-      <w:r>
-        <w:rPr>
-          <w:rFonts w:ascii="Arial" w:hAnsi="Arial"/>
-          <w:sz w:val="20"/>
-        </w:rPr>
-        <w:t>$$m - n = 2$$</w:t>
-      </w:r>
-      <w:r>
-        <w:rPr>
-          <w:rFonts w:ascii="Arial" w:hAnsi="Arial"/>
-          <w:sz w:val="20"/>
-        </w:rPr>
-        <w:t>) [7], [21], [32]. Redundansi ini menghadirkan ruang nol aktuasi (</w:t>
-      </w:r>
-      <w:r>
-        <w:rPr>
-          <w:rFonts w:ascii="Arial" w:hAnsi="Arial"/>
+        <w:t>real-time</w:t>
+      </w:r>
+      <w:r>
+        <w:rPr>
+          <w:rFonts w:ascii="Arial" w:hAnsi="Arial"/>
+          <w:b w:val="0"/>
+          <w:sz w:val="20"/>
+        </w:rPr>
+        <w:t>) [7], [21], [32].</w:t>
+      </w:r>
+    </w:p>
+    <w:p>
+      <w:pPr>
+        <w:spacing w:after="60" w:line="276" w:lineRule="auto"/>
+        <w:ind w:left="567" w:hanging="340"/>
+      </w:pPr>
+      <w:r>
+        <w:rPr>
+          <w:rFonts w:ascii="Arial" w:hAnsi="Arial"/>
+          <w:b w:val="0"/>
+          <w:sz w:val="20"/>
+        </w:rPr>
+        <w:t xml:space="preserve">2.  </w:t>
+      </w:r>
+      <w:r>
+        <w:rPr>
+          <w:rFonts w:ascii="Arial" w:hAnsi="Arial"/>
+          <w:b w:val="0"/>
+          <w:sz w:val="20"/>
+        </w:rPr>
+        <w:t>Derau pengukuran sensor dan degradasi persepsi visual bawah air: Di lingkungan perairan, transmisi optik mengalami pelemahan kontras akibat penyerapan spektral, hamburan partikel (</w:t>
+      </w:r>
+      <w:r>
+        <w:rPr>
+          <w:rFonts w:ascii="Arial" w:hAnsi="Arial"/>
+          <w:b w:val="0"/>
           <w:i/>
           <w:sz w:val="20"/>
         </w:rPr>
-        <w:t>actuator null-space</w:t>
-      </w:r>
-      <w:r>
-        <w:rPr>
-          <w:rFonts w:ascii="Arial" w:hAnsi="Arial"/>
-          <w:sz w:val="20"/>
-        </w:rPr>
-        <w:t>) yang memungkinkan alokasi gaya dorong optimal (</w:t>
-      </w:r>
-      <w:r>
-        <w:rPr>
-          <w:rFonts w:ascii="Arial" w:hAnsi="Arial"/>
+        <w:t>backscattering</w:t>
+      </w:r>
+      <w:r>
+        <w:rPr>
+          <w:rFonts w:ascii="Arial" w:hAnsi="Arial"/>
+          <w:b w:val="0"/>
+          <w:sz w:val="20"/>
+        </w:rPr>
+        <w:t xml:space="preserve">), turbiditas fluida, dan fluktuasi pencahayaan [2], [14]. Pendeteksian target berbasis model </w:t>
+      </w:r>
+      <w:r>
+        <w:rPr>
+          <w:rFonts w:ascii="Arial" w:hAnsi="Arial"/>
+          <w:b w:val="0"/>
           <w:i/>
           <w:sz w:val="20"/>
         </w:rPr>
-        <w:t>optimal thrust allocation</w:t>
-      </w:r>
-      <w:r>
-        <w:rPr>
-          <w:rFonts w:ascii="Arial" w:hAnsi="Arial"/>
-          <w:sz w:val="20"/>
-        </w:rPr>
-        <w:t>) untuk meminimalkan konsumsi energi listrik, mencegah saturasi pendorong individual, serta memberikan kemampuan rekonfigurasi toleransi kegagalan pendorong (</w:t>
-      </w:r>
-      <w:r>
-        <w:rPr>
-          <w:rFonts w:ascii="Arial" w:hAnsi="Arial"/>
+        <w:t>deep learning</w:t>
+      </w:r>
+      <w:r>
+        <w:rPr>
+          <w:rFonts w:ascii="Arial" w:hAnsi="Arial"/>
+          <w:b w:val="0"/>
+          <w:sz w:val="20"/>
+        </w:rPr>
+        <w:t xml:space="preserve"> (seperti YOLO) pada aliran video kamera monokuler menghasilkan keluaran kotak pembatas (</w:t>
+      </w:r>
+      <w:r>
+        <w:rPr>
+          <w:rFonts w:ascii="Arial" w:hAnsi="Arial"/>
+          <w:b w:val="0"/>
           <w:i/>
           <w:sz w:val="20"/>
         </w:rPr>
-        <w:t>thruster fault tolerance</w:t>
-      </w:r>
-      <w:r>
-        <w:rPr>
-          <w:rFonts w:ascii="Arial" w:hAnsi="Arial"/>
-          <w:sz w:val="20"/>
-        </w:rPr>
-        <w:t>) [21], [32].</w:t>
+        <w:t>bounding box</w:t>
+      </w:r>
+      <w:r>
+        <w:rPr>
+          <w:rFonts w:ascii="Arial" w:hAnsi="Arial"/>
+          <w:b w:val="0"/>
+          <w:sz w:val="20"/>
+        </w:rPr>
+        <w:t xml:space="preserve">) yang rentan terhadap </w:t>
+      </w:r>
+      <w:r>
+        <w:rPr>
+          <w:rFonts w:ascii="Arial" w:hAnsi="Arial"/>
+          <w:b w:val="0"/>
+          <w:i/>
+          <w:sz w:val="20"/>
+        </w:rPr>
+        <w:t>jitter</w:t>
+      </w:r>
+      <w:r>
+        <w:rPr>
+          <w:rFonts w:ascii="Arial" w:hAnsi="Arial"/>
+          <w:b w:val="0"/>
+          <w:sz w:val="20"/>
+        </w:rPr>
+        <w:t>, derau pengukuran spasial, serta oklusi visual sementara (</w:t>
+      </w:r>
+      <w:r>
+        <w:rPr>
+          <w:rFonts w:ascii="Arial" w:hAnsi="Arial"/>
+          <w:b w:val="0"/>
+          <w:i/>
+          <w:sz w:val="20"/>
+        </w:rPr>
+        <w:t>occlusions</w:t>
+      </w:r>
+      <w:r>
+        <w:rPr>
+          <w:rFonts w:ascii="Arial" w:hAnsi="Arial"/>
+          <w:b w:val="0"/>
+          <w:sz w:val="20"/>
+        </w:rPr>
+        <w:t>) [2], [16], [17]. Di sisi lain, sensor inersia internal IMU dan sensor tekanan fluida kedalaman pada wahana dipengaruhi oleh derau frekuensi tinggi, getaran pendorong, dan fenomena penyimpangan (</w:t>
+      </w:r>
+      <w:r>
+        <w:rPr>
+          <w:rFonts w:ascii="Arial" w:hAnsi="Arial"/>
+          <w:b w:val="0"/>
+          <w:i/>
+          <w:sz w:val="20"/>
+        </w:rPr>
+        <w:t>sensor drift</w:t>
+      </w:r>
+      <w:r>
+        <w:rPr>
+          <w:rFonts w:ascii="Arial" w:hAnsi="Arial"/>
+          <w:b w:val="0"/>
+          <w:sz w:val="20"/>
+        </w:rPr>
+        <w:t>) [14], [21], [31].</w:t>
       </w:r>
     </w:p>
     <w:p>
@@ -1205,7 +1567,7 @@
           <w:rFonts w:ascii="Arial" w:hAnsi="Arial"/>
           <w:sz w:val="20"/>
         </w:rPr>
-        <w:t xml:space="preserve">Namun demikian, perwujudan sistem navigasi dan pelacakan target otonom pada AUV 6-DOF </w:t>
+        <w:t xml:space="preserve">Untuk mengatasi tantangan estimasi dan pelacakan tersebut, penelitian ini merancang dan menerapkan </w:t>
       </w:r>
       <w:r>
         <w:rPr>
@@ -1213,20 +1575,35 @@
           <w:i/>
           <w:sz w:val="20"/>
         </w:rPr>
-        <w:t>over-actuated</w:t>
-      </w:r>
-      <w:r>
-        <w:rPr>
-          <w:rFonts w:ascii="Arial" w:hAnsi="Arial"/>
-          <w:sz w:val="20"/>
-        </w:rPr>
-        <w:t xml:space="preserve"> menghadapi dua tantangan ilmiah dan rekayasa utama:</w:t>
+        <w:t>Suite</w:t>
+      </w:r>
+      <w:r>
+        <w:rPr>
+          <w:rFonts w:ascii="Arial" w:hAnsi="Arial"/>
+          <w:sz w:val="20"/>
+        </w:rPr>
+        <w:t xml:space="preserve"> estimasi keadaan optimal </w:t>
+      </w:r>
+      <w:r>
+        <w:rPr>
+          <w:rFonts w:ascii="Arial" w:hAnsi="Arial"/>
+          <w:i/>
+          <w:sz w:val="20"/>
+        </w:rPr>
+        <w:t>Dual Kalman Filter</w:t>
+      </w:r>
+      <w:r>
+        <w:rPr>
+          <w:rFonts w:ascii="Arial" w:hAnsi="Arial"/>
+          <w:sz w:val="20"/>
+        </w:rPr>
+        <w:t xml:space="preserve"> [16], [17], [25], [29]:</w:t>
       </w:r>
     </w:p>
     <w:p>
       <w:pPr>
         <w:spacing w:after="60" w:line="276" w:lineRule="auto"/>
-        <w:ind w:left="567" w:hanging="340"/>
+        <w:ind w:left="567" w:hanging="283"/>
       </w:pPr>
       <w:r>
         <w:rPr>
@@ -1234,143 +1611,15 @@
           <w:b w:val="0"/>
           <w:sz w:val="20"/>
         </w:rPr>
-        <w:t xml:space="preserve">1.  </w:t>
-      </w:r>
-      <w:r>
-        <w:rPr>
-          <w:rFonts w:ascii="Arial" w:hAnsi="Arial"/>
-          <w:b w:val="0"/>
-          <w:sz w:val="20"/>
-        </w:rPr>
-        <w:t>Kompleksitas pemodelan dinamika hidrodinamika non-linier terkopling: Dinamika wahana bawah laut diatur oleh interaksi mekanika fluida yang sangat non-linier, mencakup tensor inersia benda tegar (</w:t>
-      </w:r>
-      <w:r>
-        <w:rPr>
-          <w:rFonts w:ascii="Arial" w:hAnsi="Arial"/>
-          <w:b w:val="0"/>
-          <w:sz w:val="20"/>
-        </w:rPr>
-        <w:t>$$\mathbf{M}_{RB}$$</w:t>
-      </w:r>
-      <w:r>
-        <w:rPr>
-          <w:rFonts w:ascii="Arial" w:hAnsi="Arial"/>
-          <w:b w:val="0"/>
-          <w:sz w:val="20"/>
-        </w:rPr>
-        <w:t>), tensor massa tambah hidrodinamika fluida (</w:t>
-      </w:r>
-      <w:r>
-        <w:rPr>
-          <w:rFonts w:ascii="Arial" w:hAnsi="Arial"/>
-          <w:b w:val="0"/>
-          <w:sz w:val="20"/>
-        </w:rPr>
-        <w:t>$$\mathbf{M}_A$$</w:t>
-      </w:r>
-      <w:r>
-        <w:rPr>
-          <w:rFonts w:ascii="Arial" w:hAnsi="Arial"/>
-          <w:b w:val="0"/>
-          <w:sz w:val="20"/>
-        </w:rPr>
-        <w:t>), matriks percepatan sentripetal dan Coriolis (</w:t>
-      </w:r>
-      <w:r>
-        <w:rPr>
-          <w:rFonts w:ascii="Arial" w:hAnsi="Arial"/>
-          <w:b w:val="0"/>
-          <w:sz w:val="20"/>
-        </w:rPr>
-        <w:t>$$\mathbf{C}_{RB}, \mathbf{C}_A$$</w:t>
-      </w:r>
-      <w:r>
-        <w:rPr>
-          <w:rFonts w:ascii="Arial" w:hAnsi="Arial"/>
-          <w:b w:val="0"/>
-          <w:sz w:val="20"/>
-        </w:rPr>
-        <w:t>), tensor redaman hidrodinamika kuadratik gabungan (</w:t>
-      </w:r>
-      <w:r>
-        <w:rPr>
-          <w:rFonts w:ascii="Arial" w:hAnsi="Arial"/>
-          <w:b w:val="0"/>
-          <w:sz w:val="20"/>
-        </w:rPr>
-        <w:t>$$\mathbf{D}(\boldsymbol{\nu}_r)$$</w:t>
-      </w:r>
-      <w:r>
-        <w:rPr>
-          <w:rFonts w:ascii="Arial" w:hAnsi="Arial"/>
-          <w:b w:val="0"/>
-          <w:sz w:val="20"/>
-        </w:rPr>
-        <w:t>), serta gaya/momen pemulih hidrostatis (</w:t>
-      </w:r>
-      <w:r>
-        <w:rPr>
-          <w:rFonts w:ascii="Arial" w:hAnsi="Arial"/>
-          <w:b w:val="0"/>
-          <w:sz w:val="20"/>
-        </w:rPr>
-        <w:t>$$\mathbf{g}(\boldsymbol{\eta})$$</w:t>
-      </w:r>
-      <w:r>
-        <w:rPr>
-          <w:rFonts w:ascii="Arial" w:hAnsi="Arial"/>
-          <w:b w:val="0"/>
-          <w:sz w:val="20"/>
-        </w:rPr>
-        <w:t>) [1], [7], [34]. Selain itu, pemetaan vektor gaya kendali generalisasi 6-DOF (</w:t>
-      </w:r>
-      <w:r>
-        <w:rPr>
-          <w:rFonts w:ascii="Arial" w:hAnsi="Arial"/>
-          <w:b w:val="0"/>
-          <w:sz w:val="20"/>
-        </w:rPr>
-        <w:t>$$\boldsymbol{\tau} \in \mathbb{R}^6$$</w:t>
-      </w:r>
-      <w:r>
-        <w:rPr>
-          <w:rFonts w:ascii="Arial" w:hAnsi="Arial"/>
-          <w:b w:val="0"/>
-          <w:sz w:val="20"/>
-        </w:rPr>
-        <w:t>) menjadi delapan perintah gaya dorong motor individual (</w:t>
-      </w:r>
-      <w:r>
-        <w:rPr>
-          <w:rFonts w:ascii="Arial" w:hAnsi="Arial"/>
-          <w:b w:val="0"/>
-          <w:sz w:val="20"/>
-        </w:rPr>
-        <w:t>$$\mathbf{f} \in \mathbb{R}^8$$</w:t>
-      </w:r>
-      <w:r>
-        <w:rPr>
-          <w:rFonts w:ascii="Arial" w:hAnsi="Arial"/>
-          <w:b w:val="0"/>
-          <w:sz w:val="20"/>
-        </w:rPr>
-        <w:t xml:space="preserve">) memerlukan formulasi matriks alokasi gaya dorong geometris </w:t>
-      </w:r>
-      <w:r>
-        <w:rPr>
-          <w:rFonts w:ascii="Arial" w:hAnsi="Arial"/>
-          <w:b w:val="0"/>
-          <w:sz w:val="20"/>
-        </w:rPr>
-        <w:t>$$\mathbf{T}_{6 \times 8}$$</w:t>
-      </w:r>
-      <w:r>
-        <w:rPr>
-          <w:rFonts w:ascii="Arial" w:hAnsi="Arial"/>
-          <w:b w:val="0"/>
-          <w:sz w:val="20"/>
-        </w:rPr>
-        <w:t xml:space="preserve"> serta penyelesaian invers semu Moore-Penrose (</w:t>
+        <w:t xml:space="preserve">•  </w:t>
+      </w:r>
+      <w:r>
+        <w:rPr>
+          <w:rFonts w:ascii="Arial" w:hAnsi="Arial"/>
+          <w:b w:val="0"/>
+          <w:sz w:val="20"/>
+        </w:rPr>
+        <w:t>Penapis Pelacak Target Visual 8D (</w:t>
       </w:r>
       <w:r>
         <w:rPr>
@@ -1379,7 +1628,7 @@
           <w:i/>
           <w:sz w:val="20"/>
         </w:rPr>
-        <w:t>Moore-Penrose pseudo-inverse</w:t>
+        <w:t>Topside Visual Kalman Filter</w:t>
       </w:r>
       <w:r>
         <w:rPr>
@@ -1391,19 +1640,19 @@
       </w:r>
       <w:r>
         <w:rPr>
-          <w:rFonts w:ascii="Arial" w:hAnsi="Arial"/>
-          <w:b w:val="0"/>
-          <w:sz w:val="20"/>
-        </w:rPr>
-        <w:t>$$\mathbf{T}_{6 \times 8}^\dagger$$</w:t>
-      </w:r>
-      <w:r>
-        <w:rPr>
-          <w:rFonts w:ascii="Arial" w:hAnsi="Arial"/>
-          <w:b w:val="0"/>
-          <w:sz w:val="20"/>
-        </w:rPr>
-        <w:t>) secara waktu nyata (</w:t>
+          <w:rFonts w:ascii="Consolas" w:hAnsi="Consolas"/>
+          <w:b w:val="0"/>
+          <w:sz w:val="19"/>
+        </w:rPr>
+        <w:t>AUVVisualKalmanFilter</w:t>
+      </w:r>
+      <w:r>
+        <w:rPr>
+          <w:rFonts w:ascii="Arial" w:hAnsi="Arial"/>
+          <w:b w:val="0"/>
+          <w:sz w:val="20"/>
+        </w:rPr>
+        <w:t>): Penapis linier diskrit 8-dimensi berbasis model percepatan derau putih kontinu (</w:t>
       </w:r>
       <w:r>
         <w:rPr>
@@ -1412,21 +1661,70 @@
           <w:i/>
           <w:sz w:val="20"/>
         </w:rPr>
-        <w:t>real-time</w:t>
-      </w:r>
-      <w:r>
-        <w:rPr>
-          <w:rFonts w:ascii="Arial" w:hAnsi="Arial"/>
-          <w:b w:val="0"/>
-          <w:sz w:val="20"/>
-        </w:rPr>
-        <w:t>) [7], [21], [32].</w:t>
+        <w:t>Continuous White Noise Acceleration</w:t>
+      </w:r>
+      <w:r>
+        <w:rPr>
+          <w:rFonts w:ascii="Arial" w:hAnsi="Arial"/>
+          <w:b w:val="0"/>
+          <w:sz w:val="20"/>
+        </w:rPr>
+        <w:t xml:space="preserve"> / CWNA) dengan kovariansi pengukuran adaptif berbobot konfidensi deteksi YOLO (</w:t>
+      </w:r>
+      <w:r>
+        <w:rPr>
+          <w:rFonts w:ascii="Arial" w:hAnsi="Arial"/>
+          <w:b w:val="0"/>
+          <w:sz w:val="20"/>
+        </w:rPr>
+        <w:t>$$\mathbf{R}_k(\text{conf})$$</w:t>
+      </w:r>
+      <w:r>
+        <w:rPr>
+          <w:rFonts w:ascii="Arial" w:hAnsi="Arial"/>
+          <w:b w:val="0"/>
+          <w:sz w:val="20"/>
+        </w:rPr>
+        <w:t>), penolakan pencilan (</w:t>
+      </w:r>
+      <w:r>
+        <w:rPr>
+          <w:rFonts w:ascii="Arial" w:hAnsi="Arial"/>
+          <w:b w:val="0"/>
+          <w:i/>
+          <w:sz w:val="20"/>
+        </w:rPr>
+        <w:t>outlier gating</w:t>
+      </w:r>
+      <w:r>
+        <w:rPr>
+          <w:rFonts w:ascii="Arial" w:hAnsi="Arial"/>
+          <w:b w:val="0"/>
+          <w:sz w:val="20"/>
+        </w:rPr>
+        <w:t xml:space="preserve">) jarak Mahalanobis </w:t>
+      </w:r>
+      <w:r>
+        <w:rPr>
+          <w:rFonts w:ascii="Arial" w:hAnsi="Arial"/>
+          <w:b w:val="0"/>
+          <w:sz w:val="20"/>
+        </w:rPr>
+        <w:t>$$\chi^2(4)$$</w:t>
+      </w:r>
+      <w:r>
+        <w:rPr>
+          <w:rFonts w:ascii="Arial" w:hAnsi="Arial"/>
+          <w:b w:val="0"/>
+          <w:sz w:val="20"/>
+        </w:rPr>
+        <w:t>, dan estimasi laju perubahan skala monokuler untuk mengendalikan jarak pendekatan wahana tanpa sensor akustik DVL tambahan [2], [16], [17], [25].</w:t>
       </w:r>
     </w:p>
     <w:p>
       <w:pPr>
         <w:spacing w:after="60" w:line="276" w:lineRule="auto"/>
-        <w:ind w:left="567" w:hanging="340"/>
+        <w:ind w:left="567" w:hanging="283"/>
       </w:pPr>
       <w:r>
         <w:rPr>
@@ -1434,15 +1732,15 @@
           <w:b w:val="0"/>
           <w:sz w:val="20"/>
         </w:rPr>
-        <w:t xml:space="preserve">2.  </w:t>
-      </w:r>
-      <w:r>
-        <w:rPr>
-          <w:rFonts w:ascii="Arial" w:hAnsi="Arial"/>
-          <w:b w:val="0"/>
-          <w:sz w:val="20"/>
-        </w:rPr>
-        <w:t>Derau pengukuran sensor dan degradasi persepsi visual bawah air: Di lingkungan perairan, transmisi optik mengalami pelemahan kontras akibat penyerapan spektral, hamburan partikel (</w:t>
+        <w:t xml:space="preserve">•  </w:t>
+      </w:r>
+      <w:r>
+        <w:rPr>
+          <w:rFonts w:ascii="Arial" w:hAnsi="Arial"/>
+          <w:b w:val="0"/>
+          <w:sz w:val="20"/>
+        </w:rPr>
+        <w:t>Penapis Estimasi Dinamika Hidrodinamika 6-DOF (</w:t>
       </w:r>
       <w:r>
         <w:rPr>
@@ -1451,15 +1749,31 @@
           <w:i/>
           <w:sz w:val="20"/>
         </w:rPr>
-        <w:t>backscattering</w:t>
-      </w:r>
-      <w:r>
-        <w:rPr>
-          <w:rFonts w:ascii="Arial" w:hAnsi="Arial"/>
-          <w:b w:val="0"/>
-          <w:sz w:val="20"/>
-        </w:rPr>
-        <w:t xml:space="preserve">), turbiditas fluida, dan fluktuasi pencahayaan [2], [14]. Pendeteksian target berbasis model </w:t>
+        <w:t>Subsea Hydrodynamic Extended Kalman Filter</w:t>
+      </w:r>
+      <w:r>
+        <w:rPr>
+          <w:rFonts w:ascii="Arial" w:hAnsi="Arial"/>
+          <w:b w:val="0"/>
+          <w:sz w:val="20"/>
+        </w:rPr>
+        <w:t xml:space="preserve">, </w:t>
+      </w:r>
+      <w:r>
+        <w:rPr>
+          <w:rFonts w:ascii="Consolas" w:hAnsi="Consolas"/>
+          <w:b w:val="0"/>
+          <w:sz w:val="19"/>
+        </w:rPr>
+        <w:t>AUVDynamicsKalmanFilter</w:t>
+      </w:r>
+      <w:r>
+        <w:rPr>
+          <w:rFonts w:ascii="Arial" w:hAnsi="Arial"/>
+          <w:b w:val="0"/>
+          <w:sz w:val="20"/>
+        </w:rPr>
+        <w:t xml:space="preserve">): Penapis non-linier </w:t>
       </w:r>
       <w:r>
         <w:rPr>
@@ -1468,15 +1782,15 @@
           <w:i/>
           <w:sz w:val="20"/>
         </w:rPr>
-        <w:t>deep learning</w:t>
-      </w:r>
-      <w:r>
-        <w:rPr>
-          <w:rFonts w:ascii="Arial" w:hAnsi="Arial"/>
-          <w:b w:val="0"/>
-          <w:sz w:val="20"/>
-        </w:rPr>
-        <w:t xml:space="preserve"> (seperti YOLO) pada aliran video kamera monokuler menghasilkan keluaran kotak pembatas (</w:t>
+        <w:t>Extended Kalman Filter</w:t>
+      </w:r>
+      <w:r>
+        <w:rPr>
+          <w:rFonts w:ascii="Arial" w:hAnsi="Arial"/>
+          <w:b w:val="0"/>
+          <w:sz w:val="20"/>
+        </w:rPr>
+        <w:t xml:space="preserve"> (EKF) pada </w:t>
       </w:r>
       <w:r>
         <w:rPr>
@@ -1485,15 +1799,15 @@
           <w:i/>
           <w:sz w:val="20"/>
         </w:rPr>
-        <w:t>bounding box</w:t>
-      </w:r>
-      <w:r>
-        <w:rPr>
-          <w:rFonts w:ascii="Arial" w:hAnsi="Arial"/>
-          <w:b w:val="0"/>
-          <w:sz w:val="20"/>
-        </w:rPr>
-        <w:t xml:space="preserve">) yang rentan terhadap </w:t>
+        <w:t>companion computer</w:t>
+      </w:r>
+      <w:r>
+        <w:rPr>
+          <w:rFonts w:ascii="Arial" w:hAnsi="Arial"/>
+          <w:b w:val="0"/>
+          <w:sz w:val="20"/>
+        </w:rPr>
+        <w:t xml:space="preserve"> wahana yang memadukan dinamika model kinetika Fossen 6-DOF dengan data telemetri sensor inersia IMU dan sensor tekanan kedalaman MS5837, sekaligus berfungsi sebagai pengamat gangguan arus laut (</w:t>
       </w:r>
       <w:r>
         <w:rPr>
@@ -1502,49 +1816,15 @@
           <w:i/>
           <w:sz w:val="20"/>
         </w:rPr>
-        <w:t>jitter</w:t>
-      </w:r>
-      <w:r>
-        <w:rPr>
-          <w:rFonts w:ascii="Arial" w:hAnsi="Arial"/>
-          <w:b w:val="0"/>
-          <w:sz w:val="20"/>
-        </w:rPr>
-        <w:t>, derau pengukuran spasial, serta oklusi visual sementara (</w:t>
-      </w:r>
-      <w:r>
-        <w:rPr>
-          <w:rFonts w:ascii="Arial" w:hAnsi="Arial"/>
-          <w:b w:val="0"/>
-          <w:i/>
-          <w:sz w:val="20"/>
-        </w:rPr>
-        <w:t>occlusions</w:t>
-      </w:r>
-      <w:r>
-        <w:rPr>
-          <w:rFonts w:ascii="Arial" w:hAnsi="Arial"/>
-          <w:b w:val="0"/>
-          <w:sz w:val="20"/>
-        </w:rPr>
-        <w:t>) [2], [16], [17]. Di sisi lain, sensor inersia internal IMU dan sensor tekanan fluida kedalaman pada wahana dipengaruhi oleh derau frekuensi tinggi, getaran pendorong, dan fenomena penyimpangan (</w:t>
-      </w:r>
-      <w:r>
-        <w:rPr>
-          <w:rFonts w:ascii="Arial" w:hAnsi="Arial"/>
-          <w:b w:val="0"/>
-          <w:i/>
-          <w:sz w:val="20"/>
-        </w:rPr>
-        <w:t>sensor drift</w:t>
-      </w:r>
-      <w:r>
-        <w:rPr>
-          <w:rFonts w:ascii="Arial" w:hAnsi="Arial"/>
-          <w:b w:val="0"/>
-          <w:sz w:val="20"/>
-        </w:rPr>
-        <w:t>) [14], [21], [31].</w:t>
+        <w:t>ocean current disturbance observer</w:t>
+      </w:r>
+      <w:r>
+        <w:rPr>
+          <w:rFonts w:ascii="Arial" w:hAnsi="Arial"/>
+          <w:b w:val="0"/>
+          <w:sz w:val="20"/>
+        </w:rPr>
+        <w:t>) secara seketika [7], [18], [29], [31].</w:t>
       </w:r>
     </w:p>
     <w:p>
@@ -1558,7 +1838,21 @@
           <w:rFonts w:ascii="Arial" w:hAnsi="Arial"/>
           <w:sz w:val="20"/>
         </w:rPr>
-        <w:t xml:space="preserve">Untuk mengatasi tantangan estimasi dan pelacakan tersebut, penelitian ini merancang dan menerapkan </w:t>
+        <w:t>Dalam perkembangan literatur ilmiah robotika kelautan terkini (</w:t>
+      </w:r>
+      <w:r>
+        <w:rPr>
+          <w:rFonts w:ascii="Arial" w:hAnsi="Arial"/>
+          <w:sz w:val="20"/>
+        </w:rPr>
+        <w:t>$$\ge 2021$$</w:t>
+      </w:r>
+      <w:r>
+        <w:rPr>
+          <w:rFonts w:ascii="Arial" w:hAnsi="Arial"/>
+          <w:sz w:val="20"/>
+        </w:rPr>
+        <w:t>), keterpaduan antara rekayasa sistem terstruktur (</w:t>
       </w:r>
       <w:r>
         <w:rPr>
@@ -1566,14 +1860,14 @@
           <w:i/>
           <w:sz w:val="20"/>
         </w:rPr>
-        <w:t>Suite</w:t>
-      </w:r>
-      <w:r>
-        <w:rPr>
-          <w:rFonts w:ascii="Arial" w:hAnsi="Arial"/>
-          <w:sz w:val="20"/>
-        </w:rPr>
-        <w:t xml:space="preserve"> estimasi keadaan optimal </w:t>
+        <w:t>systems engineering</w:t>
+      </w:r>
+      <w:r>
+        <w:rPr>
+          <w:rFonts w:ascii="Arial" w:hAnsi="Arial"/>
+          <w:sz w:val="20"/>
+        </w:rPr>
+        <w:t xml:space="preserve">), modularitas perangkat keras, dan integrasi simulasi </w:t>
       </w:r>
       <w:r>
         <w:rPr>
@@ -1581,6 +1875,81 @@
           <w:i/>
           <w:sz w:val="20"/>
         </w:rPr>
+        <w:t>Software-In-The-Loop</w:t>
+      </w:r>
+      <w:r>
+        <w:rPr>
+          <w:rFonts w:ascii="Arial" w:hAnsi="Arial"/>
+          <w:sz w:val="20"/>
+        </w:rPr>
+        <w:t xml:space="preserve"> (SITL) serta validasi </w:t>
+      </w:r>
+      <w:r>
+        <w:rPr>
+          <w:rFonts w:ascii="Arial" w:hAnsi="Arial"/>
+          <w:i/>
+          <w:sz w:val="20"/>
+        </w:rPr>
+        <w:t>Hardware-In-The-Loop</w:t>
+      </w:r>
+      <w:r>
+        <w:rPr>
+          <w:rFonts w:ascii="Arial" w:hAnsi="Arial"/>
+          <w:sz w:val="20"/>
+        </w:rPr>
+        <w:t xml:space="preserve"> (HITL) menjadi kunci utama dalam menjembatani kesenjangan antara simulasi virtual (</w:t>
+      </w:r>
+      <w:r>
+        <w:rPr>
+          <w:rFonts w:ascii="Arial" w:hAnsi="Arial"/>
+          <w:i/>
+          <w:sz w:val="20"/>
+        </w:rPr>
+        <w:t>virtual waters</w:t>
+      </w:r>
+      <w:r>
+        <w:rPr>
+          <w:rFonts w:ascii="Arial" w:hAnsi="Arial"/>
+          <w:sz w:val="20"/>
+        </w:rPr>
+        <w:t>) dan dinamika perairan nyata (</w:t>
+      </w:r>
+      <w:r>
+        <w:rPr>
+          <w:rFonts w:ascii="Arial" w:hAnsi="Arial"/>
+          <w:i/>
+          <w:sz w:val="20"/>
+        </w:rPr>
+        <w:t>real oceans</w:t>
+      </w:r>
+      <w:r>
+        <w:rPr>
+          <w:rFonts w:ascii="Arial" w:hAnsi="Arial"/>
+          <w:sz w:val="20"/>
+        </w:rPr>
+        <w:t xml:space="preserve">) [8], [9], [11], [14], [15], [19], [20], [21], [30], [31], [35], [36], [41]. Oleh karena itu, penelitian tugas akhir ini menyajikan studi komprehensif mengenai formulasi analitis kinematika dan dinamika 6-DOF, implementasi algoritma alokasi gaya dorong </w:t>
+      </w:r>
+      <w:r>
+        <w:rPr>
+          <w:rFonts w:ascii="Arial" w:hAnsi="Arial"/>
+          <w:i/>
+          <w:sz w:val="20"/>
+        </w:rPr>
+        <w:t>over-actuated</w:t>
+      </w:r>
+      <w:r>
+        <w:rPr>
+          <w:rFonts w:ascii="Arial" w:hAnsi="Arial"/>
+          <w:sz w:val="20"/>
+        </w:rPr>
+        <w:t xml:space="preserve">, perancangan </w:t>
+      </w:r>
+      <w:r>
+        <w:rPr>
+          <w:rFonts w:ascii="Arial" w:hAnsi="Arial"/>
+          <w:i/>
+          <w:sz w:val="20"/>
+        </w:rPr>
         <w:t>Dual Kalman Filter</w:t>
       </w:r>
       <w:r>
@@ -1588,13 +1957,44 @@
           <w:rFonts w:ascii="Arial" w:hAnsi="Arial"/>
           <w:sz w:val="20"/>
         </w:rPr>
-        <w:t xml:space="preserve"> [16], [17], [25], [29]:</w:t>
+        <w:t>, serta pengujian terpadu pada lingkungan SITL Gazebo Harmonic/ROS 2 dan perangkat keras fisik wahana HITL.</w:t>
+      </w:r>
+    </w:p>
+    <w:p>
+      <w:pPr>
+        <w:pStyle w:val="Heading2"/>
+        <w:keepNext/>
+        <w:spacing w:before="200" w:after="80" w:line="276" w:lineRule="auto"/>
+        <w:ind w:firstLine="0"/>
+        <w:jc w:val="left"/>
+      </w:pPr>
+      <w:r>
+        <w:rPr>
+          <w:rFonts w:ascii="Arial" w:hAnsi="Arial"/>
+          <w:b/>
+          <w:sz w:val="20"/>
+        </w:rPr>
+        <w:t>1.2 Rumusan Masalah</w:t>
+      </w:r>
+    </w:p>
+    <w:p>
+      <w:pPr>
+        <w:spacing w:after="80" w:line="276" w:lineRule="auto"/>
+        <w:ind w:firstLine="0"/>
+        <w:jc w:val="both"/>
+      </w:pPr>
+      <w:r>
+        <w:rPr>
+          <w:rFonts w:ascii="Arial" w:hAnsi="Arial"/>
+          <w:sz w:val="20"/>
+        </w:rPr>
+        <w:t>Berdasarkan latar belakang teknis yang telah diuraikan, rumusan masalah penelitian ini ditetapkan sebagai berikut:</w:t>
       </w:r>
     </w:p>
     <w:p>
       <w:pPr>
         <w:spacing w:after="60" w:line="276" w:lineRule="auto"/>
-        <w:ind w:left="567" w:hanging="283"/>
+        <w:ind w:left="567" w:hanging="340"/>
       </w:pPr>
       <w:r>
         <w:rPr>
@@ -1602,15 +2002,15 @@
           <w:b w:val="0"/>
           <w:sz w:val="20"/>
         </w:rPr>
-        <w:t xml:space="preserve">•  </w:t>
-      </w:r>
-      <w:r>
-        <w:rPr>
-          <w:rFonts w:ascii="Arial" w:hAnsi="Arial"/>
-          <w:b w:val="0"/>
-          <w:sz w:val="20"/>
-        </w:rPr>
-        <w:t>Penapis Pelacak Target Visual 8D (</w:t>
+        <w:t xml:space="preserve">1.  </w:t>
+      </w:r>
+      <w:r>
+        <w:rPr>
+          <w:rFonts w:ascii="Arial" w:hAnsi="Arial"/>
+          <w:b w:val="0"/>
+          <w:sz w:val="20"/>
+        </w:rPr>
+        <w:t xml:space="preserve">Bagaimana model kinematika 6-DOF lengkap dari AUV </w:t>
       </w:r>
       <w:r>
         <w:rPr>
@@ -1619,31 +2019,15 @@
           <w:i/>
           <w:sz w:val="20"/>
         </w:rPr>
-        <w:t>Topside Visual Kalman Filter</w:t>
-      </w:r>
-      <w:r>
-        <w:rPr>
-          <w:rFonts w:ascii="Arial" w:hAnsi="Arial"/>
-          <w:b w:val="0"/>
-          <w:sz w:val="20"/>
-        </w:rPr>
-        <w:t xml:space="preserve">, </w:t>
-      </w:r>
-      <w:r>
-        <w:rPr>
-          <w:rFonts w:ascii="Consolas" w:hAnsi="Consolas"/>
-          <w:b w:val="0"/>
-          <w:sz w:val="19"/>
-        </w:rPr>
-        <w:t>AUVVisualKalmanFilter</w:t>
-      </w:r>
-      <w:r>
-        <w:rPr>
-          <w:rFonts w:ascii="Arial" w:hAnsi="Arial"/>
-          <w:b w:val="0"/>
-          <w:sz w:val="20"/>
-        </w:rPr>
-        <w:t>): Penapis linier diskrit 8-dimensi berbasis model percepatan derau putih kontinu (</w:t>
+        <w:t>vectored</w:t>
+      </w:r>
+      <w:r>
+        <w:rPr>
+          <w:rFonts w:ascii="Arial" w:hAnsi="Arial"/>
+          <w:b w:val="0"/>
+          <w:sz w:val="20"/>
+        </w:rPr>
+        <w:t xml:space="preserve"> 8-pendorong diturunkan dari prinsip pertama (</w:t>
       </w:r>
       <w:r>
         <w:rPr>
@@ -1652,170 +2036,15 @@
           <w:i/>
           <w:sz w:val="20"/>
         </w:rPr>
-        <w:t>Continuous White Noise Acceleration</w:t>
-      </w:r>
-      <w:r>
-        <w:rPr>
-          <w:rFonts w:ascii="Arial" w:hAnsi="Arial"/>
-          <w:b w:val="0"/>
-          <w:sz w:val="20"/>
-        </w:rPr>
-        <w:t xml:space="preserve"> / CWNA) dengan kovariansi pengukuran adaptif berbobot konfidensi deteksi YOLO (</w:t>
-      </w:r>
-      <w:r>
-        <w:rPr>
-          <w:rFonts w:ascii="Arial" w:hAnsi="Arial"/>
-          <w:b w:val="0"/>
-          <w:sz w:val="20"/>
-        </w:rPr>
-        <w:t>$$\mathbf{R}_k(\text{conf})$$</w:t>
-      </w:r>
-      <w:r>
-        <w:rPr>
-          <w:rFonts w:ascii="Arial" w:hAnsi="Arial"/>
-          <w:b w:val="0"/>
-          <w:sz w:val="20"/>
-        </w:rPr>
-        <w:t>), penolakan pencilan (</w:t>
-      </w:r>
-      <w:r>
-        <w:rPr>
-          <w:rFonts w:ascii="Arial" w:hAnsi="Arial"/>
-          <w:b w:val="0"/>
-          <w:i/>
-          <w:sz w:val="20"/>
-        </w:rPr>
-        <w:t>outlier gating</w:t>
-      </w:r>
-      <w:r>
-        <w:rPr>
-          <w:rFonts w:ascii="Arial" w:hAnsi="Arial"/>
-          <w:b w:val="0"/>
-          <w:sz w:val="20"/>
-        </w:rPr>
-        <w:t xml:space="preserve">) jarak Mahalanobis </w:t>
-      </w:r>
-      <w:r>
-        <w:rPr>
-          <w:rFonts w:ascii="Arial" w:hAnsi="Arial"/>
-          <w:b w:val="0"/>
-          <w:sz w:val="20"/>
-        </w:rPr>
-        <w:t>$$\chi^2(4)$$</w:t>
-      </w:r>
-      <w:r>
-        <w:rPr>
-          <w:rFonts w:ascii="Arial" w:hAnsi="Arial"/>
-          <w:b w:val="0"/>
-          <w:sz w:val="20"/>
-        </w:rPr>
-        <w:t>, dan estimasi laju perubahan skala monokuler untuk mengendalikan jarak pendekatan wahana tanpa sensor akustik DVL tambahan [2], [16], [17], [25].</w:t>
-      </w:r>
-    </w:p>
-    <w:p>
-      <w:pPr>
-        <w:spacing w:after="60" w:line="276" w:lineRule="auto"/>
-        <w:ind w:left="567" w:hanging="283"/>
-      </w:pPr>
-      <w:r>
-        <w:rPr>
-          <w:rFonts w:ascii="Arial" w:hAnsi="Arial"/>
-          <w:b w:val="0"/>
-          <w:sz w:val="20"/>
-        </w:rPr>
-        <w:t xml:space="preserve">•  </w:t>
-      </w:r>
-      <w:r>
-        <w:rPr>
-          <w:rFonts w:ascii="Arial" w:hAnsi="Arial"/>
-          <w:b w:val="0"/>
-          <w:sz w:val="20"/>
-        </w:rPr>
-        <w:t>Penapis Estimasi Dinamika Hidrodinamika 6-DOF (</w:t>
-      </w:r>
-      <w:r>
-        <w:rPr>
-          <w:rFonts w:ascii="Arial" w:hAnsi="Arial"/>
-          <w:b w:val="0"/>
-          <w:i/>
-          <w:sz w:val="20"/>
-        </w:rPr>
-        <w:t>Subsea Hydrodynamic Extended Kalman Filter</w:t>
-      </w:r>
-      <w:r>
-        <w:rPr>
-          <w:rFonts w:ascii="Arial" w:hAnsi="Arial"/>
-          <w:b w:val="0"/>
-          <w:sz w:val="20"/>
-        </w:rPr>
-        <w:t xml:space="preserve">, </w:t>
-      </w:r>
-      <w:r>
-        <w:rPr>
-          <w:rFonts w:ascii="Consolas" w:hAnsi="Consolas"/>
-          <w:b w:val="0"/>
-          <w:sz w:val="19"/>
-        </w:rPr>
-        <w:t>AUVDynamicsKalmanFilter</w:t>
-      </w:r>
-      <w:r>
-        <w:rPr>
-          <w:rFonts w:ascii="Arial" w:hAnsi="Arial"/>
-          <w:b w:val="0"/>
-          <w:sz w:val="20"/>
-        </w:rPr>
-        <w:t xml:space="preserve">): Penapis non-linier </w:t>
-      </w:r>
-      <w:r>
-        <w:rPr>
-          <w:rFonts w:ascii="Arial" w:hAnsi="Arial"/>
-          <w:b w:val="0"/>
-          <w:i/>
-          <w:sz w:val="20"/>
-        </w:rPr>
-        <w:t>Extended Kalman Filter</w:t>
-      </w:r>
-      <w:r>
-        <w:rPr>
-          <w:rFonts w:ascii="Arial" w:hAnsi="Arial"/>
-          <w:b w:val="0"/>
-          <w:sz w:val="20"/>
-        </w:rPr>
-        <w:t xml:space="preserve"> (EKF) pada </w:t>
-      </w:r>
-      <w:r>
-        <w:rPr>
-          <w:rFonts w:ascii="Arial" w:hAnsi="Arial"/>
-          <w:b w:val="0"/>
-          <w:i/>
-          <w:sz w:val="20"/>
-        </w:rPr>
-        <w:t>companion computer</w:t>
-      </w:r>
-      <w:r>
-        <w:rPr>
-          <w:rFonts w:ascii="Arial" w:hAnsi="Arial"/>
-          <w:b w:val="0"/>
-          <w:sz w:val="20"/>
-        </w:rPr>
-        <w:t xml:space="preserve"> wahana yang memadukan dinamika model kinetika Fossen 6-DOF dengan data telemetri sensor inersia IMU dan sensor tekanan kedalaman MS5837, sekaligus berfungsi sebagai pengamat gangguan arus laut (</w:t>
-      </w:r>
-      <w:r>
-        <w:rPr>
-          <w:rFonts w:ascii="Arial" w:hAnsi="Arial"/>
-          <w:b w:val="0"/>
-          <w:i/>
-          <w:sz w:val="20"/>
-        </w:rPr>
-        <w:t>ocean current disturbance observer</w:t>
-      </w:r>
-      <w:r>
-        <w:rPr>
-          <w:rFonts w:ascii="Arial" w:hAnsi="Arial"/>
-          <w:b w:val="0"/>
-          <w:sz w:val="20"/>
-        </w:rPr>
-        <w:t>) secara seketika [7], [18], [29], [31].</w:t>
+        <w:t>first principles</w:t>
+      </w:r>
+      <w:r>
+        <w:rPr>
+          <w:rFonts w:ascii="Arial" w:hAnsi="Arial"/>
+          <w:b w:val="0"/>
+          <w:sz w:val="20"/>
+        </w:rPr>
+        <w:t>)?</w:t>
       </w:r>
     </w:p>
     <w:p>
@@ -1829,21 +2058,63 @@
           <w:rFonts w:ascii="Arial" w:hAnsi="Arial"/>
           <w:sz w:val="20"/>
         </w:rPr>
-        <w:t>Dalam perkembangan literatur ilmiah robotika kelautan terkini (</w:t>
-      </w:r>
-      <w:r>
-        <w:rPr>
-          <w:rFonts w:ascii="Arial" w:hAnsi="Arial"/>
-          <w:sz w:val="20"/>
-        </w:rPr>
-        <w:t>$$\ge 2021$$</w:t>
-      </w:r>
-      <w:r>
-        <w:rPr>
-          <w:rFonts w:ascii="Arial" w:hAnsi="Arial"/>
-          <w:sz w:val="20"/>
-        </w:rPr>
-        <w:t>), keterpaduan antara rekayasa sistem terstruktur (</w:t>
+        <w:t xml:space="preserve">Secara khusus, bagaimana matriks transformasi koordinat linier </w:t>
+      </w:r>
+      <w:r>
+        <w:rPr>
+          <w:rFonts w:ascii="Arial" w:hAnsi="Arial"/>
+          <w:sz w:val="20"/>
+        </w:rPr>
+        <w:t>$$\mathbf{R}_b^n(\boldsymbol{\eta}_2) \in SO(3)$$</w:t>
+      </w:r>
+      <w:r>
+        <w:rPr>
+          <w:rFonts w:ascii="Arial" w:hAnsi="Arial"/>
+          <w:sz w:val="20"/>
+        </w:rPr>
+        <w:t xml:space="preserve"> dan matriks transformasi kecepatan sudut </w:t>
+      </w:r>
+      <w:r>
+        <w:rPr>
+          <w:rFonts w:ascii="Arial" w:hAnsi="Arial"/>
+          <w:sz w:val="20"/>
+        </w:rPr>
+        <w:t>$$\mathbf{T}_\Theta(\boldsymbol{\eta}_2)$$</w:t>
+      </w:r>
+      <w:r>
+        <w:rPr>
+          <w:rFonts w:ascii="Arial" w:hAnsi="Arial"/>
+          <w:sz w:val="20"/>
+        </w:rPr>
+        <w:t xml:space="preserve"> diturunkan antara Kerangka Acuan Inersia Bumi (</w:t>
+      </w:r>
+      <w:r>
+        <w:rPr>
+          <w:rFonts w:ascii="Arial" w:hAnsi="Arial"/>
+          <w:sz w:val="20"/>
+        </w:rPr>
+        <w:t>$$\mathcal{F}^n$$</w:t>
+      </w:r>
+      <w:r>
+        <w:rPr>
+          <w:rFonts w:ascii="Arial" w:hAnsi="Arial"/>
+          <w:sz w:val="20"/>
+        </w:rPr>
+        <w:t>) dan Kerangka Acuan Bodi Wahana (</w:t>
+      </w:r>
+      <w:r>
+        <w:rPr>
+          <w:rFonts w:ascii="Arial" w:hAnsi="Arial"/>
+          <w:sz w:val="20"/>
+        </w:rPr>
+        <w:t>$$\mathcal{F}^b$$</w:t>
+      </w:r>
+      <w:r>
+        <w:rPr>
+          <w:rFonts w:ascii="Arial" w:hAnsi="Arial"/>
+          <w:sz w:val="20"/>
+        </w:rPr>
+        <w:t>), bagaimana singularitas kinematik (</w:t>
       </w:r>
       <w:r>
         <w:rPr>
@@ -1851,14 +2122,14 @@
           <w:i/>
           <w:sz w:val="20"/>
         </w:rPr>
-        <w:t>systems engineering</w:t>
-      </w:r>
-      <w:r>
-        <w:rPr>
-          <w:rFonts w:ascii="Arial" w:hAnsi="Arial"/>
-          <w:sz w:val="20"/>
-        </w:rPr>
-        <w:t xml:space="preserve">), modularitas perangkat keras, dan integrasi simulasi </w:t>
+        <w:t>gimbal lock</w:t>
+      </w:r>
+      <w:r>
+        <w:rPr>
+          <w:rFonts w:ascii="Arial" w:hAnsi="Arial"/>
+          <w:sz w:val="20"/>
+        </w:rPr>
+        <w:t xml:space="preserve"> pada sudut </w:t>
       </w:r>
       <w:r>
         <w:rPr>
@@ -1866,14 +2137,28 @@
           <w:i/>
           <w:sz w:val="20"/>
         </w:rPr>
-        <w:t>Software-In-The-Loop</w:t>
-      </w:r>
-      <w:r>
-        <w:rPr>
-          <w:rFonts w:ascii="Arial" w:hAnsi="Arial"/>
-          <w:sz w:val="20"/>
-        </w:rPr>
-        <w:t xml:space="preserve"> (SITL) serta validasi </w:t>
+        <w:t>pitch</w:t>
+      </w:r>
+      <w:r>
+        <w:rPr>
+          <w:rFonts w:ascii="Arial" w:hAnsi="Arial"/>
+          <w:sz w:val="20"/>
+        </w:rPr>
+        <w:t xml:space="preserve"> </w:t>
+      </w:r>
+      <w:r>
+        <w:rPr>
+          <w:rFonts w:ascii="Arial" w:hAnsi="Arial"/>
+          <w:sz w:val="20"/>
+        </w:rPr>
+        <w:t>$$\theta = \pm 90^\circ$$</w:t>
+      </w:r>
+      <w:r>
+        <w:rPr>
+          <w:rFonts w:ascii="Arial" w:hAnsi="Arial"/>
+          <w:sz w:val="20"/>
+        </w:rPr>
+        <w:t>) diselesaikan menggunakan formulasi kuaternion (</w:t>
       </w:r>
       <w:r>
         <w:rPr>
@@ -1881,87 +2166,64 @@
           <w:i/>
           <w:sz w:val="20"/>
         </w:rPr>
-        <w:t>Hardware-In-The-Loop</w:t>
-      </w:r>
-      <w:r>
-        <w:rPr>
-          <w:rFonts w:ascii="Arial" w:hAnsi="Arial"/>
-          <w:sz w:val="20"/>
-        </w:rPr>
-        <w:t xml:space="preserve"> (HITL) menjadi kunci utama dalam menjembatani kesenjangan antara simulasi virtual (</w:t>
-      </w:r>
-      <w:r>
-        <w:rPr>
-          <w:rFonts w:ascii="Arial" w:hAnsi="Arial"/>
-          <w:i/>
-          <w:sz w:val="20"/>
-        </w:rPr>
-        <w:t>virtual waters</w:t>
-      </w:r>
-      <w:r>
-        <w:rPr>
-          <w:rFonts w:ascii="Arial" w:hAnsi="Arial"/>
-          <w:sz w:val="20"/>
-        </w:rPr>
-        <w:t>) dan dinamika perairan nyata (</w:t>
-      </w:r>
-      <w:r>
-        <w:rPr>
-          <w:rFonts w:ascii="Arial" w:hAnsi="Arial"/>
-          <w:i/>
-          <w:sz w:val="20"/>
-        </w:rPr>
-        <w:t>real oceans</w:t>
-      </w:r>
-      <w:r>
-        <w:rPr>
-          <w:rFonts w:ascii="Arial" w:hAnsi="Arial"/>
-          <w:sz w:val="20"/>
-        </w:rPr>
-        <w:t xml:space="preserve">) [8], [9], [11], [14], [15], [19], [20], [21], [30], [31], [35], [36], [41]. Oleh karena itu, penelitian tugas akhir ini menyajikan studi komprehensif mengenai formulasi analitis kinematika dan dinamika 6-DOF, implementasi algoritma alokasi gaya dorong </w:t>
-      </w:r>
-      <w:r>
-        <w:rPr>
-          <w:rFonts w:ascii="Arial" w:hAnsi="Arial"/>
-          <w:i/>
-          <w:sz w:val="20"/>
-        </w:rPr>
-        <w:t>over-actuated</w:t>
-      </w:r>
-      <w:r>
-        <w:rPr>
-          <w:rFonts w:ascii="Arial" w:hAnsi="Arial"/>
-          <w:sz w:val="20"/>
-        </w:rPr>
-        <w:t xml:space="preserve">, perancangan </w:t>
-      </w:r>
-      <w:r>
-        <w:rPr>
-          <w:rFonts w:ascii="Arial" w:hAnsi="Arial"/>
-          <w:i/>
-          <w:sz w:val="20"/>
-        </w:rPr>
-        <w:t>Dual Kalman Filter</w:t>
-      </w:r>
-      <w:r>
-        <w:rPr>
-          <w:rFonts w:ascii="Arial" w:hAnsi="Arial"/>
-          <w:sz w:val="20"/>
-        </w:rPr>
-        <w:t>, serta pengujian terpadu pada lingkungan SITL Gazebo Harmonic/ROS 2 dan perangkat keras fisik wahana HITL.</w:t>
+        <w:t>unit quaternion</w:t>
+      </w:r>
+      <w:r>
+        <w:rPr>
+          <w:rFonts w:ascii="Arial" w:hAnsi="Arial"/>
+          <w:sz w:val="20"/>
+        </w:rPr>
+        <w:t xml:space="preserve">), serta bagaimana matriks Jacobian kinematika terpadu </w:t>
+      </w:r>
+      <w:r>
+        <w:rPr>
+          <w:rFonts w:ascii="Arial" w:hAnsi="Arial"/>
+          <w:sz w:val="20"/>
+        </w:rPr>
+        <w:t>$$6 \times 6$$</w:t>
+      </w:r>
+      <w:r>
+        <w:rPr>
+          <w:rFonts w:ascii="Arial" w:hAnsi="Arial"/>
+          <w:sz w:val="20"/>
+        </w:rPr>
+        <w:t xml:space="preserve"> (</w:t>
+      </w:r>
+      <w:r>
+        <w:rPr>
+          <w:rFonts w:ascii="Arial" w:hAnsi="Arial"/>
+          <w:sz w:val="20"/>
+        </w:rPr>
+        <w:t>$$\mathbf{J}(\boldsymbol{\eta}_2)$$</w:t>
+      </w:r>
+      <w:r>
+        <w:rPr>
+          <w:rFonts w:ascii="Arial" w:hAnsi="Arial"/>
+          <w:sz w:val="20"/>
+        </w:rPr>
+        <w:t>) dikonstruksi secara analitis [7], [27]?</w:t>
       </w:r>
     </w:p>
     <w:p>
       <w:pPr>
-        <w:spacing w:before="200" w:after="80"/>
+        <w:spacing w:after="60" w:line="276" w:lineRule="auto"/>
+        <w:ind w:left="567" w:hanging="340"/>
       </w:pPr>
       <w:r>
         <w:rPr>
           <w:rFonts w:ascii="Arial" w:hAnsi="Arial"/>
-          <w:b/>
-          <w:sz w:val="20"/>
-        </w:rPr>
-        <w:t>1.2 Rumusan Masalah</w:t>
+          <w:b w:val="0"/>
+          <w:sz w:val="20"/>
+        </w:rPr>
+        <w:t xml:space="preserve">2.  </w:t>
+      </w:r>
+      <w:r>
+        <w:rPr>
+          <w:rFonts w:ascii="Arial" w:hAnsi="Arial"/>
+          <w:b w:val="0"/>
+          <w:sz w:val="20"/>
+        </w:rPr>
+        <w:t>Bagaimana persamaan gerak dinamika non-linier 6-DOF diturunkan dan diparameterisasi menggunakan model hidrodinamika Fossen?</w:t>
       </w:r>
     </w:p>
     <w:p>
@@ -1975,7 +2237,91 @@
           <w:rFonts w:ascii="Arial" w:hAnsi="Arial"/>
           <w:sz w:val="20"/>
         </w:rPr>
-        <w:t>Berdasarkan latar belakang teknis yang telah diuraikan, rumusan masalah penelitian ini ditetapkan sebagai berikut:</w:t>
+        <w:t xml:space="preserve">Secara spesifik, bagaimana matriks inersia benda tegar </w:t>
+      </w:r>
+      <w:r>
+        <w:rPr>
+          <w:rFonts w:ascii="Arial" w:hAnsi="Arial"/>
+          <w:sz w:val="20"/>
+        </w:rPr>
+        <w:t>$$\mathbf{M}_{RB}$$</w:t>
+      </w:r>
+      <w:r>
+        <w:rPr>
+          <w:rFonts w:ascii="Arial" w:hAnsi="Arial"/>
+          <w:sz w:val="20"/>
+        </w:rPr>
+        <w:t xml:space="preserve">, matriks massa tambah hidrodinamika fluida </w:t>
+      </w:r>
+      <w:r>
+        <w:rPr>
+          <w:rFonts w:ascii="Arial" w:hAnsi="Arial"/>
+          <w:sz w:val="20"/>
+        </w:rPr>
+        <w:t>$$\mathbf{M}_A$$</w:t>
+      </w:r>
+      <w:r>
+        <w:rPr>
+          <w:rFonts w:ascii="Arial" w:hAnsi="Arial"/>
+          <w:sz w:val="20"/>
+        </w:rPr>
+        <w:t xml:space="preserve">, matriks Coriolis-sentripetal benda tegar </w:t>
+      </w:r>
+      <w:r>
+        <w:rPr>
+          <w:rFonts w:ascii="Arial" w:hAnsi="Arial"/>
+          <w:sz w:val="20"/>
+        </w:rPr>
+        <w:t>$$\mathbf{C}_{RB}(\boldsymbol{\nu})$$</w:t>
+      </w:r>
+      <w:r>
+        <w:rPr>
+          <w:rFonts w:ascii="Arial" w:hAnsi="Arial"/>
+          <w:sz w:val="20"/>
+        </w:rPr>
+        <w:t xml:space="preserve">, matriks Coriolis massa tambah </w:t>
+      </w:r>
+      <w:r>
+        <w:rPr>
+          <w:rFonts w:ascii="Arial" w:hAnsi="Arial"/>
+          <w:sz w:val="20"/>
+        </w:rPr>
+        <w:t>$$\mathbf{C}_A(\boldsymbol{\nu}_r)$$</w:t>
+      </w:r>
+      <w:r>
+        <w:rPr>
+          <w:rFonts w:ascii="Arial" w:hAnsi="Arial"/>
+          <w:sz w:val="20"/>
+        </w:rPr>
+        <w:t xml:space="preserve">, tensor redaman hidrodinamika gesekan linier dan kuadratik gabungan </w:t>
+      </w:r>
+      <w:r>
+        <w:rPr>
+          <w:rFonts w:ascii="Arial" w:hAnsi="Arial"/>
+          <w:sz w:val="20"/>
+        </w:rPr>
+        <w:t>$$\mathbf{D}(\boldsymbol{\nu}_r)$$</w:t>
+      </w:r>
+      <w:r>
+        <w:rPr>
+          <w:rFonts w:ascii="Arial" w:hAnsi="Arial"/>
+          <w:sz w:val="20"/>
+        </w:rPr>
+        <w:t xml:space="preserve">, serta vektor gaya dan momen pemulih hidrostatis </w:t>
+      </w:r>
+      <w:r>
+        <w:rPr>
+          <w:rFonts w:ascii="Arial" w:hAnsi="Arial"/>
+          <w:sz w:val="20"/>
+        </w:rPr>
+        <w:t>$$\mathbf{g}(\boldsymbol{\eta})$$</w:t>
+      </w:r>
+      <w:r>
+        <w:rPr>
+          <w:rFonts w:ascii="Arial" w:hAnsi="Arial"/>
+          <w:sz w:val="20"/>
+        </w:rPr>
+        <w:t xml:space="preserve"> diformulasikan dan dikuantifikasi secara matematis untuk wahana berpendorong delapan [7], [21], [31], [34]?</w:t>
       </w:r>
     </w:p>
     <w:p>
@@ -1989,15 +2335,15 @@
           <w:b w:val="0"/>
           <w:sz w:val="20"/>
         </w:rPr>
-        <w:t xml:space="preserve">1.  </w:t>
-      </w:r>
-      <w:r>
-        <w:rPr>
-          <w:rFonts w:ascii="Arial" w:hAnsi="Arial"/>
-          <w:b w:val="0"/>
-          <w:sz w:val="20"/>
-        </w:rPr>
-        <w:t xml:space="preserve">Bagaimana model kinematika 6-DOF lengkap dari AUV </w:t>
+        <w:t xml:space="preserve">3.  </w:t>
+      </w:r>
+      <w:r>
+        <w:rPr>
+          <w:rFonts w:ascii="Arial" w:hAnsi="Arial"/>
+          <w:b w:val="0"/>
+          <w:sz w:val="20"/>
+        </w:rPr>
+        <w:t xml:space="preserve">Bagaimana matriks alokasi gaya dorong 6x8 sistem </w:t>
       </w:r>
       <w:r>
         <w:rPr>
@@ -2006,32 +2352,15 @@
           <w:i/>
           <w:sz w:val="20"/>
         </w:rPr>
-        <w:t>vectored</w:t>
-      </w:r>
-      <w:r>
-        <w:rPr>
-          <w:rFonts w:ascii="Arial" w:hAnsi="Arial"/>
-          <w:b w:val="0"/>
-          <w:sz w:val="20"/>
-        </w:rPr>
-        <w:t xml:space="preserve"> 8-pendorong diturunkan dari prinsip pertama (</w:t>
-      </w:r>
-      <w:r>
-        <w:rPr>
-          <w:rFonts w:ascii="Arial" w:hAnsi="Arial"/>
-          <w:b w:val="0"/>
-          <w:i/>
-          <w:sz w:val="20"/>
-        </w:rPr>
-        <w:t>first principles</w:t>
-      </w:r>
-      <w:r>
-        <w:rPr>
-          <w:rFonts w:ascii="Arial" w:hAnsi="Arial"/>
-          <w:b w:val="0"/>
-          <w:sz w:val="20"/>
-        </w:rPr>
-        <w:t>)?</w:t>
+        <w:t>over-actuated</w:t>
+      </w:r>
+      <w:r>
+        <w:rPr>
+          <w:rFonts w:ascii="Arial" w:hAnsi="Arial"/>
+          <w:b w:val="0"/>
+          <w:sz w:val="20"/>
+        </w:rPr>
+        <w:t xml:space="preserve"> diformulasikan dan diselesaikan?</w:t>
       </w:r>
     </w:p>
     <w:p>
@@ -2045,63 +2374,35 @@
           <w:rFonts w:ascii="Arial" w:hAnsi="Arial"/>
           <w:sz w:val="20"/>
         </w:rPr>
-        <w:t xml:space="preserve">Secara khusus, bagaimana matriks transformasi koordinat linier </w:t>
-      </w:r>
-      <w:r>
-        <w:rPr>
-          <w:rFonts w:ascii="Arial" w:hAnsi="Arial"/>
-          <w:sz w:val="20"/>
-        </w:rPr>
-        <w:t>$$\mathbf{R}_b^n(\boldsymbol{\eta}_2) \in SO(3)$$</w:t>
-      </w:r>
-      <w:r>
-        <w:rPr>
-          <w:rFonts w:ascii="Arial" w:hAnsi="Arial"/>
-          <w:sz w:val="20"/>
-        </w:rPr>
-        <w:t xml:space="preserve"> dan matriks transformasi kecepatan sudut </w:t>
-      </w:r>
-      <w:r>
-        <w:rPr>
-          <w:rFonts w:ascii="Arial" w:hAnsi="Arial"/>
-          <w:sz w:val="20"/>
-        </w:rPr>
-        <w:t>$$\mathbf{T}_\Theta(\boldsymbol{\eta}_2)$$</w:t>
-      </w:r>
-      <w:r>
-        <w:rPr>
-          <w:rFonts w:ascii="Arial" w:hAnsi="Arial"/>
-          <w:sz w:val="20"/>
-        </w:rPr>
-        <w:t xml:space="preserve"> diturunkan antara Kerangka Acuan Inersia Bumi (</w:t>
-      </w:r>
-      <w:r>
-        <w:rPr>
-          <w:rFonts w:ascii="Arial" w:hAnsi="Arial"/>
-          <w:sz w:val="20"/>
-        </w:rPr>
-        <w:t>$$\mathcal{F}^n$$</w:t>
-      </w:r>
-      <w:r>
-        <w:rPr>
-          <w:rFonts w:ascii="Arial" w:hAnsi="Arial"/>
-          <w:sz w:val="20"/>
-        </w:rPr>
-        <w:t>) dan Kerangka Acuan Bodi Wahana (</w:t>
-      </w:r>
-      <w:r>
-        <w:rPr>
-          <w:rFonts w:ascii="Arial" w:hAnsi="Arial"/>
-          <w:sz w:val="20"/>
-        </w:rPr>
-        <w:t>$$\mathcal{F}^b$$</w:t>
-      </w:r>
-      <w:r>
-        <w:rPr>
-          <w:rFonts w:ascii="Arial" w:hAnsi="Arial"/>
-          <w:sz w:val="20"/>
-        </w:rPr>
-        <w:t>), bagaimana singularitas kinematik (</w:t>
+        <w:t xml:space="preserve">Mengingat wahana memiliki delapan pendorong fisik untuk mengendalikan enam derajat kebebasan spasial, bagaimana matriks alokasi gaya dorong geometris berukuran </w:t>
+      </w:r>
+      <w:r>
+        <w:rPr>
+          <w:rFonts w:ascii="Arial" w:hAnsi="Arial"/>
+          <w:sz w:val="20"/>
+        </w:rPr>
+        <w:t>$$6 \times 8$$</w:t>
+      </w:r>
+      <w:r>
+        <w:rPr>
+          <w:rFonts w:ascii="Arial" w:hAnsi="Arial"/>
+          <w:sz w:val="20"/>
+        </w:rPr>
+        <w:t xml:space="preserve"> (</w:t>
+      </w:r>
+      <w:r>
+        <w:rPr>
+          <w:rFonts w:ascii="Arial" w:hAnsi="Arial"/>
+          <w:sz w:val="20"/>
+        </w:rPr>
+        <w:t>$$\mathbf{T}_{6 \times 8}$$</w:t>
+      </w:r>
+      <w:r>
+        <w:rPr>
+          <w:rFonts w:ascii="Arial" w:hAnsi="Arial"/>
+          <w:sz w:val="20"/>
+        </w:rPr>
+        <w:t xml:space="preserve">) disusun berdasarkan koordinat spasial dan vektor satuan arah dorong masing-masing aktuator, serta bagaimana permasalahan alokasi kendali </w:t>
       </w:r>
       <w:r>
         <w:rPr>
@@ -2109,14 +2410,28 @@
           <w:i/>
           <w:sz w:val="20"/>
         </w:rPr>
-        <w:t>gimbal lock</w:t>
-      </w:r>
-      <w:r>
-        <w:rPr>
-          <w:rFonts w:ascii="Arial" w:hAnsi="Arial"/>
-          <w:sz w:val="20"/>
-        </w:rPr>
-        <w:t xml:space="preserve"> pada sudut </w:t>
+        <w:t>over-actuated</w:t>
+      </w:r>
+      <w:r>
+        <w:rPr>
+          <w:rFonts w:ascii="Arial" w:hAnsi="Arial"/>
+          <w:sz w:val="20"/>
+        </w:rPr>
+        <w:t xml:space="preserve"> diselesaikan menggunakan invers semu Moore-Penrose (</w:t>
+      </w:r>
+      <w:r>
+        <w:rPr>
+          <w:rFonts w:ascii="Arial" w:hAnsi="Arial"/>
+          <w:sz w:val="20"/>
+        </w:rPr>
+        <w:t>$$\mathbf{T}_{6 \times 8}^\dagger$$</w:t>
+      </w:r>
+      <w:r>
+        <w:rPr>
+          <w:rFonts w:ascii="Arial" w:hAnsi="Arial"/>
+          <w:sz w:val="20"/>
+        </w:rPr>
+        <w:t>) untuk mencapai distribusi gaya dorong dengan kriteria energi minimum (</w:t>
       </w:r>
       <w:r>
         <w:rPr>
@@ -2124,71 +2439,14 @@
           <w:i/>
           <w:sz w:val="20"/>
         </w:rPr>
-        <w:t>pitch</w:t>
-      </w:r>
-      <w:r>
-        <w:rPr>
-          <w:rFonts w:ascii="Arial" w:hAnsi="Arial"/>
-          <w:sz w:val="20"/>
-        </w:rPr>
-        <w:t xml:space="preserve"> </w:t>
-      </w:r>
-      <w:r>
-        <w:rPr>
-          <w:rFonts w:ascii="Arial" w:hAnsi="Arial"/>
-          <w:sz w:val="20"/>
-        </w:rPr>
-        <w:t>$$\theta = \pm 90^\circ$$</w:t>
-      </w:r>
-      <w:r>
-        <w:rPr>
-          <w:rFonts w:ascii="Arial" w:hAnsi="Arial"/>
-          <w:sz w:val="20"/>
-        </w:rPr>
-        <w:t>) diselesaikan menggunakan formulasi kuaternion (</w:t>
-      </w:r>
-      <w:r>
-        <w:rPr>
-          <w:rFonts w:ascii="Arial" w:hAnsi="Arial"/>
-          <w:i/>
-          <w:sz w:val="20"/>
-        </w:rPr>
-        <w:t>unit quaternion</w:t>
-      </w:r>
-      <w:r>
-        <w:rPr>
-          <w:rFonts w:ascii="Arial" w:hAnsi="Arial"/>
-          <w:sz w:val="20"/>
-        </w:rPr>
-        <w:t xml:space="preserve">), serta bagaimana matriks Jacobian kinematika terpadu </w:t>
-      </w:r>
-      <w:r>
-        <w:rPr>
-          <w:rFonts w:ascii="Arial" w:hAnsi="Arial"/>
-          <w:sz w:val="20"/>
-        </w:rPr>
-        <w:t>$$6 \times 6$$</w:t>
-      </w:r>
-      <w:r>
-        <w:rPr>
-          <w:rFonts w:ascii="Arial" w:hAnsi="Arial"/>
-          <w:sz w:val="20"/>
-        </w:rPr>
-        <w:t xml:space="preserve"> (</w:t>
-      </w:r>
-      <w:r>
-        <w:rPr>
-          <w:rFonts w:ascii="Arial" w:hAnsi="Arial"/>
-          <w:sz w:val="20"/>
-        </w:rPr>
-        <w:t>$$\mathbf{J}(\boldsymbol{\eta}_2)$$</w:t>
-      </w:r>
-      <w:r>
-        <w:rPr>
-          <w:rFonts w:ascii="Arial" w:hAnsi="Arial"/>
-          <w:sz w:val="20"/>
-        </w:rPr>
-        <w:t>) dikonstruksi secara analitis [7], [27]?</w:t>
+        <w:t>minimum-energy thrust allocation</w:t>
+      </w:r>
+      <w:r>
+        <w:rPr>
+          <w:rFonts w:ascii="Arial" w:hAnsi="Arial"/>
+          <w:sz w:val="20"/>
+        </w:rPr>
+        <w:t>) [7], [21], [32]?</w:t>
       </w:r>
     </w:p>
     <w:p>
@@ -2202,15 +2460,49 @@
           <w:b w:val="0"/>
           <w:sz w:val="20"/>
         </w:rPr>
-        <w:t xml:space="preserve">2.  </w:t>
-      </w:r>
-      <w:r>
-        <w:rPr>
-          <w:rFonts w:ascii="Arial" w:hAnsi="Arial"/>
-          <w:b w:val="0"/>
-          <w:sz w:val="20"/>
-        </w:rPr>
-        <w:t>Bagaimana persamaan gerak dinamika non-linier 6-DOF diturunkan dan diparameterisasi menggunakan model hidrodinamika Fossen?</w:t>
+        <w:t xml:space="preserve">4.  </w:t>
+      </w:r>
+      <w:r>
+        <w:rPr>
+          <w:rFonts w:ascii="Arial" w:hAnsi="Arial"/>
+          <w:b w:val="0"/>
+          <w:sz w:val="20"/>
+        </w:rPr>
+        <w:t xml:space="preserve">Bagaimana </w:t>
+      </w:r>
+      <w:r>
+        <w:rPr>
+          <w:rFonts w:ascii="Arial" w:hAnsi="Arial"/>
+          <w:b w:val="0"/>
+          <w:i/>
+          <w:sz w:val="20"/>
+        </w:rPr>
+        <w:t>suite</w:t>
+      </w:r>
+      <w:r>
+        <w:rPr>
+          <w:rFonts w:ascii="Arial" w:hAnsi="Arial"/>
+          <w:b w:val="0"/>
+          <w:sz w:val="20"/>
+        </w:rPr>
+        <w:t xml:space="preserve"> estimasi keadaan optimal </w:t>
+      </w:r>
+      <w:r>
+        <w:rPr>
+          <w:rFonts w:ascii="Arial" w:hAnsi="Arial"/>
+          <w:b w:val="0"/>
+          <w:i/>
+          <w:sz w:val="20"/>
+        </w:rPr>
+        <w:t>Kalman Filter</w:t>
+      </w:r>
+      <w:r>
+        <w:rPr>
+          <w:rFonts w:ascii="Arial" w:hAnsi="Arial"/>
+          <w:b w:val="0"/>
+          <w:sz w:val="20"/>
+        </w:rPr>
+        <w:t xml:space="preserve"> dirancang dan diformulasikan baik untuk pelacakan target visual maupun estimasi keadaan hidrodinamika?</w:t>
       </w:r>
     </w:p>
     <w:p>
@@ -2224,91 +2516,36 @@
           <w:rFonts w:ascii="Arial" w:hAnsi="Arial"/>
           <w:sz w:val="20"/>
         </w:rPr>
-        <w:t xml:space="preserve">Secara spesifik, bagaimana matriks inersia benda tegar </w:t>
-      </w:r>
-      <w:r>
-        <w:rPr>
-          <w:rFonts w:ascii="Arial" w:hAnsi="Arial"/>
-          <w:sz w:val="20"/>
-        </w:rPr>
-        <w:t>$$\mathbf{M}_{RB}$$</w:t>
-      </w:r>
-      <w:r>
-        <w:rPr>
-          <w:rFonts w:ascii="Arial" w:hAnsi="Arial"/>
-          <w:sz w:val="20"/>
-        </w:rPr>
-        <w:t xml:space="preserve">, matriks massa tambah hidrodinamika fluida </w:t>
-      </w:r>
-      <w:r>
-        <w:rPr>
-          <w:rFonts w:ascii="Arial" w:hAnsi="Arial"/>
-          <w:sz w:val="20"/>
-        </w:rPr>
-        <w:t>$$\mathbf{M}_A$$</w:t>
-      </w:r>
-      <w:r>
-        <w:rPr>
-          <w:rFonts w:ascii="Arial" w:hAnsi="Arial"/>
-          <w:sz w:val="20"/>
-        </w:rPr>
-        <w:t xml:space="preserve">, matriks Coriolis-sentripetal benda tegar </w:t>
-      </w:r>
-      <w:r>
-        <w:rPr>
-          <w:rFonts w:ascii="Arial" w:hAnsi="Arial"/>
-          <w:sz w:val="20"/>
-        </w:rPr>
-        <w:t>$$\mathbf{C}_{RB}(\boldsymbol{\nu})$$</w:t>
-      </w:r>
-      <w:r>
-        <w:rPr>
-          <w:rFonts w:ascii="Arial" w:hAnsi="Arial"/>
-          <w:sz w:val="20"/>
-        </w:rPr>
-        <w:t xml:space="preserve">, matriks Coriolis massa tambah </w:t>
-      </w:r>
-      <w:r>
-        <w:rPr>
-          <w:rFonts w:ascii="Arial" w:hAnsi="Arial"/>
-          <w:sz w:val="20"/>
-        </w:rPr>
-        <w:t>$$\mathbf{C}_A(\boldsymbol{\nu}_r)$$</w:t>
-      </w:r>
-      <w:r>
-        <w:rPr>
-          <w:rFonts w:ascii="Arial" w:hAnsi="Arial"/>
-          <w:sz w:val="20"/>
-        </w:rPr>
-        <w:t xml:space="preserve">, tensor redaman hidrodinamika gesekan linier dan kuadratik gabungan </w:t>
-      </w:r>
-      <w:r>
-        <w:rPr>
-          <w:rFonts w:ascii="Arial" w:hAnsi="Arial"/>
-          <w:sz w:val="20"/>
-        </w:rPr>
-        <w:t>$$\mathbf{D}(\boldsymbol{\nu}_r)$$</w:t>
-      </w:r>
-      <w:r>
-        <w:rPr>
-          <w:rFonts w:ascii="Arial" w:hAnsi="Arial"/>
-          <w:sz w:val="20"/>
-        </w:rPr>
-        <w:t xml:space="preserve">, serta vektor gaya dan momen pemulih hidrostatis </w:t>
-      </w:r>
-      <w:r>
-        <w:rPr>
-          <w:rFonts w:ascii="Arial" w:hAnsi="Arial"/>
-          <w:sz w:val="20"/>
-        </w:rPr>
-        <w:t>$$\mathbf{g}(\boldsymbol{\eta})$$</w:t>
-      </w:r>
-      <w:r>
-        <w:rPr>
-          <w:rFonts w:ascii="Arial" w:hAnsi="Arial"/>
-          <w:sz w:val="20"/>
-        </w:rPr>
-        <w:t xml:space="preserve"> diformulasikan dan dikuantifikasi secara matematis untuk wahana berpendorong delapan [7], [21], [31], [34]?</w:t>
+        <w:t xml:space="preserve">Secara terperinci, bagaimana penapis visual 8D diformulasikan menggunakan transisi model kinematika CWNA, pembaruan kovariansi adaptif </w:t>
+      </w:r>
+      <w:r>
+        <w:rPr>
+          <w:rFonts w:ascii="Arial" w:hAnsi="Arial"/>
+          <w:sz w:val="20"/>
+        </w:rPr>
+        <w:t>$$\mathbf{R}_k(\text{conf})$$</w:t>
+      </w:r>
+      <w:r>
+        <w:rPr>
+          <w:rFonts w:ascii="Arial" w:hAnsi="Arial"/>
+          <w:sz w:val="20"/>
+        </w:rPr>
+        <w:t xml:space="preserve">, dan penolakan pencilan jarak Mahalanobis untuk mengatasi oklusi target [2], [16], [17], [25], serta bagaimana penapis </w:t>
+      </w:r>
+      <w:r>
+        <w:rPr>
+          <w:rFonts w:ascii="Arial" w:hAnsi="Arial"/>
+          <w:i/>
+          <w:sz w:val="20"/>
+        </w:rPr>
+        <w:t>Extended Kalman Filter</w:t>
+      </w:r>
+      <w:r>
+        <w:rPr>
+          <w:rFonts w:ascii="Arial" w:hAnsi="Arial"/>
+          <w:sz w:val="20"/>
+        </w:rPr>
+        <w:t xml:space="preserve"> (EKF) non-linier diturunkan untuk memadukan data sensor IMU dan sensor kedalaman dengan model kinetika Fossen 6-DOF guna merekonstruksi kecepatan bodi dan mengestimasi gangguan arus laut [7], [18], [29]?</w:t>
       </w:r>
     </w:p>
     <w:p>
@@ -2322,15 +2559,15 @@
           <w:b w:val="0"/>
           <w:sz w:val="20"/>
         </w:rPr>
-        <w:t xml:space="preserve">3.  </w:t>
-      </w:r>
-      <w:r>
-        <w:rPr>
-          <w:rFonts w:ascii="Arial" w:hAnsi="Arial"/>
-          <w:b w:val="0"/>
-          <w:sz w:val="20"/>
-        </w:rPr>
-        <w:t xml:space="preserve">Bagaimana matriks alokasi gaya dorong 6x8 sistem </w:t>
+        <w:t xml:space="preserve">5.  </w:t>
+      </w:r>
+      <w:r>
+        <w:rPr>
+          <w:rFonts w:ascii="Arial" w:hAnsi="Arial"/>
+          <w:b w:val="0"/>
+          <w:sz w:val="20"/>
+        </w:rPr>
+        <w:t xml:space="preserve">Bagaimana sistem yang telah terintegrasi divalidasi melintasi arsitektur </w:t>
       </w:r>
       <w:r>
         <w:rPr>
@@ -2339,15 +2576,32 @@
           <w:i/>
           <w:sz w:val="20"/>
         </w:rPr>
-        <w:t>over-actuated</w:t>
-      </w:r>
-      <w:r>
-        <w:rPr>
-          <w:rFonts w:ascii="Arial" w:hAnsi="Arial"/>
-          <w:b w:val="0"/>
-          <w:sz w:val="20"/>
-        </w:rPr>
-        <w:t xml:space="preserve"> diformulasikan dan diselesaikan?</w:t>
+        <w:t>Software-In-The-Loop</w:t>
+      </w:r>
+      <w:r>
+        <w:rPr>
+          <w:rFonts w:ascii="Arial" w:hAnsi="Arial"/>
+          <w:b w:val="0"/>
+          <w:sz w:val="20"/>
+        </w:rPr>
+        <w:t xml:space="preserve"> (SITL) dan </w:t>
+      </w:r>
+      <w:r>
+        <w:rPr>
+          <w:rFonts w:ascii="Arial" w:hAnsi="Arial"/>
+          <w:b w:val="0"/>
+          <w:i/>
+          <w:sz w:val="20"/>
+        </w:rPr>
+        <w:t>Hardware-In-The-Loop</w:t>
+      </w:r>
+      <w:r>
+        <w:rPr>
+          <w:rFonts w:ascii="Arial" w:hAnsi="Arial"/>
+          <w:b w:val="0"/>
+          <w:sz w:val="20"/>
+        </w:rPr>
+        <w:t xml:space="preserve"> (HITL)?</w:t>
       </w:r>
     </w:p>
     <w:p>
@@ -2361,35 +2615,7 @@
           <w:rFonts w:ascii="Arial" w:hAnsi="Arial"/>
           <w:sz w:val="20"/>
         </w:rPr>
-        <w:t xml:space="preserve">Mengingat wahana memiliki delapan pendorong fisik untuk mengendalikan enam derajat kebebasan spasial, bagaimana matriks alokasi gaya dorong geometris berukuran </w:t>
-      </w:r>
-      <w:r>
-        <w:rPr>
-          <w:rFonts w:ascii="Arial" w:hAnsi="Arial"/>
-          <w:sz w:val="20"/>
-        </w:rPr>
-        <w:t>$$6 \times 8$$</w:t>
-      </w:r>
-      <w:r>
-        <w:rPr>
-          <w:rFonts w:ascii="Arial" w:hAnsi="Arial"/>
-          <w:sz w:val="20"/>
-        </w:rPr>
-        <w:t xml:space="preserve"> (</w:t>
-      </w:r>
-      <w:r>
-        <w:rPr>
-          <w:rFonts w:ascii="Arial" w:hAnsi="Arial"/>
-          <w:sz w:val="20"/>
-        </w:rPr>
-        <w:t>$$\mathbf{T}_{6 \times 8}$$</w:t>
-      </w:r>
-      <w:r>
-        <w:rPr>
-          <w:rFonts w:ascii="Arial" w:hAnsi="Arial"/>
-          <w:sz w:val="20"/>
-        </w:rPr>
-        <w:t xml:space="preserve">) disusun berdasarkan koordinat spasial dan vektor satuan arah dorong masing-masing aktuator, serta bagaimana permasalahan alokasi kendali </w:t>
+        <w:t xml:space="preserve">Bagaimana korelasi dan performa kendali wahana antara pengujian lingkungan simulasi virtual fisika Gazebo Harmonic berbasis ROS 2 Jazzy dan eksekusi pertukaran telemetri perangkat keras nyata antara modul kamera, komputer pendamping Raspberry Pi 4B, serta </w:t>
       </w:r>
       <w:r>
         <w:rPr>
@@ -2397,28 +2623,14 @@
           <w:i/>
           <w:sz w:val="20"/>
         </w:rPr>
-        <w:t>over-actuated</w:t>
-      </w:r>
-      <w:r>
-        <w:rPr>
-          <w:rFonts w:ascii="Arial" w:hAnsi="Arial"/>
-          <w:sz w:val="20"/>
-        </w:rPr>
-        <w:t xml:space="preserve"> diselesaikan menggunakan invers semu Moore-Penrose (</w:t>
-      </w:r>
-      <w:r>
-        <w:rPr>
-          <w:rFonts w:ascii="Arial" w:hAnsi="Arial"/>
-          <w:sz w:val="20"/>
-        </w:rPr>
-        <w:t>$$\mathbf{T}_{6 \times 8}^\dagger$$</w:t>
-      </w:r>
-      <w:r>
-        <w:rPr>
-          <w:rFonts w:ascii="Arial" w:hAnsi="Arial"/>
-          <w:sz w:val="20"/>
-        </w:rPr>
-        <w:t>) untuk mencapai distribusi gaya dorong dengan kriteria energi minimum (</w:t>
+        <w:t>flight controller</w:t>
+      </w:r>
+      <w:r>
+        <w:rPr>
+          <w:rFonts w:ascii="Arial" w:hAnsi="Arial"/>
+          <w:sz w:val="20"/>
+        </w:rPr>
+        <w:t xml:space="preserve"> Pixhawk 2.4.8 yang menjalankan </w:t>
       </w:r>
       <w:r>
         <w:rPr>
@@ -2426,14 +2638,60 @@
           <w:i/>
           <w:sz w:val="20"/>
         </w:rPr>
-        <w:t>minimum-energy thrust allocation</w:t>
-      </w:r>
-      <w:r>
-        <w:rPr>
-          <w:rFonts w:ascii="Arial" w:hAnsi="Arial"/>
-          <w:sz w:val="20"/>
-        </w:rPr>
-        <w:t>) [7], [21], [32]?</w:t>
+        <w:t>firmware</w:t>
+      </w:r>
+      <w:r>
+        <w:rPr>
+          <w:rFonts w:ascii="Arial" w:hAnsi="Arial"/>
+          <w:sz w:val="20"/>
+        </w:rPr>
+        <w:t xml:space="preserve"> ArduSub </w:t>
+      </w:r>
+      <w:r>
+        <w:rPr>
+          <w:rFonts w:ascii="Consolas" w:hAnsi="Consolas"/>
+          <w:color w:val="333333"/>
+          <w:sz w:val="19"/>
+        </w:rPr>
+        <w:t>vectored_6dof</w:t>
+      </w:r>
+      <w:r>
+        <w:rPr>
+          <w:rFonts w:ascii="Arial" w:hAnsi="Arial"/>
+          <w:sz w:val="20"/>
+        </w:rPr>
+        <w:t xml:space="preserve"> melalui protokol MAVLink pada frekuensi 50 Hz [14], [21], [31]?</w:t>
+      </w:r>
+    </w:p>
+    <w:p>
+      <w:pPr>
+        <w:pStyle w:val="Heading2"/>
+        <w:keepNext/>
+        <w:spacing w:before="200" w:after="80" w:line="276" w:lineRule="auto"/>
+        <w:ind w:firstLine="0"/>
+        <w:jc w:val="left"/>
+      </w:pPr>
+      <w:r>
+        <w:rPr>
+          <w:rFonts w:ascii="Arial" w:hAnsi="Arial"/>
+          <w:b/>
+          <w:sz w:val="20"/>
+        </w:rPr>
+        <w:t>1.3 Tujuan Penelitian</w:t>
+      </w:r>
+    </w:p>
+    <w:p>
+      <w:pPr>
+        <w:spacing w:after="80" w:line="276" w:lineRule="auto"/>
+        <w:ind w:firstLine="0"/>
+        <w:jc w:val="both"/>
+      </w:pPr>
+      <w:r>
+        <w:rPr>
+          <w:rFonts w:ascii="Arial" w:hAnsi="Arial"/>
+          <w:sz w:val="20"/>
+        </w:rPr>
+        <w:t>Tujuan utama dari pelaksanaan penelitian tugas akhir ini adalah:</w:t>
       </w:r>
     </w:p>
     <w:p>
@@ -2447,15 +2705,15 @@
           <w:b w:val="0"/>
           <w:sz w:val="20"/>
         </w:rPr>
-        <w:t xml:space="preserve">4.  </w:t>
-      </w:r>
-      <w:r>
-        <w:rPr>
-          <w:rFonts w:ascii="Arial" w:hAnsi="Arial"/>
-          <w:b w:val="0"/>
-          <w:sz w:val="20"/>
-        </w:rPr>
-        <w:t xml:space="preserve">Bagaimana </w:t>
+        <w:t xml:space="preserve">1.  </w:t>
+      </w:r>
+      <w:r>
+        <w:rPr>
+          <w:rFonts w:ascii="Arial" w:hAnsi="Arial"/>
+          <w:b w:val="0"/>
+          <w:sz w:val="20"/>
+        </w:rPr>
+        <w:t xml:space="preserve">Memformulasikan dan memverifikasi secara matematis model kinematika 6-DOF lengkap dari wahana AUV </w:t>
       </w:r>
       <w:r>
         <w:rPr>
@@ -2464,75 +2722,79 @@
           <w:i/>
           <w:sz w:val="20"/>
         </w:rPr>
-        <w:t>suite</w:t>
-      </w:r>
-      <w:r>
-        <w:rPr>
-          <w:rFonts w:ascii="Arial" w:hAnsi="Arial"/>
-          <w:b w:val="0"/>
-          <w:sz w:val="20"/>
-        </w:rPr>
-        <w:t xml:space="preserve"> estimasi keadaan optimal </w:t>
-      </w:r>
-      <w:r>
-        <w:rPr>
-          <w:rFonts w:ascii="Arial" w:hAnsi="Arial"/>
-          <w:b w:val="0"/>
-          <w:i/>
-          <w:sz w:val="20"/>
-        </w:rPr>
-        <w:t>Kalman Filter</w:t>
-      </w:r>
-      <w:r>
-        <w:rPr>
-          <w:rFonts w:ascii="Arial" w:hAnsi="Arial"/>
-          <w:b w:val="0"/>
-          <w:sz w:val="20"/>
-        </w:rPr>
-        <w:t xml:space="preserve"> dirancang dan diformulasikan baik untuk pelacakan target visual maupun estimasi keadaan hidrodinamika?</w:t>
-      </w:r>
-    </w:p>
-    <w:p>
-      <w:pPr>
-        <w:spacing w:after="80" w:line="276" w:lineRule="auto"/>
-        <w:ind w:firstLine="567"/>
-        <w:jc w:val="both"/>
-      </w:pPr>
-      <w:r>
-        <w:rPr>
-          <w:rFonts w:ascii="Arial" w:hAnsi="Arial"/>
-          <w:sz w:val="20"/>
-        </w:rPr>
-        <w:t xml:space="preserve">Secara terperinci, bagaimana penapis visual 8D diformulasikan menggunakan transisi model kinematika CWNA, pembaruan kovariansi adaptif </w:t>
-      </w:r>
-      <w:r>
-        <w:rPr>
-          <w:rFonts w:ascii="Arial" w:hAnsi="Arial"/>
-          <w:sz w:val="20"/>
-        </w:rPr>
-        <w:t>$$\mathbf{R}_k(\text{conf})$$</w:t>
-      </w:r>
-      <w:r>
-        <w:rPr>
-          <w:rFonts w:ascii="Arial" w:hAnsi="Arial"/>
-          <w:sz w:val="20"/>
-        </w:rPr>
-        <w:t xml:space="preserve">, dan penolakan pencilan jarak Mahalanobis untuk mengatasi oklusi target [2], [16], [17], [25], serta bagaimana penapis </w:t>
-      </w:r>
-      <w:r>
-        <w:rPr>
-          <w:rFonts w:ascii="Arial" w:hAnsi="Arial"/>
-          <w:i/>
-          <w:sz w:val="20"/>
-        </w:rPr>
-        <w:t>Extended Kalman Filter</w:t>
-      </w:r>
-      <w:r>
-        <w:rPr>
-          <w:rFonts w:ascii="Arial" w:hAnsi="Arial"/>
-          <w:sz w:val="20"/>
-        </w:rPr>
-        <w:t xml:space="preserve"> (EKF) non-linier diturunkan untuk memadukan data sensor IMU dan sensor kedalaman dengan model kinetika Fossen 6-DOF guna merekonstruksi kecepatan bodi dan mengestimasi gangguan arus laut [7], [18], [29]?</w:t>
+        <w:t>vectored</w:t>
+      </w:r>
+      <w:r>
+        <w:rPr>
+          <w:rFonts w:ascii="Arial" w:hAnsi="Arial"/>
+          <w:b w:val="0"/>
+          <w:sz w:val="20"/>
+        </w:rPr>
+        <w:t xml:space="preserve"> 8-pendorong, meliputi penurunan bertahap matriks rotasi linier </w:t>
+      </w:r>
+      <w:r>
+        <w:rPr>
+          <w:rFonts w:ascii="Arial" w:hAnsi="Arial"/>
+          <w:b w:val="0"/>
+          <w:sz w:val="20"/>
+        </w:rPr>
+        <w:t>$$SO(3)$$</w:t>
+      </w:r>
+      <w:r>
+        <w:rPr>
+          <w:rFonts w:ascii="Arial" w:hAnsi="Arial"/>
+          <w:b w:val="0"/>
+          <w:sz w:val="20"/>
+        </w:rPr>
+        <w:t xml:space="preserve"> (</w:t>
+      </w:r>
+      <w:r>
+        <w:rPr>
+          <w:rFonts w:ascii="Arial" w:hAnsi="Arial"/>
+          <w:b w:val="0"/>
+          <w:sz w:val="20"/>
+        </w:rPr>
+        <w:t>$$\mathbf{R}_b^n$$</w:t>
+      </w:r>
+      <w:r>
+        <w:rPr>
+          <w:rFonts w:ascii="Arial" w:hAnsi="Arial"/>
+          <w:b w:val="0"/>
+          <w:sz w:val="20"/>
+        </w:rPr>
+        <w:t>), inversi matriks transformasi sudut Euler (</w:t>
+      </w:r>
+      <w:r>
+        <w:rPr>
+          <w:rFonts w:ascii="Arial" w:hAnsi="Arial"/>
+          <w:b w:val="0"/>
+          <w:sz w:val="20"/>
+        </w:rPr>
+        <w:t>$$\mathbf{T}_\Theta$$</w:t>
+      </w:r>
+      <w:r>
+        <w:rPr>
+          <w:rFonts w:ascii="Arial" w:hAnsi="Arial"/>
+          <w:b w:val="0"/>
+          <w:sz w:val="20"/>
+        </w:rPr>
+        <w:t xml:space="preserve">), perumusan diferensial kuaternion bebas singularitas, serta pembentukan matriks Jacobian kinematika penuh </w:t>
+      </w:r>
+      <w:r>
+        <w:rPr>
+          <w:rFonts w:ascii="Arial" w:hAnsi="Arial"/>
+          <w:b w:val="0"/>
+          <w:sz w:val="20"/>
+        </w:rPr>
+        <w:t>$$\mathbf{J}(\boldsymbol{\eta}_2)$$</w:t>
+      </w:r>
+      <w:r>
+        <w:rPr>
+          <w:rFonts w:ascii="Arial" w:hAnsi="Arial"/>
+          <w:b w:val="0"/>
+          <w:sz w:val="20"/>
+        </w:rPr>
+        <w:t xml:space="preserve"> [7], [27].</w:t>
       </w:r>
     </w:p>
     <w:p>
@@ -2546,15 +2808,15 @@
           <w:b w:val="0"/>
           <w:sz w:val="20"/>
         </w:rPr>
-        <w:t xml:space="preserve">5.  </w:t>
-      </w:r>
-      <w:r>
-        <w:rPr>
-          <w:rFonts w:ascii="Arial" w:hAnsi="Arial"/>
-          <w:b w:val="0"/>
-          <w:sz w:val="20"/>
-        </w:rPr>
-        <w:t xml:space="preserve">Bagaimana sistem yang telah terintegrasi divalidasi melintasi arsitektur </w:t>
+        <w:t xml:space="preserve">2.  </w:t>
+      </w:r>
+      <w:r>
+        <w:rPr>
+          <w:rFonts w:ascii="Arial" w:hAnsi="Arial"/>
+          <w:b w:val="0"/>
+          <w:sz w:val="20"/>
+        </w:rPr>
+        <w:t>Menurunkan dan memparameterisasi persamaan gerak dinamika non-linier 6-DOF secara utuh (</w:t>
       </w:r>
       <w:r>
         <w:rPr>
@@ -2563,118 +2825,95 @@
           <w:i/>
           <w:sz w:val="20"/>
         </w:rPr>
-        <w:t>Software-In-The-Loop</w:t>
-      </w:r>
-      <w:r>
-        <w:rPr>
-          <w:rFonts w:ascii="Arial" w:hAnsi="Arial"/>
-          <w:b w:val="0"/>
-          <w:sz w:val="20"/>
-        </w:rPr>
-        <w:t xml:space="preserve"> (SITL) dan </w:t>
-      </w:r>
-      <w:r>
-        <w:rPr>
-          <w:rFonts w:ascii="Arial" w:hAnsi="Arial"/>
-          <w:b w:val="0"/>
-          <w:i/>
-          <w:sz w:val="20"/>
-        </w:rPr>
-        <w:t>Hardware-In-The-Loop</w:t>
-      </w:r>
-      <w:r>
-        <w:rPr>
-          <w:rFonts w:ascii="Arial" w:hAnsi="Arial"/>
-          <w:b w:val="0"/>
-          <w:sz w:val="20"/>
-        </w:rPr>
-        <w:t xml:space="preserve"> (HITL)?</w:t>
-      </w:r>
-    </w:p>
-    <w:p>
-      <w:pPr>
-        <w:spacing w:after="80" w:line="276" w:lineRule="auto"/>
-        <w:ind w:firstLine="567"/>
-        <w:jc w:val="both"/>
-      </w:pPr>
-      <w:r>
-        <w:rPr>
-          <w:rFonts w:ascii="Arial" w:hAnsi="Arial"/>
-          <w:sz w:val="20"/>
-        </w:rPr>
-        <w:t xml:space="preserve">Bagaimana korelasi dan performa kendali wahana antara pengujian lingkungan simulasi virtual fisika Gazebo Harmonic berbasis ROS 2 Jazzy dan eksekusi pertukaran telemetri perangkat keras nyata antara modul kamera, komputer pendamping Raspberry Pi 4B, serta </w:t>
-      </w:r>
-      <w:r>
-        <w:rPr>
-          <w:rFonts w:ascii="Arial" w:hAnsi="Arial"/>
-          <w:i/>
-          <w:sz w:val="20"/>
-        </w:rPr>
-        <w:t>flight controller</w:t>
-      </w:r>
-      <w:r>
-        <w:rPr>
-          <w:rFonts w:ascii="Arial" w:hAnsi="Arial"/>
-          <w:sz w:val="20"/>
-        </w:rPr>
-        <w:t xml:space="preserve"> Pixhawk 2.4.8 yang menjalankan </w:t>
-      </w:r>
-      <w:r>
-        <w:rPr>
-          <w:rFonts w:ascii="Arial" w:hAnsi="Arial"/>
-          <w:i/>
-          <w:sz w:val="20"/>
-        </w:rPr>
-        <w:t>firmware</w:t>
-      </w:r>
-      <w:r>
-        <w:rPr>
-          <w:rFonts w:ascii="Arial" w:hAnsi="Arial"/>
-          <w:sz w:val="20"/>
-        </w:rPr>
-        <w:t xml:space="preserve"> ArduSub </w:t>
-      </w:r>
-      <w:r>
-        <w:rPr>
-          <w:rFonts w:ascii="Consolas" w:hAnsi="Consolas"/>
-          <w:color w:val="333333"/>
-          <w:sz w:val="19"/>
-        </w:rPr>
-        <w:t>vectored_6dof</w:t>
-      </w:r>
-      <w:r>
-        <w:rPr>
-          <w:rFonts w:ascii="Arial" w:hAnsi="Arial"/>
-          <w:sz w:val="20"/>
-        </w:rPr>
-        <w:t xml:space="preserve"> melalui protokol MAVLink pada frekuensi 50 Hz [14], [21], [31]?</w:t>
-      </w:r>
-    </w:p>
-    <w:p>
-      <w:pPr>
-        <w:spacing w:before="200" w:after="80"/>
-      </w:pPr>
-      <w:r>
-        <w:rPr>
-          <w:rFonts w:ascii="Arial" w:hAnsi="Arial"/>
-          <w:b/>
-          <w:sz w:val="20"/>
-        </w:rPr>
-        <w:t>1.3 Tujuan Penelitian</w:t>
-      </w:r>
-    </w:p>
-    <w:p>
-      <w:pPr>
-        <w:spacing w:after="80" w:line="276" w:lineRule="auto"/>
-        <w:ind w:firstLine="567"/>
-        <w:jc w:val="both"/>
-      </w:pPr>
-      <w:r>
-        <w:rPr>
-          <w:rFonts w:ascii="Arial" w:hAnsi="Arial"/>
-          <w:sz w:val="20"/>
-        </w:rPr>
-        <w:t>Tujuan utama dari pelaksanaan penelitian tugas akhir ini adalah:</w:t>
+        <w:t>unabridged</w:t>
+      </w:r>
+      <w:r>
+        <w:rPr>
+          <w:rFonts w:ascii="Arial" w:hAnsi="Arial"/>
+          <w:b w:val="0"/>
+          <w:sz w:val="20"/>
+        </w:rPr>
+        <w:t xml:space="preserve">) berdasarkan kerangka hidrodinamika Fossen, mengekspresikan secara eksplisit tensor massa total </w:t>
+      </w:r>
+      <w:r>
+        <w:rPr>
+          <w:rFonts w:ascii="Arial" w:hAnsi="Arial"/>
+          <w:b w:val="0"/>
+          <w:sz w:val="20"/>
+        </w:rPr>
+        <w:t>$$\mathbf{M} = \mathbf{M}_{RB} + \mathbf{M}_A$$</w:t>
+      </w:r>
+      <w:r>
+        <w:rPr>
+          <w:rFonts w:ascii="Arial" w:hAnsi="Arial"/>
+          <w:b w:val="0"/>
+          <w:sz w:val="20"/>
+        </w:rPr>
+        <w:t xml:space="preserve">, tensor Coriolis dan sentripetal </w:t>
+      </w:r>
+      <w:r>
+        <w:rPr>
+          <w:rFonts w:ascii="Arial" w:hAnsi="Arial"/>
+          <w:b w:val="0"/>
+          <w:sz w:val="20"/>
+        </w:rPr>
+        <w:t>$$\mathbf{C}_{RB}(\boldsymbol{\nu})$$</w:t>
+      </w:r>
+      <w:r>
+        <w:rPr>
+          <w:rFonts w:ascii="Arial" w:hAnsi="Arial"/>
+          <w:b w:val="0"/>
+          <w:sz w:val="20"/>
+        </w:rPr>
+        <w:t xml:space="preserve"> dan </w:t>
+      </w:r>
+      <w:r>
+        <w:rPr>
+          <w:rFonts w:ascii="Arial" w:hAnsi="Arial"/>
+          <w:b w:val="0"/>
+          <w:sz w:val="20"/>
+        </w:rPr>
+        <w:t>$$\mathbf{C}_A(\boldsymbol{\nu}_r)$$</w:t>
+      </w:r>
+      <w:r>
+        <w:rPr>
+          <w:rFonts w:ascii="Arial" w:hAnsi="Arial"/>
+          <w:b w:val="0"/>
+          <w:sz w:val="20"/>
+        </w:rPr>
+        <w:t xml:space="preserve">, tensor redaman linier dan kuadratik </w:t>
+      </w:r>
+      <w:r>
+        <w:rPr>
+          <w:rFonts w:ascii="Arial" w:hAnsi="Arial"/>
+          <w:b w:val="0"/>
+          <w:sz w:val="20"/>
+        </w:rPr>
+        <w:t>$$\mathbf{D}(\boldsymbol{\nu}_r)$$</w:t>
+      </w:r>
+      <w:r>
+        <w:rPr>
+          <w:rFonts w:ascii="Arial" w:hAnsi="Arial"/>
+          <w:b w:val="0"/>
+          <w:sz w:val="20"/>
+        </w:rPr>
+        <w:t xml:space="preserve">, serta vektor pemulih hidrostatis 6-DOF </w:t>
+      </w:r>
+      <w:r>
+        <w:rPr>
+          <w:rFonts w:ascii="Arial" w:hAnsi="Arial"/>
+          <w:b w:val="0"/>
+          <w:sz w:val="20"/>
+        </w:rPr>
+        <w:t>$$\mathbf{g}(\boldsymbol{\eta})$$</w:t>
+      </w:r>
+      <w:r>
+        <w:rPr>
+          <w:rFonts w:ascii="Arial" w:hAnsi="Arial"/>
+          <w:b w:val="0"/>
+          <w:sz w:val="20"/>
+        </w:rPr>
+        <w:t xml:space="preserve"> [7], [21], [31], [34].</w:t>
       </w:r>
     </w:p>
     <w:p>
@@ -2688,40 +2927,23 @@
           <w:b w:val="0"/>
           <w:sz w:val="20"/>
         </w:rPr>
-        <w:t xml:space="preserve">1.  </w:t>
-      </w:r>
-      <w:r>
-        <w:rPr>
-          <w:rFonts w:ascii="Arial" w:hAnsi="Arial"/>
-          <w:b w:val="0"/>
-          <w:sz w:val="20"/>
-        </w:rPr>
-        <w:t xml:space="preserve">Memformulasikan dan memverifikasi secara matematis model kinematika 6-DOF lengkap dari wahana AUV </w:t>
-      </w:r>
-      <w:r>
-        <w:rPr>
-          <w:rFonts w:ascii="Arial" w:hAnsi="Arial"/>
-          <w:b w:val="0"/>
-          <w:i/>
-          <w:sz w:val="20"/>
-        </w:rPr>
-        <w:t>vectored</w:t>
-      </w:r>
-      <w:r>
-        <w:rPr>
-          <w:rFonts w:ascii="Arial" w:hAnsi="Arial"/>
-          <w:b w:val="0"/>
-          <w:sz w:val="20"/>
-        </w:rPr>
-        <w:t xml:space="preserve"> 8-pendorong, meliputi penurunan bertahap matriks rotasi linier </w:t>
-      </w:r>
-      <w:r>
-        <w:rPr>
-          <w:rFonts w:ascii="Arial" w:hAnsi="Arial"/>
-          <w:b w:val="0"/>
-          <w:sz w:val="20"/>
-        </w:rPr>
-        <w:t>$$SO(3)$$</w:t>
+        <w:t xml:space="preserve">3.  </w:t>
+      </w:r>
+      <w:r>
+        <w:rPr>
+          <w:rFonts w:ascii="Arial" w:hAnsi="Arial"/>
+          <w:b w:val="0"/>
+          <w:sz w:val="20"/>
+        </w:rPr>
+        <w:t xml:space="preserve">Mengkonstruksi matriks alokasi gaya dorong geometris </w:t>
+      </w:r>
+      <w:r>
+        <w:rPr>
+          <w:rFonts w:ascii="Arial" w:hAnsi="Arial"/>
+          <w:b w:val="0"/>
+          <w:sz w:val="20"/>
+        </w:rPr>
+        <w:t>$$6 \times 8$$</w:t>
       </w:r>
       <w:r>
         <w:rPr>
@@ -2737,47 +2959,63 @@
           <w:b w:val="0"/>
           <w:sz w:val="20"/>
         </w:rPr>
-        <w:t>$$\mathbf{R}_b^n$$</w:t>
-      </w:r>
-      <w:r>
-        <w:rPr>
-          <w:rFonts w:ascii="Arial" w:hAnsi="Arial"/>
-          <w:b w:val="0"/>
-          <w:sz w:val="20"/>
-        </w:rPr>
-        <w:t>), inversi matriks transformasi sudut Euler (</w:t>
-      </w:r>
-      <w:r>
-        <w:rPr>
-          <w:rFonts w:ascii="Arial" w:hAnsi="Arial"/>
-          <w:b w:val="0"/>
-          <w:sz w:val="20"/>
-        </w:rPr>
-        <w:t>$$\mathbf{T}_\Theta$$</w:t>
-      </w:r>
-      <w:r>
-        <w:rPr>
-          <w:rFonts w:ascii="Arial" w:hAnsi="Arial"/>
-          <w:b w:val="0"/>
-          <w:sz w:val="20"/>
-        </w:rPr>
-        <w:t xml:space="preserve">), perumusan diferensial kuaternion bebas singularitas, serta pembentukan matriks Jacobian kinematika penuh </w:t>
-      </w:r>
-      <w:r>
-        <w:rPr>
-          <w:rFonts w:ascii="Arial" w:hAnsi="Arial"/>
-          <w:b w:val="0"/>
-          <w:sz w:val="20"/>
-        </w:rPr>
-        <w:t>$$\mathbf{J}(\boldsymbol{\eta}_2)$$</w:t>
-      </w:r>
-      <w:r>
-        <w:rPr>
-          <w:rFonts w:ascii="Arial" w:hAnsi="Arial"/>
-          <w:b w:val="0"/>
-          <w:sz w:val="20"/>
-        </w:rPr>
-        <w:t xml:space="preserve"> [7], [27].</w:t>
+        <w:t>$$\mathbf{T}_{6 \times 8}$$</w:t>
+      </w:r>
+      <w:r>
+        <w:rPr>
+          <w:rFonts w:ascii="Arial" w:hAnsi="Arial"/>
+          <w:b w:val="0"/>
+          <w:sz w:val="20"/>
+        </w:rPr>
+        <w:t>) dan menerapkan algoritma alokasi kendali invers semu Moore-Penrose (</w:t>
+      </w:r>
+      <w:r>
+        <w:rPr>
+          <w:rFonts w:ascii="Arial" w:hAnsi="Arial"/>
+          <w:b w:val="0"/>
+          <w:sz w:val="20"/>
+        </w:rPr>
+        <w:t>$$\mathbf{T}_{6 \times 8}^\dagger$$</w:t>
+      </w:r>
+      <w:r>
+        <w:rPr>
+          <w:rFonts w:ascii="Arial" w:hAnsi="Arial"/>
+          <w:b w:val="0"/>
+          <w:sz w:val="20"/>
+        </w:rPr>
+        <w:t xml:space="preserve">), sehingga memungkinkan pemetaan gaya kendali optimal dari vektor gaya generalisasi </w:t>
+      </w:r>
+      <w:r>
+        <w:rPr>
+          <w:rFonts w:ascii="Arial" w:hAnsi="Arial"/>
+          <w:b w:val="0"/>
+          <w:sz w:val="20"/>
+        </w:rPr>
+        <w:t>$$\boldsymbol{\tau} \in \mathbb{R}^6$$</w:t>
+      </w:r>
+      <w:r>
+        <w:rPr>
+          <w:rFonts w:ascii="Arial" w:hAnsi="Arial"/>
+          <w:b w:val="0"/>
+          <w:sz w:val="20"/>
+        </w:rPr>
+        <w:t xml:space="preserve"> ke delapan gaya pendorong individual </w:t>
+      </w:r>
+      <w:r>
+        <w:rPr>
+          <w:rFonts w:ascii="Arial" w:hAnsi="Arial"/>
+          <w:b w:val="0"/>
+          <w:sz w:val="20"/>
+        </w:rPr>
+        <w:t>$$\mathbf{f} \in \mathbb{R}^8$$</w:t>
+      </w:r>
+      <w:r>
+        <w:rPr>
+          <w:rFonts w:ascii="Arial" w:hAnsi="Arial"/>
+          <w:b w:val="0"/>
+          <w:sz w:val="20"/>
+        </w:rPr>
+        <w:t xml:space="preserve"> dengan kriteria konsumsi daya minimum [7], [21], [32].</w:t>
       </w:r>
     </w:p>
     <w:p>
@@ -2791,15 +3029,15 @@
           <w:b w:val="0"/>
           <w:sz w:val="20"/>
         </w:rPr>
-        <w:t xml:space="preserve">2.  </w:t>
-      </w:r>
-      <w:r>
-        <w:rPr>
-          <w:rFonts w:ascii="Arial" w:hAnsi="Arial"/>
-          <w:b w:val="0"/>
-          <w:sz w:val="20"/>
-        </w:rPr>
-        <w:t>Menurunkan dan memparameterisasi persamaan gerak dinamika non-linier 6-DOF secara utuh (</w:t>
+        <w:t xml:space="preserve">4.  </w:t>
+      </w:r>
+      <w:r>
+        <w:rPr>
+          <w:rFonts w:ascii="Arial" w:hAnsi="Arial"/>
+          <w:b w:val="0"/>
+          <w:sz w:val="20"/>
+        </w:rPr>
+        <w:t xml:space="preserve">Merancang, memformulasikan, dan menguji </w:t>
       </w:r>
       <w:r>
         <w:rPr>
@@ -2808,95 +3046,143 @@
           <w:i/>
           <w:sz w:val="20"/>
         </w:rPr>
-        <w:t>unabridged</w:t>
-      </w:r>
-      <w:r>
-        <w:rPr>
-          <w:rFonts w:ascii="Arial" w:hAnsi="Arial"/>
-          <w:b w:val="0"/>
-          <w:sz w:val="20"/>
-        </w:rPr>
-        <w:t xml:space="preserve">) berdasarkan kerangka hidrodinamika Fossen, mengekspresikan secara eksplisit tensor massa total </w:t>
-      </w:r>
-      <w:r>
-        <w:rPr>
-          <w:rFonts w:ascii="Arial" w:hAnsi="Arial"/>
-          <w:b w:val="0"/>
-          <w:sz w:val="20"/>
-        </w:rPr>
-        <w:t>$$\mathbf{M} = \mathbf{M}_{RB} + \mathbf{M}_A$$</w:t>
-      </w:r>
-      <w:r>
-        <w:rPr>
-          <w:rFonts w:ascii="Arial" w:hAnsi="Arial"/>
-          <w:b w:val="0"/>
-          <w:sz w:val="20"/>
-        </w:rPr>
-        <w:t xml:space="preserve">, tensor Coriolis dan sentripetal </w:t>
-      </w:r>
-      <w:r>
-        <w:rPr>
-          <w:rFonts w:ascii="Arial" w:hAnsi="Arial"/>
-          <w:b w:val="0"/>
-          <w:sz w:val="20"/>
-        </w:rPr>
-        <w:t>$$\mathbf{C}_{RB}(\boldsymbol{\nu})$$</w:t>
-      </w:r>
-      <w:r>
-        <w:rPr>
-          <w:rFonts w:ascii="Arial" w:hAnsi="Arial"/>
-          <w:b w:val="0"/>
-          <w:sz w:val="20"/>
-        </w:rPr>
-        <w:t xml:space="preserve"> dan </w:t>
-      </w:r>
-      <w:r>
-        <w:rPr>
-          <w:rFonts w:ascii="Arial" w:hAnsi="Arial"/>
-          <w:b w:val="0"/>
-          <w:sz w:val="20"/>
-        </w:rPr>
-        <w:t>$$\mathbf{C}_A(\boldsymbol{\nu}_r)$$</w:t>
-      </w:r>
-      <w:r>
-        <w:rPr>
-          <w:rFonts w:ascii="Arial" w:hAnsi="Arial"/>
-          <w:b w:val="0"/>
-          <w:sz w:val="20"/>
-        </w:rPr>
-        <w:t xml:space="preserve">, tensor redaman linier dan kuadratik </w:t>
-      </w:r>
-      <w:r>
-        <w:rPr>
-          <w:rFonts w:ascii="Arial" w:hAnsi="Arial"/>
-          <w:b w:val="0"/>
-          <w:sz w:val="20"/>
-        </w:rPr>
-        <w:t>$$\mathbf{D}(\boldsymbol{\nu}_r)$$</w:t>
-      </w:r>
-      <w:r>
-        <w:rPr>
-          <w:rFonts w:ascii="Arial" w:hAnsi="Arial"/>
-          <w:b w:val="0"/>
-          <w:sz w:val="20"/>
-        </w:rPr>
-        <w:t xml:space="preserve">, serta vektor pemulih hidrostatis 6-DOF </w:t>
-      </w:r>
-      <w:r>
-        <w:rPr>
-          <w:rFonts w:ascii="Arial" w:hAnsi="Arial"/>
-          <w:b w:val="0"/>
-          <w:sz w:val="20"/>
-        </w:rPr>
-        <w:t>$$\mathbf{g}(\boldsymbol{\eta})$$</w:t>
-      </w:r>
-      <w:r>
-        <w:rPr>
-          <w:rFonts w:ascii="Arial" w:hAnsi="Arial"/>
-          <w:b w:val="0"/>
-          <w:sz w:val="20"/>
-        </w:rPr>
-        <w:t xml:space="preserve"> [7], [21], [31], [34].</w:t>
+        <w:t>suite</w:t>
+      </w:r>
+      <w:r>
+        <w:rPr>
+          <w:rFonts w:ascii="Arial" w:hAnsi="Arial"/>
+          <w:b w:val="0"/>
+          <w:sz w:val="20"/>
+        </w:rPr>
+        <w:t xml:space="preserve"> estimasi keadaan optimal </w:t>
+      </w:r>
+      <w:r>
+        <w:rPr>
+          <w:rFonts w:ascii="Arial" w:hAnsi="Arial"/>
+          <w:b w:val="0"/>
+          <w:i/>
+          <w:sz w:val="20"/>
+        </w:rPr>
+        <w:t>Dual Kalman Filter</w:t>
+      </w:r>
+      <w:r>
+        <w:rPr>
+          <w:rFonts w:ascii="Arial" w:hAnsi="Arial"/>
+          <w:b w:val="0"/>
+          <w:sz w:val="20"/>
+        </w:rPr>
+        <w:t xml:space="preserve"> dua tahap (</w:t>
+      </w:r>
+      <w:r>
+        <w:rPr>
+          <w:rFonts w:ascii="Arial" w:hAnsi="Arial"/>
+          <w:b w:val="0"/>
+          <w:i/>
+          <w:sz w:val="20"/>
+        </w:rPr>
+        <w:t>dual-stage</w:t>
+      </w:r>
+      <w:r>
+        <w:rPr>
+          <w:rFonts w:ascii="Arial" w:hAnsi="Arial"/>
+          <w:b w:val="0"/>
+          <w:sz w:val="20"/>
+        </w:rPr>
+        <w:t>):</w:t>
+      </w:r>
+    </w:p>
+    <w:p>
+      <w:pPr>
+        <w:spacing w:after="60" w:line="276" w:lineRule="auto"/>
+        <w:ind w:left="567" w:hanging="283"/>
+      </w:pPr>
+      <w:r>
+        <w:rPr>
+          <w:rFonts w:ascii="Arial" w:hAnsi="Arial"/>
+          <w:b w:val="0"/>
+          <w:sz w:val="20"/>
+        </w:rPr>
+        <w:t xml:space="preserve">•  </w:t>
+      </w:r>
+      <w:r>
+        <w:rPr>
+          <w:rFonts w:ascii="Arial" w:hAnsi="Arial"/>
+          <w:b w:val="0"/>
+          <w:i/>
+          <w:sz w:val="20"/>
+        </w:rPr>
+        <w:t>Topside Visual Target Kalman Filter</w:t>
+      </w:r>
+      <w:r>
+        <w:rPr>
+          <w:rFonts w:ascii="Arial" w:hAnsi="Arial"/>
+          <w:b w:val="0"/>
+          <w:sz w:val="20"/>
+        </w:rPr>
+        <w:t xml:space="preserve"> (</w:t>
+      </w:r>
+      <w:r>
+        <w:rPr>
+          <w:rFonts w:ascii="Consolas" w:hAnsi="Consolas"/>
+          <w:b w:val="0"/>
+          <w:sz w:val="19"/>
+        </w:rPr>
+        <w:t>AUVVisualKalmanFilter</w:t>
+      </w:r>
+      <w:r>
+        <w:rPr>
+          <w:rFonts w:ascii="Arial" w:hAnsi="Arial"/>
+          <w:b w:val="0"/>
+          <w:sz w:val="20"/>
+        </w:rPr>
+        <w:t>): Penapis linier diskrit 8-dimensi untuk mereduksi derau deteksi visual YOLO, mengestimasi laju perubahan area skala, serta menjembatani kehilangan deteksi saat terjadi oklusi target [2], [16], [17], [25].</w:t>
+      </w:r>
+    </w:p>
+    <w:p>
+      <w:pPr>
+        <w:spacing w:after="60" w:line="276" w:lineRule="auto"/>
+        <w:ind w:left="567" w:hanging="283"/>
+      </w:pPr>
+      <w:r>
+        <w:rPr>
+          <w:rFonts w:ascii="Arial" w:hAnsi="Arial"/>
+          <w:b w:val="0"/>
+          <w:sz w:val="20"/>
+        </w:rPr>
+        <w:t xml:space="preserve">•  </w:t>
+      </w:r>
+      <w:r>
+        <w:rPr>
+          <w:rFonts w:ascii="Arial" w:hAnsi="Arial"/>
+          <w:b w:val="0"/>
+          <w:i/>
+          <w:sz w:val="20"/>
+        </w:rPr>
+        <w:t>Subsea Hydrodynamic Extended Kalman Filter</w:t>
+      </w:r>
+      <w:r>
+        <w:rPr>
+          <w:rFonts w:ascii="Arial" w:hAnsi="Arial"/>
+          <w:b w:val="0"/>
+          <w:sz w:val="20"/>
+        </w:rPr>
+        <w:t xml:space="preserve"> (</w:t>
+      </w:r>
+      <w:r>
+        <w:rPr>
+          <w:rFonts w:ascii="Consolas" w:hAnsi="Consolas"/>
+          <w:b w:val="0"/>
+          <w:sz w:val="19"/>
+        </w:rPr>
+        <w:t>AUVDynamicsKalmanFilter</w:t>
+      </w:r>
+      <w:r>
+        <w:rPr>
+          <w:rFonts w:ascii="Arial" w:hAnsi="Arial"/>
+          <w:b w:val="0"/>
+          <w:sz w:val="20"/>
+        </w:rPr>
+        <w:t>): Penapis non-linier EKF untuk melakukan fusi sensor terhadap data inersia IMU dan sensor kedalaman dengan model dinamika Fossen 6-DOF serta mengestimasi gangguan kecepatan arus laut [7], [18], [29].</w:t>
       </w:r>
     </w:p>
     <w:p>
@@ -2910,95 +3196,114 @@
           <w:b w:val="0"/>
           <w:sz w:val="20"/>
         </w:rPr>
-        <w:t xml:space="preserve">3.  </w:t>
-      </w:r>
-      <w:r>
-        <w:rPr>
-          <w:rFonts w:ascii="Arial" w:hAnsi="Arial"/>
-          <w:b w:val="0"/>
-          <w:sz w:val="20"/>
-        </w:rPr>
-        <w:t xml:space="preserve">Mengkonstruksi matriks alokasi gaya dorong geometris </w:t>
-      </w:r>
-      <w:r>
-        <w:rPr>
-          <w:rFonts w:ascii="Arial" w:hAnsi="Arial"/>
-          <w:b w:val="0"/>
-          <w:sz w:val="20"/>
-        </w:rPr>
-        <w:t>$$6 \times 8$$</w:t>
-      </w:r>
-      <w:r>
-        <w:rPr>
-          <w:rFonts w:ascii="Arial" w:hAnsi="Arial"/>
-          <w:b w:val="0"/>
-          <w:sz w:val="20"/>
-        </w:rPr>
-        <w:t xml:space="preserve"> (</w:t>
-      </w:r>
-      <w:r>
-        <w:rPr>
-          <w:rFonts w:ascii="Arial" w:hAnsi="Arial"/>
-          <w:b w:val="0"/>
-          <w:sz w:val="20"/>
-        </w:rPr>
-        <w:t>$$\mathbf{T}_{6 \times 8}$$</w:t>
-      </w:r>
-      <w:r>
-        <w:rPr>
-          <w:rFonts w:ascii="Arial" w:hAnsi="Arial"/>
-          <w:b w:val="0"/>
-          <w:sz w:val="20"/>
-        </w:rPr>
-        <w:t>) dan menerapkan algoritma alokasi kendali invers semu Moore-Penrose (</w:t>
-      </w:r>
-      <w:r>
-        <w:rPr>
-          <w:rFonts w:ascii="Arial" w:hAnsi="Arial"/>
-          <w:b w:val="0"/>
-          <w:sz w:val="20"/>
-        </w:rPr>
-        <w:t>$$\mathbf{T}_{6 \times 8}^\dagger$$</w:t>
-      </w:r>
-      <w:r>
-        <w:rPr>
-          <w:rFonts w:ascii="Arial" w:hAnsi="Arial"/>
-          <w:b w:val="0"/>
-          <w:sz w:val="20"/>
-        </w:rPr>
-        <w:t xml:space="preserve">), sehingga memungkinkan pemetaan gaya kendali optimal dari vektor gaya generalisasi </w:t>
-      </w:r>
-      <w:r>
-        <w:rPr>
-          <w:rFonts w:ascii="Arial" w:hAnsi="Arial"/>
-          <w:b w:val="0"/>
-          <w:sz w:val="20"/>
-        </w:rPr>
-        <w:t>$$\boldsymbol{\tau} \in \mathbb{R}^6$$</w:t>
-      </w:r>
-      <w:r>
-        <w:rPr>
-          <w:rFonts w:ascii="Arial" w:hAnsi="Arial"/>
-          <w:b w:val="0"/>
-          <w:sz w:val="20"/>
-        </w:rPr>
-        <w:t xml:space="preserve"> ke delapan gaya pendorong individual </w:t>
-      </w:r>
-      <w:r>
-        <w:rPr>
-          <w:rFonts w:ascii="Arial" w:hAnsi="Arial"/>
-          <w:b w:val="0"/>
-          <w:sz w:val="20"/>
-        </w:rPr>
-        <w:t>$$\mathbf{f} \in \mathbb{R}^8$$</w:t>
-      </w:r>
-      <w:r>
-        <w:rPr>
-          <w:rFonts w:ascii="Arial" w:hAnsi="Arial"/>
-          <w:b w:val="0"/>
-          <w:sz w:val="20"/>
-        </w:rPr>
-        <w:t xml:space="preserve"> dengan kriteria konsumsi daya minimum [7], [21], [32].</w:t>
+        <w:t xml:space="preserve">5.  </w:t>
+      </w:r>
+      <w:r>
+        <w:rPr>
+          <w:rFonts w:ascii="Arial" w:hAnsi="Arial"/>
+          <w:b w:val="0"/>
+          <w:sz w:val="20"/>
+        </w:rPr>
+        <w:t xml:space="preserve">Mengimplementasikan dan mengevaluasi kinerja arsitektur sistem secara terpadu melalui platform simulasi </w:t>
+      </w:r>
+      <w:r>
+        <w:rPr>
+          <w:rFonts w:ascii="Arial" w:hAnsi="Arial"/>
+          <w:b w:val="0"/>
+          <w:i/>
+          <w:sz w:val="20"/>
+        </w:rPr>
+        <w:t>Software-In-The-Loop</w:t>
+      </w:r>
+      <w:r>
+        <w:rPr>
+          <w:rFonts w:ascii="Arial" w:hAnsi="Arial"/>
+          <w:b w:val="0"/>
+          <w:sz w:val="20"/>
+        </w:rPr>
+        <w:t xml:space="preserve"> (SITL) Gazebo Harmonic/ROS 2 dan konfigurasi </w:t>
+      </w:r>
+      <w:r>
+        <w:rPr>
+          <w:rFonts w:ascii="Arial" w:hAnsi="Arial"/>
+          <w:b w:val="0"/>
+          <w:i/>
+          <w:sz w:val="20"/>
+        </w:rPr>
+        <w:t>Hardware-In-The-Loop</w:t>
+      </w:r>
+      <w:r>
+        <w:rPr>
+          <w:rFonts w:ascii="Arial" w:hAnsi="Arial"/>
+          <w:b w:val="0"/>
+          <w:sz w:val="20"/>
+        </w:rPr>
+        <w:t xml:space="preserve"> (HITL), memvalidasi stabilitas pelacakan sudut orientasi (</w:t>
+      </w:r>
+      <w:r>
+        <w:rPr>
+          <w:rFonts w:ascii="Arial" w:hAnsi="Arial"/>
+          <w:b w:val="0"/>
+          <w:i/>
+          <w:sz w:val="20"/>
+        </w:rPr>
+        <w:t>attitude</w:t>
+      </w:r>
+      <w:r>
+        <w:rPr>
+          <w:rFonts w:ascii="Arial" w:hAnsi="Arial"/>
+          <w:b w:val="0"/>
+          <w:sz w:val="20"/>
+        </w:rPr>
+        <w:t>) 6-DOF, ketahanan penjejakan target visual, serta eksekusi komputasi waktu nyata (</w:t>
+      </w:r>
+      <w:r>
+        <w:rPr>
+          <w:rFonts w:ascii="Arial" w:hAnsi="Arial"/>
+          <w:b w:val="0"/>
+          <w:i/>
+          <w:sz w:val="20"/>
+        </w:rPr>
+        <w:t>real-time</w:t>
+      </w:r>
+      <w:r>
+        <w:rPr>
+          <w:rFonts w:ascii="Arial" w:hAnsi="Arial"/>
+          <w:b w:val="0"/>
+          <w:sz w:val="20"/>
+        </w:rPr>
+        <w:t>) melintasi kamera, Raspberry Pi 4B, dan Pixhawk 2.4.8 berprotokol MAVLink [14], [21], [31].</w:t>
+      </w:r>
+    </w:p>
+    <w:p>
+      <w:pPr>
+        <w:pStyle w:val="Heading2"/>
+        <w:keepNext/>
+        <w:spacing w:before="200" w:after="80" w:line="276" w:lineRule="auto"/>
+        <w:ind w:firstLine="0"/>
+        <w:jc w:val="left"/>
+      </w:pPr>
+      <w:r>
+        <w:rPr>
+          <w:rFonts w:ascii="Arial" w:hAnsi="Arial"/>
+          <w:b/>
+          <w:sz w:val="20"/>
+        </w:rPr>
+        <w:t>1.4 Batasan Masalah</w:t>
+      </w:r>
+    </w:p>
+    <w:p>
+      <w:pPr>
+        <w:spacing w:after="80" w:line="276" w:lineRule="auto"/>
+        <w:ind w:firstLine="0"/>
+        <w:jc w:val="both"/>
+      </w:pPr>
+      <w:r>
+        <w:rPr>
+          <w:rFonts w:ascii="Arial" w:hAnsi="Arial"/>
+          <w:sz w:val="20"/>
+        </w:rPr>
+        <w:t>Untuk menjaga fokus kajian teknik mesin dan kedalaman analisis ilmiah, batasan masalah penelitian ini ditetapkan sebagai berikut:</w:t>
       </w:r>
     </w:p>
     <w:p>
@@ -3012,15 +3317,15 @@
           <w:b w:val="0"/>
           <w:sz w:val="20"/>
         </w:rPr>
-        <w:t xml:space="preserve">4.  </w:t>
-      </w:r>
-      <w:r>
-        <w:rPr>
-          <w:rFonts w:ascii="Arial" w:hAnsi="Arial"/>
-          <w:b w:val="0"/>
-          <w:sz w:val="20"/>
-        </w:rPr>
-        <w:t xml:space="preserve">Merancang, memformulasikan, dan menguji </w:t>
+        <w:t xml:space="preserve">1.  </w:t>
+      </w:r>
+      <w:r>
+        <w:rPr>
+          <w:rFonts w:ascii="Arial" w:hAnsi="Arial"/>
+          <w:b w:val="0"/>
+          <w:sz w:val="20"/>
+        </w:rPr>
+        <w:t xml:space="preserve">Konfigurasi Mekanis Wahana: Penelitian difokuskan pada analisis wahana AUV </w:t>
       </w:r>
       <w:r>
         <w:rPr>
@@ -3029,15 +3334,15 @@
           <w:i/>
           <w:sz w:val="20"/>
         </w:rPr>
-        <w:t>suite</w:t>
-      </w:r>
-      <w:r>
-        <w:rPr>
-          <w:rFonts w:ascii="Arial" w:hAnsi="Arial"/>
-          <w:b w:val="0"/>
-          <w:sz w:val="20"/>
-        </w:rPr>
-        <w:t xml:space="preserve"> estimasi keadaan optimal </w:t>
+        <w:t>over-actuated</w:t>
+      </w:r>
+      <w:r>
+        <w:rPr>
+          <w:rFonts w:ascii="Arial" w:hAnsi="Arial"/>
+          <w:b w:val="0"/>
+          <w:sz w:val="20"/>
+        </w:rPr>
+        <w:t xml:space="preserve"> 6-DOF berkerangka terbuka (</w:t>
       </w:r>
       <w:r>
         <w:rPr>
@@ -3046,15 +3351,15 @@
           <w:i/>
           <w:sz w:val="20"/>
         </w:rPr>
-        <w:t>Dual Kalman Filter</w:t>
-      </w:r>
-      <w:r>
-        <w:rPr>
-          <w:rFonts w:ascii="Arial" w:hAnsi="Arial"/>
-          <w:b w:val="0"/>
-          <w:sz w:val="20"/>
-        </w:rPr>
-        <w:t xml:space="preserve"> dua tahap (</w:t>
+        <w:t>open-frame</w:t>
+      </w:r>
+      <w:r>
+        <w:rPr>
+          <w:rFonts w:ascii="Arial" w:hAnsi="Arial"/>
+          <w:b w:val="0"/>
+          <w:sz w:val="20"/>
+        </w:rPr>
+        <w:t>) dengan konfigurasi delapan motor pendorong bervektor (</w:t>
       </w:r>
       <w:r>
         <w:rPr>
@@ -3063,109 +3368,31 @@
           <w:i/>
           <w:sz w:val="20"/>
         </w:rPr>
-        <w:t>dual-stage</w:t>
-      </w:r>
-      <w:r>
-        <w:rPr>
-          <w:rFonts w:ascii="Arial" w:hAnsi="Arial"/>
-          <w:b w:val="0"/>
-          <w:sz w:val="20"/>
-        </w:rPr>
-        <w:t>):</w:t>
-      </w:r>
-    </w:p>
-    <w:p>
-      <w:pPr>
-        <w:spacing w:after="60" w:line="276" w:lineRule="auto"/>
-        <w:ind w:left="567" w:hanging="283"/>
-      </w:pPr>
-      <w:r>
-        <w:rPr>
-          <w:rFonts w:ascii="Arial" w:hAnsi="Arial"/>
-          <w:b w:val="0"/>
-          <w:sz w:val="20"/>
-        </w:rPr>
-        <w:t xml:space="preserve">•  </w:t>
-      </w:r>
-      <w:r>
-        <w:rPr>
-          <w:rFonts w:ascii="Arial" w:hAnsi="Arial"/>
-          <w:b w:val="0"/>
-          <w:i/>
-          <w:sz w:val="20"/>
-        </w:rPr>
-        <w:t>Topside Visual Target Kalman Filter</w:t>
-      </w:r>
-      <w:r>
-        <w:rPr>
-          <w:rFonts w:ascii="Arial" w:hAnsi="Arial"/>
-          <w:b w:val="0"/>
-          <w:sz w:val="20"/>
-        </w:rPr>
-        <w:t xml:space="preserve"> (</w:t>
-      </w:r>
-      <w:r>
-        <w:rPr>
-          <w:rFonts w:ascii="Consolas" w:hAnsi="Consolas"/>
-          <w:b w:val="0"/>
-          <w:sz w:val="19"/>
-        </w:rPr>
-        <w:t>AUVVisualKalmanFilter</w:t>
-      </w:r>
-      <w:r>
-        <w:rPr>
-          <w:rFonts w:ascii="Arial" w:hAnsi="Arial"/>
-          <w:b w:val="0"/>
-          <w:sz w:val="20"/>
-        </w:rPr>
-        <w:t>): Penapis linier diskrit 8-dimensi untuk mereduksi derau deteksi visual YOLO, mengestimasi laju perubahan area skala, serta menjembatani kehilangan deteksi saat terjadi oklusi target [2], [16], [17], [25].</w:t>
-      </w:r>
-    </w:p>
-    <w:p>
-      <w:pPr>
-        <w:spacing w:after="60" w:line="276" w:lineRule="auto"/>
-        <w:ind w:left="567" w:hanging="283"/>
-      </w:pPr>
-      <w:r>
-        <w:rPr>
-          <w:rFonts w:ascii="Arial" w:hAnsi="Arial"/>
-          <w:b w:val="0"/>
-          <w:sz w:val="20"/>
-        </w:rPr>
-        <w:t xml:space="preserve">•  </w:t>
-      </w:r>
-      <w:r>
-        <w:rPr>
-          <w:rFonts w:ascii="Arial" w:hAnsi="Arial"/>
-          <w:b w:val="0"/>
-          <w:i/>
-          <w:sz w:val="20"/>
-        </w:rPr>
-        <w:t>Subsea Hydrodynamic Extended Kalman Filter</w:t>
-      </w:r>
-      <w:r>
-        <w:rPr>
-          <w:rFonts w:ascii="Arial" w:hAnsi="Arial"/>
-          <w:b w:val="0"/>
-          <w:sz w:val="20"/>
-        </w:rPr>
-        <w:t xml:space="preserve"> (</w:t>
-      </w:r>
-      <w:r>
-        <w:rPr>
-          <w:rFonts w:ascii="Consolas" w:hAnsi="Consolas"/>
-          <w:b w:val="0"/>
-          <w:sz w:val="19"/>
-        </w:rPr>
-        <w:t>AUVDynamicsKalmanFilter</w:t>
-      </w:r>
-      <w:r>
-        <w:rPr>
-          <w:rFonts w:ascii="Arial" w:hAnsi="Arial"/>
-          <w:b w:val="0"/>
-          <w:sz w:val="20"/>
-        </w:rPr>
-        <w:t>): Penapis non-linier EKF untuk melakukan fusi sensor terhadap data inersia IMU dan sensor kedalaman dengan model dinamika Fossen 6-DOF serta mengestimasi gangguan kecepatan arus laut [7], [18], [29].</w:t>
+        <w:t>vectored thrusters</w:t>
+      </w:r>
+      <w:r>
+        <w:rPr>
+          <w:rFonts w:ascii="Arial" w:hAnsi="Arial"/>
+          <w:b w:val="0"/>
+          <w:sz w:val="20"/>
+        </w:rPr>
+        <w:t xml:space="preserve">), terdiri dari 4 pendorong horizontal bersudut canting </w:t>
+      </w:r>
+      <w:r>
+        <w:rPr>
+          <w:rFonts w:ascii="Arial" w:hAnsi="Arial"/>
+          <w:b w:val="0"/>
+          <w:sz w:val="20"/>
+        </w:rPr>
+        <w:t>$$45^\circ$$</w:t>
+      </w:r>
+      <w:r>
+        <w:rPr>
+          <w:rFonts w:ascii="Arial" w:hAnsi="Arial"/>
+          <w:b w:val="0"/>
+          <w:sz w:val="20"/>
+        </w:rPr>
+        <w:t xml:space="preserve"> dan 4 pendorong vertikal independen di setiap sudut kerangka [3], [21], [31].</w:t>
       </w:r>
     </w:p>
     <w:p>
@@ -3179,15 +3406,47 @@
           <w:b w:val="0"/>
           <w:sz w:val="20"/>
         </w:rPr>
-        <w:t xml:space="preserve">5.  </w:t>
-      </w:r>
-      <w:r>
-        <w:rPr>
-          <w:rFonts w:ascii="Arial" w:hAnsi="Arial"/>
-          <w:b w:val="0"/>
-          <w:sz w:val="20"/>
-        </w:rPr>
-        <w:t xml:space="preserve">Mengimplementasikan dan mengevaluasi kinerja arsitektur sistem secara terpadu melalui platform simulasi </w:t>
+        <w:t xml:space="preserve">2.  </w:t>
+      </w:r>
+      <w:r>
+        <w:rPr>
+          <w:rFonts w:ascii="Arial" w:hAnsi="Arial"/>
+          <w:b w:val="0"/>
+          <w:sz w:val="20"/>
+        </w:rPr>
+        <w:t>Karakteristik Fluida dan Arus Lingkungan: Media fluida diasumsikan sebagai air tawar laboratorium homogen (</w:t>
+      </w:r>
+      <w:r>
+        <w:rPr>
+          <w:rFonts w:ascii="Arial" w:hAnsi="Arial"/>
+          <w:b w:val="0"/>
+          <w:sz w:val="20"/>
+        </w:rPr>
+        <w:t>$$\rho = 1000\text{ kg/m}^3$$</w:t>
+      </w:r>
+      <w:r>
+        <w:rPr>
+          <w:rFonts w:ascii="Arial" w:hAnsi="Arial"/>
+          <w:b w:val="0"/>
+          <w:sz w:val="20"/>
+        </w:rPr>
+        <w:t>) dan air laut nominal (</w:t>
+      </w:r>
+      <w:r>
+        <w:rPr>
+          <w:rFonts w:ascii="Arial" w:hAnsi="Arial"/>
+          <w:b w:val="0"/>
+          <w:sz w:val="20"/>
+        </w:rPr>
+        <w:t>$$\rho = 1025\text{ kg/m}^3$$</w:t>
+      </w:r>
+      <w:r>
+        <w:rPr>
+          <w:rFonts w:ascii="Arial" w:hAnsi="Arial"/>
+          <w:b w:val="0"/>
+          <w:sz w:val="20"/>
+        </w:rPr>
+        <w:t>) yang bersifat tak mampu mampat (</w:t>
       </w:r>
       <w:r>
         <w:rPr>
@@ -3196,15 +3455,15 @@
           <w:i/>
           <w:sz w:val="20"/>
         </w:rPr>
-        <w:t>Software-In-The-Loop</w:t>
-      </w:r>
-      <w:r>
-        <w:rPr>
-          <w:rFonts w:ascii="Arial" w:hAnsi="Arial"/>
-          <w:b w:val="0"/>
-          <w:sz w:val="20"/>
-        </w:rPr>
-        <w:t xml:space="preserve"> (SITL) Gazebo Harmonic/ROS 2 dan konfigurasi </w:t>
+        <w:t>incompressible</w:t>
+      </w:r>
+      <w:r>
+        <w:rPr>
+          <w:rFonts w:ascii="Arial" w:hAnsi="Arial"/>
+          <w:b w:val="0"/>
+          <w:sz w:val="20"/>
+        </w:rPr>
+        <w:t>). Aliran arus laut ambient dimodelkan sebagai vektor kecepatan horizontal berfluktuasi lambat (</w:t>
       </w:r>
       <w:r>
         <w:rPr>
@@ -3213,15 +3472,31 @@
           <w:i/>
           <w:sz w:val="20"/>
         </w:rPr>
-        <w:t>Hardware-In-The-Loop</w:t>
-      </w:r>
-      <w:r>
-        <w:rPr>
-          <w:rFonts w:ascii="Arial" w:hAnsi="Arial"/>
-          <w:b w:val="0"/>
-          <w:sz w:val="20"/>
-        </w:rPr>
-        <w:t xml:space="preserve"> (HITL), memvalidasi stabilitas pelacakan sudut orientasi (</w:t>
+        <w:t>slowly-varying current</w:t>
+      </w:r>
+      <w:r>
+        <w:rPr>
+          <w:rFonts w:ascii="Arial" w:hAnsi="Arial"/>
+          <w:b w:val="0"/>
+          <w:sz w:val="20"/>
+        </w:rPr>
+        <w:t>) tanpa komponen pusaran lokal yang signifikan (</w:t>
+      </w:r>
+      <w:r>
+        <w:rPr>
+          <w:rFonts w:ascii="Arial" w:hAnsi="Arial"/>
+          <w:b w:val="0"/>
+          <w:sz w:val="20"/>
+        </w:rPr>
+        <w:t>$$\dot{\mathbf{V}}_c^n \approx \mathbf{0}$$</w:t>
+      </w:r>
+      <w:r>
+        <w:rPr>
+          <w:rFonts w:ascii="Arial" w:hAnsi="Arial"/>
+          <w:b w:val="0"/>
+          <w:sz w:val="20"/>
+        </w:rPr>
+        <w:t>). Pengaruh interaksi gelombang permukaan bebas (</w:t>
       </w:r>
       <w:r>
         <w:rPr>
@@ -3230,59 +3505,31 @@
           <w:i/>
           <w:sz w:val="20"/>
         </w:rPr>
-        <w:t>attitude</w:t>
-      </w:r>
-      <w:r>
-        <w:rPr>
-          <w:rFonts w:ascii="Arial" w:hAnsi="Arial"/>
-          <w:b w:val="0"/>
-          <w:sz w:val="20"/>
-        </w:rPr>
-        <w:t>) 6-DOF, ketahanan penjejakan target visual, serta eksekusi komputasi waktu nyata (</w:t>
-      </w:r>
-      <w:r>
-        <w:rPr>
-          <w:rFonts w:ascii="Arial" w:hAnsi="Arial"/>
-          <w:b w:val="0"/>
-          <w:i/>
-          <w:sz w:val="20"/>
-        </w:rPr>
-        <w:t>real-time</w:t>
-      </w:r>
-      <w:r>
-        <w:rPr>
-          <w:rFonts w:ascii="Arial" w:hAnsi="Arial"/>
-          <w:b w:val="0"/>
-          <w:sz w:val="20"/>
-        </w:rPr>
-        <w:t>) melintasi kamera, Raspberry Pi 4B, dan Pixhawk 2.4.8 berprotokol MAVLink [14], [21], [31].</w:t>
-      </w:r>
-    </w:p>
-    <w:p>
-      <w:pPr>
-        <w:spacing w:before="200" w:after="80"/>
-      </w:pPr>
-      <w:r>
-        <w:rPr>
-          <w:rFonts w:ascii="Arial" w:hAnsi="Arial"/>
-          <w:b/>
-          <w:sz w:val="20"/>
-        </w:rPr>
-        <w:t>1.4 Batasan Masalah</w:t>
-      </w:r>
-    </w:p>
-    <w:p>
-      <w:pPr>
-        <w:spacing w:after="80" w:line="276" w:lineRule="auto"/>
-        <w:ind w:firstLine="567"/>
-        <w:jc w:val="both"/>
-      </w:pPr>
-      <w:r>
-        <w:rPr>
-          <w:rFonts w:ascii="Arial" w:hAnsi="Arial"/>
-          <w:sz w:val="20"/>
-        </w:rPr>
-        <w:t>Untuk menjaga fokus kajian teknik mesin dan kedalaman analisis ilmiah, batasan masalah penelitian ini ditetapkan sebagai berikut:</w:t>
+        <w:t>free-surface wave-making resistance</w:t>
+      </w:r>
+      <w:r>
+        <w:rPr>
+          <w:rFonts w:ascii="Arial" w:hAnsi="Arial"/>
+          <w:b w:val="0"/>
+          <w:sz w:val="20"/>
+        </w:rPr>
+        <w:t>) diabaikan dengan asumsi kedalaman operasi penyelaman cukup memadai (</w:t>
+      </w:r>
+      <w:r>
+        <w:rPr>
+          <w:rFonts w:ascii="Arial" w:hAnsi="Arial"/>
+          <w:b w:val="0"/>
+          <w:sz w:val="20"/>
+        </w:rPr>
+        <w:t>$$z &gt; 3H$$</w:t>
+      </w:r>
+      <w:r>
+        <w:rPr>
+          <w:rFonts w:ascii="Arial" w:hAnsi="Arial"/>
+          <w:b w:val="0"/>
+          <w:sz w:val="20"/>
+        </w:rPr>
+        <w:t>) [5], [7], [31].</w:t>
       </w:r>
     </w:p>
     <w:p>
@@ -3296,15 +3543,15 @@
           <w:b w:val="0"/>
           <w:sz w:val="20"/>
         </w:rPr>
-        <w:t xml:space="preserve">1.  </w:t>
-      </w:r>
-      <w:r>
-        <w:rPr>
-          <w:rFonts w:ascii="Arial" w:hAnsi="Arial"/>
-          <w:b w:val="0"/>
-          <w:sz w:val="20"/>
-        </w:rPr>
-        <w:t xml:space="preserve">Konfigurasi Mekanis Wahana: Penelitian difokuskan pada analisis wahana AUV </w:t>
+        <w:t xml:space="preserve">3.  </w:t>
+      </w:r>
+      <w:r>
+        <w:rPr>
+          <w:rFonts w:ascii="Arial" w:hAnsi="Arial"/>
+          <w:b w:val="0"/>
+          <w:sz w:val="20"/>
+        </w:rPr>
+        <w:t>Parameterisasi Hidrodinamika: Parameter massa benda tegar, massa tambah fluida (</w:t>
       </w:r>
       <w:r>
         <w:rPr>
@@ -3313,15 +3560,15 @@
           <w:i/>
           <w:sz w:val="20"/>
         </w:rPr>
-        <w:t>over-actuated</w:t>
-      </w:r>
-      <w:r>
-        <w:rPr>
-          <w:rFonts w:ascii="Arial" w:hAnsi="Arial"/>
-          <w:b w:val="0"/>
-          <w:sz w:val="20"/>
-        </w:rPr>
-        <w:t xml:space="preserve"> 6-DOF berkerangka terbuka (</w:t>
+        <w:t>added mass</w:t>
+      </w:r>
+      <w:r>
+        <w:rPr>
+          <w:rFonts w:ascii="Arial" w:hAnsi="Arial"/>
+          <w:b w:val="0"/>
+          <w:sz w:val="20"/>
+        </w:rPr>
+        <w:t>), dan turunan koefisien redaman hidrodinamika (</w:t>
       </w:r>
       <w:r>
         <w:rPr>
@@ -3330,15 +3577,15 @@
           <w:i/>
           <w:sz w:val="20"/>
         </w:rPr>
-        <w:t>open-frame</w:t>
-      </w:r>
-      <w:r>
-        <w:rPr>
-          <w:rFonts w:ascii="Arial" w:hAnsi="Arial"/>
-          <w:b w:val="0"/>
-          <w:sz w:val="20"/>
-        </w:rPr>
-        <w:t>) dengan konfigurasi delapan motor pendorong bervektor (</w:t>
+        <w:t>damping derivatives</w:t>
+      </w:r>
+      <w:r>
+        <w:rPr>
+          <w:rFonts w:ascii="Arial" w:hAnsi="Arial"/>
+          <w:b w:val="0"/>
+          <w:sz w:val="20"/>
+        </w:rPr>
+        <w:t>) diperoleh dari kombinasi data geometris CAD, teori potensial fluida (</w:t>
       </w:r>
       <w:r>
         <w:rPr>
@@ -3347,31 +3594,15 @@
           <w:i/>
           <w:sz w:val="20"/>
         </w:rPr>
-        <w:t>vectored thrusters</w:t>
-      </w:r>
-      <w:r>
-        <w:rPr>
-          <w:rFonts w:ascii="Arial" w:hAnsi="Arial"/>
-          <w:b w:val="0"/>
-          <w:sz w:val="20"/>
-        </w:rPr>
-        <w:t xml:space="preserve">), terdiri dari 4 pendorong horizontal bersudut canting </w:t>
-      </w:r>
-      <w:r>
-        <w:rPr>
-          <w:rFonts w:ascii="Arial" w:hAnsi="Arial"/>
-          <w:b w:val="0"/>
-          <w:sz w:val="20"/>
-        </w:rPr>
-        <w:t>$$45^\circ$$</w:t>
-      </w:r>
-      <w:r>
-        <w:rPr>
-          <w:rFonts w:ascii="Arial" w:hAnsi="Arial"/>
-          <w:b w:val="0"/>
-          <w:sz w:val="20"/>
-        </w:rPr>
-        <w:t xml:space="preserve"> dan 4 pendorong vertikal independen di setiap sudut kerangka [3], [21], [31].</w:t>
+        <w:t>strip theory</w:t>
+      </w:r>
+      <w:r>
+        <w:rPr>
+          <w:rFonts w:ascii="Arial" w:hAnsi="Arial"/>
+          <w:b w:val="0"/>
+          <w:sz w:val="20"/>
+        </w:rPr>
+        <w:t>), serta koefisien empiris tervalidasi PMM untuk geometri wahana kelas penampang silinder ganda dan kerangka terbuka [1], [4], [7], [21], [31], [34].</w:t>
       </w:r>
     </w:p>
     <w:p>
@@ -3385,47 +3616,15 @@
           <w:b w:val="0"/>
           <w:sz w:val="20"/>
         </w:rPr>
-        <w:t xml:space="preserve">2.  </w:t>
-      </w:r>
-      <w:r>
-        <w:rPr>
-          <w:rFonts w:ascii="Arial" w:hAnsi="Arial"/>
-          <w:b w:val="0"/>
-          <w:sz w:val="20"/>
-        </w:rPr>
-        <w:t>Karakteristik Fluida dan Arus Lingkungan: Media fluida diasumsikan sebagai air tawar laboratorium homogen (</w:t>
-      </w:r>
-      <w:r>
-        <w:rPr>
-          <w:rFonts w:ascii="Arial" w:hAnsi="Arial"/>
-          <w:b w:val="0"/>
-          <w:sz w:val="20"/>
-        </w:rPr>
-        <w:t>$$\rho = 1000\text{ kg/m}^3$$</w:t>
-      </w:r>
-      <w:r>
-        <w:rPr>
-          <w:rFonts w:ascii="Arial" w:hAnsi="Arial"/>
-          <w:b w:val="0"/>
-          <w:sz w:val="20"/>
-        </w:rPr>
-        <w:t>) dan air laut nominal (</w:t>
-      </w:r>
-      <w:r>
-        <w:rPr>
-          <w:rFonts w:ascii="Arial" w:hAnsi="Arial"/>
-          <w:b w:val="0"/>
-          <w:sz w:val="20"/>
-        </w:rPr>
-        <w:t>$$\rho = 1025\text{ kg/m}^3$$</w:t>
-      </w:r>
-      <w:r>
-        <w:rPr>
-          <w:rFonts w:ascii="Arial" w:hAnsi="Arial"/>
-          <w:b w:val="0"/>
-          <w:sz w:val="20"/>
-        </w:rPr>
-        <w:t>) yang bersifat tak mampu mampat (</w:t>
+        <w:t xml:space="preserve">4.  </w:t>
+      </w:r>
+      <w:r>
+        <w:rPr>
+          <w:rFonts w:ascii="Arial" w:hAnsi="Arial"/>
+          <w:b w:val="0"/>
+          <w:sz w:val="20"/>
+        </w:rPr>
+        <w:t xml:space="preserve">Asumsi Persepsi Visual dan Penapisan Kalman: Modul persepsi visual berfokus pada deteksi objek monokuler target tunggal menggunakan model </w:t>
       </w:r>
       <w:r>
         <w:rPr>
@@ -3434,15 +3633,15 @@
           <w:i/>
           <w:sz w:val="20"/>
         </w:rPr>
-        <w:t>incompressible</w:t>
-      </w:r>
-      <w:r>
-        <w:rPr>
-          <w:rFonts w:ascii="Arial" w:hAnsi="Arial"/>
-          <w:b w:val="0"/>
-          <w:sz w:val="20"/>
-        </w:rPr>
-        <w:t>). Aliran arus laut ambient dimodelkan sebagai vektor kecepatan horizontal berfluktuasi lambat (</w:t>
+        <w:t>deep learning</w:t>
+      </w:r>
+      <w:r>
+        <w:rPr>
+          <w:rFonts w:ascii="Arial" w:hAnsi="Arial"/>
+          <w:b w:val="0"/>
+          <w:sz w:val="20"/>
+        </w:rPr>
+        <w:t xml:space="preserve"> YOLO yang telah dilatih. Dinamika target visual pada bidang proyeksi gambar 2D diasumsikan mengikuti model percepatan stokastik CWNA (</w:t>
       </w:r>
       <w:r>
         <w:rPr>
@@ -3451,64 +3650,31 @@
           <w:i/>
           <w:sz w:val="20"/>
         </w:rPr>
-        <w:t>slowly-varying current</w:t>
-      </w:r>
-      <w:r>
-        <w:rPr>
-          <w:rFonts w:ascii="Arial" w:hAnsi="Arial"/>
-          <w:b w:val="0"/>
-          <w:sz w:val="20"/>
-        </w:rPr>
-        <w:t>) tanpa komponen pusaran lokal yang signifikan (</w:t>
-      </w:r>
-      <w:r>
-        <w:rPr>
-          <w:rFonts w:ascii="Arial" w:hAnsi="Arial"/>
-          <w:b w:val="0"/>
-          <w:sz w:val="20"/>
-        </w:rPr>
-        <w:t>$$\dot{\mathbf{V}}_c^n \approx \mathbf{0}$$</w:t>
-      </w:r>
-      <w:r>
-        <w:rPr>
-          <w:rFonts w:ascii="Arial" w:hAnsi="Arial"/>
-          <w:b w:val="0"/>
-          <w:sz w:val="20"/>
-        </w:rPr>
-        <w:t>). Pengaruh interaksi gelombang permukaan bebas (</w:t>
-      </w:r>
-      <w:r>
-        <w:rPr>
-          <w:rFonts w:ascii="Arial" w:hAnsi="Arial"/>
-          <w:b w:val="0"/>
-          <w:i/>
-          <w:sz w:val="20"/>
-        </w:rPr>
-        <w:t>free-surface wave-making resistance</w:t>
-      </w:r>
-      <w:r>
-        <w:rPr>
-          <w:rFonts w:ascii="Arial" w:hAnsi="Arial"/>
-          <w:b w:val="0"/>
-          <w:sz w:val="20"/>
-        </w:rPr>
-        <w:t>) diabaikan dengan asumsi kedalaman operasi penyelaman cukup memadai (</w:t>
-      </w:r>
-      <w:r>
-        <w:rPr>
-          <w:rFonts w:ascii="Arial" w:hAnsi="Arial"/>
-          <w:b w:val="0"/>
-          <w:sz w:val="20"/>
-        </w:rPr>
-        <w:t>$$z &gt; 3H$$</w:t>
-      </w:r>
-      <w:r>
-        <w:rPr>
-          <w:rFonts w:ascii="Arial" w:hAnsi="Arial"/>
-          <w:b w:val="0"/>
-          <w:sz w:val="20"/>
-        </w:rPr>
-        <w:t>) [5], [7], [31].</w:t>
+        <w:t>Continuous White Noise Acceleration</w:t>
+      </w:r>
+      <w:r>
+        <w:rPr>
+          <w:rFonts w:ascii="Arial" w:hAnsi="Arial"/>
+          <w:b w:val="0"/>
+          <w:sz w:val="20"/>
+        </w:rPr>
+        <w:t>) [2], [16], [17], [25]. Laju perolehan citra kamera ditetapkan pada 30 FPS, sedangkan eksekusi penapis dinamika EKF subsea dan komunikasi telemetri berjalan sinkron pada frekuensi 50 Hz (</w:t>
+      </w:r>
+      <w:r>
+        <w:rPr>
+          <w:rFonts w:ascii="Arial" w:hAnsi="Arial"/>
+          <w:b w:val="0"/>
+          <w:sz w:val="20"/>
+        </w:rPr>
+        <w:t>$$\Delta t = 20\text{ ms}$$</w:t>
+      </w:r>
+      <w:r>
+        <w:rPr>
+          <w:rFonts w:ascii="Arial" w:hAnsi="Arial"/>
+          <w:b w:val="0"/>
+          <w:sz w:val="20"/>
+        </w:rPr>
+        <w:t>) [14], [21].</w:t>
       </w:r>
     </w:p>
     <w:p>
@@ -3522,15 +3688,47 @@
           <w:b w:val="0"/>
           <w:sz w:val="20"/>
         </w:rPr>
-        <w:t xml:space="preserve">3.  </w:t>
-      </w:r>
-      <w:r>
-        <w:rPr>
-          <w:rFonts w:ascii="Arial" w:hAnsi="Arial"/>
-          <w:b w:val="0"/>
-          <w:sz w:val="20"/>
-        </w:rPr>
-        <w:t>Parameterisasi Hidrodinamika: Parameter massa benda tegar, massa tambah fluida (</w:t>
+        <w:t xml:space="preserve">5.  </w:t>
+      </w:r>
+      <w:r>
+        <w:rPr>
+          <w:rFonts w:ascii="Arial" w:hAnsi="Arial"/>
+          <w:b w:val="0"/>
+          <w:sz w:val="20"/>
+        </w:rPr>
+        <w:t>Lingkungan Uji dan Komputasi: Evaluasi numerik dan simulasi SITL dijalankan pada simulator Gazebo Harmonic (</w:t>
+      </w:r>
+      <w:r>
+        <w:rPr>
+          <w:rFonts w:ascii="Consolas" w:hAnsi="Consolas"/>
+          <w:b w:val="0"/>
+          <w:sz w:val="19"/>
+        </w:rPr>
+        <w:t>gz-sim 8.14</w:t>
+      </w:r>
+      <w:r>
+        <w:rPr>
+          <w:rFonts w:ascii="Arial" w:hAnsi="Arial"/>
+          <w:b w:val="0"/>
+          <w:sz w:val="20"/>
+        </w:rPr>
+        <w:t>) terintegrasi ROS 2 Jazzy Jalisco dan ArduSub SITL (</w:t>
+      </w:r>
+      <w:r>
+        <w:rPr>
+          <w:rFonts w:ascii="Consolas" w:hAnsi="Consolas"/>
+          <w:b w:val="0"/>
+          <w:sz w:val="19"/>
+        </w:rPr>
+        <w:t>-f vectored_6dof</w:t>
+      </w:r>
+      <w:r>
+        <w:rPr>
+          <w:rFonts w:ascii="Arial" w:hAnsi="Arial"/>
+          <w:b w:val="0"/>
+          <w:sz w:val="20"/>
+        </w:rPr>
+        <w:t xml:space="preserve">). Validasi eksperimental fisik dibatasi pada kerangka pengujian </w:t>
       </w:r>
       <w:r>
         <w:rPr>
@@ -3539,15 +3737,15 @@
           <w:i/>
           <w:sz w:val="20"/>
         </w:rPr>
-        <w:t>added mass</w:t>
-      </w:r>
-      <w:r>
-        <w:rPr>
-          <w:rFonts w:ascii="Arial" w:hAnsi="Arial"/>
-          <w:b w:val="0"/>
-          <w:sz w:val="20"/>
-        </w:rPr>
-        <w:t>), dan turunan koefisien redaman hidrodinamika (</w:t>
+        <w:t>Hardware-In-The-Loop</w:t>
+      </w:r>
+      <w:r>
+        <w:rPr>
+          <w:rFonts w:ascii="Arial" w:hAnsi="Arial"/>
+          <w:b w:val="0"/>
+          <w:sz w:val="20"/>
+        </w:rPr>
+        <w:t xml:space="preserve"> (HITL) di tangki uji air tenang laboratorium, menghubungkan modul kamera, komputer pendamping Raspberry Pi 4B (BlueOS), sensor kedalaman MS5837, </w:t>
       </w:r>
       <w:r>
         <w:rPr>
@@ -3556,15 +3754,15 @@
           <w:i/>
           <w:sz w:val="20"/>
         </w:rPr>
-        <w:t>damping derivatives</w:t>
-      </w:r>
-      <w:r>
-        <w:rPr>
-          <w:rFonts w:ascii="Arial" w:hAnsi="Arial"/>
-          <w:b w:val="0"/>
-          <w:sz w:val="20"/>
-        </w:rPr>
-        <w:t>) diperoleh dari kombinasi data geometris CAD, teori potensial fluida (</w:t>
+        <w:t>flight controller</w:t>
+      </w:r>
+      <w:r>
+        <w:rPr>
+          <w:rFonts w:ascii="Arial" w:hAnsi="Arial"/>
+          <w:b w:val="0"/>
+          <w:sz w:val="20"/>
+        </w:rPr>
+        <w:t xml:space="preserve"> Pixhawk 2.4.8, dan stasiun permukaan berakselerasi GPU NVIDIA melalui jalur </w:t>
       </w:r>
       <w:r>
         <w:rPr>
@@ -3573,197 +3771,24 @@
           <w:i/>
           <w:sz w:val="20"/>
         </w:rPr>
-        <w:t>strip theory</w:t>
-      </w:r>
-      <w:r>
-        <w:rPr>
-          <w:rFonts w:ascii="Arial" w:hAnsi="Arial"/>
-          <w:b w:val="0"/>
-          <w:sz w:val="20"/>
-        </w:rPr>
-        <w:t>), serta koefisien empiris tervalidasi PMM untuk geometri wahana kelas penampang silinder ganda dan kerangka terbuka [1], [4], [7], [21], [31], [34].</w:t>
+        <w:t>tether</w:t>
+      </w:r>
+      <w:r>
+        <w:rPr>
+          <w:rFonts w:ascii="Arial" w:hAnsi="Arial"/>
+          <w:b w:val="0"/>
+          <w:sz w:val="20"/>
+        </w:rPr>
+        <w:t xml:space="preserve"> Ethernet subsea [14], [21], [31].</w:t>
       </w:r>
     </w:p>
     <w:p>
       <w:pPr>
-        <w:spacing w:after="60" w:line="276" w:lineRule="auto"/>
-        <w:ind w:left="567" w:hanging="340"/>
-      </w:pPr>
-      <w:r>
-        <w:rPr>
-          <w:rFonts w:ascii="Arial" w:hAnsi="Arial"/>
-          <w:b w:val="0"/>
-          <w:sz w:val="20"/>
-        </w:rPr>
-        <w:t xml:space="preserve">4.  </w:t>
-      </w:r>
-      <w:r>
-        <w:rPr>
-          <w:rFonts w:ascii="Arial" w:hAnsi="Arial"/>
-          <w:b w:val="0"/>
-          <w:sz w:val="20"/>
-        </w:rPr>
-        <w:t xml:space="preserve">Asumsi Persepsi Visual dan Penapisan Kalman: Modul persepsi visual berfokus pada deteksi objek monokuler target tunggal menggunakan model </w:t>
-      </w:r>
-      <w:r>
-        <w:rPr>
-          <w:rFonts w:ascii="Arial" w:hAnsi="Arial"/>
-          <w:b w:val="0"/>
-          <w:i/>
-          <w:sz w:val="20"/>
-        </w:rPr>
-        <w:t>deep learning</w:t>
-      </w:r>
-      <w:r>
-        <w:rPr>
-          <w:rFonts w:ascii="Arial" w:hAnsi="Arial"/>
-          <w:b w:val="0"/>
-          <w:sz w:val="20"/>
-        </w:rPr>
-        <w:t xml:space="preserve"> YOLO yang telah dilatih. Dinamika target visual pada bidang proyeksi gambar 2D diasumsikan mengikuti model percepatan stokastik CWNA (</w:t>
-      </w:r>
-      <w:r>
-        <w:rPr>
-          <w:rFonts w:ascii="Arial" w:hAnsi="Arial"/>
-          <w:b w:val="0"/>
-          <w:i/>
-          <w:sz w:val="20"/>
-        </w:rPr>
-        <w:t>Continuous White Noise Acceleration</w:t>
-      </w:r>
-      <w:r>
-        <w:rPr>
-          <w:rFonts w:ascii="Arial" w:hAnsi="Arial"/>
-          <w:b w:val="0"/>
-          <w:sz w:val="20"/>
-        </w:rPr>
-        <w:t>) [2], [16], [17], [25]. Laju perolehan citra kamera ditetapkan pada 30 FPS, sedangkan eksekusi penapis dinamika EKF subsea dan komunikasi telemetri berjalan sinkron pada frekuensi 50 Hz (</w:t>
-      </w:r>
-      <w:r>
-        <w:rPr>
-          <w:rFonts w:ascii="Arial" w:hAnsi="Arial"/>
-          <w:b w:val="0"/>
-          <w:sz w:val="20"/>
-        </w:rPr>
-        <w:t>$$\Delta t = 20\text{ ms}$$</w:t>
-      </w:r>
-      <w:r>
-        <w:rPr>
-          <w:rFonts w:ascii="Arial" w:hAnsi="Arial"/>
-          <w:b w:val="0"/>
-          <w:sz w:val="20"/>
-        </w:rPr>
-        <w:t>) [14], [21].</w:t>
-      </w:r>
-    </w:p>
-    <w:p>
-      <w:pPr>
-        <w:spacing w:after="60" w:line="276" w:lineRule="auto"/>
-        <w:ind w:left="567" w:hanging="340"/>
-      </w:pPr>
-      <w:r>
-        <w:rPr>
-          <w:rFonts w:ascii="Arial" w:hAnsi="Arial"/>
-          <w:b w:val="0"/>
-          <w:sz w:val="20"/>
-        </w:rPr>
-        <w:t xml:space="preserve">5.  </w:t>
-      </w:r>
-      <w:r>
-        <w:rPr>
-          <w:rFonts w:ascii="Arial" w:hAnsi="Arial"/>
-          <w:b w:val="0"/>
-          <w:sz w:val="20"/>
-        </w:rPr>
-        <w:t>Lingkungan Uji dan Komputasi: Evaluasi numerik dan simulasi SITL dijalankan pada simulator Gazebo Harmonic (</w:t>
-      </w:r>
-      <w:r>
-        <w:rPr>
-          <w:rFonts w:ascii="Consolas" w:hAnsi="Consolas"/>
-          <w:b w:val="0"/>
-          <w:sz w:val="19"/>
-        </w:rPr>
-        <w:t>gz-sim 8.14</w:t>
-      </w:r>
-      <w:r>
-        <w:rPr>
-          <w:rFonts w:ascii="Arial" w:hAnsi="Arial"/>
-          <w:b w:val="0"/>
-          <w:sz w:val="20"/>
-        </w:rPr>
-        <w:t>) terintegrasi ROS 2 Jazzy Jalisco dan ArduSub SITL (</w:t>
-      </w:r>
-      <w:r>
-        <w:rPr>
-          <w:rFonts w:ascii="Consolas" w:hAnsi="Consolas"/>
-          <w:b w:val="0"/>
-          <w:sz w:val="19"/>
-        </w:rPr>
-        <w:t>-f vectored_6dof</w:t>
-      </w:r>
-      <w:r>
-        <w:rPr>
-          <w:rFonts w:ascii="Arial" w:hAnsi="Arial"/>
-          <w:b w:val="0"/>
-          <w:sz w:val="20"/>
-        </w:rPr>
-        <w:t xml:space="preserve">). Validasi eksperimental fisik dibatasi pada kerangka pengujian </w:t>
-      </w:r>
-      <w:r>
-        <w:rPr>
-          <w:rFonts w:ascii="Arial" w:hAnsi="Arial"/>
-          <w:b w:val="0"/>
-          <w:i/>
-          <w:sz w:val="20"/>
-        </w:rPr>
-        <w:t>Hardware-In-The-Loop</w:t>
-      </w:r>
-      <w:r>
-        <w:rPr>
-          <w:rFonts w:ascii="Arial" w:hAnsi="Arial"/>
-          <w:b w:val="0"/>
-          <w:sz w:val="20"/>
-        </w:rPr>
-        <w:t xml:space="preserve"> (HITL) di tangki uji air tenang laboratorium, menghubungkan modul kamera, komputer pendamping Raspberry Pi 4B (BlueOS), sensor kedalaman MS5837, </w:t>
-      </w:r>
-      <w:r>
-        <w:rPr>
-          <w:rFonts w:ascii="Arial" w:hAnsi="Arial"/>
-          <w:b w:val="0"/>
-          <w:i/>
-          <w:sz w:val="20"/>
-        </w:rPr>
-        <w:t>flight controller</w:t>
-      </w:r>
-      <w:r>
-        <w:rPr>
-          <w:rFonts w:ascii="Arial" w:hAnsi="Arial"/>
-          <w:b w:val="0"/>
-          <w:sz w:val="20"/>
-        </w:rPr>
-        <w:t xml:space="preserve"> Pixhawk 2.4.8, dan stasiun permukaan berakselerasi GPU NVIDIA melalui jalur </w:t>
-      </w:r>
-      <w:r>
-        <w:rPr>
-          <w:rFonts w:ascii="Arial" w:hAnsi="Arial"/>
-          <w:b w:val="0"/>
-          <w:i/>
-          <w:sz w:val="20"/>
-        </w:rPr>
-        <w:t>tether</w:t>
-      </w:r>
-      <w:r>
-        <w:rPr>
-          <w:rFonts w:ascii="Arial" w:hAnsi="Arial"/>
-          <w:b w:val="0"/>
-          <w:sz w:val="20"/>
-        </w:rPr>
-        <w:t xml:space="preserve"> Ethernet subsea [14], [21], [31].</w:t>
-      </w:r>
-    </w:p>
-    <w:p>
-      <w:pPr>
-        <w:spacing w:before="200" w:after="80"/>
+        <w:pStyle w:val="Heading2"/>
+        <w:keepNext/>
+        <w:spacing w:before="200" w:after="80" w:line="276" w:lineRule="auto"/>
+        <w:ind w:firstLine="0"/>
+        <w:jc w:val="left"/>
       </w:pPr>
       <w:r>
         <w:rPr>
@@ -3777,7 +3802,7 @@
     <w:p>
       <w:pPr>
         <w:spacing w:after="80" w:line="276" w:lineRule="auto"/>
-        <w:ind w:firstLine="567"/>
+        <w:ind w:firstLine="0"/>
         <w:jc w:val="both"/>
       </w:pPr>
       <w:r>
@@ -4528,10 +4553,10 @@
   <w:docDefaults>
     <w:rPrDefault>
       <w:rPr>
-        <w:rFonts w:asciiTheme="minorHAnsi" w:eastAsiaTheme="minorEastAsia" w:hAnsiTheme="minorHAnsi" w:cstheme="minorBidi"/>
         <w:sz w:val="22"/>
         <w:szCs w:val="22"/>
         <w:lang w:val="en-US" w:eastAsia="en-US" w:bidi="ar-SA"/>
+        <w:rFonts w:ascii="Arial" w:hAnsi="Arial" w:cs="Arial" w:eastAsia="Arial"/>
       </w:rPr>
     </w:rPrDefault>
     <w:pPrDefault>
@@ -4688,9 +4713,9 @@
       <w:jc w:val="both"/>
     </w:pPr>
     <w:rPr>
-      <w:rFonts w:ascii="Arial" w:hAnsi="Arial"/>
       <w:color w:val="111111"/>
       <w:sz w:val="20"/>
+      <w:rFonts w:ascii="Arial" w:hAnsi="Arial" w:cs="Arial" w:eastAsia="Arial"/>
     </w:rPr>
   </w:style>
   <w:style w:type="paragraph" w:styleId="Header">
@@ -4748,16 +4773,17 @@
     <w:pPr>
       <w:keepNext/>
       <w:keepLines/>
-      <w:spacing w:before="480" w:after="0"/>
+      <w:spacing w:before="240" w:after="240" w:line="276" w:lineRule="auto"/>
+      <w:jc w:val="center"/>
       <w:outlineLvl w:val="0"/>
     </w:pPr>
     <w:rPr>
-      <w:rFonts w:asciiTheme="majorHAnsi" w:eastAsiaTheme="majorEastAsia" w:hAnsiTheme="majorHAnsi" w:cstheme="majorBidi"/>
       <w:b/>
       <w:bCs/>
-      <w:color w:val="365F91" w:themeColor="accent1" w:themeShade="BF"/>
-      <w:sz w:val="28"/>
+      <w:color w:val="111111"/>
+      <w:sz w:val="22"/>
       <w:szCs w:val="28"/>
+      <w:rFonts w:ascii="Arial" w:hAnsi="Arial" w:cs="Arial" w:eastAsia="Arial"/>
     </w:rPr>
   </w:style>
   <w:style w:type="paragraph" w:styleId="Heading2">
@@ -4772,16 +4798,17 @@
     <w:pPr>
       <w:keepNext/>
       <w:keepLines/>
-      <w:spacing w:before="200" w:after="0"/>
+      <w:spacing w:before="200" w:after="80" w:line="276" w:lineRule="auto"/>
+      <w:jc w:val="left"/>
       <w:outlineLvl w:val="1"/>
     </w:pPr>
     <w:rPr>
-      <w:rFonts w:asciiTheme="majorHAnsi" w:eastAsiaTheme="majorEastAsia" w:hAnsiTheme="majorHAnsi" w:cstheme="majorBidi"/>
       <w:b/>
       <w:bCs/>
-      <w:color w:val="4F81BD" w:themeColor="accent1"/>
-      <w:sz w:val="26"/>
+      <w:color w:val="111111"/>
+      <w:sz w:val="20"/>
       <w:szCs w:val="26"/>
+      <w:rFonts w:ascii="Arial" w:hAnsi="Arial" w:cs="Arial" w:eastAsia="Arial"/>
     </w:rPr>
   </w:style>
   <w:style w:type="paragraph" w:styleId="Heading3">
@@ -4796,14 +4823,16 @@
     <w:pPr>
       <w:keepNext/>
       <w:keepLines/>
-      <w:spacing w:before="200" w:after="0"/>
+      <w:spacing w:before="160" w:after="40" w:line="276" w:lineRule="auto"/>
+      <w:jc w:val="left"/>
       <w:outlineLvl w:val="2"/>
     </w:pPr>
     <w:rPr>
-      <w:rFonts w:asciiTheme="majorHAnsi" w:eastAsiaTheme="majorEastAsia" w:hAnsiTheme="majorHAnsi" w:cstheme="majorBidi"/>
       <w:b/>
       <w:bCs/>
-      <w:color w:val="4F81BD" w:themeColor="accent1"/>
+      <w:color w:val="111111"/>
+      <w:sz w:val="20"/>
+      <w:rFonts w:ascii="Arial" w:hAnsi="Arial" w:cs="Arial" w:eastAsia="Arial"/>
     </w:rPr>
   </w:style>
   <w:style w:type="paragraph" w:styleId="Heading4">

--- a/Thesis/docx_export/BAB_1_PENDAHULUAN.docx
+++ b/Thesis/docx_export/BAB_1_PENDAHULUAN.docx
@@ -4848,16 +4848,18 @@
     <w:pPr>
       <w:keepNext/>
       <w:keepLines/>
-      <w:spacing w:before="200" w:after="0"/>
+      <w:spacing w:before="120" w:after="40" w:line="276" w:lineRule="auto"/>
+      <w:jc w:val="left"/>
       <w:outlineLvl w:val="3"/>
     </w:pPr>
     <w:rPr>
-      <w:rFonts w:asciiTheme="majorHAnsi" w:eastAsiaTheme="majorEastAsia" w:hAnsiTheme="majorHAnsi" w:cstheme="majorBidi"/>
       <w:b/>
       <w:bCs/>
       <w:i/>
       <w:iCs/>
-      <w:color w:val="4F81BD" w:themeColor="accent1"/>
+      <w:color w:val="111111"/>
+      <w:sz w:val="20"/>
+      <w:rFonts w:ascii="Arial" w:hAnsi="Arial" w:cs="Arial" w:eastAsia="Arial"/>
     </w:rPr>
   </w:style>
   <w:style w:type="paragraph" w:styleId="Heading5">

--- a/Thesis/docx_export/BAB_1_PENDAHULUAN.docx
+++ b/Thesis/docx_export/BAB_1_PENDAHULUAN.docx
@@ -4316,8 +4316,8 @@
     </w:p>
     <w:sectPr>
       <w:headerReference w:type="default" r:id="rId9"/>
-      <w:pgSz w:w="9978" w:h="14173"/>
-      <w:pgMar w:top="1276" w:right="1276" w:bottom="1276" w:left="1276" w:header="720" w:footer="720" w:gutter="0"/>
+      <w:pgSz w:w="11906" w:h="16838"/>
+      <w:pgMar w:top="1701" w:right="1701" w:bottom="1701" w:left="2268" w:header="720" w:footer="720" w:gutter="0"/>
       <w:cols w:space="720"/>
       <w:docGrid w:linePitch="360"/>
       <w:pgNumType w:fmt="decimal" w:start="1"/>

--- a/Thesis/docx_export/BAB_1_PENDAHULUAN.docx
+++ b/Thesis/docx_export/BAB_1_PENDAHULUAN.docx
@@ -49,7 +49,7 @@
           <w:rFonts w:ascii="Arial" w:hAnsi="Arial"/>
           <w:sz w:val="20"/>
         </w:rPr>
-        <w:t>Indonesia merupakan negara kepulauan terbesar di dunia dengan lebih dari 17.000 pulau, garis pantai sepanjang kurang lebih 108.000 kilometer, serta wilayah yurisdiksi maritim yang membentang seluas 6,4 juta kilometer persegi. Di dalam domain bawah air yang sangat luas ini, terdapat berbagai aset infrastruktur kelautan strategis—seperti anjungan minyak dan gas lepas pantai (</w:t>
+        <w:t xml:space="preserve">Indonesia merupakan negara kepulauan terbesar di dunia dengan lebih dari 17.000 pulau, garis pantai sepanjang kurang lebih 108.000 kilometer, serta wilayah yurisdiksi maritim yang membentang seluas 6,4 juta kilometer persegi. Di dalam domain bawah air yang sangat luas ini, terdapat berbagai aset infrastruktur kelautan strategis—seperti anjungan minyak dan gas lepas pantai, jaringan pipa bawah laut, kabel transmisi telekomunikasi dan kelistrikan dasar laut, serta instalasi energi terbarukan arus laut—di samping keanekaragaman hayati terumbu karang dan ekosistem bentik yang sangat rentan [2], [14]. Inspeksi berkala, pemantauan kesehatan struktural, dan pemeliharaan instalasi bawah air ini secara konvensional sangat bergantung pada penyelam komersial atau wahana tanpa awak kelas berat seperti </w:t>
       </w:r>
       <w:r>
         <w:rPr>
@@ -57,14 +57,14 @@
           <w:i/>
           <w:sz w:val="20"/>
         </w:rPr>
-        <w:t>offshore oil and gas platforms</w:t>
-      </w:r>
-      <w:r>
-        <w:rPr>
-          <w:rFonts w:ascii="Arial" w:hAnsi="Arial"/>
-          <w:sz w:val="20"/>
-        </w:rPr>
-        <w:t>), jaringan pipa bawah laut (</w:t>
+        <w:t>Work-Class Remotely Operated Vehicles</w:t>
+      </w:r>
+      <w:r>
+        <w:rPr>
+          <w:rFonts w:ascii="Arial" w:hAnsi="Arial"/>
+          <w:sz w:val="20"/>
+        </w:rPr>
+        <w:t xml:space="preserve"> (WROVs) [14], [18], [31]. Namun, intervensi penyelam manusia sangat dibatasi oleh bahaya fisiologis hiperbarik, risiko penyakit dekompresi, dan batas kedalaman kerja yang sangat terbatas. Sementara itu, operasional ROV kelas berat memerlukan </w:t>
       </w:r>
       <w:r>
         <w:rPr>
@@ -72,14 +72,14 @@
           <w:i/>
           <w:sz w:val="20"/>
         </w:rPr>
-        <w:t>subsea pipelines</w:t>
-      </w:r>
-      <w:r>
-        <w:rPr>
-          <w:rFonts w:ascii="Arial" w:hAnsi="Arial"/>
-          <w:sz w:val="20"/>
-        </w:rPr>
-        <w:t>), kabel transmisi telekomunikasi dan kelistrikan dasar laut, serta instalasi energi terbarukan arus laut—di samping keanekaragaman hayati terumbu karang dan ekosistem bentik yang sangat rentan [2], [14]. Inspeksi berkala, pemantauan kesehatan struktural (</w:t>
+        <w:t>support vessel</w:t>
+      </w:r>
+      <w:r>
+        <w:rPr>
+          <w:rFonts w:ascii="Arial" w:hAnsi="Arial"/>
+          <w:sz w:val="20"/>
+        </w:rPr>
+        <w:t xml:space="preserve"> yang masif, sistem </w:t>
       </w:r>
       <w:r>
         <w:rPr>
@@ -87,74 +87,14 @@
           <w:i/>
           <w:sz w:val="20"/>
         </w:rPr>
-        <w:t>structural health monitoring</w:t>
-      </w:r>
-      <w:r>
-        <w:rPr>
-          <w:rFonts w:ascii="Arial" w:hAnsi="Arial"/>
-          <w:sz w:val="20"/>
-        </w:rPr>
-        <w:t>), dan pemeliharaan instalasi bawah air ini secara konvensional sangat bergantung pada penyelam komersial (</w:t>
-      </w:r>
-      <w:r>
-        <w:rPr>
-          <w:rFonts w:ascii="Arial" w:hAnsi="Arial"/>
-          <w:i/>
-          <w:sz w:val="20"/>
-        </w:rPr>
-        <w:t>commercial divers</w:t>
-      </w:r>
-      <w:r>
-        <w:rPr>
-          <w:rFonts w:ascii="Arial" w:hAnsi="Arial"/>
-          <w:sz w:val="20"/>
-        </w:rPr>
-        <w:t xml:space="preserve">) atau wahana tanpa awak kelas berat seperti </w:t>
-      </w:r>
-      <w:r>
-        <w:rPr>
-          <w:rFonts w:ascii="Arial" w:hAnsi="Arial"/>
-          <w:i/>
-          <w:sz w:val="20"/>
-        </w:rPr>
-        <w:t>Work-Class Remotely Operated Vehicles</w:t>
-      </w:r>
-      <w:r>
-        <w:rPr>
-          <w:rFonts w:ascii="Arial" w:hAnsi="Arial"/>
-          <w:sz w:val="20"/>
-        </w:rPr>
-        <w:t xml:space="preserve"> (WROVs) [14], [18], [31]. Namun, intervensi penyelam manusia sangat dibatasi oleh bahaya fisiologis hiperbarik, risiko penyakit dekompresi, dan batas kedalaman kerja yang sangat terbatas. Sementara itu, operasional ROV kelas berat memerlukan kapal pendukung permukaan (</w:t>
-      </w:r>
-      <w:r>
-        <w:rPr>
-          <w:rFonts w:ascii="Arial" w:hAnsi="Arial"/>
-          <w:i/>
-          <w:sz w:val="20"/>
-        </w:rPr>
-        <w:t>support vessel</w:t>
-      </w:r>
-      <w:r>
-        <w:rPr>
-          <w:rFonts w:ascii="Arial" w:hAnsi="Arial"/>
-          <w:sz w:val="20"/>
-        </w:rPr>
-        <w:t>) yang masif, sistem derek kabel umbilikal (</w:t>
-      </w:r>
-      <w:r>
-        <w:rPr>
-          <w:rFonts w:ascii="Arial" w:hAnsi="Arial"/>
-          <w:i/>
-          <w:sz w:val="20"/>
-        </w:rPr>
-        <w:t>tether handling system</w:t>
-      </w:r>
-      <w:r>
-        <w:rPr>
-          <w:rFonts w:ascii="Arial" w:hAnsi="Arial"/>
-          <w:sz w:val="20"/>
-        </w:rPr>
-        <w:t>) yang rumit, serta biaya operasional harian (</w:t>
+        <w:t>tether handling</w:t>
+      </w:r>
+      <w:r>
+        <w:rPr>
+          <w:rFonts w:ascii="Arial" w:hAnsi="Arial"/>
+          <w:sz w:val="20"/>
+        </w:rPr>
+        <w:t xml:space="preserve"> yang rumit, serta biaya operasional harian (</w:t>
       </w:r>
       <w:r>
         <w:rPr>
@@ -213,7 +153,7 @@
           <w:rFonts w:ascii="Arial" w:hAnsi="Arial"/>
           <w:sz w:val="20"/>
         </w:rPr>
-        <w:t xml:space="preserve"> (HAUVs) [2], [14], [31]. Berbeda dengan AUV konvensional berbentuk torpedo kelas survei—yang mengandalkan kecepatan jelajah maju dan gaya angkat hidrodinamika (</w:t>
+        <w:t xml:space="preserve"> (HAUVs) [2], [14], [31]. Berbeda dengan AUV konvensional berbentuk torpedo kelas survei—yang mengandalkan kecepatan jelajah maju dan gaya angkat hidrodinamika dari sirip kendali untuk mempertahankan stabilitas orientasi—AUV kelas inspeksi dan </w:t>
       </w:r>
       <w:r>
         <w:rPr>
@@ -221,14 +161,14 @@
           <w:i/>
           <w:sz w:val="20"/>
         </w:rPr>
-        <w:t>hydrodynamic lift</w:t>
-      </w:r>
-      <w:r>
-        <w:rPr>
-          <w:rFonts w:ascii="Arial" w:hAnsi="Arial"/>
-          <w:sz w:val="20"/>
-        </w:rPr>
-        <w:t xml:space="preserve">) dari sirip kendali untuk mempertahankan stabilitas orientasi—AUV kelas inspeksi dan </w:t>
+        <w:t>hovering</w:t>
+      </w:r>
+      <w:r>
+        <w:rPr>
+          <w:rFonts w:ascii="Arial" w:hAnsi="Arial"/>
+          <w:sz w:val="20"/>
+        </w:rPr>
+        <w:t xml:space="preserve"> menuntut kemampuan manuver </w:t>
       </w:r>
       <w:r>
         <w:rPr>
@@ -236,14 +176,14 @@
           <w:i/>
           <w:sz w:val="20"/>
         </w:rPr>
-        <w:t>hovering</w:t>
-      </w:r>
-      <w:r>
-        <w:rPr>
-          <w:rFonts w:ascii="Arial" w:hAnsi="Arial"/>
-          <w:sz w:val="20"/>
-        </w:rPr>
-        <w:t xml:space="preserve"> menuntut kapabilitas manuver pada kecepatan nol (</w:t>
+        <w:t>zero-speed</w:t>
+      </w:r>
+      <w:r>
+        <w:rPr>
+          <w:rFonts w:ascii="Arial" w:hAnsi="Arial"/>
+          <w:sz w:val="20"/>
+        </w:rPr>
+        <w:t xml:space="preserve">, </w:t>
       </w:r>
       <w:r>
         <w:rPr>
@@ -251,21 +191,6 @@
           <w:i/>
           <w:sz w:val="20"/>
         </w:rPr>
-        <w:t>zero-speed maneuverability</w:t>
-      </w:r>
-      <w:r>
-        <w:rPr>
-          <w:rFonts w:ascii="Arial" w:hAnsi="Arial"/>
-          <w:sz w:val="20"/>
-        </w:rPr>
-        <w:t>), pemosisian stasioner (</w:t>
-      </w:r>
-      <w:r>
-        <w:rPr>
-          <w:rFonts w:ascii="Arial" w:hAnsi="Arial"/>
-          <w:i/>
-          <w:sz w:val="20"/>
-        </w:rPr>
         <w:t>station-keeping</w:t>
       </w:r>
       <w:r>
@@ -273,7 +198,7 @@
           <w:rFonts w:ascii="Arial" w:hAnsi="Arial"/>
           <w:sz w:val="20"/>
         </w:rPr>
-        <w:t>) multi-sumbu, dan pelacakan lintasan presisi pada ruang bawah laut yang sempit dan berarus [7], [14], [18], [31].</w:t>
+        <w:t xml:space="preserve"> multi-sumbu, dan pelacakan lintasan presisi pada ruang bawah laut yang sempit dan berarus [7], [14], [18], [31].</w:t>
       </w:r>
     </w:p>
     <w:p>
@@ -302,7 +227,7 @@
           <w:rFonts w:ascii="Arial" w:hAnsi="Arial"/>
           <w:sz w:val="20"/>
         </w:rPr>
-        <w:t xml:space="preserve"> [6], [7], [31], [32], [40]. Wahana komersial berkonfigurasi standar umumnya mengadopsi tata letak 6 pendorong (</w:t>
+        <w:t xml:space="preserve"> [6], [7], [31], [32], [40]. Wahana komersial berkonfigurasi standar umumnya mengadopsi tata letak 6 </w:t>
       </w:r>
       <w:r>
         <w:rPr>
@@ -310,14 +235,14 @@
           <w:i/>
           <w:sz w:val="20"/>
         </w:rPr>
-        <w:t>thrusters</w:t>
-      </w:r>
-      <w:r>
-        <w:rPr>
-          <w:rFonts w:ascii="Arial" w:hAnsi="Arial"/>
-          <w:sz w:val="20"/>
-        </w:rPr>
-        <w:t>) yang terdiri dari 4 pendorong horizontal bersudut vektor pada bidang datar dan 2 pendorong vertikal sejajar [3], [31]. Konfigurasi 6 pendorong ini hanya mampu memberikan otoritas kendali aktif pada empat derajat kebebasan (</w:t>
+        <w:t>thruster</w:t>
+      </w:r>
+      <w:r>
+        <w:rPr>
+          <w:rFonts w:ascii="Arial" w:hAnsi="Arial"/>
+          <w:sz w:val="20"/>
+        </w:rPr>
+        <w:t xml:space="preserve"> yang terdiri dari 4 pendorong horizontal bersudut vektor pada bidang datar dan 2 pendorong vertikal sejajar [3], [31]. Konfigurasi 6 pendorong ini hanya mampu memberikan otoritas </w:t>
       </w:r>
       <w:r>
         <w:rPr>
@@ -325,6 +250,152 @@
           <w:i/>
           <w:sz w:val="20"/>
         </w:rPr>
+        <w:t>active control</w:t>
+      </w:r>
+      <w:r>
+        <w:rPr>
+          <w:rFonts w:ascii="Arial" w:hAnsi="Arial"/>
+          <w:sz w:val="20"/>
+        </w:rPr>
+        <w:t xml:space="preserve"> pada </w:t>
+      </w:r>
+      <w:r>
+        <w:rPr>
+          <w:rFonts w:ascii="Arial" w:hAnsi="Arial"/>
+          <w:i/>
+          <w:sz w:val="20"/>
+        </w:rPr>
+        <w:t>4-Degrees of Freedom</w:t>
+      </w:r>
+      <w:r>
+        <w:rPr>
+          <w:rFonts w:ascii="Arial" w:hAnsi="Arial"/>
+          <w:sz w:val="20"/>
+        </w:rPr>
+        <w:t xml:space="preserve"> (4-DOF), yaitu </w:t>
+      </w:r>
+      <w:r>
+        <w:rPr>
+          <w:rFonts w:ascii="Arial" w:hAnsi="Arial"/>
+          <w:i/>
+          <w:sz w:val="20"/>
+        </w:rPr>
+        <w:t>Surge</w:t>
+      </w:r>
+      <w:r>
+        <w:rPr>
+          <w:rFonts w:ascii="Arial" w:hAnsi="Arial"/>
+          <w:sz w:val="20"/>
+        </w:rPr>
+        <w:t xml:space="preserve"> (</w:t>
+      </w:r>
+      <w:r>
+        <w:rPr>
+          <w:rFonts w:ascii="Arial" w:hAnsi="Arial"/>
+          <w:sz w:val="20"/>
+        </w:rPr>
+        <w:t>$$u$$</w:t>
+      </w:r>
+      <w:r>
+        <w:rPr>
+          <w:rFonts w:ascii="Arial" w:hAnsi="Arial"/>
+          <w:sz w:val="20"/>
+        </w:rPr>
+        <w:t xml:space="preserve">), </w:t>
+      </w:r>
+      <w:r>
+        <w:rPr>
+          <w:rFonts w:ascii="Arial" w:hAnsi="Arial"/>
+          <w:i/>
+          <w:sz w:val="20"/>
+        </w:rPr>
+        <w:t>Sway</w:t>
+      </w:r>
+      <w:r>
+        <w:rPr>
+          <w:rFonts w:ascii="Arial" w:hAnsi="Arial"/>
+          <w:sz w:val="20"/>
+        </w:rPr>
+        <w:t xml:space="preserve"> (</w:t>
+      </w:r>
+      <w:r>
+        <w:rPr>
+          <w:rFonts w:ascii="Arial" w:hAnsi="Arial"/>
+          <w:sz w:val="20"/>
+        </w:rPr>
+        <w:t>$$v$$</w:t>
+      </w:r>
+      <w:r>
+        <w:rPr>
+          <w:rFonts w:ascii="Arial" w:hAnsi="Arial"/>
+          <w:sz w:val="20"/>
+        </w:rPr>
+        <w:t xml:space="preserve">), </w:t>
+      </w:r>
+      <w:r>
+        <w:rPr>
+          <w:rFonts w:ascii="Arial" w:hAnsi="Arial"/>
+          <w:i/>
+          <w:sz w:val="20"/>
+        </w:rPr>
+        <w:t>Heave</w:t>
+      </w:r>
+      <w:r>
+        <w:rPr>
+          <w:rFonts w:ascii="Arial" w:hAnsi="Arial"/>
+          <w:sz w:val="20"/>
+        </w:rPr>
+        <w:t xml:space="preserve"> (</w:t>
+      </w:r>
+      <w:r>
+        <w:rPr>
+          <w:rFonts w:ascii="Arial" w:hAnsi="Arial"/>
+          <w:sz w:val="20"/>
+        </w:rPr>
+        <w:t>$$w$$</w:t>
+      </w:r>
+      <w:r>
+        <w:rPr>
+          <w:rFonts w:ascii="Arial" w:hAnsi="Arial"/>
+          <w:sz w:val="20"/>
+        </w:rPr>
+        <w:t xml:space="preserve">), dan </w:t>
+      </w:r>
+      <w:r>
+        <w:rPr>
+          <w:rFonts w:ascii="Arial" w:hAnsi="Arial"/>
+          <w:i/>
+          <w:sz w:val="20"/>
+        </w:rPr>
+        <w:t>Yaw</w:t>
+      </w:r>
+      <w:r>
+        <w:rPr>
+          <w:rFonts w:ascii="Arial" w:hAnsi="Arial"/>
+          <w:sz w:val="20"/>
+        </w:rPr>
+        <w:t xml:space="preserve"> (</w:t>
+      </w:r>
+      <w:r>
+        <w:rPr>
+          <w:rFonts w:ascii="Arial" w:hAnsi="Arial"/>
+          <w:sz w:val="20"/>
+        </w:rPr>
+        <w:t>$$r$$</w:t>
+      </w:r>
+      <w:r>
+        <w:rPr>
+          <w:rFonts w:ascii="Arial" w:hAnsi="Arial"/>
+          <w:sz w:val="20"/>
+        </w:rPr>
+        <w:t xml:space="preserve">), sedangkan </w:t>
+      </w:r>
+      <w:r>
+        <w:rPr>
+          <w:rFonts w:ascii="Arial" w:hAnsi="Arial"/>
+          <w:i/>
+          <w:sz w:val="20"/>
+        </w:rPr>
         <w:t>Degrees of Freedom</w:t>
       </w:r>
       <w:r>
@@ -332,7 +403,14 @@
           <w:rFonts w:ascii="Arial" w:hAnsi="Arial"/>
           <w:sz w:val="20"/>
         </w:rPr>
-        <w:t xml:space="preserve"> / 4-DOF), yaitu </w:t>
+        <w:t>Pitch</w:t>
+      </w:r>
+      <w:r>
+        <w:rPr>
+          <w:rFonts w:ascii="Arial" w:hAnsi="Arial"/>
+          <w:sz w:val="20"/>
+        </w:rPr>
+        <w:t xml:space="preserve"> </w:t>
       </w:r>
       <w:r>
         <w:rPr>
@@ -340,28 +418,28 @@
           <w:i/>
           <w:sz w:val="20"/>
         </w:rPr>
-        <w:t>Surge</w:t>
-      </w:r>
-      <w:r>
-        <w:rPr>
-          <w:rFonts w:ascii="Arial" w:hAnsi="Arial"/>
-          <w:sz w:val="20"/>
-        </w:rPr>
-        <w:t xml:space="preserve"> (</w:t>
-      </w:r>
-      <w:r>
-        <w:rPr>
-          <w:rFonts w:ascii="Arial" w:hAnsi="Arial"/>
-          <w:sz w:val="20"/>
-        </w:rPr>
-        <w:t>$$u$$</w:t>
-      </w:r>
-      <w:r>
-        <w:rPr>
-          <w:rFonts w:ascii="Arial" w:hAnsi="Arial"/>
-          <w:sz w:val="20"/>
-        </w:rPr>
-        <w:t xml:space="preserve">), </w:t>
+        <w:t>($$\theta$$) dan</w:t>
+      </w:r>
+      <w:r>
+        <w:rPr>
+          <w:rFonts w:ascii="Arial" w:hAnsi="Arial"/>
+          <w:sz w:val="20"/>
+        </w:rPr>
+        <w:t xml:space="preserve"> </w:t>
+      </w:r>
+      <w:r>
+        <w:rPr>
+          <w:rFonts w:ascii="Arial" w:hAnsi="Arial"/>
+          <w:sz w:val="20"/>
+        </w:rPr>
+        <w:t>Roll</w:t>
+      </w:r>
+      <w:r>
+        <w:rPr>
+          <w:rFonts w:ascii="Arial" w:hAnsi="Arial"/>
+          <w:sz w:val="20"/>
+        </w:rPr>
+        <w:t xml:space="preserve"> </w:t>
       </w:r>
       <w:r>
         <w:rPr>
@@ -369,28 +447,28 @@
           <w:i/>
           <w:sz w:val="20"/>
         </w:rPr>
-        <w:t>Sway</w:t>
-      </w:r>
-      <w:r>
-        <w:rPr>
-          <w:rFonts w:ascii="Arial" w:hAnsi="Arial"/>
-          <w:sz w:val="20"/>
-        </w:rPr>
-        <w:t xml:space="preserve"> (</w:t>
-      </w:r>
-      <w:r>
-        <w:rPr>
-          <w:rFonts w:ascii="Arial" w:hAnsi="Arial"/>
-          <w:sz w:val="20"/>
-        </w:rPr>
-        <w:t>$$v$$</w:t>
-      </w:r>
-      <w:r>
-        <w:rPr>
-          <w:rFonts w:ascii="Arial" w:hAnsi="Arial"/>
-          <w:sz w:val="20"/>
-        </w:rPr>
-        <w:t xml:space="preserve">), </w:t>
+        <w:t>($$\phi$$) sepenuhnya bersifat</w:t>
+      </w:r>
+      <w:r>
+        <w:rPr>
+          <w:rFonts w:ascii="Arial" w:hAnsi="Arial"/>
+          <w:sz w:val="20"/>
+        </w:rPr>
+        <w:t xml:space="preserve"> </w:t>
+      </w:r>
+      <w:r>
+        <w:rPr>
+          <w:rFonts w:ascii="Arial" w:hAnsi="Arial"/>
+          <w:sz w:val="20"/>
+        </w:rPr>
+        <w:t>unactuated</w:t>
+      </w:r>
+      <w:r>
+        <w:rPr>
+          <w:rFonts w:ascii="Arial" w:hAnsi="Arial"/>
+          <w:sz w:val="20"/>
+        </w:rPr>
+        <w:t xml:space="preserve"> </w:t>
       </w:r>
       <w:r>
         <w:rPr>
@@ -398,28 +476,28 @@
           <w:i/>
           <w:sz w:val="20"/>
         </w:rPr>
-        <w:t>Heave</w:t>
-      </w:r>
-      <w:r>
-        <w:rPr>
-          <w:rFonts w:ascii="Arial" w:hAnsi="Arial"/>
-          <w:sz w:val="20"/>
-        </w:rPr>
-        <w:t xml:space="preserve"> (</w:t>
-      </w:r>
-      <w:r>
-        <w:rPr>
-          <w:rFonts w:ascii="Arial" w:hAnsi="Arial"/>
-          <w:sz w:val="20"/>
-        </w:rPr>
-        <w:t>$$w$$</w:t>
-      </w:r>
-      <w:r>
-        <w:rPr>
-          <w:rFonts w:ascii="Arial" w:hAnsi="Arial"/>
-          <w:sz w:val="20"/>
-        </w:rPr>
-        <w:t xml:space="preserve">), dan </w:t>
+        <w:t>[3], [21], [31]. Pada sistem</w:t>
+      </w:r>
+      <w:r>
+        <w:rPr>
+          <w:rFonts w:ascii="Arial" w:hAnsi="Arial"/>
+          <w:sz w:val="20"/>
+        </w:rPr>
+        <w:t xml:space="preserve"> </w:t>
+      </w:r>
+      <w:r>
+        <w:rPr>
+          <w:rFonts w:ascii="Arial" w:hAnsi="Arial"/>
+          <w:sz w:val="20"/>
+        </w:rPr>
+        <w:t>underactuated</w:t>
+      </w:r>
+      <w:r>
+        <w:rPr>
+          <w:rFonts w:ascii="Arial" w:hAnsi="Arial"/>
+          <w:sz w:val="20"/>
+        </w:rPr>
+        <w:t xml:space="preserve"> </w:t>
       </w:r>
       <w:r>
         <w:rPr>
@@ -427,28 +505,28 @@
           <w:i/>
           <w:sz w:val="20"/>
         </w:rPr>
-        <w:t>Yaw</w:t>
-      </w:r>
-      <w:r>
-        <w:rPr>
-          <w:rFonts w:ascii="Arial" w:hAnsi="Arial"/>
-          <w:sz w:val="20"/>
-        </w:rPr>
-        <w:t xml:space="preserve"> (</w:t>
-      </w:r>
-      <w:r>
-        <w:rPr>
-          <w:rFonts w:ascii="Arial" w:hAnsi="Arial"/>
-          <w:sz w:val="20"/>
-        </w:rPr>
-        <w:t>$$r$$</w:t>
-      </w:r>
-      <w:r>
-        <w:rPr>
-          <w:rFonts w:ascii="Arial" w:hAnsi="Arial"/>
-          <w:sz w:val="20"/>
-        </w:rPr>
-        <w:t xml:space="preserve">), sedangkan derajat kebebasan </w:t>
+        <w:t>ini, stabilitas sudut</w:t>
+      </w:r>
+      <w:r>
+        <w:rPr>
+          <w:rFonts w:ascii="Arial" w:hAnsi="Arial"/>
+          <w:sz w:val="20"/>
+        </w:rPr>
+        <w:t xml:space="preserve"> </w:t>
+      </w:r>
+      <w:r>
+        <w:rPr>
+          <w:rFonts w:ascii="Arial" w:hAnsi="Arial"/>
+          <w:sz w:val="20"/>
+        </w:rPr>
+        <w:t>pitch</w:t>
+      </w:r>
+      <w:r>
+        <w:rPr>
+          <w:rFonts w:ascii="Arial" w:hAnsi="Arial"/>
+          <w:sz w:val="20"/>
+        </w:rPr>
+        <w:t xml:space="preserve"> </w:t>
       </w:r>
       <w:r>
         <w:rPr>
@@ -456,28 +534,28 @@
           <w:i/>
           <w:sz w:val="20"/>
         </w:rPr>
-        <w:t>Pitch</w:t>
-      </w:r>
-      <w:r>
-        <w:rPr>
-          <w:rFonts w:ascii="Arial" w:hAnsi="Arial"/>
-          <w:sz w:val="20"/>
-        </w:rPr>
-        <w:t xml:space="preserve"> (</w:t>
-      </w:r>
-      <w:r>
-        <w:rPr>
-          <w:rFonts w:ascii="Arial" w:hAnsi="Arial"/>
-          <w:sz w:val="20"/>
-        </w:rPr>
-        <w:t>$$\theta$$</w:t>
-      </w:r>
-      <w:r>
-        <w:rPr>
-          <w:rFonts w:ascii="Arial" w:hAnsi="Arial"/>
-          <w:sz w:val="20"/>
-        </w:rPr>
-        <w:t xml:space="preserve">) dan </w:t>
+        <w:t>dan</w:t>
+      </w:r>
+      <w:r>
+        <w:rPr>
+          <w:rFonts w:ascii="Arial" w:hAnsi="Arial"/>
+          <w:sz w:val="20"/>
+        </w:rPr>
+        <w:t xml:space="preserve"> </w:t>
+      </w:r>
+      <w:r>
+        <w:rPr>
+          <w:rFonts w:ascii="Arial" w:hAnsi="Arial"/>
+          <w:sz w:val="20"/>
+        </w:rPr>
+        <w:t>roll</w:t>
+      </w:r>
+      <w:r>
+        <w:rPr>
+          <w:rFonts w:ascii="Arial" w:hAnsi="Arial"/>
+          <w:sz w:val="20"/>
+        </w:rPr>
+        <w:t xml:space="preserve"> </w:t>
       </w:r>
       <w:r>
         <w:rPr>
@@ -485,28 +563,21 @@
           <w:i/>
           <w:sz w:val="20"/>
         </w:rPr>
-        <w:t>Roll</w:t>
-      </w:r>
-      <w:r>
-        <w:rPr>
-          <w:rFonts w:ascii="Arial" w:hAnsi="Arial"/>
-          <w:sz w:val="20"/>
-        </w:rPr>
-        <w:t xml:space="preserve"> (</w:t>
-      </w:r>
-      <w:r>
-        <w:rPr>
-          <w:rFonts w:ascii="Arial" w:hAnsi="Arial"/>
-          <w:sz w:val="20"/>
-        </w:rPr>
-        <w:t>$$\phi$$</w:t>
-      </w:r>
-      <w:r>
-        <w:rPr>
-          <w:rFonts w:ascii="Arial" w:hAnsi="Arial"/>
-          <w:sz w:val="20"/>
-        </w:rPr>
-        <w:t>) sepenuhnya tidak teraktuasi secara aktif (</w:t>
+        <w:t>diserahkan sepenuhnya pada momen pemulih metasentris pasif yang dibentuk oleh pemisahan vertikal antara titik pusat apung (</w:t>
+      </w:r>
+      <w:r>
+        <w:rPr>
+          <w:rFonts w:ascii="Arial" w:hAnsi="Arial"/>
+          <w:sz w:val="20"/>
+        </w:rPr>
+        <w:t>Center of Buoyancy</w:t>
+      </w:r>
+      <w:r>
+        <w:rPr>
+          <w:rFonts w:ascii="Arial" w:hAnsi="Arial"/>
+          <w:sz w:val="20"/>
+        </w:rPr>
+        <w:t xml:space="preserve"> </w:t>
       </w:r>
       <w:r>
         <w:rPr>
@@ -514,118 +585,14 @@
           <w:i/>
           <w:sz w:val="20"/>
         </w:rPr>
-        <w:t>unactuated</w:t>
-      </w:r>
-      <w:r>
-        <w:rPr>
-          <w:rFonts w:ascii="Arial" w:hAnsi="Arial"/>
-          <w:sz w:val="20"/>
-        </w:rPr>
-        <w:t xml:space="preserve">) [3], [21], [31]. Pada sistem </w:t>
-      </w:r>
-      <w:r>
-        <w:rPr>
-          <w:rFonts w:ascii="Arial" w:hAnsi="Arial"/>
-          <w:i/>
-          <w:sz w:val="20"/>
-        </w:rPr>
-        <w:t>underactuated</w:t>
-      </w:r>
-      <w:r>
-        <w:rPr>
-          <w:rFonts w:ascii="Arial" w:hAnsi="Arial"/>
-          <w:sz w:val="20"/>
-        </w:rPr>
-        <w:t xml:space="preserve"> ini, stabilitas sudut </w:t>
-      </w:r>
-      <w:r>
-        <w:rPr>
-          <w:rFonts w:ascii="Arial" w:hAnsi="Arial"/>
-          <w:i/>
-          <w:sz w:val="20"/>
-        </w:rPr>
-        <w:t>pitch</w:t>
-      </w:r>
-      <w:r>
-        <w:rPr>
-          <w:rFonts w:ascii="Arial" w:hAnsi="Arial"/>
-          <w:sz w:val="20"/>
-        </w:rPr>
-        <w:t xml:space="preserve"> dan </w:t>
-      </w:r>
-      <w:r>
-        <w:rPr>
-          <w:rFonts w:ascii="Arial" w:hAnsi="Arial"/>
-          <w:i/>
-          <w:sz w:val="20"/>
-        </w:rPr>
-        <w:t>roll</w:t>
-      </w:r>
-      <w:r>
-        <w:rPr>
-          <w:rFonts w:ascii="Arial" w:hAnsi="Arial"/>
-          <w:sz w:val="20"/>
-        </w:rPr>
-        <w:t xml:space="preserve"> diserahkan sepenuhnya pada momen pemulih hidrostatis pasif (</w:t>
-      </w:r>
-      <w:r>
-        <w:rPr>
-          <w:rFonts w:ascii="Arial" w:hAnsi="Arial"/>
-          <w:i/>
-          <w:sz w:val="20"/>
-        </w:rPr>
-        <w:t>passive metacentric restoring moment</w:t>
-      </w:r>
-      <w:r>
-        <w:rPr>
-          <w:rFonts w:ascii="Arial" w:hAnsi="Arial"/>
-          <w:sz w:val="20"/>
-        </w:rPr>
-        <w:t>) yang dibentuk oleh pemisahan vertikal antara titik pusat apung (</w:t>
-      </w:r>
-      <w:r>
-        <w:rPr>
-          <w:rFonts w:ascii="Arial" w:hAnsi="Arial"/>
-          <w:i/>
-          <w:sz w:val="20"/>
-        </w:rPr>
-        <w:t>Center of Buoyancy</w:t>
-      </w:r>
-      <w:r>
-        <w:rPr>
-          <w:rFonts w:ascii="Arial" w:hAnsi="Arial"/>
-          <w:sz w:val="20"/>
-        </w:rPr>
-        <w:t xml:space="preserve"> / CB, </w:t>
-      </w:r>
-      <w:r>
-        <w:rPr>
-          <w:rFonts w:ascii="Arial" w:hAnsi="Arial"/>
-          <w:sz w:val="20"/>
-        </w:rPr>
-        <w:t>$$\mathbf{r}_b$$</w:t>
-      </w:r>
-      <w:r>
-        <w:rPr>
-          <w:rFonts w:ascii="Arial" w:hAnsi="Arial"/>
-          <w:sz w:val="20"/>
-        </w:rPr>
-        <w:t>) dan titik pusat massa gravitasi (</w:t>
-      </w:r>
-      <w:r>
-        <w:rPr>
-          <w:rFonts w:ascii="Arial" w:hAnsi="Arial"/>
-          <w:i/>
-          <w:sz w:val="20"/>
-        </w:rPr>
-        <w:t>Center of Gravity</w:t>
-      </w:r>
-      <w:r>
-        <w:rPr>
-          <w:rFonts w:ascii="Arial" w:hAnsi="Arial"/>
-          <w:sz w:val="20"/>
-        </w:rPr>
-        <w:t xml:space="preserve"> / CG, </w:t>
+        <w:t>/ CB, $$\mathbf{r}_b$$) dan titik pusat massa gravitasi (</w:t>
+      </w:r>
+      <w:r>
+        <w:rPr>
+          <w:rFonts w:ascii="Arial" w:hAnsi="Arial"/>
+          <w:sz w:val="20"/>
+        </w:rPr>
+        <w:t xml:space="preserve">Center of Gravity / CG, </w:t>
       </w:r>
       <w:r>
         <w:rPr>
@@ -706,24 +673,7 @@
           <w:b w:val="0"/>
           <w:sz w:val="20"/>
         </w:rPr>
-        <w:t xml:space="preserve"> sembarang (</w:t>
-      </w:r>
-      <w:r>
-        <w:rPr>
-          <w:rFonts w:ascii="Arial" w:hAnsi="Arial"/>
-          <w:b w:val="0"/>
-          <w:i/>
-          <w:sz w:val="20"/>
-        </w:rPr>
-        <w:t>arbitrary pitch posture</w:t>
-      </w:r>
-      <w:r>
-        <w:rPr>
-          <w:rFonts w:ascii="Arial" w:hAnsi="Arial"/>
-          <w:b w:val="0"/>
-          <w:sz w:val="20"/>
-        </w:rPr>
-        <w:t xml:space="preserve">): Wahana </w:t>
+        <w:t xml:space="preserve"> sembarang: Wahana </w:t>
       </w:r>
       <w:r>
         <w:rPr>
@@ -762,7 +712,7 @@
           <w:b w:val="0"/>
           <w:sz w:val="20"/>
         </w:rPr>
-        <w:t>Kerentanan terhadap torsi reaksi eksternal (</w:t>
+        <w:t xml:space="preserve">Kerentanan terhadap gangguan </w:t>
       </w:r>
       <w:r>
         <w:rPr>
@@ -779,7 +729,7 @@
           <w:b w:val="0"/>
           <w:sz w:val="20"/>
         </w:rPr>
-        <w:t>): Pengoperasian lengan manipulator robotik (</w:t>
+        <w:t>: Pengoperasian lengan manipulator (</w:t>
       </w:r>
       <w:r>
         <w:rPr>
@@ -830,7 +780,7 @@
           <w:b w:val="0"/>
           <w:sz w:val="20"/>
         </w:rPr>
-        <w:t>, menghasilkan simpangan orientasi persisten (</w:t>
+        <w:t xml:space="preserve">, menghasilkan </w:t>
       </w:r>
       <w:r>
         <w:rPr>
@@ -847,7 +797,7 @@
           <w:b w:val="0"/>
           <w:sz w:val="20"/>
         </w:rPr>
-        <w:t>) yang menurunkan kualitas citra sensor [18], [21], [31].</w:t>
+        <w:t xml:space="preserve"> persisten yang menurunkan kualitas citra sensor [18], [21], [31].</w:t>
       </w:r>
     </w:p>
     <w:p>
@@ -869,7 +819,7 @@
           <w:b w:val="0"/>
           <w:sz w:val="20"/>
         </w:rPr>
-        <w:t>Instabilitas kopling silang momen Munk hidrodinamika (</w:t>
+        <w:t xml:space="preserve">Instabilitas </w:t>
       </w:r>
       <w:r>
         <w:rPr>
@@ -878,15 +828,15 @@
           <w:i/>
           <w:sz w:val="20"/>
         </w:rPr>
-        <w:t>destabilizing hydrodynamic Munk moment</w:t>
-      </w:r>
-      <w:r>
-        <w:rPr>
-          <w:rFonts w:ascii="Arial" w:hAnsi="Arial"/>
-          <w:b w:val="0"/>
-          <w:sz w:val="20"/>
-        </w:rPr>
-        <w:t>): Ketika wahana bergerak dengan kombinasi kecepatan maju (</w:t>
+        <w:t>hydrodynamic Munk destabilizing moment</w:t>
+      </w:r>
+      <w:r>
+        <w:rPr>
+          <w:rFonts w:ascii="Arial" w:hAnsi="Arial"/>
+          <w:b w:val="0"/>
+          <w:sz w:val="20"/>
+        </w:rPr>
+        <w:t xml:space="preserve">: Ketika wahana bergerak dengan kombinasi kecepatan </w:t>
       </w:r>
       <w:r>
         <w:rPr>
@@ -903,7 +853,7 @@
           <w:b w:val="0"/>
           <w:sz w:val="20"/>
         </w:rPr>
-        <w:t xml:space="preserve">, </w:t>
+        <w:t xml:space="preserve"> (</w:t>
       </w:r>
       <w:r>
         <w:rPr>
@@ -919,7 +869,7 @@
           <w:b w:val="0"/>
           <w:sz w:val="20"/>
         </w:rPr>
-        <w:t>) dan kecepatan geser lateral (</w:t>
+        <w:t xml:space="preserve">) dan kecepatan </w:t>
       </w:r>
       <w:r>
         <w:rPr>
@@ -936,7 +886,7 @@
           <w:b w:val="0"/>
           <w:sz w:val="20"/>
         </w:rPr>
-        <w:t xml:space="preserve">, </w:t>
+        <w:t xml:space="preserve"> (</w:t>
       </w:r>
       <w:r>
         <w:rPr>
@@ -952,7 +902,24 @@
           <w:b w:val="0"/>
           <w:sz w:val="20"/>
         </w:rPr>
-        <w:t>), interaksi fluida non-linier menghasilkan torsi ketidakstabilan sumbu geleng (</w:t>
+        <w:t xml:space="preserve">), interaksi fluida non-linier menghasilkan torsi ketidakstabilan sumbu </w:t>
+      </w:r>
+      <w:r>
+        <w:rPr>
+          <w:rFonts w:ascii="Arial" w:hAnsi="Arial"/>
+          <w:b w:val="0"/>
+          <w:i/>
+          <w:sz w:val="20"/>
+        </w:rPr>
+        <w:t>yaw</w:t>
+      </w:r>
+      <w:r>
+        <w:rPr>
+          <w:rFonts w:ascii="Arial" w:hAnsi="Arial"/>
+          <w:b w:val="0"/>
+          <w:sz w:val="20"/>
+        </w:rPr>
+        <w:t xml:space="preserve"> (</w:t>
       </w:r>
       <w:r>
         <w:rPr>
@@ -997,7 +964,22 @@
           <w:rFonts w:ascii="Arial" w:hAnsi="Arial"/>
           <w:sz w:val="20"/>
         </w:rPr>
-        <w:t>Karena nilai massa tambah transversal (</w:t>
+        <w:t xml:space="preserve">Karena nilai </w:t>
+      </w:r>
+      <w:r>
+        <w:rPr>
+          <w:rFonts w:ascii="Arial" w:hAnsi="Arial"/>
+          <w:i/>
+          <w:sz w:val="20"/>
+        </w:rPr>
+        <w:t>hydrodynamic added mass</w:t>
+      </w:r>
+      <w:r>
+        <w:rPr>
+          <w:rFonts w:ascii="Arial" w:hAnsi="Arial"/>
+          <w:sz w:val="20"/>
+        </w:rPr>
+        <w:t xml:space="preserve"> transversal (</w:t>
       </w:r>
       <w:r>
         <w:rPr>
@@ -1011,7 +993,22 @@
           <w:rFonts w:ascii="Arial" w:hAnsi="Arial"/>
           <w:sz w:val="20"/>
         </w:rPr>
-        <w:t>) jauh lebih besar daripada massa tambah longitudinal (</w:t>
+        <w:t xml:space="preserve">) jauh lebih besar daripada </w:t>
+      </w:r>
+      <w:r>
+        <w:rPr>
+          <w:rFonts w:ascii="Arial" w:hAnsi="Arial"/>
+          <w:i/>
+          <w:sz w:val="20"/>
+        </w:rPr>
+        <w:t>hydrodynamic added mass</w:t>
+      </w:r>
+      <w:r>
+        <w:rPr>
+          <w:rFonts w:ascii="Arial" w:hAnsi="Arial"/>
+          <w:sz w:val="20"/>
+        </w:rPr>
+        <w:t xml:space="preserve"> longitudinal (</w:t>
       </w:r>
       <w:r>
         <w:rPr>
@@ -1025,7 +1022,22 @@
           <w:rFonts w:ascii="Arial" w:hAnsi="Arial"/>
           <w:sz w:val="20"/>
         </w:rPr>
-        <w:t xml:space="preserve">), momen Munk ini selalu mendorong wahana membelok tegak lurus terhadap arah aliran fluida. Pada wahana </w:t>
+        <w:t xml:space="preserve">), </w:t>
+      </w:r>
+      <w:r>
+        <w:rPr>
+          <w:rFonts w:ascii="Arial" w:hAnsi="Arial"/>
+          <w:i/>
+          <w:sz w:val="20"/>
+        </w:rPr>
+        <w:t>hydrodynamic Munk moment</w:t>
+      </w:r>
+      <w:r>
+        <w:rPr>
+          <w:rFonts w:ascii="Arial" w:hAnsi="Arial"/>
+          <w:sz w:val="20"/>
+        </w:rPr>
+        <w:t xml:space="preserve"> ini selalu mendorong wahana membelok tegak lurus terhadap arah aliran fluida. Pada wahana </w:t>
       </w:r>
       <w:r>
         <w:rPr>
@@ -1069,7 +1081,7 @@
           <w:rFonts w:ascii="Arial" w:hAnsi="Arial"/>
           <w:sz w:val="20"/>
         </w:rPr>
-        <w:t>. Dengan mengonfigurasi delapan unit motor pendorong tanpa sikat (</w:t>
+        <w:t xml:space="preserve">. Dengan mengonfigurasi delapan unit </w:t>
       </w:r>
       <w:r>
         <w:rPr>
@@ -1077,14 +1089,14 @@
           <w:i/>
           <w:sz w:val="20"/>
         </w:rPr>
-        <w:t>brushless DC underwater thrusters</w:t>
-      </w:r>
-      <w:r>
-        <w:rPr>
-          <w:rFonts w:ascii="Arial" w:hAnsi="Arial"/>
-          <w:sz w:val="20"/>
-        </w:rPr>
-        <w:t xml:space="preserve">)—terdiri atas empat pendorong bervektor horizontal pada sudut </w:t>
+        <w:t>brushless DC underwater thruster</w:t>
+      </w:r>
+      <w:r>
+        <w:rPr>
+          <w:rFonts w:ascii="Arial" w:hAnsi="Arial"/>
+          <w:sz w:val="20"/>
+        </w:rPr>
+        <w:t xml:space="preserve">—terdiri atas empat pendorong bervektor horizontal pada sudut </w:t>
       </w:r>
       <w:r>
         <w:rPr>
@@ -1098,7 +1110,112 @@
           <w:rFonts w:ascii="Arial" w:hAnsi="Arial"/>
           <w:sz w:val="20"/>
         </w:rPr>
-        <w:t xml:space="preserve"> dan empat pendorong vertikal independen di empat sudut kerangka—wahana memperoleh otoritas aktuasi kendali independen pada seluruh enam derajat kebebasan gerak spasial (Surge, Sway, Heave, Roll, Pitch, dan Yaw) [3], [7], [21], [32]. Karena jumlah aktuator (</w:t>
+        <w:t xml:space="preserve"> dan empat pendorong vertikal independen di empat sudut kerangka—wahana memperoleh otoritas aktuasi kendali independen pada seluruh </w:t>
+      </w:r>
+      <w:r>
+        <w:rPr>
+          <w:rFonts w:ascii="Arial" w:hAnsi="Arial"/>
+          <w:i/>
+          <w:sz w:val="20"/>
+        </w:rPr>
+        <w:t>6-Degrees of Freedom</w:t>
+      </w:r>
+      <w:r>
+        <w:rPr>
+          <w:rFonts w:ascii="Arial" w:hAnsi="Arial"/>
+          <w:sz w:val="20"/>
+        </w:rPr>
+        <w:t xml:space="preserve"> gerak spasial (</w:t>
+      </w:r>
+      <w:r>
+        <w:rPr>
+          <w:rFonts w:ascii="Arial" w:hAnsi="Arial"/>
+          <w:i/>
+          <w:sz w:val="20"/>
+        </w:rPr>
+        <w:t>Surge</w:t>
+      </w:r>
+      <w:r>
+        <w:rPr>
+          <w:rFonts w:ascii="Arial" w:hAnsi="Arial"/>
+          <w:sz w:val="20"/>
+        </w:rPr>
+        <w:t xml:space="preserve">, </w:t>
+      </w:r>
+      <w:r>
+        <w:rPr>
+          <w:rFonts w:ascii="Arial" w:hAnsi="Arial"/>
+          <w:i/>
+          <w:sz w:val="20"/>
+        </w:rPr>
+        <w:t>Sway</w:t>
+      </w:r>
+      <w:r>
+        <w:rPr>
+          <w:rFonts w:ascii="Arial" w:hAnsi="Arial"/>
+          <w:sz w:val="20"/>
+        </w:rPr>
+        <w:t xml:space="preserve">, </w:t>
+      </w:r>
+      <w:r>
+        <w:rPr>
+          <w:rFonts w:ascii="Arial" w:hAnsi="Arial"/>
+          <w:i/>
+          <w:sz w:val="20"/>
+        </w:rPr>
+        <w:t>Heave</w:t>
+      </w:r>
+      <w:r>
+        <w:rPr>
+          <w:rFonts w:ascii="Arial" w:hAnsi="Arial"/>
+          <w:sz w:val="20"/>
+        </w:rPr>
+        <w:t xml:space="preserve">, </w:t>
+      </w:r>
+      <w:r>
+        <w:rPr>
+          <w:rFonts w:ascii="Arial" w:hAnsi="Arial"/>
+          <w:i/>
+          <w:sz w:val="20"/>
+        </w:rPr>
+        <w:t>Roll</w:t>
+      </w:r>
+      <w:r>
+        <w:rPr>
+          <w:rFonts w:ascii="Arial" w:hAnsi="Arial"/>
+          <w:sz w:val="20"/>
+        </w:rPr>
+        <w:t xml:space="preserve">, </w:t>
+      </w:r>
+      <w:r>
+        <w:rPr>
+          <w:rFonts w:ascii="Arial" w:hAnsi="Arial"/>
+          <w:i/>
+          <w:sz w:val="20"/>
+        </w:rPr>
+        <w:t>Pitch</w:t>
+      </w:r>
+      <w:r>
+        <w:rPr>
+          <w:rFonts w:ascii="Arial" w:hAnsi="Arial"/>
+          <w:sz w:val="20"/>
+        </w:rPr>
+        <w:t xml:space="preserve">, dan </w:t>
+      </w:r>
+      <w:r>
+        <w:rPr>
+          <w:rFonts w:ascii="Arial" w:hAnsi="Arial"/>
+          <w:i/>
+          <w:sz w:val="20"/>
+        </w:rPr>
+        <w:t>Yaw</w:t>
+      </w:r>
+      <w:r>
+        <w:rPr>
+          <w:rFonts w:ascii="Arial" w:hAnsi="Arial"/>
+          <w:sz w:val="20"/>
+        </w:rPr>
+        <w:t>) [3], [7], [21], [32]. Karena jumlah aktuator (</w:t>
       </w:r>
       <w:r>
         <w:rPr>
@@ -1112,7 +1229,22 @@
           <w:rFonts w:ascii="Arial" w:hAnsi="Arial"/>
           <w:sz w:val="20"/>
         </w:rPr>
-        <w:t>) melampaui jumlah derajat kebebasan yang dikendalikan (</w:t>
+        <w:t xml:space="preserve">) melampaui jumlah </w:t>
+      </w:r>
+      <w:r>
+        <w:rPr>
+          <w:rFonts w:ascii="Arial" w:hAnsi="Arial"/>
+          <w:i/>
+          <w:sz w:val="20"/>
+        </w:rPr>
+        <w:t>Degrees of Freedom</w:t>
+      </w:r>
+      <w:r>
+        <w:rPr>
+          <w:rFonts w:ascii="Arial" w:hAnsi="Arial"/>
+          <w:sz w:val="20"/>
+        </w:rPr>
+        <w:t xml:space="preserve"> yang dikendalikan (</w:t>
       </w:r>
       <w:r>
         <w:rPr>
@@ -1155,7 +1287,7 @@
           <w:rFonts w:ascii="Arial" w:hAnsi="Arial"/>
           <w:sz w:val="20"/>
         </w:rPr>
-        <w:t>) [7], [21], [32]. Redundansi ini menghadirkan ruang nol aktuasi (</w:t>
+        <w:t xml:space="preserve">) [7], [21], [32]. Redundansi ini menghadirkan </w:t>
       </w:r>
       <w:r>
         <w:rPr>
@@ -1170,7 +1302,7 @@
           <w:rFonts w:ascii="Arial" w:hAnsi="Arial"/>
           <w:sz w:val="20"/>
         </w:rPr>
-        <w:t>) yang memungkinkan alokasi gaya dorong optimal (</w:t>
+        <w:t xml:space="preserve"> yang memungkinkan </w:t>
       </w:r>
       <w:r>
         <w:rPr>
@@ -1185,7 +1317,7 @@
           <w:rFonts w:ascii="Arial" w:hAnsi="Arial"/>
           <w:sz w:val="20"/>
         </w:rPr>
-        <w:t>) untuk meminimalkan konsumsi energi listrik, mencegah saturasi pendorong individual, serta memberikan kemampuan rekonfigurasi toleransi kegagalan pendorong (</w:t>
+        <w:t xml:space="preserve"> untuk meminimalkan konsumsi energi listrik, mencegah saturasi pendorong individual, serta memberikan kemampuan rekonfigurasi </w:t>
       </w:r>
       <w:r>
         <w:rPr>
@@ -1200,7 +1332,7 @@
           <w:rFonts w:ascii="Arial" w:hAnsi="Arial"/>
           <w:sz w:val="20"/>
         </w:rPr>
-        <w:t>) [21], [32].</w:t>
+        <w:t xml:space="preserve"> [21], [32].</w:t>
       </w:r>
     </w:p>
     <w:p>
@@ -1251,7 +1383,41 @@
           <w:b w:val="0"/>
           <w:sz w:val="20"/>
         </w:rPr>
-        <w:t>Kompleksitas pemodelan dinamika hidrodinamika non-linier terkopling: Dinamika wahana bawah laut diatur oleh interaksi mekanika fluida yang sangat non-linier, mencakup tensor inersia benda tegar (</w:t>
+        <w:t xml:space="preserve">Kompleksitas pemodelan </w:t>
+      </w:r>
+      <w:r>
+        <w:rPr>
+          <w:rFonts w:ascii="Arial" w:hAnsi="Arial"/>
+          <w:b w:val="0"/>
+          <w:i/>
+          <w:sz w:val="20"/>
+        </w:rPr>
+        <w:t>coupled nonlinear hydrodynamics</w:t>
+      </w:r>
+      <w:r>
+        <w:rPr>
+          <w:rFonts w:ascii="Arial" w:hAnsi="Arial"/>
+          <w:b w:val="0"/>
+          <w:sz w:val="20"/>
+        </w:rPr>
+        <w:t xml:space="preserve">: Dinamika wahana bawah laut diatur oleh interaksi mekanika fluida yang sangat non-linier, mencakup </w:t>
+      </w:r>
+      <w:r>
+        <w:rPr>
+          <w:rFonts w:ascii="Arial" w:hAnsi="Arial"/>
+          <w:b w:val="0"/>
+          <w:i/>
+          <w:sz w:val="20"/>
+        </w:rPr>
+        <w:t>rigid-body inertia matrix</w:t>
+      </w:r>
+      <w:r>
+        <w:rPr>
+          <w:rFonts w:ascii="Arial" w:hAnsi="Arial"/>
+          <w:b w:val="0"/>
+          <w:sz w:val="20"/>
+        </w:rPr>
+        <w:t xml:space="preserve"> (</w:t>
       </w:r>
       <w:r>
         <w:rPr>
@@ -1267,7 +1433,24 @@
           <w:b w:val="0"/>
           <w:sz w:val="20"/>
         </w:rPr>
-        <w:t>), tensor massa tambah hidrodinamika fluida (</w:t>
+        <w:t xml:space="preserve">), </w:t>
+      </w:r>
+      <w:r>
+        <w:rPr>
+          <w:rFonts w:ascii="Arial" w:hAnsi="Arial"/>
+          <w:b w:val="0"/>
+          <w:i/>
+          <w:sz w:val="20"/>
+        </w:rPr>
+        <w:t>hydrodynamic added mass</w:t>
+      </w:r>
+      <w:r>
+        <w:rPr>
+          <w:rFonts w:ascii="Arial" w:hAnsi="Arial"/>
+          <w:b w:val="0"/>
+          <w:sz w:val="20"/>
+        </w:rPr>
+        <w:t xml:space="preserve"> (</w:t>
       </w:r>
       <w:r>
         <w:rPr>
@@ -1283,23 +1466,73 @@
           <w:b w:val="0"/>
           <w:sz w:val="20"/>
         </w:rPr>
-        <w:t>), matriks percepatan sentripetal dan Coriolis (</w:t>
-      </w:r>
-      <w:r>
-        <w:rPr>
-          <w:rFonts w:ascii="Arial" w:hAnsi="Arial"/>
-          <w:b w:val="0"/>
-          <w:sz w:val="20"/>
-        </w:rPr>
-        <w:t>$$\mathbf{C}_{RB}, \mathbf{C}_A$$</w:t>
-      </w:r>
-      <w:r>
-        <w:rPr>
-          <w:rFonts w:ascii="Arial" w:hAnsi="Arial"/>
-          <w:b w:val="0"/>
-          <w:sz w:val="20"/>
-        </w:rPr>
-        <w:t>), tensor redaman hidrodinamika kuadratik gabungan (</w:t>
+        <w:t xml:space="preserve">), </w:t>
+      </w:r>
+      <w:r>
+        <w:rPr>
+          <w:rFonts w:ascii="Arial" w:hAnsi="Arial"/>
+          <w:b w:val="0"/>
+          <w:i/>
+          <w:sz w:val="20"/>
+        </w:rPr>
+        <w:t>Coriolis-centripetal acceleration matrix</w:t>
+      </w:r>
+      <w:r>
+        <w:rPr>
+          <w:rFonts w:ascii="Arial" w:hAnsi="Arial"/>
+          <w:b w:val="0"/>
+          <w:sz w:val="20"/>
+        </w:rPr>
+        <w:t xml:space="preserve"> (</w:t>
+      </w:r>
+      <w:r>
+        <w:rPr>
+          <w:rFonts w:ascii="Arial" w:hAnsi="Arial"/>
+          <w:b w:val="0"/>
+          <w:sz w:val="20"/>
+        </w:rPr>
+        <w:t>$$\mathbf{C}_{RB}(\boldsymbol{\nu})$$</w:t>
+      </w:r>
+      <w:r>
+        <w:rPr>
+          <w:rFonts w:ascii="Arial" w:hAnsi="Arial"/>
+          <w:b w:val="0"/>
+          <w:sz w:val="20"/>
+        </w:rPr>
+        <w:t xml:space="preserve"> dan </w:t>
+      </w:r>
+      <w:r>
+        <w:rPr>
+          <w:rFonts w:ascii="Arial" w:hAnsi="Arial"/>
+          <w:b w:val="0"/>
+          <w:sz w:val="20"/>
+        </w:rPr>
+        <w:t>$$\mathbf{C}_A(\boldsymbol{\nu}_r)$$</w:t>
+      </w:r>
+      <w:r>
+        <w:rPr>
+          <w:rFonts w:ascii="Arial" w:hAnsi="Arial"/>
+          <w:b w:val="0"/>
+          <w:sz w:val="20"/>
+        </w:rPr>
+        <w:t xml:space="preserve">), </w:t>
+      </w:r>
+      <w:r>
+        <w:rPr>
+          <w:rFonts w:ascii="Arial" w:hAnsi="Arial"/>
+          <w:b w:val="0"/>
+          <w:i/>
+          <w:sz w:val="20"/>
+        </w:rPr>
+        <w:t>nonlinear quadratic damping tensor</w:t>
+      </w:r>
+      <w:r>
+        <w:rPr>
+          <w:rFonts w:ascii="Arial" w:hAnsi="Arial"/>
+          <w:b w:val="0"/>
+          <w:sz w:val="20"/>
+        </w:rPr>
+        <w:t xml:space="preserve"> (</w:t>
       </w:r>
       <w:r>
         <w:rPr>
@@ -1315,7 +1548,41 @@
           <w:b w:val="0"/>
           <w:sz w:val="20"/>
         </w:rPr>
-        <w:t>), serta gaya/momen pemulih hidrostatis (</w:t>
+        <w:t xml:space="preserve">), </w:t>
+      </w:r>
+      <w:r>
+        <w:rPr>
+          <w:rFonts w:ascii="Arial" w:hAnsi="Arial"/>
+          <w:b w:val="0"/>
+          <w:i/>
+          <w:sz w:val="20"/>
+        </w:rPr>
+        <w:t>hydrodynamic Munk destabilizing moment</w:t>
+      </w:r>
+      <w:r>
+        <w:rPr>
+          <w:rFonts w:ascii="Arial" w:hAnsi="Arial"/>
+          <w:b w:val="0"/>
+          <w:sz w:val="20"/>
+        </w:rPr>
+        <w:t xml:space="preserve">, serta </w:t>
+      </w:r>
+      <w:r>
+        <w:rPr>
+          <w:rFonts w:ascii="Arial" w:hAnsi="Arial"/>
+          <w:b w:val="0"/>
+          <w:i/>
+          <w:sz w:val="20"/>
+        </w:rPr>
+        <w:t>hydrostatic restoring forces and moments</w:t>
+      </w:r>
+      <w:r>
+        <w:rPr>
+          <w:rFonts w:ascii="Arial" w:hAnsi="Arial"/>
+          <w:b w:val="0"/>
+          <w:sz w:val="20"/>
+        </w:rPr>
+        <w:t xml:space="preserve"> (</w:t>
       </w:r>
       <w:r>
         <w:rPr>
@@ -1331,55 +1598,7 @@
           <w:b w:val="0"/>
           <w:sz w:val="20"/>
         </w:rPr>
-        <w:t>) [1], [7], [34]. Selain itu, pemetaan vektor gaya kendali generalisasi 6-DOF (</w:t>
-      </w:r>
-      <w:r>
-        <w:rPr>
-          <w:rFonts w:ascii="Arial" w:hAnsi="Arial"/>
-          <w:b w:val="0"/>
-          <w:sz w:val="20"/>
-        </w:rPr>
-        <w:t>$$\boldsymbol{\tau} \in \mathbb{R}^6$$</w:t>
-      </w:r>
-      <w:r>
-        <w:rPr>
-          <w:rFonts w:ascii="Arial" w:hAnsi="Arial"/>
-          <w:b w:val="0"/>
-          <w:sz w:val="20"/>
-        </w:rPr>
-        <w:t>) menjadi delapan perintah gaya dorong motor individual (</w:t>
-      </w:r>
-      <w:r>
-        <w:rPr>
-          <w:rFonts w:ascii="Arial" w:hAnsi="Arial"/>
-          <w:b w:val="0"/>
-          <w:sz w:val="20"/>
-        </w:rPr>
-        <w:t>$$\mathbf{f} \in \mathbb{R}^8$$</w:t>
-      </w:r>
-      <w:r>
-        <w:rPr>
-          <w:rFonts w:ascii="Arial" w:hAnsi="Arial"/>
-          <w:b w:val="0"/>
-          <w:sz w:val="20"/>
-        </w:rPr>
-        <w:t xml:space="preserve">) memerlukan formulasi matriks alokasi gaya dorong geometris </w:t>
-      </w:r>
-      <w:r>
-        <w:rPr>
-          <w:rFonts w:ascii="Arial" w:hAnsi="Arial"/>
-          <w:b w:val="0"/>
-          <w:sz w:val="20"/>
-        </w:rPr>
-        <w:t>$$\mathbf{T}_{6 \times 8}$$</w:t>
-      </w:r>
-      <w:r>
-        <w:rPr>
-          <w:rFonts w:ascii="Arial" w:hAnsi="Arial"/>
-          <w:b w:val="0"/>
-          <w:sz w:val="20"/>
-        </w:rPr>
-        <w:t xml:space="preserve"> serta penyelesaian invers semu Moore-Penrose (</w:t>
+        <w:t xml:space="preserve">) [1], [7], [34]. Di samping itu, interaksi hidrodinamika non-linier antara gerak translasi dan rotasi menuntut perumusan model dinamika yang akurat untuk menjamin kestabilan </w:t>
       </w:r>
       <w:r>
         <w:rPr>
@@ -1388,48 +1607,15 @@
           <w:i/>
           <w:sz w:val="20"/>
         </w:rPr>
-        <w:t>Moore-Penrose pseudo-inverse</w:t>
-      </w:r>
-      <w:r>
-        <w:rPr>
-          <w:rFonts w:ascii="Arial" w:hAnsi="Arial"/>
-          <w:b w:val="0"/>
-          <w:sz w:val="20"/>
-        </w:rPr>
-        <w:t xml:space="preserve">, </w:t>
-      </w:r>
-      <w:r>
-        <w:rPr>
-          <w:rFonts w:ascii="Arial" w:hAnsi="Arial"/>
-          <w:b w:val="0"/>
-          <w:sz w:val="20"/>
-        </w:rPr>
-        <w:t>$$\mathbf{T}_{6 \times 8}^\dagger$$</w:t>
-      </w:r>
-      <w:r>
-        <w:rPr>
-          <w:rFonts w:ascii="Arial" w:hAnsi="Arial"/>
-          <w:b w:val="0"/>
-          <w:sz w:val="20"/>
-        </w:rPr>
-        <w:t>) secara waktu nyata (</w:t>
-      </w:r>
-      <w:r>
-        <w:rPr>
-          <w:rFonts w:ascii="Arial" w:hAnsi="Arial"/>
-          <w:b w:val="0"/>
-          <w:i/>
-          <w:sz w:val="20"/>
-        </w:rPr>
-        <w:t>real-time</w:t>
-      </w:r>
-      <w:r>
-        <w:rPr>
-          <w:rFonts w:ascii="Arial" w:hAnsi="Arial"/>
-          <w:b w:val="0"/>
-          <w:sz w:val="20"/>
-        </w:rPr>
-        <w:t>) [7], [21], [32].</w:t>
+        <w:t>attitude</w:t>
+      </w:r>
+      <w:r>
+        <w:rPr>
+          <w:rFonts w:ascii="Arial" w:hAnsi="Arial"/>
+          <w:b w:val="0"/>
+          <w:sz w:val="20"/>
+        </w:rPr>
+        <w:t xml:space="preserve"> dan posisi wahana [7], [34].</w:t>
       </w:r>
     </w:p>
     <w:p>
@@ -1451,7 +1637,7 @@
           <w:b w:val="0"/>
           <w:sz w:val="20"/>
         </w:rPr>
-        <w:t>Derau pengukuran sensor dan degradasi persepsi visual bawah air: Di lingkungan perairan, transmisi optik mengalami pelemahan kontras akibat penyerapan spektral, hamburan partikel (</w:t>
+        <w:t xml:space="preserve">Derau pengukuran sensor dan degradasi persepsi visual bawah air: Di lingkungan perairan, transmisi optik mengalami pelemahan kontras akibat penyerapan spektral, </w:t>
       </w:r>
       <w:r>
         <w:rPr>
@@ -1468,7 +1654,7 @@
           <w:b w:val="0"/>
           <w:sz w:val="20"/>
         </w:rPr>
-        <w:t xml:space="preserve">), turbiditas fluida, dan fluktuasi pencahayaan [2], [14]. Pendeteksian target berbasis model </w:t>
+        <w:t xml:space="preserve"> partikel, turbiditas fluida, dan fluktuasi pencahayaan [2], [14]. Pendeteksian target berbasis model </w:t>
       </w:r>
       <w:r>
         <w:rPr>
@@ -1485,7 +1671,7 @@
           <w:b w:val="0"/>
           <w:sz w:val="20"/>
         </w:rPr>
-        <w:t xml:space="preserve"> (seperti YOLO) pada aliran video kamera monokuler menghasilkan keluaran kotak pembatas (</w:t>
+        <w:t xml:space="preserve"> (seperti YOLO) pada aliran video kamera monokuler menghasilkan keluaran </w:t>
       </w:r>
       <w:r>
         <w:rPr>
@@ -1502,7 +1688,7 @@
           <w:b w:val="0"/>
           <w:sz w:val="20"/>
         </w:rPr>
-        <w:t xml:space="preserve">) yang rentan terhadap </w:t>
+        <w:t xml:space="preserve"> yang rentan terhadap </w:t>
       </w:r>
       <w:r>
         <w:rPr>
@@ -1519,7 +1705,7 @@
           <w:b w:val="0"/>
           <w:sz w:val="20"/>
         </w:rPr>
-        <w:t>, derau pengukuran spasial, serta oklusi visual sementara (</w:t>
+        <w:t xml:space="preserve">, </w:t>
       </w:r>
       <w:r>
         <w:rPr>
@@ -1528,15 +1714,15 @@
           <w:i/>
           <w:sz w:val="20"/>
         </w:rPr>
-        <w:t>occlusions</w:t>
-      </w:r>
-      <w:r>
-        <w:rPr>
-          <w:rFonts w:ascii="Arial" w:hAnsi="Arial"/>
-          <w:b w:val="0"/>
-          <w:sz w:val="20"/>
-        </w:rPr>
-        <w:t>) [2], [16], [17]. Di sisi lain, sensor inersia internal IMU dan sensor tekanan fluida kedalaman pada wahana dipengaruhi oleh derau frekuensi tinggi, getaran pendorong, dan fenomena penyimpangan (</w:t>
+        <w:t>measurement noise</w:t>
+      </w:r>
+      <w:r>
+        <w:rPr>
+          <w:rFonts w:ascii="Arial" w:hAnsi="Arial"/>
+          <w:b w:val="0"/>
+          <w:sz w:val="20"/>
+        </w:rPr>
+        <w:t xml:space="preserve"> spasial, serta </w:t>
       </w:r>
       <w:r>
         <w:rPr>
@@ -1545,6 +1731,23 @@
           <w:i/>
           <w:sz w:val="20"/>
         </w:rPr>
+        <w:t>visual occlusion</w:t>
+      </w:r>
+      <w:r>
+        <w:rPr>
+          <w:rFonts w:ascii="Arial" w:hAnsi="Arial"/>
+          <w:b w:val="0"/>
+          <w:sz w:val="20"/>
+        </w:rPr>
+        <w:t xml:space="preserve"> [2], [16], [17]. Di sisi lain, sensor inersia internal IMU dan sensor tekanan fluida kedalaman pada wahana dipengaruhi oleh derau frekuensi tinggi, getaran pendorong, dan fenomena </w:t>
+      </w:r>
+      <w:r>
+        <w:rPr>
+          <w:rFonts w:ascii="Arial" w:hAnsi="Arial"/>
+          <w:b w:val="0"/>
+          <w:i/>
+          <w:sz w:val="20"/>
+        </w:rPr>
         <w:t>sensor drift</w:t>
       </w:r>
       <w:r>
@@ -1553,7 +1756,7 @@
           <w:b w:val="0"/>
           <w:sz w:val="20"/>
         </w:rPr>
-        <w:t>) [14], [21], [31].</w:t>
+        <w:t xml:space="preserve"> [14], [21], [31].</w:t>
       </w:r>
     </w:p>
     <w:p>
@@ -1617,42 +1820,18 @@
         <w:rPr>
           <w:rFonts w:ascii="Arial" w:hAnsi="Arial"/>
           <w:b w:val="0"/>
-          <w:sz w:val="20"/>
-        </w:rPr>
-        <w:t>Penapis Pelacak Target Visual 8D (</w:t>
-      </w:r>
-      <w:r>
-        <w:rPr>
-          <w:rFonts w:ascii="Arial" w:hAnsi="Arial"/>
-          <w:b w:val="0"/>
           <w:i/>
           <w:sz w:val="20"/>
         </w:rPr>
-        <w:t>Topside Visual Kalman Filter</w:t>
-      </w:r>
-      <w:r>
-        <w:rPr>
-          <w:rFonts w:ascii="Arial" w:hAnsi="Arial"/>
-          <w:b w:val="0"/>
-          <w:sz w:val="20"/>
-        </w:rPr>
-        <w:t xml:space="preserve">, </w:t>
-      </w:r>
-      <w:r>
-        <w:rPr>
-          <w:rFonts w:ascii="Consolas" w:hAnsi="Consolas"/>
-          <w:b w:val="0"/>
-          <w:sz w:val="19"/>
-        </w:rPr>
-        <w:t>AUVVisualKalmanFilter</w:t>
-      </w:r>
-      <w:r>
-        <w:rPr>
-          <w:rFonts w:ascii="Arial" w:hAnsi="Arial"/>
-          <w:b w:val="0"/>
-          <w:sz w:val="20"/>
-        </w:rPr>
-        <w:t>): Penapis linier diskrit 8-dimensi berbasis model percepatan derau putih kontinu (</w:t>
+        <w:t>8D Visual Target Tracking Filter</w:t>
+      </w:r>
+      <w:r>
+        <w:rPr>
+          <w:rFonts w:ascii="Arial" w:hAnsi="Arial"/>
+          <w:b w:val="0"/>
+          <w:sz w:val="20"/>
+        </w:rPr>
+        <w:t xml:space="preserve"> (</w:t>
       </w:r>
       <w:r>
         <w:rPr>
@@ -1661,6 +1840,23 @@
           <w:i/>
           <w:sz w:val="20"/>
         </w:rPr>
+        <w:t>Topside Visual Target Kalman Filter</w:t>
+      </w:r>
+      <w:r>
+        <w:rPr>
+          <w:rFonts w:ascii="Arial" w:hAnsi="Arial"/>
+          <w:b w:val="0"/>
+          <w:sz w:val="20"/>
+        </w:rPr>
+        <w:t xml:space="preserve">): penapis linier diskrit 8-dimensi berbasis model </w:t>
+      </w:r>
+      <w:r>
+        <w:rPr>
+          <w:rFonts w:ascii="Arial" w:hAnsi="Arial"/>
+          <w:b w:val="0"/>
+          <w:i/>
+          <w:sz w:val="20"/>
+        </w:rPr>
         <w:t>Continuous White Noise Acceleration</w:t>
       </w:r>
       <w:r>
@@ -1669,7 +1865,7 @@
           <w:b w:val="0"/>
           <w:sz w:val="20"/>
         </w:rPr>
-        <w:t xml:space="preserve"> / CWNA) dengan kovariansi pengukuran adaptif berbobot konfidensi deteksi YOLO (</w:t>
+        <w:t xml:space="preserve"> (CWNA) dengan kovariansi pengukuran adaptif berbobot konfidensi deteksi YOLO (</w:t>
       </w:r>
       <w:r>
         <w:rPr>
@@ -1685,7 +1881,7 @@
           <w:b w:val="0"/>
           <w:sz w:val="20"/>
         </w:rPr>
-        <w:t>), penolakan pencilan (</w:t>
+        <w:t xml:space="preserve">), </w:t>
       </w:r>
       <w:r>
         <w:rPr>
@@ -1702,7 +1898,7 @@
           <w:b w:val="0"/>
           <w:sz w:val="20"/>
         </w:rPr>
-        <w:t xml:space="preserve">) jarak Mahalanobis </w:t>
+        <w:t xml:space="preserve"> jarak Mahalanobis </w:t>
       </w:r>
       <w:r>
         <w:rPr>
@@ -1738,17 +1934,26 @@
         <w:rPr>
           <w:rFonts w:ascii="Arial" w:hAnsi="Arial"/>
           <w:b w:val="0"/>
-          <w:sz w:val="20"/>
-        </w:rPr>
-        <w:t>Penapis Estimasi Dinamika Hidrodinamika 6-DOF (</w:t>
-      </w:r>
-      <w:r>
-        <w:rPr>
-          <w:rFonts w:ascii="Arial" w:hAnsi="Arial"/>
-          <w:b w:val="0"/>
           <w:i/>
           <w:sz w:val="20"/>
         </w:rPr>
+        <w:t>6-DOF Hydrodynamic Dynamics Estimation Filter</w:t>
+      </w:r>
+      <w:r>
+        <w:rPr>
+          <w:rFonts w:ascii="Arial" w:hAnsi="Arial"/>
+          <w:b w:val="0"/>
+          <w:sz w:val="20"/>
+        </w:rPr>
+        <w:t xml:space="preserve"> (</w:t>
+      </w:r>
+      <w:r>
+        <w:rPr>
+          <w:rFonts w:ascii="Arial" w:hAnsi="Arial"/>
+          <w:b w:val="0"/>
+          <w:i/>
+          <w:sz w:val="20"/>
+        </w:rPr>
         <w:t>Subsea Hydrodynamic Extended Kalman Filter</w:t>
       </w:r>
       <w:r>
@@ -1757,23 +1962,7 @@
           <w:b w:val="0"/>
           <w:sz w:val="20"/>
         </w:rPr>
-        <w:t xml:space="preserve">, </w:t>
-      </w:r>
-      <w:r>
-        <w:rPr>
-          <w:rFonts w:ascii="Consolas" w:hAnsi="Consolas"/>
-          <w:b w:val="0"/>
-          <w:sz w:val="19"/>
-        </w:rPr>
-        <w:t>AUVDynamicsKalmanFilter</w:t>
-      </w:r>
-      <w:r>
-        <w:rPr>
-          <w:rFonts w:ascii="Arial" w:hAnsi="Arial"/>
-          <w:b w:val="0"/>
-          <w:sz w:val="20"/>
-        </w:rPr>
-        <w:t xml:space="preserve">): Penapis non-linier </w:t>
+        <w:t xml:space="preserve">): </w:t>
       </w:r>
       <w:r>
         <w:rPr>
@@ -1782,6 +1971,23 @@
           <w:i/>
           <w:sz w:val="20"/>
         </w:rPr>
+        <w:t>filter</w:t>
+      </w:r>
+      <w:r>
+        <w:rPr>
+          <w:rFonts w:ascii="Arial" w:hAnsi="Arial"/>
+          <w:b w:val="0"/>
+          <w:sz w:val="20"/>
+        </w:rPr>
+        <w:t xml:space="preserve"> non-linier </w:t>
+      </w:r>
+      <w:r>
+        <w:rPr>
+          <w:rFonts w:ascii="Arial" w:hAnsi="Arial"/>
+          <w:b w:val="0"/>
+          <w:i/>
+          <w:sz w:val="20"/>
+        </w:rPr>
         <w:t>Extended Kalman Filter</w:t>
       </w:r>
       <w:r>
@@ -1807,7 +2013,7 @@
           <w:b w:val="0"/>
           <w:sz w:val="20"/>
         </w:rPr>
-        <w:t xml:space="preserve"> wahana yang memadukan dinamika model kinetika Fossen 6-DOF dengan data telemetri sensor inersia IMU dan sensor tekanan kedalaman MS5837, sekaligus berfungsi sebagai pengamat gangguan arus laut (</w:t>
+        <w:t xml:space="preserve"> wahana yang memadukan dinamika </w:t>
       </w:r>
       <w:r>
         <w:rPr>
@@ -1816,6 +2022,23 @@
           <w:i/>
           <w:sz w:val="20"/>
         </w:rPr>
+        <w:t>Fossen 6-DOF kinetic model</w:t>
+      </w:r>
+      <w:r>
+        <w:rPr>
+          <w:rFonts w:ascii="Arial" w:hAnsi="Arial"/>
+          <w:b w:val="0"/>
+          <w:sz w:val="20"/>
+        </w:rPr>
+        <w:t xml:space="preserve"> dengan data telemetri sensor inersia IMU dan sensor tekanan kedalaman MS5837, sekaligus berfungsi sebagai </w:t>
+      </w:r>
+      <w:r>
+        <w:rPr>
+          <w:rFonts w:ascii="Arial" w:hAnsi="Arial"/>
+          <w:b w:val="0"/>
+          <w:i/>
+          <w:sz w:val="20"/>
+        </w:rPr>
         <w:t>ocean current disturbance observer</w:t>
       </w:r>
       <w:r>
@@ -1824,7 +2047,24 @@
           <w:b w:val="0"/>
           <w:sz w:val="20"/>
         </w:rPr>
-        <w:t>) secara seketika [7], [18], [29], [31].</w:t>
+        <w:t xml:space="preserve"> secara </w:t>
+      </w:r>
+      <w:r>
+        <w:rPr>
+          <w:rFonts w:ascii="Arial" w:hAnsi="Arial"/>
+          <w:b w:val="0"/>
+          <w:i/>
+          <w:sz w:val="20"/>
+        </w:rPr>
+        <w:t>real-time</w:t>
+      </w:r>
+      <w:r>
+        <w:rPr>
+          <w:rFonts w:ascii="Arial" w:hAnsi="Arial"/>
+          <w:b w:val="0"/>
+          <w:sz w:val="20"/>
+        </w:rPr>
+        <w:t xml:space="preserve"> [7], [18], [29], [31].</w:t>
       </w:r>
     </w:p>
     <w:p>
@@ -1852,7 +2092,7 @@
           <w:rFonts w:ascii="Arial" w:hAnsi="Arial"/>
           <w:sz w:val="20"/>
         </w:rPr>
-        <w:t>), keterpaduan antara rekayasa sistem terstruktur (</w:t>
+        <w:t xml:space="preserve">), keterpaduan antara </w:t>
       </w:r>
       <w:r>
         <w:rPr>
@@ -1867,7 +2107,7 @@
           <w:rFonts w:ascii="Arial" w:hAnsi="Arial"/>
           <w:sz w:val="20"/>
         </w:rPr>
-        <w:t xml:space="preserve">), modularitas perangkat keras, dan integrasi simulasi </w:t>
+        <w:t xml:space="preserve">, modularitas perangkat keras, dan integrasi simulasi </w:t>
       </w:r>
       <w:r>
         <w:rPr>
@@ -1897,7 +2137,7 @@
           <w:rFonts w:ascii="Arial" w:hAnsi="Arial"/>
           <w:sz w:val="20"/>
         </w:rPr>
-        <w:t xml:space="preserve"> (HITL) menjadi kunci utama dalam menjembatani kesenjangan antara simulasi virtual (</w:t>
+        <w:t xml:space="preserve"> (HITL) menjadi kunci utama dalam menjembatani kesenjangan antara simulasi virtual dan dinamika perairan nyata [8], [9], [11], [14], [15], [19], [20], [21], [30], [31], [35], [36], [41]. Oleh karena itu, penelitian tugas akhir ini menyajikan studi komprehensif mengenai formulasi analitis kinematika dan </w:t>
       </w:r>
       <w:r>
         <w:rPr>
@@ -1905,44 +2145,14 @@
           <w:i/>
           <w:sz w:val="20"/>
         </w:rPr>
-        <w:t>virtual waters</w:t>
-      </w:r>
-      <w:r>
-        <w:rPr>
-          <w:rFonts w:ascii="Arial" w:hAnsi="Arial"/>
-          <w:sz w:val="20"/>
-        </w:rPr>
-        <w:t>) dan dinamika perairan nyata (</w:t>
-      </w:r>
-      <w:r>
-        <w:rPr>
-          <w:rFonts w:ascii="Arial" w:hAnsi="Arial"/>
-          <w:i/>
-          <w:sz w:val="20"/>
-        </w:rPr>
-        <w:t>real oceans</w:t>
-      </w:r>
-      <w:r>
-        <w:rPr>
-          <w:rFonts w:ascii="Arial" w:hAnsi="Arial"/>
-          <w:sz w:val="20"/>
-        </w:rPr>
-        <w:t xml:space="preserve">) [8], [9], [11], [14], [15], [19], [20], [21], [30], [31], [35], [36], [41]. Oleh karena itu, penelitian tugas akhir ini menyajikan studi komprehensif mengenai formulasi analitis kinematika dan dinamika 6-DOF, implementasi algoritma alokasi gaya dorong </w:t>
-      </w:r>
-      <w:r>
-        <w:rPr>
-          <w:rFonts w:ascii="Arial" w:hAnsi="Arial"/>
-          <w:i/>
-          <w:sz w:val="20"/>
-        </w:rPr>
-        <w:t>over-actuated</w:t>
-      </w:r>
-      <w:r>
-        <w:rPr>
-          <w:rFonts w:ascii="Arial" w:hAnsi="Arial"/>
-          <w:sz w:val="20"/>
-        </w:rPr>
-        <w:t xml:space="preserve">, perancangan </w:t>
+        <w:t>6-DOF dynamics</w:t>
+      </w:r>
+      <w:r>
+        <w:rPr>
+          <w:rFonts w:ascii="Arial" w:hAnsi="Arial"/>
+          <w:sz w:val="20"/>
+        </w:rPr>
+        <w:t xml:space="preserve"> Fossen, perancangan </w:t>
       </w:r>
       <w:r>
         <w:rPr>
@@ -2010,7 +2220,7 @@
           <w:b w:val="0"/>
           <w:sz w:val="20"/>
         </w:rPr>
-        <w:t xml:space="preserve">Bagaimana model kinematika 6-DOF lengkap dari AUV </w:t>
+        <w:t xml:space="preserve">Bagaimana </w:t>
       </w:r>
       <w:r>
         <w:rPr>
@@ -2019,6 +2229,23 @@
           <w:i/>
           <w:sz w:val="20"/>
         </w:rPr>
+        <w:t>kinematic model</w:t>
+      </w:r>
+      <w:r>
+        <w:rPr>
+          <w:rFonts w:ascii="Arial" w:hAnsi="Arial"/>
+          <w:b w:val="0"/>
+          <w:sz w:val="20"/>
+        </w:rPr>
+        <w:t xml:space="preserve"> 6-DOF lengkap dari AUV </w:t>
+      </w:r>
+      <w:r>
+        <w:rPr>
+          <w:rFonts w:ascii="Arial" w:hAnsi="Arial"/>
+          <w:b w:val="0"/>
+          <w:i/>
+          <w:sz w:val="20"/>
+        </w:rPr>
         <w:t>vectored</w:t>
       </w:r>
       <w:r>
@@ -2027,7 +2254,7 @@
           <w:b w:val="0"/>
           <w:sz w:val="20"/>
         </w:rPr>
-        <w:t xml:space="preserve"> 8-pendorong diturunkan dari prinsip pertama (</w:t>
+        <w:t xml:space="preserve"> 8-pendorong diturunkan dari </w:t>
       </w:r>
       <w:r>
         <w:rPr>
@@ -2044,7 +2271,7 @@
           <w:b w:val="0"/>
           <w:sz w:val="20"/>
         </w:rPr>
-        <w:t>)?</w:t>
+        <w:t>?</w:t>
       </w:r>
     </w:p>
     <w:p>
@@ -2058,7 +2285,22 @@
           <w:rFonts w:ascii="Arial" w:hAnsi="Arial"/>
           <w:sz w:val="20"/>
         </w:rPr>
-        <w:t xml:space="preserve">Secara khusus, bagaimana matriks transformasi koordinat linier </w:t>
+        <w:t xml:space="preserve">Secara khusus, bagaimana </w:t>
+      </w:r>
+      <w:r>
+        <w:rPr>
+          <w:rFonts w:ascii="Arial" w:hAnsi="Arial"/>
+          <w:i/>
+          <w:sz w:val="20"/>
+        </w:rPr>
+        <w:t>linear coordinate transformation matrix</w:t>
+      </w:r>
+      <w:r>
+        <w:rPr>
+          <w:rFonts w:ascii="Arial" w:hAnsi="Arial"/>
+          <w:sz w:val="20"/>
+        </w:rPr>
+        <w:t xml:space="preserve"> </w:t>
       </w:r>
       <w:r>
         <w:rPr>
@@ -2072,7 +2314,22 @@
           <w:rFonts w:ascii="Arial" w:hAnsi="Arial"/>
           <w:sz w:val="20"/>
         </w:rPr>
-        <w:t xml:space="preserve"> dan matriks transformasi kecepatan sudut </w:t>
+        <w:t xml:space="preserve"> dan </w:t>
+      </w:r>
+      <w:r>
+        <w:rPr>
+          <w:rFonts w:ascii="Arial" w:hAnsi="Arial"/>
+          <w:i/>
+          <w:sz w:val="20"/>
+        </w:rPr>
+        <w:t>angular velocity transformation matrix</w:t>
+      </w:r>
+      <w:r>
+        <w:rPr>
+          <w:rFonts w:ascii="Arial" w:hAnsi="Arial"/>
+          <w:sz w:val="20"/>
+        </w:rPr>
+        <w:t xml:space="preserve"> </w:t>
       </w:r>
       <w:r>
         <w:rPr>
@@ -2086,7 +2343,22 @@
           <w:rFonts w:ascii="Arial" w:hAnsi="Arial"/>
           <w:sz w:val="20"/>
         </w:rPr>
-        <w:t xml:space="preserve"> diturunkan antara Kerangka Acuan Inersia Bumi (</w:t>
+        <w:t xml:space="preserve"> diturunkan antara </w:t>
+      </w:r>
+      <w:r>
+        <w:rPr>
+          <w:rFonts w:ascii="Arial" w:hAnsi="Arial"/>
+          <w:i/>
+          <w:sz w:val="20"/>
+        </w:rPr>
+        <w:t>North-East-Down (NED) inertial frame</w:t>
+      </w:r>
+      <w:r>
+        <w:rPr>
+          <w:rFonts w:ascii="Arial" w:hAnsi="Arial"/>
+          <w:sz w:val="20"/>
+        </w:rPr>
+        <w:t xml:space="preserve"> (</w:t>
       </w:r>
       <w:r>
         <w:rPr>
@@ -2100,7 +2372,22 @@
           <w:rFonts w:ascii="Arial" w:hAnsi="Arial"/>
           <w:sz w:val="20"/>
         </w:rPr>
-        <w:t>) dan Kerangka Acuan Bodi Wahana (</w:t>
+        <w:t xml:space="preserve">) dan </w:t>
+      </w:r>
+      <w:r>
+        <w:rPr>
+          <w:rFonts w:ascii="Arial" w:hAnsi="Arial"/>
+          <w:i/>
+          <w:sz w:val="20"/>
+        </w:rPr>
+        <w:t>body-fixed frame</w:t>
+      </w:r>
+      <w:r>
+        <w:rPr>
+          <w:rFonts w:ascii="Arial" w:hAnsi="Arial"/>
+          <w:sz w:val="20"/>
+        </w:rPr>
+        <w:t xml:space="preserve"> (</w:t>
       </w:r>
       <w:r>
         <w:rPr>
@@ -2114,7 +2401,7 @@
           <w:rFonts w:ascii="Arial" w:hAnsi="Arial"/>
           <w:sz w:val="20"/>
         </w:rPr>
-        <w:t>), bagaimana singularitas kinematik (</w:t>
+        <w:t xml:space="preserve">), bagaimana </w:t>
       </w:r>
       <w:r>
         <w:rPr>
@@ -2122,6 +2409,21 @@
           <w:i/>
           <w:sz w:val="20"/>
         </w:rPr>
+        <w:t>kinematic singularity</w:t>
+      </w:r>
+      <w:r>
+        <w:rPr>
+          <w:rFonts w:ascii="Arial" w:hAnsi="Arial"/>
+          <w:sz w:val="20"/>
+        </w:rPr>
+        <w:t xml:space="preserve"> (</w:t>
+      </w:r>
+      <w:r>
+        <w:rPr>
+          <w:rFonts w:ascii="Arial" w:hAnsi="Arial"/>
+          <w:i/>
+          <w:sz w:val="20"/>
+        </w:rPr>
         <w:t>gimbal lock</w:t>
       </w:r>
       <w:r>
@@ -2158,7 +2460,7 @@
           <w:rFonts w:ascii="Arial" w:hAnsi="Arial"/>
           <w:sz w:val="20"/>
         </w:rPr>
-        <w:t>) diselesaikan menggunakan formulasi kuaternion (</w:t>
+        <w:t xml:space="preserve">) diselesaikan menggunakan </w:t>
       </w:r>
       <w:r>
         <w:rPr>
@@ -2166,14 +2468,29 @@
           <w:i/>
           <w:sz w:val="20"/>
         </w:rPr>
-        <w:t>unit quaternion</w:t>
-      </w:r>
-      <w:r>
-        <w:rPr>
-          <w:rFonts w:ascii="Arial" w:hAnsi="Arial"/>
-          <w:sz w:val="20"/>
-        </w:rPr>
-        <w:t xml:space="preserve">), serta bagaimana matriks Jacobian kinematika terpadu </w:t>
+        <w:t>unit quaternion formulation</w:t>
+      </w:r>
+      <w:r>
+        <w:rPr>
+          <w:rFonts w:ascii="Arial" w:hAnsi="Arial"/>
+          <w:sz w:val="20"/>
+        </w:rPr>
+        <w:t xml:space="preserve">, serta bagaimana </w:t>
+      </w:r>
+      <w:r>
+        <w:rPr>
+          <w:rFonts w:ascii="Arial" w:hAnsi="Arial"/>
+          <w:i/>
+          <w:sz w:val="20"/>
+        </w:rPr>
+        <w:t>integrated kinematic Jacobian matrix</w:t>
+      </w:r>
+      <w:r>
+        <w:rPr>
+          <w:rFonts w:ascii="Arial" w:hAnsi="Arial"/>
+          <w:sz w:val="20"/>
+        </w:rPr>
+        <w:t xml:space="preserve"> </w:t>
       </w:r>
       <w:r>
         <w:rPr>
@@ -2223,7 +2540,41 @@
           <w:b w:val="0"/>
           <w:sz w:val="20"/>
         </w:rPr>
-        <w:t>Bagaimana persamaan gerak dinamika non-linier 6-DOF diturunkan dan diparameterisasi menggunakan model hidrodinamika Fossen?</w:t>
+        <w:t xml:space="preserve">Bagaimana </w:t>
+      </w:r>
+      <w:r>
+        <w:rPr>
+          <w:rFonts w:ascii="Arial" w:hAnsi="Arial"/>
+          <w:b w:val="0"/>
+          <w:i/>
+          <w:sz w:val="20"/>
+        </w:rPr>
+        <w:t>nonlinear dynamics equations of motion</w:t>
+      </w:r>
+      <w:r>
+        <w:rPr>
+          <w:rFonts w:ascii="Arial" w:hAnsi="Arial"/>
+          <w:b w:val="0"/>
+          <w:sz w:val="20"/>
+        </w:rPr>
+        <w:t xml:space="preserve"> 6-DOF diturunkan dan diparameterisasi menggunakan </w:t>
+      </w:r>
+      <w:r>
+        <w:rPr>
+          <w:rFonts w:ascii="Arial" w:hAnsi="Arial"/>
+          <w:b w:val="0"/>
+          <w:i/>
+          <w:sz w:val="20"/>
+        </w:rPr>
+        <w:t>Fossen hydrodynamic model</w:t>
+      </w:r>
+      <w:r>
+        <w:rPr>
+          <w:rFonts w:ascii="Arial" w:hAnsi="Arial"/>
+          <w:b w:val="0"/>
+          <w:sz w:val="20"/>
+        </w:rPr>
+        <w:t>?</w:t>
       </w:r>
     </w:p>
     <w:p>
@@ -2237,7 +2588,22 @@
           <w:rFonts w:ascii="Arial" w:hAnsi="Arial"/>
           <w:sz w:val="20"/>
         </w:rPr>
-        <w:t xml:space="preserve">Secara spesifik, bagaimana matriks inersia benda tegar </w:t>
+        <w:t xml:space="preserve">Secara spesifik, bagaimana </w:t>
+      </w:r>
+      <w:r>
+        <w:rPr>
+          <w:rFonts w:ascii="Arial" w:hAnsi="Arial"/>
+          <w:i/>
+          <w:sz w:val="20"/>
+        </w:rPr>
+        <w:t>rigid-body inertia matrix</w:t>
+      </w:r>
+      <w:r>
+        <w:rPr>
+          <w:rFonts w:ascii="Arial" w:hAnsi="Arial"/>
+          <w:sz w:val="20"/>
+        </w:rPr>
+        <w:t xml:space="preserve"> </w:t>
       </w:r>
       <w:r>
         <w:rPr>
@@ -2251,7 +2617,22 @@
           <w:rFonts w:ascii="Arial" w:hAnsi="Arial"/>
           <w:sz w:val="20"/>
         </w:rPr>
-        <w:t xml:space="preserve">, matriks massa tambah hidrodinamika fluida </w:t>
+        <w:t xml:space="preserve">, matriks </w:t>
+      </w:r>
+      <w:r>
+        <w:rPr>
+          <w:rFonts w:ascii="Arial" w:hAnsi="Arial"/>
+          <w:i/>
+          <w:sz w:val="20"/>
+        </w:rPr>
+        <w:t>hydrodynamic added mass</w:t>
+      </w:r>
+      <w:r>
+        <w:rPr>
+          <w:rFonts w:ascii="Arial" w:hAnsi="Arial"/>
+          <w:sz w:val="20"/>
+        </w:rPr>
+        <w:t xml:space="preserve"> </w:t>
       </w:r>
       <w:r>
         <w:rPr>
@@ -2265,7 +2646,22 @@
           <w:rFonts w:ascii="Arial" w:hAnsi="Arial"/>
           <w:sz w:val="20"/>
         </w:rPr>
-        <w:t xml:space="preserve">, matriks Coriolis-sentripetal benda tegar </w:t>
+        <w:t xml:space="preserve">, matriks </w:t>
+      </w:r>
+      <w:r>
+        <w:rPr>
+          <w:rFonts w:ascii="Arial" w:hAnsi="Arial"/>
+          <w:i/>
+          <w:sz w:val="20"/>
+        </w:rPr>
+        <w:t>Coriolis-centripetal</w:t>
+      </w:r>
+      <w:r>
+        <w:rPr>
+          <w:rFonts w:ascii="Arial" w:hAnsi="Arial"/>
+          <w:sz w:val="20"/>
+        </w:rPr>
+        <w:t xml:space="preserve"> benda tegar </w:t>
       </w:r>
       <w:r>
         <w:rPr>
@@ -2279,7 +2675,22 @@
           <w:rFonts w:ascii="Arial" w:hAnsi="Arial"/>
           <w:sz w:val="20"/>
         </w:rPr>
-        <w:t xml:space="preserve">, matriks Coriolis massa tambah </w:t>
+        <w:t xml:space="preserve">, </w:t>
+      </w:r>
+      <w:r>
+        <w:rPr>
+          <w:rFonts w:ascii="Arial" w:hAnsi="Arial"/>
+          <w:i/>
+          <w:sz w:val="20"/>
+        </w:rPr>
+        <w:t>added mass Coriolis matrix</w:t>
+      </w:r>
+      <w:r>
+        <w:rPr>
+          <w:rFonts w:ascii="Arial" w:hAnsi="Arial"/>
+          <w:sz w:val="20"/>
+        </w:rPr>
+        <w:t xml:space="preserve"> </w:t>
       </w:r>
       <w:r>
         <w:rPr>
@@ -2293,7 +2704,22 @@
           <w:rFonts w:ascii="Arial" w:hAnsi="Arial"/>
           <w:sz w:val="20"/>
         </w:rPr>
-        <w:t xml:space="preserve">, tensor redaman hidrodinamika gesekan linier dan kuadratik gabungan </w:t>
+        <w:t xml:space="preserve">, tensor redaman </w:t>
+      </w:r>
+      <w:r>
+        <w:rPr>
+          <w:rFonts w:ascii="Arial" w:hAnsi="Arial"/>
+          <w:i/>
+          <w:sz w:val="20"/>
+        </w:rPr>
+        <w:t>linear and quadratic damping</w:t>
+      </w:r>
+      <w:r>
+        <w:rPr>
+          <w:rFonts w:ascii="Arial" w:hAnsi="Arial"/>
+          <w:sz w:val="20"/>
+        </w:rPr>
+        <w:t xml:space="preserve"> </w:t>
       </w:r>
       <w:r>
         <w:rPr>
@@ -2307,7 +2733,22 @@
           <w:rFonts w:ascii="Arial" w:hAnsi="Arial"/>
           <w:sz w:val="20"/>
         </w:rPr>
-        <w:t xml:space="preserve">, serta vektor gaya dan momen pemulih hidrostatis </w:t>
+        <w:t xml:space="preserve">, serta </w:t>
+      </w:r>
+      <w:r>
+        <w:rPr>
+          <w:rFonts w:ascii="Arial" w:hAnsi="Arial"/>
+          <w:i/>
+          <w:sz w:val="20"/>
+        </w:rPr>
+        <w:t>hydrostatic restoring forces and moments</w:t>
+      </w:r>
+      <w:r>
+        <w:rPr>
+          <w:rFonts w:ascii="Arial" w:hAnsi="Arial"/>
+          <w:sz w:val="20"/>
+        </w:rPr>
+        <w:t xml:space="preserve"> </w:t>
       </w:r>
       <w:r>
         <w:rPr>
@@ -2343,7 +2784,7 @@
           <w:b w:val="0"/>
           <w:sz w:val="20"/>
         </w:rPr>
-        <w:t xml:space="preserve">Bagaimana matriks alokasi gaya dorong 6x8 sistem </w:t>
+        <w:t xml:space="preserve">Bagaimana </w:t>
       </w:r>
       <w:r>
         <w:rPr>
@@ -2352,15 +2793,32 @@
           <w:i/>
           <w:sz w:val="20"/>
         </w:rPr>
-        <w:t>over-actuated</w:t>
-      </w:r>
-      <w:r>
-        <w:rPr>
-          <w:rFonts w:ascii="Arial" w:hAnsi="Arial"/>
-          <w:b w:val="0"/>
-          <w:sz w:val="20"/>
-        </w:rPr>
-        <w:t xml:space="preserve"> diformulasikan dan diselesaikan?</w:t>
+        <w:t>suite</w:t>
+      </w:r>
+      <w:r>
+        <w:rPr>
+          <w:rFonts w:ascii="Arial" w:hAnsi="Arial"/>
+          <w:b w:val="0"/>
+          <w:sz w:val="20"/>
+        </w:rPr>
+        <w:t xml:space="preserve"> estimasi keadaan optimal </w:t>
+      </w:r>
+      <w:r>
+        <w:rPr>
+          <w:rFonts w:ascii="Arial" w:hAnsi="Arial"/>
+          <w:b w:val="0"/>
+          <w:i/>
+          <w:sz w:val="20"/>
+        </w:rPr>
+        <w:t>Kalman Filter</w:t>
+      </w:r>
+      <w:r>
+        <w:rPr>
+          <w:rFonts w:ascii="Arial" w:hAnsi="Arial"/>
+          <w:b w:val="0"/>
+          <w:sz w:val="20"/>
+        </w:rPr>
+        <w:t xml:space="preserve"> dirancang dan diformulasikan baik untuk pelacakan target visual maupun estimasi keadaan hidrodinamika?</w:t>
       </w:r>
     </w:p>
     <w:p>
@@ -2374,35 +2832,7 @@
           <w:rFonts w:ascii="Arial" w:hAnsi="Arial"/>
           <w:sz w:val="20"/>
         </w:rPr>
-        <w:t xml:space="preserve">Mengingat wahana memiliki delapan pendorong fisik untuk mengendalikan enam derajat kebebasan spasial, bagaimana matriks alokasi gaya dorong geometris berukuran </w:t>
-      </w:r>
-      <w:r>
-        <w:rPr>
-          <w:rFonts w:ascii="Arial" w:hAnsi="Arial"/>
-          <w:sz w:val="20"/>
-        </w:rPr>
-        <w:t>$$6 \times 8$$</w:t>
-      </w:r>
-      <w:r>
-        <w:rPr>
-          <w:rFonts w:ascii="Arial" w:hAnsi="Arial"/>
-          <w:sz w:val="20"/>
-        </w:rPr>
-        <w:t xml:space="preserve"> (</w:t>
-      </w:r>
-      <w:r>
-        <w:rPr>
-          <w:rFonts w:ascii="Arial" w:hAnsi="Arial"/>
-          <w:sz w:val="20"/>
-        </w:rPr>
-        <w:t>$$\mathbf{T}_{6 \times 8}$$</w:t>
-      </w:r>
-      <w:r>
-        <w:rPr>
-          <w:rFonts w:ascii="Arial" w:hAnsi="Arial"/>
-          <w:sz w:val="20"/>
-        </w:rPr>
-        <w:t xml:space="preserve">) disusun berdasarkan koordinat spasial dan vektor satuan arah dorong masing-masing aktuator, serta bagaimana permasalahan alokasi kendali </w:t>
+        <w:t xml:space="preserve">Secara terperinci, bagaimana </w:t>
       </w:r>
       <w:r>
         <w:rPr>
@@ -2410,28 +2840,14 @@
           <w:i/>
           <w:sz w:val="20"/>
         </w:rPr>
-        <w:t>over-actuated</w:t>
-      </w:r>
-      <w:r>
-        <w:rPr>
-          <w:rFonts w:ascii="Arial" w:hAnsi="Arial"/>
-          <w:sz w:val="20"/>
-        </w:rPr>
-        <w:t xml:space="preserve"> diselesaikan menggunakan invers semu Moore-Penrose (</w:t>
-      </w:r>
-      <w:r>
-        <w:rPr>
-          <w:rFonts w:ascii="Arial" w:hAnsi="Arial"/>
-          <w:sz w:val="20"/>
-        </w:rPr>
-        <w:t>$$\mathbf{T}_{6 \times 8}^\dagger$$</w:t>
-      </w:r>
-      <w:r>
-        <w:rPr>
-          <w:rFonts w:ascii="Arial" w:hAnsi="Arial"/>
-          <w:sz w:val="20"/>
-        </w:rPr>
-        <w:t>) untuk mencapai distribusi gaya dorong dengan kriteria energi minimum (</w:t>
+        <w:t>8D visual filter</w:t>
+      </w:r>
+      <w:r>
+        <w:rPr>
+          <w:rFonts w:ascii="Arial" w:hAnsi="Arial"/>
+          <w:sz w:val="20"/>
+        </w:rPr>
+        <w:t xml:space="preserve"> diformulasikan menggunakan </w:t>
       </w:r>
       <w:r>
         <w:rPr>
@@ -2439,14 +2855,163 @@
           <w:i/>
           <w:sz w:val="20"/>
         </w:rPr>
-        <w:t>minimum-energy thrust allocation</w:t>
-      </w:r>
-      <w:r>
-        <w:rPr>
-          <w:rFonts w:ascii="Arial" w:hAnsi="Arial"/>
-          <w:sz w:val="20"/>
-        </w:rPr>
-        <w:t>) [7], [21], [32]?</w:t>
+        <w:t>CWNA kinematic model transition</w:t>
+      </w:r>
+      <w:r>
+        <w:rPr>
+          <w:rFonts w:ascii="Arial" w:hAnsi="Arial"/>
+          <w:sz w:val="20"/>
+        </w:rPr>
+        <w:t xml:space="preserve">, </w:t>
+      </w:r>
+      <w:r>
+        <w:rPr>
+          <w:rFonts w:ascii="Arial" w:hAnsi="Arial"/>
+          <w:i/>
+          <w:sz w:val="20"/>
+        </w:rPr>
+        <w:t>adaptive covariance update</w:t>
+      </w:r>
+      <w:r>
+        <w:rPr>
+          <w:rFonts w:ascii="Arial" w:hAnsi="Arial"/>
+          <w:sz w:val="20"/>
+        </w:rPr>
+        <w:t xml:space="preserve"> </w:t>
+      </w:r>
+      <w:r>
+        <w:rPr>
+          <w:rFonts w:ascii="Arial" w:hAnsi="Arial"/>
+          <w:sz w:val="20"/>
+        </w:rPr>
+        <w:t>$$\mathbf{R}_k(\text{conf})$$</w:t>
+      </w:r>
+      <w:r>
+        <w:rPr>
+          <w:rFonts w:ascii="Arial" w:hAnsi="Arial"/>
+          <w:sz w:val="20"/>
+        </w:rPr>
+        <w:t xml:space="preserve">, dan </w:t>
+      </w:r>
+      <w:r>
+        <w:rPr>
+          <w:rFonts w:ascii="Arial" w:hAnsi="Arial"/>
+          <w:i/>
+          <w:sz w:val="20"/>
+        </w:rPr>
+        <w:t>outlier gating</w:t>
+      </w:r>
+      <w:r>
+        <w:rPr>
+          <w:rFonts w:ascii="Arial" w:hAnsi="Arial"/>
+          <w:sz w:val="20"/>
+        </w:rPr>
+        <w:t xml:space="preserve"> jarak Mahalanobis untuk mengatasi </w:t>
+      </w:r>
+      <w:r>
+        <w:rPr>
+          <w:rFonts w:ascii="Arial" w:hAnsi="Arial"/>
+          <w:i/>
+          <w:sz w:val="20"/>
+        </w:rPr>
+        <w:t>target occlusion</w:t>
+      </w:r>
+      <w:r>
+        <w:rPr>
+          <w:rFonts w:ascii="Arial" w:hAnsi="Arial"/>
+          <w:sz w:val="20"/>
+        </w:rPr>
+        <w:t xml:space="preserve"> [2], [16], [17], [25], serta bagaimana </w:t>
+      </w:r>
+      <w:r>
+        <w:rPr>
+          <w:rFonts w:ascii="Arial" w:hAnsi="Arial"/>
+          <w:i/>
+          <w:sz w:val="20"/>
+        </w:rPr>
+        <w:t>Extended Kalman Filter</w:t>
+      </w:r>
+      <w:r>
+        <w:rPr>
+          <w:rFonts w:ascii="Arial" w:hAnsi="Arial"/>
+          <w:sz w:val="20"/>
+        </w:rPr>
+        <w:t xml:space="preserve"> (EKF) non-linier diturunkan untuk melakukan </w:t>
+      </w:r>
+      <w:r>
+        <w:rPr>
+          <w:rFonts w:ascii="Arial" w:hAnsi="Arial"/>
+          <w:i/>
+          <w:sz w:val="20"/>
+        </w:rPr>
+        <w:t>sensor fusion</w:t>
+      </w:r>
+      <w:r>
+        <w:rPr>
+          <w:rFonts w:ascii="Arial" w:hAnsi="Arial"/>
+          <w:sz w:val="20"/>
+        </w:rPr>
+        <w:t xml:space="preserve"> IMU dan </w:t>
+      </w:r>
+      <w:r>
+        <w:rPr>
+          <w:rFonts w:ascii="Arial" w:hAnsi="Arial"/>
+          <w:i/>
+          <w:sz w:val="20"/>
+        </w:rPr>
+        <w:t>depth sensor</w:t>
+      </w:r>
+      <w:r>
+        <w:rPr>
+          <w:rFonts w:ascii="Arial" w:hAnsi="Arial"/>
+          <w:sz w:val="20"/>
+        </w:rPr>
+        <w:t xml:space="preserve"> dengan </w:t>
+      </w:r>
+      <w:r>
+        <w:rPr>
+          <w:rFonts w:ascii="Arial" w:hAnsi="Arial"/>
+          <w:i/>
+          <w:sz w:val="20"/>
+        </w:rPr>
+        <w:t>Fossen 6-DOF kinetic model</w:t>
+      </w:r>
+      <w:r>
+        <w:rPr>
+          <w:rFonts w:ascii="Arial" w:hAnsi="Arial"/>
+          <w:sz w:val="20"/>
+        </w:rPr>
+        <w:t xml:space="preserve"> guna melakukan </w:t>
+      </w:r>
+      <w:r>
+        <w:rPr>
+          <w:rFonts w:ascii="Arial" w:hAnsi="Arial"/>
+          <w:i/>
+          <w:sz w:val="20"/>
+        </w:rPr>
+        <w:t>body velocity reconstruction</w:t>
+      </w:r>
+      <w:r>
+        <w:rPr>
+          <w:rFonts w:ascii="Arial" w:hAnsi="Arial"/>
+          <w:sz w:val="20"/>
+        </w:rPr>
+        <w:t xml:space="preserve"> dan melakukan </w:t>
+      </w:r>
+      <w:r>
+        <w:rPr>
+          <w:rFonts w:ascii="Arial" w:hAnsi="Arial"/>
+          <w:i/>
+          <w:sz w:val="20"/>
+        </w:rPr>
+        <w:t>ocean current disturbance estimation</w:t>
+      </w:r>
+      <w:r>
+        <w:rPr>
+          <w:rFonts w:ascii="Arial" w:hAnsi="Arial"/>
+          <w:sz w:val="20"/>
+        </w:rPr>
+        <w:t xml:space="preserve"> [7], [18], [29]?</w:t>
       </w:r>
     </w:p>
     <w:p>
@@ -2468,7 +3033,7 @@
           <w:b w:val="0"/>
           <w:sz w:val="20"/>
         </w:rPr>
-        <w:t xml:space="preserve">Bagaimana </w:t>
+        <w:t xml:space="preserve">Bagaimana sistem yang telah terintegrasi divalidasi melintasi arsitektur </w:t>
       </w:r>
       <w:r>
         <w:rPr>
@@ -2477,15 +3042,15 @@
           <w:i/>
           <w:sz w:val="20"/>
         </w:rPr>
-        <w:t>suite</w:t>
-      </w:r>
-      <w:r>
-        <w:rPr>
-          <w:rFonts w:ascii="Arial" w:hAnsi="Arial"/>
-          <w:b w:val="0"/>
-          <w:sz w:val="20"/>
-        </w:rPr>
-        <w:t xml:space="preserve"> estimasi keadaan optimal </w:t>
+        <w:t>Software-In-The-Loop</w:t>
+      </w:r>
+      <w:r>
+        <w:rPr>
+          <w:rFonts w:ascii="Arial" w:hAnsi="Arial"/>
+          <w:b w:val="0"/>
+          <w:sz w:val="20"/>
+        </w:rPr>
+        <w:t xml:space="preserve"> (SITL) dan </w:t>
       </w:r>
       <w:r>
         <w:rPr>
@@ -2494,15 +3059,15 @@
           <w:i/>
           <w:sz w:val="20"/>
         </w:rPr>
-        <w:t>Kalman Filter</w:t>
-      </w:r>
-      <w:r>
-        <w:rPr>
-          <w:rFonts w:ascii="Arial" w:hAnsi="Arial"/>
-          <w:b w:val="0"/>
-          <w:sz w:val="20"/>
-        </w:rPr>
-        <w:t xml:space="preserve"> dirancang dan diformulasikan baik untuk pelacakan target visual maupun estimasi keadaan hidrodinamika?</w:t>
+        <w:t>Hardware-In-The-Loop</w:t>
+      </w:r>
+      <w:r>
+        <w:rPr>
+          <w:rFonts w:ascii="Arial" w:hAnsi="Arial"/>
+          <w:b w:val="0"/>
+          <w:sz w:val="20"/>
+        </w:rPr>
+        <w:t xml:space="preserve"> (HITL)?</w:t>
       </w:r>
     </w:p>
     <w:p>
@@ -2516,21 +3081,7 @@
           <w:rFonts w:ascii="Arial" w:hAnsi="Arial"/>
           <w:sz w:val="20"/>
         </w:rPr>
-        <w:t xml:space="preserve">Secara terperinci, bagaimana penapis visual 8D diformulasikan menggunakan transisi model kinematika CWNA, pembaruan kovariansi adaptif </w:t>
-      </w:r>
-      <w:r>
-        <w:rPr>
-          <w:rFonts w:ascii="Arial" w:hAnsi="Arial"/>
-          <w:sz w:val="20"/>
-        </w:rPr>
-        <w:t>$$\mathbf{R}_k(\text{conf})$$</w:t>
-      </w:r>
-      <w:r>
-        <w:rPr>
-          <w:rFonts w:ascii="Arial" w:hAnsi="Arial"/>
-          <w:sz w:val="20"/>
-        </w:rPr>
-        <w:t xml:space="preserve">, dan penolakan pencilan jarak Mahalanobis untuk mengatasi oklusi target [2], [16], [17], [25], serta bagaimana penapis </w:t>
+        <w:t xml:space="preserve">Bagaimana korelasi dan performa kendali wahana antara pengujian lingkungan </w:t>
       </w:r>
       <w:r>
         <w:rPr>
@@ -2538,84 +3089,44 @@
           <w:i/>
           <w:sz w:val="20"/>
         </w:rPr>
-        <w:t>Extended Kalman Filter</w:t>
-      </w:r>
-      <w:r>
-        <w:rPr>
-          <w:rFonts w:ascii="Arial" w:hAnsi="Arial"/>
-          <w:sz w:val="20"/>
-        </w:rPr>
-        <w:t xml:space="preserve"> (EKF) non-linier diturunkan untuk memadukan data sensor IMU dan sensor kedalaman dengan model kinetika Fossen 6-DOF guna merekonstruksi kecepatan bodi dan mengestimasi gangguan arus laut [7], [18], [29]?</w:t>
-      </w:r>
-    </w:p>
-    <w:p>
-      <w:pPr>
-        <w:spacing w:after="60" w:line="276" w:lineRule="auto"/>
-        <w:ind w:left="567" w:hanging="340"/>
-      </w:pPr>
-      <w:r>
-        <w:rPr>
-          <w:rFonts w:ascii="Arial" w:hAnsi="Arial"/>
-          <w:b w:val="0"/>
-          <w:sz w:val="20"/>
-        </w:rPr>
-        <w:t xml:space="preserve">5.  </w:t>
-      </w:r>
-      <w:r>
-        <w:rPr>
-          <w:rFonts w:ascii="Arial" w:hAnsi="Arial"/>
-          <w:b w:val="0"/>
-          <w:sz w:val="20"/>
-        </w:rPr>
-        <w:t xml:space="preserve">Bagaimana sistem yang telah terintegrasi divalidasi melintasi arsitektur </w:t>
-      </w:r>
-      <w:r>
-        <w:rPr>
-          <w:rFonts w:ascii="Arial" w:hAnsi="Arial"/>
-          <w:b w:val="0"/>
+        <w:t>physics virtual simulation</w:t>
+      </w:r>
+      <w:r>
+        <w:rPr>
+          <w:rFonts w:ascii="Arial" w:hAnsi="Arial"/>
+          <w:sz w:val="20"/>
+        </w:rPr>
+        <w:t xml:space="preserve"> Gazebo Harmonic berbasis ROS 2 Jazzy dan </w:t>
+      </w:r>
+      <w:r>
+        <w:rPr>
+          <w:rFonts w:ascii="Arial" w:hAnsi="Arial"/>
           <w:i/>
           <w:sz w:val="20"/>
         </w:rPr>
-        <w:t>Software-In-The-Loop</w:t>
-      </w:r>
-      <w:r>
-        <w:rPr>
-          <w:rFonts w:ascii="Arial" w:hAnsi="Arial"/>
-          <w:b w:val="0"/>
-          <w:sz w:val="20"/>
-        </w:rPr>
-        <w:t xml:space="preserve"> (SITL) dan </w:t>
-      </w:r>
-      <w:r>
-        <w:rPr>
-          <w:rFonts w:ascii="Arial" w:hAnsi="Arial"/>
-          <w:b w:val="0"/>
+        <w:t>real hardware telemetry exchange execution</w:t>
+      </w:r>
+      <w:r>
+        <w:rPr>
+          <w:rFonts w:ascii="Arial" w:hAnsi="Arial"/>
+          <w:sz w:val="20"/>
+        </w:rPr>
+        <w:t xml:space="preserve"> antara modul kamera, </w:t>
+      </w:r>
+      <w:r>
+        <w:rPr>
+          <w:rFonts w:ascii="Arial" w:hAnsi="Arial"/>
           <w:i/>
           <w:sz w:val="20"/>
         </w:rPr>
-        <w:t>Hardware-In-The-Loop</w:t>
-      </w:r>
-      <w:r>
-        <w:rPr>
-          <w:rFonts w:ascii="Arial" w:hAnsi="Arial"/>
-          <w:b w:val="0"/>
-          <w:sz w:val="20"/>
-        </w:rPr>
-        <w:t xml:space="preserve"> (HITL)?</w:t>
-      </w:r>
-    </w:p>
-    <w:p>
-      <w:pPr>
-        <w:spacing w:after="80" w:line="276" w:lineRule="auto"/>
-        <w:ind w:firstLine="567"/>
-        <w:jc w:val="both"/>
-      </w:pPr>
-      <w:r>
-        <w:rPr>
-          <w:rFonts w:ascii="Arial" w:hAnsi="Arial"/>
-          <w:sz w:val="20"/>
-        </w:rPr>
-        <w:t xml:space="preserve">Bagaimana korelasi dan performa kendali wahana antara pengujian lingkungan simulasi virtual fisika Gazebo Harmonic berbasis ROS 2 Jazzy dan eksekusi pertukaran telemetri perangkat keras nyata antara modul kamera, komputer pendamping Raspberry Pi 4B, serta </w:t>
+        <w:t>companion computer</w:t>
+      </w:r>
+      <w:r>
+        <w:rPr>
+          <w:rFonts w:ascii="Arial" w:hAnsi="Arial"/>
+          <w:sz w:val="20"/>
+        </w:rPr>
+        <w:t xml:space="preserve"> Raspberry Pi 4B, serta </w:t>
       </w:r>
       <w:r>
         <w:rPr>
@@ -2649,9 +3160,9 @@
       </w:r>
       <w:r>
         <w:rPr>
-          <w:rFonts w:ascii="Consolas" w:hAnsi="Consolas"/>
-          <w:color w:val="333333"/>
-          <w:sz w:val="19"/>
+          <w:rFonts w:ascii="Arial" w:hAnsi="Arial"/>
+          <w:i/>
+          <w:sz w:val="20"/>
         </w:rPr>
         <w:t>vectored_6dof</w:t>
       </w:r>
@@ -2713,7 +3224,7 @@
           <w:b w:val="0"/>
           <w:sz w:val="20"/>
         </w:rPr>
-        <w:t xml:space="preserve">Memformulasikan dan memverifikasi secara matematis model kinematika 6-DOF lengkap dari wahana AUV </w:t>
+        <w:t xml:space="preserve">Memformulasikan dan memverifikasi secara matematis </w:t>
       </w:r>
       <w:r>
         <w:rPr>
@@ -2722,6 +3233,23 @@
           <w:i/>
           <w:sz w:val="20"/>
         </w:rPr>
+        <w:t>kinematic model</w:t>
+      </w:r>
+      <w:r>
+        <w:rPr>
+          <w:rFonts w:ascii="Arial" w:hAnsi="Arial"/>
+          <w:b w:val="0"/>
+          <w:sz w:val="20"/>
+        </w:rPr>
+        <w:t xml:space="preserve"> 6-DOF lengkap dari wahana AUV </w:t>
+      </w:r>
+      <w:r>
+        <w:rPr>
+          <w:rFonts w:ascii="Arial" w:hAnsi="Arial"/>
+          <w:b w:val="0"/>
+          <w:i/>
+          <w:sz w:val="20"/>
+        </w:rPr>
         <w:t>vectored</w:t>
       </w:r>
       <w:r>
@@ -2730,7 +3258,24 @@
           <w:b w:val="0"/>
           <w:sz w:val="20"/>
         </w:rPr>
-        <w:t xml:space="preserve"> 8-pendorong, meliputi penurunan bertahap matriks rotasi linier </w:t>
+        <w:t xml:space="preserve"> 8-pendorong, meliputi </w:t>
+      </w:r>
+      <w:r>
+        <w:rPr>
+          <w:rFonts w:ascii="Arial" w:hAnsi="Arial"/>
+          <w:b w:val="0"/>
+          <w:i/>
+          <w:sz w:val="20"/>
+        </w:rPr>
+        <w:t>step-by-step linear rotation matrix derivation</w:t>
+      </w:r>
+      <w:r>
+        <w:rPr>
+          <w:rFonts w:ascii="Arial" w:hAnsi="Arial"/>
+          <w:b w:val="0"/>
+          <w:sz w:val="20"/>
+        </w:rPr>
+        <w:t xml:space="preserve"> </w:t>
       </w:r>
       <w:r>
         <w:rPr>
@@ -2762,7 +3307,24 @@
           <w:b w:val="0"/>
           <w:sz w:val="20"/>
         </w:rPr>
-        <w:t>), inversi matriks transformasi sudut Euler (</w:t>
+        <w:t xml:space="preserve">), </w:t>
+      </w:r>
+      <w:r>
+        <w:rPr>
+          <w:rFonts w:ascii="Arial" w:hAnsi="Arial"/>
+          <w:b w:val="0"/>
+          <w:i/>
+          <w:sz w:val="20"/>
+        </w:rPr>
+        <w:t>Euler angle transformation matrix inversion</w:t>
+      </w:r>
+      <w:r>
+        <w:rPr>
+          <w:rFonts w:ascii="Arial" w:hAnsi="Arial"/>
+          <w:b w:val="0"/>
+          <w:sz w:val="20"/>
+        </w:rPr>
+        <w:t xml:space="preserve"> (</w:t>
       </w:r>
       <w:r>
         <w:rPr>
@@ -2778,7 +3340,41 @@
           <w:b w:val="0"/>
           <w:sz w:val="20"/>
         </w:rPr>
-        <w:t xml:space="preserve">), perumusan diferensial kuaternion bebas singularitas, serta pembentukan matriks Jacobian kinematika penuh </w:t>
+        <w:t xml:space="preserve">), </w:t>
+      </w:r>
+      <w:r>
+        <w:rPr>
+          <w:rFonts w:ascii="Arial" w:hAnsi="Arial"/>
+          <w:b w:val="0"/>
+          <w:i/>
+          <w:sz w:val="20"/>
+        </w:rPr>
+        <w:t>singularity-free quaternion differential formulation</w:t>
+      </w:r>
+      <w:r>
+        <w:rPr>
+          <w:rFonts w:ascii="Arial" w:hAnsi="Arial"/>
+          <w:b w:val="0"/>
+          <w:sz w:val="20"/>
+        </w:rPr>
+        <w:t xml:space="preserve">, serta pembentukan </w:t>
+      </w:r>
+      <w:r>
+        <w:rPr>
+          <w:rFonts w:ascii="Arial" w:hAnsi="Arial"/>
+          <w:b w:val="0"/>
+          <w:i/>
+          <w:sz w:val="20"/>
+        </w:rPr>
+        <w:t>kinematic Jacobian matrix</w:t>
+      </w:r>
+      <w:r>
+        <w:rPr>
+          <w:rFonts w:ascii="Arial" w:hAnsi="Arial"/>
+          <w:b w:val="0"/>
+          <w:sz w:val="20"/>
+        </w:rPr>
+        <w:t xml:space="preserve"> penuh </w:t>
       </w:r>
       <w:r>
         <w:rPr>
@@ -2816,7 +3412,7 @@
           <w:b w:val="0"/>
           <w:sz w:val="20"/>
         </w:rPr>
-        <w:t>Menurunkan dan memparameterisasi persamaan gerak dinamika non-linier 6-DOF secara utuh (</w:t>
+        <w:t xml:space="preserve">Menurunkan dan memparameterisasi </w:t>
       </w:r>
       <w:r>
         <w:rPr>
@@ -2825,15 +3421,32 @@
           <w:i/>
           <w:sz w:val="20"/>
         </w:rPr>
-        <w:t>unabridged</w:t>
-      </w:r>
-      <w:r>
-        <w:rPr>
-          <w:rFonts w:ascii="Arial" w:hAnsi="Arial"/>
-          <w:b w:val="0"/>
-          <w:sz w:val="20"/>
-        </w:rPr>
-        <w:t xml:space="preserve">) berdasarkan kerangka hidrodinamika Fossen, mengekspresikan secara eksplisit tensor massa total </w:t>
+        <w:t>nonlinear dynamics equations of motion</w:t>
+      </w:r>
+      <w:r>
+        <w:rPr>
+          <w:rFonts w:ascii="Arial" w:hAnsi="Arial"/>
+          <w:b w:val="0"/>
+          <w:sz w:val="20"/>
+        </w:rPr>
+        <w:t xml:space="preserve"> 6-DOF secara komprehensif berdasarkan kerangka hidrodinamika Fossen, mengekspresikan secara eksplisit </w:t>
+      </w:r>
+      <w:r>
+        <w:rPr>
+          <w:rFonts w:ascii="Arial" w:hAnsi="Arial"/>
+          <w:b w:val="0"/>
+          <w:i/>
+          <w:sz w:val="20"/>
+        </w:rPr>
+        <w:t>total mass matrix</w:t>
+      </w:r>
+      <w:r>
+        <w:rPr>
+          <w:rFonts w:ascii="Arial" w:hAnsi="Arial"/>
+          <w:b w:val="0"/>
+          <w:sz w:val="20"/>
+        </w:rPr>
+        <w:t xml:space="preserve"> </w:t>
       </w:r>
       <w:r>
         <w:rPr>
@@ -2849,7 +3462,24 @@
           <w:b w:val="0"/>
           <w:sz w:val="20"/>
         </w:rPr>
-        <w:t xml:space="preserve">, tensor Coriolis dan sentripetal </w:t>
+        <w:t xml:space="preserve">, matriks </w:t>
+      </w:r>
+      <w:r>
+        <w:rPr>
+          <w:rFonts w:ascii="Arial" w:hAnsi="Arial"/>
+          <w:b w:val="0"/>
+          <w:i/>
+          <w:sz w:val="20"/>
+        </w:rPr>
+        <w:t>Coriolis-centripetal</w:t>
+      </w:r>
+      <w:r>
+        <w:rPr>
+          <w:rFonts w:ascii="Arial" w:hAnsi="Arial"/>
+          <w:b w:val="0"/>
+          <w:sz w:val="20"/>
+        </w:rPr>
+        <w:t xml:space="preserve"> </w:t>
       </w:r>
       <w:r>
         <w:rPr>
@@ -2881,7 +3511,24 @@
           <w:b w:val="0"/>
           <w:sz w:val="20"/>
         </w:rPr>
-        <w:t xml:space="preserve">, tensor redaman linier dan kuadratik </w:t>
+        <w:t xml:space="preserve">, tensor </w:t>
+      </w:r>
+      <w:r>
+        <w:rPr>
+          <w:rFonts w:ascii="Arial" w:hAnsi="Arial"/>
+          <w:b w:val="0"/>
+          <w:i/>
+          <w:sz w:val="20"/>
+        </w:rPr>
+        <w:t>linear and quadratic damping</w:t>
+      </w:r>
+      <w:r>
+        <w:rPr>
+          <w:rFonts w:ascii="Arial" w:hAnsi="Arial"/>
+          <w:b w:val="0"/>
+          <w:sz w:val="20"/>
+        </w:rPr>
+        <w:t xml:space="preserve"> </w:t>
       </w:r>
       <w:r>
         <w:rPr>
@@ -2897,7 +3544,24 @@
           <w:b w:val="0"/>
           <w:sz w:val="20"/>
         </w:rPr>
-        <w:t xml:space="preserve">, serta vektor pemulih hidrostatis 6-DOF </w:t>
+        <w:t xml:space="preserve">, serta </w:t>
+      </w:r>
+      <w:r>
+        <w:rPr>
+          <w:rFonts w:ascii="Arial" w:hAnsi="Arial"/>
+          <w:b w:val="0"/>
+          <w:i/>
+          <w:sz w:val="20"/>
+        </w:rPr>
+        <w:t>hydrostatic restoring forces and moments</w:t>
+      </w:r>
+      <w:r>
+        <w:rPr>
+          <w:rFonts w:ascii="Arial" w:hAnsi="Arial"/>
+          <w:b w:val="0"/>
+          <w:sz w:val="20"/>
+        </w:rPr>
+        <w:t xml:space="preserve"> 6-DOF </w:t>
       </w:r>
       <w:r>
         <w:rPr>
@@ -2935,15 +3599,81 @@
           <w:b w:val="0"/>
           <w:sz w:val="20"/>
         </w:rPr>
-        <w:t xml:space="preserve">Mengkonstruksi matriks alokasi gaya dorong geometris </w:t>
-      </w:r>
-      <w:r>
-        <w:rPr>
-          <w:rFonts w:ascii="Arial" w:hAnsi="Arial"/>
-          <w:b w:val="0"/>
-          <w:sz w:val="20"/>
-        </w:rPr>
-        <w:t>$$6 \times 8$$</w:t>
+        <w:t xml:space="preserve">Merancang, memformulasikan, dan menguji </w:t>
+      </w:r>
+      <w:r>
+        <w:rPr>
+          <w:rFonts w:ascii="Arial" w:hAnsi="Arial"/>
+          <w:b w:val="0"/>
+          <w:i/>
+          <w:sz w:val="20"/>
+        </w:rPr>
+        <w:t>suite</w:t>
+      </w:r>
+      <w:r>
+        <w:rPr>
+          <w:rFonts w:ascii="Arial" w:hAnsi="Arial"/>
+          <w:b w:val="0"/>
+          <w:sz w:val="20"/>
+        </w:rPr>
+        <w:t xml:space="preserve"> estimasi keadaan optimal </w:t>
+      </w:r>
+      <w:r>
+        <w:rPr>
+          <w:rFonts w:ascii="Arial" w:hAnsi="Arial"/>
+          <w:b w:val="0"/>
+          <w:i/>
+          <w:sz w:val="20"/>
+        </w:rPr>
+        <w:t>Dual Kalman Filter</w:t>
+      </w:r>
+      <w:r>
+        <w:rPr>
+          <w:rFonts w:ascii="Arial" w:hAnsi="Arial"/>
+          <w:b w:val="0"/>
+          <w:sz w:val="20"/>
+        </w:rPr>
+        <w:t xml:space="preserve"> dua tahap (</w:t>
+      </w:r>
+      <w:r>
+        <w:rPr>
+          <w:rFonts w:ascii="Arial" w:hAnsi="Arial"/>
+          <w:b w:val="0"/>
+          <w:i/>
+          <w:sz w:val="20"/>
+        </w:rPr>
+        <w:t>dual-stage</w:t>
+      </w:r>
+      <w:r>
+        <w:rPr>
+          <w:rFonts w:ascii="Arial" w:hAnsi="Arial"/>
+          <w:b w:val="0"/>
+          <w:sz w:val="20"/>
+        </w:rPr>
+        <w:t>):</w:t>
+      </w:r>
+    </w:p>
+    <w:p>
+      <w:pPr>
+        <w:spacing w:after="60" w:line="276" w:lineRule="auto"/>
+        <w:ind w:left="567" w:hanging="283"/>
+      </w:pPr>
+      <w:r>
+        <w:rPr>
+          <w:rFonts w:ascii="Arial" w:hAnsi="Arial"/>
+          <w:b w:val="0"/>
+          <w:sz w:val="20"/>
+        </w:rPr>
+        <w:t xml:space="preserve">•  </w:t>
+      </w:r>
+      <w:r>
+        <w:rPr>
+          <w:rFonts w:ascii="Arial" w:hAnsi="Arial"/>
+          <w:b w:val="0"/>
+          <w:i/>
+          <w:sz w:val="20"/>
+        </w:rPr>
+        <w:t>8D Visual Target Tracking Filter</w:t>
       </w:r>
       <w:r>
         <w:rPr>
@@ -2957,65 +3687,134 @@
         <w:rPr>
           <w:rFonts w:ascii="Arial" w:hAnsi="Arial"/>
           <w:b w:val="0"/>
-          <w:sz w:val="20"/>
-        </w:rPr>
-        <w:t>$$\mathbf{T}_{6 \times 8}$$</w:t>
-      </w:r>
-      <w:r>
-        <w:rPr>
-          <w:rFonts w:ascii="Arial" w:hAnsi="Arial"/>
-          <w:b w:val="0"/>
-          <w:sz w:val="20"/>
-        </w:rPr>
-        <w:t>) dan menerapkan algoritma alokasi kendali invers semu Moore-Penrose (</w:t>
-      </w:r>
-      <w:r>
-        <w:rPr>
-          <w:rFonts w:ascii="Arial" w:hAnsi="Arial"/>
-          <w:b w:val="0"/>
-          <w:sz w:val="20"/>
-        </w:rPr>
-        <w:t>$$\mathbf{T}_{6 \times 8}^\dagger$$</w:t>
-      </w:r>
-      <w:r>
-        <w:rPr>
-          <w:rFonts w:ascii="Arial" w:hAnsi="Arial"/>
-          <w:b w:val="0"/>
-          <w:sz w:val="20"/>
-        </w:rPr>
-        <w:t xml:space="preserve">), sehingga memungkinkan pemetaan gaya kendali optimal dari vektor gaya generalisasi </w:t>
-      </w:r>
-      <w:r>
-        <w:rPr>
-          <w:rFonts w:ascii="Arial" w:hAnsi="Arial"/>
-          <w:b w:val="0"/>
-          <w:sz w:val="20"/>
-        </w:rPr>
-        <w:t>$$\boldsymbol{\tau} \in \mathbb{R}^6$$</w:t>
-      </w:r>
-      <w:r>
-        <w:rPr>
-          <w:rFonts w:ascii="Arial" w:hAnsi="Arial"/>
-          <w:b w:val="0"/>
-          <w:sz w:val="20"/>
-        </w:rPr>
-        <w:t xml:space="preserve"> ke delapan gaya pendorong individual </w:t>
-      </w:r>
-      <w:r>
-        <w:rPr>
-          <w:rFonts w:ascii="Arial" w:hAnsi="Arial"/>
-          <w:b w:val="0"/>
-          <w:sz w:val="20"/>
-        </w:rPr>
-        <w:t>$$\mathbf{f} \in \mathbb{R}^8$$</w:t>
-      </w:r>
-      <w:r>
-        <w:rPr>
-          <w:rFonts w:ascii="Arial" w:hAnsi="Arial"/>
-          <w:b w:val="0"/>
-          <w:sz w:val="20"/>
-        </w:rPr>
-        <w:t xml:space="preserve"> dengan kriteria konsumsi daya minimum [7], [21], [32].</w:t>
+          <w:i/>
+          <w:sz w:val="20"/>
+        </w:rPr>
+        <w:t>Topside Visual Target Kalman Filter</w:t>
+      </w:r>
+      <w:r>
+        <w:rPr>
+          <w:rFonts w:ascii="Arial" w:hAnsi="Arial"/>
+          <w:b w:val="0"/>
+          <w:sz w:val="20"/>
+        </w:rPr>
+        <w:t xml:space="preserve">): penapis linier diskrit 8-dimensi untuk mereduksi derau deteksi visual YOLO, mengestimasi laju perubahan area skala, serta menjembatani kehilangan deteksi saat terjadi </w:t>
+      </w:r>
+      <w:r>
+        <w:rPr>
+          <w:rFonts w:ascii="Arial" w:hAnsi="Arial"/>
+          <w:b w:val="0"/>
+          <w:i/>
+          <w:sz w:val="20"/>
+        </w:rPr>
+        <w:t>target occlusion</w:t>
+      </w:r>
+      <w:r>
+        <w:rPr>
+          <w:rFonts w:ascii="Arial" w:hAnsi="Arial"/>
+          <w:b w:val="0"/>
+          <w:sz w:val="20"/>
+        </w:rPr>
+        <w:t xml:space="preserve"> [2], [16], [17], [25].</w:t>
+      </w:r>
+    </w:p>
+    <w:p>
+      <w:pPr>
+        <w:spacing w:after="60" w:line="276" w:lineRule="auto"/>
+        <w:ind w:left="567" w:hanging="283"/>
+      </w:pPr>
+      <w:r>
+        <w:rPr>
+          <w:rFonts w:ascii="Arial" w:hAnsi="Arial"/>
+          <w:b w:val="0"/>
+          <w:sz w:val="20"/>
+        </w:rPr>
+        <w:t xml:space="preserve">•  </w:t>
+      </w:r>
+      <w:r>
+        <w:rPr>
+          <w:rFonts w:ascii="Arial" w:hAnsi="Arial"/>
+          <w:b w:val="0"/>
+          <w:i/>
+          <w:sz w:val="20"/>
+        </w:rPr>
+        <w:t>6-DOF Hydrodynamic Dynamics Estimation Filter</w:t>
+      </w:r>
+      <w:r>
+        <w:rPr>
+          <w:rFonts w:ascii="Arial" w:hAnsi="Arial"/>
+          <w:b w:val="0"/>
+          <w:sz w:val="20"/>
+        </w:rPr>
+        <w:t xml:space="preserve"> (</w:t>
+      </w:r>
+      <w:r>
+        <w:rPr>
+          <w:rFonts w:ascii="Arial" w:hAnsi="Arial"/>
+          <w:b w:val="0"/>
+          <w:i/>
+          <w:sz w:val="20"/>
+        </w:rPr>
+        <w:t>Subsea Hydrodynamic Extended Kalman Filter</w:t>
+      </w:r>
+      <w:r>
+        <w:rPr>
+          <w:rFonts w:ascii="Arial" w:hAnsi="Arial"/>
+          <w:b w:val="0"/>
+          <w:sz w:val="20"/>
+        </w:rPr>
+        <w:t xml:space="preserve">): EKF non-linier untuk melakukan </w:t>
+      </w:r>
+      <w:r>
+        <w:rPr>
+          <w:rFonts w:ascii="Arial" w:hAnsi="Arial"/>
+          <w:b w:val="0"/>
+          <w:i/>
+          <w:sz w:val="20"/>
+        </w:rPr>
+        <w:t>sensor fusion</w:t>
+      </w:r>
+      <w:r>
+        <w:rPr>
+          <w:rFonts w:ascii="Arial" w:hAnsi="Arial"/>
+          <w:b w:val="0"/>
+          <w:sz w:val="20"/>
+        </w:rPr>
+        <w:t xml:space="preserve"> terhadap data inersia IMU dan </w:t>
+      </w:r>
+      <w:r>
+        <w:rPr>
+          <w:rFonts w:ascii="Arial" w:hAnsi="Arial"/>
+          <w:b w:val="0"/>
+          <w:i/>
+          <w:sz w:val="20"/>
+        </w:rPr>
+        <w:t>depth sensor</w:t>
+      </w:r>
+      <w:r>
+        <w:rPr>
+          <w:rFonts w:ascii="Arial" w:hAnsi="Arial"/>
+          <w:b w:val="0"/>
+          <w:sz w:val="20"/>
+        </w:rPr>
+        <w:t xml:space="preserve"> dengan model dinamika Fossen 6-DOF serta mengestimasi gangguan </w:t>
+      </w:r>
+      <w:r>
+        <w:rPr>
+          <w:rFonts w:ascii="Arial" w:hAnsi="Arial"/>
+          <w:b w:val="0"/>
+          <w:i/>
+          <w:sz w:val="20"/>
+        </w:rPr>
+        <w:t>ocean current velocity</w:t>
+      </w:r>
+      <w:r>
+        <w:rPr>
+          <w:rFonts w:ascii="Arial" w:hAnsi="Arial"/>
+          <w:b w:val="0"/>
+          <w:sz w:val="20"/>
+        </w:rPr>
+        <w:t xml:space="preserve"> [7], [18], [29].</w:t>
       </w:r>
     </w:p>
     <w:p>
@@ -3037,7 +3836,7 @@
           <w:b w:val="0"/>
           <w:sz w:val="20"/>
         </w:rPr>
-        <w:t xml:space="preserve">Merancang, memformulasikan, dan menguji </w:t>
+        <w:t xml:space="preserve">Mengimplementasikan dan mengevaluasi kinerja arsitektur sistem secara terpadu melalui platform simulasi </w:t>
       </w:r>
       <w:r>
         <w:rPr>
@@ -3046,15 +3845,15 @@
           <w:i/>
           <w:sz w:val="20"/>
         </w:rPr>
-        <w:t>suite</w:t>
-      </w:r>
-      <w:r>
-        <w:rPr>
-          <w:rFonts w:ascii="Arial" w:hAnsi="Arial"/>
-          <w:b w:val="0"/>
-          <w:sz w:val="20"/>
-        </w:rPr>
-        <w:t xml:space="preserve"> estimasi keadaan optimal </w:t>
+        <w:t>Software-In-The-Loop</w:t>
+      </w:r>
+      <w:r>
+        <w:rPr>
+          <w:rFonts w:ascii="Arial" w:hAnsi="Arial"/>
+          <w:b w:val="0"/>
+          <w:sz w:val="20"/>
+        </w:rPr>
+        <w:t xml:space="preserve"> (SITL) Gazebo Harmonic/ROS 2 dan konfigurasi </w:t>
       </w:r>
       <w:r>
         <w:rPr>
@@ -3063,15 +3862,15 @@
           <w:i/>
           <w:sz w:val="20"/>
         </w:rPr>
-        <w:t>Dual Kalman Filter</w:t>
-      </w:r>
-      <w:r>
-        <w:rPr>
-          <w:rFonts w:ascii="Arial" w:hAnsi="Arial"/>
-          <w:b w:val="0"/>
-          <w:sz w:val="20"/>
-        </w:rPr>
-        <w:t xml:space="preserve"> dua tahap (</w:t>
+        <w:t>Hardware-In-The-Loop</w:t>
+      </w:r>
+      <w:r>
+        <w:rPr>
+          <w:rFonts w:ascii="Arial" w:hAnsi="Arial"/>
+          <w:b w:val="0"/>
+          <w:sz w:val="20"/>
+        </w:rPr>
+        <w:t xml:space="preserve"> (HITL), memvalidasi stabilitas pelacakan sudut orientasi (</w:t>
       </w:r>
       <w:r>
         <w:rPr>
@@ -3080,29 +3879,15 @@
           <w:i/>
           <w:sz w:val="20"/>
         </w:rPr>
-        <w:t>dual-stage</w:t>
-      </w:r>
-      <w:r>
-        <w:rPr>
-          <w:rFonts w:ascii="Arial" w:hAnsi="Arial"/>
-          <w:b w:val="0"/>
-          <w:sz w:val="20"/>
-        </w:rPr>
-        <w:t>):</w:t>
-      </w:r>
-    </w:p>
-    <w:p>
-      <w:pPr>
-        <w:spacing w:after="60" w:line="276" w:lineRule="auto"/>
-        <w:ind w:left="567" w:hanging="283"/>
-      </w:pPr>
-      <w:r>
-        <w:rPr>
-          <w:rFonts w:ascii="Arial" w:hAnsi="Arial"/>
-          <w:b w:val="0"/>
-          <w:sz w:val="20"/>
-        </w:rPr>
-        <w:t xml:space="preserve">•  </w:t>
+        <w:t>attitude</w:t>
+      </w:r>
+      <w:r>
+        <w:rPr>
+          <w:rFonts w:ascii="Arial" w:hAnsi="Arial"/>
+          <w:b w:val="0"/>
+          <w:sz w:val="20"/>
+        </w:rPr>
+        <w:t xml:space="preserve">) 6-DOF, ketahanan penjejakan target visual, serta eksekusi komputasi </w:t>
       </w:r>
       <w:r>
         <w:rPr>
@@ -3111,159 +3896,6 @@
           <w:i/>
           <w:sz w:val="20"/>
         </w:rPr>
-        <w:t>Topside Visual Target Kalman Filter</w:t>
-      </w:r>
-      <w:r>
-        <w:rPr>
-          <w:rFonts w:ascii="Arial" w:hAnsi="Arial"/>
-          <w:b w:val="0"/>
-          <w:sz w:val="20"/>
-        </w:rPr>
-        <w:t xml:space="preserve"> (</w:t>
-      </w:r>
-      <w:r>
-        <w:rPr>
-          <w:rFonts w:ascii="Consolas" w:hAnsi="Consolas"/>
-          <w:b w:val="0"/>
-          <w:sz w:val="19"/>
-        </w:rPr>
-        <w:t>AUVVisualKalmanFilter</w:t>
-      </w:r>
-      <w:r>
-        <w:rPr>
-          <w:rFonts w:ascii="Arial" w:hAnsi="Arial"/>
-          <w:b w:val="0"/>
-          <w:sz w:val="20"/>
-        </w:rPr>
-        <w:t>): Penapis linier diskrit 8-dimensi untuk mereduksi derau deteksi visual YOLO, mengestimasi laju perubahan area skala, serta menjembatani kehilangan deteksi saat terjadi oklusi target [2], [16], [17], [25].</w:t>
-      </w:r>
-    </w:p>
-    <w:p>
-      <w:pPr>
-        <w:spacing w:after="60" w:line="276" w:lineRule="auto"/>
-        <w:ind w:left="567" w:hanging="283"/>
-      </w:pPr>
-      <w:r>
-        <w:rPr>
-          <w:rFonts w:ascii="Arial" w:hAnsi="Arial"/>
-          <w:b w:val="0"/>
-          <w:sz w:val="20"/>
-        </w:rPr>
-        <w:t xml:space="preserve">•  </w:t>
-      </w:r>
-      <w:r>
-        <w:rPr>
-          <w:rFonts w:ascii="Arial" w:hAnsi="Arial"/>
-          <w:b w:val="0"/>
-          <w:i/>
-          <w:sz w:val="20"/>
-        </w:rPr>
-        <w:t>Subsea Hydrodynamic Extended Kalman Filter</w:t>
-      </w:r>
-      <w:r>
-        <w:rPr>
-          <w:rFonts w:ascii="Arial" w:hAnsi="Arial"/>
-          <w:b w:val="0"/>
-          <w:sz w:val="20"/>
-        </w:rPr>
-        <w:t xml:space="preserve"> (</w:t>
-      </w:r>
-      <w:r>
-        <w:rPr>
-          <w:rFonts w:ascii="Consolas" w:hAnsi="Consolas"/>
-          <w:b w:val="0"/>
-          <w:sz w:val="19"/>
-        </w:rPr>
-        <w:t>AUVDynamicsKalmanFilter</w:t>
-      </w:r>
-      <w:r>
-        <w:rPr>
-          <w:rFonts w:ascii="Arial" w:hAnsi="Arial"/>
-          <w:b w:val="0"/>
-          <w:sz w:val="20"/>
-        </w:rPr>
-        <w:t>): Penapis non-linier EKF untuk melakukan fusi sensor terhadap data inersia IMU dan sensor kedalaman dengan model dinamika Fossen 6-DOF serta mengestimasi gangguan kecepatan arus laut [7], [18], [29].</w:t>
-      </w:r>
-    </w:p>
-    <w:p>
-      <w:pPr>
-        <w:spacing w:after="60" w:line="276" w:lineRule="auto"/>
-        <w:ind w:left="567" w:hanging="340"/>
-      </w:pPr>
-      <w:r>
-        <w:rPr>
-          <w:rFonts w:ascii="Arial" w:hAnsi="Arial"/>
-          <w:b w:val="0"/>
-          <w:sz w:val="20"/>
-        </w:rPr>
-        <w:t xml:space="preserve">5.  </w:t>
-      </w:r>
-      <w:r>
-        <w:rPr>
-          <w:rFonts w:ascii="Arial" w:hAnsi="Arial"/>
-          <w:b w:val="0"/>
-          <w:sz w:val="20"/>
-        </w:rPr>
-        <w:t xml:space="preserve">Mengimplementasikan dan mengevaluasi kinerja arsitektur sistem secara terpadu melalui platform simulasi </w:t>
-      </w:r>
-      <w:r>
-        <w:rPr>
-          <w:rFonts w:ascii="Arial" w:hAnsi="Arial"/>
-          <w:b w:val="0"/>
-          <w:i/>
-          <w:sz w:val="20"/>
-        </w:rPr>
-        <w:t>Software-In-The-Loop</w:t>
-      </w:r>
-      <w:r>
-        <w:rPr>
-          <w:rFonts w:ascii="Arial" w:hAnsi="Arial"/>
-          <w:b w:val="0"/>
-          <w:sz w:val="20"/>
-        </w:rPr>
-        <w:t xml:space="preserve"> (SITL) Gazebo Harmonic/ROS 2 dan konfigurasi </w:t>
-      </w:r>
-      <w:r>
-        <w:rPr>
-          <w:rFonts w:ascii="Arial" w:hAnsi="Arial"/>
-          <w:b w:val="0"/>
-          <w:i/>
-          <w:sz w:val="20"/>
-        </w:rPr>
-        <w:t>Hardware-In-The-Loop</w:t>
-      </w:r>
-      <w:r>
-        <w:rPr>
-          <w:rFonts w:ascii="Arial" w:hAnsi="Arial"/>
-          <w:b w:val="0"/>
-          <w:sz w:val="20"/>
-        </w:rPr>
-        <w:t xml:space="preserve"> (HITL), memvalidasi stabilitas pelacakan sudut orientasi (</w:t>
-      </w:r>
-      <w:r>
-        <w:rPr>
-          <w:rFonts w:ascii="Arial" w:hAnsi="Arial"/>
-          <w:b w:val="0"/>
-          <w:i/>
-          <w:sz w:val="20"/>
-        </w:rPr>
-        <w:t>attitude</w:t>
-      </w:r>
-      <w:r>
-        <w:rPr>
-          <w:rFonts w:ascii="Arial" w:hAnsi="Arial"/>
-          <w:b w:val="0"/>
-          <w:sz w:val="20"/>
-        </w:rPr>
-        <w:t>) 6-DOF, ketahanan penjejakan target visual, serta eksekusi komputasi waktu nyata (</w:t>
-      </w:r>
-      <w:r>
-        <w:rPr>
-          <w:rFonts w:ascii="Arial" w:hAnsi="Arial"/>
-          <w:b w:val="0"/>
-          <w:i/>
-          <w:sz w:val="20"/>
-        </w:rPr>
         <w:t>real-time</w:t>
       </w:r>
       <w:r>
@@ -3272,7 +3904,7 @@
           <w:b w:val="0"/>
           <w:sz w:val="20"/>
         </w:rPr>
-        <w:t>) melintasi kamera, Raspberry Pi 4B, dan Pixhawk 2.4.8 berprotokol MAVLink [14], [21], [31].</w:t>
+        <w:t xml:space="preserve"> melintasi kamera, Raspberry Pi 4B, dan Pixhawk 2.4.8 berprotokol MAVLink [14], [21], [31].</w:t>
       </w:r>
     </w:p>
     <w:p>
@@ -3342,7 +3974,7 @@
           <w:b w:val="0"/>
           <w:sz w:val="20"/>
         </w:rPr>
-        <w:t xml:space="preserve"> 6-DOF berkerangka terbuka (</w:t>
+        <w:t xml:space="preserve"> 6-DOF berkerangka </w:t>
       </w:r>
       <w:r>
         <w:rPr>
@@ -3359,7 +3991,7 @@
           <w:b w:val="0"/>
           <w:sz w:val="20"/>
         </w:rPr>
-        <w:t>) dengan konfigurasi delapan motor pendorong bervektor (</w:t>
+        <w:t xml:space="preserve"> dengan konfigurasi delapan </w:t>
       </w:r>
       <w:r>
         <w:rPr>
@@ -3376,7 +4008,7 @@
           <w:b w:val="0"/>
           <w:sz w:val="20"/>
         </w:rPr>
-        <w:t xml:space="preserve">), terdiri dari 4 pendorong horizontal bersudut canting </w:t>
+        <w:t xml:space="preserve">, terdiri dari 4 pendorong horizontal bersudut canting </w:t>
       </w:r>
       <w:r>
         <w:rPr>
@@ -3463,7 +4095,7 @@
           <w:b w:val="0"/>
           <w:sz w:val="20"/>
         </w:rPr>
-        <w:t>). Aliran arus laut ambient dimodelkan sebagai vektor kecepatan horizontal berfluktuasi lambat (</w:t>
+        <w:t xml:space="preserve">). Aliran arus laut ambient dimodelkan sebagai aliran </w:t>
       </w:r>
       <w:r>
         <w:rPr>
@@ -3472,15 +4104,15 @@
           <w:i/>
           <w:sz w:val="20"/>
         </w:rPr>
-        <w:t>slowly-varying current</w:t>
-      </w:r>
-      <w:r>
-        <w:rPr>
-          <w:rFonts w:ascii="Arial" w:hAnsi="Arial"/>
-          <w:b w:val="0"/>
-          <w:sz w:val="20"/>
-        </w:rPr>
-        <w:t>) tanpa komponen pusaran lokal yang signifikan (</w:t>
+        <w:t>slowly-varying horizontal current</w:t>
+      </w:r>
+      <w:r>
+        <w:rPr>
+          <w:rFonts w:ascii="Arial" w:hAnsi="Arial"/>
+          <w:b w:val="0"/>
+          <w:sz w:val="20"/>
+        </w:rPr>
+        <w:t xml:space="preserve"> tanpa komponen pusaran lokal yang signifikan (</w:t>
       </w:r>
       <w:r>
         <w:rPr>
@@ -3505,7 +4137,7 @@
           <w:i/>
           <w:sz w:val="20"/>
         </w:rPr>
-        <w:t>free-surface wave-making resistance</w:t>
+        <w:t>wave-making resistance</w:t>
       </w:r>
       <w:r>
         <w:rPr>
@@ -3551,7 +4183,7 @@
           <w:b w:val="0"/>
           <w:sz w:val="20"/>
         </w:rPr>
-        <w:t>Parameterisasi Hidrodinamika: Parameter massa benda tegar, massa tambah fluida (</w:t>
+        <w:t xml:space="preserve">Parameterisasi Hidrodinamika: Parameter </w:t>
       </w:r>
       <w:r>
         <w:rPr>
@@ -3560,15 +4192,15 @@
           <w:i/>
           <w:sz w:val="20"/>
         </w:rPr>
-        <w:t>added mass</w:t>
-      </w:r>
-      <w:r>
-        <w:rPr>
-          <w:rFonts w:ascii="Arial" w:hAnsi="Arial"/>
-          <w:b w:val="0"/>
-          <w:sz w:val="20"/>
-        </w:rPr>
-        <w:t>), dan turunan koefisien redaman hidrodinamika (</w:t>
+        <w:t>rigid body mass</w:t>
+      </w:r>
+      <w:r>
+        <w:rPr>
+          <w:rFonts w:ascii="Arial" w:hAnsi="Arial"/>
+          <w:b w:val="0"/>
+          <w:sz w:val="20"/>
+        </w:rPr>
+        <w:t xml:space="preserve">, </w:t>
       </w:r>
       <w:r>
         <w:rPr>
@@ -3577,6 +4209,23 @@
           <w:i/>
           <w:sz w:val="20"/>
         </w:rPr>
+        <w:t>hydrodynamic added mass</w:t>
+      </w:r>
+      <w:r>
+        <w:rPr>
+          <w:rFonts w:ascii="Arial" w:hAnsi="Arial"/>
+          <w:b w:val="0"/>
+          <w:sz w:val="20"/>
+        </w:rPr>
+        <w:t xml:space="preserve">, dan </w:t>
+      </w:r>
+      <w:r>
+        <w:rPr>
+          <w:rFonts w:ascii="Arial" w:hAnsi="Arial"/>
+          <w:b w:val="0"/>
+          <w:i/>
+          <w:sz w:val="20"/>
+        </w:rPr>
         <w:t>damping derivatives</w:t>
       </w:r>
       <w:r>
@@ -3585,7 +4234,7 @@
           <w:b w:val="0"/>
           <w:sz w:val="20"/>
         </w:rPr>
-        <w:t>) diperoleh dari kombinasi data geometris CAD, teori potensial fluida (</w:t>
+        <w:t xml:space="preserve"> hidrodinamika diperoleh dari kombinasi data geometris CAD, metode </w:t>
       </w:r>
       <w:r>
         <w:rPr>
@@ -3602,7 +4251,7 @@
           <w:b w:val="0"/>
           <w:sz w:val="20"/>
         </w:rPr>
-        <w:t>), serta koefisien empiris tervalidasi PMM untuk geometri wahana kelas penampang silinder ganda dan kerangka terbuka [1], [4], [7], [21], [31], [34].</w:t>
+        <w:t>, serta koefisien empiris tervalidasi PMM untuk geometri wahana kelas penampang silinder ganda dan kerangka terbuka [1], [4], [7], [21], [31], [34].</w:t>
       </w:r>
     </w:p>
     <w:p>
@@ -3624,7 +4273,7 @@
           <w:b w:val="0"/>
           <w:sz w:val="20"/>
         </w:rPr>
-        <w:t xml:space="preserve">Asumsi Persepsi Visual dan Penapisan Kalman: Modul persepsi visual berfokus pada deteksi objek monokuler target tunggal menggunakan model </w:t>
+        <w:t xml:space="preserve">Asumsi Persepsi Visual dan </w:t>
       </w:r>
       <w:r>
         <w:rPr>
@@ -3633,6 +4282,23 @@
           <w:i/>
           <w:sz w:val="20"/>
         </w:rPr>
+        <w:t>Kalman filtering</w:t>
+      </w:r>
+      <w:r>
+        <w:rPr>
+          <w:rFonts w:ascii="Arial" w:hAnsi="Arial"/>
+          <w:b w:val="0"/>
+          <w:sz w:val="20"/>
+        </w:rPr>
+        <w:t xml:space="preserve">: Modul persepsi visual berfokus pada deteksi objek monokuler target tunggal menggunakan model </w:t>
+      </w:r>
+      <w:r>
+        <w:rPr>
+          <w:rFonts w:ascii="Arial" w:hAnsi="Arial"/>
+          <w:b w:val="0"/>
+          <w:i/>
+          <w:sz w:val="20"/>
+        </w:rPr>
         <w:t>deep learning</w:t>
       </w:r>
       <w:r>
@@ -3641,7 +4307,7 @@
           <w:b w:val="0"/>
           <w:sz w:val="20"/>
         </w:rPr>
-        <w:t xml:space="preserve"> YOLO yang telah dilatih. Dinamika target visual pada bidang proyeksi gambar 2D diasumsikan mengikuti model percepatan stokastik CWNA (</w:t>
+        <w:t xml:space="preserve"> YOLO yang telah dilatih. Dinamika target visual pada bidang proyeksi gambar 2D diasumsikan mengikuti model </w:t>
       </w:r>
       <w:r>
         <w:rPr>
@@ -3658,7 +4324,7 @@
           <w:b w:val="0"/>
           <w:sz w:val="20"/>
         </w:rPr>
-        <w:t>) [2], [16], [17], [25]. Laju perolehan citra kamera ditetapkan pada 30 FPS, sedangkan eksekusi penapis dinamika EKF subsea dan komunikasi telemetri berjalan sinkron pada frekuensi 50 Hz (</w:t>
+        <w:t xml:space="preserve"> (CWNA) [2], [16], [17], [25]. Laju perolehan citra kamera ditetapkan pada 30 FPS, sedangkan eksekusi penapis dinamika EKF subsea dan komunikasi telemetri berjalan sinkron pada frekuensi 50 Hz (</w:t>
       </w:r>
       <w:r>
         <w:rPr>
@@ -3745,7 +4411,41 @@
           <w:b w:val="0"/>
           <w:sz w:val="20"/>
         </w:rPr>
-        <w:t xml:space="preserve"> (HITL) di tangki uji air tenang laboratorium, menghubungkan modul kamera, komputer pendamping Raspberry Pi 4B (BlueOS), sensor kedalaman MS5837, </w:t>
+        <w:t xml:space="preserve"> (HITL) di tangki uji air tenang laboratorium, menghubungkan modul kamera, </w:t>
+      </w:r>
+      <w:r>
+        <w:rPr>
+          <w:rFonts w:ascii="Arial" w:hAnsi="Arial"/>
+          <w:b w:val="0"/>
+          <w:i/>
+          <w:sz w:val="20"/>
+        </w:rPr>
+        <w:t>companion computer</w:t>
+      </w:r>
+      <w:r>
+        <w:rPr>
+          <w:rFonts w:ascii="Arial" w:hAnsi="Arial"/>
+          <w:b w:val="0"/>
+          <w:sz w:val="20"/>
+        </w:rPr>
+        <w:t xml:space="preserve"> Raspberry Pi 4B (BlueOS), </w:t>
+      </w:r>
+      <w:r>
+        <w:rPr>
+          <w:rFonts w:ascii="Arial" w:hAnsi="Arial"/>
+          <w:b w:val="0"/>
+          <w:i/>
+          <w:sz w:val="20"/>
+        </w:rPr>
+        <w:t>depth sensor</w:t>
+      </w:r>
+      <w:r>
+        <w:rPr>
+          <w:rFonts w:ascii="Arial" w:hAnsi="Arial"/>
+          <w:b w:val="0"/>
+          <w:sz w:val="20"/>
+        </w:rPr>
+        <w:t xml:space="preserve"> MS5837, </w:t>
       </w:r>
       <w:r>
         <w:rPr>
@@ -3854,7 +4554,7 @@
           <w:b w:val="0"/>
           <w:sz w:val="20"/>
         </w:rPr>
-        <w:t>Menyajikan rujukan matematis komprehensif yang runtut dan tidak terpotong (</w:t>
+        <w:t xml:space="preserve">Menyajikan rujukan matematis komprehensif yang runtut dan komprehensif dalam merumuskan derivasi </w:t>
       </w:r>
       <w:r>
         <w:rPr>
@@ -3863,15 +4563,15 @@
           <w:i/>
           <w:sz w:val="20"/>
         </w:rPr>
-        <w:t>unabridged</w:t>
-      </w:r>
-      <w:r>
-        <w:rPr>
-          <w:rFonts w:ascii="Arial" w:hAnsi="Arial"/>
-          <w:b w:val="0"/>
-          <w:sz w:val="20"/>
-        </w:rPr>
-        <w:t xml:space="preserve">) dalam merumuskan derivasi </w:t>
+        <w:t>first-principles</w:t>
+      </w:r>
+      <w:r>
+        <w:rPr>
+          <w:rFonts w:ascii="Arial" w:hAnsi="Arial"/>
+          <w:b w:val="0"/>
+          <w:sz w:val="20"/>
+        </w:rPr>
+        <w:t>6-DOF kinematics</w:t>
       </w:r>
       <w:r>
         <w:rPr>
@@ -3880,24 +4580,7 @@
           <w:i/>
           <w:sz w:val="20"/>
         </w:rPr>
-        <w:t>first-principles</w:t>
-      </w:r>
-      <w:r>
-        <w:rPr>
-          <w:rFonts w:ascii="Arial" w:hAnsi="Arial"/>
-          <w:b w:val="0"/>
-          <w:sz w:val="20"/>
-        </w:rPr>
-        <w:t xml:space="preserve"> kinematika 6-DOF, dinamika fluida benda tegar 6-DOF, alokasi gaya dorong </w:t>
-      </w:r>
-      <w:r>
-        <w:rPr>
-          <w:rFonts w:ascii="Arial" w:hAnsi="Arial"/>
-          <w:b w:val="0"/>
-          <w:i/>
-          <w:sz w:val="20"/>
-        </w:rPr>
-        <w:t>over-actuated</w:t>
+        <w:t>, dinamika fluida benda tegar 6-DOF Fossen, serta formulasi</w:t>
       </w:r>
       <w:r>
         <w:rPr>
@@ -3913,15 +4596,7 @@
           <w:b w:val="0"/>
           <w:sz w:val="20"/>
         </w:rPr>
-        <w:t>$$6 \times 8$$</w:t>
-      </w:r>
-      <w:r>
-        <w:rPr>
-          <w:rFonts w:ascii="Arial" w:hAnsi="Arial"/>
-          <w:b w:val="0"/>
-          <w:sz w:val="20"/>
-        </w:rPr>
-        <w:t xml:space="preserve">, serta formulasi penapis </w:t>
+        <w:t>filter</w:t>
       </w:r>
       <w:r>
         <w:rPr>
@@ -3976,7 +4651,24 @@
           <w:b w:val="0"/>
           <w:sz w:val="20"/>
         </w:rPr>
-        <w:t xml:space="preserve"> dan peredamannya melalui alokasi gaya dorong bervektor aktif, serta diskritisasi analitis persamaan Riccati pada penapis stokastik kontinu-ke-diskrit [7], [25], [29], [34].</w:t>
+        <w:t xml:space="preserve"> dan rekonstruksinya melalui pemodelan dinamika terkopling, serta diskritisasi analitis persamaan Riccati pada </w:t>
+      </w:r>
+      <w:r>
+        <w:rPr>
+          <w:rFonts w:ascii="Arial" w:hAnsi="Arial"/>
+          <w:b w:val="0"/>
+          <w:i/>
+          <w:sz w:val="20"/>
+        </w:rPr>
+        <w:t>filter</w:t>
+      </w:r>
+      <w:r>
+        <w:rPr>
+          <w:rFonts w:ascii="Arial" w:hAnsi="Arial"/>
+          <w:b w:val="0"/>
+          <w:sz w:val="20"/>
+        </w:rPr>
+        <w:t xml:space="preserve"> stokastik kontinu-ke-diskrit [7], [25], [29], [34].</w:t>
       </w:r>
     </w:p>
     <w:p>
@@ -4020,7 +4712,7 @@
           <w:b w:val="0"/>
           <w:sz w:val="20"/>
         </w:rPr>
-        <w:t>Menghasilkan arsitektur sistem kendali dan estimasi terbuka (</w:t>
+        <w:t>Menghasilkan arsitektur sistem terbuka (</w:t>
       </w:r>
       <w:r>
         <w:rPr>
@@ -4054,7 +4746,7 @@
           <w:b w:val="0"/>
           <w:sz w:val="20"/>
         </w:rPr>
-        <w:t xml:space="preserve"> (YOLO), penapis stokastik </w:t>
+        <w:t xml:space="preserve"> (YOLO), </w:t>
       </w:r>
       <w:r>
         <w:rPr>
@@ -4063,6 +4755,23 @@
           <w:i/>
           <w:sz w:val="20"/>
         </w:rPr>
+        <w:t>filter</w:t>
+      </w:r>
+      <w:r>
+        <w:rPr>
+          <w:rFonts w:ascii="Arial" w:hAnsi="Arial"/>
+          <w:b w:val="0"/>
+          <w:sz w:val="20"/>
+        </w:rPr>
+        <w:t xml:space="preserve"> stokastik </w:t>
+      </w:r>
+      <w:r>
+        <w:rPr>
+          <w:rFonts w:ascii="Arial" w:hAnsi="Arial"/>
+          <w:b w:val="0"/>
+          <w:i/>
+          <w:sz w:val="20"/>
+        </w:rPr>
         <w:t>Kalman Filter</w:t>
       </w:r>
       <w:r>
@@ -4104,7 +4813,7 @@
           <w:b w:val="0"/>
           <w:sz w:val="20"/>
         </w:rPr>
-        <w:t xml:space="preserve"> menggunakan perangkat komputasi tepi (</w:t>
+        <w:t xml:space="preserve"> menggunakan perangkat </w:t>
       </w:r>
       <w:r>
         <w:rPr>
@@ -4121,7 +4830,7 @@
           <w:b w:val="0"/>
           <w:sz w:val="20"/>
         </w:rPr>
-        <w:t>) yang terjangkau (Raspberry Pi 4B dan Pixhawk 2.4.8) [2], [14], [21].</w:t>
+        <w:t xml:space="preserve"> yang terjangkau (Raspberry Pi 4B dan Pixhawk 2.4.8) [2], [14], [21].</w:t>
       </w:r>
     </w:p>
     <w:p>
@@ -4238,41 +4947,7 @@
           <w:b w:val="0"/>
           <w:sz w:val="20"/>
         </w:rPr>
-        <w:t>Memperkuat secara langsung peta jalan penelitian robotika bawah air (</w:t>
-      </w:r>
-      <w:r>
-        <w:rPr>
-          <w:rFonts w:ascii="Arial" w:hAnsi="Arial"/>
-          <w:b w:val="0"/>
-          <w:i/>
-          <w:sz w:val="20"/>
-        </w:rPr>
-        <w:t>underwater robotics</w:t>
-      </w:r>
-      <w:r>
-        <w:rPr>
-          <w:rFonts w:ascii="Arial" w:hAnsi="Arial"/>
-          <w:b w:val="0"/>
-          <w:sz w:val="20"/>
-        </w:rPr>
-        <w:t>) dan sistem cerdas otonom (</w:t>
-      </w:r>
-      <w:r>
-        <w:rPr>
-          <w:rFonts w:ascii="Arial" w:hAnsi="Arial"/>
-          <w:b w:val="0"/>
-          <w:i/>
-          <w:sz w:val="20"/>
-        </w:rPr>
-        <w:t>autonomous systems</w:t>
-      </w:r>
-      <w:r>
-        <w:rPr>
-          <w:rFonts w:ascii="Arial" w:hAnsi="Arial"/>
-          <w:b w:val="0"/>
-          <w:sz w:val="20"/>
-        </w:rPr>
-        <w:t>) di lingkungan Departemen Teknik Mesin, Fakultas Teknik, Universitas Hasanuddin, khususnya optimalisasi fasilitas riset Laboratorium Mekatronika dan Robotika.</w:t>
+        <w:t>Memperkuat secara langsung peta jalan penelitian robotika bawah air dan sistem otonom di lingkungan Departemen Teknik Mesin, Fakultas Teknik, Universitas Hasanuddin, khususnya optimalisasi fasilitas riset Laboratorium Mekatronika dan Robotika.</w:t>
       </w:r>
     </w:p>
     <w:p>

--- a/Thesis/docx_export/BAB_1_PENDAHULUAN.docx
+++ b/Thesis/docx_export/BAB_1_PENDAHULUAN.docx
@@ -388,7 +388,7 @@
           <w:rFonts w:ascii="Arial" w:hAnsi="Arial"/>
           <w:sz w:val="20"/>
         </w:rPr>
-        <w:t xml:space="preserve">), sedangkan </w:t>
+        <w:t xml:space="preserve">), sedangkan sudut </w:t>
       </w:r>
       <w:r>
         <w:rPr>
@@ -396,21 +396,28 @@
           <w:i/>
           <w:sz w:val="20"/>
         </w:rPr>
-        <w:t>Degrees of Freedom</w:t>
-      </w:r>
-      <w:r>
-        <w:rPr>
-          <w:rFonts w:ascii="Arial" w:hAnsi="Arial"/>
-          <w:sz w:val="20"/>
-        </w:rPr>
-        <w:t>Pitch</w:t>
-      </w:r>
-      <w:r>
-        <w:rPr>
-          <w:rFonts w:ascii="Arial" w:hAnsi="Arial"/>
-          <w:sz w:val="20"/>
-        </w:rPr>
-        <w:t xml:space="preserve"> </w:t>
+        <w:t>pitch</w:t>
+      </w:r>
+      <w:r>
+        <w:rPr>
+          <w:rFonts w:ascii="Arial" w:hAnsi="Arial"/>
+          <w:sz w:val="20"/>
+        </w:rPr>
+        <w:t xml:space="preserve"> (</w:t>
+      </w:r>
+      <w:r>
+        <w:rPr>
+          <w:rFonts w:ascii="Arial" w:hAnsi="Arial"/>
+          <w:sz w:val="20"/>
+        </w:rPr>
+        <w:t>$$\theta$$</w:t>
+      </w:r>
+      <w:r>
+        <w:rPr>
+          <w:rFonts w:ascii="Arial" w:hAnsi="Arial"/>
+          <w:sz w:val="20"/>
+        </w:rPr>
+        <w:t xml:space="preserve">) dan </w:t>
       </w:r>
       <w:r>
         <w:rPr>
@@ -418,20 +425,6 @@
           <w:i/>
           <w:sz w:val="20"/>
         </w:rPr>
-        <w:t>($$\theta$$) dan</w:t>
-      </w:r>
-      <w:r>
-        <w:rPr>
-          <w:rFonts w:ascii="Arial" w:hAnsi="Arial"/>
-          <w:sz w:val="20"/>
-        </w:rPr>
-        <w:t xml:space="preserve"> </w:t>
-      </w:r>
-      <w:r>
-        <w:rPr>
-          <w:rFonts w:ascii="Arial" w:hAnsi="Arial"/>
-          <w:sz w:val="20"/>
-        </w:rPr>
         <w:t>Roll</w:t>
       </w:r>
       <w:r>
@@ -439,7 +432,21 @@
           <w:rFonts w:ascii="Arial" w:hAnsi="Arial"/>
           <w:sz w:val="20"/>
         </w:rPr>
-        <w:t xml:space="preserve"> </w:t>
+        <w:t xml:space="preserve"> (</w:t>
+      </w:r>
+      <w:r>
+        <w:rPr>
+          <w:rFonts w:ascii="Arial" w:hAnsi="Arial"/>
+          <w:sz w:val="20"/>
+        </w:rPr>
+        <w:t>$$\phi$$</w:t>
+      </w:r>
+      <w:r>
+        <w:rPr>
+          <w:rFonts w:ascii="Arial" w:hAnsi="Arial"/>
+          <w:sz w:val="20"/>
+        </w:rPr>
+        <w:t xml:space="preserve">) sepenuhnya bersifat </w:t>
       </w:r>
       <w:r>
         <w:rPr>
@@ -447,20 +454,6 @@
           <w:i/>
           <w:sz w:val="20"/>
         </w:rPr>
-        <w:t>($$\phi$$) sepenuhnya bersifat</w:t>
-      </w:r>
-      <w:r>
-        <w:rPr>
-          <w:rFonts w:ascii="Arial" w:hAnsi="Arial"/>
-          <w:sz w:val="20"/>
-        </w:rPr>
-        <w:t xml:space="preserve"> </w:t>
-      </w:r>
-      <w:r>
-        <w:rPr>
-          <w:rFonts w:ascii="Arial" w:hAnsi="Arial"/>
-          <w:sz w:val="20"/>
-        </w:rPr>
         <w:t>unactuated</w:t>
       </w:r>
       <w:r>
@@ -468,7 +461,7 @@
           <w:rFonts w:ascii="Arial" w:hAnsi="Arial"/>
           <w:sz w:val="20"/>
         </w:rPr>
-        <w:t xml:space="preserve"> </w:t>
+        <w:t xml:space="preserve"> [3], [21], [31]. Pada sistem </w:t>
       </w:r>
       <w:r>
         <w:rPr>
@@ -476,20 +469,6 @@
           <w:i/>
           <w:sz w:val="20"/>
         </w:rPr>
-        <w:t>[3], [21], [31]. Pada sistem</w:t>
-      </w:r>
-      <w:r>
-        <w:rPr>
-          <w:rFonts w:ascii="Arial" w:hAnsi="Arial"/>
-          <w:sz w:val="20"/>
-        </w:rPr>
-        <w:t xml:space="preserve"> </w:t>
-      </w:r>
-      <w:r>
-        <w:rPr>
-          <w:rFonts w:ascii="Arial" w:hAnsi="Arial"/>
-          <w:sz w:val="20"/>
-        </w:rPr>
         <w:t>underactuated</w:t>
       </w:r>
       <w:r>
@@ -497,7 +476,7 @@
           <w:rFonts w:ascii="Arial" w:hAnsi="Arial"/>
           <w:sz w:val="20"/>
         </w:rPr>
-        <w:t xml:space="preserve"> </w:t>
+        <w:t xml:space="preserve"> ini, stabilitas sudut </w:t>
       </w:r>
       <w:r>
         <w:rPr>
@@ -505,20 +484,6 @@
           <w:i/>
           <w:sz w:val="20"/>
         </w:rPr>
-        <w:t>ini, stabilitas sudut</w:t>
-      </w:r>
-      <w:r>
-        <w:rPr>
-          <w:rFonts w:ascii="Arial" w:hAnsi="Arial"/>
-          <w:sz w:val="20"/>
-        </w:rPr>
-        <w:t xml:space="preserve"> </w:t>
-      </w:r>
-      <w:r>
-        <w:rPr>
-          <w:rFonts w:ascii="Arial" w:hAnsi="Arial"/>
-          <w:sz w:val="20"/>
-        </w:rPr>
         <w:t>pitch</w:t>
       </w:r>
       <w:r>
@@ -526,7 +491,7 @@
           <w:rFonts w:ascii="Arial" w:hAnsi="Arial"/>
           <w:sz w:val="20"/>
         </w:rPr>
-        <w:t xml:space="preserve"> </w:t>
+        <w:t xml:space="preserve"> dan </w:t>
       </w:r>
       <w:r>
         <w:rPr>
@@ -534,20 +499,6 @@
           <w:i/>
           <w:sz w:val="20"/>
         </w:rPr>
-        <w:t>dan</w:t>
-      </w:r>
-      <w:r>
-        <w:rPr>
-          <w:rFonts w:ascii="Arial" w:hAnsi="Arial"/>
-          <w:sz w:val="20"/>
-        </w:rPr>
-        <w:t xml:space="preserve"> </w:t>
-      </w:r>
-      <w:r>
-        <w:rPr>
-          <w:rFonts w:ascii="Arial" w:hAnsi="Arial"/>
-          <w:sz w:val="20"/>
-        </w:rPr>
         <w:t>roll</w:t>
       </w:r>
       <w:r>
@@ -555,7 +506,7 @@
           <w:rFonts w:ascii="Arial" w:hAnsi="Arial"/>
           <w:sz w:val="20"/>
         </w:rPr>
-        <w:t xml:space="preserve"> </w:t>
+        <w:t xml:space="preserve"> diserahkan sepenuhnya pada momen pemulih metasentris pasif yang dibentuk oleh pemisahan vertikal antara titik pusat apung (</w:t>
       </w:r>
       <w:r>
         <w:rPr>
@@ -563,13 +514,6 @@
           <w:i/>
           <w:sz w:val="20"/>
         </w:rPr>
-        <w:t>diserahkan sepenuhnya pada momen pemulih metasentris pasif yang dibentuk oleh pemisahan vertikal antara titik pusat apung (</w:t>
-      </w:r>
-      <w:r>
-        <w:rPr>
-          <w:rFonts w:ascii="Arial" w:hAnsi="Arial"/>
-          <w:sz w:val="20"/>
-        </w:rPr>
         <w:t>Center of Buoyancy</w:t>
       </w:r>
       <w:r>
@@ -577,7 +521,21 @@
           <w:rFonts w:ascii="Arial" w:hAnsi="Arial"/>
           <w:sz w:val="20"/>
         </w:rPr>
-        <w:t xml:space="preserve"> </w:t>
+        <w:t xml:space="preserve"> / CB, </w:t>
+      </w:r>
+      <w:r>
+        <w:rPr>
+          <w:rFonts w:ascii="Arial" w:hAnsi="Arial"/>
+          <w:sz w:val="20"/>
+        </w:rPr>
+        <w:t>$$\mathbf{r}_b$$</w:t>
+      </w:r>
+      <w:r>
+        <w:rPr>
+          <w:rFonts w:ascii="Arial" w:hAnsi="Arial"/>
+          <w:sz w:val="20"/>
+        </w:rPr>
+        <w:t>) dan titik pusat massa gravitasi (</w:t>
       </w:r>
       <w:r>
         <w:rPr>
@@ -585,14 +543,14 @@
           <w:i/>
           <w:sz w:val="20"/>
         </w:rPr>
-        <w:t>/ CB, $$\mathbf{r}_b$$) dan titik pusat massa gravitasi (</w:t>
-      </w:r>
-      <w:r>
-        <w:rPr>
-          <w:rFonts w:ascii="Arial" w:hAnsi="Arial"/>
-          <w:sz w:val="20"/>
-        </w:rPr>
-        <w:t xml:space="preserve">Center of Gravity / CG, </w:t>
+        <w:t>Center of Gravity</w:t>
+      </w:r>
+      <w:r>
+        <w:rPr>
+          <w:rFonts w:ascii="Arial" w:hAnsi="Arial"/>
+          <w:sz w:val="20"/>
+        </w:rPr>
+        <w:t xml:space="preserve"> / CG, </w:t>
       </w:r>
       <w:r>
         <w:rPr>
